--- a/Shahzaib_CV.docx
+++ b/Shahzaib_CV.docx
@@ -91,7 +91,7 @@
                 <w:szCs w:val="20"/>
               </w:rPr>
             </w:pPr>
-            <w:hyperlink r:id="rId7" w:history="1">
+            <w:hyperlink r:id="rId8" w:history="1">
               <w:r>
                 <w:rPr>
                   <w:rStyle w:val="Hyperlink"/>
@@ -130,7 +130,7 @@
                 <w:color w:val="auto"/>
               </w:rPr>
             </w:pPr>
-            <w:hyperlink r:id="rId8" w:history="1">
+            <w:hyperlink r:id="rId9" w:history="1">
               <w:r>
                 <w:rPr>
                   <w:rStyle w:val="Hyperlink"/>
@@ -172,7 +172,7 @@
                 <w:t>edu</w:t>
               </w:r>
             </w:hyperlink>
-            <w:hyperlink r:id="rId9" w:history="1"/>
+            <w:hyperlink r:id="rId10" w:history="1"/>
           </w:p>
         </w:tc>
         <w:tc>
@@ -195,7 +195,7 @@
                 <w:szCs w:val="20"/>
               </w:rPr>
             </w:pPr>
-            <w:hyperlink r:id="rId10" w:history="1">
+            <w:hyperlink r:id="rId11" w:history="1">
               <w:r>
                 <w:rPr>
                   <w:rStyle w:val="Hyperlink"/>
@@ -248,7 +248,7 @@
                   <wp:extent cx="114300" cy="113792"/>
                   <wp:effectExtent l="0" t="0" r="0" b="635"/>
                   <wp:docPr id="1709502159" name="Picture 11" descr="A blue and black logo&#10;&#10;Description automatically generated">
-                    <a:hlinkClick xmlns:a="http://schemas.openxmlformats.org/drawingml/2006/main" r:id="rId11"/>
+                    <a:hlinkClick xmlns:a="http://schemas.openxmlformats.org/drawingml/2006/main" r:id="rId12"/>
                   </wp:docPr>
                   <wp:cNvGraphicFramePr>
                     <a:graphicFrameLocks xmlns:a="http://schemas.openxmlformats.org/drawingml/2006/main" noChangeAspect="1"/>
@@ -258,12 +258,12 @@
                       <pic:pic xmlns:pic="http://schemas.openxmlformats.org/drawingml/2006/picture">
                         <pic:nvPicPr>
                           <pic:cNvPr id="1709502159" name="Picture 11" descr="A blue and black logo&#10;&#10;Description automatically generated">
-                            <a:hlinkClick r:id="rId11"/>
+                            <a:hlinkClick r:id="rId12"/>
                           </pic:cNvPr>
                           <pic:cNvPicPr/>
                         </pic:nvPicPr>
                         <pic:blipFill rotWithShape="1">
-                          <a:blip r:embed="rId12" cstate="print">
+                          <a:blip r:embed="rId13" cstate="print">
                             <a:extLst>
                               <a:ext uri="{28A0092B-C50C-407E-A947-70E740481C1C}">
                                 <a14:useLocalDpi xmlns:a14="http://schemas.microsoft.com/office/drawing/2010/main" val="0"/>
@@ -312,7 +312,7 @@
                   <wp:extent cx="139700" cy="124483"/>
                   <wp:effectExtent l="0" t="0" r="0" b="8890"/>
                   <wp:docPr id="272824844" name="Picture 10" descr="Github Logo - Free social media icons">
-                    <a:hlinkClick xmlns:a="http://schemas.openxmlformats.org/drawingml/2006/main" r:id="rId13"/>
+                    <a:hlinkClick xmlns:a="http://schemas.openxmlformats.org/drawingml/2006/main" r:id="rId14"/>
                   </wp:docPr>
                   <wp:cNvGraphicFramePr>
                     <a:graphicFrameLocks xmlns:a="http://schemas.openxmlformats.org/drawingml/2006/main" noChangeAspect="1"/>
@@ -322,14 +322,14 @@
                       <pic:pic xmlns:pic="http://schemas.openxmlformats.org/drawingml/2006/picture">
                         <pic:nvPicPr>
                           <pic:cNvPr id="272824844" name="Picture 10" descr="Github Logo - Free social media icons">
-                            <a:hlinkClick r:id="rId13"/>
+                            <a:hlinkClick r:id="rId14"/>
                           </pic:cNvPr>
                           <pic:cNvPicPr>
                             <a:picLocks noChangeAspect="1" noChangeArrowheads="1"/>
                           </pic:cNvPicPr>
                         </pic:nvPicPr>
                         <pic:blipFill>
-                          <a:blip r:embed="rId14" cstate="print">
+                          <a:blip r:embed="rId15" cstate="print">
                             <a:extLst>
                               <a:ext uri="{28A0092B-C50C-407E-A947-70E740481C1C}">
                                 <a14:useLocalDpi xmlns:a14="http://schemas.microsoft.com/office/drawing/2010/main" val="0"/>
@@ -387,7 +387,7 @@
                   <wp:extent cx="114300" cy="114300"/>
                   <wp:effectExtent l="0" t="0" r="0" b="0"/>
                   <wp:docPr id="397746679" name="Picture 9" descr="A blue square and a blue circle&#10;&#10;Description automatically generated with medium confidence">
-                    <a:hlinkClick xmlns:a="http://schemas.openxmlformats.org/drawingml/2006/main" r:id="rId15"/>
+                    <a:hlinkClick xmlns:a="http://schemas.openxmlformats.org/drawingml/2006/main" r:id="rId16"/>
                   </wp:docPr>
                   <wp:cNvGraphicFramePr>
                     <a:graphicFrameLocks xmlns:a="http://schemas.openxmlformats.org/drawingml/2006/main" noChangeAspect="1"/>
@@ -397,12 +397,12 @@
                       <pic:pic xmlns:pic="http://schemas.openxmlformats.org/drawingml/2006/picture">
                         <pic:nvPicPr>
                           <pic:cNvPr id="397746679" name="Picture 9" descr="A blue square and a blue circle&#10;&#10;Description automatically generated with medium confidence">
-                            <a:hlinkClick r:id="rId15"/>
+                            <a:hlinkClick r:id="rId16"/>
                           </pic:cNvPr>
                           <pic:cNvPicPr/>
                         </pic:nvPicPr>
                         <pic:blipFill>
-                          <a:blip r:embed="rId16" cstate="print">
+                          <a:blip r:embed="rId17" cstate="print">
                             <a:extLst>
                               <a:ext uri="{28A0092B-C50C-407E-A947-70E740481C1C}">
                                 <a14:useLocalDpi xmlns:a14="http://schemas.microsoft.com/office/drawing/2010/main" val="0"/>
@@ -455,7 +455,7 @@
                   <wp:extent cx="117764" cy="117764"/>
                   <wp:effectExtent l="0" t="0" r="0" b="0"/>
                   <wp:docPr id="81768284" name="Picture 10" descr="A green circle with white letters&#10;&#10;Description automatically generated">
-                    <a:hlinkClick xmlns:a="http://schemas.openxmlformats.org/drawingml/2006/main" r:id="rId17"/>
+                    <a:hlinkClick xmlns:a="http://schemas.openxmlformats.org/drawingml/2006/main" r:id="rId18"/>
                   </wp:docPr>
                   <wp:cNvGraphicFramePr>
                     <a:graphicFrameLocks xmlns:a="http://schemas.openxmlformats.org/drawingml/2006/main" noChangeAspect="1"/>
@@ -465,12 +465,12 @@
                       <pic:pic xmlns:pic="http://schemas.openxmlformats.org/drawingml/2006/picture">
                         <pic:nvPicPr>
                           <pic:cNvPr id="81768284" name="Picture 10" descr="A green circle with white letters&#10;&#10;Description automatically generated">
-                            <a:hlinkClick r:id="rId17"/>
+                            <a:hlinkClick r:id="rId18"/>
                           </pic:cNvPr>
                           <pic:cNvPicPr/>
                         </pic:nvPicPr>
                         <pic:blipFill>
-                          <a:blip r:embed="rId18" cstate="print">
+                          <a:blip r:embed="rId19" cstate="print">
                             <a:extLst>
                               <a:ext uri="{28A0092B-C50C-407E-A947-70E740481C1C}">
                                 <a14:useLocalDpi xmlns:a14="http://schemas.microsoft.com/office/drawing/2010/main" val="0"/>
@@ -932,7 +932,7 @@
         </w:rPr>
         <w:t xml:space="preserve">. </w:t>
       </w:r>
-      <w:hyperlink r:id="rId19" w:history="1">
+      <w:hyperlink r:id="rId20" w:history="1">
         <w:r>
           <w:rPr>
             <w:rStyle w:val="Hyperlink"/>
@@ -1087,7 +1087,21 @@
           <w:rFonts w:ascii="Times New Roman" w:eastAsia="Arial" w:hAnsi="Times New Roman" w:cs="Times New Roman"/>
           <w:color w:val="000000"/>
         </w:rPr>
-        <w:t>Authored/co-authored 13 peer-reviewed publications (published or under review)</w:t>
+        <w:t>Authored/co-authored 1</w:t>
+      </w:r>
+      <w:r>
+        <w:rPr>
+          <w:rFonts w:ascii="Times New Roman" w:eastAsia="Arial" w:hAnsi="Times New Roman" w:cs="Times New Roman"/>
+          <w:color w:val="000000"/>
+        </w:rPr>
+        <w:t>4</w:t>
+      </w:r>
+      <w:r>
+        <w:rPr>
+          <w:rFonts w:ascii="Times New Roman" w:eastAsia="Arial" w:hAnsi="Times New Roman" w:cs="Times New Roman"/>
+          <w:color w:val="000000"/>
+        </w:rPr>
+        <w:t xml:space="preserve"> peer-reviewed publications (published or under review)</w:t>
       </w:r>
     </w:p>
     <w:p>
@@ -1242,7 +1256,7 @@
         </w:rPr>
         <w:t xml:space="preserve"> Related </w:t>
       </w:r>
-      <w:hyperlink r:id="rId20" w:history="1">
+      <w:hyperlink r:id="rId21" w:history="1">
         <w:r>
           <w:rPr>
             <w:rFonts w:ascii="Times New Roman" w:eastAsia="Arial" w:hAnsi="Times New Roman" w:cs="Times New Roman"/>
@@ -1276,8 +1290,6 @@
           <w:szCs w:val="26"/>
         </w:rPr>
       </w:pPr>
-      <w:proofErr w:type="spellStart"/>
-      <w:proofErr w:type="gramStart"/>
       <w:r>
         <w:rPr>
           <w:rFonts w:ascii="Times New Roman" w:eastAsia="MS Gothic" w:hAnsi="Times New Roman" w:cs="Times New Roman"/>
@@ -1296,8 +1308,6 @@
         </w:rPr>
         <w:t>.Tech</w:t>
       </w:r>
-      <w:proofErr w:type="spellEnd"/>
-      <w:proofErr w:type="gramEnd"/>
       <w:r>
         <w:rPr>
           <w:rFonts w:ascii="Times New Roman" w:eastAsia="MS Gothic" w:hAnsi="Times New Roman" w:cs="Times New Roman"/>
@@ -1559,16 +1569,7 @@
           <w:color w:val="191919"/>
           <w:szCs w:val="26"/>
         </w:rPr>
-        <w:t>Ronald and Mary Nece</w:t>
-      </w:r>
-      <w:r>
-        <w:rPr>
-          <w:rFonts w:ascii="Times New Roman" w:eastAsia="MS Gothic" w:hAnsi="Times New Roman" w:cs="Times New Roman"/>
-          <w:b/>
-          <w:color w:val="191919"/>
-          <w:szCs w:val="26"/>
-        </w:rPr>
-        <w:t xml:space="preserve"> Award</w:t>
+        <w:t>Ronald and Mary Nece Award</w:t>
       </w:r>
       <w:r>
         <w:rPr>
@@ -1780,16 +1781,16 @@
           <w:color w:val="191919"/>
           <w:szCs w:val="26"/>
         </w:rPr>
-        <w:t>Appreciation Award</w:t>
-      </w:r>
-      <w:r>
-        <w:rPr>
-          <w:rFonts w:ascii="Times New Roman" w:eastAsia="MS Gothic" w:hAnsi="Times New Roman" w:cs="Times New Roman"/>
-          <w:b/>
+        <w:t>Appreciation Award:</w:t>
+      </w:r>
+      <w:r>
+        <w:rPr>
+          <w:rFonts w:ascii="Times New Roman" w:eastAsia="MS Gothic" w:hAnsi="Times New Roman" w:cs="Times New Roman"/>
+          <w:bCs/>
           <w:color w:val="191919"/>
           <w:szCs w:val="26"/>
         </w:rPr>
-        <w:t>:</w:t>
+        <w:t xml:space="preserve"> </w:t>
       </w:r>
       <w:r>
         <w:rPr>
@@ -1798,6 +1799,26 @@
           <w:color w:val="191919"/>
           <w:szCs w:val="26"/>
         </w:rPr>
+        <w:t xml:space="preserve">From </w:t>
+      </w:r>
+      <w:r>
+        <w:rPr>
+          <w:rFonts w:ascii="Times New Roman" w:eastAsia="MS Gothic" w:hAnsi="Times New Roman" w:cs="Times New Roman"/>
+          <w:bCs/>
+          <w:i/>
+          <w:iCs/>
+          <w:color w:val="191919"/>
+          <w:szCs w:val="26"/>
+        </w:rPr>
+        <w:t>Bangladesh Water Development Board</w:t>
+      </w:r>
+      <w:r>
+        <w:rPr>
+          <w:rFonts w:ascii="Times New Roman" w:eastAsia="MS Gothic" w:hAnsi="Times New Roman" w:cs="Times New Roman"/>
+          <w:bCs/>
+          <w:color w:val="191919"/>
+          <w:szCs w:val="26"/>
+        </w:rPr>
         <w:t xml:space="preserve"> </w:t>
       </w:r>
       <w:r>
@@ -1807,38 +1828,9 @@
           <w:color w:val="191919"/>
           <w:szCs w:val="26"/>
         </w:rPr>
-        <w:t xml:space="preserve">From </w:t>
-      </w:r>
-      <w:r>
-        <w:rPr>
-          <w:rFonts w:ascii="Times New Roman" w:eastAsia="MS Gothic" w:hAnsi="Times New Roman" w:cs="Times New Roman"/>
-          <w:bCs/>
-          <w:i/>
-          <w:iCs/>
-          <w:color w:val="191919"/>
-          <w:szCs w:val="26"/>
-        </w:rPr>
-        <w:t>Bangladesh Water Development Board</w:t>
-      </w:r>
-      <w:r>
-        <w:rPr>
-          <w:rFonts w:ascii="Times New Roman" w:eastAsia="MS Gothic" w:hAnsi="Times New Roman" w:cs="Times New Roman"/>
-          <w:bCs/>
-          <w:color w:val="191919"/>
-          <w:szCs w:val="26"/>
-        </w:rPr>
-        <w:t xml:space="preserve"> </w:t>
-      </w:r>
-      <w:r>
-        <w:rPr>
-          <w:rFonts w:ascii="Times New Roman" w:eastAsia="MS Gothic" w:hAnsi="Times New Roman" w:cs="Times New Roman"/>
-          <w:bCs/>
-          <w:color w:val="191919"/>
-          <w:szCs w:val="26"/>
-        </w:rPr>
         <w:t xml:space="preserve">for training on utilizing SWOT satellite data for water resource management, </w:t>
       </w:r>
-      <w:hyperlink r:id="rId21" w:history="1">
+      <w:hyperlink r:id="rId22" w:history="1">
         <w:r>
           <w:rPr>
             <w:rStyle w:val="Hyperlink"/>
@@ -1927,16 +1919,7 @@
           <w:color w:val="191919"/>
           <w:szCs w:val="26"/>
         </w:rPr>
-        <w:t>Appreciation Award</w:t>
-      </w:r>
-      <w:r>
-        <w:rPr>
-          <w:rFonts w:ascii="Times New Roman" w:eastAsia="MS Gothic" w:hAnsi="Times New Roman" w:cs="Times New Roman"/>
-          <w:b/>
-          <w:color w:val="191919"/>
-          <w:szCs w:val="26"/>
-        </w:rPr>
-        <w:t>:</w:t>
+        <w:t>Appreciation Award:</w:t>
       </w:r>
       <w:r>
         <w:rPr>
@@ -2379,57 +2362,154 @@
       <w:r>
         <w:rPr>
           <w:rFonts w:ascii="Times New Roman" w:eastAsia="Arial" w:hAnsi="Times New Roman" w:cs="Times New Roman"/>
-          <w:b/>
-          <w:bCs/>
-          <w:color w:val="000000"/>
-        </w:rPr>
-        <w:t xml:space="preserve">S. Khan, </w:t>
-      </w:r>
-      <w:r>
-        <w:rPr>
-          <w:rFonts w:ascii="Times New Roman" w:eastAsia="Arial" w:hAnsi="Times New Roman" w:cs="Times New Roman"/>
-          <w:color w:val="000000"/>
-        </w:rPr>
-        <w:t>Y</w:t>
-      </w:r>
-      <w:r>
-        <w:rPr>
-          <w:rFonts w:ascii="Times New Roman" w:eastAsia="Arial" w:hAnsi="Times New Roman" w:cs="Times New Roman"/>
-          <w:color w:val="000000"/>
-        </w:rPr>
-        <w:t xml:space="preserve">. </w:t>
-      </w:r>
-      <w:r>
-        <w:rPr>
-          <w:rFonts w:ascii="Times New Roman" w:eastAsia="Arial" w:hAnsi="Times New Roman" w:cs="Times New Roman"/>
-          <w:color w:val="000000"/>
-        </w:rPr>
-        <w:t>O</w:t>
-      </w:r>
-      <w:r>
-        <w:rPr>
-          <w:rFonts w:ascii="Times New Roman" w:eastAsia="Arial" w:hAnsi="Times New Roman" w:cs="Times New Roman"/>
-          <w:color w:val="000000"/>
-        </w:rPr>
-        <w:t xml:space="preserve">. </w:t>
-      </w:r>
-      <w:r>
-        <w:rPr>
-          <w:rFonts w:ascii="Times New Roman" w:eastAsia="Arial" w:hAnsi="Times New Roman" w:cs="Times New Roman"/>
-          <w:color w:val="000000"/>
-        </w:rPr>
-        <w:t>Wang</w:t>
-      </w:r>
-      <w:r>
-        <w:rPr>
-          <w:rFonts w:ascii="Times New Roman" w:eastAsia="Arial" w:hAnsi="Times New Roman" w:cs="Times New Roman"/>
-          <w:color w:val="000000"/>
-        </w:rPr>
-        <w:t xml:space="preserve">, </w:t>
-      </w:r>
-      <w:r>
-        <w:rPr>
-          <w:rFonts w:ascii="Times New Roman" w:eastAsia="Arial" w:hAnsi="Times New Roman" w:cs="Times New Roman"/>
+          <w:color w:val="000000"/>
+        </w:rPr>
+        <w:t>M</w:t>
+      </w:r>
+      <w:r>
+        <w:rPr>
+          <w:rFonts w:ascii="Times New Roman" w:eastAsia="Arial" w:hAnsi="Times New Roman" w:cs="Times New Roman"/>
+          <w:color w:val="000000"/>
+        </w:rPr>
+        <w:t>.</w:t>
+      </w:r>
+      <w:r>
+        <w:rPr>
+          <w:rFonts w:ascii="Times New Roman" w:eastAsia="Arial" w:hAnsi="Times New Roman" w:cs="Times New Roman"/>
+          <w:color w:val="000000"/>
+        </w:rPr>
+        <w:t xml:space="preserve"> Sharma, F</w:t>
+      </w:r>
+      <w:r>
+        <w:rPr>
+          <w:rFonts w:ascii="Times New Roman" w:eastAsia="Arial" w:hAnsi="Times New Roman" w:cs="Times New Roman"/>
+          <w:color w:val="000000"/>
+        </w:rPr>
+        <w:t>.</w:t>
+      </w:r>
+      <w:r>
+        <w:rPr>
+          <w:rFonts w:ascii="Times New Roman" w:eastAsia="Arial" w:hAnsi="Times New Roman" w:cs="Times New Roman"/>
+          <w:color w:val="000000"/>
+        </w:rPr>
+        <w:t xml:space="preserve"> Hossain, S</w:t>
+      </w:r>
+      <w:r>
+        <w:rPr>
+          <w:rFonts w:ascii="Times New Roman" w:eastAsia="Arial" w:hAnsi="Times New Roman" w:cs="Times New Roman"/>
+          <w:color w:val="000000"/>
+        </w:rPr>
+        <w:t>.</w:t>
+      </w:r>
+      <w:r>
+        <w:rPr>
+          <w:rFonts w:ascii="Times New Roman" w:eastAsia="Arial" w:hAnsi="Times New Roman" w:cs="Times New Roman"/>
+          <w:color w:val="000000"/>
+        </w:rPr>
+        <w:t xml:space="preserve"> Suresh, T</w:t>
+      </w:r>
+      <w:r>
+        <w:rPr>
+          <w:rFonts w:ascii="Times New Roman" w:eastAsia="Arial" w:hAnsi="Times New Roman" w:cs="Times New Roman"/>
+          <w:color w:val="000000"/>
+        </w:rPr>
+        <w:t>.</w:t>
+      </w:r>
+      <w:r>
+        <w:rPr>
+          <w:rFonts w:ascii="Times New Roman" w:eastAsia="Arial" w:hAnsi="Times New Roman" w:cs="Times New Roman"/>
+          <w:color w:val="000000"/>
+        </w:rPr>
+        <w:t xml:space="preserve"> Pavelsky, S</w:t>
+      </w:r>
+      <w:r>
+        <w:rPr>
+          <w:rFonts w:ascii="Times New Roman" w:eastAsia="Arial" w:hAnsi="Times New Roman" w:cs="Times New Roman"/>
+          <w:color w:val="000000"/>
+        </w:rPr>
+        <w:t>.</w:t>
+      </w:r>
+      <w:r>
+        <w:rPr>
+          <w:rFonts w:ascii="Times New Roman" w:eastAsia="Arial" w:hAnsi="Times New Roman" w:cs="Times New Roman"/>
+          <w:color w:val="000000"/>
+        </w:rPr>
+        <w:t xml:space="preserve"> Minocha</w:t>
+      </w:r>
+      <w:r>
+        <w:rPr>
+          <w:rFonts w:ascii="Times New Roman" w:eastAsia="Arial" w:hAnsi="Times New Roman" w:cs="Times New Roman"/>
+          <w:color w:val="000000"/>
+        </w:rPr>
+        <w:t>,</w:t>
+      </w:r>
+      <w:r>
+        <w:rPr>
+          <w:rFonts w:ascii="Times New Roman" w:eastAsia="Arial" w:hAnsi="Times New Roman" w:cs="Times New Roman"/>
+          <w:color w:val="000000"/>
+        </w:rPr>
+        <w:t xml:space="preserve"> and </w:t>
+      </w:r>
+      <w:r>
+        <w:rPr>
+          <w:rFonts w:ascii="Times New Roman" w:eastAsia="Arial" w:hAnsi="Times New Roman" w:cs="Times New Roman"/>
+          <w:b/>
+          <w:bCs/>
+          <w:color w:val="000000"/>
+        </w:rPr>
+        <w:t>S</w:t>
+      </w:r>
+      <w:r>
+        <w:rPr>
+          <w:rFonts w:ascii="Times New Roman" w:eastAsia="Arial" w:hAnsi="Times New Roman" w:cs="Times New Roman"/>
+          <w:b/>
+          <w:bCs/>
+          <w:color w:val="000000"/>
+        </w:rPr>
+        <w:t>.</w:t>
+      </w:r>
+      <w:r>
+        <w:rPr>
+          <w:rFonts w:ascii="Times New Roman" w:eastAsia="Arial" w:hAnsi="Times New Roman" w:cs="Times New Roman"/>
+          <w:b/>
+          <w:bCs/>
+          <w:color w:val="000000"/>
+        </w:rPr>
+        <w:t xml:space="preserve"> Khan</w:t>
+      </w:r>
+      <w:r>
+        <w:rPr>
+          <w:rFonts w:ascii="Times New Roman" w:eastAsia="Arial" w:hAnsi="Times New Roman" w:cs="Times New Roman"/>
+          <w:color w:val="000000"/>
+        </w:rPr>
+        <w:t xml:space="preserve"> (2026).</w:t>
+      </w:r>
+      <w:r>
+        <w:rPr>
+          <w:rFonts w:ascii="Times New Roman" w:eastAsia="Arial" w:hAnsi="Times New Roman" w:cs="Times New Roman"/>
+          <w:color w:val="000000"/>
+        </w:rPr>
+        <w:t xml:space="preserve"> </w:t>
+      </w:r>
+      <w:r>
+        <w:rPr>
+          <w:rFonts w:ascii="Times New Roman" w:eastAsia="Arial" w:hAnsi="Times New Roman" w:cs="Times New Roman"/>
+          <w:color w:val="000000"/>
+        </w:rPr>
+        <w:t>How Well Can the Surface Water and Ocean Topography (SWOT) Satellite Mission Observe Irrigation Canals of the Asian Green Revolution?</w:t>
+      </w:r>
+      <w:r>
+        <w:rPr>
+          <w:rFonts w:ascii="Times New Roman" w:eastAsia="Arial" w:hAnsi="Times New Roman" w:cs="Times New Roman"/>
+          <w:color w:val="000000"/>
+        </w:rPr>
+        <w:t xml:space="preserve"> </w:t>
+      </w:r>
+      <w:r>
+        <w:rPr>
+          <w:rFonts w:ascii="Times New Roman" w:eastAsia="Arial" w:hAnsi="Times New Roman" w:cs="Times New Roman"/>
+          <w:i/>
+          <w:iCs/>
           <w:color w:val="000000"/>
         </w:rPr>
         <w:t>G</w:t>
@@ -2437,60 +2517,47 @@
       <w:r>
         <w:rPr>
           <w:rFonts w:ascii="Times New Roman" w:eastAsia="Arial" w:hAnsi="Times New Roman" w:cs="Times New Roman"/>
-          <w:color w:val="000000"/>
-        </w:rPr>
-        <w:t xml:space="preserve">. </w:t>
-      </w:r>
-      <w:r>
-        <w:rPr>
-          <w:rFonts w:ascii="Times New Roman" w:eastAsia="Arial" w:hAnsi="Times New Roman" w:cs="Times New Roman"/>
-          <w:color w:val="000000"/>
-        </w:rPr>
-        <w:t>Darkwah</w:t>
-      </w:r>
-      <w:r>
-        <w:rPr>
-          <w:rFonts w:ascii="Times New Roman" w:eastAsia="Arial" w:hAnsi="Times New Roman" w:cs="Times New Roman"/>
-          <w:color w:val="000000"/>
-        </w:rPr>
-        <w:t>, F. Hossain (202</w:t>
-      </w:r>
-      <w:r>
-        <w:rPr>
-          <w:rFonts w:ascii="Times New Roman" w:eastAsia="Arial" w:hAnsi="Times New Roman" w:cs="Times New Roman"/>
-          <w:color w:val="000000"/>
-        </w:rPr>
-        <w:t>6</w:t>
-      </w:r>
-      <w:r>
-        <w:rPr>
-          <w:rFonts w:ascii="Times New Roman" w:eastAsia="Arial" w:hAnsi="Times New Roman" w:cs="Times New Roman"/>
-          <w:color w:val="000000"/>
-        </w:rPr>
-        <w:t xml:space="preserve">). </w:t>
-      </w:r>
-      <w:r>
-        <w:rPr>
-          <w:rFonts w:ascii="Times New Roman" w:eastAsia="Arial" w:hAnsi="Times New Roman" w:cs="Times New Roman"/>
-          <w:color w:val="000000"/>
-        </w:rPr>
-        <w:t>When the Cloud Warms the River: A Call for Monitoring Data Center Impacts in the Age of AI</w:t>
-      </w:r>
-      <w:r>
-        <w:rPr>
-          <w:rFonts w:ascii="Times New Roman" w:eastAsia="Arial" w:hAnsi="Times New Roman" w:cs="Times New Roman"/>
-          <w:color w:val="000000"/>
-        </w:rPr>
-        <w:t xml:space="preserve">, </w:t>
-      </w:r>
-      <w:r>
-        <w:rPr>
-          <w:rFonts w:ascii="Times New Roman" w:eastAsia="Arial" w:hAnsi="Times New Roman" w:cs="Times New Roman"/>
-          <w:i/>
-          <w:iCs/>
-          <w:color w:val="000000"/>
-        </w:rPr>
-        <w:t>AGU</w:t>
+          <w:i/>
+          <w:iCs/>
+          <w:color w:val="000000"/>
+        </w:rPr>
+        <w:t xml:space="preserve">eophysical </w:t>
+      </w:r>
+      <w:r>
+        <w:rPr>
+          <w:rFonts w:ascii="Times New Roman" w:eastAsia="Arial" w:hAnsi="Times New Roman" w:cs="Times New Roman"/>
+          <w:i/>
+          <w:iCs/>
+          <w:color w:val="000000"/>
+        </w:rPr>
+        <w:t>R</w:t>
+      </w:r>
+      <w:r>
+        <w:rPr>
+          <w:rFonts w:ascii="Times New Roman" w:eastAsia="Arial" w:hAnsi="Times New Roman" w:cs="Times New Roman"/>
+          <w:i/>
+          <w:iCs/>
+          <w:color w:val="000000"/>
+        </w:rPr>
+        <w:t xml:space="preserve">esearch </w:t>
+      </w:r>
+      <w:r>
+        <w:rPr>
+          <w:rFonts w:ascii="Times New Roman" w:eastAsia="Arial" w:hAnsi="Times New Roman" w:cs="Times New Roman"/>
+          <w:i/>
+          <w:iCs/>
+          <w:color w:val="000000"/>
+        </w:rPr>
+        <w:t>L</w:t>
+      </w:r>
+      <w:r>
+        <w:rPr>
+          <w:rFonts w:ascii="Times New Roman" w:eastAsia="Arial" w:hAnsi="Times New Roman" w:cs="Times New Roman"/>
+          <w:i/>
+          <w:iCs/>
+          <w:color w:val="000000"/>
+        </w:rPr>
+        <w:t>etters</w:t>
       </w:r>
       <w:r>
         <w:rPr>
@@ -2504,32 +2571,9 @@
       <w:r>
         <w:rPr>
           <w:rFonts w:ascii="Times New Roman" w:eastAsia="Arial" w:hAnsi="Times New Roman" w:cs="Times New Roman"/>
-          <w:i/>
-          <w:iCs/>
-          <w:color w:val="000000"/>
-        </w:rPr>
-        <w:t>Advances</w:t>
-      </w:r>
-      <w:r>
-        <w:rPr>
-          <w:rFonts w:ascii="Times New Roman" w:eastAsia="Arial" w:hAnsi="Times New Roman" w:cs="Times New Roman"/>
-          <w:color w:val="000000"/>
-        </w:rPr>
-        <w:t xml:space="preserve"> (In </w:t>
-      </w:r>
-      <w:r>
-        <w:rPr>
-          <w:rFonts w:ascii="Times New Roman" w:eastAsia="Arial" w:hAnsi="Times New Roman" w:cs="Times New Roman"/>
-          <w:color w:val="000000"/>
-        </w:rPr>
-        <w:t>Revision</w:t>
-      </w:r>
-      <w:r>
-        <w:rPr>
-          <w:rFonts w:ascii="Times New Roman" w:eastAsia="Arial" w:hAnsi="Times New Roman" w:cs="Times New Roman"/>
-          <w:color w:val="000000"/>
-        </w:rPr>
-        <w:t>).</w:t>
+          <w:color w:val="000000"/>
+        </w:rPr>
+        <w:t>(In Review)</w:t>
       </w:r>
     </w:p>
     <w:p>
@@ -2560,28 +2604,35 @@
           <w:rFonts w:ascii="Times New Roman" w:eastAsia="Arial" w:hAnsi="Times New Roman" w:cs="Times New Roman"/>
           <w:color w:val="000000"/>
         </w:rPr>
-        <w:t xml:space="preserve">Z. N. Hossain, S. Suresh, F. Hossain (2025). </w:t>
-      </w:r>
-      <w:r>
-        <w:rPr>
-          <w:rFonts w:ascii="Times New Roman" w:eastAsia="Arial" w:hAnsi="Times New Roman" w:cs="Times New Roman"/>
-          <w:color w:val="000000"/>
-        </w:rPr>
-        <w:t xml:space="preserve">The Untapped Hydropower Potential </w:t>
-      </w:r>
-      <w:r>
-        <w:rPr>
-          <w:rFonts w:ascii="Times New Roman" w:eastAsia="Arial" w:hAnsi="Times New Roman" w:cs="Times New Roman"/>
-          <w:color w:val="000000"/>
-        </w:rPr>
-        <w:t>o</w:t>
-      </w:r>
-      <w:r>
-        <w:rPr>
-          <w:rFonts w:ascii="Times New Roman" w:eastAsia="Arial" w:hAnsi="Times New Roman" w:cs="Times New Roman"/>
-          <w:color w:val="000000"/>
-        </w:rPr>
-        <w:t>f World’s Cities</w:t>
+        <w:t>Y</w:t>
+      </w:r>
+      <w:r>
+        <w:rPr>
+          <w:rFonts w:ascii="Times New Roman" w:eastAsia="Arial" w:hAnsi="Times New Roman" w:cs="Times New Roman"/>
+          <w:color w:val="000000"/>
+        </w:rPr>
+        <w:t xml:space="preserve">. </w:t>
+      </w:r>
+      <w:r>
+        <w:rPr>
+          <w:rFonts w:ascii="Times New Roman" w:eastAsia="Arial" w:hAnsi="Times New Roman" w:cs="Times New Roman"/>
+          <w:color w:val="000000"/>
+        </w:rPr>
+        <w:t>O</w:t>
+      </w:r>
+      <w:r>
+        <w:rPr>
+          <w:rFonts w:ascii="Times New Roman" w:eastAsia="Arial" w:hAnsi="Times New Roman" w:cs="Times New Roman"/>
+          <w:color w:val="000000"/>
+        </w:rPr>
+        <w:t xml:space="preserve">. </w:t>
+      </w:r>
+      <w:r>
+        <w:rPr>
+          <w:rFonts w:ascii="Times New Roman" w:eastAsia="Arial" w:hAnsi="Times New Roman" w:cs="Times New Roman"/>
+          <w:color w:val="000000"/>
+        </w:rPr>
+        <w:t>Wang</w:t>
       </w:r>
       <w:r>
         <w:rPr>
@@ -2593,11 +2644,67 @@
       <w:r>
         <w:rPr>
           <w:rFonts w:ascii="Times New Roman" w:eastAsia="Arial" w:hAnsi="Times New Roman" w:cs="Times New Roman"/>
-          <w:i/>
-          <w:iCs/>
-          <w:color w:val="000000"/>
-        </w:rPr>
-        <w:t>Earth’s</w:t>
+          <w:color w:val="000000"/>
+        </w:rPr>
+        <w:t>G</w:t>
+      </w:r>
+      <w:r>
+        <w:rPr>
+          <w:rFonts w:ascii="Times New Roman" w:eastAsia="Arial" w:hAnsi="Times New Roman" w:cs="Times New Roman"/>
+          <w:color w:val="000000"/>
+        </w:rPr>
+        <w:t xml:space="preserve">. </w:t>
+      </w:r>
+      <w:r>
+        <w:rPr>
+          <w:rFonts w:ascii="Times New Roman" w:eastAsia="Arial" w:hAnsi="Times New Roman" w:cs="Times New Roman"/>
+          <w:color w:val="000000"/>
+        </w:rPr>
+        <w:t>Darkwah</w:t>
+      </w:r>
+      <w:r>
+        <w:rPr>
+          <w:rFonts w:ascii="Times New Roman" w:eastAsia="Arial" w:hAnsi="Times New Roman" w:cs="Times New Roman"/>
+          <w:color w:val="000000"/>
+        </w:rPr>
+        <w:t>, F. Hossain (202</w:t>
+      </w:r>
+      <w:r>
+        <w:rPr>
+          <w:rFonts w:ascii="Times New Roman" w:eastAsia="Arial" w:hAnsi="Times New Roman" w:cs="Times New Roman"/>
+          <w:color w:val="000000"/>
+        </w:rPr>
+        <w:t>6</w:t>
+      </w:r>
+      <w:r>
+        <w:rPr>
+          <w:rFonts w:ascii="Times New Roman" w:eastAsia="Arial" w:hAnsi="Times New Roman" w:cs="Times New Roman"/>
+          <w:color w:val="000000"/>
+        </w:rPr>
+        <w:t xml:space="preserve">). </w:t>
+      </w:r>
+      <w:r>
+        <w:rPr>
+          <w:rFonts w:ascii="Times New Roman" w:eastAsia="Arial" w:hAnsi="Times New Roman" w:cs="Times New Roman"/>
+          <w:color w:val="000000"/>
+        </w:rPr>
+        <w:t>When the Cloud Warms the River: A Call for Monitoring Data Center Impacts in the Age of AI</w:t>
+      </w:r>
+      <w:r>
+        <w:rPr>
+          <w:rFonts w:ascii="Times New Roman" w:eastAsia="Arial" w:hAnsi="Times New Roman" w:cs="Times New Roman"/>
+          <w:color w:val="000000"/>
+        </w:rPr>
+        <w:t xml:space="preserve">, </w:t>
+      </w:r>
+      <w:r>
+        <w:rPr>
+          <w:rFonts w:ascii="Times New Roman" w:eastAsia="Arial" w:hAnsi="Times New Roman" w:cs="Times New Roman"/>
+          <w:i/>
+          <w:iCs/>
+          <w:color w:val="000000"/>
+        </w:rPr>
+        <w:t>AGU</w:t>
       </w:r>
       <w:r>
         <w:rPr>
@@ -2615,7 +2722,7 @@
           <w:iCs/>
           <w:color w:val="000000"/>
         </w:rPr>
-        <w:t>Future</w:t>
+        <w:t>Advances</w:t>
       </w:r>
       <w:r>
         <w:rPr>
@@ -2629,7 +2736,7 @@
           <w:rFonts w:ascii="Times New Roman" w:eastAsia="Arial" w:hAnsi="Times New Roman" w:cs="Times New Roman"/>
           <w:color w:val="000000"/>
         </w:rPr>
-        <w:t>Press</w:t>
+        <w:t>Revision</w:t>
       </w:r>
       <w:r>
         <w:rPr>
@@ -2660,43 +2767,57 @@
           <w:bCs/>
           <w:color w:val="000000"/>
         </w:rPr>
-        <w:t>S. Khan</w:t>
-      </w:r>
-      <w:r>
-        <w:rPr>
-          <w:rFonts w:ascii="Times New Roman" w:eastAsia="Arial" w:hAnsi="Times New Roman" w:cs="Times New Roman"/>
-          <w:color w:val="000000"/>
-        </w:rPr>
-        <w:t xml:space="preserve"> and F. Hossain (2025). (</w:t>
-      </w:r>
-      <w:proofErr w:type="spellStart"/>
-      <w:r>
-        <w:rPr>
-          <w:rFonts w:ascii="Times New Roman" w:eastAsia="Arial" w:hAnsi="Times New Roman" w:cs="Times New Roman"/>
-          <w:color w:val="000000"/>
-        </w:rPr>
-        <w:t>sDRIPS</w:t>
-      </w:r>
-      <w:proofErr w:type="spellEnd"/>
-      <w:r>
-        <w:rPr>
-          <w:rFonts w:ascii="Times New Roman" w:eastAsia="Arial" w:hAnsi="Times New Roman" w:cs="Times New Roman"/>
-          <w:color w:val="000000"/>
-        </w:rPr>
-        <w:t xml:space="preserve">): A Cloud-Based, Open-Source Python Package for Satellite-Informed Surface Water Irrigation Optimization. </w:t>
-      </w:r>
-      <w:r>
-        <w:rPr>
-          <w:rFonts w:ascii="Times New Roman" w:eastAsia="Arial" w:hAnsi="Times New Roman" w:cs="Times New Roman"/>
-          <w:i/>
-          <w:iCs/>
-          <w:color w:val="000000"/>
-        </w:rPr>
-        <w:t>Digital Water</w:t>
-      </w:r>
-      <w:r>
-        <w:rPr>
-          <w:rFonts w:ascii="Times New Roman" w:eastAsia="Arial" w:hAnsi="Times New Roman" w:cs="Times New Roman"/>
+        <w:t xml:space="preserve">S. Khan, </w:t>
+      </w:r>
+      <w:r>
+        <w:rPr>
+          <w:rFonts w:ascii="Times New Roman" w:eastAsia="Arial" w:hAnsi="Times New Roman" w:cs="Times New Roman"/>
+          <w:color w:val="000000"/>
+        </w:rPr>
+        <w:t xml:space="preserve">Z. N. Hossain, S. Suresh, F. Hossain (2025). </w:t>
+      </w:r>
+      <w:r>
+        <w:rPr>
+          <w:rFonts w:ascii="Times New Roman" w:eastAsia="Arial" w:hAnsi="Times New Roman" w:cs="Times New Roman"/>
+          <w:color w:val="000000"/>
+        </w:rPr>
+        <w:t xml:space="preserve">The Untapped Hydropower Potential </w:t>
+      </w:r>
+      <w:r>
+        <w:rPr>
+          <w:rFonts w:ascii="Times New Roman" w:eastAsia="Arial" w:hAnsi="Times New Roman" w:cs="Times New Roman"/>
+          <w:color w:val="000000"/>
+        </w:rPr>
+        <w:t>o</w:t>
+      </w:r>
+      <w:r>
+        <w:rPr>
+          <w:rFonts w:ascii="Times New Roman" w:eastAsia="Arial" w:hAnsi="Times New Roman" w:cs="Times New Roman"/>
+          <w:color w:val="000000"/>
+        </w:rPr>
+        <w:t>f World’s Cities</w:t>
+      </w:r>
+      <w:r>
+        <w:rPr>
+          <w:rFonts w:ascii="Times New Roman" w:eastAsia="Arial" w:hAnsi="Times New Roman" w:cs="Times New Roman"/>
+          <w:color w:val="000000"/>
+        </w:rPr>
+        <w:t xml:space="preserve">, </w:t>
+      </w:r>
+      <w:r>
+        <w:rPr>
+          <w:rFonts w:ascii="Times New Roman" w:eastAsia="Arial" w:hAnsi="Times New Roman" w:cs="Times New Roman"/>
+          <w:i/>
+          <w:iCs/>
+          <w:color w:val="000000"/>
+        </w:rPr>
+        <w:t>Earth’s</w:t>
+      </w:r>
+      <w:r>
+        <w:rPr>
+          <w:rFonts w:ascii="Times New Roman" w:eastAsia="Arial" w:hAnsi="Times New Roman" w:cs="Times New Roman"/>
+          <w:i/>
+          <w:iCs/>
           <w:color w:val="000000"/>
         </w:rPr>
         <w:t xml:space="preserve"> </w:t>
@@ -2704,32 +2825,32 @@
       <w:r>
         <w:rPr>
           <w:rFonts w:ascii="Times New Roman" w:eastAsia="Arial" w:hAnsi="Times New Roman" w:cs="Times New Roman"/>
-          <w:color w:val="000000"/>
-        </w:rPr>
-        <w:t xml:space="preserve">(In </w:t>
-      </w:r>
-      <w:r>
-        <w:rPr>
-          <w:rFonts w:ascii="Times New Roman" w:eastAsia="Arial" w:hAnsi="Times New Roman" w:cs="Times New Roman"/>
-          <w:color w:val="000000"/>
-        </w:rPr>
-        <w:t>Revision</w:t>
-      </w:r>
-      <w:r>
-        <w:rPr>
-          <w:rFonts w:ascii="Times New Roman" w:eastAsia="Arial" w:hAnsi="Times New Roman" w:cs="Times New Roman"/>
-          <w:color w:val="000000"/>
-        </w:rPr>
-        <w:t>)</w:t>
-      </w:r>
-      <w:r>
-        <w:rPr>
-          <w:rFonts w:ascii="Times New Roman" w:eastAsia="Arial" w:hAnsi="Times New Roman" w:cs="Times New Roman"/>
-          <w:i/>
-          <w:iCs/>
-          <w:color w:val="000000"/>
-        </w:rPr>
-        <w:t>.</w:t>
+          <w:i/>
+          <w:iCs/>
+          <w:color w:val="000000"/>
+        </w:rPr>
+        <w:t>Future</w:t>
+      </w:r>
+      <w:r>
+        <w:rPr>
+          <w:rFonts w:ascii="Times New Roman" w:eastAsia="Arial" w:hAnsi="Times New Roman" w:cs="Times New Roman"/>
+          <w:color w:val="000000"/>
+        </w:rPr>
+        <w:t xml:space="preserve"> (In </w:t>
+      </w:r>
+      <w:r>
+        <w:rPr>
+          <w:rFonts w:ascii="Times New Roman" w:eastAsia="Arial" w:hAnsi="Times New Roman" w:cs="Times New Roman"/>
+          <w:color w:val="000000"/>
+        </w:rPr>
+        <w:t>Press</w:t>
+      </w:r>
+      <w:r>
+        <w:rPr>
+          <w:rFonts w:ascii="Times New Roman" w:eastAsia="Arial" w:hAnsi="Times New Roman" w:cs="Times New Roman"/>
+          <w:color w:val="000000"/>
+        </w:rPr>
+        <w:t>).</w:t>
       </w:r>
     </w:p>
     <w:p>
@@ -2753,6 +2874,83 @@
           <w:bCs/>
           <w:color w:val="000000"/>
         </w:rPr>
+        <w:t>S. Khan</w:t>
+      </w:r>
+      <w:r>
+        <w:rPr>
+          <w:rFonts w:ascii="Times New Roman" w:eastAsia="Arial" w:hAnsi="Times New Roman" w:cs="Times New Roman"/>
+          <w:color w:val="000000"/>
+        </w:rPr>
+        <w:t xml:space="preserve"> and F. Hossain (2025). (sDRIPS): A Cloud-Based, Open-Source Python Package for Satellite-Informed Surface Water Irrigation Optimization. </w:t>
+      </w:r>
+      <w:r>
+        <w:rPr>
+          <w:rFonts w:ascii="Times New Roman" w:eastAsia="Arial" w:hAnsi="Times New Roman" w:cs="Times New Roman"/>
+          <w:i/>
+          <w:iCs/>
+          <w:color w:val="000000"/>
+        </w:rPr>
+        <w:t>Digital Water</w:t>
+      </w:r>
+      <w:r>
+        <w:rPr>
+          <w:rFonts w:ascii="Times New Roman" w:eastAsia="Arial" w:hAnsi="Times New Roman" w:cs="Times New Roman"/>
+          <w:color w:val="000000"/>
+        </w:rPr>
+        <w:t xml:space="preserve"> </w:t>
+      </w:r>
+      <w:r>
+        <w:rPr>
+          <w:rFonts w:ascii="Times New Roman" w:eastAsia="Arial" w:hAnsi="Times New Roman" w:cs="Times New Roman"/>
+          <w:color w:val="000000"/>
+        </w:rPr>
+        <w:t xml:space="preserve">(In </w:t>
+      </w:r>
+      <w:r>
+        <w:rPr>
+          <w:rFonts w:ascii="Times New Roman" w:eastAsia="Arial" w:hAnsi="Times New Roman" w:cs="Times New Roman"/>
+          <w:color w:val="000000"/>
+        </w:rPr>
+        <w:t>Revision</w:t>
+      </w:r>
+      <w:r>
+        <w:rPr>
+          <w:rFonts w:ascii="Times New Roman" w:eastAsia="Arial" w:hAnsi="Times New Roman" w:cs="Times New Roman"/>
+          <w:color w:val="000000"/>
+        </w:rPr>
+        <w:t>)</w:t>
+      </w:r>
+      <w:r>
+        <w:rPr>
+          <w:rFonts w:ascii="Times New Roman" w:eastAsia="Arial" w:hAnsi="Times New Roman" w:cs="Times New Roman"/>
+          <w:i/>
+          <w:iCs/>
+          <w:color w:val="000000"/>
+        </w:rPr>
+        <w:t>.</w:t>
+      </w:r>
+    </w:p>
+    <w:p>
+      <w:pPr>
+        <w:numPr>
+          <w:ilvl w:val="0"/>
+          <w:numId w:val="2"/>
+        </w:numPr>
+        <w:ind w:left="360"/>
+        <w:contextualSpacing/>
+        <w:jc w:val="both"/>
+        <w:rPr>
+          <w:rFonts w:ascii="Times New Roman" w:eastAsia="Arial" w:hAnsi="Times New Roman" w:cs="Times New Roman"/>
+          <w:color w:val="000000"/>
+        </w:rPr>
+      </w:pPr>
+      <w:r>
+        <w:rPr>
+          <w:rFonts w:ascii="Times New Roman" w:eastAsia="Arial" w:hAnsi="Times New Roman" w:cs="Times New Roman"/>
+          <w:b/>
+          <w:bCs/>
+          <w:color w:val="000000"/>
+        </w:rPr>
         <w:t xml:space="preserve">S. Khan, </w:t>
       </w:r>
       <w:r>
@@ -2767,23 +2965,7 @@
           <w:rFonts w:ascii="Times New Roman" w:eastAsia="Arial" w:hAnsi="Times New Roman" w:cs="Times New Roman"/>
           <w:color w:val="000000"/>
         </w:rPr>
-        <w:t xml:space="preserve">Satellite Data Rendered Irrigation using Penman-Monteith and SEBAL – </w:t>
-      </w:r>
-      <w:proofErr w:type="spellStart"/>
-      <w:r>
-        <w:rPr>
-          <w:rFonts w:ascii="Times New Roman" w:eastAsia="Arial" w:hAnsi="Times New Roman" w:cs="Times New Roman"/>
-          <w:color w:val="000000"/>
-        </w:rPr>
-        <w:t>sDRIPS</w:t>
-      </w:r>
-      <w:proofErr w:type="spellEnd"/>
-      <w:r>
-        <w:rPr>
-          <w:rFonts w:ascii="Times New Roman" w:eastAsia="Arial" w:hAnsi="Times New Roman" w:cs="Times New Roman"/>
-          <w:color w:val="000000"/>
-        </w:rPr>
-        <w:t xml:space="preserve"> for Surface Water Irrigation Optimization</w:t>
+        <w:t>Satellite Data Rendered Irrigation using Penman-Monteith and SEBAL – sDRIPS for Surface Water Irrigation Optimization</w:t>
       </w:r>
       <w:r>
         <w:rPr>
@@ -2831,7 +3013,7 @@
         </w:rPr>
         <w:t xml:space="preserve">, preprint - </w:t>
       </w:r>
-      <w:hyperlink r:id="rId22" w:history="1">
+      <w:hyperlink r:id="rId23" w:history="1">
         <w:r>
           <w:rPr>
             <w:rStyle w:val="Hyperlink"/>
@@ -2902,7 +3084,7 @@
         </w:rPr>
         <w:t xml:space="preserve">. </w:t>
       </w:r>
-      <w:hyperlink r:id="rId23" w:history="1">
+      <w:hyperlink r:id="rId24" w:history="1">
         <w:r>
           <w:rPr>
             <w:rStyle w:val="Hyperlink"/>
@@ -2939,23 +3121,7 @@
           <w:rFonts w:ascii="Times New Roman" w:eastAsia="Arial" w:hAnsi="Times New Roman" w:cs="Times New Roman"/>
           <w:color w:val="000000"/>
         </w:rPr>
-        <w:t xml:space="preserve">A. M. Gómez, S. </w:t>
-      </w:r>
-      <w:proofErr w:type="spellStart"/>
-      <w:r>
-        <w:rPr>
-          <w:rFonts w:ascii="Times New Roman" w:eastAsia="Arial" w:hAnsi="Times New Roman" w:cs="Times New Roman"/>
-          <w:color w:val="000000"/>
-        </w:rPr>
-        <w:t>Biancamaria</w:t>
-      </w:r>
-      <w:proofErr w:type="spellEnd"/>
-      <w:r>
-        <w:rPr>
-          <w:rFonts w:ascii="Times New Roman" w:eastAsia="Arial" w:hAnsi="Times New Roman" w:cs="Times New Roman"/>
-          <w:color w:val="000000"/>
-        </w:rPr>
-        <w:t xml:space="preserve">, T. Pavelsky, K. Nielsen, G. Parkins, M. Lane, </w:t>
+        <w:t xml:space="preserve">A. M. Gómez, S. Biancamaria, T. Pavelsky, K. Nielsen, G. Parkins, M. Lane, </w:t>
       </w:r>
       <w:r>
         <w:rPr>
@@ -2971,59 +3137,16 @@
           <w:rFonts w:ascii="Times New Roman" w:eastAsia="Arial" w:hAnsi="Times New Roman" w:cs="Times New Roman"/>
           <w:color w:val="000000"/>
         </w:rPr>
-        <w:t xml:space="preserve">, F. Hossain, R. Bhattarai, S. Ghafoor, J.F. </w:t>
-      </w:r>
-      <w:proofErr w:type="spellStart"/>
-      <w:r>
-        <w:rPr>
-          <w:rFonts w:ascii="Times New Roman" w:eastAsia="Arial" w:hAnsi="Times New Roman" w:cs="Times New Roman"/>
-          <w:color w:val="000000"/>
-        </w:rPr>
-        <w:t>Crétaux</w:t>
-      </w:r>
-      <w:proofErr w:type="spellEnd"/>
-      <w:r>
-        <w:rPr>
-          <w:rFonts w:ascii="Times New Roman" w:eastAsia="Arial" w:hAnsi="Times New Roman" w:cs="Times New Roman"/>
-          <w:color w:val="000000"/>
-        </w:rPr>
-        <w:t xml:space="preserve">, C. Yanez, N. Picot (2024). Evaluation using In-Situ Observations from National Governments and Citizen Scientists Suggests Nadir Altimeters </w:t>
-      </w:r>
-      <w:proofErr w:type="gramStart"/>
-      <w:r>
-        <w:rPr>
-          <w:rFonts w:ascii="Times New Roman" w:eastAsia="Arial" w:hAnsi="Times New Roman" w:cs="Times New Roman"/>
-          <w:color w:val="000000"/>
-        </w:rPr>
-        <w:t>can</w:t>
-      </w:r>
-      <w:proofErr w:type="gramEnd"/>
-      <w:r>
-        <w:rPr>
-          <w:rFonts w:ascii="Times New Roman" w:eastAsia="Arial" w:hAnsi="Times New Roman" w:cs="Times New Roman"/>
-          <w:color w:val="000000"/>
-        </w:rPr>
-        <w:t xml:space="preserve"> Accurately Measure Water Levels Changes Regardless of Lake Area. </w:t>
-      </w:r>
-      <w:proofErr w:type="spellStart"/>
-      <w:r>
-        <w:rPr>
-          <w:rFonts w:ascii="Times New Roman" w:eastAsia="Arial" w:hAnsi="Times New Roman" w:cs="Times New Roman"/>
-          <w:i/>
-          <w:iCs/>
-          <w:color w:val="000000"/>
-        </w:rPr>
-        <w:t>GIScience</w:t>
-      </w:r>
-      <w:proofErr w:type="spellEnd"/>
-      <w:r>
-        <w:rPr>
-          <w:rFonts w:ascii="Times New Roman" w:eastAsia="Arial" w:hAnsi="Times New Roman" w:cs="Times New Roman"/>
-          <w:i/>
-          <w:iCs/>
-          <w:color w:val="000000"/>
-        </w:rPr>
-        <w:t xml:space="preserve"> and Remote Sensing</w:t>
+        <w:t xml:space="preserve">, F. Hossain, R. Bhattarai, S. Ghafoor, J.F. Crétaux, C. Yanez, N. Picot (2024). Evaluation using In-Situ Observations from National Governments and Citizen Scientists Suggests Nadir Altimeters can Accurately Measure Water Levels Changes Regardless of Lake Area. </w:t>
+      </w:r>
+      <w:r>
+        <w:rPr>
+          <w:rFonts w:ascii="Times New Roman" w:eastAsia="Arial" w:hAnsi="Times New Roman" w:cs="Times New Roman"/>
+          <w:i/>
+          <w:iCs/>
+          <w:color w:val="000000"/>
+        </w:rPr>
+        <w:t>GIScience and Remote Sensing</w:t>
       </w:r>
       <w:r>
         <w:rPr>
@@ -3043,7 +3166,7 @@
         </w:rPr>
         <w:t xml:space="preserve"> </w:t>
       </w:r>
-      <w:hyperlink r:id="rId24" w:history="1">
+      <w:hyperlink r:id="rId25" w:history="1">
         <w:r>
           <w:rPr>
             <w:rStyle w:val="Hyperlink"/>
@@ -3159,7 +3282,7 @@
         </w:rPr>
         <w:t xml:space="preserve">, </w:t>
       </w:r>
-      <w:hyperlink r:id="rId25" w:history="1">
+      <w:hyperlink r:id="rId26" w:history="1">
         <w:r>
           <w:rPr>
             <w:rStyle w:val="Hyperlink"/>
@@ -3198,9 +3321,9 @@
           <w:bCs/>
           <w:color w:val="000000"/>
         </w:rPr>
+        <w:lastRenderedPageBreak/>
         <w:t xml:space="preserve">S. </w:t>
       </w:r>
-      <w:proofErr w:type="gramStart"/>
       <w:r>
         <w:rPr>
           <w:rFonts w:ascii="Times New Roman" w:eastAsia="Arial" w:hAnsi="Times New Roman" w:cs="Times New Roman"/>
@@ -3231,16 +3354,7 @@
           <w:bCs/>
           <w:color w:val="000000"/>
         </w:rPr>
-        <w:t xml:space="preserve"> F.</w:t>
-      </w:r>
-      <w:proofErr w:type="gramEnd"/>
-      <w:r>
-        <w:rPr>
-          <w:rFonts w:ascii="Times New Roman" w:eastAsia="Arial" w:hAnsi="Times New Roman" w:cs="Times New Roman"/>
-          <w:bCs/>
-          <w:color w:val="000000"/>
-        </w:rPr>
-        <w:t xml:space="preserve"> Hossain, P. Das, S. Suresh</w:t>
+        <w:t xml:space="preserve"> F. Hossain, P. Das, S. Suresh</w:t>
       </w:r>
       <w:r>
         <w:rPr>
@@ -3256,43 +3370,7 @@
           <w:bCs/>
           <w:color w:val="000000"/>
         </w:rPr>
-        <w:t xml:space="preserve"> G. Darkwah, K. Andreadis, H. Lee, G. Holt, S. </w:t>
-      </w:r>
-      <w:proofErr w:type="spellStart"/>
-      <w:r>
-        <w:rPr>
-          <w:rFonts w:ascii="Times New Roman" w:eastAsia="Arial" w:hAnsi="Times New Roman" w:cs="Times New Roman"/>
-          <w:bCs/>
-          <w:color w:val="000000"/>
-        </w:rPr>
-        <w:t>Galelli</w:t>
-      </w:r>
-      <w:proofErr w:type="spellEnd"/>
-      <w:r>
-        <w:rPr>
-          <w:rFonts w:ascii="Times New Roman" w:eastAsia="Arial" w:hAnsi="Times New Roman" w:cs="Times New Roman"/>
-          <w:bCs/>
-          <w:color w:val="000000"/>
-        </w:rPr>
-        <w:t xml:space="preserve"> (2023). Reservoir Assessment Tool: A scalable and easy-to-apply </w:t>
-      </w:r>
-      <w:proofErr w:type="gramStart"/>
-      <w:r>
-        <w:rPr>
-          <w:rFonts w:ascii="Times New Roman" w:eastAsia="Arial" w:hAnsi="Times New Roman" w:cs="Times New Roman"/>
-          <w:bCs/>
-          <w:color w:val="000000"/>
-        </w:rPr>
-        <w:t>python based</w:t>
-      </w:r>
-      <w:proofErr w:type="gramEnd"/>
-      <w:r>
-        <w:rPr>
-          <w:rFonts w:ascii="Times New Roman" w:eastAsia="Arial" w:hAnsi="Times New Roman" w:cs="Times New Roman"/>
-          <w:bCs/>
-          <w:color w:val="000000"/>
-        </w:rPr>
-        <w:t xml:space="preserve"> software architecture to empower the global water community, </w:t>
+        <w:t xml:space="preserve"> G. Darkwah, K. Andreadis, H. Lee, G. Holt, S. Galelli (2023). Reservoir Assessment Tool: A scalable and easy-to-apply python based software architecture to empower the global water community, </w:t>
       </w:r>
       <w:r>
         <w:rPr>
@@ -3312,7 +3390,7 @@
         </w:rPr>
         <w:t xml:space="preserve">, </w:t>
       </w:r>
-      <w:hyperlink r:id="rId26" w:history="1">
+      <w:hyperlink r:id="rId27" w:history="1">
         <w:r>
           <w:rPr>
             <w:rStyle w:val="Hyperlink"/>
@@ -3351,7 +3429,6 @@
           <w:bCs/>
           <w:color w:val="000000"/>
         </w:rPr>
-        <w:lastRenderedPageBreak/>
         <w:t>S. Suresh, F. Hossain, S. Minocha, P. Das,</w:t>
       </w:r>
       <w:r>
@@ -3404,7 +3481,7 @@
         </w:rPr>
         <w:t xml:space="preserve">, </w:t>
       </w:r>
-      <w:hyperlink r:id="rId27" w:history="1">
+      <w:hyperlink r:id="rId28" w:history="1">
         <w:r>
           <w:rPr>
             <w:rStyle w:val="Hyperlink"/>
@@ -3445,7 +3522,6 @@
         </w:rPr>
         <w:t xml:space="preserve">S. </w:t>
       </w:r>
-      <w:proofErr w:type="gramStart"/>
       <w:r>
         <w:rPr>
           <w:rFonts w:ascii="Times New Roman" w:eastAsia="Arial" w:hAnsi="Times New Roman" w:cs="Times New Roman"/>
@@ -3484,16 +3560,7 @@
           <w:bCs/>
           <w:color w:val="000000"/>
         </w:rPr>
-        <w:t>Pei</w:t>
-      </w:r>
-      <w:proofErr w:type="gramEnd"/>
-      <w:r>
-        <w:rPr>
-          <w:rFonts w:ascii="Times New Roman" w:eastAsia="Arial" w:hAnsi="Times New Roman" w:cs="Times New Roman"/>
-          <w:bCs/>
-          <w:color w:val="000000"/>
-        </w:rPr>
-        <w:t>‑Hsin Pei,</w:t>
+        <w:t>Pei‑Hsin Pei,</w:t>
       </w:r>
       <w:r>
         <w:rPr>
@@ -3567,7 +3634,7 @@
         </w:rPr>
         <w:t xml:space="preserve"> </w:t>
       </w:r>
-      <w:hyperlink r:id="rId28" w:history="1">
+      <w:hyperlink r:id="rId29" w:history="1">
         <w:r>
           <w:rPr>
             <w:rStyle w:val="Hyperlink"/>
@@ -3642,7 +3709,7 @@
         </w:rPr>
         <w:t xml:space="preserve">IEEE JSTARS. </w:t>
       </w:r>
-      <w:hyperlink r:id="rId29" w:history="1">
+      <w:hyperlink r:id="rId30" w:history="1">
         <w:r>
           <w:rPr>
             <w:rStyle w:val="Hyperlink"/>
@@ -3713,25 +3780,7 @@
           <w:bCs/>
           <w:color w:val="000000"/>
         </w:rPr>
-        <w:t xml:space="preserve">, N. K. Biswas, H. Lee, T. Piman, C. </w:t>
-      </w:r>
-      <w:proofErr w:type="spellStart"/>
-      <w:r>
-        <w:rPr>
-          <w:rFonts w:ascii="Times New Roman" w:eastAsia="Arial" w:hAnsi="Times New Roman" w:cs="Times New Roman"/>
-          <w:bCs/>
-          <w:color w:val="000000"/>
-        </w:rPr>
-        <w:t>Meechaiya</w:t>
-      </w:r>
-      <w:proofErr w:type="spellEnd"/>
-      <w:r>
-        <w:rPr>
-          <w:rFonts w:ascii="Times New Roman" w:eastAsia="Arial" w:hAnsi="Times New Roman" w:cs="Times New Roman"/>
-          <w:bCs/>
-          <w:color w:val="000000"/>
-        </w:rPr>
-        <w:t>, U. Ghimire, K. Hosen (2022)</w:t>
+        <w:t>, N. K. Biswas, H. Lee, T. Piman, C. Meechaiya, U. Ghimire, K. Hosen (2022)</w:t>
       </w:r>
       <w:r>
         <w:rPr>
@@ -3777,7 +3826,7 @@
         </w:rPr>
         <w:t xml:space="preserve">Environmental Modeling and Software. </w:t>
       </w:r>
-      <w:hyperlink r:id="rId30" w:history="1">
+      <w:hyperlink r:id="rId31" w:history="1">
         <w:r>
           <w:rPr>
             <w:rStyle w:val="Hyperlink"/>
@@ -3823,23 +3872,7 @@
           <w:rFonts w:ascii="Times New Roman" w:eastAsia="Arial" w:hAnsi="Times New Roman" w:cs="Times New Roman"/>
           <w:color w:val="000000"/>
         </w:rPr>
-        <w:t xml:space="preserve">N. Kamboj, U. Bhatia (2020) Lifeline Infrastructures and Hydro‑climate Extremes: </w:t>
-      </w:r>
-      <w:proofErr w:type="gramStart"/>
-      <w:r>
-        <w:rPr>
-          <w:rFonts w:ascii="Times New Roman" w:eastAsia="Arial" w:hAnsi="Times New Roman" w:cs="Times New Roman"/>
-          <w:color w:val="000000"/>
-        </w:rPr>
-        <w:t>A Future Outlook</w:t>
-      </w:r>
-      <w:proofErr w:type="gramEnd"/>
-      <w:r>
-        <w:rPr>
-          <w:rFonts w:ascii="Times New Roman" w:eastAsia="Arial" w:hAnsi="Times New Roman" w:cs="Times New Roman"/>
-          <w:color w:val="000000"/>
-        </w:rPr>
-        <w:t xml:space="preserve">, </w:t>
+        <w:t xml:space="preserve">N. Kamboj, U. Bhatia (2020) Lifeline Infrastructures and Hydro‑climate Extremes: A Future Outlook, </w:t>
       </w:r>
       <w:r>
         <w:rPr>
@@ -3859,7 +3892,7 @@
         </w:rPr>
         <w:t xml:space="preserve">. </w:t>
       </w:r>
-      <w:hyperlink r:id="rId31" w:history="1">
+      <w:hyperlink r:id="rId32" w:history="1">
         <w:r>
           <w:rPr>
             <w:rStyle w:val="Hyperlink"/>
@@ -4101,21 +4134,12 @@
         </w:rPr>
         <w:t xml:space="preserve">and K. Islam (2025). </w:t>
       </w:r>
-      <w:proofErr w:type="spellStart"/>
-      <w:r>
-        <w:rPr>
-          <w:rFonts w:ascii="Times New Roman" w:eastAsia="Arial" w:hAnsi="Times New Roman" w:cs="Times New Roman"/>
-          <w:color w:val="000000"/>
-        </w:rPr>
-        <w:t>sDRIPS</w:t>
-      </w:r>
-      <w:proofErr w:type="spellEnd"/>
-      <w:r>
-        <w:rPr>
-          <w:rFonts w:ascii="Times New Roman" w:eastAsia="Arial" w:hAnsi="Times New Roman" w:cs="Times New Roman"/>
-          <w:color w:val="000000"/>
-        </w:rPr>
-        <w:t>: A Cloud-Based, Open-Source Python Package for Satellite- Informed Surface Water Irrigation Optimization</w:t>
+      <w:r>
+        <w:rPr>
+          <w:rFonts w:ascii="Times New Roman" w:eastAsia="Arial" w:hAnsi="Times New Roman" w:cs="Times New Roman"/>
+          <w:color w:val="000000"/>
+        </w:rPr>
+        <w:t>sDRIPS: A Cloud-Based, Open-Source Python Package for Satellite- Informed Surface Water Irrigation Optimization</w:t>
       </w:r>
       <w:r>
         <w:rPr>
@@ -4210,39 +4234,7 @@
           <w:rFonts w:ascii="Times New Roman" w:eastAsia="Arial" w:hAnsi="Times New Roman" w:cs="Times New Roman"/>
           <w:color w:val="000000"/>
         </w:rPr>
-        <w:t xml:space="preserve"> M. Ahamed (2024). </w:t>
-      </w:r>
-      <w:proofErr w:type="spellStart"/>
-      <w:r>
-        <w:rPr>
-          <w:rFonts w:ascii="Times New Roman" w:eastAsia="Arial" w:hAnsi="Times New Roman" w:cs="Times New Roman"/>
-          <w:color w:val="000000"/>
-        </w:rPr>
-        <w:t>sDRIPS</w:t>
-      </w:r>
-      <w:proofErr w:type="spellEnd"/>
-      <w:r>
-        <w:rPr>
-          <w:rFonts w:ascii="Times New Roman" w:eastAsia="Arial" w:hAnsi="Times New Roman" w:cs="Times New Roman"/>
-          <w:color w:val="000000"/>
-        </w:rPr>
-        <w:t xml:space="preserve">: Satellite Data Rendered Irrigation Using Penman and SEBAL - A Framework </w:t>
-      </w:r>
-      <w:proofErr w:type="gramStart"/>
-      <w:r>
-        <w:rPr>
-          <w:rFonts w:ascii="Times New Roman" w:eastAsia="Arial" w:hAnsi="Times New Roman" w:cs="Times New Roman"/>
-          <w:color w:val="000000"/>
-        </w:rPr>
-        <w:t>For</w:t>
-      </w:r>
-      <w:proofErr w:type="gramEnd"/>
-      <w:r>
-        <w:rPr>
-          <w:rFonts w:ascii="Times New Roman" w:eastAsia="Arial" w:hAnsi="Times New Roman" w:cs="Times New Roman"/>
-          <w:color w:val="000000"/>
-        </w:rPr>
-        <w:t xml:space="preserve"> Surface Water Irrigation Optimization. </w:t>
+        <w:t xml:space="preserve"> M. Ahamed (2024). sDRIPS: Satellite Data Rendered Irrigation Using Penman and SEBAL - A Framework For Surface Water Irrigation Optimization. </w:t>
       </w:r>
       <w:r>
         <w:rPr>
@@ -4395,23 +4387,7 @@
           <w:rFonts w:ascii="Times New Roman" w:eastAsia="Arial" w:hAnsi="Times New Roman" w:cs="Times New Roman"/>
           <w:color w:val="000000"/>
         </w:rPr>
-        <w:t xml:space="preserve">(2024). </w:t>
-      </w:r>
-      <w:proofErr w:type="spellStart"/>
-      <w:r>
-        <w:rPr>
-          <w:rFonts w:ascii="Times New Roman" w:eastAsia="Arial" w:hAnsi="Times New Roman" w:cs="Times New Roman"/>
-          <w:color w:val="000000"/>
-        </w:rPr>
-        <w:t>sDRIPS</w:t>
-      </w:r>
-      <w:proofErr w:type="spellEnd"/>
-      <w:r>
-        <w:rPr>
-          <w:rFonts w:ascii="Times New Roman" w:eastAsia="Arial" w:hAnsi="Times New Roman" w:cs="Times New Roman"/>
-          <w:color w:val="000000"/>
-        </w:rPr>
-        <w:t xml:space="preserve">-Sense: A Hybrid Framework of Satellite and Sensor-Based Data Rendered Irrigation Using Penman and SEBAL Model. </w:t>
+        <w:t xml:space="preserve">(2024). sDRIPS-Sense: A Hybrid Framework of Satellite and Sensor-Based Data Rendered Irrigation Using Penman and SEBAL Model. </w:t>
       </w:r>
       <w:r>
         <w:rPr>
@@ -4749,23 +4725,7 @@
           <w:rFonts w:ascii="Times New Roman" w:eastAsia="Arial" w:hAnsi="Times New Roman" w:cs="Times New Roman"/>
           <w:color w:val="000000"/>
         </w:rPr>
-        <w:t xml:space="preserve"> P.P </w:t>
-      </w:r>
-      <w:proofErr w:type="spellStart"/>
-      <w:r>
-        <w:rPr>
-          <w:rFonts w:ascii="Times New Roman" w:eastAsia="Arial" w:hAnsi="Times New Roman" w:cs="Times New Roman"/>
-          <w:color w:val="000000"/>
-        </w:rPr>
-        <w:t>Borua</w:t>
-      </w:r>
-      <w:proofErr w:type="spellEnd"/>
-      <w:r>
-        <w:rPr>
-          <w:rFonts w:ascii="Times New Roman" w:eastAsia="Arial" w:hAnsi="Times New Roman" w:cs="Times New Roman"/>
-          <w:color w:val="000000"/>
-        </w:rPr>
-        <w:t xml:space="preserve"> </w:t>
+        <w:t xml:space="preserve"> P.P Borua </w:t>
       </w:r>
       <w:r>
         <w:rPr>
@@ -4933,23 +4893,7 @@
           <w:rFonts w:ascii="Times New Roman" w:eastAsia="Arial" w:hAnsi="Times New Roman" w:cs="Times New Roman"/>
           <w:color w:val="000000"/>
         </w:rPr>
-        <w:t xml:space="preserve"> J.F. </w:t>
-      </w:r>
-      <w:proofErr w:type="spellStart"/>
-      <w:r>
-        <w:rPr>
-          <w:rFonts w:ascii="Times New Roman" w:eastAsia="Arial" w:hAnsi="Times New Roman" w:cs="Times New Roman"/>
-          <w:color w:val="000000"/>
-        </w:rPr>
-        <w:t>Crétaux</w:t>
-      </w:r>
-      <w:proofErr w:type="spellEnd"/>
-      <w:r>
-        <w:rPr>
-          <w:rFonts w:ascii="Times New Roman" w:eastAsia="Arial" w:hAnsi="Times New Roman" w:cs="Times New Roman"/>
-          <w:color w:val="000000"/>
-        </w:rPr>
-        <w:t xml:space="preserve"> (2023). Regional lake monitoring network design aided by Citizen Scientists and Satellites </w:t>
+        <w:t xml:space="preserve"> J.F. Crétaux (2023). Regional lake monitoring network design aided by Citizen Scientists and Satellites </w:t>
       </w:r>
       <w:r>
         <w:rPr>
@@ -5603,17 +5547,8 @@
           <w:rFonts w:ascii="Times New Roman" w:eastAsia="Arial" w:hAnsi="Times New Roman" w:cs="Times New Roman"/>
           <w:color w:val="000000"/>
         </w:rPr>
-        <w:t xml:space="preserve"> S. </w:t>
-      </w:r>
-      <w:proofErr w:type="spellStart"/>
-      <w:r>
-        <w:rPr>
-          <w:rFonts w:ascii="Times New Roman" w:eastAsia="Arial" w:hAnsi="Times New Roman" w:cs="Times New Roman"/>
-          <w:color w:val="000000"/>
-        </w:rPr>
-        <w:t>Biancamaria</w:t>
-      </w:r>
-      <w:proofErr w:type="spellEnd"/>
+        <w:t xml:space="preserve"> S. Biancamaria</w:t>
+      </w:r>
       <w:r>
         <w:rPr>
           <w:rFonts w:ascii="Times New Roman" w:eastAsia="Arial" w:hAnsi="Times New Roman" w:cs="Times New Roman"/>
@@ -5733,17 +5668,8 @@
           <w:rFonts w:ascii="Times New Roman" w:eastAsia="Arial" w:hAnsi="Times New Roman" w:cs="Times New Roman"/>
           <w:color w:val="000000"/>
         </w:rPr>
-        <w:t xml:space="preserve"> J.F. </w:t>
-      </w:r>
-      <w:proofErr w:type="spellStart"/>
-      <w:r>
-        <w:rPr>
-          <w:rFonts w:ascii="Times New Roman" w:eastAsia="Arial" w:hAnsi="Times New Roman" w:cs="Times New Roman"/>
-          <w:color w:val="000000"/>
-        </w:rPr>
-        <w:t>Crétaux</w:t>
-      </w:r>
-      <w:proofErr w:type="spellEnd"/>
+        <w:t xml:space="preserve"> J.F. Crétaux</w:t>
+      </w:r>
       <w:r>
         <w:rPr>
           <w:rFonts w:ascii="Times New Roman" w:eastAsia="Arial" w:hAnsi="Times New Roman" w:cs="Times New Roman"/>
@@ -5770,23 +5696,7 @@
           <w:rFonts w:ascii="Times New Roman" w:eastAsia="Arial" w:hAnsi="Times New Roman" w:cs="Times New Roman"/>
           <w:color w:val="000000"/>
         </w:rPr>
-        <w:t xml:space="preserve">). Nadir altimeter validation in small lakes using </w:t>
-      </w:r>
-      <w:proofErr w:type="gramStart"/>
-      <w:r>
-        <w:rPr>
-          <w:rFonts w:ascii="Times New Roman" w:eastAsia="Arial" w:hAnsi="Times New Roman" w:cs="Times New Roman"/>
-          <w:color w:val="000000"/>
-        </w:rPr>
-        <w:t>multisource</w:t>
-      </w:r>
-      <w:proofErr w:type="gramEnd"/>
-      <w:r>
-        <w:rPr>
-          <w:rFonts w:ascii="Times New Roman" w:eastAsia="Arial" w:hAnsi="Times New Roman" w:cs="Times New Roman"/>
-          <w:color w:val="000000"/>
-        </w:rPr>
-        <w:t xml:space="preserve"> ground observations. </w:t>
+        <w:t xml:space="preserve">). Nadir altimeter validation in small lakes using multisource ground observations. </w:t>
       </w:r>
       <w:r>
         <w:rPr>
@@ -6085,150 +5995,6 @@
         </w:rPr>
         <w:t xml:space="preserve"> </w:t>
       </w:r>
-      <w:hyperlink r:id="rId32" w:history="1">
-        <w:r>
-          <w:rPr>
-            <w:rStyle w:val="Hyperlink"/>
-            <w:rFonts w:ascii="Times New Roman" w:eastAsia="Arial" w:hAnsi="Times New Roman" w:cs="Times New Roman"/>
-            <w:i/>
-            <w:iCs/>
-            <w:color w:val="7F7F7F" w:themeColor="text1" w:themeTint="80"/>
-          </w:rPr>
-          <w:t>Link</w:t>
-        </w:r>
-      </w:hyperlink>
-    </w:p>
-    <w:p>
-      <w:pPr>
-        <w:numPr>
-          <w:ilvl w:val="0"/>
-          <w:numId w:val="8"/>
-        </w:numPr>
-        <w:contextualSpacing/>
-        <w:jc w:val="both"/>
-        <w:rPr>
-          <w:rFonts w:ascii="Times New Roman" w:eastAsia="Arial" w:hAnsi="Times New Roman" w:cs="Times New Roman"/>
-          <w:color w:val="000000"/>
-        </w:rPr>
-      </w:pPr>
-      <w:r>
-        <w:rPr>
-          <w:rFonts w:ascii="Times New Roman" w:eastAsia="Arial" w:hAnsi="Times New Roman" w:cs="Times New Roman"/>
-          <w:color w:val="000000"/>
-        </w:rPr>
-        <w:t>F. Hossain,</w:t>
-      </w:r>
-      <w:r>
-        <w:rPr>
-          <w:rFonts w:ascii="Times New Roman" w:eastAsia="Arial" w:hAnsi="Times New Roman" w:cs="Times New Roman"/>
-          <w:color w:val="000000"/>
-        </w:rPr>
-        <w:t xml:space="preserve"> P. Das</w:t>
-      </w:r>
-      <w:r>
-        <w:rPr>
-          <w:rFonts w:ascii="Times New Roman" w:eastAsia="Arial" w:hAnsi="Times New Roman" w:cs="Times New Roman"/>
-          <w:color w:val="000000"/>
-        </w:rPr>
-        <w:t>,</w:t>
-      </w:r>
-      <w:r>
-        <w:rPr>
-          <w:rFonts w:ascii="Times New Roman" w:eastAsia="Arial" w:hAnsi="Times New Roman" w:cs="Times New Roman"/>
-          <w:color w:val="000000"/>
-        </w:rPr>
-        <w:t xml:space="preserve"> G. </w:t>
-      </w:r>
-      <w:proofErr w:type="spellStart"/>
-      <w:r>
-        <w:rPr>
-          <w:rFonts w:ascii="Times New Roman" w:eastAsia="Arial" w:hAnsi="Times New Roman" w:cs="Times New Roman"/>
-          <w:color w:val="000000"/>
-        </w:rPr>
-        <w:t>Brencher</w:t>
-      </w:r>
-      <w:proofErr w:type="spellEnd"/>
-      <w:r>
-        <w:rPr>
-          <w:rFonts w:ascii="Times New Roman" w:eastAsia="Arial" w:hAnsi="Times New Roman" w:cs="Times New Roman"/>
-          <w:color w:val="000000"/>
-        </w:rPr>
-        <w:t>,</w:t>
-      </w:r>
-      <w:r>
-        <w:rPr>
-          <w:rFonts w:ascii="Times New Roman" w:eastAsia="Arial" w:hAnsi="Times New Roman" w:cs="Times New Roman"/>
-          <w:color w:val="000000"/>
-        </w:rPr>
-        <w:t xml:space="preserve"> </w:t>
-      </w:r>
-      <w:r>
-        <w:rPr>
-          <w:rFonts w:ascii="Times New Roman" w:eastAsia="Arial" w:hAnsi="Times New Roman" w:cs="Times New Roman"/>
-          <w:color w:val="000000"/>
-        </w:rPr>
-        <w:t>H. Conr</w:t>
-      </w:r>
-      <w:r>
-        <w:rPr>
-          <w:rFonts w:ascii="Times New Roman" w:eastAsia="Arial" w:hAnsi="Times New Roman" w:cs="Times New Roman"/>
-          <w:color w:val="000000"/>
-        </w:rPr>
-        <w:t xml:space="preserve">oy, G. Darkwah, A. McCall, S. Minocha, </w:t>
-      </w:r>
-      <w:r>
-        <w:rPr>
-          <w:rFonts w:ascii="Times New Roman" w:eastAsia="Arial" w:hAnsi="Times New Roman" w:cs="Times New Roman"/>
-          <w:color w:val="000000"/>
-        </w:rPr>
-        <w:t xml:space="preserve">G. Schelepp, S. Yao, </w:t>
-      </w:r>
-      <w:r>
-        <w:rPr>
-          <w:rFonts w:ascii="Times New Roman" w:eastAsia="Arial" w:hAnsi="Times New Roman" w:cs="Times New Roman"/>
-          <w:b/>
-          <w:bCs/>
-          <w:color w:val="000000"/>
-        </w:rPr>
-        <w:t>S. Khan</w:t>
-      </w:r>
-      <w:r>
-        <w:rPr>
-          <w:rFonts w:ascii="Times New Roman" w:eastAsia="Arial" w:hAnsi="Times New Roman" w:cs="Times New Roman"/>
-          <w:color w:val="000000"/>
-        </w:rPr>
-        <w:t xml:space="preserve">, </w:t>
-      </w:r>
-      <w:r>
-        <w:rPr>
-          <w:rFonts w:ascii="Times New Roman" w:eastAsia="Arial" w:hAnsi="Times New Roman" w:cs="Times New Roman"/>
-          <w:color w:val="000000"/>
-        </w:rPr>
-        <w:t xml:space="preserve">A satellite remote sensing perspective on water resources. In </w:t>
-      </w:r>
-      <w:r>
-        <w:rPr>
-          <w:rFonts w:ascii="Times New Roman" w:eastAsia="Arial" w:hAnsi="Times New Roman" w:cs="Times New Roman"/>
-          <w:i/>
-          <w:iCs/>
-          <w:color w:val="000000"/>
-        </w:rPr>
-        <w:t>International Water Power and Dam Construction</w:t>
-      </w:r>
-      <w:r>
-        <w:rPr>
-          <w:rFonts w:ascii="Times New Roman" w:eastAsia="Arial" w:hAnsi="Times New Roman" w:cs="Times New Roman"/>
-          <w:color w:val="000000"/>
-        </w:rPr>
-        <w:t>, 2023.</w:t>
-      </w:r>
-      <w:r>
-        <w:rPr>
-          <w:rFonts w:ascii="Times New Roman" w:eastAsia="Arial" w:hAnsi="Times New Roman" w:cs="Times New Roman"/>
-          <w:color w:val="000000"/>
-        </w:rPr>
-        <w:t xml:space="preserve"> </w:t>
-      </w:r>
       <w:hyperlink r:id="rId33" w:history="1">
         <w:r>
           <w:rPr>
@@ -6260,14 +6026,56 @@
           <w:rFonts w:ascii="Times New Roman" w:eastAsia="Arial" w:hAnsi="Times New Roman" w:cs="Times New Roman"/>
           <w:color w:val="000000"/>
         </w:rPr>
-        <w:t>P. Das,</w:t>
-      </w:r>
-      <w:r>
-        <w:rPr>
-          <w:rFonts w:ascii="Times New Roman" w:eastAsia="Arial" w:hAnsi="Times New Roman" w:cs="Times New Roman"/>
-          <w:color w:val="000000"/>
-        </w:rPr>
-        <w:t xml:space="preserve"> F. Hossain, H. B. Helgason, and </w:t>
+        <w:t>F. Hossain,</w:t>
+      </w:r>
+      <w:r>
+        <w:rPr>
+          <w:rFonts w:ascii="Times New Roman" w:eastAsia="Arial" w:hAnsi="Times New Roman" w:cs="Times New Roman"/>
+          <w:color w:val="000000"/>
+        </w:rPr>
+        <w:t xml:space="preserve"> P. Das</w:t>
+      </w:r>
+      <w:r>
+        <w:rPr>
+          <w:rFonts w:ascii="Times New Roman" w:eastAsia="Arial" w:hAnsi="Times New Roman" w:cs="Times New Roman"/>
+          <w:color w:val="000000"/>
+        </w:rPr>
+        <w:t>,</w:t>
+      </w:r>
+      <w:r>
+        <w:rPr>
+          <w:rFonts w:ascii="Times New Roman" w:eastAsia="Arial" w:hAnsi="Times New Roman" w:cs="Times New Roman"/>
+          <w:color w:val="000000"/>
+        </w:rPr>
+        <w:t xml:space="preserve"> G. Brencher,</w:t>
+      </w:r>
+      <w:r>
+        <w:rPr>
+          <w:rFonts w:ascii="Times New Roman" w:eastAsia="Arial" w:hAnsi="Times New Roman" w:cs="Times New Roman"/>
+          <w:color w:val="000000"/>
+        </w:rPr>
+        <w:t xml:space="preserve"> </w:t>
+      </w:r>
+      <w:r>
+        <w:rPr>
+          <w:rFonts w:ascii="Times New Roman" w:eastAsia="Arial" w:hAnsi="Times New Roman" w:cs="Times New Roman"/>
+          <w:color w:val="000000"/>
+        </w:rPr>
+        <w:t>H. Conr</w:t>
+      </w:r>
+      <w:r>
+        <w:rPr>
+          <w:rFonts w:ascii="Times New Roman" w:eastAsia="Arial" w:hAnsi="Times New Roman" w:cs="Times New Roman"/>
+          <w:color w:val="000000"/>
+        </w:rPr>
+        <w:t xml:space="preserve">oy, G. Darkwah, A. McCall, S. Minocha, </w:t>
+      </w:r>
+      <w:r>
+        <w:rPr>
+          <w:rFonts w:ascii="Times New Roman" w:eastAsia="Arial" w:hAnsi="Times New Roman" w:cs="Times New Roman"/>
+          <w:color w:val="000000"/>
+        </w:rPr>
+        <w:t xml:space="preserve">G. Schelepp, S. Yao, </w:t>
       </w:r>
       <w:r>
         <w:rPr>
@@ -6283,65 +6091,30 @@
           <w:rFonts w:ascii="Times New Roman" w:eastAsia="Arial" w:hAnsi="Times New Roman" w:cs="Times New Roman"/>
           <w:color w:val="000000"/>
         </w:rPr>
-        <w:t xml:space="preserve">. Satellites over the </w:t>
-      </w:r>
-      <w:r>
-        <w:rPr>
-          <w:rFonts w:ascii="Times New Roman" w:eastAsia="Arial" w:hAnsi="Times New Roman" w:cs="Times New Roman"/>
-          <w:color w:val="000000"/>
-        </w:rPr>
-        <w:t>A</w:t>
-      </w:r>
-      <w:r>
-        <w:rPr>
-          <w:rFonts w:ascii="Times New Roman" w:eastAsia="Arial" w:hAnsi="Times New Roman" w:cs="Times New Roman"/>
-          <w:color w:val="000000"/>
-        </w:rPr>
-        <w:t xml:space="preserve">mazon capture the choking of the ‘house of god’ by the </w:t>
-      </w:r>
-      <w:r>
-        <w:rPr>
-          <w:rFonts w:ascii="Times New Roman" w:eastAsia="Arial" w:hAnsi="Times New Roman" w:cs="Times New Roman"/>
-          <w:color w:val="000000"/>
-        </w:rPr>
-        <w:t>B</w:t>
-      </w:r>
-      <w:r>
-        <w:rPr>
-          <w:rFonts w:ascii="Times New Roman" w:eastAsia="Arial" w:hAnsi="Times New Roman" w:cs="Times New Roman"/>
-          <w:color w:val="000000"/>
-        </w:rPr>
-        <w:t xml:space="preserve">elo </w:t>
-      </w:r>
-      <w:r>
-        <w:rPr>
-          <w:rFonts w:ascii="Times New Roman" w:eastAsia="Arial" w:hAnsi="Times New Roman" w:cs="Times New Roman"/>
-          <w:color w:val="000000"/>
-        </w:rPr>
-        <w:t>M</w:t>
-      </w:r>
-      <w:r>
-        <w:rPr>
-          <w:rFonts w:ascii="Times New Roman" w:eastAsia="Arial" w:hAnsi="Times New Roman" w:cs="Times New Roman"/>
-          <w:color w:val="000000"/>
-        </w:rPr>
-        <w:t xml:space="preserve">onte dam – they can help find solutions, too. In </w:t>
-      </w:r>
-      <w:r>
-        <w:rPr>
-          <w:rFonts w:ascii="Times New Roman" w:eastAsia="Arial" w:hAnsi="Times New Roman" w:cs="Times New Roman"/>
-          <w:i/>
-          <w:iCs/>
-          <w:color w:val="000000"/>
-        </w:rPr>
-        <w:t>The Conversation</w:t>
-      </w:r>
-      <w:r>
-        <w:rPr>
-          <w:rFonts w:ascii="Times New Roman" w:eastAsia="Arial" w:hAnsi="Times New Roman" w:cs="Times New Roman"/>
-          <w:color w:val="000000"/>
-        </w:rPr>
-        <w:t>, 2022.</w:t>
+        <w:t xml:space="preserve">, </w:t>
+      </w:r>
+      <w:r>
+        <w:rPr>
+          <w:rFonts w:ascii="Times New Roman" w:eastAsia="Arial" w:hAnsi="Times New Roman" w:cs="Times New Roman"/>
+          <w:color w:val="000000"/>
+        </w:rPr>
+        <w:t xml:space="preserve">A satellite remote sensing perspective on water resources. In </w:t>
+      </w:r>
+      <w:r>
+        <w:rPr>
+          <w:rFonts w:ascii="Times New Roman" w:eastAsia="Arial" w:hAnsi="Times New Roman" w:cs="Times New Roman"/>
+          <w:i/>
+          <w:iCs/>
+          <w:color w:val="000000"/>
+        </w:rPr>
+        <w:t>International Water Power and Dam Construction</w:t>
+      </w:r>
+      <w:r>
+        <w:rPr>
+          <w:rFonts w:ascii="Times New Roman" w:eastAsia="Arial" w:hAnsi="Times New Roman" w:cs="Times New Roman"/>
+          <w:color w:val="000000"/>
+        </w:rPr>
+        <w:t>, 2023.</w:t>
       </w:r>
       <w:r>
         <w:rPr>
@@ -6365,6 +6138,127 @@
     </w:p>
     <w:p>
       <w:pPr>
+        <w:numPr>
+          <w:ilvl w:val="0"/>
+          <w:numId w:val="8"/>
+        </w:numPr>
+        <w:contextualSpacing/>
+        <w:jc w:val="both"/>
+        <w:rPr>
+          <w:rFonts w:ascii="Times New Roman" w:eastAsia="Arial" w:hAnsi="Times New Roman" w:cs="Times New Roman"/>
+          <w:color w:val="000000"/>
+        </w:rPr>
+      </w:pPr>
+      <w:r>
+        <w:rPr>
+          <w:rFonts w:ascii="Times New Roman" w:eastAsia="Arial" w:hAnsi="Times New Roman" w:cs="Times New Roman"/>
+          <w:color w:val="000000"/>
+        </w:rPr>
+        <w:t>P. Das,</w:t>
+      </w:r>
+      <w:r>
+        <w:rPr>
+          <w:rFonts w:ascii="Times New Roman" w:eastAsia="Arial" w:hAnsi="Times New Roman" w:cs="Times New Roman"/>
+          <w:color w:val="000000"/>
+        </w:rPr>
+        <w:t xml:space="preserve"> F. Hossain, H. B. Helgason, and </w:t>
+      </w:r>
+      <w:r>
+        <w:rPr>
+          <w:rFonts w:ascii="Times New Roman" w:eastAsia="Arial" w:hAnsi="Times New Roman" w:cs="Times New Roman"/>
+          <w:b/>
+          <w:bCs/>
+          <w:color w:val="000000"/>
+        </w:rPr>
+        <w:t>S. Khan</w:t>
+      </w:r>
+      <w:r>
+        <w:rPr>
+          <w:rFonts w:ascii="Times New Roman" w:eastAsia="Arial" w:hAnsi="Times New Roman" w:cs="Times New Roman"/>
+          <w:color w:val="000000"/>
+        </w:rPr>
+        <w:t xml:space="preserve">. Satellites over the </w:t>
+      </w:r>
+      <w:r>
+        <w:rPr>
+          <w:rFonts w:ascii="Times New Roman" w:eastAsia="Arial" w:hAnsi="Times New Roman" w:cs="Times New Roman"/>
+          <w:color w:val="000000"/>
+        </w:rPr>
+        <w:t>A</w:t>
+      </w:r>
+      <w:r>
+        <w:rPr>
+          <w:rFonts w:ascii="Times New Roman" w:eastAsia="Arial" w:hAnsi="Times New Roman" w:cs="Times New Roman"/>
+          <w:color w:val="000000"/>
+        </w:rPr>
+        <w:t xml:space="preserve">mazon capture the choking of the ‘house of god’ by the </w:t>
+      </w:r>
+      <w:r>
+        <w:rPr>
+          <w:rFonts w:ascii="Times New Roman" w:eastAsia="Arial" w:hAnsi="Times New Roman" w:cs="Times New Roman"/>
+          <w:color w:val="000000"/>
+        </w:rPr>
+        <w:t>B</w:t>
+      </w:r>
+      <w:r>
+        <w:rPr>
+          <w:rFonts w:ascii="Times New Roman" w:eastAsia="Arial" w:hAnsi="Times New Roman" w:cs="Times New Roman"/>
+          <w:color w:val="000000"/>
+        </w:rPr>
+        <w:t xml:space="preserve">elo </w:t>
+      </w:r>
+      <w:r>
+        <w:rPr>
+          <w:rFonts w:ascii="Times New Roman" w:eastAsia="Arial" w:hAnsi="Times New Roman" w:cs="Times New Roman"/>
+          <w:color w:val="000000"/>
+        </w:rPr>
+        <w:t>M</w:t>
+      </w:r>
+      <w:r>
+        <w:rPr>
+          <w:rFonts w:ascii="Times New Roman" w:eastAsia="Arial" w:hAnsi="Times New Roman" w:cs="Times New Roman"/>
+          <w:color w:val="000000"/>
+        </w:rPr>
+        <w:t xml:space="preserve">onte dam – they can help find solutions, too. In </w:t>
+      </w:r>
+      <w:r>
+        <w:rPr>
+          <w:rFonts w:ascii="Times New Roman" w:eastAsia="Arial" w:hAnsi="Times New Roman" w:cs="Times New Roman"/>
+          <w:i/>
+          <w:iCs/>
+          <w:color w:val="000000"/>
+        </w:rPr>
+        <w:t>The Conversation</w:t>
+      </w:r>
+      <w:r>
+        <w:rPr>
+          <w:rFonts w:ascii="Times New Roman" w:eastAsia="Arial" w:hAnsi="Times New Roman" w:cs="Times New Roman"/>
+          <w:color w:val="000000"/>
+        </w:rPr>
+        <w:t>, 2022.</w:t>
+      </w:r>
+      <w:r>
+        <w:rPr>
+          <w:rFonts w:ascii="Times New Roman" w:eastAsia="Arial" w:hAnsi="Times New Roman" w:cs="Times New Roman"/>
+          <w:color w:val="000000"/>
+        </w:rPr>
+        <w:t xml:space="preserve"> </w:t>
+      </w:r>
+      <w:hyperlink r:id="rId35" w:history="1">
+        <w:r>
+          <w:rPr>
+            <w:rStyle w:val="Hyperlink"/>
+            <w:rFonts w:ascii="Times New Roman" w:eastAsia="Arial" w:hAnsi="Times New Roman" w:cs="Times New Roman"/>
+            <w:i/>
+            <w:iCs/>
+            <w:color w:val="7F7F7F" w:themeColor="text1" w:themeTint="80"/>
+          </w:rPr>
+          <w:t>Link</w:t>
+        </w:r>
+      </w:hyperlink>
+    </w:p>
+    <w:p>
+      <w:pPr>
         <w:ind w:left="360"/>
         <w:contextualSpacing/>
         <w:jc w:val="both"/>
@@ -6409,7 +6303,6 @@
           <w:sz w:val="28"/>
           <w:szCs w:val="32"/>
         </w:rPr>
-        <w:lastRenderedPageBreak/>
         <w:t>Textbooks</w:t>
       </w:r>
     </w:p>
@@ -6549,7 +6442,7 @@
         </w:rPr>
         <w:t xml:space="preserve">. </w:t>
       </w:r>
-      <w:hyperlink r:id="rId35" w:history="1">
+      <w:hyperlink r:id="rId36" w:history="1">
         <w:r>
           <w:rPr>
             <w:rStyle w:val="Hyperlink"/>
@@ -7279,7 +7172,7 @@
           <w:color w:val="191919"/>
           <w:szCs w:val="26"/>
         </w:rPr>
-        <w:t xml:space="preserve">Conducted applied research on </w:t>
+        <w:t>Developed sDRIPS, a satellite- and forecast-driven irrigation decision-support system for estimating net irrigation demand and generating weekly advisories for farmers and canal operators at the farm and command-area scale. Fused multi-source satellite imagery, including optical, thermal, and radar data, with numerical weather prediction outputs, precipitation nowcasts/forecasts, soil moisture, and field conditions to drive Penman-Monteith and SEBAL evapotranspiration models, percolation estimates, and field-scale water requirement calculations. Designed automated geospatial ETL workflows in Python and Google Earth Engine for large-scale data ingestion, preprocessing, harmonization, raster/vector processing, and product generation. Incorporated in situ sensors and local weather station data for statistical bias correction of coarse-scale meteorological and satellite-derived estimates, and characterized uncertainty using Generalized Likelihood Uncertainty Estimation (GLUE) and Monte Carlo analyses</w:t>
       </w:r>
       <w:r>
         <w:rPr>
@@ -7288,7 +7181,7 @@
           <w:color w:val="191919"/>
           <w:szCs w:val="26"/>
         </w:rPr>
-        <w:t xml:space="preserve">satellite-informed </w:t>
+        <w:t>.</w:t>
       </w:r>
       <w:r>
         <w:rPr>
@@ -7297,7 +7190,7 @@
           <w:color w:val="191919"/>
           <w:szCs w:val="26"/>
         </w:rPr>
-        <w:t>irrigation decision support, developing</w:t>
+        <w:t xml:space="preserve"> </w:t>
       </w:r>
       <w:r>
         <w:rPr>
@@ -7306,7 +7199,7 @@
           <w:color w:val="191919"/>
           <w:szCs w:val="26"/>
         </w:rPr>
-        <w:t xml:space="preserve"> weekly </w:t>
+        <w:t xml:space="preserve">Tool </w:t>
       </w:r>
       <w:r>
         <w:rPr>
@@ -7315,7 +7208,7 @@
           <w:color w:val="191919"/>
           <w:szCs w:val="26"/>
         </w:rPr>
-        <w:t>irrigation decision support, fusing multi-source satellite imagery (optical</w:t>
+        <w:t>for public use</w:t>
       </w:r>
       <w:r>
         <w:rPr>
@@ -7324,7 +7217,7 @@
           <w:color w:val="191919"/>
           <w:szCs w:val="26"/>
         </w:rPr>
-        <w:t xml:space="preserve">, </w:t>
+        <w:t xml:space="preserve"> (with link)</w:t>
       </w:r>
       <w:r>
         <w:rPr>
@@ -7333,165 +7226,9 @@
           <w:color w:val="191919"/>
           <w:szCs w:val="26"/>
         </w:rPr>
-        <w:t>thermal</w:t>
-      </w:r>
-      <w:r>
-        <w:rPr>
-          <w:rFonts w:ascii="Times New Roman" w:eastAsia="MS Gothic" w:hAnsi="Times New Roman" w:cs="Times New Roman"/>
-          <w:bCs/>
-          <w:color w:val="191919"/>
-          <w:szCs w:val="26"/>
-        </w:rPr>
-        <w:t>, and radar) with numerical weather prediction (NWP) outputs to drive Penman-Monteith and SEBAL evapotranspiration models</w:t>
-      </w:r>
-      <w:r>
-        <w:rPr>
-          <w:rFonts w:ascii="Times New Roman" w:eastAsia="MS Gothic" w:hAnsi="Times New Roman" w:cs="Times New Roman"/>
-          <w:bCs/>
-          <w:color w:val="191919"/>
-          <w:szCs w:val="26"/>
-        </w:rPr>
-        <w:t xml:space="preserve"> and percolation</w:t>
-      </w:r>
-      <w:r>
-        <w:rPr>
-          <w:rFonts w:ascii="Times New Roman" w:eastAsia="MS Gothic" w:hAnsi="Times New Roman" w:cs="Times New Roman"/>
-          <w:bCs/>
-          <w:color w:val="191919"/>
-          <w:szCs w:val="26"/>
-        </w:rPr>
-        <w:t xml:space="preserve"> at the </w:t>
-      </w:r>
-      <w:r>
-        <w:rPr>
-          <w:rFonts w:ascii="Times New Roman" w:eastAsia="MS Gothic" w:hAnsi="Times New Roman" w:cs="Times New Roman"/>
-          <w:bCs/>
-          <w:color w:val="191919"/>
-          <w:szCs w:val="26"/>
-        </w:rPr>
-        <w:t>field scale. Designed automated data ingestion, processing, and product generation workflows on Google Earth Engine</w:t>
-      </w:r>
-      <w:r>
-        <w:rPr>
-          <w:rFonts w:ascii="Times New Roman" w:eastAsia="MS Gothic" w:hAnsi="Times New Roman" w:cs="Times New Roman"/>
-          <w:bCs/>
-          <w:color w:val="191919"/>
-          <w:szCs w:val="26"/>
-        </w:rPr>
-        <w:t xml:space="preserve"> (cloud platform)</w:t>
-      </w:r>
-      <w:r>
-        <w:rPr>
-          <w:rFonts w:ascii="Times New Roman" w:eastAsia="MS Gothic" w:hAnsi="Times New Roman" w:cs="Times New Roman"/>
-          <w:bCs/>
-          <w:color w:val="191919"/>
-          <w:szCs w:val="26"/>
-        </w:rPr>
-        <w:t xml:space="preserve">, incorporating in situ sensor and weather station data for statistical bias correction of global model outputs. Uncertainty in </w:t>
-      </w:r>
-      <w:r>
-        <w:rPr>
-          <w:rFonts w:ascii="Times New Roman" w:eastAsia="MS Gothic" w:hAnsi="Times New Roman" w:cs="Times New Roman"/>
-          <w:bCs/>
-          <w:color w:val="191919"/>
-          <w:szCs w:val="26"/>
-        </w:rPr>
-        <w:t>net water required</w:t>
-      </w:r>
-      <w:r>
-        <w:rPr>
-          <w:rFonts w:ascii="Times New Roman" w:eastAsia="MS Gothic" w:hAnsi="Times New Roman" w:cs="Times New Roman"/>
-          <w:bCs/>
-          <w:color w:val="191919"/>
-          <w:szCs w:val="26"/>
-        </w:rPr>
-        <w:t xml:space="preserve"> estimates was rigorously characterized using Generalized Likelihood Uncertainty Estimation (GLUE) and Monte Carlo analyses to quantify parameter and input uncertainty across diverse </w:t>
-      </w:r>
-      <w:proofErr w:type="spellStart"/>
-      <w:r>
-        <w:rPr>
-          <w:rFonts w:ascii="Times New Roman" w:eastAsia="MS Gothic" w:hAnsi="Times New Roman" w:cs="Times New Roman"/>
-          <w:bCs/>
-          <w:color w:val="191919"/>
-          <w:szCs w:val="26"/>
-        </w:rPr>
-        <w:t>agro</w:t>
-      </w:r>
-      <w:proofErr w:type="spellEnd"/>
-      <w:r>
-        <w:rPr>
-          <w:rFonts w:ascii="Times New Roman" w:eastAsia="MS Gothic" w:hAnsi="Times New Roman" w:cs="Times New Roman"/>
-          <w:bCs/>
-          <w:color w:val="191919"/>
-          <w:szCs w:val="26"/>
-        </w:rPr>
-        <w:t>-climatic setting</w:t>
-      </w:r>
-      <w:r>
-        <w:rPr>
-          <w:rFonts w:ascii="Times New Roman" w:eastAsia="MS Gothic" w:hAnsi="Times New Roman" w:cs="Times New Roman"/>
-          <w:bCs/>
-          <w:color w:val="191919"/>
-          <w:szCs w:val="26"/>
-        </w:rPr>
-        <w:t>s</w:t>
-      </w:r>
-      <w:r>
-        <w:rPr>
-          <w:rFonts w:ascii="Times New Roman" w:eastAsia="MS Gothic" w:hAnsi="Times New Roman" w:cs="Times New Roman"/>
-          <w:bCs/>
-          <w:color w:val="191919"/>
-          <w:szCs w:val="26"/>
-        </w:rPr>
-        <w:t>.</w:t>
-      </w:r>
-      <w:r>
-        <w:rPr>
-          <w:rFonts w:ascii="Times New Roman" w:eastAsia="MS Gothic" w:hAnsi="Times New Roman" w:cs="Times New Roman"/>
-          <w:bCs/>
-          <w:color w:val="191919"/>
-          <w:szCs w:val="26"/>
-        </w:rPr>
-        <w:t xml:space="preserve"> </w:t>
-      </w:r>
-      <w:r>
-        <w:rPr>
-          <w:rFonts w:ascii="Times New Roman" w:eastAsia="MS Gothic" w:hAnsi="Times New Roman" w:cs="Times New Roman"/>
-          <w:bCs/>
-          <w:color w:val="191919"/>
-          <w:szCs w:val="26"/>
-        </w:rPr>
-        <w:t xml:space="preserve">Tool </w:t>
-      </w:r>
-      <w:r>
-        <w:rPr>
-          <w:rFonts w:ascii="Times New Roman" w:eastAsia="MS Gothic" w:hAnsi="Times New Roman" w:cs="Times New Roman"/>
-          <w:bCs/>
-          <w:color w:val="191919"/>
-          <w:szCs w:val="26"/>
-        </w:rPr>
-        <w:t>for public use</w:t>
-      </w:r>
-      <w:r>
-        <w:rPr>
-          <w:rFonts w:ascii="Times New Roman" w:eastAsia="MS Gothic" w:hAnsi="Times New Roman" w:cs="Times New Roman"/>
-          <w:bCs/>
-          <w:color w:val="191919"/>
-          <w:szCs w:val="26"/>
-        </w:rPr>
-        <w:t xml:space="preserve"> (with link)</w:t>
-      </w:r>
-      <w:r>
-        <w:rPr>
-          <w:rFonts w:ascii="Times New Roman" w:eastAsia="MS Gothic" w:hAnsi="Times New Roman" w:cs="Times New Roman"/>
-          <w:bCs/>
-          <w:color w:val="191919"/>
-          <w:szCs w:val="26"/>
-        </w:rPr>
         <w:t xml:space="preserve"> - </w:t>
       </w:r>
-      <w:hyperlink r:id="rId36" w:history="1">
-        <w:proofErr w:type="spellStart"/>
+      <w:hyperlink r:id="rId37" w:history="1">
         <w:r>
           <w:rPr>
             <w:rStyle w:val="Hyperlink"/>
@@ -7502,7 +7239,6 @@
           </w:rPr>
           <w:t>sDRIPS</w:t>
         </w:r>
-        <w:proofErr w:type="spellEnd"/>
       </w:hyperlink>
       <w:r>
         <w:rPr>
@@ -7523,8 +7259,97 @@
         </w:rPr>
         <w:t xml:space="preserve"> </w:t>
       </w:r>
-      <w:hyperlink r:id="rId37" w:history="1">
-        <w:proofErr w:type="spellStart"/>
+      <w:hyperlink r:id="rId38" w:history="1">
+        <w:r>
+          <w:rPr>
+            <w:rStyle w:val="Hyperlink"/>
+            <w:rFonts w:ascii="Times New Roman" w:eastAsia="MS Gothic" w:hAnsi="Times New Roman" w:cs="Times New Roman"/>
+            <w:bCs/>
+            <w:color w:val="7F7F7F" w:themeColor="text1" w:themeTint="80"/>
+            <w:szCs w:val="26"/>
+          </w:rPr>
+          <w:t>sDRIPS-Sense</w:t>
+        </w:r>
+      </w:hyperlink>
+      <w:r>
+        <w:t xml:space="preserve">, </w:t>
+      </w:r>
+      <w:hyperlink r:id="rId39" w:history="1">
+        <w:r>
+          <w:rPr>
+            <w:rStyle w:val="Hyperlink"/>
+            <w:rFonts w:ascii="Times New Roman" w:hAnsi="Times New Roman" w:cs="Times New Roman"/>
+            <w:color w:val="7F7F7F" w:themeColor="text1" w:themeTint="80"/>
+            <w:szCs w:val="20"/>
+          </w:rPr>
+          <w:t>sDRIPS-TBP</w:t>
+        </w:r>
+      </w:hyperlink>
+    </w:p>
+    <w:p>
+      <w:pPr>
+        <w:pStyle w:val="ListParagraph"/>
+        <w:numPr>
+          <w:ilvl w:val="0"/>
+          <w:numId w:val="10"/>
+        </w:numPr>
+        <w:spacing w:after="80"/>
+        <w:jc w:val="both"/>
+        <w:rPr>
+          <w:rFonts w:ascii="Times New Roman" w:eastAsia="MS Gothic" w:hAnsi="Times New Roman" w:cs="Times New Roman"/>
+          <w:bCs/>
+          <w:color w:val="191919"/>
+          <w:szCs w:val="26"/>
+        </w:rPr>
+      </w:pPr>
+      <w:r>
+        <w:rPr>
+          <w:rFonts w:ascii="Times New Roman" w:eastAsia="MS Gothic" w:hAnsi="Times New Roman" w:cs="Times New Roman"/>
+          <w:b/>
+          <w:bCs/>
+          <w:color w:val="191919"/>
+          <w:szCs w:val="26"/>
+        </w:rPr>
+        <w:t>Canal w</w:t>
+      </w:r>
+      <w:r>
+        <w:rPr>
+          <w:rFonts w:ascii="Times New Roman" w:eastAsia="MS Gothic" w:hAnsi="Times New Roman" w:cs="Times New Roman"/>
+          <w:b/>
+          <w:bCs/>
+          <w:color w:val="191919"/>
+          <w:szCs w:val="26"/>
+        </w:rPr>
+        <w:t>ater allocation framework</w:t>
+      </w:r>
+      <w:r>
+        <w:rPr>
+          <w:rFonts w:ascii="Times New Roman" w:eastAsia="MS Gothic" w:hAnsi="Times New Roman" w:cs="Times New Roman"/>
+          <w:bCs/>
+          <w:color w:val="191919"/>
+          <w:szCs w:val="26"/>
+        </w:rPr>
+        <w:t xml:space="preserve"> – </w:t>
+      </w:r>
+      <w:r>
+        <w:rPr>
+          <w:rFonts w:ascii="Times New Roman" w:eastAsia="MS Gothic" w:hAnsi="Times New Roman" w:cs="Times New Roman"/>
+          <w:bCs/>
+          <w:color w:val="191919"/>
+          <w:szCs w:val="26"/>
+        </w:rPr>
+        <w:t>Developed a satellite-based canal water allocation methodology to help canal operators distribute water more efficiently based on crop water demand, actual field conditions, and canal network structure. Built the allocation framework on uncertainty-characterized net water requirement estimates from sDRIPS, ensuring distribution decisions account for input, parameter, and model uncertainty across diverse agro-climatic settings. Applied network-based analysis to translate field-scale irrigation demand into command-area and canal-level allocation decisions, supporting climate-change adaptation and more efficient agricultural water management.</w:t>
+      </w:r>
+      <w:r>
+        <w:rPr>
+          <w:rFonts w:ascii="Times New Roman" w:eastAsia="MS Gothic" w:hAnsi="Times New Roman" w:cs="Times New Roman"/>
+          <w:bCs/>
+          <w:color w:val="191919"/>
+          <w:szCs w:val="26"/>
+        </w:rPr>
+        <w:t xml:space="preserve"> Tool for public use (with link) - </w:t>
+      </w:r>
+      <w:hyperlink r:id="rId40" w:history="1">
         <w:r>
           <w:rPr>
             <w:rStyle w:val="Hyperlink"/>
@@ -7535,18 +7360,17 @@
           </w:rPr>
           <w:t>sDRIPS</w:t>
         </w:r>
-        <w:proofErr w:type="spellEnd"/>
-        <w:r>
-          <w:rPr>
-            <w:rStyle w:val="Hyperlink"/>
-            <w:rFonts w:ascii="Times New Roman" w:eastAsia="MS Gothic" w:hAnsi="Times New Roman" w:cs="Times New Roman"/>
-            <w:bCs/>
-            <w:color w:val="7F7F7F" w:themeColor="text1" w:themeTint="80"/>
-            <w:szCs w:val="26"/>
-          </w:rPr>
-          <w:t>-Sense</w:t>
-        </w:r>
       </w:hyperlink>
+      <w:r>
+        <w:rPr>
+          <w:rFonts w:ascii="Times New Roman" w:eastAsia="MS Gothic" w:hAnsi="Times New Roman" w:cs="Times New Roman"/>
+          <w:bCs/>
+          <w:color w:val="7F7F7F" w:themeColor="text1" w:themeTint="80"/>
+          <w:szCs w:val="26"/>
+          <w:u w:val="single"/>
+        </w:rPr>
+        <w:t>-TBP</w:t>
+      </w:r>
     </w:p>
     <w:p>
       <w:pPr>
@@ -7572,17 +7396,16 @@
           <w:color w:val="191919"/>
           <w:szCs w:val="26"/>
         </w:rPr>
-        <w:t>Canal w</w:t>
-      </w:r>
-      <w:r>
-        <w:rPr>
-          <w:rFonts w:ascii="Times New Roman" w:eastAsia="MS Gothic" w:hAnsi="Times New Roman" w:cs="Times New Roman"/>
-          <w:b/>
+        <w:t>Scalable gauge network framework</w:t>
+      </w:r>
+      <w:r>
+        <w:rPr>
+          <w:rFonts w:ascii="Times New Roman" w:eastAsia="MS Gothic" w:hAnsi="Times New Roman" w:cs="Times New Roman"/>
           <w:bCs/>
           <w:color w:val="191919"/>
           <w:szCs w:val="26"/>
         </w:rPr>
-        <w:t>ater allocation framework</w:t>
+        <w:t xml:space="preserve"> – </w:t>
       </w:r>
       <w:r>
         <w:rPr>
@@ -7591,7 +7414,7 @@
           <w:color w:val="191919"/>
           <w:szCs w:val="26"/>
         </w:rPr>
-        <w:t xml:space="preserve"> – </w:t>
+        <w:t>Designed an open-source framework integrating citizen science observations with current and future satellite missions to optimize gauge placement in lakes and wetlands, improving regional surface water storage monitoring in ungauged and data-sparse environments. Built Monte Carlo simulation workflows to quantify storage uncertainty and determine the optimal number of gauges needed for representative monitoring across heterogeneous hydrologic and landscape settings. Trained Random Forest models using hydrologic and landscape predictors, including precipitation, terrain metrics, waterbody area, and air temperature, to rank candidate sites and identify high-impact gauge locations</w:t>
       </w:r>
       <w:r>
         <w:rPr>
@@ -7600,7 +7423,7 @@
           <w:color w:val="191919"/>
           <w:szCs w:val="26"/>
         </w:rPr>
-        <w:t xml:space="preserve">Developed a satellite-based canal water allocation methodology to help canal operators allocate water more efficiently based on crop water demand and actual field conditions, using network theory and supporting climate-change adaptation in agricultural water management. The allocation framework builds on the uncertainty-characterized </w:t>
+        <w:t>.</w:t>
       </w:r>
       <w:r>
         <w:rPr>
@@ -7609,143 +7432,9 @@
           <w:color w:val="191919"/>
           <w:szCs w:val="26"/>
         </w:rPr>
-        <w:t>net water required</w:t>
-      </w:r>
-      <w:r>
-        <w:rPr>
-          <w:rFonts w:ascii="Times New Roman" w:eastAsia="MS Gothic" w:hAnsi="Times New Roman" w:cs="Times New Roman"/>
-          <w:bCs/>
-          <w:color w:val="191919"/>
-          <w:szCs w:val="26"/>
-        </w:rPr>
-        <w:t xml:space="preserve"> estimates from the irrigation advisory system, ensuring that water distribution decisions account for parameter and input uncertainty across diverse </w:t>
-      </w:r>
-      <w:proofErr w:type="spellStart"/>
-      <w:r>
-        <w:rPr>
-          <w:rFonts w:ascii="Times New Roman" w:eastAsia="MS Gothic" w:hAnsi="Times New Roman" w:cs="Times New Roman"/>
-          <w:bCs/>
-          <w:color w:val="191919"/>
-          <w:szCs w:val="26"/>
-        </w:rPr>
-        <w:t>agro</w:t>
-      </w:r>
-      <w:proofErr w:type="spellEnd"/>
-      <w:r>
-        <w:rPr>
-          <w:rFonts w:ascii="Times New Roman" w:eastAsia="MS Gothic" w:hAnsi="Times New Roman" w:cs="Times New Roman"/>
-          <w:bCs/>
-          <w:color w:val="191919"/>
-          <w:szCs w:val="26"/>
-        </w:rPr>
-        <w:t>-climatic settings</w:t>
-      </w:r>
-      <w:r>
-        <w:rPr>
-          <w:rFonts w:ascii="Times New Roman" w:eastAsia="MS Gothic" w:hAnsi="Times New Roman" w:cs="Times New Roman"/>
-          <w:bCs/>
-          <w:color w:val="191919"/>
-          <w:szCs w:val="26"/>
-        </w:rPr>
-        <w:t>.</w:t>
-      </w:r>
-      <w:r>
-        <w:rPr>
-          <w:rFonts w:ascii="Times New Roman" w:eastAsia="MS Gothic" w:hAnsi="Times New Roman" w:cs="Times New Roman"/>
-          <w:bCs/>
-          <w:color w:val="191919"/>
-          <w:szCs w:val="26"/>
-        </w:rPr>
-        <w:t xml:space="preserve"> Tool for public use (with link) - </w:t>
-      </w:r>
-      <w:hyperlink r:id="rId38" w:history="1">
-        <w:proofErr w:type="spellStart"/>
-        <w:r>
-          <w:rPr>
-            <w:rStyle w:val="Hyperlink"/>
-            <w:rFonts w:ascii="Times New Roman" w:eastAsia="MS Gothic" w:hAnsi="Times New Roman" w:cs="Times New Roman"/>
-            <w:bCs/>
-            <w:color w:val="7F7F7F" w:themeColor="text1" w:themeTint="80"/>
-            <w:szCs w:val="26"/>
-          </w:rPr>
-          <w:t>sDRIPS</w:t>
-        </w:r>
-        <w:proofErr w:type="spellEnd"/>
-      </w:hyperlink>
-      <w:r>
-        <w:rPr>
-          <w:rFonts w:ascii="Times New Roman" w:eastAsia="MS Gothic" w:hAnsi="Times New Roman" w:cs="Times New Roman"/>
-          <w:bCs/>
-          <w:color w:val="7F7F7F" w:themeColor="text1" w:themeTint="80"/>
-          <w:szCs w:val="26"/>
-          <w:u w:val="single"/>
-        </w:rPr>
-        <w:t>-TBP</w:t>
-      </w:r>
-    </w:p>
-    <w:p>
-      <w:pPr>
-        <w:pStyle w:val="ListParagraph"/>
-        <w:numPr>
-          <w:ilvl w:val="0"/>
-          <w:numId w:val="10"/>
-        </w:numPr>
-        <w:spacing w:after="80"/>
-        <w:jc w:val="both"/>
-        <w:rPr>
-          <w:rFonts w:ascii="Times New Roman" w:eastAsia="MS Gothic" w:hAnsi="Times New Roman" w:cs="Times New Roman"/>
-          <w:bCs/>
-          <w:color w:val="191919"/>
-          <w:szCs w:val="26"/>
-        </w:rPr>
-      </w:pPr>
-      <w:r>
-        <w:rPr>
-          <w:rFonts w:ascii="Times New Roman" w:eastAsia="MS Gothic" w:hAnsi="Times New Roman" w:cs="Times New Roman"/>
-          <w:b/>
-          <w:bCs/>
-          <w:color w:val="191919"/>
-          <w:szCs w:val="26"/>
-        </w:rPr>
-        <w:t>Scalable gauge network framework</w:t>
-      </w:r>
-      <w:r>
-        <w:rPr>
-          <w:rFonts w:ascii="Times New Roman" w:eastAsia="MS Gothic" w:hAnsi="Times New Roman" w:cs="Times New Roman"/>
-          <w:bCs/>
-          <w:color w:val="191919"/>
-          <w:szCs w:val="26"/>
-        </w:rPr>
-        <w:t xml:space="preserve"> – </w:t>
-      </w:r>
-      <w:r>
-        <w:rPr>
-          <w:rFonts w:ascii="Times New Roman" w:eastAsia="MS Gothic" w:hAnsi="Times New Roman" w:cs="Times New Roman"/>
-          <w:bCs/>
-          <w:color w:val="191919"/>
-          <w:szCs w:val="26"/>
-        </w:rPr>
-        <w:t>Designed an open-source framework integrating citizen science with current and future satellite observations to optimize gauge placement in lakes and wetlands, enhancing monitoring of regional surface water storage in ungauged water bodies. Applied Monte Carlo simulations to quantify placement uncertainty and used Random Forest models to identify key landscape and hydrological predictors of gauge network performance</w:t>
-      </w:r>
-      <w:r>
-        <w:rPr>
-          <w:rFonts w:ascii="Times New Roman" w:eastAsia="MS Gothic" w:hAnsi="Times New Roman" w:cs="Times New Roman"/>
-          <w:bCs/>
-          <w:color w:val="191919"/>
-          <w:szCs w:val="26"/>
-        </w:rPr>
-        <w:t>.</w:t>
-      </w:r>
-      <w:r>
-        <w:rPr>
-          <w:rFonts w:ascii="Times New Roman" w:eastAsia="MS Gothic" w:hAnsi="Times New Roman" w:cs="Times New Roman"/>
-          <w:bCs/>
-          <w:color w:val="191919"/>
-          <w:szCs w:val="26"/>
-        </w:rPr>
         <w:t xml:space="preserve"> </w:t>
       </w:r>
-      <w:hyperlink r:id="rId39" w:history="1">
+      <w:hyperlink r:id="rId41" w:history="1">
         <w:r>
           <w:rPr>
             <w:rStyle w:val="Hyperlink"/>
@@ -7808,7 +7497,15 @@
           <w:color w:val="191919"/>
           <w:szCs w:val="26"/>
         </w:rPr>
-        <w:t>Investigated uncertainties in lake volume change estimates, focusing on variability introduced by radar- and optical-based water surface detection methods, while leveraging citizen science elevation data.</w:t>
+        <w:t>Investigated uncertainty propagation in lake and wetland volume change estimates derived from satellite-based surface water extent and citizen science water-level observations. Built an ensemble of radar- and optical-based water classification approaches to improve robustness of surface water extent estimates, and evaluated sensitivity to sensor type, classification method, and spatial resolution, including comparison with high-resolution imagery such as PlanetScope at approximately 3 m resolution</w:t>
+      </w:r>
+      <w:r>
+        <w:rPr>
+          <w:rFonts w:ascii="Times New Roman" w:eastAsia="MS Gothic" w:hAnsi="Times New Roman" w:cs="Times New Roman"/>
+          <w:color w:val="191919"/>
+          <w:szCs w:val="26"/>
+        </w:rPr>
+        <w:t>.</w:t>
       </w:r>
     </w:p>
     <w:p>
@@ -7893,6 +7590,15 @@
           <w:szCs w:val="26"/>
         </w:rPr>
         <w:t>Pasadena</w:t>
+      </w:r>
+      <w:r>
+        <w:rPr>
+          <w:rFonts w:ascii="Times New Roman" w:eastAsia="MS Gothic" w:hAnsi="Times New Roman" w:cs="Times New Roman"/>
+          <w:bCs/>
+          <w:color w:val="191919"/>
+          <w:szCs w:val="26"/>
+        </w:rPr>
+        <w:t>,</w:t>
       </w:r>
       <w:r>
         <w:rPr>
@@ -8023,7 +7729,7 @@
           <w:color w:val="191919"/>
           <w:szCs w:val="26"/>
         </w:rPr>
-        <w:t xml:space="preserve">Investigated PODAAC’s SWOT On-Demand Raster Generation tool for </w:t>
+        <w:t>Investigated PO.DAAC’s SWOT On-Demand Raster Generation tool for producing customized raster products from SWOT satellite observations at user-defined spatial resolutions. Developed SWODLR-Python, a Python-based framework to streamline API-driven data requests, raster generation, subsetting, resampling, and processing. Evaluated customized SWOT raster products for hydrologic applications, including flood-propagation analysis in northeast Bangladesh</w:t>
       </w:r>
       <w:r>
         <w:rPr>
@@ -8032,7 +7738,7 @@
           <w:color w:val="191919"/>
           <w:szCs w:val="26"/>
         </w:rPr>
-        <w:t>generating</w:t>
+        <w:t>.</w:t>
       </w:r>
       <w:r>
         <w:rPr>
@@ -8041,56 +7747,9 @@
           <w:color w:val="191919"/>
           <w:szCs w:val="26"/>
         </w:rPr>
-        <w:t xml:space="preserve"> customized spatial-resolution </w:t>
-      </w:r>
-      <w:proofErr w:type="spellStart"/>
-      <w:r>
-        <w:rPr>
-          <w:rFonts w:ascii="Times New Roman" w:eastAsia="MS Gothic" w:hAnsi="Times New Roman" w:cs="Times New Roman"/>
-          <w:bCs/>
-          <w:color w:val="191919"/>
-          <w:szCs w:val="26"/>
-        </w:rPr>
-        <w:t>rasters</w:t>
-      </w:r>
-      <w:proofErr w:type="spellEnd"/>
-      <w:r>
-        <w:rPr>
-          <w:rFonts w:ascii="Times New Roman" w:eastAsia="MS Gothic" w:hAnsi="Times New Roman" w:cs="Times New Roman"/>
-          <w:bCs/>
-          <w:color w:val="191919"/>
-          <w:szCs w:val="26"/>
-        </w:rPr>
-        <w:t xml:space="preserve"> and</w:t>
-      </w:r>
-      <w:r>
-        <w:rPr>
-          <w:rFonts w:ascii="Times New Roman" w:eastAsia="MS Gothic" w:hAnsi="Times New Roman" w:cs="Times New Roman"/>
-          <w:bCs/>
-          <w:color w:val="191919"/>
-          <w:szCs w:val="26"/>
-        </w:rPr>
-        <w:t xml:space="preserve"> developed a Python-based framework to streamline data requests and processing</w:t>
-      </w:r>
-      <w:r>
-        <w:rPr>
-          <w:rFonts w:ascii="Times New Roman" w:eastAsia="MS Gothic" w:hAnsi="Times New Roman" w:cs="Times New Roman"/>
-          <w:bCs/>
-          <w:color w:val="191919"/>
-          <w:szCs w:val="26"/>
-        </w:rPr>
-        <w:t>.</w:t>
-      </w:r>
-      <w:r>
-        <w:rPr>
-          <w:rFonts w:ascii="Times New Roman" w:eastAsia="MS Gothic" w:hAnsi="Times New Roman" w:cs="Times New Roman"/>
-          <w:bCs/>
-          <w:color w:val="191919"/>
-          <w:szCs w:val="26"/>
-        </w:rPr>
         <w:t xml:space="preserve"> Framework on GitHub - </w:t>
       </w:r>
-      <w:hyperlink r:id="rId40" w:history="1">
+      <w:hyperlink r:id="rId42" w:history="1">
         <w:r>
           <w:rPr>
             <w:rStyle w:val="Hyperlink"/>
@@ -8124,6 +7783,7 @@
           <w:sz w:val="28"/>
           <w:szCs w:val="32"/>
         </w:rPr>
+        <w:lastRenderedPageBreak/>
         <w:t>Teaching</w:t>
       </w:r>
       <w:r>
@@ -8518,41 +8178,23 @@
           <w:iCs/>
           <w:color w:val="000000"/>
         </w:rPr>
+        <w:t xml:space="preserve"> – </w:t>
+      </w:r>
+      <w:r>
+        <w:rPr>
+          <w:rFonts w:ascii="Times New Roman" w:eastAsia="Arial" w:hAnsi="Times New Roman" w:cs="Times New Roman"/>
+          <w:i/>
+          <w:iCs/>
+          <w:color w:val="000000"/>
+        </w:rPr>
         <w:t xml:space="preserve"> </w:t>
       </w:r>
-      <w:proofErr w:type="gramStart"/>
-      <w:r>
-        <w:rPr>
-          <w:rFonts w:ascii="Times New Roman" w:eastAsia="Arial" w:hAnsi="Times New Roman" w:cs="Times New Roman"/>
-          <w:i/>
-          <w:iCs/>
-          <w:color w:val="000000"/>
-        </w:rPr>
-        <w:t xml:space="preserve">– </w:t>
-      </w:r>
-      <w:r>
-        <w:rPr>
-          <w:rFonts w:ascii="Times New Roman" w:eastAsia="Arial" w:hAnsi="Times New Roman" w:cs="Times New Roman"/>
-          <w:i/>
-          <w:iCs/>
-          <w:color w:val="000000"/>
-        </w:rPr>
-        <w:t xml:space="preserve"> </w:t>
-      </w:r>
-      <w:r>
-        <w:rPr>
-          <w:rFonts w:ascii="Times New Roman" w:eastAsia="Arial" w:hAnsi="Times New Roman" w:cs="Times New Roman"/>
-          <w:color w:val="000000"/>
-        </w:rPr>
-        <w:t>Delivered</w:t>
-      </w:r>
-      <w:proofErr w:type="gramEnd"/>
-      <w:r>
-        <w:rPr>
-          <w:rFonts w:ascii="Times New Roman" w:eastAsia="Arial" w:hAnsi="Times New Roman" w:cs="Times New Roman"/>
-          <w:color w:val="000000"/>
-        </w:rPr>
-        <w:t xml:space="preserve"> a lecture</w:t>
+      <w:r>
+        <w:rPr>
+          <w:rFonts w:ascii="Times New Roman" w:eastAsia="Arial" w:hAnsi="Times New Roman" w:cs="Times New Roman"/>
+          <w:color w:val="000000"/>
+        </w:rPr>
+        <w:t>Delivered a lecture</w:t>
       </w:r>
       <w:r>
         <w:rPr>
@@ -8702,7 +8344,6 @@
           <w:iCs/>
           <w:color w:val="000000"/>
         </w:rPr>
-        <w:lastRenderedPageBreak/>
         <w:t>Environmental and Water Program Seminar, University of Washington’s Civil and Environmental Engineering Department</w:t>
       </w:r>
       <w:r>
@@ -9148,27 +8789,7 @@
           <w:iCs/>
           <w:color w:val="000000"/>
         </w:rPr>
-        <w:t xml:space="preserve">Remote </w:t>
-      </w:r>
-      <w:proofErr w:type="gramStart"/>
-      <w:r>
-        <w:rPr>
-          <w:rFonts w:ascii="Times New Roman" w:eastAsia="Arial" w:hAnsi="Times New Roman" w:cs="Times New Roman"/>
-          <w:i/>
-          <w:iCs/>
-          <w:color w:val="000000"/>
-        </w:rPr>
-        <w:t>sensing based</w:t>
-      </w:r>
-      <w:proofErr w:type="gramEnd"/>
-      <w:r>
-        <w:rPr>
-          <w:rFonts w:ascii="Times New Roman" w:eastAsia="Arial" w:hAnsi="Times New Roman" w:cs="Times New Roman"/>
-          <w:i/>
-          <w:iCs/>
-          <w:color w:val="000000"/>
-        </w:rPr>
-        <w:t xml:space="preserve"> surface water tracking, citizen science, Cloud Computing and the Surface Water and Ocean Topography (SWOT) Mission</w:t>
+        <w:t>Remote sensing based surface water tracking, citizen science, Cloud Computing and the Surface Water and Ocean Topography (SWOT) Mission</w:t>
       </w:r>
       <w:r>
         <w:rPr>
@@ -10226,33 +9847,15 @@
           <w:bCs/>
           <w:color w:val="000000"/>
         </w:rPr>
-        <w:t xml:space="preserve"> (A private farm in South </w:t>
-      </w:r>
-      <w:proofErr w:type="gramStart"/>
-      <w:r>
-        <w:rPr>
-          <w:rFonts w:ascii="Times New Roman" w:eastAsia="Arial" w:hAnsi="Times New Roman" w:cs="Times New Roman"/>
-          <w:bCs/>
-          <w:color w:val="000000"/>
-        </w:rPr>
-        <w:t>Africa)</w:t>
-      </w:r>
-      <w:r>
-        <w:rPr>
-          <w:rFonts w:ascii="Times New Roman" w:eastAsia="Arial" w:hAnsi="Times New Roman" w:cs="Times New Roman"/>
-          <w:bCs/>
-          <w:color w:val="000000"/>
-        </w:rPr>
-        <w:t xml:space="preserve">   </w:t>
-      </w:r>
-      <w:proofErr w:type="gramEnd"/>
-      <w:r>
-        <w:rPr>
-          <w:rFonts w:ascii="Times New Roman" w:eastAsia="Arial" w:hAnsi="Times New Roman" w:cs="Times New Roman"/>
-          <w:bCs/>
-          <w:color w:val="000000"/>
-        </w:rPr>
-        <w:t xml:space="preserve">                                        </w:t>
+        <w:t xml:space="preserve"> (A private farm in South Africa)</w:t>
+      </w:r>
+      <w:r>
+        <w:rPr>
+          <w:rFonts w:ascii="Times New Roman" w:eastAsia="Arial" w:hAnsi="Times New Roman" w:cs="Times New Roman"/>
+          <w:bCs/>
+          <w:color w:val="000000"/>
+        </w:rPr>
+        <w:t xml:space="preserve">                                           </w:t>
       </w:r>
       <w:r>
         <w:rPr>
@@ -10590,7 +10193,7 @@
           <w:color w:val="000000"/>
         </w:rPr>
       </w:pPr>
-      <w:hyperlink r:id="rId41" w:history="1">
+      <w:hyperlink r:id="rId43" w:history="1">
         <w:r>
           <w:rPr>
             <w:rStyle w:val="Hyperlink"/>
@@ -10623,7 +10226,7 @@
           <w:color w:val="000000"/>
         </w:rPr>
       </w:pPr>
-      <w:hyperlink r:id="rId42" w:history="1">
+      <w:hyperlink r:id="rId44" w:history="1">
         <w:r>
           <w:rPr>
             <w:rStyle w:val="Hyperlink"/>
@@ -10666,7 +10269,7 @@
           <w:color w:val="000000"/>
         </w:rPr>
       </w:pPr>
-      <w:hyperlink r:id="rId43" w:history="1">
+      <w:hyperlink r:id="rId45" w:history="1">
         <w:r>
           <w:rPr>
             <w:rStyle w:val="Hyperlink"/>
@@ -10700,8 +10303,7 @@
           <w:color w:val="000000"/>
         </w:rPr>
       </w:pPr>
-      <w:hyperlink r:id="rId44" w:history="1">
-        <w:proofErr w:type="spellStart"/>
+      <w:hyperlink r:id="rId46" w:history="1">
         <w:r>
           <w:rPr>
             <w:rStyle w:val="Hyperlink"/>
@@ -10711,7 +10313,6 @@
           </w:rPr>
           <w:t>PyWRIS</w:t>
         </w:r>
-        <w:proofErr w:type="spellEnd"/>
       </w:hyperlink>
       <w:r>
         <w:rPr>
@@ -10769,8 +10370,7 @@
           <w:color w:val="000000"/>
         </w:rPr>
       </w:pPr>
-      <w:hyperlink r:id="rId45" w:history="1">
-        <w:proofErr w:type="spellStart"/>
+      <w:hyperlink r:id="rId47" w:history="1">
         <w:r>
           <w:rPr>
             <w:rStyle w:val="Hyperlink"/>
@@ -10780,7 +10380,6 @@
           </w:rPr>
           <w:t>Barind</w:t>
         </w:r>
-        <w:proofErr w:type="spellEnd"/>
       </w:hyperlink>
       <w:r>
         <w:rPr>
@@ -10790,7 +10389,7 @@
         </w:rPr>
         <w:t xml:space="preserve">, </w:t>
       </w:r>
-      <w:hyperlink r:id="rId46" w:history="1">
+      <w:hyperlink r:id="rId48" w:history="1">
         <w:r>
           <w:rPr>
             <w:rStyle w:val="Hyperlink"/>
@@ -10895,11 +10494,9 @@
           <w:bCs/>
           <w:color w:val="000000"/>
         </w:rPr>
-        <w:lastRenderedPageBreak/>
         <w:t xml:space="preserve">A detailed document on </w:t>
       </w:r>
-      <w:hyperlink r:id="rId47" w:history="1">
-        <w:proofErr w:type="spellStart"/>
+      <w:hyperlink r:id="rId49" w:history="1">
         <w:r>
           <w:rPr>
             <w:rStyle w:val="Hyperlink"/>
@@ -10909,7 +10506,6 @@
           </w:rPr>
           <w:t>ReadtheDocs</w:t>
         </w:r>
-        <w:proofErr w:type="spellEnd"/>
       </w:hyperlink>
       <w:r>
         <w:rPr>
@@ -11067,23 +10663,13 @@
           <w:color w:val="000000"/>
         </w:rPr>
       </w:pPr>
-      <w:proofErr w:type="spellStart"/>
-      <w:r>
-        <w:rPr>
-          <w:rFonts w:ascii="Times New Roman" w:eastAsia="Arial" w:hAnsi="Times New Roman" w:cs="Times New Roman"/>
-          <w:bCs/>
-          <w:color w:val="000000"/>
-        </w:rPr>
-        <w:t>sDRIPS</w:t>
-      </w:r>
-      <w:proofErr w:type="spellEnd"/>
-      <w:r>
-        <w:rPr>
-          <w:rFonts w:ascii="Times New Roman" w:eastAsia="Arial" w:hAnsi="Times New Roman" w:cs="Times New Roman"/>
-          <w:bCs/>
-          <w:color w:val="000000"/>
-        </w:rPr>
-        <w:t xml:space="preserve">-Sense work featured in </w:t>
+      <w:r>
+        <w:rPr>
+          <w:rFonts w:ascii="Times New Roman" w:eastAsia="Arial" w:hAnsi="Times New Roman" w:cs="Times New Roman"/>
+          <w:bCs/>
+          <w:color w:val="000000"/>
+        </w:rPr>
+        <w:t xml:space="preserve">sDRIPS-Sense work featured in </w:t>
       </w:r>
       <w:r>
         <w:rPr>
@@ -11129,7 +10715,7 @@
         </w:rPr>
         <w:t xml:space="preserve"> </w:t>
       </w:r>
-      <w:hyperlink r:id="rId48" w:history="1">
+      <w:hyperlink r:id="rId50" w:history="1">
         <w:r>
           <w:rPr>
             <w:rStyle w:val="Hyperlink"/>
@@ -11240,7 +10826,7 @@
         </w:rPr>
         <w:t xml:space="preserve">, </w:t>
       </w:r>
-      <w:hyperlink r:id="rId49" w:anchor=":~:text=Through%20the%20Integrated%20Rice%20Advisory,how%20much%20their%20crops%20need." w:history="1">
+      <w:hyperlink r:id="rId51" w:anchor=":~:text=Through%20the%20Integrated%20Rice%20Advisory,how%20much%20their%20crops%20need." w:history="1">
         <w:r>
           <w:rPr>
             <w:rStyle w:val="Hyperlink"/>
@@ -11418,21 +11004,12 @@
         </w:rPr>
         <w:t xml:space="preserve"> </w:t>
       </w:r>
-      <w:proofErr w:type="spellStart"/>
-      <w:r>
-        <w:rPr>
-          <w:rFonts w:ascii="Times New Roman" w:eastAsia="Arial" w:hAnsi="Times New Roman" w:cs="Times New Roman"/>
-          <w:color w:val="000000"/>
-        </w:rPr>
-        <w:t>Spatio</w:t>
-      </w:r>
-      <w:proofErr w:type="spellEnd"/>
-      <w:r>
-        <w:rPr>
-          <w:rFonts w:ascii="Times New Roman" w:eastAsia="Arial" w:hAnsi="Times New Roman" w:cs="Times New Roman"/>
-          <w:color w:val="000000"/>
-        </w:rPr>
-        <w:t>-temporal modeling, hydrologic and Earth system process modeling, environmental and climate modeling, physics-informed and hybrid ML systems, time series analysis, ensemble modeling, uncertainty quantification (Monte Carlo, GLUE), sensitivity analysis, uncertainty propagation, regression and tree-based models (Random Forest), statistical modeling, feature engineering, bias correction, multimodal data fusion, predictive systems for environmental processes</w:t>
+      <w:r>
+        <w:rPr>
+          <w:rFonts w:ascii="Times New Roman" w:eastAsia="Arial" w:hAnsi="Times New Roman" w:cs="Times New Roman"/>
+          <w:color w:val="000000"/>
+        </w:rPr>
+        <w:t>Spatio-temporal modeling, hydrologic and Earth system process modeling, environmental and climate modeling, physics-informed and hybrid ML systems, time series analysis, ensemble modeling, uncertainty quantification (Monte Carlo, GLUE), sensitivity analysis, uncertainty propagation, regression and tree-based models (Random Forest), statistical modeling, feature engineering, bias correction, multimodal data fusion, predictive systems for environmental processes</w:t>
       </w:r>
       <w:r>
         <w:rPr>
@@ -11528,71 +11105,7 @@
           <w:rFonts w:ascii="Times New Roman" w:eastAsia="Arial" w:hAnsi="Times New Roman" w:cs="Times New Roman"/>
           <w:color w:val="000000"/>
         </w:rPr>
-        <w:t xml:space="preserve">Python (Pandas, NumPy, </w:t>
-      </w:r>
-      <w:proofErr w:type="spellStart"/>
-      <w:r>
-        <w:rPr>
-          <w:rFonts w:ascii="Times New Roman" w:eastAsia="Arial" w:hAnsi="Times New Roman" w:cs="Times New Roman"/>
-          <w:color w:val="000000"/>
-        </w:rPr>
-        <w:t>Xarray</w:t>
-      </w:r>
-      <w:proofErr w:type="spellEnd"/>
-      <w:r>
-        <w:rPr>
-          <w:rFonts w:ascii="Times New Roman" w:eastAsia="Arial" w:hAnsi="Times New Roman" w:cs="Times New Roman"/>
-          <w:color w:val="000000"/>
-        </w:rPr>
-        <w:t xml:space="preserve">, </w:t>
-      </w:r>
-      <w:proofErr w:type="spellStart"/>
-      <w:r>
-        <w:rPr>
-          <w:rFonts w:ascii="Times New Roman" w:eastAsia="Arial" w:hAnsi="Times New Roman" w:cs="Times New Roman"/>
-          <w:color w:val="000000"/>
-        </w:rPr>
-        <w:t>Dask</w:t>
-      </w:r>
-      <w:proofErr w:type="spellEnd"/>
-      <w:r>
-        <w:rPr>
-          <w:rFonts w:ascii="Times New Roman" w:eastAsia="Arial" w:hAnsi="Times New Roman" w:cs="Times New Roman"/>
-          <w:color w:val="000000"/>
-        </w:rPr>
-        <w:t xml:space="preserve">, </w:t>
-      </w:r>
-      <w:proofErr w:type="spellStart"/>
-      <w:r>
-        <w:rPr>
-          <w:rFonts w:ascii="Times New Roman" w:eastAsia="Arial" w:hAnsi="Times New Roman" w:cs="Times New Roman"/>
-          <w:color w:val="000000"/>
-        </w:rPr>
-        <w:t>GeoPandas</w:t>
-      </w:r>
-      <w:proofErr w:type="spellEnd"/>
-      <w:r>
-        <w:rPr>
-          <w:rFonts w:ascii="Times New Roman" w:eastAsia="Arial" w:hAnsi="Times New Roman" w:cs="Times New Roman"/>
-          <w:color w:val="000000"/>
-        </w:rPr>
-        <w:t xml:space="preserve">, </w:t>
-      </w:r>
-      <w:proofErr w:type="spellStart"/>
-      <w:r>
-        <w:rPr>
-          <w:rFonts w:ascii="Times New Roman" w:eastAsia="Arial" w:hAnsi="Times New Roman" w:cs="Times New Roman"/>
-          <w:color w:val="000000"/>
-        </w:rPr>
-        <w:t>Rasterio</w:t>
-      </w:r>
-      <w:proofErr w:type="spellEnd"/>
-      <w:r>
-        <w:rPr>
-          <w:rFonts w:ascii="Times New Roman" w:eastAsia="Arial" w:hAnsi="Times New Roman" w:cs="Times New Roman"/>
-          <w:color w:val="000000"/>
-        </w:rPr>
-        <w:t>, SciPy, Scikit-learn, Multiprocessing, Flask), MATLAB, Bash, SQL (working knowledge), JavaScript, Git, Linux/HPC environments, scalable scientific computing, parallel and distributed processing, geospatial ETL, API-driven ingestion, automated workflows, cloud and HPC-style large-scale analytics</w:t>
+        <w:t>Python (Pandas, NumPy, Xarray, Dask, GeoPandas, Rasterio, SciPy, Scikit-learn, Multiprocessing, Flask), MATLAB, Bash, SQL (working knowledge), JavaScript, Git, Linux/HPC environments, scalable scientific computing, parallel and distributed processing, geospatial ETL, API-driven ingestion, automated workflows, cloud and HPC-style large-scale analytics</w:t>
       </w:r>
       <w:r>
         <w:rPr>
@@ -11639,39 +11152,7 @@
           <w:rFonts w:ascii="Times New Roman" w:eastAsia="Arial" w:hAnsi="Times New Roman" w:cs="Times New Roman"/>
           <w:color w:val="000000"/>
         </w:rPr>
-        <w:t xml:space="preserve">Satellite remote sensing (Landsat series, Sentinel-1 SAR, Sentinel-2, SMAP, MODIS, SWOT, Planet), in situ observations, hydrometeorology (IMERG, CHIRPS, </w:t>
-      </w:r>
-      <w:proofErr w:type="spellStart"/>
-      <w:r>
-        <w:rPr>
-          <w:rFonts w:ascii="Times New Roman" w:eastAsia="Arial" w:hAnsi="Times New Roman" w:cs="Times New Roman"/>
-          <w:color w:val="000000"/>
-        </w:rPr>
-        <w:t>GSMaP</w:t>
-      </w:r>
-      <w:proofErr w:type="spellEnd"/>
-      <w:r>
-        <w:rPr>
-          <w:rFonts w:ascii="Times New Roman" w:eastAsia="Arial" w:hAnsi="Times New Roman" w:cs="Times New Roman"/>
-          <w:color w:val="000000"/>
-        </w:rPr>
-        <w:t xml:space="preserve">, GLDAS), reanalysis and forecast systems (ERA5, GFS), climate simulations (CMIP), multi-scale </w:t>
-      </w:r>
-      <w:proofErr w:type="spellStart"/>
-      <w:r>
-        <w:rPr>
-          <w:rFonts w:ascii="Times New Roman" w:eastAsia="Arial" w:hAnsi="Times New Roman" w:cs="Times New Roman"/>
-          <w:color w:val="000000"/>
-        </w:rPr>
-        <w:t>spatio</w:t>
-      </w:r>
-      <w:proofErr w:type="spellEnd"/>
-      <w:r>
-        <w:rPr>
-          <w:rFonts w:ascii="Times New Roman" w:eastAsia="Arial" w:hAnsi="Times New Roman" w:cs="Times New Roman"/>
-          <w:color w:val="000000"/>
-        </w:rPr>
-        <w:t>-temporal environmental data integration</w:t>
+        <w:t>Satellite remote sensing (Landsat series, Sentinel-1 SAR, Sentinel-2, SMAP, MODIS, SWOT, Planet), in situ observations, hydrometeorology (IMERG, CHIRPS, GSMaP, GLDAS), reanalysis and forecast systems (ERA5, GFS), climate simulations (CMIP), multi-scale spatio-temporal environmental data integration</w:t>
       </w:r>
       <w:r>
         <w:rPr>
@@ -11767,53 +11248,12 @@
         </w:rPr>
         <w:t xml:space="preserve"> </w:t>
       </w:r>
-      <w:proofErr w:type="spellStart"/>
-      <w:r>
-        <w:rPr>
-          <w:rFonts w:ascii="Times New Roman" w:eastAsia="Arial" w:hAnsi="Times New Roman" w:cs="Times New Roman"/>
-          <w:color w:val="000000"/>
-        </w:rPr>
-        <w:t>NetCDF</w:t>
-      </w:r>
-      <w:proofErr w:type="spellEnd"/>
-      <w:r>
-        <w:rPr>
-          <w:rFonts w:ascii="Times New Roman" w:eastAsia="Arial" w:hAnsi="Times New Roman" w:cs="Times New Roman"/>
-          <w:color w:val="000000"/>
-        </w:rPr>
-        <w:t xml:space="preserve">, HDF5, </w:t>
-      </w:r>
-      <w:proofErr w:type="spellStart"/>
-      <w:r>
-        <w:rPr>
-          <w:rFonts w:ascii="Times New Roman" w:eastAsia="Arial" w:hAnsi="Times New Roman" w:cs="Times New Roman"/>
-          <w:color w:val="000000"/>
-        </w:rPr>
-        <w:t>GeoTIFF</w:t>
-      </w:r>
-      <w:proofErr w:type="spellEnd"/>
-      <w:r>
-        <w:rPr>
-          <w:rFonts w:ascii="Times New Roman" w:eastAsia="Arial" w:hAnsi="Times New Roman" w:cs="Times New Roman"/>
-          <w:color w:val="000000"/>
-        </w:rPr>
-        <w:t xml:space="preserve">, Cloud-Optimized </w:t>
-      </w:r>
-      <w:proofErr w:type="spellStart"/>
-      <w:r>
-        <w:rPr>
-          <w:rFonts w:ascii="Times New Roman" w:eastAsia="Arial" w:hAnsi="Times New Roman" w:cs="Times New Roman"/>
-          <w:color w:val="000000"/>
-        </w:rPr>
-        <w:t>GeoTIFF</w:t>
-      </w:r>
-      <w:proofErr w:type="spellEnd"/>
-      <w:r>
-        <w:rPr>
-          <w:rFonts w:ascii="Times New Roman" w:eastAsia="Arial" w:hAnsi="Times New Roman" w:cs="Times New Roman"/>
-          <w:color w:val="000000"/>
-        </w:rPr>
-        <w:t xml:space="preserve"> (COG), metadata standards</w:t>
+      <w:r>
+        <w:rPr>
+          <w:rFonts w:ascii="Times New Roman" w:eastAsia="Arial" w:hAnsi="Times New Roman" w:cs="Times New Roman"/>
+          <w:color w:val="000000"/>
+        </w:rPr>
+        <w:t>NetCDF, HDF5, GeoTIFF, Cloud-Optimized GeoTIFF (COG), metadata standards</w:t>
       </w:r>
     </w:p>
     <w:p>
@@ -12023,7 +11463,7 @@
         </w:rPr>
         <w:t>Dr. Faisal Hossain (</w:t>
       </w:r>
-      <w:hyperlink r:id="rId50" w:history="1">
+      <w:hyperlink r:id="rId52" w:history="1">
         <w:r>
           <w:rPr>
             <w:rStyle w:val="Hyperlink"/>
@@ -12091,7 +11531,7 @@
         </w:rPr>
         <w:t>ky (</w:t>
       </w:r>
-      <w:hyperlink r:id="rId51" w:history="1">
+      <w:hyperlink r:id="rId53" w:history="1">
         <w:r>
           <w:rPr>
             <w:rStyle w:val="Hyperlink"/>
@@ -12141,7 +11581,7 @@
         </w:rPr>
         <w:t>(</w:t>
       </w:r>
-      <w:hyperlink r:id="rId52" w:history="1">
+      <w:hyperlink r:id="rId54" w:history="1">
         <w:r>
           <w:rPr>
             <w:rStyle w:val="Hyperlink"/>
@@ -12220,7 +11660,7 @@
         </w:rPr>
         <w:t>Karen Yuen (</w:t>
       </w:r>
-      <w:hyperlink r:id="rId53" w:history="1">
+      <w:hyperlink r:id="rId55" w:history="1">
         <w:r>
           <w:rPr>
             <w:rStyle w:val="Hyperlink"/>
@@ -12292,8 +11732,8 @@
       </w:r>
     </w:p>
     <w:sectPr>
-      <w:footerReference w:type="default" r:id="rId54"/>
-      <w:headerReference w:type="first" r:id="rId55"/>
+      <w:footerReference w:type="default" r:id="rId56"/>
+      <w:headerReference w:type="first" r:id="rId57"/>
       <w:pgSz w:w="12240" w:h="15840"/>
       <w:pgMar w:top="790" w:right="1512" w:bottom="720" w:left="1368" w:header="288" w:footer="288" w:gutter="0"/>
       <w:pgNumType w:start="1"/>
@@ -15802,6 +15242,7 @@
     <w:rsid w:val="00784D92"/>
     <w:rsid w:val="007B5E18"/>
     <w:rsid w:val="008445F7"/>
+    <w:rsid w:val="00890E7F"/>
     <w:rsid w:val="008D3E49"/>
     <w:rsid w:val="00914A4A"/>
     <w:rsid w:val="00960276"/>
@@ -15813,6 +15254,7 @@
     <w:rsid w:val="00B10330"/>
     <w:rsid w:val="00C0147D"/>
     <w:rsid w:val="00C236A2"/>
+    <w:rsid w:val="00D003E4"/>
     <w:rsid w:val="00D433F7"/>
     <w:rsid w:val="00D72305"/>
     <w:rsid w:val="00DC718F"/>
@@ -16578,6 +16020,18 @@
 </a:theme>
 </file>
 
+<file path=customXml/item1.xml><?xml version="1.0" encoding="utf-8"?>
+<b:Sources xmlns:b="http://schemas.openxmlformats.org/officeDocument/2006/bibliography" xmlns="http://schemas.openxmlformats.org/officeDocument/2006/bibliography" SelectedStyle="\APASixthEditionOfficeOnline.xsl" StyleName="APA" Version="6"/>
+</file>
+
+<file path=customXml/itemProps1.xml><?xml version="1.0" encoding="utf-8"?>
+<ds:datastoreItem xmlns:ds="http://schemas.openxmlformats.org/officeDocument/2006/customXml" ds:itemID="{78625006-3FC7-4D0A-8F77-E98A5A47BC15}">
+  <ds:schemaRefs>
+    <ds:schemaRef ds:uri="http://schemas.openxmlformats.org/officeDocument/2006/bibliography"/>
+  </ds:schemaRefs>
+</ds:datastoreItem>
+</file>
+
 <file path=docMetadata/LabelInfo.xml><?xml version="1.0" encoding="utf-8"?>
 <clbl:labelList xmlns:clbl="http://schemas.microsoft.com/office/2020/mipLabelMetadata">
   <clbl:label id="{f6b6dd5b-f02f-441a-99a0-162ac5060bd2}" enabled="0" method="" siteId="{f6b6dd5b-f02f-441a-99a0-162ac5060bd2}" removed="1"/>

--- a/Shahzaib_CV.docx
+++ b/Shahzaib_CV.docx
@@ -1290,6 +1290,8 @@
           <w:szCs w:val="26"/>
         </w:rPr>
       </w:pPr>
+      <w:proofErr w:type="spellStart"/>
+      <w:proofErr w:type="gramStart"/>
       <w:r>
         <w:rPr>
           <w:rFonts w:ascii="Times New Roman" w:eastAsia="MS Gothic" w:hAnsi="Times New Roman" w:cs="Times New Roman"/>
@@ -1308,6 +1310,8 @@
         </w:rPr>
         <w:t>.Tech</w:t>
       </w:r>
+      <w:proofErr w:type="spellEnd"/>
+      <w:proofErr w:type="gramEnd"/>
       <w:r>
         <w:rPr>
           <w:rFonts w:ascii="Times New Roman" w:eastAsia="MS Gothic" w:hAnsi="Times New Roman" w:cs="Times New Roman"/>
@@ -2836,21 +2840,31 @@
           <w:rFonts w:ascii="Times New Roman" w:eastAsia="Arial" w:hAnsi="Times New Roman" w:cs="Times New Roman"/>
           <w:color w:val="000000"/>
         </w:rPr>
-        <w:t xml:space="preserve"> (In </w:t>
-      </w:r>
-      <w:r>
-        <w:rPr>
-          <w:rFonts w:ascii="Times New Roman" w:eastAsia="Arial" w:hAnsi="Times New Roman" w:cs="Times New Roman"/>
-          <w:color w:val="000000"/>
-        </w:rPr>
-        <w:t>Press</w:t>
-      </w:r>
-      <w:r>
-        <w:rPr>
-          <w:rFonts w:ascii="Times New Roman" w:eastAsia="Arial" w:hAnsi="Times New Roman" w:cs="Times New Roman"/>
-          <w:color w:val="000000"/>
-        </w:rPr>
-        <w:t>).</w:t>
+        <w:t>.</w:t>
+      </w:r>
+      <w:r>
+        <w:rPr>
+          <w:rFonts w:ascii="Times New Roman" w:eastAsia="Arial" w:hAnsi="Times New Roman" w:cs="Times New Roman"/>
+          <w:color w:val="000000"/>
+        </w:rPr>
+        <w:t xml:space="preserve"> </w:t>
+      </w:r>
+      <w:hyperlink r:id="rId23" w:history="1">
+        <w:r>
+          <w:rPr>
+            <w:rStyle w:val="Hyperlink"/>
+            <w:rFonts w:ascii="Times New Roman" w:eastAsia="Arial" w:hAnsi="Times New Roman" w:cs="Times New Roman"/>
+            <w:color w:val="7F7F7F" w:themeColor="text1" w:themeTint="80"/>
+          </w:rPr>
+          <w:t>https://doi.org/10.1029/2025EF007873</w:t>
+        </w:r>
+      </w:hyperlink>
+      <w:r>
+        <w:rPr>
+          <w:rFonts w:ascii="Times New Roman" w:eastAsia="Arial" w:hAnsi="Times New Roman" w:cs="Times New Roman"/>
+          <w:color w:val="7F7F7F" w:themeColor="text1" w:themeTint="80"/>
+        </w:rPr>
+        <w:t>.</w:t>
       </w:r>
     </w:p>
     <w:p>
@@ -2881,7 +2895,23 @@
           <w:rFonts w:ascii="Times New Roman" w:eastAsia="Arial" w:hAnsi="Times New Roman" w:cs="Times New Roman"/>
           <w:color w:val="000000"/>
         </w:rPr>
-        <w:t xml:space="preserve"> and F. Hossain (2025). (sDRIPS): A Cloud-Based, Open-Source Python Package for Satellite-Informed Surface Water Irrigation Optimization. </w:t>
+        <w:t xml:space="preserve"> and F. Hossain (2025). (</w:t>
+      </w:r>
+      <w:proofErr w:type="spellStart"/>
+      <w:r>
+        <w:rPr>
+          <w:rFonts w:ascii="Times New Roman" w:eastAsia="Arial" w:hAnsi="Times New Roman" w:cs="Times New Roman"/>
+          <w:color w:val="000000"/>
+        </w:rPr>
+        <w:t>sDRIPS</w:t>
+      </w:r>
+      <w:proofErr w:type="spellEnd"/>
+      <w:r>
+        <w:rPr>
+          <w:rFonts w:ascii="Times New Roman" w:eastAsia="Arial" w:hAnsi="Times New Roman" w:cs="Times New Roman"/>
+          <w:color w:val="000000"/>
+        </w:rPr>
+        <w:t xml:space="preserve">): A Cloud-Based, Open-Source Python Package for Satellite-Informed Surface Water Irrigation Optimization. </w:t>
       </w:r>
       <w:r>
         <w:rPr>
@@ -2965,7 +2995,23 @@
           <w:rFonts w:ascii="Times New Roman" w:eastAsia="Arial" w:hAnsi="Times New Roman" w:cs="Times New Roman"/>
           <w:color w:val="000000"/>
         </w:rPr>
-        <w:t>Satellite Data Rendered Irrigation using Penman-Monteith and SEBAL – sDRIPS for Surface Water Irrigation Optimization</w:t>
+        <w:t xml:space="preserve">Satellite Data Rendered Irrigation using Penman-Monteith and SEBAL – </w:t>
+      </w:r>
+      <w:proofErr w:type="spellStart"/>
+      <w:r>
+        <w:rPr>
+          <w:rFonts w:ascii="Times New Roman" w:eastAsia="Arial" w:hAnsi="Times New Roman" w:cs="Times New Roman"/>
+          <w:color w:val="000000"/>
+        </w:rPr>
+        <w:t>sDRIPS</w:t>
+      </w:r>
+      <w:proofErr w:type="spellEnd"/>
+      <w:r>
+        <w:rPr>
+          <w:rFonts w:ascii="Times New Roman" w:eastAsia="Arial" w:hAnsi="Times New Roman" w:cs="Times New Roman"/>
+          <w:color w:val="000000"/>
+        </w:rPr>
+        <w:t xml:space="preserve"> for Surface Water Irrigation Optimization</w:t>
       </w:r>
       <w:r>
         <w:rPr>
@@ -3013,7 +3059,7 @@
         </w:rPr>
         <w:t xml:space="preserve">, preprint - </w:t>
       </w:r>
-      <w:hyperlink r:id="rId23" w:history="1">
+      <w:hyperlink r:id="rId24" w:history="1">
         <w:r>
           <w:rPr>
             <w:rStyle w:val="Hyperlink"/>
@@ -3084,7 +3130,7 @@
         </w:rPr>
         <w:t xml:space="preserve">. </w:t>
       </w:r>
-      <w:hyperlink r:id="rId24" w:history="1">
+      <w:hyperlink r:id="rId25" w:history="1">
         <w:r>
           <w:rPr>
             <w:rStyle w:val="Hyperlink"/>
@@ -3121,7 +3167,23 @@
           <w:rFonts w:ascii="Times New Roman" w:eastAsia="Arial" w:hAnsi="Times New Roman" w:cs="Times New Roman"/>
           <w:color w:val="000000"/>
         </w:rPr>
-        <w:t xml:space="preserve">A. M. Gómez, S. Biancamaria, T. Pavelsky, K. Nielsen, G. Parkins, M. Lane, </w:t>
+        <w:t xml:space="preserve">A. M. Gómez, S. </w:t>
+      </w:r>
+      <w:proofErr w:type="spellStart"/>
+      <w:r>
+        <w:rPr>
+          <w:rFonts w:ascii="Times New Roman" w:eastAsia="Arial" w:hAnsi="Times New Roman" w:cs="Times New Roman"/>
+          <w:color w:val="000000"/>
+        </w:rPr>
+        <w:t>Biancamaria</w:t>
+      </w:r>
+      <w:proofErr w:type="spellEnd"/>
+      <w:r>
+        <w:rPr>
+          <w:rFonts w:ascii="Times New Roman" w:eastAsia="Arial" w:hAnsi="Times New Roman" w:cs="Times New Roman"/>
+          <w:color w:val="000000"/>
+        </w:rPr>
+        <w:t xml:space="preserve">, T. Pavelsky, K. Nielsen, G. Parkins, M. Lane, </w:t>
       </w:r>
       <w:r>
         <w:rPr>
@@ -3137,16 +3199,59 @@
           <w:rFonts w:ascii="Times New Roman" w:eastAsia="Arial" w:hAnsi="Times New Roman" w:cs="Times New Roman"/>
           <w:color w:val="000000"/>
         </w:rPr>
-        <w:t xml:space="preserve">, F. Hossain, R. Bhattarai, S. Ghafoor, J.F. Crétaux, C. Yanez, N. Picot (2024). Evaluation using In-Situ Observations from National Governments and Citizen Scientists Suggests Nadir Altimeters can Accurately Measure Water Levels Changes Regardless of Lake Area. </w:t>
-      </w:r>
-      <w:r>
-        <w:rPr>
-          <w:rFonts w:ascii="Times New Roman" w:eastAsia="Arial" w:hAnsi="Times New Roman" w:cs="Times New Roman"/>
-          <w:i/>
-          <w:iCs/>
-          <w:color w:val="000000"/>
-        </w:rPr>
-        <w:t>GIScience and Remote Sensing</w:t>
+        <w:t xml:space="preserve">, F. Hossain, R. Bhattarai, S. Ghafoor, J.F. </w:t>
+      </w:r>
+      <w:proofErr w:type="spellStart"/>
+      <w:r>
+        <w:rPr>
+          <w:rFonts w:ascii="Times New Roman" w:eastAsia="Arial" w:hAnsi="Times New Roman" w:cs="Times New Roman"/>
+          <w:color w:val="000000"/>
+        </w:rPr>
+        <w:t>Crétaux</w:t>
+      </w:r>
+      <w:proofErr w:type="spellEnd"/>
+      <w:r>
+        <w:rPr>
+          <w:rFonts w:ascii="Times New Roman" w:eastAsia="Arial" w:hAnsi="Times New Roman" w:cs="Times New Roman"/>
+          <w:color w:val="000000"/>
+        </w:rPr>
+        <w:t xml:space="preserve">, C. Yanez, N. Picot (2024). Evaluation using In-Situ Observations from National Governments and Citizen Scientists Suggests Nadir Altimeters </w:t>
+      </w:r>
+      <w:proofErr w:type="gramStart"/>
+      <w:r>
+        <w:rPr>
+          <w:rFonts w:ascii="Times New Roman" w:eastAsia="Arial" w:hAnsi="Times New Roman" w:cs="Times New Roman"/>
+          <w:color w:val="000000"/>
+        </w:rPr>
+        <w:t>can</w:t>
+      </w:r>
+      <w:proofErr w:type="gramEnd"/>
+      <w:r>
+        <w:rPr>
+          <w:rFonts w:ascii="Times New Roman" w:eastAsia="Arial" w:hAnsi="Times New Roman" w:cs="Times New Roman"/>
+          <w:color w:val="000000"/>
+        </w:rPr>
+        <w:t xml:space="preserve"> Accurately Measure Water Levels Changes Regardless of Lake Area. </w:t>
+      </w:r>
+      <w:proofErr w:type="spellStart"/>
+      <w:r>
+        <w:rPr>
+          <w:rFonts w:ascii="Times New Roman" w:eastAsia="Arial" w:hAnsi="Times New Roman" w:cs="Times New Roman"/>
+          <w:i/>
+          <w:iCs/>
+          <w:color w:val="000000"/>
+        </w:rPr>
+        <w:t>GIScience</w:t>
+      </w:r>
+      <w:proofErr w:type="spellEnd"/>
+      <w:r>
+        <w:rPr>
+          <w:rFonts w:ascii="Times New Roman" w:eastAsia="Arial" w:hAnsi="Times New Roman" w:cs="Times New Roman"/>
+          <w:i/>
+          <w:iCs/>
+          <w:color w:val="000000"/>
+        </w:rPr>
+        <w:t xml:space="preserve"> and Remote Sensing</w:t>
       </w:r>
       <w:r>
         <w:rPr>
@@ -3166,7 +3271,7 @@
         </w:rPr>
         <w:t xml:space="preserve"> </w:t>
       </w:r>
-      <w:hyperlink r:id="rId25" w:history="1">
+      <w:hyperlink r:id="rId26" w:history="1">
         <w:r>
           <w:rPr>
             <w:rStyle w:val="Hyperlink"/>
@@ -3282,7 +3387,7 @@
         </w:rPr>
         <w:t xml:space="preserve">, </w:t>
       </w:r>
-      <w:hyperlink r:id="rId26" w:history="1">
+      <w:hyperlink r:id="rId27" w:history="1">
         <w:r>
           <w:rPr>
             <w:rStyle w:val="Hyperlink"/>
@@ -3324,6 +3429,7 @@
         <w:lastRenderedPageBreak/>
         <w:t xml:space="preserve">S. </w:t>
       </w:r>
+      <w:proofErr w:type="gramStart"/>
       <w:r>
         <w:rPr>
           <w:rFonts w:ascii="Times New Roman" w:eastAsia="Arial" w:hAnsi="Times New Roman" w:cs="Times New Roman"/>
@@ -3354,7 +3460,16 @@
           <w:bCs/>
           <w:color w:val="000000"/>
         </w:rPr>
-        <w:t xml:space="preserve"> F. Hossain, P. Das, S. Suresh</w:t>
+        <w:t xml:space="preserve"> F.</w:t>
+      </w:r>
+      <w:proofErr w:type="gramEnd"/>
+      <w:r>
+        <w:rPr>
+          <w:rFonts w:ascii="Times New Roman" w:eastAsia="Arial" w:hAnsi="Times New Roman" w:cs="Times New Roman"/>
+          <w:bCs/>
+          <w:color w:val="000000"/>
+        </w:rPr>
+        <w:t xml:space="preserve"> Hossain, P. Das, S. Suresh</w:t>
       </w:r>
       <w:r>
         <w:rPr>
@@ -3370,7 +3485,43 @@
           <w:bCs/>
           <w:color w:val="000000"/>
         </w:rPr>
-        <w:t xml:space="preserve"> G. Darkwah, K. Andreadis, H. Lee, G. Holt, S. Galelli (2023). Reservoir Assessment Tool: A scalable and easy-to-apply python based software architecture to empower the global water community, </w:t>
+        <w:t xml:space="preserve"> G. Darkwah, K. Andreadis, H. Lee, G. Holt, S. </w:t>
+      </w:r>
+      <w:proofErr w:type="spellStart"/>
+      <w:r>
+        <w:rPr>
+          <w:rFonts w:ascii="Times New Roman" w:eastAsia="Arial" w:hAnsi="Times New Roman" w:cs="Times New Roman"/>
+          <w:bCs/>
+          <w:color w:val="000000"/>
+        </w:rPr>
+        <w:t>Galelli</w:t>
+      </w:r>
+      <w:proofErr w:type="spellEnd"/>
+      <w:r>
+        <w:rPr>
+          <w:rFonts w:ascii="Times New Roman" w:eastAsia="Arial" w:hAnsi="Times New Roman" w:cs="Times New Roman"/>
+          <w:bCs/>
+          <w:color w:val="000000"/>
+        </w:rPr>
+        <w:t xml:space="preserve"> (2023). Reservoir Assessment Tool: A scalable and easy-to-apply </w:t>
+      </w:r>
+      <w:proofErr w:type="gramStart"/>
+      <w:r>
+        <w:rPr>
+          <w:rFonts w:ascii="Times New Roman" w:eastAsia="Arial" w:hAnsi="Times New Roman" w:cs="Times New Roman"/>
+          <w:bCs/>
+          <w:color w:val="000000"/>
+        </w:rPr>
+        <w:t>python based</w:t>
+      </w:r>
+      <w:proofErr w:type="gramEnd"/>
+      <w:r>
+        <w:rPr>
+          <w:rFonts w:ascii="Times New Roman" w:eastAsia="Arial" w:hAnsi="Times New Roman" w:cs="Times New Roman"/>
+          <w:bCs/>
+          <w:color w:val="000000"/>
+        </w:rPr>
+        <w:t xml:space="preserve"> software architecture to empower the global water community, </w:t>
       </w:r>
       <w:r>
         <w:rPr>
@@ -3390,7 +3541,7 @@
         </w:rPr>
         <w:t xml:space="preserve">, </w:t>
       </w:r>
-      <w:hyperlink r:id="rId27" w:history="1">
+      <w:hyperlink r:id="rId28" w:history="1">
         <w:r>
           <w:rPr>
             <w:rStyle w:val="Hyperlink"/>
@@ -3481,7 +3632,7 @@
         </w:rPr>
         <w:t xml:space="preserve">, </w:t>
       </w:r>
-      <w:hyperlink r:id="rId28" w:history="1">
+      <w:hyperlink r:id="rId29" w:history="1">
         <w:r>
           <w:rPr>
             <w:rStyle w:val="Hyperlink"/>
@@ -3522,6 +3673,7 @@
         </w:rPr>
         <w:t xml:space="preserve">S. </w:t>
       </w:r>
+      <w:proofErr w:type="gramStart"/>
       <w:r>
         <w:rPr>
           <w:rFonts w:ascii="Times New Roman" w:eastAsia="Arial" w:hAnsi="Times New Roman" w:cs="Times New Roman"/>
@@ -3560,7 +3712,16 @@
           <w:bCs/>
           <w:color w:val="000000"/>
         </w:rPr>
-        <w:t>Pei‑Hsin Pei,</w:t>
+        <w:t>Pei</w:t>
+      </w:r>
+      <w:proofErr w:type="gramEnd"/>
+      <w:r>
+        <w:rPr>
+          <w:rFonts w:ascii="Times New Roman" w:eastAsia="Arial" w:hAnsi="Times New Roman" w:cs="Times New Roman"/>
+          <w:bCs/>
+          <w:color w:val="000000"/>
+        </w:rPr>
+        <w:t>‑Hsin Pei,</w:t>
       </w:r>
       <w:r>
         <w:rPr>
@@ -3634,7 +3795,7 @@
         </w:rPr>
         <w:t xml:space="preserve"> </w:t>
       </w:r>
-      <w:hyperlink r:id="rId29" w:history="1">
+      <w:hyperlink r:id="rId30" w:history="1">
         <w:r>
           <w:rPr>
             <w:rStyle w:val="Hyperlink"/>
@@ -3709,7 +3870,7 @@
         </w:rPr>
         <w:t xml:space="preserve">IEEE JSTARS. </w:t>
       </w:r>
-      <w:hyperlink r:id="rId30" w:history="1">
+      <w:hyperlink r:id="rId31" w:history="1">
         <w:r>
           <w:rPr>
             <w:rStyle w:val="Hyperlink"/>
@@ -3780,7 +3941,25 @@
           <w:bCs/>
           <w:color w:val="000000"/>
         </w:rPr>
-        <w:t>, N. K. Biswas, H. Lee, T. Piman, C. Meechaiya, U. Ghimire, K. Hosen (2022)</w:t>
+        <w:t xml:space="preserve">, N. K. Biswas, H. Lee, T. Piman, C. </w:t>
+      </w:r>
+      <w:proofErr w:type="spellStart"/>
+      <w:r>
+        <w:rPr>
+          <w:rFonts w:ascii="Times New Roman" w:eastAsia="Arial" w:hAnsi="Times New Roman" w:cs="Times New Roman"/>
+          <w:bCs/>
+          <w:color w:val="000000"/>
+        </w:rPr>
+        <w:t>Meechaiya</w:t>
+      </w:r>
+      <w:proofErr w:type="spellEnd"/>
+      <w:r>
+        <w:rPr>
+          <w:rFonts w:ascii="Times New Roman" w:eastAsia="Arial" w:hAnsi="Times New Roman" w:cs="Times New Roman"/>
+          <w:bCs/>
+          <w:color w:val="000000"/>
+        </w:rPr>
+        <w:t>, U. Ghimire, K. Hosen (2022)</w:t>
       </w:r>
       <w:r>
         <w:rPr>
@@ -3826,7 +4005,7 @@
         </w:rPr>
         <w:t xml:space="preserve">Environmental Modeling and Software. </w:t>
       </w:r>
-      <w:hyperlink r:id="rId31" w:history="1">
+      <w:hyperlink r:id="rId32" w:history="1">
         <w:r>
           <w:rPr>
             <w:rStyle w:val="Hyperlink"/>
@@ -3872,7 +4051,23 @@
           <w:rFonts w:ascii="Times New Roman" w:eastAsia="Arial" w:hAnsi="Times New Roman" w:cs="Times New Roman"/>
           <w:color w:val="000000"/>
         </w:rPr>
-        <w:t xml:space="preserve">N. Kamboj, U. Bhatia (2020) Lifeline Infrastructures and Hydro‑climate Extremes: A Future Outlook, </w:t>
+        <w:t xml:space="preserve">N. Kamboj, U. Bhatia (2020) Lifeline Infrastructures and Hydro‑climate Extremes: </w:t>
+      </w:r>
+      <w:proofErr w:type="gramStart"/>
+      <w:r>
+        <w:rPr>
+          <w:rFonts w:ascii="Times New Roman" w:eastAsia="Arial" w:hAnsi="Times New Roman" w:cs="Times New Roman"/>
+          <w:color w:val="000000"/>
+        </w:rPr>
+        <w:t>A Future Outlook</w:t>
+      </w:r>
+      <w:proofErr w:type="gramEnd"/>
+      <w:r>
+        <w:rPr>
+          <w:rFonts w:ascii="Times New Roman" w:eastAsia="Arial" w:hAnsi="Times New Roman" w:cs="Times New Roman"/>
+          <w:color w:val="000000"/>
+        </w:rPr>
+        <w:t xml:space="preserve">, </w:t>
       </w:r>
       <w:r>
         <w:rPr>
@@ -3892,7 +4087,7 @@
         </w:rPr>
         <w:t xml:space="preserve">. </w:t>
       </w:r>
-      <w:hyperlink r:id="rId32" w:history="1">
+      <w:hyperlink r:id="rId33" w:history="1">
         <w:r>
           <w:rPr>
             <w:rStyle w:val="Hyperlink"/>
@@ -4134,12 +4329,21 @@
         </w:rPr>
         <w:t xml:space="preserve">and K. Islam (2025). </w:t>
       </w:r>
-      <w:r>
-        <w:rPr>
-          <w:rFonts w:ascii="Times New Roman" w:eastAsia="Arial" w:hAnsi="Times New Roman" w:cs="Times New Roman"/>
-          <w:color w:val="000000"/>
-        </w:rPr>
-        <w:t>sDRIPS: A Cloud-Based, Open-Source Python Package for Satellite- Informed Surface Water Irrigation Optimization</w:t>
+      <w:proofErr w:type="spellStart"/>
+      <w:r>
+        <w:rPr>
+          <w:rFonts w:ascii="Times New Roman" w:eastAsia="Arial" w:hAnsi="Times New Roman" w:cs="Times New Roman"/>
+          <w:color w:val="000000"/>
+        </w:rPr>
+        <w:t>sDRIPS</w:t>
+      </w:r>
+      <w:proofErr w:type="spellEnd"/>
+      <w:r>
+        <w:rPr>
+          <w:rFonts w:ascii="Times New Roman" w:eastAsia="Arial" w:hAnsi="Times New Roman" w:cs="Times New Roman"/>
+          <w:color w:val="000000"/>
+        </w:rPr>
+        <w:t>: A Cloud-Based, Open-Source Python Package for Satellite- Informed Surface Water Irrigation Optimization</w:t>
       </w:r>
       <w:r>
         <w:rPr>
@@ -4234,7 +4438,39 @@
           <w:rFonts w:ascii="Times New Roman" w:eastAsia="Arial" w:hAnsi="Times New Roman" w:cs="Times New Roman"/>
           <w:color w:val="000000"/>
         </w:rPr>
-        <w:t xml:space="preserve"> M. Ahamed (2024). sDRIPS: Satellite Data Rendered Irrigation Using Penman and SEBAL - A Framework For Surface Water Irrigation Optimization. </w:t>
+        <w:t xml:space="preserve"> M. Ahamed (2024). </w:t>
+      </w:r>
+      <w:proofErr w:type="spellStart"/>
+      <w:r>
+        <w:rPr>
+          <w:rFonts w:ascii="Times New Roman" w:eastAsia="Arial" w:hAnsi="Times New Roman" w:cs="Times New Roman"/>
+          <w:color w:val="000000"/>
+        </w:rPr>
+        <w:t>sDRIPS</w:t>
+      </w:r>
+      <w:proofErr w:type="spellEnd"/>
+      <w:r>
+        <w:rPr>
+          <w:rFonts w:ascii="Times New Roman" w:eastAsia="Arial" w:hAnsi="Times New Roman" w:cs="Times New Roman"/>
+          <w:color w:val="000000"/>
+        </w:rPr>
+        <w:t xml:space="preserve">: Satellite Data Rendered Irrigation Using Penman and SEBAL - A Framework </w:t>
+      </w:r>
+      <w:proofErr w:type="gramStart"/>
+      <w:r>
+        <w:rPr>
+          <w:rFonts w:ascii="Times New Roman" w:eastAsia="Arial" w:hAnsi="Times New Roman" w:cs="Times New Roman"/>
+          <w:color w:val="000000"/>
+        </w:rPr>
+        <w:t>For</w:t>
+      </w:r>
+      <w:proofErr w:type="gramEnd"/>
+      <w:r>
+        <w:rPr>
+          <w:rFonts w:ascii="Times New Roman" w:eastAsia="Arial" w:hAnsi="Times New Roman" w:cs="Times New Roman"/>
+          <w:color w:val="000000"/>
+        </w:rPr>
+        <w:t xml:space="preserve"> Surface Water Irrigation Optimization. </w:t>
       </w:r>
       <w:r>
         <w:rPr>
@@ -4387,7 +4623,23 @@
           <w:rFonts w:ascii="Times New Roman" w:eastAsia="Arial" w:hAnsi="Times New Roman" w:cs="Times New Roman"/>
           <w:color w:val="000000"/>
         </w:rPr>
-        <w:t xml:space="preserve">(2024). sDRIPS-Sense: A Hybrid Framework of Satellite and Sensor-Based Data Rendered Irrigation Using Penman and SEBAL Model. </w:t>
+        <w:t xml:space="preserve">(2024). </w:t>
+      </w:r>
+      <w:proofErr w:type="spellStart"/>
+      <w:r>
+        <w:rPr>
+          <w:rFonts w:ascii="Times New Roman" w:eastAsia="Arial" w:hAnsi="Times New Roman" w:cs="Times New Roman"/>
+          <w:color w:val="000000"/>
+        </w:rPr>
+        <w:t>sDRIPS</w:t>
+      </w:r>
+      <w:proofErr w:type="spellEnd"/>
+      <w:r>
+        <w:rPr>
+          <w:rFonts w:ascii="Times New Roman" w:eastAsia="Arial" w:hAnsi="Times New Roman" w:cs="Times New Roman"/>
+          <w:color w:val="000000"/>
+        </w:rPr>
+        <w:t xml:space="preserve">-Sense: A Hybrid Framework of Satellite and Sensor-Based Data Rendered Irrigation Using Penman and SEBAL Model. </w:t>
       </w:r>
       <w:r>
         <w:rPr>
@@ -4725,7 +4977,23 @@
           <w:rFonts w:ascii="Times New Roman" w:eastAsia="Arial" w:hAnsi="Times New Roman" w:cs="Times New Roman"/>
           <w:color w:val="000000"/>
         </w:rPr>
-        <w:t xml:space="preserve"> P.P Borua </w:t>
+        <w:t xml:space="preserve"> P.P </w:t>
+      </w:r>
+      <w:proofErr w:type="spellStart"/>
+      <w:r>
+        <w:rPr>
+          <w:rFonts w:ascii="Times New Roman" w:eastAsia="Arial" w:hAnsi="Times New Roman" w:cs="Times New Roman"/>
+          <w:color w:val="000000"/>
+        </w:rPr>
+        <w:t>Borua</w:t>
+      </w:r>
+      <w:proofErr w:type="spellEnd"/>
+      <w:r>
+        <w:rPr>
+          <w:rFonts w:ascii="Times New Roman" w:eastAsia="Arial" w:hAnsi="Times New Roman" w:cs="Times New Roman"/>
+          <w:color w:val="000000"/>
+        </w:rPr>
+        <w:t xml:space="preserve"> </w:t>
       </w:r>
       <w:r>
         <w:rPr>
@@ -4893,7 +5161,23 @@
           <w:rFonts w:ascii="Times New Roman" w:eastAsia="Arial" w:hAnsi="Times New Roman" w:cs="Times New Roman"/>
           <w:color w:val="000000"/>
         </w:rPr>
-        <w:t xml:space="preserve"> J.F. Crétaux (2023). Regional lake monitoring network design aided by Citizen Scientists and Satellites </w:t>
+        <w:t xml:space="preserve"> J.F. </w:t>
+      </w:r>
+      <w:proofErr w:type="spellStart"/>
+      <w:r>
+        <w:rPr>
+          <w:rFonts w:ascii="Times New Roman" w:eastAsia="Arial" w:hAnsi="Times New Roman" w:cs="Times New Roman"/>
+          <w:color w:val="000000"/>
+        </w:rPr>
+        <w:t>Crétaux</w:t>
+      </w:r>
+      <w:proofErr w:type="spellEnd"/>
+      <w:r>
+        <w:rPr>
+          <w:rFonts w:ascii="Times New Roman" w:eastAsia="Arial" w:hAnsi="Times New Roman" w:cs="Times New Roman"/>
+          <w:color w:val="000000"/>
+        </w:rPr>
+        <w:t xml:space="preserve"> (2023). Regional lake monitoring network design aided by Citizen Scientists and Satellites </w:t>
       </w:r>
       <w:r>
         <w:rPr>
@@ -5547,8 +5831,17 @@
           <w:rFonts w:ascii="Times New Roman" w:eastAsia="Arial" w:hAnsi="Times New Roman" w:cs="Times New Roman"/>
           <w:color w:val="000000"/>
         </w:rPr>
-        <w:t xml:space="preserve"> S. Biancamaria</w:t>
-      </w:r>
+        <w:t xml:space="preserve"> S. </w:t>
+      </w:r>
+      <w:proofErr w:type="spellStart"/>
+      <w:r>
+        <w:rPr>
+          <w:rFonts w:ascii="Times New Roman" w:eastAsia="Arial" w:hAnsi="Times New Roman" w:cs="Times New Roman"/>
+          <w:color w:val="000000"/>
+        </w:rPr>
+        <w:t>Biancamaria</w:t>
+      </w:r>
+      <w:proofErr w:type="spellEnd"/>
       <w:r>
         <w:rPr>
           <w:rFonts w:ascii="Times New Roman" w:eastAsia="Arial" w:hAnsi="Times New Roman" w:cs="Times New Roman"/>
@@ -5668,8 +5961,17 @@
           <w:rFonts w:ascii="Times New Roman" w:eastAsia="Arial" w:hAnsi="Times New Roman" w:cs="Times New Roman"/>
           <w:color w:val="000000"/>
         </w:rPr>
-        <w:t xml:space="preserve"> J.F. Crétaux</w:t>
-      </w:r>
+        <w:t xml:space="preserve"> J.F. </w:t>
+      </w:r>
+      <w:proofErr w:type="spellStart"/>
+      <w:r>
+        <w:rPr>
+          <w:rFonts w:ascii="Times New Roman" w:eastAsia="Arial" w:hAnsi="Times New Roman" w:cs="Times New Roman"/>
+          <w:color w:val="000000"/>
+        </w:rPr>
+        <w:t>Crétaux</w:t>
+      </w:r>
+      <w:proofErr w:type="spellEnd"/>
       <w:r>
         <w:rPr>
           <w:rFonts w:ascii="Times New Roman" w:eastAsia="Arial" w:hAnsi="Times New Roman" w:cs="Times New Roman"/>
@@ -5696,7 +5998,23 @@
           <w:rFonts w:ascii="Times New Roman" w:eastAsia="Arial" w:hAnsi="Times New Roman" w:cs="Times New Roman"/>
           <w:color w:val="000000"/>
         </w:rPr>
-        <w:t xml:space="preserve">). Nadir altimeter validation in small lakes using multisource ground observations. </w:t>
+        <w:t xml:space="preserve">). Nadir altimeter validation in small lakes using </w:t>
+      </w:r>
+      <w:proofErr w:type="gramStart"/>
+      <w:r>
+        <w:rPr>
+          <w:rFonts w:ascii="Times New Roman" w:eastAsia="Arial" w:hAnsi="Times New Roman" w:cs="Times New Roman"/>
+          <w:color w:val="000000"/>
+        </w:rPr>
+        <w:t>multisource</w:t>
+      </w:r>
+      <w:proofErr w:type="gramEnd"/>
+      <w:r>
+        <w:rPr>
+          <w:rFonts w:ascii="Times New Roman" w:eastAsia="Arial" w:hAnsi="Times New Roman" w:cs="Times New Roman"/>
+          <w:color w:val="000000"/>
+        </w:rPr>
+        <w:t xml:space="preserve"> ground observations. </w:t>
       </w:r>
       <w:r>
         <w:rPr>
@@ -5995,134 +6313,6 @@
         </w:rPr>
         <w:t xml:space="preserve"> </w:t>
       </w:r>
-      <w:hyperlink r:id="rId33" w:history="1">
-        <w:r>
-          <w:rPr>
-            <w:rStyle w:val="Hyperlink"/>
-            <w:rFonts w:ascii="Times New Roman" w:eastAsia="Arial" w:hAnsi="Times New Roman" w:cs="Times New Roman"/>
-            <w:i/>
-            <w:iCs/>
-            <w:color w:val="7F7F7F" w:themeColor="text1" w:themeTint="80"/>
-          </w:rPr>
-          <w:t>Link</w:t>
-        </w:r>
-      </w:hyperlink>
-    </w:p>
-    <w:p>
-      <w:pPr>
-        <w:numPr>
-          <w:ilvl w:val="0"/>
-          <w:numId w:val="8"/>
-        </w:numPr>
-        <w:contextualSpacing/>
-        <w:jc w:val="both"/>
-        <w:rPr>
-          <w:rFonts w:ascii="Times New Roman" w:eastAsia="Arial" w:hAnsi="Times New Roman" w:cs="Times New Roman"/>
-          <w:color w:val="000000"/>
-        </w:rPr>
-      </w:pPr>
-      <w:r>
-        <w:rPr>
-          <w:rFonts w:ascii="Times New Roman" w:eastAsia="Arial" w:hAnsi="Times New Roman" w:cs="Times New Roman"/>
-          <w:color w:val="000000"/>
-        </w:rPr>
-        <w:t>F. Hossain,</w:t>
-      </w:r>
-      <w:r>
-        <w:rPr>
-          <w:rFonts w:ascii="Times New Roman" w:eastAsia="Arial" w:hAnsi="Times New Roman" w:cs="Times New Roman"/>
-          <w:color w:val="000000"/>
-        </w:rPr>
-        <w:t xml:space="preserve"> P. Das</w:t>
-      </w:r>
-      <w:r>
-        <w:rPr>
-          <w:rFonts w:ascii="Times New Roman" w:eastAsia="Arial" w:hAnsi="Times New Roman" w:cs="Times New Roman"/>
-          <w:color w:val="000000"/>
-        </w:rPr>
-        <w:t>,</w:t>
-      </w:r>
-      <w:r>
-        <w:rPr>
-          <w:rFonts w:ascii="Times New Roman" w:eastAsia="Arial" w:hAnsi="Times New Roman" w:cs="Times New Roman"/>
-          <w:color w:val="000000"/>
-        </w:rPr>
-        <w:t xml:space="preserve"> G. Brencher,</w:t>
-      </w:r>
-      <w:r>
-        <w:rPr>
-          <w:rFonts w:ascii="Times New Roman" w:eastAsia="Arial" w:hAnsi="Times New Roman" w:cs="Times New Roman"/>
-          <w:color w:val="000000"/>
-        </w:rPr>
-        <w:t xml:space="preserve"> </w:t>
-      </w:r>
-      <w:r>
-        <w:rPr>
-          <w:rFonts w:ascii="Times New Roman" w:eastAsia="Arial" w:hAnsi="Times New Roman" w:cs="Times New Roman"/>
-          <w:color w:val="000000"/>
-        </w:rPr>
-        <w:t>H. Conr</w:t>
-      </w:r>
-      <w:r>
-        <w:rPr>
-          <w:rFonts w:ascii="Times New Roman" w:eastAsia="Arial" w:hAnsi="Times New Roman" w:cs="Times New Roman"/>
-          <w:color w:val="000000"/>
-        </w:rPr>
-        <w:t xml:space="preserve">oy, G. Darkwah, A. McCall, S. Minocha, </w:t>
-      </w:r>
-      <w:r>
-        <w:rPr>
-          <w:rFonts w:ascii="Times New Roman" w:eastAsia="Arial" w:hAnsi="Times New Roman" w:cs="Times New Roman"/>
-          <w:color w:val="000000"/>
-        </w:rPr>
-        <w:t xml:space="preserve">G. Schelepp, S. Yao, </w:t>
-      </w:r>
-      <w:r>
-        <w:rPr>
-          <w:rFonts w:ascii="Times New Roman" w:eastAsia="Arial" w:hAnsi="Times New Roman" w:cs="Times New Roman"/>
-          <w:b/>
-          <w:bCs/>
-          <w:color w:val="000000"/>
-        </w:rPr>
-        <w:t>S. Khan</w:t>
-      </w:r>
-      <w:r>
-        <w:rPr>
-          <w:rFonts w:ascii="Times New Roman" w:eastAsia="Arial" w:hAnsi="Times New Roman" w:cs="Times New Roman"/>
-          <w:color w:val="000000"/>
-        </w:rPr>
-        <w:t xml:space="preserve">, </w:t>
-      </w:r>
-      <w:r>
-        <w:rPr>
-          <w:rFonts w:ascii="Times New Roman" w:eastAsia="Arial" w:hAnsi="Times New Roman" w:cs="Times New Roman"/>
-          <w:color w:val="000000"/>
-        </w:rPr>
-        <w:t xml:space="preserve">A satellite remote sensing perspective on water resources. In </w:t>
-      </w:r>
-      <w:r>
-        <w:rPr>
-          <w:rFonts w:ascii="Times New Roman" w:eastAsia="Arial" w:hAnsi="Times New Roman" w:cs="Times New Roman"/>
-          <w:i/>
-          <w:iCs/>
-          <w:color w:val="000000"/>
-        </w:rPr>
-        <w:t>International Water Power and Dam Construction</w:t>
-      </w:r>
-      <w:r>
-        <w:rPr>
-          <w:rFonts w:ascii="Times New Roman" w:eastAsia="Arial" w:hAnsi="Times New Roman" w:cs="Times New Roman"/>
-          <w:color w:val="000000"/>
-        </w:rPr>
-        <w:t>, 2023.</w:t>
-      </w:r>
-      <w:r>
-        <w:rPr>
-          <w:rFonts w:ascii="Times New Roman" w:eastAsia="Arial" w:hAnsi="Times New Roman" w:cs="Times New Roman"/>
-          <w:color w:val="000000"/>
-        </w:rPr>
-        <w:t xml:space="preserve"> </w:t>
-      </w:r>
       <w:hyperlink r:id="rId34" w:history="1">
         <w:r>
           <w:rPr>
@@ -6154,6 +6344,150 @@
           <w:rFonts w:ascii="Times New Roman" w:eastAsia="Arial" w:hAnsi="Times New Roman" w:cs="Times New Roman"/>
           <w:color w:val="000000"/>
         </w:rPr>
+        <w:t>F. Hossain,</w:t>
+      </w:r>
+      <w:r>
+        <w:rPr>
+          <w:rFonts w:ascii="Times New Roman" w:eastAsia="Arial" w:hAnsi="Times New Roman" w:cs="Times New Roman"/>
+          <w:color w:val="000000"/>
+        </w:rPr>
+        <w:t xml:space="preserve"> P. Das</w:t>
+      </w:r>
+      <w:r>
+        <w:rPr>
+          <w:rFonts w:ascii="Times New Roman" w:eastAsia="Arial" w:hAnsi="Times New Roman" w:cs="Times New Roman"/>
+          <w:color w:val="000000"/>
+        </w:rPr>
+        <w:t>,</w:t>
+      </w:r>
+      <w:r>
+        <w:rPr>
+          <w:rFonts w:ascii="Times New Roman" w:eastAsia="Arial" w:hAnsi="Times New Roman" w:cs="Times New Roman"/>
+          <w:color w:val="000000"/>
+        </w:rPr>
+        <w:t xml:space="preserve"> G. </w:t>
+      </w:r>
+      <w:proofErr w:type="spellStart"/>
+      <w:r>
+        <w:rPr>
+          <w:rFonts w:ascii="Times New Roman" w:eastAsia="Arial" w:hAnsi="Times New Roman" w:cs="Times New Roman"/>
+          <w:color w:val="000000"/>
+        </w:rPr>
+        <w:t>Brencher</w:t>
+      </w:r>
+      <w:proofErr w:type="spellEnd"/>
+      <w:r>
+        <w:rPr>
+          <w:rFonts w:ascii="Times New Roman" w:eastAsia="Arial" w:hAnsi="Times New Roman" w:cs="Times New Roman"/>
+          <w:color w:val="000000"/>
+        </w:rPr>
+        <w:t>,</w:t>
+      </w:r>
+      <w:r>
+        <w:rPr>
+          <w:rFonts w:ascii="Times New Roman" w:eastAsia="Arial" w:hAnsi="Times New Roman" w:cs="Times New Roman"/>
+          <w:color w:val="000000"/>
+        </w:rPr>
+        <w:t xml:space="preserve"> </w:t>
+      </w:r>
+      <w:r>
+        <w:rPr>
+          <w:rFonts w:ascii="Times New Roman" w:eastAsia="Arial" w:hAnsi="Times New Roman" w:cs="Times New Roman"/>
+          <w:color w:val="000000"/>
+        </w:rPr>
+        <w:t>H. Conr</w:t>
+      </w:r>
+      <w:r>
+        <w:rPr>
+          <w:rFonts w:ascii="Times New Roman" w:eastAsia="Arial" w:hAnsi="Times New Roman" w:cs="Times New Roman"/>
+          <w:color w:val="000000"/>
+        </w:rPr>
+        <w:t xml:space="preserve">oy, G. Darkwah, A. McCall, S. Minocha, </w:t>
+      </w:r>
+      <w:r>
+        <w:rPr>
+          <w:rFonts w:ascii="Times New Roman" w:eastAsia="Arial" w:hAnsi="Times New Roman" w:cs="Times New Roman"/>
+          <w:color w:val="000000"/>
+        </w:rPr>
+        <w:t xml:space="preserve">G. Schelepp, S. Yao, </w:t>
+      </w:r>
+      <w:r>
+        <w:rPr>
+          <w:rFonts w:ascii="Times New Roman" w:eastAsia="Arial" w:hAnsi="Times New Roman" w:cs="Times New Roman"/>
+          <w:b/>
+          <w:bCs/>
+          <w:color w:val="000000"/>
+        </w:rPr>
+        <w:t>S. Khan</w:t>
+      </w:r>
+      <w:r>
+        <w:rPr>
+          <w:rFonts w:ascii="Times New Roman" w:eastAsia="Arial" w:hAnsi="Times New Roman" w:cs="Times New Roman"/>
+          <w:color w:val="000000"/>
+        </w:rPr>
+        <w:t xml:space="preserve">, </w:t>
+      </w:r>
+      <w:r>
+        <w:rPr>
+          <w:rFonts w:ascii="Times New Roman" w:eastAsia="Arial" w:hAnsi="Times New Roman" w:cs="Times New Roman"/>
+          <w:color w:val="000000"/>
+        </w:rPr>
+        <w:t xml:space="preserve">A satellite remote sensing perspective on water resources. In </w:t>
+      </w:r>
+      <w:r>
+        <w:rPr>
+          <w:rFonts w:ascii="Times New Roman" w:eastAsia="Arial" w:hAnsi="Times New Roman" w:cs="Times New Roman"/>
+          <w:i/>
+          <w:iCs/>
+          <w:color w:val="000000"/>
+        </w:rPr>
+        <w:t>International Water Power and Dam Construction</w:t>
+      </w:r>
+      <w:r>
+        <w:rPr>
+          <w:rFonts w:ascii="Times New Roman" w:eastAsia="Arial" w:hAnsi="Times New Roman" w:cs="Times New Roman"/>
+          <w:color w:val="000000"/>
+        </w:rPr>
+        <w:t>, 2023.</w:t>
+      </w:r>
+      <w:r>
+        <w:rPr>
+          <w:rFonts w:ascii="Times New Roman" w:eastAsia="Arial" w:hAnsi="Times New Roman" w:cs="Times New Roman"/>
+          <w:color w:val="000000"/>
+        </w:rPr>
+        <w:t xml:space="preserve"> </w:t>
+      </w:r>
+      <w:hyperlink r:id="rId35" w:history="1">
+        <w:r>
+          <w:rPr>
+            <w:rStyle w:val="Hyperlink"/>
+            <w:rFonts w:ascii="Times New Roman" w:eastAsia="Arial" w:hAnsi="Times New Roman" w:cs="Times New Roman"/>
+            <w:i/>
+            <w:iCs/>
+            <w:color w:val="7F7F7F" w:themeColor="text1" w:themeTint="80"/>
+          </w:rPr>
+          <w:t>Link</w:t>
+        </w:r>
+      </w:hyperlink>
+    </w:p>
+    <w:p>
+      <w:pPr>
+        <w:numPr>
+          <w:ilvl w:val="0"/>
+          <w:numId w:val="8"/>
+        </w:numPr>
+        <w:contextualSpacing/>
+        <w:jc w:val="both"/>
+        <w:rPr>
+          <w:rFonts w:ascii="Times New Roman" w:eastAsia="Arial" w:hAnsi="Times New Roman" w:cs="Times New Roman"/>
+          <w:color w:val="000000"/>
+        </w:rPr>
+      </w:pPr>
+      <w:r>
+        <w:rPr>
+          <w:rFonts w:ascii="Times New Roman" w:eastAsia="Arial" w:hAnsi="Times New Roman" w:cs="Times New Roman"/>
+          <w:color w:val="000000"/>
+        </w:rPr>
         <w:t>P. Das,</w:t>
       </w:r>
       <w:r>
@@ -6244,7 +6578,7 @@
         </w:rPr>
         <w:t xml:space="preserve"> </w:t>
       </w:r>
-      <w:hyperlink r:id="rId35" w:history="1">
+      <w:hyperlink r:id="rId36" w:history="1">
         <w:r>
           <w:rPr>
             <w:rStyle w:val="Hyperlink"/>
@@ -6442,7 +6776,7 @@
         </w:rPr>
         <w:t xml:space="preserve">. </w:t>
       </w:r>
-      <w:hyperlink r:id="rId36" w:history="1">
+      <w:hyperlink r:id="rId37" w:history="1">
         <w:r>
           <w:rPr>
             <w:rStyle w:val="Hyperlink"/>
@@ -7172,8 +7506,9 @@
           <w:color w:val="191919"/>
           <w:szCs w:val="26"/>
         </w:rPr>
-        <w:t>Developed sDRIPS, a satellite- and forecast-driven irrigation decision-support system for estimating net irrigation demand and generating weekly advisories for farmers and canal operators at the farm and command-area scale. Fused multi-source satellite imagery, including optical, thermal, and radar data, with numerical weather prediction outputs, precipitation nowcasts/forecasts, soil moisture, and field conditions to drive Penman-Monteith and SEBAL evapotranspiration models, percolation estimates, and field-scale water requirement calculations. Designed automated geospatial ETL workflows in Python and Google Earth Engine for large-scale data ingestion, preprocessing, harmonization, raster/vector processing, and product generation. Incorporated in situ sensors and local weather station data for statistical bias correction of coarse-scale meteorological and satellite-derived estimates, and characterized uncertainty using Generalized Likelihood Uncertainty Estimation (GLUE) and Monte Carlo analyses</w:t>
-      </w:r>
+        <w:t xml:space="preserve">Developed </w:t>
+      </w:r>
+      <w:proofErr w:type="spellStart"/>
       <w:r>
         <w:rPr>
           <w:rFonts w:ascii="Times New Roman" w:eastAsia="MS Gothic" w:hAnsi="Times New Roman" w:cs="Times New Roman"/>
@@ -7181,6 +7516,65 @@
           <w:color w:val="191919"/>
           <w:szCs w:val="26"/>
         </w:rPr>
+        <w:t>sDRIPS</w:t>
+      </w:r>
+      <w:proofErr w:type="spellEnd"/>
+      <w:r>
+        <w:rPr>
+          <w:rFonts w:ascii="Times New Roman" w:eastAsia="MS Gothic" w:hAnsi="Times New Roman" w:cs="Times New Roman"/>
+          <w:bCs/>
+          <w:color w:val="191919"/>
+          <w:szCs w:val="26"/>
+        </w:rPr>
+        <w:t xml:space="preserve">, a satellite- and forecast-driven irrigation decision-support system for estimating net irrigation demand and generating weekly advisories for farmers and canal operators at the farm and command-area scale. Fused multi-source satellite imagery, including optical, thermal, and radar data, with numerical weather prediction outputs, precipitation nowcasts/forecasts, soil moisture, and field conditions to drive Penman-Monteith and SEBAL evapotranspiration models, percolation estimates, and field-scale water requirement calculations. Designed automated geospatial ETL workflows in Python and Google Earth Engine for large-scale data ingestion, preprocessing, harmonization, raster/vector processing, and product generation. Incorporated in situ sensors and local weather station data for statistical bias correction of </w:t>
+      </w:r>
+      <w:proofErr w:type="gramStart"/>
+      <w:r>
+        <w:rPr>
+          <w:rFonts w:ascii="Times New Roman" w:eastAsia="MS Gothic" w:hAnsi="Times New Roman" w:cs="Times New Roman"/>
+          <w:bCs/>
+          <w:color w:val="191919"/>
+          <w:szCs w:val="26"/>
+        </w:rPr>
+        <w:t>coarse</w:t>
+      </w:r>
+      <w:proofErr w:type="gramEnd"/>
+      <w:r>
+        <w:rPr>
+          <w:rFonts w:ascii="Times New Roman" w:eastAsia="MS Gothic" w:hAnsi="Times New Roman" w:cs="Times New Roman"/>
+          <w:bCs/>
+          <w:color w:val="191919"/>
+          <w:szCs w:val="26"/>
+        </w:rPr>
+        <w:t xml:space="preserve">-scale meteorological and satellite-derived </w:t>
+      </w:r>
+      <w:proofErr w:type="gramStart"/>
+      <w:r>
+        <w:rPr>
+          <w:rFonts w:ascii="Times New Roman" w:eastAsia="MS Gothic" w:hAnsi="Times New Roman" w:cs="Times New Roman"/>
+          <w:bCs/>
+          <w:color w:val="191919"/>
+          <w:szCs w:val="26"/>
+        </w:rPr>
+        <w:t>estimates, and</w:t>
+      </w:r>
+      <w:proofErr w:type="gramEnd"/>
+      <w:r>
+        <w:rPr>
+          <w:rFonts w:ascii="Times New Roman" w:eastAsia="MS Gothic" w:hAnsi="Times New Roman" w:cs="Times New Roman"/>
+          <w:bCs/>
+          <w:color w:val="191919"/>
+          <w:szCs w:val="26"/>
+        </w:rPr>
+        <w:t xml:space="preserve"> characterized uncertainty using Generalized Likelihood Uncertainty Estimation (GLUE) and Monte Carlo analyses</w:t>
+      </w:r>
+      <w:r>
+        <w:rPr>
+          <w:rFonts w:ascii="Times New Roman" w:eastAsia="MS Gothic" w:hAnsi="Times New Roman" w:cs="Times New Roman"/>
+          <w:bCs/>
+          <w:color w:val="191919"/>
+          <w:szCs w:val="26"/>
+        </w:rPr>
         <w:t>.</w:t>
       </w:r>
       <w:r>
@@ -7228,7 +7622,8 @@
         </w:rPr>
         <w:t xml:space="preserve"> - </w:t>
       </w:r>
-      <w:hyperlink r:id="rId37" w:history="1">
+      <w:hyperlink r:id="rId38" w:history="1">
+        <w:proofErr w:type="spellStart"/>
         <w:r>
           <w:rPr>
             <w:rStyle w:val="Hyperlink"/>
@@ -7239,6 +7634,7 @@
           </w:rPr>
           <w:t>sDRIPS</w:t>
         </w:r>
+        <w:proofErr w:type="spellEnd"/>
       </w:hyperlink>
       <w:r>
         <w:rPr>
@@ -7259,97 +7655,8 @@
         </w:rPr>
         <w:t xml:space="preserve"> </w:t>
       </w:r>
-      <w:hyperlink r:id="rId38" w:history="1">
-        <w:r>
-          <w:rPr>
-            <w:rStyle w:val="Hyperlink"/>
-            <w:rFonts w:ascii="Times New Roman" w:eastAsia="MS Gothic" w:hAnsi="Times New Roman" w:cs="Times New Roman"/>
-            <w:bCs/>
-            <w:color w:val="7F7F7F" w:themeColor="text1" w:themeTint="80"/>
-            <w:szCs w:val="26"/>
-          </w:rPr>
-          <w:t>sDRIPS-Sense</w:t>
-        </w:r>
-      </w:hyperlink>
-      <w:r>
-        <w:t xml:space="preserve">, </w:t>
-      </w:r>
       <w:hyperlink r:id="rId39" w:history="1">
-        <w:r>
-          <w:rPr>
-            <w:rStyle w:val="Hyperlink"/>
-            <w:rFonts w:ascii="Times New Roman" w:hAnsi="Times New Roman" w:cs="Times New Roman"/>
-            <w:color w:val="7F7F7F" w:themeColor="text1" w:themeTint="80"/>
-            <w:szCs w:val="20"/>
-          </w:rPr>
-          <w:t>sDRIPS-TBP</w:t>
-        </w:r>
-      </w:hyperlink>
-    </w:p>
-    <w:p>
-      <w:pPr>
-        <w:pStyle w:val="ListParagraph"/>
-        <w:numPr>
-          <w:ilvl w:val="0"/>
-          <w:numId w:val="10"/>
-        </w:numPr>
-        <w:spacing w:after="80"/>
-        <w:jc w:val="both"/>
-        <w:rPr>
-          <w:rFonts w:ascii="Times New Roman" w:eastAsia="MS Gothic" w:hAnsi="Times New Roman" w:cs="Times New Roman"/>
-          <w:bCs/>
-          <w:color w:val="191919"/>
-          <w:szCs w:val="26"/>
-        </w:rPr>
-      </w:pPr>
-      <w:r>
-        <w:rPr>
-          <w:rFonts w:ascii="Times New Roman" w:eastAsia="MS Gothic" w:hAnsi="Times New Roman" w:cs="Times New Roman"/>
-          <w:b/>
-          <w:bCs/>
-          <w:color w:val="191919"/>
-          <w:szCs w:val="26"/>
-        </w:rPr>
-        <w:t>Canal w</w:t>
-      </w:r>
-      <w:r>
-        <w:rPr>
-          <w:rFonts w:ascii="Times New Roman" w:eastAsia="MS Gothic" w:hAnsi="Times New Roman" w:cs="Times New Roman"/>
-          <w:b/>
-          <w:bCs/>
-          <w:color w:val="191919"/>
-          <w:szCs w:val="26"/>
-        </w:rPr>
-        <w:t>ater allocation framework</w:t>
-      </w:r>
-      <w:r>
-        <w:rPr>
-          <w:rFonts w:ascii="Times New Roman" w:eastAsia="MS Gothic" w:hAnsi="Times New Roman" w:cs="Times New Roman"/>
-          <w:bCs/>
-          <w:color w:val="191919"/>
-          <w:szCs w:val="26"/>
-        </w:rPr>
-        <w:t xml:space="preserve"> – </w:t>
-      </w:r>
-      <w:r>
-        <w:rPr>
-          <w:rFonts w:ascii="Times New Roman" w:eastAsia="MS Gothic" w:hAnsi="Times New Roman" w:cs="Times New Roman"/>
-          <w:bCs/>
-          <w:color w:val="191919"/>
-          <w:szCs w:val="26"/>
-        </w:rPr>
-        <w:t>Developed a satellite-based canal water allocation methodology to help canal operators distribute water more efficiently based on crop water demand, actual field conditions, and canal network structure. Built the allocation framework on uncertainty-characterized net water requirement estimates from sDRIPS, ensuring distribution decisions account for input, parameter, and model uncertainty across diverse agro-climatic settings. Applied network-based analysis to translate field-scale irrigation demand into command-area and canal-level allocation decisions, supporting climate-change adaptation and more efficient agricultural water management.</w:t>
-      </w:r>
-      <w:r>
-        <w:rPr>
-          <w:rFonts w:ascii="Times New Roman" w:eastAsia="MS Gothic" w:hAnsi="Times New Roman" w:cs="Times New Roman"/>
-          <w:bCs/>
-          <w:color w:val="191919"/>
-          <w:szCs w:val="26"/>
-        </w:rPr>
-        <w:t xml:space="preserve"> Tool for public use (with link) - </w:t>
-      </w:r>
-      <w:hyperlink r:id="rId40" w:history="1">
+        <w:proofErr w:type="spellStart"/>
         <w:r>
           <w:rPr>
             <w:rStyle w:val="Hyperlink"/>
@@ -7360,17 +7667,43 @@
           </w:rPr>
           <w:t>sDRIPS</w:t>
         </w:r>
+        <w:proofErr w:type="spellEnd"/>
+        <w:r>
+          <w:rPr>
+            <w:rStyle w:val="Hyperlink"/>
+            <w:rFonts w:ascii="Times New Roman" w:eastAsia="MS Gothic" w:hAnsi="Times New Roman" w:cs="Times New Roman"/>
+            <w:bCs/>
+            <w:color w:val="7F7F7F" w:themeColor="text1" w:themeTint="80"/>
+            <w:szCs w:val="26"/>
+          </w:rPr>
+          <w:t>-Sense</w:t>
+        </w:r>
       </w:hyperlink>
       <w:r>
-        <w:rPr>
-          <w:rFonts w:ascii="Times New Roman" w:eastAsia="MS Gothic" w:hAnsi="Times New Roman" w:cs="Times New Roman"/>
-          <w:bCs/>
-          <w:color w:val="7F7F7F" w:themeColor="text1" w:themeTint="80"/>
-          <w:szCs w:val="26"/>
-          <w:u w:val="single"/>
-        </w:rPr>
-        <w:t>-TBP</w:t>
-      </w:r>
+        <w:t xml:space="preserve">, </w:t>
+      </w:r>
+      <w:hyperlink r:id="rId40" w:history="1">
+        <w:proofErr w:type="spellStart"/>
+        <w:r>
+          <w:rPr>
+            <w:rStyle w:val="Hyperlink"/>
+            <w:rFonts w:ascii="Times New Roman" w:hAnsi="Times New Roman" w:cs="Times New Roman"/>
+            <w:color w:val="7F7F7F" w:themeColor="text1" w:themeTint="80"/>
+            <w:szCs w:val="20"/>
+          </w:rPr>
+          <w:t>sDRIPS</w:t>
+        </w:r>
+        <w:proofErr w:type="spellEnd"/>
+        <w:r>
+          <w:rPr>
+            <w:rStyle w:val="Hyperlink"/>
+            <w:rFonts w:ascii="Times New Roman" w:hAnsi="Times New Roman" w:cs="Times New Roman"/>
+            <w:color w:val="7F7F7F" w:themeColor="text1" w:themeTint="80"/>
+            <w:szCs w:val="20"/>
+          </w:rPr>
+          <w:t>-TBP</w:t>
+        </w:r>
+      </w:hyperlink>
     </w:p>
     <w:p>
       <w:pPr>
@@ -7396,6 +7729,134 @@
           <w:color w:val="191919"/>
           <w:szCs w:val="26"/>
         </w:rPr>
+        <w:t>Canal w</w:t>
+      </w:r>
+      <w:r>
+        <w:rPr>
+          <w:rFonts w:ascii="Times New Roman" w:eastAsia="MS Gothic" w:hAnsi="Times New Roman" w:cs="Times New Roman"/>
+          <w:b/>
+          <w:bCs/>
+          <w:color w:val="191919"/>
+          <w:szCs w:val="26"/>
+        </w:rPr>
+        <w:t>ater allocation framework</w:t>
+      </w:r>
+      <w:r>
+        <w:rPr>
+          <w:rFonts w:ascii="Times New Roman" w:eastAsia="MS Gothic" w:hAnsi="Times New Roman" w:cs="Times New Roman"/>
+          <w:bCs/>
+          <w:color w:val="191919"/>
+          <w:szCs w:val="26"/>
+        </w:rPr>
+        <w:t xml:space="preserve"> – </w:t>
+      </w:r>
+      <w:r>
+        <w:rPr>
+          <w:rFonts w:ascii="Times New Roman" w:eastAsia="MS Gothic" w:hAnsi="Times New Roman" w:cs="Times New Roman"/>
+          <w:bCs/>
+          <w:color w:val="191919"/>
+          <w:szCs w:val="26"/>
+        </w:rPr>
+        <w:t xml:space="preserve">Developed a satellite-based canal water allocation methodology to help canal operators distribute water more efficiently based on crop water demand, actual field conditions, and canal network structure. Built the allocation framework on uncertainty-characterized net water requirement estimates from </w:t>
+      </w:r>
+      <w:proofErr w:type="spellStart"/>
+      <w:r>
+        <w:rPr>
+          <w:rFonts w:ascii="Times New Roman" w:eastAsia="MS Gothic" w:hAnsi="Times New Roman" w:cs="Times New Roman"/>
+          <w:bCs/>
+          <w:color w:val="191919"/>
+          <w:szCs w:val="26"/>
+        </w:rPr>
+        <w:t>sDRIPS</w:t>
+      </w:r>
+      <w:proofErr w:type="spellEnd"/>
+      <w:r>
+        <w:rPr>
+          <w:rFonts w:ascii="Times New Roman" w:eastAsia="MS Gothic" w:hAnsi="Times New Roman" w:cs="Times New Roman"/>
+          <w:bCs/>
+          <w:color w:val="191919"/>
+          <w:szCs w:val="26"/>
+        </w:rPr>
+        <w:t xml:space="preserve">, ensuring distribution decisions account for input, parameter, and model uncertainty across diverse </w:t>
+      </w:r>
+      <w:proofErr w:type="spellStart"/>
+      <w:r>
+        <w:rPr>
+          <w:rFonts w:ascii="Times New Roman" w:eastAsia="MS Gothic" w:hAnsi="Times New Roman" w:cs="Times New Roman"/>
+          <w:bCs/>
+          <w:color w:val="191919"/>
+          <w:szCs w:val="26"/>
+        </w:rPr>
+        <w:t>agro</w:t>
+      </w:r>
+      <w:proofErr w:type="spellEnd"/>
+      <w:r>
+        <w:rPr>
+          <w:rFonts w:ascii="Times New Roman" w:eastAsia="MS Gothic" w:hAnsi="Times New Roman" w:cs="Times New Roman"/>
+          <w:bCs/>
+          <w:color w:val="191919"/>
+          <w:szCs w:val="26"/>
+        </w:rPr>
+        <w:t>-climatic settings. Applied network-based analysis to translate field-scale irrigation demand into command-area and canal-level allocation decisions, supporting climate-change adaptation and more efficient agricultural water management.</w:t>
+      </w:r>
+      <w:r>
+        <w:rPr>
+          <w:rFonts w:ascii="Times New Roman" w:eastAsia="MS Gothic" w:hAnsi="Times New Roman" w:cs="Times New Roman"/>
+          <w:bCs/>
+          <w:color w:val="191919"/>
+          <w:szCs w:val="26"/>
+        </w:rPr>
+        <w:t xml:space="preserve"> Tool for public use (with link) - </w:t>
+      </w:r>
+      <w:hyperlink r:id="rId41" w:history="1">
+        <w:proofErr w:type="spellStart"/>
+        <w:r>
+          <w:rPr>
+            <w:rStyle w:val="Hyperlink"/>
+            <w:rFonts w:ascii="Times New Roman" w:eastAsia="MS Gothic" w:hAnsi="Times New Roman" w:cs="Times New Roman"/>
+            <w:bCs/>
+            <w:color w:val="7F7F7F" w:themeColor="text1" w:themeTint="80"/>
+            <w:szCs w:val="26"/>
+          </w:rPr>
+          <w:t>sDRIPS</w:t>
+        </w:r>
+        <w:proofErr w:type="spellEnd"/>
+      </w:hyperlink>
+      <w:r>
+        <w:rPr>
+          <w:rFonts w:ascii="Times New Roman" w:eastAsia="MS Gothic" w:hAnsi="Times New Roman" w:cs="Times New Roman"/>
+          <w:bCs/>
+          <w:color w:val="7F7F7F" w:themeColor="text1" w:themeTint="80"/>
+          <w:szCs w:val="26"/>
+          <w:u w:val="single"/>
+        </w:rPr>
+        <w:t>-TBP</w:t>
+      </w:r>
+    </w:p>
+    <w:p>
+      <w:pPr>
+        <w:pStyle w:val="ListParagraph"/>
+        <w:numPr>
+          <w:ilvl w:val="0"/>
+          <w:numId w:val="10"/>
+        </w:numPr>
+        <w:spacing w:after="80"/>
+        <w:jc w:val="both"/>
+        <w:rPr>
+          <w:rFonts w:ascii="Times New Roman" w:eastAsia="MS Gothic" w:hAnsi="Times New Roman" w:cs="Times New Roman"/>
+          <w:bCs/>
+          <w:color w:val="191919"/>
+          <w:szCs w:val="26"/>
+        </w:rPr>
+      </w:pPr>
+      <w:r>
+        <w:rPr>
+          <w:rFonts w:ascii="Times New Roman" w:eastAsia="MS Gothic" w:hAnsi="Times New Roman" w:cs="Times New Roman"/>
+          <w:b/>
+          <w:bCs/>
+          <w:color w:val="191919"/>
+          <w:szCs w:val="26"/>
+        </w:rPr>
         <w:t>Scalable gauge network framework</w:t>
       </w:r>
       <w:r>
@@ -7434,7 +7895,7 @@
         </w:rPr>
         <w:t xml:space="preserve"> </w:t>
       </w:r>
-      <w:hyperlink r:id="rId41" w:history="1">
+      <w:hyperlink r:id="rId42" w:history="1">
         <w:r>
           <w:rPr>
             <w:rStyle w:val="Hyperlink"/>
@@ -7497,7 +7958,25 @@
           <w:color w:val="191919"/>
           <w:szCs w:val="26"/>
         </w:rPr>
-        <w:t>Investigated uncertainty propagation in lake and wetland volume change estimates derived from satellite-based surface water extent and citizen science water-level observations. Built an ensemble of radar- and optical-based water classification approaches to improve robustness of surface water extent estimates, and evaluated sensitivity to sensor type, classification method, and spatial resolution, including comparison with high-resolution imagery such as PlanetScope at approximately 3 m resolution</w:t>
+        <w:t xml:space="preserve">Investigated uncertainty propagation in lake and wetland volume change estimates derived from satellite-based surface water extent and citizen science water-level observations. Built an ensemble of radar- and optical-based water classification approaches to improve robustness of surface water extent estimates, and evaluated sensitivity to sensor type, classification method, and spatial resolution, including comparison with high-resolution imagery such as </w:t>
+      </w:r>
+      <w:proofErr w:type="spellStart"/>
+      <w:r>
+        <w:rPr>
+          <w:rFonts w:ascii="Times New Roman" w:eastAsia="MS Gothic" w:hAnsi="Times New Roman" w:cs="Times New Roman"/>
+          <w:color w:val="191919"/>
+          <w:szCs w:val="26"/>
+        </w:rPr>
+        <w:t>PlanetScope</w:t>
+      </w:r>
+      <w:proofErr w:type="spellEnd"/>
+      <w:r>
+        <w:rPr>
+          <w:rFonts w:ascii="Times New Roman" w:eastAsia="MS Gothic" w:hAnsi="Times New Roman" w:cs="Times New Roman"/>
+          <w:color w:val="191919"/>
+          <w:szCs w:val="26"/>
+        </w:rPr>
+        <w:t xml:space="preserve"> at approximately 3 m resolution</w:t>
       </w:r>
       <w:r>
         <w:rPr>
@@ -7729,8 +8208,9 @@
           <w:color w:val="191919"/>
           <w:szCs w:val="26"/>
         </w:rPr>
-        <w:t>Investigated PO.DAAC’s SWOT On-Demand Raster Generation tool for producing customized raster products from SWOT satellite observations at user-defined spatial resolutions. Developed SWODLR-Python, a Python-based framework to streamline API-driven data requests, raster generation, subsetting, resampling, and processing. Evaluated customized SWOT raster products for hydrologic applications, including flood-propagation analysis in northeast Bangladesh</w:t>
-      </w:r>
+        <w:t xml:space="preserve">Investigated </w:t>
+      </w:r>
+      <w:proofErr w:type="gramStart"/>
       <w:r>
         <w:rPr>
           <w:rFonts w:ascii="Times New Roman" w:eastAsia="MS Gothic" w:hAnsi="Times New Roman" w:cs="Times New Roman"/>
@@ -7738,6 +8218,45 @@
           <w:color w:val="191919"/>
           <w:szCs w:val="26"/>
         </w:rPr>
+        <w:t>PO.DAAC’s</w:t>
+      </w:r>
+      <w:proofErr w:type="gramEnd"/>
+      <w:r>
+        <w:rPr>
+          <w:rFonts w:ascii="Times New Roman" w:eastAsia="MS Gothic" w:hAnsi="Times New Roman" w:cs="Times New Roman"/>
+          <w:bCs/>
+          <w:color w:val="191919"/>
+          <w:szCs w:val="26"/>
+        </w:rPr>
+        <w:t xml:space="preserve"> SWOT On-Demand Raster Generation tool for producing customized raster products from SWOT satellite observations at user-defined spatial resolutions. Developed SWODLR-Python, a Python-based framework to streamline API-driven data requests, raster generation, </w:t>
+      </w:r>
+      <w:proofErr w:type="spellStart"/>
+      <w:r>
+        <w:rPr>
+          <w:rFonts w:ascii="Times New Roman" w:eastAsia="MS Gothic" w:hAnsi="Times New Roman" w:cs="Times New Roman"/>
+          <w:bCs/>
+          <w:color w:val="191919"/>
+          <w:szCs w:val="26"/>
+        </w:rPr>
+        <w:t>subsetting</w:t>
+      </w:r>
+      <w:proofErr w:type="spellEnd"/>
+      <w:r>
+        <w:rPr>
+          <w:rFonts w:ascii="Times New Roman" w:eastAsia="MS Gothic" w:hAnsi="Times New Roman" w:cs="Times New Roman"/>
+          <w:bCs/>
+          <w:color w:val="191919"/>
+          <w:szCs w:val="26"/>
+        </w:rPr>
+        <w:t>, resampling, and processing. Evaluated customized SWOT raster products for hydrologic applications, including flood-propagation analysis in northeast Bangladesh</w:t>
+      </w:r>
+      <w:r>
+        <w:rPr>
+          <w:rFonts w:ascii="Times New Roman" w:eastAsia="MS Gothic" w:hAnsi="Times New Roman" w:cs="Times New Roman"/>
+          <w:bCs/>
+          <w:color w:val="191919"/>
+          <w:szCs w:val="26"/>
+        </w:rPr>
         <w:t>.</w:t>
       </w:r>
       <w:r>
@@ -7749,7 +8268,7 @@
         </w:rPr>
         <w:t xml:space="preserve"> Framework on GitHub - </w:t>
       </w:r>
-      <w:hyperlink r:id="rId42" w:history="1">
+      <w:hyperlink r:id="rId43" w:history="1">
         <w:r>
           <w:rPr>
             <w:rStyle w:val="Hyperlink"/>
@@ -8178,23 +8697,41 @@
           <w:iCs/>
           <w:color w:val="000000"/>
         </w:rPr>
-        <w:t xml:space="preserve"> – </w:t>
-      </w:r>
-      <w:r>
-        <w:rPr>
-          <w:rFonts w:ascii="Times New Roman" w:eastAsia="Arial" w:hAnsi="Times New Roman" w:cs="Times New Roman"/>
-          <w:i/>
-          <w:iCs/>
-          <w:color w:val="000000"/>
-        </w:rPr>
         <w:t xml:space="preserve"> </w:t>
       </w:r>
-      <w:r>
-        <w:rPr>
-          <w:rFonts w:ascii="Times New Roman" w:eastAsia="Arial" w:hAnsi="Times New Roman" w:cs="Times New Roman"/>
-          <w:color w:val="000000"/>
-        </w:rPr>
-        <w:t>Delivered a lecture</w:t>
+      <w:proofErr w:type="gramStart"/>
+      <w:r>
+        <w:rPr>
+          <w:rFonts w:ascii="Times New Roman" w:eastAsia="Arial" w:hAnsi="Times New Roman" w:cs="Times New Roman"/>
+          <w:i/>
+          <w:iCs/>
+          <w:color w:val="000000"/>
+        </w:rPr>
+        <w:t xml:space="preserve">– </w:t>
+      </w:r>
+      <w:r>
+        <w:rPr>
+          <w:rFonts w:ascii="Times New Roman" w:eastAsia="Arial" w:hAnsi="Times New Roman" w:cs="Times New Roman"/>
+          <w:i/>
+          <w:iCs/>
+          <w:color w:val="000000"/>
+        </w:rPr>
+        <w:t xml:space="preserve"> </w:t>
+      </w:r>
+      <w:r>
+        <w:rPr>
+          <w:rFonts w:ascii="Times New Roman" w:eastAsia="Arial" w:hAnsi="Times New Roman" w:cs="Times New Roman"/>
+          <w:color w:val="000000"/>
+        </w:rPr>
+        <w:t>Delivered</w:t>
+      </w:r>
+      <w:proofErr w:type="gramEnd"/>
+      <w:r>
+        <w:rPr>
+          <w:rFonts w:ascii="Times New Roman" w:eastAsia="Arial" w:hAnsi="Times New Roman" w:cs="Times New Roman"/>
+          <w:color w:val="000000"/>
+        </w:rPr>
+        <w:t xml:space="preserve"> a lecture</w:t>
       </w:r>
       <w:r>
         <w:rPr>
@@ -8789,7 +9326,27 @@
           <w:iCs/>
           <w:color w:val="000000"/>
         </w:rPr>
-        <w:t>Remote sensing based surface water tracking, citizen science, Cloud Computing and the Surface Water and Ocean Topography (SWOT) Mission</w:t>
+        <w:t xml:space="preserve">Remote </w:t>
+      </w:r>
+      <w:proofErr w:type="gramStart"/>
+      <w:r>
+        <w:rPr>
+          <w:rFonts w:ascii="Times New Roman" w:eastAsia="Arial" w:hAnsi="Times New Roman" w:cs="Times New Roman"/>
+          <w:i/>
+          <w:iCs/>
+          <w:color w:val="000000"/>
+        </w:rPr>
+        <w:t>sensing based</w:t>
+      </w:r>
+      <w:proofErr w:type="gramEnd"/>
+      <w:r>
+        <w:rPr>
+          <w:rFonts w:ascii="Times New Roman" w:eastAsia="Arial" w:hAnsi="Times New Roman" w:cs="Times New Roman"/>
+          <w:i/>
+          <w:iCs/>
+          <w:color w:val="000000"/>
+        </w:rPr>
+        <w:t xml:space="preserve"> surface water tracking, citizen science, Cloud Computing and the Surface Water and Ocean Topography (SWOT) Mission</w:t>
       </w:r>
       <w:r>
         <w:rPr>
@@ -9847,15 +10404,33 @@
           <w:bCs/>
           <w:color w:val="000000"/>
         </w:rPr>
-        <w:t xml:space="preserve"> (A private farm in South Africa)</w:t>
-      </w:r>
-      <w:r>
-        <w:rPr>
-          <w:rFonts w:ascii="Times New Roman" w:eastAsia="Arial" w:hAnsi="Times New Roman" w:cs="Times New Roman"/>
-          <w:bCs/>
-          <w:color w:val="000000"/>
-        </w:rPr>
-        <w:t xml:space="preserve">                                           </w:t>
+        <w:t xml:space="preserve"> (A private farm in South </w:t>
+      </w:r>
+      <w:proofErr w:type="gramStart"/>
+      <w:r>
+        <w:rPr>
+          <w:rFonts w:ascii="Times New Roman" w:eastAsia="Arial" w:hAnsi="Times New Roman" w:cs="Times New Roman"/>
+          <w:bCs/>
+          <w:color w:val="000000"/>
+        </w:rPr>
+        <w:t>Africa)</w:t>
+      </w:r>
+      <w:r>
+        <w:rPr>
+          <w:rFonts w:ascii="Times New Roman" w:eastAsia="Arial" w:hAnsi="Times New Roman" w:cs="Times New Roman"/>
+          <w:bCs/>
+          <w:color w:val="000000"/>
+        </w:rPr>
+        <w:t xml:space="preserve">   </w:t>
+      </w:r>
+      <w:proofErr w:type="gramEnd"/>
+      <w:r>
+        <w:rPr>
+          <w:rFonts w:ascii="Times New Roman" w:eastAsia="Arial" w:hAnsi="Times New Roman" w:cs="Times New Roman"/>
+          <w:bCs/>
+          <w:color w:val="000000"/>
+        </w:rPr>
+        <w:t xml:space="preserve">                                        </w:t>
       </w:r>
       <w:r>
         <w:rPr>
@@ -10193,7 +10768,7 @@
           <w:color w:val="000000"/>
         </w:rPr>
       </w:pPr>
-      <w:hyperlink r:id="rId43" w:history="1">
+      <w:hyperlink r:id="rId44" w:history="1">
         <w:r>
           <w:rPr>
             <w:rStyle w:val="Hyperlink"/>
@@ -10226,7 +10801,7 @@
           <w:color w:val="000000"/>
         </w:rPr>
       </w:pPr>
-      <w:hyperlink r:id="rId44" w:history="1">
+      <w:hyperlink r:id="rId45" w:history="1">
         <w:r>
           <w:rPr>
             <w:rStyle w:val="Hyperlink"/>
@@ -10269,7 +10844,7 @@
           <w:color w:val="000000"/>
         </w:rPr>
       </w:pPr>
-      <w:hyperlink r:id="rId45" w:history="1">
+      <w:hyperlink r:id="rId46" w:history="1">
         <w:r>
           <w:rPr>
             <w:rStyle w:val="Hyperlink"/>
@@ -10303,7 +10878,8 @@
           <w:color w:val="000000"/>
         </w:rPr>
       </w:pPr>
-      <w:hyperlink r:id="rId46" w:history="1">
+      <w:hyperlink r:id="rId47" w:history="1">
+        <w:proofErr w:type="spellStart"/>
         <w:r>
           <w:rPr>
             <w:rStyle w:val="Hyperlink"/>
@@ -10313,6 +10889,7 @@
           </w:rPr>
           <w:t>PyWRIS</w:t>
         </w:r>
+        <w:proofErr w:type="spellEnd"/>
       </w:hyperlink>
       <w:r>
         <w:rPr>
@@ -10370,7 +10947,8 @@
           <w:color w:val="000000"/>
         </w:rPr>
       </w:pPr>
-      <w:hyperlink r:id="rId47" w:history="1">
+      <w:hyperlink r:id="rId48" w:history="1">
+        <w:proofErr w:type="spellStart"/>
         <w:r>
           <w:rPr>
             <w:rStyle w:val="Hyperlink"/>
@@ -10380,6 +10958,7 @@
           </w:rPr>
           <w:t>Barind</w:t>
         </w:r>
+        <w:proofErr w:type="spellEnd"/>
       </w:hyperlink>
       <w:r>
         <w:rPr>
@@ -10389,7 +10968,7 @@
         </w:rPr>
         <w:t xml:space="preserve">, </w:t>
       </w:r>
-      <w:hyperlink r:id="rId48" w:history="1">
+      <w:hyperlink r:id="rId49" w:history="1">
         <w:r>
           <w:rPr>
             <w:rStyle w:val="Hyperlink"/>
@@ -10496,7 +11075,8 @@
         </w:rPr>
         <w:t xml:space="preserve">A detailed document on </w:t>
       </w:r>
-      <w:hyperlink r:id="rId49" w:history="1">
+      <w:hyperlink r:id="rId50" w:history="1">
+        <w:proofErr w:type="spellStart"/>
         <w:r>
           <w:rPr>
             <w:rStyle w:val="Hyperlink"/>
@@ -10506,6 +11086,7 @@
           </w:rPr>
           <w:t>ReadtheDocs</w:t>
         </w:r>
+        <w:proofErr w:type="spellEnd"/>
       </w:hyperlink>
       <w:r>
         <w:rPr>
@@ -10663,13 +11244,23 @@
           <w:color w:val="000000"/>
         </w:rPr>
       </w:pPr>
-      <w:r>
-        <w:rPr>
-          <w:rFonts w:ascii="Times New Roman" w:eastAsia="Arial" w:hAnsi="Times New Roman" w:cs="Times New Roman"/>
-          <w:bCs/>
-          <w:color w:val="000000"/>
-        </w:rPr>
-        <w:t xml:space="preserve">sDRIPS-Sense work featured in </w:t>
+      <w:proofErr w:type="spellStart"/>
+      <w:r>
+        <w:rPr>
+          <w:rFonts w:ascii="Times New Roman" w:eastAsia="Arial" w:hAnsi="Times New Roman" w:cs="Times New Roman"/>
+          <w:bCs/>
+          <w:color w:val="000000"/>
+        </w:rPr>
+        <w:t>sDRIPS</w:t>
+      </w:r>
+      <w:proofErr w:type="spellEnd"/>
+      <w:r>
+        <w:rPr>
+          <w:rFonts w:ascii="Times New Roman" w:eastAsia="Arial" w:hAnsi="Times New Roman" w:cs="Times New Roman"/>
+          <w:bCs/>
+          <w:color w:val="000000"/>
+        </w:rPr>
+        <w:t xml:space="preserve">-Sense work featured in </w:t>
       </w:r>
       <w:r>
         <w:rPr>
@@ -10715,7 +11306,7 @@
         </w:rPr>
         <w:t xml:space="preserve"> </w:t>
       </w:r>
-      <w:hyperlink r:id="rId50" w:history="1">
+      <w:hyperlink r:id="rId51" w:history="1">
         <w:r>
           <w:rPr>
             <w:rStyle w:val="Hyperlink"/>
@@ -10826,7 +11417,7 @@
         </w:rPr>
         <w:t xml:space="preserve">, </w:t>
       </w:r>
-      <w:hyperlink r:id="rId51" w:anchor=":~:text=Through%20the%20Integrated%20Rice%20Advisory,how%20much%20their%20crops%20need." w:history="1">
+      <w:hyperlink r:id="rId52" w:anchor=":~:text=Through%20the%20Integrated%20Rice%20Advisory,how%20much%20their%20crops%20need." w:history="1">
         <w:r>
           <w:rPr>
             <w:rStyle w:val="Hyperlink"/>
@@ -11004,12 +11595,21 @@
         </w:rPr>
         <w:t xml:space="preserve"> </w:t>
       </w:r>
-      <w:r>
-        <w:rPr>
-          <w:rFonts w:ascii="Times New Roman" w:eastAsia="Arial" w:hAnsi="Times New Roman" w:cs="Times New Roman"/>
-          <w:color w:val="000000"/>
-        </w:rPr>
-        <w:t>Spatio-temporal modeling, hydrologic and Earth system process modeling, environmental and climate modeling, physics-informed and hybrid ML systems, time series analysis, ensemble modeling, uncertainty quantification (Monte Carlo, GLUE), sensitivity analysis, uncertainty propagation, regression and tree-based models (Random Forest), statistical modeling, feature engineering, bias correction, multimodal data fusion, predictive systems for environmental processes</w:t>
+      <w:proofErr w:type="spellStart"/>
+      <w:r>
+        <w:rPr>
+          <w:rFonts w:ascii="Times New Roman" w:eastAsia="Arial" w:hAnsi="Times New Roman" w:cs="Times New Roman"/>
+          <w:color w:val="000000"/>
+        </w:rPr>
+        <w:t>Spatio</w:t>
+      </w:r>
+      <w:proofErr w:type="spellEnd"/>
+      <w:r>
+        <w:rPr>
+          <w:rFonts w:ascii="Times New Roman" w:eastAsia="Arial" w:hAnsi="Times New Roman" w:cs="Times New Roman"/>
+          <w:color w:val="000000"/>
+        </w:rPr>
+        <w:t>-temporal modeling, hydrologic and Earth system process modeling, environmental and climate modeling, physics-informed and hybrid ML systems, time series analysis, ensemble modeling, uncertainty quantification (Monte Carlo, GLUE), sensitivity analysis, uncertainty propagation, regression and tree-based models (Random Forest), statistical modeling, feature engineering, bias correction, multimodal data fusion, predictive systems for environmental processes</w:t>
       </w:r>
       <w:r>
         <w:rPr>
@@ -11105,7 +11705,71 @@
           <w:rFonts w:ascii="Times New Roman" w:eastAsia="Arial" w:hAnsi="Times New Roman" w:cs="Times New Roman"/>
           <w:color w:val="000000"/>
         </w:rPr>
-        <w:t>Python (Pandas, NumPy, Xarray, Dask, GeoPandas, Rasterio, SciPy, Scikit-learn, Multiprocessing, Flask), MATLAB, Bash, SQL (working knowledge), JavaScript, Git, Linux/HPC environments, scalable scientific computing, parallel and distributed processing, geospatial ETL, API-driven ingestion, automated workflows, cloud and HPC-style large-scale analytics</w:t>
+        <w:t xml:space="preserve">Python (Pandas, NumPy, </w:t>
+      </w:r>
+      <w:proofErr w:type="spellStart"/>
+      <w:r>
+        <w:rPr>
+          <w:rFonts w:ascii="Times New Roman" w:eastAsia="Arial" w:hAnsi="Times New Roman" w:cs="Times New Roman"/>
+          <w:color w:val="000000"/>
+        </w:rPr>
+        <w:t>Xarray</w:t>
+      </w:r>
+      <w:proofErr w:type="spellEnd"/>
+      <w:r>
+        <w:rPr>
+          <w:rFonts w:ascii="Times New Roman" w:eastAsia="Arial" w:hAnsi="Times New Roman" w:cs="Times New Roman"/>
+          <w:color w:val="000000"/>
+        </w:rPr>
+        <w:t xml:space="preserve">, </w:t>
+      </w:r>
+      <w:proofErr w:type="spellStart"/>
+      <w:r>
+        <w:rPr>
+          <w:rFonts w:ascii="Times New Roman" w:eastAsia="Arial" w:hAnsi="Times New Roman" w:cs="Times New Roman"/>
+          <w:color w:val="000000"/>
+        </w:rPr>
+        <w:t>Dask</w:t>
+      </w:r>
+      <w:proofErr w:type="spellEnd"/>
+      <w:r>
+        <w:rPr>
+          <w:rFonts w:ascii="Times New Roman" w:eastAsia="Arial" w:hAnsi="Times New Roman" w:cs="Times New Roman"/>
+          <w:color w:val="000000"/>
+        </w:rPr>
+        <w:t xml:space="preserve">, </w:t>
+      </w:r>
+      <w:proofErr w:type="spellStart"/>
+      <w:r>
+        <w:rPr>
+          <w:rFonts w:ascii="Times New Roman" w:eastAsia="Arial" w:hAnsi="Times New Roman" w:cs="Times New Roman"/>
+          <w:color w:val="000000"/>
+        </w:rPr>
+        <w:t>GeoPandas</w:t>
+      </w:r>
+      <w:proofErr w:type="spellEnd"/>
+      <w:r>
+        <w:rPr>
+          <w:rFonts w:ascii="Times New Roman" w:eastAsia="Arial" w:hAnsi="Times New Roman" w:cs="Times New Roman"/>
+          <w:color w:val="000000"/>
+        </w:rPr>
+        <w:t xml:space="preserve">, </w:t>
+      </w:r>
+      <w:proofErr w:type="spellStart"/>
+      <w:r>
+        <w:rPr>
+          <w:rFonts w:ascii="Times New Roman" w:eastAsia="Arial" w:hAnsi="Times New Roman" w:cs="Times New Roman"/>
+          <w:color w:val="000000"/>
+        </w:rPr>
+        <w:t>Rasterio</w:t>
+      </w:r>
+      <w:proofErr w:type="spellEnd"/>
+      <w:r>
+        <w:rPr>
+          <w:rFonts w:ascii="Times New Roman" w:eastAsia="Arial" w:hAnsi="Times New Roman" w:cs="Times New Roman"/>
+          <w:color w:val="000000"/>
+        </w:rPr>
+        <w:t>, SciPy, Scikit-learn, Multiprocessing, Flask), MATLAB, Bash, SQL (working knowledge), JavaScript, Git, Linux/HPC environments, scalable scientific computing, parallel and distributed processing, geospatial ETL, API-driven ingestion, automated workflows, cloud and HPC-style large-scale analytics</w:t>
       </w:r>
       <w:r>
         <w:rPr>
@@ -11152,7 +11816,39 @@
           <w:rFonts w:ascii="Times New Roman" w:eastAsia="Arial" w:hAnsi="Times New Roman" w:cs="Times New Roman"/>
           <w:color w:val="000000"/>
         </w:rPr>
-        <w:t>Satellite remote sensing (Landsat series, Sentinel-1 SAR, Sentinel-2, SMAP, MODIS, SWOT, Planet), in situ observations, hydrometeorology (IMERG, CHIRPS, GSMaP, GLDAS), reanalysis and forecast systems (ERA5, GFS), climate simulations (CMIP), multi-scale spatio-temporal environmental data integration</w:t>
+        <w:t xml:space="preserve">Satellite remote sensing (Landsat series, Sentinel-1 SAR, Sentinel-2, SMAP, MODIS, SWOT, Planet), in situ observations, hydrometeorology (IMERG, CHIRPS, </w:t>
+      </w:r>
+      <w:proofErr w:type="spellStart"/>
+      <w:r>
+        <w:rPr>
+          <w:rFonts w:ascii="Times New Roman" w:eastAsia="Arial" w:hAnsi="Times New Roman" w:cs="Times New Roman"/>
+          <w:color w:val="000000"/>
+        </w:rPr>
+        <w:t>GSMaP</w:t>
+      </w:r>
+      <w:proofErr w:type="spellEnd"/>
+      <w:r>
+        <w:rPr>
+          <w:rFonts w:ascii="Times New Roman" w:eastAsia="Arial" w:hAnsi="Times New Roman" w:cs="Times New Roman"/>
+          <w:color w:val="000000"/>
+        </w:rPr>
+        <w:t xml:space="preserve">, GLDAS), reanalysis and forecast systems (ERA5, GFS), climate simulations (CMIP), multi-scale </w:t>
+      </w:r>
+      <w:proofErr w:type="spellStart"/>
+      <w:r>
+        <w:rPr>
+          <w:rFonts w:ascii="Times New Roman" w:eastAsia="Arial" w:hAnsi="Times New Roman" w:cs="Times New Roman"/>
+          <w:color w:val="000000"/>
+        </w:rPr>
+        <w:t>spatio</w:t>
+      </w:r>
+      <w:proofErr w:type="spellEnd"/>
+      <w:r>
+        <w:rPr>
+          <w:rFonts w:ascii="Times New Roman" w:eastAsia="Arial" w:hAnsi="Times New Roman" w:cs="Times New Roman"/>
+          <w:color w:val="000000"/>
+        </w:rPr>
+        <w:t>-temporal environmental data integration</w:t>
       </w:r>
       <w:r>
         <w:rPr>
@@ -11248,12 +11944,53 @@
         </w:rPr>
         <w:t xml:space="preserve"> </w:t>
       </w:r>
-      <w:r>
-        <w:rPr>
-          <w:rFonts w:ascii="Times New Roman" w:eastAsia="Arial" w:hAnsi="Times New Roman" w:cs="Times New Roman"/>
-          <w:color w:val="000000"/>
-        </w:rPr>
-        <w:t>NetCDF, HDF5, GeoTIFF, Cloud-Optimized GeoTIFF (COG), metadata standards</w:t>
+      <w:proofErr w:type="spellStart"/>
+      <w:r>
+        <w:rPr>
+          <w:rFonts w:ascii="Times New Roman" w:eastAsia="Arial" w:hAnsi="Times New Roman" w:cs="Times New Roman"/>
+          <w:color w:val="000000"/>
+        </w:rPr>
+        <w:t>NetCDF</w:t>
+      </w:r>
+      <w:proofErr w:type="spellEnd"/>
+      <w:r>
+        <w:rPr>
+          <w:rFonts w:ascii="Times New Roman" w:eastAsia="Arial" w:hAnsi="Times New Roman" w:cs="Times New Roman"/>
+          <w:color w:val="000000"/>
+        </w:rPr>
+        <w:t xml:space="preserve">, HDF5, </w:t>
+      </w:r>
+      <w:proofErr w:type="spellStart"/>
+      <w:r>
+        <w:rPr>
+          <w:rFonts w:ascii="Times New Roman" w:eastAsia="Arial" w:hAnsi="Times New Roman" w:cs="Times New Roman"/>
+          <w:color w:val="000000"/>
+        </w:rPr>
+        <w:t>GeoTIFF</w:t>
+      </w:r>
+      <w:proofErr w:type="spellEnd"/>
+      <w:r>
+        <w:rPr>
+          <w:rFonts w:ascii="Times New Roman" w:eastAsia="Arial" w:hAnsi="Times New Roman" w:cs="Times New Roman"/>
+          <w:color w:val="000000"/>
+        </w:rPr>
+        <w:t xml:space="preserve">, Cloud-Optimized </w:t>
+      </w:r>
+      <w:proofErr w:type="spellStart"/>
+      <w:r>
+        <w:rPr>
+          <w:rFonts w:ascii="Times New Roman" w:eastAsia="Arial" w:hAnsi="Times New Roman" w:cs="Times New Roman"/>
+          <w:color w:val="000000"/>
+        </w:rPr>
+        <w:t>GeoTIFF</w:t>
+      </w:r>
+      <w:proofErr w:type="spellEnd"/>
+      <w:r>
+        <w:rPr>
+          <w:rFonts w:ascii="Times New Roman" w:eastAsia="Arial" w:hAnsi="Times New Roman" w:cs="Times New Roman"/>
+          <w:color w:val="000000"/>
+        </w:rPr>
+        <w:t xml:space="preserve"> (COG), metadata standards</w:t>
       </w:r>
     </w:p>
     <w:p>
@@ -11463,7 +12200,7 @@
         </w:rPr>
         <w:t>Dr. Faisal Hossain (</w:t>
       </w:r>
-      <w:hyperlink r:id="rId52" w:history="1">
+      <w:hyperlink r:id="rId53" w:history="1">
         <w:r>
           <w:rPr>
             <w:rStyle w:val="Hyperlink"/>
@@ -11531,7 +12268,7 @@
         </w:rPr>
         <w:t>ky (</w:t>
       </w:r>
-      <w:hyperlink r:id="rId53" w:history="1">
+      <w:hyperlink r:id="rId54" w:history="1">
         <w:r>
           <w:rPr>
             <w:rStyle w:val="Hyperlink"/>
@@ -11581,7 +12318,7 @@
         </w:rPr>
         <w:t>(</w:t>
       </w:r>
-      <w:hyperlink r:id="rId54" w:history="1">
+      <w:hyperlink r:id="rId55" w:history="1">
         <w:r>
           <w:rPr>
             <w:rStyle w:val="Hyperlink"/>
@@ -11660,7 +12397,7 @@
         </w:rPr>
         <w:t>Karen Yuen (</w:t>
       </w:r>
-      <w:hyperlink r:id="rId55" w:history="1">
+      <w:hyperlink r:id="rId56" w:history="1">
         <w:r>
           <w:rPr>
             <w:rStyle w:val="Hyperlink"/>
@@ -11732,8 +12469,8 @@
       </w:r>
     </w:p>
     <w:sectPr>
-      <w:footerReference w:type="default" r:id="rId56"/>
-      <w:headerReference w:type="first" r:id="rId57"/>
+      <w:footerReference w:type="default" r:id="rId57"/>
+      <w:headerReference w:type="first" r:id="rId58"/>
       <w:pgSz w:w="12240" w:h="15840"/>
       <w:pgMar w:top="790" w:right="1512" w:bottom="720" w:left="1368" w:header="288" w:footer="288" w:gutter="0"/>
       <w:pgNumType w:start="1"/>
@@ -15208,6 +15945,7 @@
   <w:rsids>
     <w:rsidRoot w:val="00654077"/>
     <w:rsid w:val="00011AE5"/>
+    <w:rsid w:val="00015D1E"/>
     <w:rsid w:val="00027DF2"/>
     <w:rsid w:val="000E1ADF"/>
     <w:rsid w:val="00111D12"/>
@@ -15228,9 +15966,11 @@
     <w:rsid w:val="005516D6"/>
     <w:rsid w:val="00560D2A"/>
     <w:rsid w:val="005716DB"/>
+    <w:rsid w:val="005949AF"/>
     <w:rsid w:val="0059720E"/>
     <w:rsid w:val="005C4C28"/>
     <w:rsid w:val="00602FEC"/>
+    <w:rsid w:val="0060350B"/>
     <w:rsid w:val="00633326"/>
     <w:rsid w:val="00635118"/>
     <w:rsid w:val="00654077"/>
@@ -15253,6 +15993,7 @@
     <w:rsid w:val="00AF0EF5"/>
     <w:rsid w:val="00B10330"/>
     <w:rsid w:val="00C0147D"/>
+    <w:rsid w:val="00C23419"/>
     <w:rsid w:val="00C236A2"/>
     <w:rsid w:val="00D003E4"/>
     <w:rsid w:val="00D433F7"/>

--- a/Shahzaib_CV.docx
+++ b/Shahzaib_CV.docx
@@ -1373,6 +1373,15 @@
           <w:color w:val="191919"/>
           <w:szCs w:val="26"/>
         </w:rPr>
+        <w:t xml:space="preserve"> (IIT-GN)</w:t>
+      </w:r>
+      <w:r>
+        <w:rPr>
+          <w:rFonts w:ascii="Times New Roman" w:eastAsia="MS Gothic" w:hAnsi="Times New Roman" w:cs="Times New Roman"/>
+          <w:b/>
+          <w:color w:val="191919"/>
+          <w:szCs w:val="26"/>
+        </w:rPr>
         <w:tab/>
       </w:r>
       <w:r>
@@ -2230,26 +2239,6 @@
           <w:color w:val="595959" w:themeColor="text1" w:themeTint="A6"/>
         </w:rPr>
         <w:t xml:space="preserve">   </w:t>
-      </w:r>
-    </w:p>
-    <w:p>
-      <w:pPr>
-        <w:contextualSpacing/>
-        <w:rPr>
-          <w:rFonts w:ascii="Times New Roman" w:eastAsia="Arial" w:hAnsi="Times New Roman" w:cs="Times New Roman"/>
-          <w:b/>
-          <w:bCs/>
-          <w:color w:val="000000"/>
-        </w:rPr>
-      </w:pPr>
-      <w:r>
-        <w:rPr>
-          <w:rFonts w:ascii="Times New Roman" w:eastAsia="Arial" w:hAnsi="Times New Roman" w:cs="Times New Roman"/>
-          <w:b/>
-          <w:bCs/>
-          <w:color w:val="000000"/>
-        </w:rPr>
-        <w:t xml:space="preserve">       </w:t>
       </w:r>
     </w:p>
     <w:p>
@@ -7230,22 +7219,6 @@
     </w:tbl>
     <w:p>
       <w:pPr>
-        <w:jc w:val="both"/>
-        <w:rPr>
-          <w:rFonts w:ascii="Times New Roman" w:eastAsia="Arial" w:hAnsi="Times New Roman" w:cs="Times New Roman"/>
-          <w:color w:val="000000"/>
-        </w:rPr>
-      </w:pPr>
-      <w:r>
-        <w:rPr>
-          <w:rFonts w:ascii="Times New Roman" w:eastAsia="Arial" w:hAnsi="Times New Roman" w:cs="Times New Roman"/>
-          <w:color w:val="000000"/>
-        </w:rPr>
-        <w:tab/>
-      </w:r>
-    </w:p>
-    <w:p>
-      <w:pPr>
         <w:keepNext/>
         <w:keepLines/>
         <w:spacing w:before="240" w:after="80"/>
@@ -8282,6 +8255,286 @@
     </w:p>
     <w:p>
       <w:pPr>
+        <w:spacing w:after="80"/>
+        <w:ind w:left="180"/>
+        <w:jc w:val="both"/>
+        <w:rPr>
+          <w:rFonts w:ascii="Times New Roman" w:eastAsia="Arial" w:hAnsi="Times New Roman" w:cs="Times New Roman"/>
+          <w:color w:val="000000"/>
+        </w:rPr>
+      </w:pPr>
+      <w:r>
+        <w:rPr>
+          <w:rFonts w:ascii="Times New Roman" w:eastAsia="Arial" w:hAnsi="Times New Roman" w:cs="Times New Roman"/>
+          <w:color w:val="000000"/>
+        </w:rPr>
+        <w:lastRenderedPageBreak/>
+        <w:t xml:space="preserve">Undergraduate Research Work, </w:t>
+      </w:r>
+      <w:r>
+        <w:rPr>
+          <w:rFonts w:ascii="Times New Roman" w:eastAsia="Arial" w:hAnsi="Times New Roman" w:cs="Times New Roman"/>
+          <w:b/>
+          <w:bCs/>
+          <w:color w:val="000000"/>
+        </w:rPr>
+        <w:t>IIT</w:t>
+      </w:r>
+      <w:r>
+        <w:rPr>
+          <w:rFonts w:ascii="Times New Roman" w:eastAsia="Arial" w:hAnsi="Times New Roman" w:cs="Times New Roman"/>
+          <w:b/>
+          <w:bCs/>
+          <w:color w:val="000000"/>
+        </w:rPr>
+        <w:t>-</w:t>
+      </w:r>
+      <w:r>
+        <w:rPr>
+          <w:rFonts w:ascii="Times New Roman" w:eastAsia="Arial" w:hAnsi="Times New Roman" w:cs="Times New Roman"/>
+          <w:b/>
+          <w:bCs/>
+          <w:color w:val="000000"/>
+        </w:rPr>
+        <w:t>GN</w:t>
+      </w:r>
+      <w:r>
+        <w:rPr>
+          <w:rFonts w:ascii="Times New Roman" w:eastAsia="Arial" w:hAnsi="Times New Roman" w:cs="Times New Roman"/>
+          <w:color w:val="000000"/>
+        </w:rPr>
+        <w:t>, India:</w:t>
+      </w:r>
+      <w:r>
+        <w:rPr>
+          <w:rFonts w:ascii="Times New Roman" w:eastAsia="Arial" w:hAnsi="Times New Roman" w:cs="Times New Roman"/>
+          <w:color w:val="000000"/>
+        </w:rPr>
+        <w:tab/>
+      </w:r>
+      <w:r>
+        <w:rPr>
+          <w:rFonts w:ascii="Times New Roman" w:eastAsia="Arial" w:hAnsi="Times New Roman" w:cs="Times New Roman"/>
+          <w:color w:val="000000"/>
+        </w:rPr>
+        <w:tab/>
+      </w:r>
+      <w:r>
+        <w:rPr>
+          <w:rFonts w:ascii="Times New Roman" w:eastAsia="Arial" w:hAnsi="Times New Roman" w:cs="Times New Roman"/>
+          <w:color w:val="000000"/>
+        </w:rPr>
+        <w:tab/>
+      </w:r>
+      <w:r>
+        <w:rPr>
+          <w:rFonts w:ascii="Times New Roman" w:eastAsia="Arial" w:hAnsi="Times New Roman" w:cs="Times New Roman"/>
+          <w:color w:val="000000"/>
+        </w:rPr>
+        <w:tab/>
+        <w:t xml:space="preserve">                       </w:t>
+      </w:r>
+      <w:r>
+        <w:rPr>
+          <w:rFonts w:ascii="Times New Roman" w:eastAsia="MS Gothic" w:hAnsi="Times New Roman" w:cs="Times New Roman"/>
+          <w:bCs/>
+          <w:i/>
+          <w:iCs/>
+          <w:color w:val="595959" w:themeColor="text1" w:themeTint="A6"/>
+          <w:szCs w:val="26"/>
+        </w:rPr>
+        <w:t>May</w:t>
+      </w:r>
+      <w:r>
+        <w:rPr>
+          <w:rFonts w:ascii="Times New Roman" w:eastAsia="MS Gothic" w:hAnsi="Times New Roman" w:cs="Times New Roman"/>
+          <w:bCs/>
+          <w:i/>
+          <w:iCs/>
+          <w:color w:val="595959" w:themeColor="text1" w:themeTint="A6"/>
+          <w:szCs w:val="26"/>
+        </w:rPr>
+        <w:t xml:space="preserve"> 202</w:t>
+      </w:r>
+      <w:r>
+        <w:rPr>
+          <w:rFonts w:ascii="Times New Roman" w:eastAsia="MS Gothic" w:hAnsi="Times New Roman" w:cs="Times New Roman"/>
+          <w:bCs/>
+          <w:i/>
+          <w:iCs/>
+          <w:color w:val="595959" w:themeColor="text1" w:themeTint="A6"/>
+          <w:szCs w:val="26"/>
+        </w:rPr>
+        <w:t>0</w:t>
+      </w:r>
+      <w:r>
+        <w:rPr>
+          <w:rFonts w:ascii="Times New Roman" w:eastAsia="MS Gothic" w:hAnsi="Times New Roman" w:cs="Times New Roman"/>
+          <w:bCs/>
+          <w:i/>
+          <w:iCs/>
+          <w:color w:val="595959" w:themeColor="text1" w:themeTint="A6"/>
+          <w:szCs w:val="26"/>
+        </w:rPr>
+        <w:t xml:space="preserve"> – </w:t>
+      </w:r>
+      <w:r>
+        <w:rPr>
+          <w:rFonts w:ascii="Times New Roman" w:eastAsia="MS Gothic" w:hAnsi="Times New Roman" w:cs="Times New Roman"/>
+          <w:bCs/>
+          <w:i/>
+          <w:iCs/>
+          <w:color w:val="595959" w:themeColor="text1" w:themeTint="A6"/>
+          <w:szCs w:val="26"/>
+        </w:rPr>
+        <w:t>Jan</w:t>
+      </w:r>
+      <w:r>
+        <w:rPr>
+          <w:rFonts w:ascii="Times New Roman" w:eastAsia="MS Gothic" w:hAnsi="Times New Roman" w:cs="Times New Roman"/>
+          <w:bCs/>
+          <w:i/>
+          <w:iCs/>
+          <w:color w:val="595959" w:themeColor="text1" w:themeTint="A6"/>
+          <w:szCs w:val="26"/>
+        </w:rPr>
+        <w:t xml:space="preserve"> 202</w:t>
+      </w:r>
+      <w:r>
+        <w:rPr>
+          <w:rFonts w:ascii="Times New Roman" w:eastAsia="MS Gothic" w:hAnsi="Times New Roman" w:cs="Times New Roman"/>
+          <w:bCs/>
+          <w:i/>
+          <w:iCs/>
+          <w:color w:val="595959" w:themeColor="text1" w:themeTint="A6"/>
+          <w:szCs w:val="26"/>
+        </w:rPr>
+        <w:t>1</w:t>
+      </w:r>
+    </w:p>
+    <w:p>
+      <w:pPr>
+        <w:pStyle w:val="ListParagraph"/>
+        <w:numPr>
+          <w:ilvl w:val="0"/>
+          <w:numId w:val="20"/>
+        </w:numPr>
+        <w:spacing w:after="80"/>
+        <w:jc w:val="both"/>
+        <w:rPr>
+          <w:rFonts w:ascii="Times New Roman" w:eastAsia="Arial" w:hAnsi="Times New Roman" w:cs="Times New Roman"/>
+          <w:color w:val="000000"/>
+        </w:rPr>
+      </w:pPr>
+      <w:r>
+        <w:rPr>
+          <w:rFonts w:ascii="Times New Roman" w:eastAsia="Arial" w:hAnsi="Times New Roman" w:cs="Times New Roman"/>
+          <w:color w:val="000000"/>
+        </w:rPr>
+        <w:t xml:space="preserve">Analyzed precipitation-extreme volatility and infrastructure risk across India using observed rainfall data and CMIP5 Earth System Model outputs under RCP 8.5, including BNU-ESM, CanESM2, GFDL-ESM2M, MIROC-ESM, MPI-ESM-LR/MR, and </w:t>
+      </w:r>
+      <w:proofErr w:type="spellStart"/>
+      <w:r>
+        <w:rPr>
+          <w:rFonts w:ascii="Times New Roman" w:eastAsia="Arial" w:hAnsi="Times New Roman" w:cs="Times New Roman"/>
+          <w:color w:val="000000"/>
+        </w:rPr>
+        <w:t>NorESM</w:t>
+      </w:r>
+      <w:proofErr w:type="spellEnd"/>
+      <w:r>
+        <w:rPr>
+          <w:rFonts w:ascii="Times New Roman" w:eastAsia="Arial" w:hAnsi="Times New Roman" w:cs="Times New Roman"/>
+          <w:color w:val="000000"/>
+        </w:rPr>
+        <w:t>.</w:t>
+      </w:r>
+    </w:p>
+    <w:p>
+      <w:pPr>
+        <w:pStyle w:val="ListParagraph"/>
+        <w:numPr>
+          <w:ilvl w:val="0"/>
+          <w:numId w:val="20"/>
+        </w:numPr>
+        <w:spacing w:after="80"/>
+        <w:jc w:val="both"/>
+        <w:rPr>
+          <w:rFonts w:ascii="Times New Roman" w:eastAsia="Arial" w:hAnsi="Times New Roman" w:cs="Times New Roman"/>
+          <w:color w:val="000000"/>
+        </w:rPr>
+      </w:pPr>
+      <w:r>
+        <w:rPr>
+          <w:rFonts w:ascii="Times New Roman" w:eastAsia="Arial" w:hAnsi="Times New Roman" w:cs="Times New Roman"/>
+          <w:color w:val="000000"/>
+        </w:rPr>
+        <w:t>Applied Generalized Extreme Value analysis, 30-year and 100-year return levels, PEVI, Mann-Kendall trend testing, and Sen’s slope to assess nonstationary hydroclimate extremes relevant to infrastructure design and climate-risk planning.</w:t>
+      </w:r>
+    </w:p>
+    <w:p>
+      <w:pPr>
+        <w:pStyle w:val="ListParagraph"/>
+        <w:numPr>
+          <w:ilvl w:val="0"/>
+          <w:numId w:val="20"/>
+        </w:numPr>
+        <w:spacing w:after="80"/>
+        <w:jc w:val="both"/>
+        <w:rPr>
+          <w:rFonts w:ascii="Times New Roman" w:eastAsia="Arial" w:hAnsi="Times New Roman" w:cs="Times New Roman"/>
+          <w:color w:val="000000"/>
+        </w:rPr>
+      </w:pPr>
+      <w:r>
+        <w:rPr>
+          <w:rFonts w:ascii="Times New Roman" w:eastAsia="Arial" w:hAnsi="Times New Roman" w:cs="Times New Roman"/>
+          <w:color w:val="000000"/>
+        </w:rPr>
+        <w:t>Integrated hydroclimate-extreme analysis with network-science methods to evaluate lifeline infrastructure vulnerability and recovery strategies for Mumbai and Indian Railway networks.</w:t>
+      </w:r>
+    </w:p>
+    <w:p>
+      <w:pPr>
+        <w:pStyle w:val="ListParagraph"/>
+        <w:numPr>
+          <w:ilvl w:val="0"/>
+          <w:numId w:val="20"/>
+        </w:numPr>
+        <w:spacing w:after="80"/>
+        <w:jc w:val="both"/>
+        <w:rPr>
+          <w:rFonts w:ascii="Times New Roman" w:eastAsia="Arial" w:hAnsi="Times New Roman" w:cs="Times New Roman"/>
+          <w:color w:val="000000"/>
+        </w:rPr>
+      </w:pPr>
+      <w:r>
+        <w:rPr>
+          <w:rFonts w:ascii="Times New Roman" w:eastAsia="Arial" w:hAnsi="Times New Roman" w:cs="Times New Roman"/>
+          <w:color w:val="000000"/>
+        </w:rPr>
+        <w:t xml:space="preserve">Published as a </w:t>
+      </w:r>
+      <w:hyperlink r:id="rId44" w:history="1">
+        <w:r>
+          <w:rPr>
+            <w:rStyle w:val="Hyperlink"/>
+            <w:rFonts w:ascii="Times New Roman" w:eastAsia="Arial" w:hAnsi="Times New Roman" w:cs="Times New Roman"/>
+            <w:color w:val="7F7F7F" w:themeColor="text1" w:themeTint="80"/>
+          </w:rPr>
+          <w:t>book chapter</w:t>
+        </w:r>
+      </w:hyperlink>
+      <w:r>
+        <w:rPr>
+          <w:rFonts w:ascii="Times New Roman" w:eastAsia="Arial" w:hAnsi="Times New Roman" w:cs="Times New Roman"/>
+          <w:color w:val="000000"/>
+        </w:rPr>
+        <w:t xml:space="preserve"> in Climate Change and Extreme Events: “Lifeline Infrastructures and Hydroclimate Extremes: A Future Outlook.”</w:t>
+      </w:r>
+    </w:p>
+    <w:p>
+      <w:pPr>
         <w:keepNext/>
         <w:keepLines/>
         <w:spacing w:before="240" w:after="80"/>
@@ -8302,7 +8555,6 @@
           <w:sz w:val="28"/>
           <w:szCs w:val="32"/>
         </w:rPr>
-        <w:lastRenderedPageBreak/>
         <w:t>Teaching</w:t>
       </w:r>
       <w:r>
@@ -10230,6 +10482,7 @@
           <w:b/>
           <w:color w:val="000000"/>
         </w:rPr>
+        <w:lastRenderedPageBreak/>
         <w:t>Department of Agricultural Extension</w:t>
       </w:r>
       <w:r>
@@ -10768,7 +11021,7 @@
           <w:color w:val="000000"/>
         </w:rPr>
       </w:pPr>
-      <w:hyperlink r:id="rId44" w:history="1">
+      <w:hyperlink r:id="rId45" w:history="1">
         <w:r>
           <w:rPr>
             <w:rStyle w:val="Hyperlink"/>
@@ -10801,7 +11054,7 @@
           <w:color w:val="000000"/>
         </w:rPr>
       </w:pPr>
-      <w:hyperlink r:id="rId45" w:history="1">
+      <w:hyperlink r:id="rId46" w:history="1">
         <w:r>
           <w:rPr>
             <w:rStyle w:val="Hyperlink"/>
@@ -10844,7 +11097,7 @@
           <w:color w:val="000000"/>
         </w:rPr>
       </w:pPr>
-      <w:hyperlink r:id="rId46" w:history="1">
+      <w:hyperlink r:id="rId47" w:history="1">
         <w:r>
           <w:rPr>
             <w:rStyle w:val="Hyperlink"/>
@@ -10878,7 +11131,7 @@
           <w:color w:val="000000"/>
         </w:rPr>
       </w:pPr>
-      <w:hyperlink r:id="rId47" w:history="1">
+      <w:hyperlink r:id="rId48" w:history="1">
         <w:proofErr w:type="spellStart"/>
         <w:r>
           <w:rPr>
@@ -10947,7 +11200,7 @@
           <w:color w:val="000000"/>
         </w:rPr>
       </w:pPr>
-      <w:hyperlink r:id="rId48" w:history="1">
+      <w:hyperlink r:id="rId49" w:history="1">
         <w:proofErr w:type="spellStart"/>
         <w:r>
           <w:rPr>
@@ -10968,7 +11221,7 @@
         </w:rPr>
         <w:t xml:space="preserve">, </w:t>
       </w:r>
-      <w:hyperlink r:id="rId49" w:history="1">
+      <w:hyperlink r:id="rId50" w:history="1">
         <w:r>
           <w:rPr>
             <w:rStyle w:val="Hyperlink"/>
@@ -11075,7 +11328,7 @@
         </w:rPr>
         <w:t xml:space="preserve">A detailed document on </w:t>
       </w:r>
-      <w:hyperlink r:id="rId50" w:history="1">
+      <w:hyperlink r:id="rId51" w:history="1">
         <w:proofErr w:type="spellStart"/>
         <w:r>
           <w:rPr>
@@ -11306,7 +11559,7 @@
         </w:rPr>
         <w:t xml:space="preserve"> </w:t>
       </w:r>
-      <w:hyperlink r:id="rId51" w:history="1">
+      <w:hyperlink r:id="rId52" w:history="1">
         <w:r>
           <w:rPr>
             <w:rStyle w:val="Hyperlink"/>
@@ -11417,7 +11670,7 @@
         </w:rPr>
         <w:t xml:space="preserve">, </w:t>
       </w:r>
-      <w:hyperlink r:id="rId52" w:anchor=":~:text=Through%20the%20Integrated%20Rice%20Advisory,how%20much%20their%20crops%20need." w:history="1">
+      <w:hyperlink r:id="rId53" w:anchor=":~:text=Through%20the%20Integrated%20Rice%20Advisory,how%20much%20their%20crops%20need." w:history="1">
         <w:r>
           <w:rPr>
             <w:rStyle w:val="Hyperlink"/>
@@ -11574,26 +11827,26 @@
         <w:jc w:val="both"/>
         <w:rPr>
           <w:rFonts w:ascii="Times New Roman" w:eastAsia="Arial" w:hAnsi="Times New Roman" w:cs="Times New Roman"/>
-          <w:color w:val="000000"/>
-        </w:rPr>
-      </w:pPr>
-      <w:r>
-        <w:rPr>
-          <w:rFonts w:ascii="Times New Roman" w:eastAsia="Arial" w:hAnsi="Times New Roman" w:cs="Times New Roman"/>
-          <w:b/>
-          <w:bCs/>
-          <w:color w:val="000000"/>
-        </w:rPr>
-        <w:t>Hydrologic, Earth System &amp; AI Modeling:</w:t>
-      </w:r>
-      <w:r>
-        <w:rPr>
-          <w:rFonts w:ascii="Times New Roman" w:eastAsia="Arial" w:hAnsi="Times New Roman" w:cs="Times New Roman"/>
-          <w:b/>
-          <w:bCs/>
-          <w:color w:val="000000"/>
-        </w:rPr>
-        <w:t xml:space="preserve"> </w:t>
+          <w:b/>
+          <w:bCs/>
+          <w:color w:val="000000"/>
+        </w:rPr>
+      </w:pPr>
+      <w:r>
+        <w:rPr>
+          <w:rFonts w:ascii="Times New Roman" w:eastAsia="Arial" w:hAnsi="Times New Roman" w:cs="Times New Roman"/>
+          <w:b/>
+          <w:bCs/>
+          <w:color w:val="000000"/>
+        </w:rPr>
+        <w:t xml:space="preserve">Earth Observation, Remote Sensing, and Multimodal Data Integration: </w:t>
+      </w:r>
+      <w:r>
+        <w:rPr>
+          <w:rFonts w:ascii="Times New Roman" w:eastAsia="Arial" w:hAnsi="Times New Roman" w:cs="Times New Roman"/>
+          <w:color w:val="000000"/>
+        </w:rPr>
+        <w:t xml:space="preserve">Satellite remote sensing; optical, thermal, radar, microwave, and altimetry datasets; Landsat, MODIS, Sentinel-1 SAR, Sentinel-2, SMAP, SWOT, and </w:t>
       </w:r>
       <w:proofErr w:type="spellStart"/>
       <w:r>
@@ -11601,7 +11854,7 @@
           <w:rFonts w:ascii="Times New Roman" w:eastAsia="Arial" w:hAnsi="Times New Roman" w:cs="Times New Roman"/>
           <w:color w:val="000000"/>
         </w:rPr>
-        <w:t>Spatio</w:t>
+        <w:t>PlanetScope</w:t>
       </w:r>
       <w:proofErr w:type="spellEnd"/>
       <w:r>
@@ -11609,14 +11862,55 @@
           <w:rFonts w:ascii="Times New Roman" w:eastAsia="Arial" w:hAnsi="Times New Roman" w:cs="Times New Roman"/>
           <w:color w:val="000000"/>
         </w:rPr>
-        <w:t>-temporal modeling, hydrologic and Earth system process modeling, environmental and climate modeling, physics-informed and hybrid ML systems, time series analysis, ensemble modeling, uncertainty quantification (Monte Carlo, GLUE), sensitivity analysis, uncertainty propagation, regression and tree-based models (Random Forest), statistical modeling, feature engineering, bias correction, multimodal data fusion, predictive systems for environmental processes</w:t>
-      </w:r>
-      <w:r>
-        <w:rPr>
-          <w:rFonts w:ascii="Times New Roman" w:eastAsia="Arial" w:hAnsi="Times New Roman" w:cs="Times New Roman"/>
-          <w:color w:val="000000"/>
-        </w:rPr>
-        <w:t>.</w:t>
+        <w:t xml:space="preserve">; precipitation and hydrometeorological datasets including IMERG, CHIRPS, </w:t>
+      </w:r>
+      <w:proofErr w:type="spellStart"/>
+      <w:r>
+        <w:rPr>
+          <w:rFonts w:ascii="Times New Roman" w:eastAsia="Arial" w:hAnsi="Times New Roman" w:cs="Times New Roman"/>
+          <w:color w:val="000000"/>
+        </w:rPr>
+        <w:t>GSMaP</w:t>
+      </w:r>
+      <w:proofErr w:type="spellEnd"/>
+      <w:r>
+        <w:rPr>
+          <w:rFonts w:ascii="Times New Roman" w:eastAsia="Arial" w:hAnsi="Times New Roman" w:cs="Times New Roman"/>
+          <w:color w:val="000000"/>
+        </w:rPr>
+        <w:t xml:space="preserve">, and GLDAS; reanalysis and forecast products including ERA5 and GFS; DEMs; in situ observations; CMIP climate simulations and global climate model outputs for hydroclimatic extremes, infrastructure risk, and climate-impact assessment, including CanESM2, GFDL-ESM2M, MIROC-ESM, MPI-ESM, and </w:t>
+      </w:r>
+      <w:proofErr w:type="spellStart"/>
+      <w:r>
+        <w:rPr>
+          <w:rFonts w:ascii="Times New Roman" w:eastAsia="Arial" w:hAnsi="Times New Roman" w:cs="Times New Roman"/>
+          <w:color w:val="000000"/>
+        </w:rPr>
+        <w:t>NorESM</w:t>
+      </w:r>
+      <w:proofErr w:type="spellEnd"/>
+      <w:r>
+        <w:rPr>
+          <w:rFonts w:ascii="Times New Roman" w:eastAsia="Arial" w:hAnsi="Times New Roman" w:cs="Times New Roman"/>
+          <w:color w:val="000000"/>
+        </w:rPr>
+        <w:t xml:space="preserve">; multi-sensor, multi-resolution, and </w:t>
+      </w:r>
+      <w:proofErr w:type="spellStart"/>
+      <w:r>
+        <w:rPr>
+          <w:rFonts w:ascii="Times New Roman" w:eastAsia="Arial" w:hAnsi="Times New Roman" w:cs="Times New Roman"/>
+          <w:color w:val="000000"/>
+        </w:rPr>
+        <w:t>spatio</w:t>
+      </w:r>
+      <w:proofErr w:type="spellEnd"/>
+      <w:r>
+        <w:rPr>
+          <w:rFonts w:ascii="Times New Roman" w:eastAsia="Arial" w:hAnsi="Times New Roman" w:cs="Times New Roman"/>
+          <w:color w:val="000000"/>
+        </w:rPr>
+        <w:t>-temporal data fusion.</w:t>
       </w:r>
     </w:p>
     <w:p>
@@ -11642,30 +11936,14 @@
           <w:bCs/>
           <w:color w:val="000000"/>
         </w:rPr>
-        <w:t>AI Systems &amp; Retrieval-Augmented Generation (RAG)</w:t>
-      </w:r>
-      <w:r>
-        <w:rPr>
-          <w:rFonts w:ascii="Times New Roman" w:eastAsia="Arial" w:hAnsi="Times New Roman" w:cs="Times New Roman"/>
-          <w:b/>
-          <w:bCs/>
-          <w:color w:val="000000"/>
-        </w:rPr>
-        <w:t xml:space="preserve">: </w:t>
-      </w:r>
-      <w:r>
-        <w:rPr>
-          <w:rFonts w:ascii="Times New Roman" w:eastAsia="Arial" w:hAnsi="Times New Roman" w:cs="Times New Roman"/>
-          <w:color w:val="000000"/>
-        </w:rPr>
-        <w:t>Working experience with RAG-based AI systems, LLM integration, embedding-based retrieval, semantic search, document indexing and querying pipelines, and chatbot development for user-facing decision-support systems</w:t>
-      </w:r>
-      <w:r>
-        <w:rPr>
-          <w:rFonts w:ascii="Times New Roman" w:eastAsia="Arial" w:hAnsi="Times New Roman" w:cs="Times New Roman"/>
-          <w:color w:val="000000"/>
-        </w:rPr>
-        <w:t>.</w:t>
+        <w:t xml:space="preserve">Hydrology, Climate, and Agricultural Water Modeling: </w:t>
+      </w:r>
+      <w:r>
+        <w:rPr>
+          <w:rFonts w:ascii="Times New Roman" w:eastAsia="Arial" w:hAnsi="Times New Roman" w:cs="Times New Roman"/>
+          <w:color w:val="000000"/>
+        </w:rPr>
+        <w:t>Hydrologic and Earth system process modeling; hydroclimatic analysis; agricultural water management; irrigation demand estimation; evapotranspiration modeling; soil moisture estimation; percolation; water-balance modeling; drought resilience; surface water monitoring; reservoir, lake, and wetland storage estimation; climate adaptation; food-water systems; predictive systems for environmental processes.</w:t>
       </w:r>
     </w:p>
     <w:p>
@@ -11679,104 +11957,26 @@
         <w:jc w:val="both"/>
         <w:rPr>
           <w:rFonts w:ascii="Times New Roman" w:eastAsia="Arial" w:hAnsi="Times New Roman" w:cs="Times New Roman"/>
-          <w:color w:val="000000"/>
-        </w:rPr>
-      </w:pPr>
-      <w:r>
-        <w:rPr>
-          <w:rFonts w:ascii="Times New Roman" w:eastAsia="Arial" w:hAnsi="Times New Roman" w:cs="Times New Roman"/>
-          <w:b/>
-          <w:bCs/>
-          <w:color w:val="000000"/>
-        </w:rPr>
-        <w:t>Programming, Scientific Computing &amp; HPC-Style Workflows:</w:t>
-      </w:r>
-      <w:r>
-        <w:rPr>
-          <w:rFonts w:ascii="Times New Roman" w:eastAsia="Arial" w:hAnsi="Times New Roman" w:cs="Times New Roman"/>
-          <w:b/>
-          <w:bCs/>
-          <w:color w:val="000000"/>
-        </w:rPr>
-        <w:t xml:space="preserve"> </w:t>
-      </w:r>
-      <w:r>
-        <w:rPr>
-          <w:rFonts w:ascii="Times New Roman" w:eastAsia="Arial" w:hAnsi="Times New Roman" w:cs="Times New Roman"/>
-          <w:color w:val="000000"/>
-        </w:rPr>
-        <w:t xml:space="preserve">Python (Pandas, NumPy, </w:t>
-      </w:r>
-      <w:proofErr w:type="spellStart"/>
-      <w:r>
-        <w:rPr>
-          <w:rFonts w:ascii="Times New Roman" w:eastAsia="Arial" w:hAnsi="Times New Roman" w:cs="Times New Roman"/>
-          <w:color w:val="000000"/>
-        </w:rPr>
-        <w:t>Xarray</w:t>
-      </w:r>
-      <w:proofErr w:type="spellEnd"/>
-      <w:r>
-        <w:rPr>
-          <w:rFonts w:ascii="Times New Roman" w:eastAsia="Arial" w:hAnsi="Times New Roman" w:cs="Times New Roman"/>
-          <w:color w:val="000000"/>
-        </w:rPr>
-        <w:t xml:space="preserve">, </w:t>
-      </w:r>
-      <w:proofErr w:type="spellStart"/>
-      <w:r>
-        <w:rPr>
-          <w:rFonts w:ascii="Times New Roman" w:eastAsia="Arial" w:hAnsi="Times New Roman" w:cs="Times New Roman"/>
-          <w:color w:val="000000"/>
-        </w:rPr>
-        <w:t>Dask</w:t>
-      </w:r>
-      <w:proofErr w:type="spellEnd"/>
-      <w:r>
-        <w:rPr>
-          <w:rFonts w:ascii="Times New Roman" w:eastAsia="Arial" w:hAnsi="Times New Roman" w:cs="Times New Roman"/>
-          <w:color w:val="000000"/>
-        </w:rPr>
-        <w:t xml:space="preserve">, </w:t>
-      </w:r>
-      <w:proofErr w:type="spellStart"/>
-      <w:r>
-        <w:rPr>
-          <w:rFonts w:ascii="Times New Roman" w:eastAsia="Arial" w:hAnsi="Times New Roman" w:cs="Times New Roman"/>
-          <w:color w:val="000000"/>
-        </w:rPr>
-        <w:t>GeoPandas</w:t>
-      </w:r>
-      <w:proofErr w:type="spellEnd"/>
-      <w:r>
-        <w:rPr>
-          <w:rFonts w:ascii="Times New Roman" w:eastAsia="Arial" w:hAnsi="Times New Roman" w:cs="Times New Roman"/>
-          <w:color w:val="000000"/>
-        </w:rPr>
-        <w:t xml:space="preserve">, </w:t>
-      </w:r>
-      <w:proofErr w:type="spellStart"/>
-      <w:r>
-        <w:rPr>
-          <w:rFonts w:ascii="Times New Roman" w:eastAsia="Arial" w:hAnsi="Times New Roman" w:cs="Times New Roman"/>
-          <w:color w:val="000000"/>
-        </w:rPr>
-        <w:t>Rasterio</w:t>
-      </w:r>
-      <w:proofErr w:type="spellEnd"/>
-      <w:r>
-        <w:rPr>
-          <w:rFonts w:ascii="Times New Roman" w:eastAsia="Arial" w:hAnsi="Times New Roman" w:cs="Times New Roman"/>
-          <w:color w:val="000000"/>
-        </w:rPr>
-        <w:t>, SciPy, Scikit-learn, Multiprocessing, Flask), MATLAB, Bash, SQL (working knowledge), JavaScript, Git, Linux/HPC environments, scalable scientific computing, parallel and distributed processing, geospatial ETL, API-driven ingestion, automated workflows, cloud and HPC-style large-scale analytics</w:t>
-      </w:r>
-      <w:r>
-        <w:rPr>
-          <w:rFonts w:ascii="Times New Roman" w:eastAsia="Arial" w:hAnsi="Times New Roman" w:cs="Times New Roman"/>
-          <w:color w:val="000000"/>
-        </w:rPr>
-        <w:t>.</w:t>
+          <w:b/>
+          <w:bCs/>
+          <w:color w:val="000000"/>
+        </w:rPr>
+      </w:pPr>
+      <w:r>
+        <w:rPr>
+          <w:rFonts w:ascii="Times New Roman" w:eastAsia="Arial" w:hAnsi="Times New Roman" w:cs="Times New Roman"/>
+          <w:b/>
+          <w:bCs/>
+          <w:color w:val="000000"/>
+        </w:rPr>
+        <w:t xml:space="preserve">Machine Learning, Statistics, and Uncertainty Quantification: </w:t>
+      </w:r>
+      <w:r>
+        <w:rPr>
+          <w:rFonts w:ascii="Times New Roman" w:eastAsia="Arial" w:hAnsi="Times New Roman" w:cs="Times New Roman"/>
+          <w:color w:val="000000"/>
+        </w:rPr>
+        <w:t>Statistical modeling; machine learning; Random Forests; regression and tree-based models; time series analysis; feature engineering; bias correction; ensemble modeling; Monte Carlo simulation; Generalized Likelihood Uncertainty Estimation; sensitivity analysis; uncertainty propagation; Generalized Extreme Value analysis; physics-informed and hybrid ML workflows; predictive modeling for environmental systems; working knowledge of deep learning for satellite image analysis.</w:t>
       </w:r>
     </w:p>
     <w:p>
@@ -11790,33 +11990,26 @@
         <w:jc w:val="both"/>
         <w:rPr>
           <w:rFonts w:ascii="Times New Roman" w:eastAsia="Arial" w:hAnsi="Times New Roman" w:cs="Times New Roman"/>
-          <w:color w:val="000000"/>
-        </w:rPr>
-      </w:pPr>
-      <w:r>
-        <w:rPr>
-          <w:rFonts w:ascii="Times New Roman" w:eastAsia="Arial" w:hAnsi="Times New Roman" w:cs="Times New Roman"/>
-          <w:b/>
-          <w:bCs/>
-          <w:color w:val="000000"/>
-        </w:rPr>
-        <w:t>Earth Observation, Climate &amp; Multiscale Data Integration:</w:t>
-      </w:r>
-      <w:r>
-        <w:rPr>
-          <w:rFonts w:ascii="Times New Roman" w:eastAsia="Arial" w:hAnsi="Times New Roman" w:cs="Times New Roman"/>
-          <w:b/>
-          <w:bCs/>
-          <w:color w:val="000000"/>
-        </w:rPr>
-        <w:t xml:space="preserve"> </w:t>
-      </w:r>
-      <w:r>
-        <w:rPr>
-          <w:rFonts w:ascii="Times New Roman" w:eastAsia="Arial" w:hAnsi="Times New Roman" w:cs="Times New Roman"/>
-          <w:color w:val="000000"/>
-        </w:rPr>
-        <w:t xml:space="preserve">Satellite remote sensing (Landsat series, Sentinel-1 SAR, Sentinel-2, SMAP, MODIS, SWOT, Planet), in situ observations, hydrometeorology (IMERG, CHIRPS, </w:t>
+          <w:b/>
+          <w:bCs/>
+          <w:color w:val="000000"/>
+        </w:rPr>
+      </w:pPr>
+      <w:r>
+        <w:rPr>
+          <w:rFonts w:ascii="Times New Roman" w:eastAsia="Arial" w:hAnsi="Times New Roman" w:cs="Times New Roman"/>
+          <w:b/>
+          <w:bCs/>
+          <w:color w:val="000000"/>
+        </w:rPr>
+        <w:t xml:space="preserve">Geospatial Analytics, Scientific Computing, and Data Engineering: </w:t>
+      </w:r>
+      <w:r>
+        <w:rPr>
+          <w:rFonts w:ascii="Times New Roman" w:eastAsia="Arial" w:hAnsi="Times New Roman" w:cs="Times New Roman"/>
+          <w:color w:val="000000"/>
+        </w:rPr>
+        <w:t xml:space="preserve">Python, Google Earth Engine Python and JavaScript APIs, </w:t>
       </w:r>
       <w:proofErr w:type="spellStart"/>
       <w:r>
@@ -11824,7 +12017,7 @@
           <w:rFonts w:ascii="Times New Roman" w:eastAsia="Arial" w:hAnsi="Times New Roman" w:cs="Times New Roman"/>
           <w:color w:val="000000"/>
         </w:rPr>
-        <w:t>GSMaP</w:t>
+        <w:t>Xarray</w:t>
       </w:r>
       <w:proofErr w:type="spellEnd"/>
       <w:r>
@@ -11832,7 +12025,7 @@
           <w:rFonts w:ascii="Times New Roman" w:eastAsia="Arial" w:hAnsi="Times New Roman" w:cs="Times New Roman"/>
           <w:color w:val="000000"/>
         </w:rPr>
-        <w:t xml:space="preserve">, GLDAS), reanalysis and forecast systems (ERA5, GFS), climate simulations (CMIP), multi-scale </w:t>
+        <w:t xml:space="preserve">, </w:t>
       </w:r>
       <w:proofErr w:type="spellStart"/>
       <w:r>
@@ -11840,7 +12033,7 @@
           <w:rFonts w:ascii="Times New Roman" w:eastAsia="Arial" w:hAnsi="Times New Roman" w:cs="Times New Roman"/>
           <w:color w:val="000000"/>
         </w:rPr>
-        <w:t>spatio</w:t>
+        <w:t>Dask</w:t>
       </w:r>
       <w:proofErr w:type="spellEnd"/>
       <w:r>
@@ -11848,14 +12041,55 @@
           <w:rFonts w:ascii="Times New Roman" w:eastAsia="Arial" w:hAnsi="Times New Roman" w:cs="Times New Roman"/>
           <w:color w:val="000000"/>
         </w:rPr>
-        <w:t>-temporal environmental data integration</w:t>
-      </w:r>
-      <w:r>
-        <w:rPr>
-          <w:rFonts w:ascii="Times New Roman" w:eastAsia="Arial" w:hAnsi="Times New Roman" w:cs="Times New Roman"/>
-          <w:color w:val="000000"/>
-        </w:rPr>
-        <w:t>.</w:t>
+        <w:t xml:space="preserve">, NumPy, Pandas, </w:t>
+      </w:r>
+      <w:proofErr w:type="spellStart"/>
+      <w:r>
+        <w:rPr>
+          <w:rFonts w:ascii="Times New Roman" w:eastAsia="Arial" w:hAnsi="Times New Roman" w:cs="Times New Roman"/>
+          <w:color w:val="000000"/>
+        </w:rPr>
+        <w:t>GeoPandas</w:t>
+      </w:r>
+      <w:proofErr w:type="spellEnd"/>
+      <w:r>
+        <w:rPr>
+          <w:rFonts w:ascii="Times New Roman" w:eastAsia="Arial" w:hAnsi="Times New Roman" w:cs="Times New Roman"/>
+          <w:color w:val="000000"/>
+        </w:rPr>
+        <w:t xml:space="preserve">, </w:t>
+      </w:r>
+      <w:proofErr w:type="spellStart"/>
+      <w:r>
+        <w:rPr>
+          <w:rFonts w:ascii="Times New Roman" w:eastAsia="Arial" w:hAnsi="Times New Roman" w:cs="Times New Roman"/>
+          <w:color w:val="000000"/>
+        </w:rPr>
+        <w:t>Rasterio</w:t>
+      </w:r>
+      <w:proofErr w:type="spellEnd"/>
+      <w:r>
+        <w:rPr>
+          <w:rFonts w:ascii="Times New Roman" w:eastAsia="Arial" w:hAnsi="Times New Roman" w:cs="Times New Roman"/>
+          <w:color w:val="000000"/>
+        </w:rPr>
+        <w:t xml:space="preserve">, SciPy, </w:t>
+      </w:r>
+      <w:proofErr w:type="spellStart"/>
+      <w:r>
+        <w:rPr>
+          <w:rFonts w:ascii="Times New Roman" w:eastAsia="Arial" w:hAnsi="Times New Roman" w:cs="Times New Roman"/>
+          <w:color w:val="000000"/>
+        </w:rPr>
+        <w:t>PyTorch</w:t>
+      </w:r>
+      <w:proofErr w:type="spellEnd"/>
+      <w:r>
+        <w:rPr>
+          <w:rFonts w:ascii="Times New Roman" w:eastAsia="Arial" w:hAnsi="Times New Roman" w:cs="Times New Roman"/>
+          <w:color w:val="000000"/>
+        </w:rPr>
+        <w:t>, Scikit-learn, GDAL, ArcGIS, QGIS, MATLAB, Bash, Git, Linux/HPC environments, multiprocessing, parallel and distributed processing, scalable geospatial ETL, raster and vector analytics, spatial statistics, API-driven data ingestion, automated environmental data pipelines, and cloud/HPC-style large-scale analytics.</w:t>
       </w:r>
     </w:p>
     <w:p>
@@ -11869,40 +12103,27 @@
         <w:jc w:val="both"/>
         <w:rPr>
           <w:rFonts w:ascii="Times New Roman" w:eastAsia="Arial" w:hAnsi="Times New Roman" w:cs="Times New Roman"/>
-          <w:color w:val="000000"/>
-        </w:rPr>
-      </w:pPr>
-      <w:r>
-        <w:rPr>
-          <w:rFonts w:ascii="Times New Roman" w:eastAsia="Arial" w:hAnsi="Times New Roman" w:cs="Times New Roman"/>
-          <w:b/>
-          <w:bCs/>
-          <w:color w:val="000000"/>
-        </w:rPr>
-        <w:t>Geospatial Analytics &amp; Environmental Data Engineering:</w:t>
-      </w:r>
-      <w:r>
-        <w:rPr>
-          <w:rFonts w:ascii="Times New Roman" w:eastAsia="Arial" w:hAnsi="Times New Roman" w:cs="Times New Roman"/>
-          <w:b/>
-          <w:bCs/>
-          <w:color w:val="000000"/>
-        </w:rPr>
-        <w:t xml:space="preserve"> </w:t>
-      </w:r>
-      <w:r>
-        <w:rPr>
-          <w:rFonts w:ascii="Times New Roman" w:eastAsia="Arial" w:hAnsi="Times New Roman" w:cs="Times New Roman"/>
-          <w:color w:val="000000"/>
-        </w:rPr>
-        <w:t>Raster and vector analytics, geospatial ETL, spatial statistics, multi-resolution fusion, remote sensing analytics, ArcGIS, QGIS, Google Earth Engine (Python &amp; JavaScript APIs), GDAL, scalable geospatial systems, operational environmental intelligence</w:t>
-      </w:r>
-      <w:r>
-        <w:rPr>
-          <w:rFonts w:ascii="Times New Roman" w:eastAsia="Arial" w:hAnsi="Times New Roman" w:cs="Times New Roman"/>
-          <w:color w:val="000000"/>
-        </w:rPr>
-        <w:t>.</w:t>
+          <w:b/>
+          <w:bCs/>
+          <w:color w:val="000000"/>
+        </w:rPr>
+      </w:pPr>
+      <w:r>
+        <w:rPr>
+          <w:rFonts w:ascii="Times New Roman" w:eastAsia="Arial" w:hAnsi="Times New Roman" w:cs="Times New Roman"/>
+          <w:b/>
+          <w:bCs/>
+          <w:color w:val="000000"/>
+        </w:rPr>
+        <w:lastRenderedPageBreak/>
+        <w:t xml:space="preserve">AI Systems, RAG, and Computer Vision: </w:t>
+      </w:r>
+      <w:r>
+        <w:rPr>
+          <w:rFonts w:ascii="Times New Roman" w:eastAsia="Arial" w:hAnsi="Times New Roman" w:cs="Times New Roman"/>
+          <w:color w:val="000000"/>
+        </w:rPr>
+        <w:t>Retrieval-augmented generation, LLM-assisted information systems, embedding-based retrieval, semantic search, document indexing and querying pipelines, chatbot development for research and decision-support systems, CNNs, U-Net, satellite image segmentation, and flood extent mapping.</w:t>
       </w:r>
     </w:p>
     <w:p>
@@ -11916,33 +12137,19 @@
         <w:jc w:val="both"/>
         <w:rPr>
           <w:rFonts w:ascii="Times New Roman" w:eastAsia="Arial" w:hAnsi="Times New Roman" w:cs="Times New Roman"/>
-          <w:color w:val="000000"/>
-        </w:rPr>
-      </w:pPr>
-      <w:r>
-        <w:rPr>
-          <w:rFonts w:ascii="Times New Roman" w:eastAsia="Arial" w:hAnsi="Times New Roman" w:cs="Times New Roman"/>
-          <w:b/>
-          <w:bCs/>
-          <w:color w:val="000000"/>
-        </w:rPr>
-        <w:t>Data Formats &amp; Systems</w:t>
-      </w:r>
-      <w:r>
-        <w:rPr>
-          <w:rFonts w:ascii="Times New Roman" w:eastAsia="Arial" w:hAnsi="Times New Roman" w:cs="Times New Roman"/>
-          <w:b/>
-          <w:bCs/>
-          <w:color w:val="000000"/>
-        </w:rPr>
-        <w:t>:</w:t>
-      </w:r>
-      <w:r>
-        <w:rPr>
-          <w:rFonts w:ascii="Times New Roman" w:eastAsia="Arial" w:hAnsi="Times New Roman" w:cs="Times New Roman"/>
-          <w:color w:val="000000"/>
-        </w:rPr>
-        <w:t xml:space="preserve"> </w:t>
+          <w:b/>
+          <w:bCs/>
+          <w:color w:val="000000"/>
+        </w:rPr>
+      </w:pPr>
+      <w:r>
+        <w:rPr>
+          <w:rFonts w:ascii="Times New Roman" w:eastAsia="Arial" w:hAnsi="Times New Roman" w:cs="Times New Roman"/>
+          <w:b/>
+          <w:bCs/>
+          <w:color w:val="000000"/>
+        </w:rPr>
+        <w:t xml:space="preserve">Data Formats, Software Development, and Reproducibility: </w:t>
       </w:r>
       <w:proofErr w:type="spellStart"/>
       <w:r>
@@ -11990,7 +12197,23 @@
           <w:rFonts w:ascii="Times New Roman" w:eastAsia="Arial" w:hAnsi="Times New Roman" w:cs="Times New Roman"/>
           <w:color w:val="000000"/>
         </w:rPr>
-        <w:t xml:space="preserve"> (COG), metadata standards</w:t>
+        <w:t xml:space="preserve">, metadata-aware processing, reproducible workflows, scientific package development, </w:t>
+      </w:r>
+      <w:proofErr w:type="spellStart"/>
+      <w:r>
+        <w:rPr>
+          <w:rFonts w:ascii="Times New Roman" w:eastAsia="Arial" w:hAnsi="Times New Roman" w:cs="Times New Roman"/>
+          <w:color w:val="000000"/>
+        </w:rPr>
+        <w:t>PyPI</w:t>
+      </w:r>
+      <w:proofErr w:type="spellEnd"/>
+      <w:r>
+        <w:rPr>
+          <w:rFonts w:ascii="Times New Roman" w:eastAsia="Arial" w:hAnsi="Times New Roman" w:cs="Times New Roman"/>
+          <w:color w:val="000000"/>
+        </w:rPr>
+        <w:t xml:space="preserve"> package publication, Read the Docs documentation, REST APIs, dashboards, Plotly, Matplotlib, technical documentation, and reproducible scientific workflows.</w:t>
       </w:r>
     </w:p>
     <w:p>
@@ -12014,30 +12237,14 @@
           <w:bCs/>
           <w:color w:val="000000"/>
         </w:rPr>
-        <w:t>Model Deployment, Scientific Communication &amp; Leadership:</w:t>
-      </w:r>
-      <w:r>
-        <w:rPr>
-          <w:rFonts w:ascii="Times New Roman" w:eastAsia="Arial" w:hAnsi="Times New Roman" w:cs="Times New Roman"/>
-          <w:b/>
-          <w:bCs/>
-          <w:color w:val="000000"/>
-        </w:rPr>
-        <w:t xml:space="preserve"> </w:t>
-      </w:r>
-      <w:r>
-        <w:rPr>
-          <w:rFonts w:ascii="Times New Roman" w:eastAsia="Arial" w:hAnsi="Times New Roman" w:cs="Times New Roman"/>
-          <w:color w:val="000000"/>
-        </w:rPr>
-        <w:t>Scalable pipeline architecture, REST APIs, operational deployment, dashboards, Plotly, Matplotlib, technical documentation, reproducible workflows, stakeholder reporting, interdisciplinary collaboration</w:t>
-      </w:r>
-      <w:r>
-        <w:rPr>
-          <w:rFonts w:ascii="Times New Roman" w:eastAsia="Arial" w:hAnsi="Times New Roman" w:cs="Times New Roman"/>
-          <w:color w:val="000000"/>
-        </w:rPr>
-        <w:t>.</w:t>
+        <w:t xml:space="preserve">Decision Support, Deployment, and Stakeholder Engagement: </w:t>
+      </w:r>
+      <w:r>
+        <w:rPr>
+          <w:rFonts w:ascii="Times New Roman" w:eastAsia="Arial" w:hAnsi="Times New Roman" w:cs="Times New Roman"/>
+          <w:color w:val="000000"/>
+        </w:rPr>
+        <w:t>Operational irrigation advisories, agricultural decision-support systems, drought and water-risk indicators, scalable pipeline architecture, stakeholder-oriented tool development, government and private-sector engagement, capacity-building trainings, interdisciplinary collaboration, science communication, stakeholder reporting, proposal development, and leadership in translating computational research into operational environmental intelligence.</w:t>
       </w:r>
     </w:p>
     <w:p>
@@ -12200,7 +12407,7 @@
         </w:rPr>
         <w:t>Dr. Faisal Hossain (</w:t>
       </w:r>
-      <w:hyperlink r:id="rId53" w:history="1">
+      <w:hyperlink r:id="rId54" w:history="1">
         <w:r>
           <w:rPr>
             <w:rStyle w:val="Hyperlink"/>
@@ -12268,7 +12475,7 @@
         </w:rPr>
         <w:t>ky (</w:t>
       </w:r>
-      <w:hyperlink r:id="rId54" w:history="1">
+      <w:hyperlink r:id="rId55" w:history="1">
         <w:r>
           <w:rPr>
             <w:rStyle w:val="Hyperlink"/>
@@ -12318,7 +12525,7 @@
         </w:rPr>
         <w:t>(</w:t>
       </w:r>
-      <w:hyperlink r:id="rId55" w:history="1">
+      <w:hyperlink r:id="rId56" w:history="1">
         <w:r>
           <w:rPr>
             <w:rStyle w:val="Hyperlink"/>
@@ -12397,7 +12604,7 @@
         </w:rPr>
         <w:t>Karen Yuen (</w:t>
       </w:r>
-      <w:hyperlink r:id="rId56" w:history="1">
+      <w:hyperlink r:id="rId57" w:history="1">
         <w:r>
           <w:rPr>
             <w:rStyle w:val="Hyperlink"/>
@@ -12469,8 +12676,8 @@
       </w:r>
     </w:p>
     <w:sectPr>
-      <w:footerReference w:type="default" r:id="rId57"/>
-      <w:headerReference w:type="first" r:id="rId58"/>
+      <w:footerReference w:type="default" r:id="rId58"/>
+      <w:headerReference w:type="first" r:id="rId59"/>
       <w:pgSz w:w="12240" w:h="15840"/>
       <w:pgMar w:top="790" w:right="1512" w:bottom="720" w:left="1368" w:header="288" w:footer="288" w:gutter="0"/>
       <w:pgNumType w:start="1"/>
@@ -12824,6 +13031,119 @@
     </w:lvl>
   </w:abstractNum>
   <w:abstractNum w:abstractNumId="1" w15:restartNumberingAfterBreak="0">
+    <w:nsid w:val="101D54B7"/>
+    <w:multiLevelType w:val="hybridMultilevel"/>
+    <w:tmpl w:val="76C00790"/>
+    <w:lvl w:ilvl="0" w:tplc="04090001">
+      <w:start w:val="1"/>
+      <w:numFmt w:val="bullet"/>
+      <w:lvlText w:val=""/>
+      <w:lvlJc w:val="left"/>
+      <w:pPr>
+        <w:ind w:left="900" w:hanging="360"/>
+      </w:pPr>
+      <w:rPr>
+        <w:rFonts w:ascii="Symbol" w:hAnsi="Symbol" w:hint="default"/>
+      </w:rPr>
+    </w:lvl>
+    <w:lvl w:ilvl="1" w:tplc="04090003" w:tentative="1">
+      <w:start w:val="1"/>
+      <w:numFmt w:val="bullet"/>
+      <w:lvlText w:val="o"/>
+      <w:lvlJc w:val="left"/>
+      <w:pPr>
+        <w:ind w:left="1620" w:hanging="360"/>
+      </w:pPr>
+      <w:rPr>
+        <w:rFonts w:ascii="Courier New" w:hAnsi="Courier New" w:cs="Courier New" w:hint="default"/>
+      </w:rPr>
+    </w:lvl>
+    <w:lvl w:ilvl="2" w:tplc="04090005" w:tentative="1">
+      <w:start w:val="1"/>
+      <w:numFmt w:val="bullet"/>
+      <w:lvlText w:val=""/>
+      <w:lvlJc w:val="left"/>
+      <w:pPr>
+        <w:ind w:left="2340" w:hanging="360"/>
+      </w:pPr>
+      <w:rPr>
+        <w:rFonts w:ascii="Wingdings" w:hAnsi="Wingdings" w:hint="default"/>
+      </w:rPr>
+    </w:lvl>
+    <w:lvl w:ilvl="3" w:tplc="04090001" w:tentative="1">
+      <w:start w:val="1"/>
+      <w:numFmt w:val="bullet"/>
+      <w:lvlText w:val=""/>
+      <w:lvlJc w:val="left"/>
+      <w:pPr>
+        <w:ind w:left="3060" w:hanging="360"/>
+      </w:pPr>
+      <w:rPr>
+        <w:rFonts w:ascii="Symbol" w:hAnsi="Symbol" w:hint="default"/>
+      </w:rPr>
+    </w:lvl>
+    <w:lvl w:ilvl="4" w:tplc="04090003" w:tentative="1">
+      <w:start w:val="1"/>
+      <w:numFmt w:val="bullet"/>
+      <w:lvlText w:val="o"/>
+      <w:lvlJc w:val="left"/>
+      <w:pPr>
+        <w:ind w:left="3780" w:hanging="360"/>
+      </w:pPr>
+      <w:rPr>
+        <w:rFonts w:ascii="Courier New" w:hAnsi="Courier New" w:cs="Courier New" w:hint="default"/>
+      </w:rPr>
+    </w:lvl>
+    <w:lvl w:ilvl="5" w:tplc="04090005" w:tentative="1">
+      <w:start w:val="1"/>
+      <w:numFmt w:val="bullet"/>
+      <w:lvlText w:val=""/>
+      <w:lvlJc w:val="left"/>
+      <w:pPr>
+        <w:ind w:left="4500" w:hanging="360"/>
+      </w:pPr>
+      <w:rPr>
+        <w:rFonts w:ascii="Wingdings" w:hAnsi="Wingdings" w:hint="default"/>
+      </w:rPr>
+    </w:lvl>
+    <w:lvl w:ilvl="6" w:tplc="04090001" w:tentative="1">
+      <w:start w:val="1"/>
+      <w:numFmt w:val="bullet"/>
+      <w:lvlText w:val=""/>
+      <w:lvlJc w:val="left"/>
+      <w:pPr>
+        <w:ind w:left="5220" w:hanging="360"/>
+      </w:pPr>
+      <w:rPr>
+        <w:rFonts w:ascii="Symbol" w:hAnsi="Symbol" w:hint="default"/>
+      </w:rPr>
+    </w:lvl>
+    <w:lvl w:ilvl="7" w:tplc="04090003" w:tentative="1">
+      <w:start w:val="1"/>
+      <w:numFmt w:val="bullet"/>
+      <w:lvlText w:val="o"/>
+      <w:lvlJc w:val="left"/>
+      <w:pPr>
+        <w:ind w:left="5940" w:hanging="360"/>
+      </w:pPr>
+      <w:rPr>
+        <w:rFonts w:ascii="Courier New" w:hAnsi="Courier New" w:cs="Courier New" w:hint="default"/>
+      </w:rPr>
+    </w:lvl>
+    <w:lvl w:ilvl="8" w:tplc="04090005" w:tentative="1">
+      <w:start w:val="1"/>
+      <w:numFmt w:val="bullet"/>
+      <w:lvlText w:val=""/>
+      <w:lvlJc w:val="left"/>
+      <w:pPr>
+        <w:ind w:left="6660" w:hanging="360"/>
+      </w:pPr>
+      <w:rPr>
+        <w:rFonts w:ascii="Wingdings" w:hAnsi="Wingdings" w:hint="default"/>
+      </w:rPr>
+    </w:lvl>
+  </w:abstractNum>
+  <w:abstractNum w:abstractNumId="2" w15:restartNumberingAfterBreak="0">
     <w:nsid w:val="13C77AAF"/>
     <w:multiLevelType w:val="hybridMultilevel"/>
     <w:tmpl w:val="E3F02480"/>
@@ -12913,7 +13233,7 @@
       </w:pPr>
     </w:lvl>
   </w:abstractNum>
-  <w:abstractNum w:abstractNumId="2" w15:restartNumberingAfterBreak="0">
+  <w:abstractNum w:abstractNumId="3" w15:restartNumberingAfterBreak="0">
     <w:nsid w:val="1BC20870"/>
     <w:multiLevelType w:val="hybridMultilevel"/>
     <w:tmpl w:val="53D20724"/>
@@ -13002,7 +13322,7 @@
       </w:pPr>
     </w:lvl>
   </w:abstractNum>
-  <w:abstractNum w:abstractNumId="3" w15:restartNumberingAfterBreak="0">
+  <w:abstractNum w:abstractNumId="4" w15:restartNumberingAfterBreak="0">
     <w:nsid w:val="20230833"/>
     <w:multiLevelType w:val="hybridMultilevel"/>
     <w:tmpl w:val="17E4D85A"/>
@@ -13116,7 +13436,7 @@
       </w:rPr>
     </w:lvl>
   </w:abstractNum>
-  <w:abstractNum w:abstractNumId="4" w15:restartNumberingAfterBreak="0">
+  <w:abstractNum w:abstractNumId="5" w15:restartNumberingAfterBreak="0">
     <w:nsid w:val="2DC054EF"/>
     <w:multiLevelType w:val="hybridMultilevel"/>
     <w:tmpl w:val="85767912"/>
@@ -13231,7 +13551,7 @@
       </w:rPr>
     </w:lvl>
   </w:abstractNum>
-  <w:abstractNum w:abstractNumId="5" w15:restartNumberingAfterBreak="0">
+  <w:abstractNum w:abstractNumId="6" w15:restartNumberingAfterBreak="0">
     <w:nsid w:val="39D60330"/>
     <w:multiLevelType w:val="multilevel"/>
     <w:tmpl w:val="7EF4EA38"/>
@@ -13356,7 +13676,7 @@
       </w:rPr>
     </w:lvl>
   </w:abstractNum>
-  <w:abstractNum w:abstractNumId="6" w15:restartNumberingAfterBreak="0">
+  <w:abstractNum w:abstractNumId="7" w15:restartNumberingAfterBreak="0">
     <w:nsid w:val="3CD4580A"/>
     <w:multiLevelType w:val="hybridMultilevel"/>
     <w:tmpl w:val="7004EB48"/>
@@ -13471,7 +13791,7 @@
       </w:rPr>
     </w:lvl>
   </w:abstractNum>
-  <w:abstractNum w:abstractNumId="7" w15:restartNumberingAfterBreak="0">
+  <w:abstractNum w:abstractNumId="8" w15:restartNumberingAfterBreak="0">
     <w:nsid w:val="41372510"/>
     <w:multiLevelType w:val="hybridMultilevel"/>
     <w:tmpl w:val="FD649712"/>
@@ -13586,7 +13906,7 @@
       </w:rPr>
     </w:lvl>
   </w:abstractNum>
-  <w:abstractNum w:abstractNumId="8" w15:restartNumberingAfterBreak="0">
+  <w:abstractNum w:abstractNumId="9" w15:restartNumberingAfterBreak="0">
     <w:nsid w:val="429F053F"/>
     <w:multiLevelType w:val="hybridMultilevel"/>
     <w:tmpl w:val="4CBAD188"/>
@@ -13675,7 +13995,7 @@
       </w:pPr>
     </w:lvl>
   </w:abstractNum>
-  <w:abstractNum w:abstractNumId="9" w15:restartNumberingAfterBreak="0">
+  <w:abstractNum w:abstractNumId="10" w15:restartNumberingAfterBreak="0">
     <w:nsid w:val="4F507AB6"/>
     <w:multiLevelType w:val="hybridMultilevel"/>
     <w:tmpl w:val="8AD8E89E"/>
@@ -13788,7 +14108,7 @@
       </w:rPr>
     </w:lvl>
   </w:abstractNum>
-  <w:abstractNum w:abstractNumId="10" w15:restartNumberingAfterBreak="0">
+  <w:abstractNum w:abstractNumId="11" w15:restartNumberingAfterBreak="0">
     <w:nsid w:val="50465D1B"/>
     <w:multiLevelType w:val="hybridMultilevel"/>
     <w:tmpl w:val="FE94400E"/>
@@ -13903,7 +14223,7 @@
       </w:rPr>
     </w:lvl>
   </w:abstractNum>
-  <w:abstractNum w:abstractNumId="11" w15:restartNumberingAfterBreak="0">
+  <w:abstractNum w:abstractNumId="12" w15:restartNumberingAfterBreak="0">
     <w:nsid w:val="528B6201"/>
     <w:multiLevelType w:val="hybridMultilevel"/>
     <w:tmpl w:val="F5FC7236"/>
@@ -14016,7 +14336,7 @@
       </w:rPr>
     </w:lvl>
   </w:abstractNum>
-  <w:abstractNum w:abstractNumId="12" w15:restartNumberingAfterBreak="0">
+  <w:abstractNum w:abstractNumId="13" w15:restartNumberingAfterBreak="0">
     <w:nsid w:val="55B8355F"/>
     <w:multiLevelType w:val="hybridMultilevel"/>
     <w:tmpl w:val="749AAB24"/>
@@ -14131,7 +14451,7 @@
       </w:rPr>
     </w:lvl>
   </w:abstractNum>
-  <w:abstractNum w:abstractNumId="13" w15:restartNumberingAfterBreak="0">
+  <w:abstractNum w:abstractNumId="14" w15:restartNumberingAfterBreak="0">
     <w:nsid w:val="619969AA"/>
     <w:multiLevelType w:val="hybridMultilevel"/>
     <w:tmpl w:val="A40E5958"/>
@@ -14244,7 +14564,7 @@
       </w:rPr>
     </w:lvl>
   </w:abstractNum>
-  <w:abstractNum w:abstractNumId="14" w15:restartNumberingAfterBreak="0">
+  <w:abstractNum w:abstractNumId="15" w15:restartNumberingAfterBreak="0">
     <w:nsid w:val="723937D3"/>
     <w:multiLevelType w:val="hybridMultilevel"/>
     <w:tmpl w:val="D1A40BC2"/>
@@ -14330,7 +14650,7 @@
       </w:pPr>
     </w:lvl>
   </w:abstractNum>
-  <w:abstractNum w:abstractNumId="15" w15:restartNumberingAfterBreak="0">
+  <w:abstractNum w:abstractNumId="16" w15:restartNumberingAfterBreak="0">
     <w:nsid w:val="72700AE5"/>
     <w:multiLevelType w:val="hybridMultilevel"/>
     <w:tmpl w:val="5DB2F3DC"/>
@@ -14419,7 +14739,7 @@
       </w:pPr>
     </w:lvl>
   </w:abstractNum>
-  <w:abstractNum w:abstractNumId="16" w15:restartNumberingAfterBreak="0">
+  <w:abstractNum w:abstractNumId="17" w15:restartNumberingAfterBreak="0">
     <w:nsid w:val="72950879"/>
     <w:multiLevelType w:val="hybridMultilevel"/>
     <w:tmpl w:val="DF5417F0"/>
@@ -14510,7 +14830,7 @@
       </w:pPr>
     </w:lvl>
   </w:abstractNum>
-  <w:abstractNum w:abstractNumId="17" w15:restartNumberingAfterBreak="0">
+  <w:abstractNum w:abstractNumId="18" w15:restartNumberingAfterBreak="0">
     <w:nsid w:val="75DF3E30"/>
     <w:multiLevelType w:val="hybridMultilevel"/>
     <w:tmpl w:val="07FA55DA"/>
@@ -14625,7 +14945,7 @@
       </w:rPr>
     </w:lvl>
   </w:abstractNum>
-  <w:abstractNum w:abstractNumId="18" w15:restartNumberingAfterBreak="0">
+  <w:abstractNum w:abstractNumId="19" w15:restartNumberingAfterBreak="0">
     <w:nsid w:val="7E8D2845"/>
     <w:multiLevelType w:val="hybridMultilevel"/>
     <w:tmpl w:val="B05EA328"/>
@@ -14715,61 +15035,64 @@
     </w:lvl>
   </w:abstractNum>
   <w:num w:numId="1" w16cid:durableId="1753696407">
+    <w:abstractNumId w:val="6"/>
+  </w:num>
+  <w:num w:numId="2" w16cid:durableId="1380129470">
+    <w:abstractNumId w:val="15"/>
+  </w:num>
+  <w:num w:numId="3" w16cid:durableId="2063558398">
+    <w:abstractNumId w:val="16"/>
+  </w:num>
+  <w:num w:numId="4" w16cid:durableId="367532174">
     <w:abstractNumId w:val="5"/>
   </w:num>
-  <w:num w:numId="2" w16cid:durableId="1380129470">
-    <w:abstractNumId w:val="14"/>
-  </w:num>
-  <w:num w:numId="3" w16cid:durableId="2063558398">
-    <w:abstractNumId w:val="15"/>
-  </w:num>
-  <w:num w:numId="4" w16cid:durableId="367532174">
-    <w:abstractNumId w:val="4"/>
-  </w:num>
   <w:num w:numId="5" w16cid:durableId="1236891855">
-    <w:abstractNumId w:val="17"/>
+    <w:abstractNumId w:val="18"/>
   </w:num>
   <w:num w:numId="6" w16cid:durableId="1574043926">
-    <w:abstractNumId w:val="12"/>
+    <w:abstractNumId w:val="13"/>
   </w:num>
   <w:num w:numId="7" w16cid:durableId="1070155528">
-    <w:abstractNumId w:val="6"/>
+    <w:abstractNumId w:val="7"/>
   </w:num>
   <w:num w:numId="8" w16cid:durableId="432282713">
     <w:abstractNumId w:val="0"/>
   </w:num>
   <w:num w:numId="9" w16cid:durableId="1462529469">
+    <w:abstractNumId w:val="11"/>
+  </w:num>
+  <w:num w:numId="10" w16cid:durableId="1752458657">
+    <w:abstractNumId w:val="4"/>
+  </w:num>
+  <w:num w:numId="11" w16cid:durableId="547954855">
+    <w:abstractNumId w:val="14"/>
+  </w:num>
+  <w:num w:numId="12" w16cid:durableId="1386178085">
+    <w:abstractNumId w:val="2"/>
+  </w:num>
+  <w:num w:numId="13" w16cid:durableId="1856383769">
+    <w:abstractNumId w:val="9"/>
+  </w:num>
+  <w:num w:numId="14" w16cid:durableId="1231623619">
+    <w:abstractNumId w:val="19"/>
+  </w:num>
+  <w:num w:numId="15" w16cid:durableId="135535599">
     <w:abstractNumId w:val="10"/>
   </w:num>
-  <w:num w:numId="10" w16cid:durableId="1752458657">
+  <w:num w:numId="16" w16cid:durableId="881091491">
     <w:abstractNumId w:val="3"/>
   </w:num>
-  <w:num w:numId="11" w16cid:durableId="547954855">
-    <w:abstractNumId w:val="13"/>
+  <w:num w:numId="17" w16cid:durableId="1227105843">
+    <w:abstractNumId w:val="17"/>
   </w:num>
-  <w:num w:numId="12" w16cid:durableId="1386178085">
-    <w:abstractNumId w:val="1"/>
-  </w:num>
-  <w:num w:numId="13" w16cid:durableId="1856383769">
+  <w:num w:numId="18" w16cid:durableId="440687841">
     <w:abstractNumId w:val="8"/>
   </w:num>
-  <w:num w:numId="14" w16cid:durableId="1231623619">
-    <w:abstractNumId w:val="18"/>
+  <w:num w:numId="19" w16cid:durableId="1751661847">
+    <w:abstractNumId w:val="12"/>
   </w:num>
-  <w:num w:numId="15" w16cid:durableId="135535599">
-    <w:abstractNumId w:val="9"/>
-  </w:num>
-  <w:num w:numId="16" w16cid:durableId="881091491">
-    <w:abstractNumId w:val="2"/>
-  </w:num>
-  <w:num w:numId="17" w16cid:durableId="1227105843">
-    <w:abstractNumId w:val="16"/>
-  </w:num>
-  <w:num w:numId="18" w16cid:durableId="440687841">
-    <w:abstractNumId w:val="7"/>
-  </w:num>
-  <w:num w:numId="19" w16cid:durableId="1751661847">
-    <w:abstractNumId w:val="11"/>
+  <w:num w:numId="20" w16cid:durableId="1373267948">
+    <w:abstractNumId w:val="1"/>
   </w:num>
 </w:numbering>
 </file>
@@ -15871,6 +16194,7 @@
 <file path=word/glossary/fontTable.xml><?xml version="1.0" encoding="utf-8"?>
 <w:fonts xmlns:mc="http://schemas.openxmlformats.org/markup-compatibility/2006" xmlns:r="http://schemas.openxmlformats.org/officeDocument/2006/relationships" xmlns:w="http://schemas.openxmlformats.org/wordprocessingml/2006/main" xmlns:w14="http://schemas.microsoft.com/office/word/2010/wordml" xmlns:w15="http://schemas.microsoft.com/office/word/2012/wordml" xmlns:w16cex="http://schemas.microsoft.com/office/word/2018/wordml/cex" xmlns:w16cid="http://schemas.microsoft.com/office/word/2016/wordml/cid" xmlns:w16="http://schemas.microsoft.com/office/word/2018/wordml" xmlns:w16du="http://schemas.microsoft.com/office/word/2023/wordml/word16du" xmlns:w16sdtdh="http://schemas.microsoft.com/office/word/2020/wordml/sdtdatahash" xmlns:w16sdtfl="http://schemas.microsoft.com/office/word/2024/wordml/sdtformatlock" xmlns:w16se="http://schemas.microsoft.com/office/word/2015/wordml/symex" mc:Ignorable="w14 w15 w16se w16cid w16 w16cex w16sdtdh w16sdtfl w16du">
   <w:font w:name="Times New Roman">
+    <w:altName w:val="Times New Roman PSMT"/>
     <w:panose1 w:val="02020603050405020304"/>
     <w:charset w:val="00"/>
     <w:family w:val="roman"/>
@@ -15962,6 +16286,7 @@
     <w:rsid w:val="003822A1"/>
     <w:rsid w:val="00387E88"/>
     <w:rsid w:val="00455956"/>
+    <w:rsid w:val="004A46D7"/>
     <w:rsid w:val="004B1414"/>
     <w:rsid w:val="005516D6"/>
     <w:rsid w:val="00560D2A"/>
@@ -15989,6 +16314,7 @@
     <w:rsid w:val="00983433"/>
     <w:rsid w:val="009A00F6"/>
     <w:rsid w:val="00A3504F"/>
+    <w:rsid w:val="00A700C5"/>
     <w:rsid w:val="00AA78F5"/>
     <w:rsid w:val="00AF0EF5"/>
     <w:rsid w:val="00B10330"/>

--- a/Shahzaib_CV.docx
+++ b/Shahzaib_CV.docx
@@ -1290,8 +1290,6 @@
           <w:szCs w:val="26"/>
         </w:rPr>
       </w:pPr>
-      <w:proofErr w:type="spellStart"/>
-      <w:proofErr w:type="gramStart"/>
       <w:r>
         <w:rPr>
           <w:rFonts w:ascii="Times New Roman" w:eastAsia="MS Gothic" w:hAnsi="Times New Roman" w:cs="Times New Roman"/>
@@ -1310,8 +1308,6 @@
         </w:rPr>
         <w:t>.Tech</w:t>
       </w:r>
-      <w:proofErr w:type="spellEnd"/>
-      <w:proofErr w:type="gramEnd"/>
       <w:r>
         <w:rPr>
           <w:rFonts w:ascii="Times New Roman" w:eastAsia="MS Gothic" w:hAnsi="Times New Roman" w:cs="Times New Roman"/>
@@ -2884,23 +2880,7 @@
           <w:rFonts w:ascii="Times New Roman" w:eastAsia="Arial" w:hAnsi="Times New Roman" w:cs="Times New Roman"/>
           <w:color w:val="000000"/>
         </w:rPr>
-        <w:t xml:space="preserve"> and F. Hossain (2025). (</w:t>
-      </w:r>
-      <w:proofErr w:type="spellStart"/>
-      <w:r>
-        <w:rPr>
-          <w:rFonts w:ascii="Times New Roman" w:eastAsia="Arial" w:hAnsi="Times New Roman" w:cs="Times New Roman"/>
-          <w:color w:val="000000"/>
-        </w:rPr>
-        <w:t>sDRIPS</w:t>
-      </w:r>
-      <w:proofErr w:type="spellEnd"/>
-      <w:r>
-        <w:rPr>
-          <w:rFonts w:ascii="Times New Roman" w:eastAsia="Arial" w:hAnsi="Times New Roman" w:cs="Times New Roman"/>
-          <w:color w:val="000000"/>
-        </w:rPr>
-        <w:t xml:space="preserve">): A Cloud-Based, Open-Source Python Package for Satellite-Informed Surface Water Irrigation Optimization. </w:t>
+        <w:t xml:space="preserve"> and F. Hossain (2025). (sDRIPS): A Cloud-Based, Open-Source Python Package for Satellite-Informed Surface Water Irrigation Optimization. </w:t>
       </w:r>
       <w:r>
         <w:rPr>
@@ -2984,23 +2964,7 @@
           <w:rFonts w:ascii="Times New Roman" w:eastAsia="Arial" w:hAnsi="Times New Roman" w:cs="Times New Roman"/>
           <w:color w:val="000000"/>
         </w:rPr>
-        <w:t xml:space="preserve">Satellite Data Rendered Irrigation using Penman-Monteith and SEBAL – </w:t>
-      </w:r>
-      <w:proofErr w:type="spellStart"/>
-      <w:r>
-        <w:rPr>
-          <w:rFonts w:ascii="Times New Roman" w:eastAsia="Arial" w:hAnsi="Times New Roman" w:cs="Times New Roman"/>
-          <w:color w:val="000000"/>
-        </w:rPr>
-        <w:t>sDRIPS</w:t>
-      </w:r>
-      <w:proofErr w:type="spellEnd"/>
-      <w:r>
-        <w:rPr>
-          <w:rFonts w:ascii="Times New Roman" w:eastAsia="Arial" w:hAnsi="Times New Roman" w:cs="Times New Roman"/>
-          <w:color w:val="000000"/>
-        </w:rPr>
-        <w:t xml:space="preserve"> for Surface Water Irrigation Optimization</w:t>
+        <w:t>Satellite Data Rendered Irrigation using Penman-Monteith and SEBAL – sDRIPS for Surface Water Irrigation Optimization</w:t>
       </w:r>
       <w:r>
         <w:rPr>
@@ -3039,14 +3003,14 @@
           <w:rFonts w:ascii="Times New Roman" w:eastAsia="Arial" w:hAnsi="Times New Roman" w:cs="Times New Roman"/>
           <w:color w:val="000000"/>
         </w:rPr>
-        <w:t>Revision</w:t>
-      </w:r>
-      <w:r>
-        <w:rPr>
-          <w:rFonts w:ascii="Times New Roman" w:eastAsia="Arial" w:hAnsi="Times New Roman" w:cs="Times New Roman"/>
-          <w:color w:val="000000"/>
-        </w:rPr>
-        <w:t xml:space="preserve">, preprint - </w:t>
+        <w:t>Press</w:t>
+      </w:r>
+      <w:r>
+        <w:rPr>
+          <w:rFonts w:ascii="Times New Roman" w:eastAsia="Arial" w:hAnsi="Times New Roman" w:cs="Times New Roman"/>
+          <w:color w:val="000000"/>
+        </w:rPr>
+        <w:t xml:space="preserve">, </w:t>
       </w:r>
       <w:hyperlink r:id="rId24" w:history="1">
         <w:r>
@@ -3156,23 +3120,7 @@
           <w:rFonts w:ascii="Times New Roman" w:eastAsia="Arial" w:hAnsi="Times New Roman" w:cs="Times New Roman"/>
           <w:color w:val="000000"/>
         </w:rPr>
-        <w:t xml:space="preserve">A. M. Gómez, S. </w:t>
-      </w:r>
-      <w:proofErr w:type="spellStart"/>
-      <w:r>
-        <w:rPr>
-          <w:rFonts w:ascii="Times New Roman" w:eastAsia="Arial" w:hAnsi="Times New Roman" w:cs="Times New Roman"/>
-          <w:color w:val="000000"/>
-        </w:rPr>
-        <w:t>Biancamaria</w:t>
-      </w:r>
-      <w:proofErr w:type="spellEnd"/>
-      <w:r>
-        <w:rPr>
-          <w:rFonts w:ascii="Times New Roman" w:eastAsia="Arial" w:hAnsi="Times New Roman" w:cs="Times New Roman"/>
-          <w:color w:val="000000"/>
-        </w:rPr>
-        <w:t xml:space="preserve">, T. Pavelsky, K. Nielsen, G. Parkins, M. Lane, </w:t>
+        <w:t xml:space="preserve">A. M. Gómez, S. Biancamaria, T. Pavelsky, K. Nielsen, G. Parkins, M. Lane, </w:t>
       </w:r>
       <w:r>
         <w:rPr>
@@ -3188,59 +3136,16 @@
           <w:rFonts w:ascii="Times New Roman" w:eastAsia="Arial" w:hAnsi="Times New Roman" w:cs="Times New Roman"/>
           <w:color w:val="000000"/>
         </w:rPr>
-        <w:t xml:space="preserve">, F. Hossain, R. Bhattarai, S. Ghafoor, J.F. </w:t>
-      </w:r>
-      <w:proofErr w:type="spellStart"/>
-      <w:r>
-        <w:rPr>
-          <w:rFonts w:ascii="Times New Roman" w:eastAsia="Arial" w:hAnsi="Times New Roman" w:cs="Times New Roman"/>
-          <w:color w:val="000000"/>
-        </w:rPr>
-        <w:t>Crétaux</w:t>
-      </w:r>
-      <w:proofErr w:type="spellEnd"/>
-      <w:r>
-        <w:rPr>
-          <w:rFonts w:ascii="Times New Roman" w:eastAsia="Arial" w:hAnsi="Times New Roman" w:cs="Times New Roman"/>
-          <w:color w:val="000000"/>
-        </w:rPr>
-        <w:t xml:space="preserve">, C. Yanez, N. Picot (2024). Evaluation using In-Situ Observations from National Governments and Citizen Scientists Suggests Nadir Altimeters </w:t>
-      </w:r>
-      <w:proofErr w:type="gramStart"/>
-      <w:r>
-        <w:rPr>
-          <w:rFonts w:ascii="Times New Roman" w:eastAsia="Arial" w:hAnsi="Times New Roman" w:cs="Times New Roman"/>
-          <w:color w:val="000000"/>
-        </w:rPr>
-        <w:t>can</w:t>
-      </w:r>
-      <w:proofErr w:type="gramEnd"/>
-      <w:r>
-        <w:rPr>
-          <w:rFonts w:ascii="Times New Roman" w:eastAsia="Arial" w:hAnsi="Times New Roman" w:cs="Times New Roman"/>
-          <w:color w:val="000000"/>
-        </w:rPr>
-        <w:t xml:space="preserve"> Accurately Measure Water Levels Changes Regardless of Lake Area. </w:t>
-      </w:r>
-      <w:proofErr w:type="spellStart"/>
-      <w:r>
-        <w:rPr>
-          <w:rFonts w:ascii="Times New Roman" w:eastAsia="Arial" w:hAnsi="Times New Roman" w:cs="Times New Roman"/>
-          <w:i/>
-          <w:iCs/>
-          <w:color w:val="000000"/>
-        </w:rPr>
-        <w:t>GIScience</w:t>
-      </w:r>
-      <w:proofErr w:type="spellEnd"/>
-      <w:r>
-        <w:rPr>
-          <w:rFonts w:ascii="Times New Roman" w:eastAsia="Arial" w:hAnsi="Times New Roman" w:cs="Times New Roman"/>
-          <w:i/>
-          <w:iCs/>
-          <w:color w:val="000000"/>
-        </w:rPr>
-        <w:t xml:space="preserve"> and Remote Sensing</w:t>
+        <w:t xml:space="preserve">, F. Hossain, R. Bhattarai, S. Ghafoor, J.F. Crétaux, C. Yanez, N. Picot (2024). Evaluation using In-Situ Observations from National Governments and Citizen Scientists Suggests Nadir Altimeters can Accurately Measure Water Levels Changes Regardless of Lake Area. </w:t>
+      </w:r>
+      <w:r>
+        <w:rPr>
+          <w:rFonts w:ascii="Times New Roman" w:eastAsia="Arial" w:hAnsi="Times New Roman" w:cs="Times New Roman"/>
+          <w:i/>
+          <w:iCs/>
+          <w:color w:val="000000"/>
+        </w:rPr>
+        <w:t>GIScience and Remote Sensing</w:t>
       </w:r>
       <w:r>
         <w:rPr>
@@ -3418,7 +3323,6 @@
         <w:lastRenderedPageBreak/>
         <w:t xml:space="preserve">S. </w:t>
       </w:r>
-      <w:proofErr w:type="gramStart"/>
       <w:r>
         <w:rPr>
           <w:rFonts w:ascii="Times New Roman" w:eastAsia="Arial" w:hAnsi="Times New Roman" w:cs="Times New Roman"/>
@@ -3449,16 +3353,7 @@
           <w:bCs/>
           <w:color w:val="000000"/>
         </w:rPr>
-        <w:t xml:space="preserve"> F.</w:t>
-      </w:r>
-      <w:proofErr w:type="gramEnd"/>
-      <w:r>
-        <w:rPr>
-          <w:rFonts w:ascii="Times New Roman" w:eastAsia="Arial" w:hAnsi="Times New Roman" w:cs="Times New Roman"/>
-          <w:bCs/>
-          <w:color w:val="000000"/>
-        </w:rPr>
-        <w:t xml:space="preserve"> Hossain, P. Das, S. Suresh</w:t>
+        <w:t xml:space="preserve"> F. Hossain, P. Das, S. Suresh</w:t>
       </w:r>
       <w:r>
         <w:rPr>
@@ -3474,43 +3369,7 @@
           <w:bCs/>
           <w:color w:val="000000"/>
         </w:rPr>
-        <w:t xml:space="preserve"> G. Darkwah, K. Andreadis, H. Lee, G. Holt, S. </w:t>
-      </w:r>
-      <w:proofErr w:type="spellStart"/>
-      <w:r>
-        <w:rPr>
-          <w:rFonts w:ascii="Times New Roman" w:eastAsia="Arial" w:hAnsi="Times New Roman" w:cs="Times New Roman"/>
-          <w:bCs/>
-          <w:color w:val="000000"/>
-        </w:rPr>
-        <w:t>Galelli</w:t>
-      </w:r>
-      <w:proofErr w:type="spellEnd"/>
-      <w:r>
-        <w:rPr>
-          <w:rFonts w:ascii="Times New Roman" w:eastAsia="Arial" w:hAnsi="Times New Roman" w:cs="Times New Roman"/>
-          <w:bCs/>
-          <w:color w:val="000000"/>
-        </w:rPr>
-        <w:t xml:space="preserve"> (2023). Reservoir Assessment Tool: A scalable and easy-to-apply </w:t>
-      </w:r>
-      <w:proofErr w:type="gramStart"/>
-      <w:r>
-        <w:rPr>
-          <w:rFonts w:ascii="Times New Roman" w:eastAsia="Arial" w:hAnsi="Times New Roman" w:cs="Times New Roman"/>
-          <w:bCs/>
-          <w:color w:val="000000"/>
-        </w:rPr>
-        <w:t>python based</w:t>
-      </w:r>
-      <w:proofErr w:type="gramEnd"/>
-      <w:r>
-        <w:rPr>
-          <w:rFonts w:ascii="Times New Roman" w:eastAsia="Arial" w:hAnsi="Times New Roman" w:cs="Times New Roman"/>
-          <w:bCs/>
-          <w:color w:val="000000"/>
-        </w:rPr>
-        <w:t xml:space="preserve"> software architecture to empower the global water community, </w:t>
+        <w:t xml:space="preserve"> G. Darkwah, K. Andreadis, H. Lee, G. Holt, S. Galelli (2023). Reservoir Assessment Tool: A scalable and easy-to-apply python based software architecture to empower the global water community, </w:t>
       </w:r>
       <w:r>
         <w:rPr>
@@ -3662,7 +3521,6 @@
         </w:rPr>
         <w:t xml:space="preserve">S. </w:t>
       </w:r>
-      <w:proofErr w:type="gramStart"/>
       <w:r>
         <w:rPr>
           <w:rFonts w:ascii="Times New Roman" w:eastAsia="Arial" w:hAnsi="Times New Roman" w:cs="Times New Roman"/>
@@ -3701,16 +3559,7 @@
           <w:bCs/>
           <w:color w:val="000000"/>
         </w:rPr>
-        <w:t>Pei</w:t>
-      </w:r>
-      <w:proofErr w:type="gramEnd"/>
-      <w:r>
-        <w:rPr>
-          <w:rFonts w:ascii="Times New Roman" w:eastAsia="Arial" w:hAnsi="Times New Roman" w:cs="Times New Roman"/>
-          <w:bCs/>
-          <w:color w:val="000000"/>
-        </w:rPr>
-        <w:t>‑Hsin Pei,</w:t>
+        <w:t>Pei‑Hsin Pei,</w:t>
       </w:r>
       <w:r>
         <w:rPr>
@@ -3930,25 +3779,7 @@
           <w:bCs/>
           <w:color w:val="000000"/>
         </w:rPr>
-        <w:t xml:space="preserve">, N. K. Biswas, H. Lee, T. Piman, C. </w:t>
-      </w:r>
-      <w:proofErr w:type="spellStart"/>
-      <w:r>
-        <w:rPr>
-          <w:rFonts w:ascii="Times New Roman" w:eastAsia="Arial" w:hAnsi="Times New Roman" w:cs="Times New Roman"/>
-          <w:bCs/>
-          <w:color w:val="000000"/>
-        </w:rPr>
-        <w:t>Meechaiya</w:t>
-      </w:r>
-      <w:proofErr w:type="spellEnd"/>
-      <w:r>
-        <w:rPr>
-          <w:rFonts w:ascii="Times New Roman" w:eastAsia="Arial" w:hAnsi="Times New Roman" w:cs="Times New Roman"/>
-          <w:bCs/>
-          <w:color w:val="000000"/>
-        </w:rPr>
-        <w:t>, U. Ghimire, K. Hosen (2022)</w:t>
+        <w:t>, N. K. Biswas, H. Lee, T. Piman, C. Meechaiya, U. Ghimire, K. Hosen (2022)</w:t>
       </w:r>
       <w:r>
         <w:rPr>
@@ -4040,23 +3871,7 @@
           <w:rFonts w:ascii="Times New Roman" w:eastAsia="Arial" w:hAnsi="Times New Roman" w:cs="Times New Roman"/>
           <w:color w:val="000000"/>
         </w:rPr>
-        <w:t xml:space="preserve">N. Kamboj, U. Bhatia (2020) Lifeline Infrastructures and Hydro‑climate Extremes: </w:t>
-      </w:r>
-      <w:proofErr w:type="gramStart"/>
-      <w:r>
-        <w:rPr>
-          <w:rFonts w:ascii="Times New Roman" w:eastAsia="Arial" w:hAnsi="Times New Roman" w:cs="Times New Roman"/>
-          <w:color w:val="000000"/>
-        </w:rPr>
-        <w:t>A Future Outlook</w:t>
-      </w:r>
-      <w:proofErr w:type="gramEnd"/>
-      <w:r>
-        <w:rPr>
-          <w:rFonts w:ascii="Times New Roman" w:eastAsia="Arial" w:hAnsi="Times New Roman" w:cs="Times New Roman"/>
-          <w:color w:val="000000"/>
-        </w:rPr>
-        <w:t xml:space="preserve">, </w:t>
+        <w:t xml:space="preserve">N. Kamboj, U. Bhatia (2020) Lifeline Infrastructures and Hydro‑climate Extremes: A Future Outlook, </w:t>
       </w:r>
       <w:r>
         <w:rPr>
@@ -4318,21 +4133,12 @@
         </w:rPr>
         <w:t xml:space="preserve">and K. Islam (2025). </w:t>
       </w:r>
-      <w:proofErr w:type="spellStart"/>
-      <w:r>
-        <w:rPr>
-          <w:rFonts w:ascii="Times New Roman" w:eastAsia="Arial" w:hAnsi="Times New Roman" w:cs="Times New Roman"/>
-          <w:color w:val="000000"/>
-        </w:rPr>
-        <w:t>sDRIPS</w:t>
-      </w:r>
-      <w:proofErr w:type="spellEnd"/>
-      <w:r>
-        <w:rPr>
-          <w:rFonts w:ascii="Times New Roman" w:eastAsia="Arial" w:hAnsi="Times New Roman" w:cs="Times New Roman"/>
-          <w:color w:val="000000"/>
-        </w:rPr>
-        <w:t>: A Cloud-Based, Open-Source Python Package for Satellite- Informed Surface Water Irrigation Optimization</w:t>
+      <w:r>
+        <w:rPr>
+          <w:rFonts w:ascii="Times New Roman" w:eastAsia="Arial" w:hAnsi="Times New Roman" w:cs="Times New Roman"/>
+          <w:color w:val="000000"/>
+        </w:rPr>
+        <w:t>sDRIPS: A Cloud-Based, Open-Source Python Package for Satellite- Informed Surface Water Irrigation Optimization</w:t>
       </w:r>
       <w:r>
         <w:rPr>
@@ -4427,39 +4233,7 @@
           <w:rFonts w:ascii="Times New Roman" w:eastAsia="Arial" w:hAnsi="Times New Roman" w:cs="Times New Roman"/>
           <w:color w:val="000000"/>
         </w:rPr>
-        <w:t xml:space="preserve"> M. Ahamed (2024). </w:t>
-      </w:r>
-      <w:proofErr w:type="spellStart"/>
-      <w:r>
-        <w:rPr>
-          <w:rFonts w:ascii="Times New Roman" w:eastAsia="Arial" w:hAnsi="Times New Roman" w:cs="Times New Roman"/>
-          <w:color w:val="000000"/>
-        </w:rPr>
-        <w:t>sDRIPS</w:t>
-      </w:r>
-      <w:proofErr w:type="spellEnd"/>
-      <w:r>
-        <w:rPr>
-          <w:rFonts w:ascii="Times New Roman" w:eastAsia="Arial" w:hAnsi="Times New Roman" w:cs="Times New Roman"/>
-          <w:color w:val="000000"/>
-        </w:rPr>
-        <w:t xml:space="preserve">: Satellite Data Rendered Irrigation Using Penman and SEBAL - A Framework </w:t>
-      </w:r>
-      <w:proofErr w:type="gramStart"/>
-      <w:r>
-        <w:rPr>
-          <w:rFonts w:ascii="Times New Roman" w:eastAsia="Arial" w:hAnsi="Times New Roman" w:cs="Times New Roman"/>
-          <w:color w:val="000000"/>
-        </w:rPr>
-        <w:t>For</w:t>
-      </w:r>
-      <w:proofErr w:type="gramEnd"/>
-      <w:r>
-        <w:rPr>
-          <w:rFonts w:ascii="Times New Roman" w:eastAsia="Arial" w:hAnsi="Times New Roman" w:cs="Times New Roman"/>
-          <w:color w:val="000000"/>
-        </w:rPr>
-        <w:t xml:space="preserve"> Surface Water Irrigation Optimization. </w:t>
+        <w:t xml:space="preserve"> M. Ahamed (2024). sDRIPS: Satellite Data Rendered Irrigation Using Penman and SEBAL - A Framework For Surface Water Irrigation Optimization. </w:t>
       </w:r>
       <w:r>
         <w:rPr>
@@ -4612,23 +4386,7 @@
           <w:rFonts w:ascii="Times New Roman" w:eastAsia="Arial" w:hAnsi="Times New Roman" w:cs="Times New Roman"/>
           <w:color w:val="000000"/>
         </w:rPr>
-        <w:t xml:space="preserve">(2024). </w:t>
-      </w:r>
-      <w:proofErr w:type="spellStart"/>
-      <w:r>
-        <w:rPr>
-          <w:rFonts w:ascii="Times New Roman" w:eastAsia="Arial" w:hAnsi="Times New Roman" w:cs="Times New Roman"/>
-          <w:color w:val="000000"/>
-        </w:rPr>
-        <w:t>sDRIPS</w:t>
-      </w:r>
-      <w:proofErr w:type="spellEnd"/>
-      <w:r>
-        <w:rPr>
-          <w:rFonts w:ascii="Times New Roman" w:eastAsia="Arial" w:hAnsi="Times New Roman" w:cs="Times New Roman"/>
-          <w:color w:val="000000"/>
-        </w:rPr>
-        <w:t xml:space="preserve">-Sense: A Hybrid Framework of Satellite and Sensor-Based Data Rendered Irrigation Using Penman and SEBAL Model. </w:t>
+        <w:t xml:space="preserve">(2024). sDRIPS-Sense: A Hybrid Framework of Satellite and Sensor-Based Data Rendered Irrigation Using Penman and SEBAL Model. </w:t>
       </w:r>
       <w:r>
         <w:rPr>
@@ -4966,23 +4724,7 @@
           <w:rFonts w:ascii="Times New Roman" w:eastAsia="Arial" w:hAnsi="Times New Roman" w:cs="Times New Roman"/>
           <w:color w:val="000000"/>
         </w:rPr>
-        <w:t xml:space="preserve"> P.P </w:t>
-      </w:r>
-      <w:proofErr w:type="spellStart"/>
-      <w:r>
-        <w:rPr>
-          <w:rFonts w:ascii="Times New Roman" w:eastAsia="Arial" w:hAnsi="Times New Roman" w:cs="Times New Roman"/>
-          <w:color w:val="000000"/>
-        </w:rPr>
-        <w:t>Borua</w:t>
-      </w:r>
-      <w:proofErr w:type="spellEnd"/>
-      <w:r>
-        <w:rPr>
-          <w:rFonts w:ascii="Times New Roman" w:eastAsia="Arial" w:hAnsi="Times New Roman" w:cs="Times New Roman"/>
-          <w:color w:val="000000"/>
-        </w:rPr>
-        <w:t xml:space="preserve"> </w:t>
+        <w:t xml:space="preserve"> P.P Borua </w:t>
       </w:r>
       <w:r>
         <w:rPr>
@@ -5150,23 +4892,7 @@
           <w:rFonts w:ascii="Times New Roman" w:eastAsia="Arial" w:hAnsi="Times New Roman" w:cs="Times New Roman"/>
           <w:color w:val="000000"/>
         </w:rPr>
-        <w:t xml:space="preserve"> J.F. </w:t>
-      </w:r>
-      <w:proofErr w:type="spellStart"/>
-      <w:r>
-        <w:rPr>
-          <w:rFonts w:ascii="Times New Roman" w:eastAsia="Arial" w:hAnsi="Times New Roman" w:cs="Times New Roman"/>
-          <w:color w:val="000000"/>
-        </w:rPr>
-        <w:t>Crétaux</w:t>
-      </w:r>
-      <w:proofErr w:type="spellEnd"/>
-      <w:r>
-        <w:rPr>
-          <w:rFonts w:ascii="Times New Roman" w:eastAsia="Arial" w:hAnsi="Times New Roman" w:cs="Times New Roman"/>
-          <w:color w:val="000000"/>
-        </w:rPr>
-        <w:t xml:space="preserve"> (2023). Regional lake monitoring network design aided by Citizen Scientists and Satellites </w:t>
+        <w:t xml:space="preserve"> J.F. Crétaux (2023). Regional lake monitoring network design aided by Citizen Scientists and Satellites </w:t>
       </w:r>
       <w:r>
         <w:rPr>
@@ -5820,17 +5546,8 @@
           <w:rFonts w:ascii="Times New Roman" w:eastAsia="Arial" w:hAnsi="Times New Roman" w:cs="Times New Roman"/>
           <w:color w:val="000000"/>
         </w:rPr>
-        <w:t xml:space="preserve"> S. </w:t>
-      </w:r>
-      <w:proofErr w:type="spellStart"/>
-      <w:r>
-        <w:rPr>
-          <w:rFonts w:ascii="Times New Roman" w:eastAsia="Arial" w:hAnsi="Times New Roman" w:cs="Times New Roman"/>
-          <w:color w:val="000000"/>
-        </w:rPr>
-        <w:t>Biancamaria</w:t>
-      </w:r>
-      <w:proofErr w:type="spellEnd"/>
+        <w:t xml:space="preserve"> S. Biancamaria</w:t>
+      </w:r>
       <w:r>
         <w:rPr>
           <w:rFonts w:ascii="Times New Roman" w:eastAsia="Arial" w:hAnsi="Times New Roman" w:cs="Times New Roman"/>
@@ -5950,17 +5667,8 @@
           <w:rFonts w:ascii="Times New Roman" w:eastAsia="Arial" w:hAnsi="Times New Roman" w:cs="Times New Roman"/>
           <w:color w:val="000000"/>
         </w:rPr>
-        <w:t xml:space="preserve"> J.F. </w:t>
-      </w:r>
-      <w:proofErr w:type="spellStart"/>
-      <w:r>
-        <w:rPr>
-          <w:rFonts w:ascii="Times New Roman" w:eastAsia="Arial" w:hAnsi="Times New Roman" w:cs="Times New Roman"/>
-          <w:color w:val="000000"/>
-        </w:rPr>
-        <w:t>Crétaux</w:t>
-      </w:r>
-      <w:proofErr w:type="spellEnd"/>
+        <w:t xml:space="preserve"> J.F. Crétaux</w:t>
+      </w:r>
       <w:r>
         <w:rPr>
           <w:rFonts w:ascii="Times New Roman" w:eastAsia="Arial" w:hAnsi="Times New Roman" w:cs="Times New Roman"/>
@@ -5987,23 +5695,7 @@
           <w:rFonts w:ascii="Times New Roman" w:eastAsia="Arial" w:hAnsi="Times New Roman" w:cs="Times New Roman"/>
           <w:color w:val="000000"/>
         </w:rPr>
-        <w:t xml:space="preserve">). Nadir altimeter validation in small lakes using </w:t>
-      </w:r>
-      <w:proofErr w:type="gramStart"/>
-      <w:r>
-        <w:rPr>
-          <w:rFonts w:ascii="Times New Roman" w:eastAsia="Arial" w:hAnsi="Times New Roman" w:cs="Times New Roman"/>
-          <w:color w:val="000000"/>
-        </w:rPr>
-        <w:t>multisource</w:t>
-      </w:r>
-      <w:proofErr w:type="gramEnd"/>
-      <w:r>
-        <w:rPr>
-          <w:rFonts w:ascii="Times New Roman" w:eastAsia="Arial" w:hAnsi="Times New Roman" w:cs="Times New Roman"/>
-          <w:color w:val="000000"/>
-        </w:rPr>
-        <w:t xml:space="preserve"> ground observations. </w:t>
+        <w:t xml:space="preserve">). Nadir altimeter validation in small lakes using multisource ground observations. </w:t>
       </w:r>
       <w:r>
         <w:rPr>
@@ -6354,23 +6046,7 @@
           <w:rFonts w:ascii="Times New Roman" w:eastAsia="Arial" w:hAnsi="Times New Roman" w:cs="Times New Roman"/>
           <w:color w:val="000000"/>
         </w:rPr>
-        <w:t xml:space="preserve"> G. </w:t>
-      </w:r>
-      <w:proofErr w:type="spellStart"/>
-      <w:r>
-        <w:rPr>
-          <w:rFonts w:ascii="Times New Roman" w:eastAsia="Arial" w:hAnsi="Times New Roman" w:cs="Times New Roman"/>
-          <w:color w:val="000000"/>
-        </w:rPr>
-        <w:t>Brencher</w:t>
-      </w:r>
-      <w:proofErr w:type="spellEnd"/>
-      <w:r>
-        <w:rPr>
-          <w:rFonts w:ascii="Times New Roman" w:eastAsia="Arial" w:hAnsi="Times New Roman" w:cs="Times New Roman"/>
-          <w:color w:val="000000"/>
-        </w:rPr>
-        <w:t>,</w:t>
+        <w:t xml:space="preserve"> G. Brencher,</w:t>
       </w:r>
       <w:r>
         <w:rPr>
@@ -7479,9 +7155,8 @@
           <w:color w:val="191919"/>
           <w:szCs w:val="26"/>
         </w:rPr>
-        <w:t xml:space="preserve">Developed </w:t>
-      </w:r>
-      <w:proofErr w:type="spellStart"/>
+        <w:t>Developed sDRIPS, a satellite- and forecast-driven irrigation decision-support system for estimating net irrigation demand and generating weekly advisories for farmers and canal operators at the farm and command-area scale. Fused multi-source satellite imagery, including optical, thermal, and radar data, with numerical weather prediction outputs, precipitation nowcasts/forecasts, soil moisture, and field conditions to drive Penman-Monteith and SEBAL evapotranspiration models, percolation estimates, and field-scale water requirement calculations. Designed automated geospatial ETL workflows in Python and Google Earth Engine for large-scale data ingestion, preprocessing, harmonization, raster/vector processing, and product generation. Incorporated in situ sensors and local weather station data for statistical bias correction of coarse-scale meteorological and satellite-derived estimates, and characterized uncertainty using Generalized Likelihood Uncertainty Estimation (GLUE) and Monte Carlo analyses</w:t>
+      </w:r>
       <w:r>
         <w:rPr>
           <w:rFonts w:ascii="Times New Roman" w:eastAsia="MS Gothic" w:hAnsi="Times New Roman" w:cs="Times New Roman"/>
@@ -7489,9 +7164,8 @@
           <w:color w:val="191919"/>
           <w:szCs w:val="26"/>
         </w:rPr>
-        <w:t>sDRIPS</w:t>
-      </w:r>
-      <w:proofErr w:type="spellEnd"/>
+        <w:t>.</w:t>
+      </w:r>
       <w:r>
         <w:rPr>
           <w:rFonts w:ascii="Times New Roman" w:eastAsia="MS Gothic" w:hAnsi="Times New Roman" w:cs="Times New Roman"/>
@@ -7499,9 +7173,8 @@
           <w:color w:val="191919"/>
           <w:szCs w:val="26"/>
         </w:rPr>
-        <w:t xml:space="preserve">, a satellite- and forecast-driven irrigation decision-support system for estimating net irrigation demand and generating weekly advisories for farmers and canal operators at the farm and command-area scale. Fused multi-source satellite imagery, including optical, thermal, and radar data, with numerical weather prediction outputs, precipitation nowcasts/forecasts, soil moisture, and field conditions to drive Penman-Monteith and SEBAL evapotranspiration models, percolation estimates, and field-scale water requirement calculations. Designed automated geospatial ETL workflows in Python and Google Earth Engine for large-scale data ingestion, preprocessing, harmonization, raster/vector processing, and product generation. Incorporated in situ sensors and local weather station data for statistical bias correction of </w:t>
-      </w:r>
-      <w:proofErr w:type="gramStart"/>
+        <w:t xml:space="preserve"> </w:t>
+      </w:r>
       <w:r>
         <w:rPr>
           <w:rFonts w:ascii="Times New Roman" w:eastAsia="MS Gothic" w:hAnsi="Times New Roman" w:cs="Times New Roman"/>
@@ -7509,9 +7182,8 @@
           <w:color w:val="191919"/>
           <w:szCs w:val="26"/>
         </w:rPr>
-        <w:t>coarse</w:t>
-      </w:r>
-      <w:proofErr w:type="gramEnd"/>
+        <w:t xml:space="preserve">Tool </w:t>
+      </w:r>
       <w:r>
         <w:rPr>
           <w:rFonts w:ascii="Times New Roman" w:eastAsia="MS Gothic" w:hAnsi="Times New Roman" w:cs="Times New Roman"/>
@@ -7519,9 +7191,8 @@
           <w:color w:val="191919"/>
           <w:szCs w:val="26"/>
         </w:rPr>
-        <w:t xml:space="preserve">-scale meteorological and satellite-derived </w:t>
-      </w:r>
-      <w:proofErr w:type="gramStart"/>
+        <w:t>for public use</w:t>
+      </w:r>
       <w:r>
         <w:rPr>
           <w:rFonts w:ascii="Times New Roman" w:eastAsia="MS Gothic" w:hAnsi="Times New Roman" w:cs="Times New Roman"/>
@@ -7529,9 +7200,8 @@
           <w:color w:val="191919"/>
           <w:szCs w:val="26"/>
         </w:rPr>
-        <w:t>estimates, and</w:t>
-      </w:r>
-      <w:proofErr w:type="gramEnd"/>
+        <w:t xml:space="preserve"> (with link)</w:t>
+      </w:r>
       <w:r>
         <w:rPr>
           <w:rFonts w:ascii="Times New Roman" w:eastAsia="MS Gothic" w:hAnsi="Times New Roman" w:cs="Times New Roman"/>
@@ -7539,64 +7209,9 @@
           <w:color w:val="191919"/>
           <w:szCs w:val="26"/>
         </w:rPr>
-        <w:t xml:space="preserve"> characterized uncertainty using Generalized Likelihood Uncertainty Estimation (GLUE) and Monte Carlo analyses</w:t>
-      </w:r>
-      <w:r>
-        <w:rPr>
-          <w:rFonts w:ascii="Times New Roman" w:eastAsia="MS Gothic" w:hAnsi="Times New Roman" w:cs="Times New Roman"/>
-          <w:bCs/>
-          <w:color w:val="191919"/>
-          <w:szCs w:val="26"/>
-        </w:rPr>
-        <w:t>.</w:t>
-      </w:r>
-      <w:r>
-        <w:rPr>
-          <w:rFonts w:ascii="Times New Roman" w:eastAsia="MS Gothic" w:hAnsi="Times New Roman" w:cs="Times New Roman"/>
-          <w:bCs/>
-          <w:color w:val="191919"/>
-          <w:szCs w:val="26"/>
-        </w:rPr>
-        <w:t xml:space="preserve"> </w:t>
-      </w:r>
-      <w:r>
-        <w:rPr>
-          <w:rFonts w:ascii="Times New Roman" w:eastAsia="MS Gothic" w:hAnsi="Times New Roman" w:cs="Times New Roman"/>
-          <w:bCs/>
-          <w:color w:val="191919"/>
-          <w:szCs w:val="26"/>
-        </w:rPr>
-        <w:t xml:space="preserve">Tool </w:t>
-      </w:r>
-      <w:r>
-        <w:rPr>
-          <w:rFonts w:ascii="Times New Roman" w:eastAsia="MS Gothic" w:hAnsi="Times New Roman" w:cs="Times New Roman"/>
-          <w:bCs/>
-          <w:color w:val="191919"/>
-          <w:szCs w:val="26"/>
-        </w:rPr>
-        <w:t>for public use</w:t>
-      </w:r>
-      <w:r>
-        <w:rPr>
-          <w:rFonts w:ascii="Times New Roman" w:eastAsia="MS Gothic" w:hAnsi="Times New Roman" w:cs="Times New Roman"/>
-          <w:bCs/>
-          <w:color w:val="191919"/>
-          <w:szCs w:val="26"/>
-        </w:rPr>
-        <w:t xml:space="preserve"> (with link)</w:t>
-      </w:r>
-      <w:r>
-        <w:rPr>
-          <w:rFonts w:ascii="Times New Roman" w:eastAsia="MS Gothic" w:hAnsi="Times New Roman" w:cs="Times New Roman"/>
-          <w:bCs/>
-          <w:color w:val="191919"/>
-          <w:szCs w:val="26"/>
-        </w:rPr>
         <w:t xml:space="preserve"> - </w:t>
       </w:r>
       <w:hyperlink r:id="rId38" w:history="1">
-        <w:proofErr w:type="spellStart"/>
         <w:r>
           <w:rPr>
             <w:rStyle w:val="Hyperlink"/>
@@ -7607,7 +7222,6 @@
           </w:rPr>
           <w:t>sDRIPS</w:t>
         </w:r>
-        <w:proofErr w:type="spellEnd"/>
       </w:hyperlink>
       <w:r>
         <w:rPr>
@@ -7629,7 +7243,96 @@
         <w:t xml:space="preserve"> </w:t>
       </w:r>
       <w:hyperlink r:id="rId39" w:history="1">
-        <w:proofErr w:type="spellStart"/>
+        <w:r>
+          <w:rPr>
+            <w:rStyle w:val="Hyperlink"/>
+            <w:rFonts w:ascii="Times New Roman" w:eastAsia="MS Gothic" w:hAnsi="Times New Roman" w:cs="Times New Roman"/>
+            <w:bCs/>
+            <w:color w:val="7F7F7F" w:themeColor="text1" w:themeTint="80"/>
+            <w:szCs w:val="26"/>
+          </w:rPr>
+          <w:t>sDRIPS-Sense</w:t>
+        </w:r>
+      </w:hyperlink>
+      <w:r>
+        <w:t xml:space="preserve">, </w:t>
+      </w:r>
+      <w:hyperlink r:id="rId40" w:history="1">
+        <w:r>
+          <w:rPr>
+            <w:rStyle w:val="Hyperlink"/>
+            <w:rFonts w:ascii="Times New Roman" w:hAnsi="Times New Roman" w:cs="Times New Roman"/>
+            <w:color w:val="7F7F7F" w:themeColor="text1" w:themeTint="80"/>
+            <w:szCs w:val="20"/>
+          </w:rPr>
+          <w:t>sDRIPS-TBP</w:t>
+        </w:r>
+      </w:hyperlink>
+    </w:p>
+    <w:p>
+      <w:pPr>
+        <w:pStyle w:val="ListParagraph"/>
+        <w:numPr>
+          <w:ilvl w:val="0"/>
+          <w:numId w:val="10"/>
+        </w:numPr>
+        <w:spacing w:after="80"/>
+        <w:jc w:val="both"/>
+        <w:rPr>
+          <w:rFonts w:ascii="Times New Roman" w:eastAsia="MS Gothic" w:hAnsi="Times New Roman" w:cs="Times New Roman"/>
+          <w:bCs/>
+          <w:color w:val="191919"/>
+          <w:szCs w:val="26"/>
+        </w:rPr>
+      </w:pPr>
+      <w:r>
+        <w:rPr>
+          <w:rFonts w:ascii="Times New Roman" w:eastAsia="MS Gothic" w:hAnsi="Times New Roman" w:cs="Times New Roman"/>
+          <w:b/>
+          <w:bCs/>
+          <w:color w:val="191919"/>
+          <w:szCs w:val="26"/>
+        </w:rPr>
+        <w:t>Canal w</w:t>
+      </w:r>
+      <w:r>
+        <w:rPr>
+          <w:rFonts w:ascii="Times New Roman" w:eastAsia="MS Gothic" w:hAnsi="Times New Roman" w:cs="Times New Roman"/>
+          <w:b/>
+          <w:bCs/>
+          <w:color w:val="191919"/>
+          <w:szCs w:val="26"/>
+        </w:rPr>
+        <w:t>ater allocation framework</w:t>
+      </w:r>
+      <w:r>
+        <w:rPr>
+          <w:rFonts w:ascii="Times New Roman" w:eastAsia="MS Gothic" w:hAnsi="Times New Roman" w:cs="Times New Roman"/>
+          <w:bCs/>
+          <w:color w:val="191919"/>
+          <w:szCs w:val="26"/>
+        </w:rPr>
+        <w:t xml:space="preserve"> – </w:t>
+      </w:r>
+      <w:r>
+        <w:rPr>
+          <w:rFonts w:ascii="Times New Roman" w:eastAsia="MS Gothic" w:hAnsi="Times New Roman" w:cs="Times New Roman"/>
+          <w:bCs/>
+          <w:color w:val="191919"/>
+          <w:szCs w:val="26"/>
+        </w:rPr>
+        <w:t>Developed a satellite-based canal water allocation methodology to help canal operators distribute water more efficiently based on crop water demand, actual field conditions, and canal network structure. Built the allocation framework on uncertainty-characterized net water requirement estimates from sDRIPS, ensuring distribution decisions account for input, parameter, and model uncertainty across diverse agro-climatic settings. Applied network-based analysis to translate field-scale irrigation demand into command-area and canal-level allocation decisions, supporting climate-change adaptation and more efficient agricultural water management.</w:t>
+      </w:r>
+      <w:r>
+        <w:rPr>
+          <w:rFonts w:ascii="Times New Roman" w:eastAsia="MS Gothic" w:hAnsi="Times New Roman" w:cs="Times New Roman"/>
+          <w:bCs/>
+          <w:color w:val="191919"/>
+          <w:szCs w:val="26"/>
+        </w:rPr>
+        <w:t xml:space="preserve"> Tool for public use (with link) - </w:t>
+      </w:r>
+      <w:hyperlink r:id="rId41" w:history="1">
         <w:r>
           <w:rPr>
             <w:rStyle w:val="Hyperlink"/>
@@ -7640,160 +7343,6 @@
           </w:rPr>
           <w:t>sDRIPS</w:t>
         </w:r>
-        <w:proofErr w:type="spellEnd"/>
-        <w:r>
-          <w:rPr>
-            <w:rStyle w:val="Hyperlink"/>
-            <w:rFonts w:ascii="Times New Roman" w:eastAsia="MS Gothic" w:hAnsi="Times New Roman" w:cs="Times New Roman"/>
-            <w:bCs/>
-            <w:color w:val="7F7F7F" w:themeColor="text1" w:themeTint="80"/>
-            <w:szCs w:val="26"/>
-          </w:rPr>
-          <w:t>-Sense</w:t>
-        </w:r>
-      </w:hyperlink>
-      <w:r>
-        <w:t xml:space="preserve">, </w:t>
-      </w:r>
-      <w:hyperlink r:id="rId40" w:history="1">
-        <w:proofErr w:type="spellStart"/>
-        <w:r>
-          <w:rPr>
-            <w:rStyle w:val="Hyperlink"/>
-            <w:rFonts w:ascii="Times New Roman" w:hAnsi="Times New Roman" w:cs="Times New Roman"/>
-            <w:color w:val="7F7F7F" w:themeColor="text1" w:themeTint="80"/>
-            <w:szCs w:val="20"/>
-          </w:rPr>
-          <w:t>sDRIPS</w:t>
-        </w:r>
-        <w:proofErr w:type="spellEnd"/>
-        <w:r>
-          <w:rPr>
-            <w:rStyle w:val="Hyperlink"/>
-            <w:rFonts w:ascii="Times New Roman" w:hAnsi="Times New Roman" w:cs="Times New Roman"/>
-            <w:color w:val="7F7F7F" w:themeColor="text1" w:themeTint="80"/>
-            <w:szCs w:val="20"/>
-          </w:rPr>
-          <w:t>-TBP</w:t>
-        </w:r>
-      </w:hyperlink>
-    </w:p>
-    <w:p>
-      <w:pPr>
-        <w:pStyle w:val="ListParagraph"/>
-        <w:numPr>
-          <w:ilvl w:val="0"/>
-          <w:numId w:val="10"/>
-        </w:numPr>
-        <w:spacing w:after="80"/>
-        <w:jc w:val="both"/>
-        <w:rPr>
-          <w:rFonts w:ascii="Times New Roman" w:eastAsia="MS Gothic" w:hAnsi="Times New Roman" w:cs="Times New Roman"/>
-          <w:bCs/>
-          <w:color w:val="191919"/>
-          <w:szCs w:val="26"/>
-        </w:rPr>
-      </w:pPr>
-      <w:r>
-        <w:rPr>
-          <w:rFonts w:ascii="Times New Roman" w:eastAsia="MS Gothic" w:hAnsi="Times New Roman" w:cs="Times New Roman"/>
-          <w:b/>
-          <w:bCs/>
-          <w:color w:val="191919"/>
-          <w:szCs w:val="26"/>
-        </w:rPr>
-        <w:t>Canal w</w:t>
-      </w:r>
-      <w:r>
-        <w:rPr>
-          <w:rFonts w:ascii="Times New Roman" w:eastAsia="MS Gothic" w:hAnsi="Times New Roman" w:cs="Times New Roman"/>
-          <w:b/>
-          <w:bCs/>
-          <w:color w:val="191919"/>
-          <w:szCs w:val="26"/>
-        </w:rPr>
-        <w:t>ater allocation framework</w:t>
-      </w:r>
-      <w:r>
-        <w:rPr>
-          <w:rFonts w:ascii="Times New Roman" w:eastAsia="MS Gothic" w:hAnsi="Times New Roman" w:cs="Times New Roman"/>
-          <w:bCs/>
-          <w:color w:val="191919"/>
-          <w:szCs w:val="26"/>
-        </w:rPr>
-        <w:t xml:space="preserve"> – </w:t>
-      </w:r>
-      <w:r>
-        <w:rPr>
-          <w:rFonts w:ascii="Times New Roman" w:eastAsia="MS Gothic" w:hAnsi="Times New Roman" w:cs="Times New Roman"/>
-          <w:bCs/>
-          <w:color w:val="191919"/>
-          <w:szCs w:val="26"/>
-        </w:rPr>
-        <w:t xml:space="preserve">Developed a satellite-based canal water allocation methodology to help canal operators distribute water more efficiently based on crop water demand, actual field conditions, and canal network structure. Built the allocation framework on uncertainty-characterized net water requirement estimates from </w:t>
-      </w:r>
-      <w:proofErr w:type="spellStart"/>
-      <w:r>
-        <w:rPr>
-          <w:rFonts w:ascii="Times New Roman" w:eastAsia="MS Gothic" w:hAnsi="Times New Roman" w:cs="Times New Roman"/>
-          <w:bCs/>
-          <w:color w:val="191919"/>
-          <w:szCs w:val="26"/>
-        </w:rPr>
-        <w:t>sDRIPS</w:t>
-      </w:r>
-      <w:proofErr w:type="spellEnd"/>
-      <w:r>
-        <w:rPr>
-          <w:rFonts w:ascii="Times New Roman" w:eastAsia="MS Gothic" w:hAnsi="Times New Roman" w:cs="Times New Roman"/>
-          <w:bCs/>
-          <w:color w:val="191919"/>
-          <w:szCs w:val="26"/>
-        </w:rPr>
-        <w:t xml:space="preserve">, ensuring distribution decisions account for input, parameter, and model uncertainty across diverse </w:t>
-      </w:r>
-      <w:proofErr w:type="spellStart"/>
-      <w:r>
-        <w:rPr>
-          <w:rFonts w:ascii="Times New Roman" w:eastAsia="MS Gothic" w:hAnsi="Times New Roman" w:cs="Times New Roman"/>
-          <w:bCs/>
-          <w:color w:val="191919"/>
-          <w:szCs w:val="26"/>
-        </w:rPr>
-        <w:t>agro</w:t>
-      </w:r>
-      <w:proofErr w:type="spellEnd"/>
-      <w:r>
-        <w:rPr>
-          <w:rFonts w:ascii="Times New Roman" w:eastAsia="MS Gothic" w:hAnsi="Times New Roman" w:cs="Times New Roman"/>
-          <w:bCs/>
-          <w:color w:val="191919"/>
-          <w:szCs w:val="26"/>
-        </w:rPr>
-        <w:t>-climatic settings. Applied network-based analysis to translate field-scale irrigation demand into command-area and canal-level allocation decisions, supporting climate-change adaptation and more efficient agricultural water management.</w:t>
-      </w:r>
-      <w:r>
-        <w:rPr>
-          <w:rFonts w:ascii="Times New Roman" w:eastAsia="MS Gothic" w:hAnsi="Times New Roman" w:cs="Times New Roman"/>
-          <w:bCs/>
-          <w:color w:val="191919"/>
-          <w:szCs w:val="26"/>
-        </w:rPr>
-        <w:t xml:space="preserve"> Tool for public use (with link) - </w:t>
-      </w:r>
-      <w:hyperlink r:id="rId41" w:history="1">
-        <w:proofErr w:type="spellStart"/>
-        <w:r>
-          <w:rPr>
-            <w:rStyle w:val="Hyperlink"/>
-            <w:rFonts w:ascii="Times New Roman" w:eastAsia="MS Gothic" w:hAnsi="Times New Roman" w:cs="Times New Roman"/>
-            <w:bCs/>
-            <w:color w:val="7F7F7F" w:themeColor="text1" w:themeTint="80"/>
-            <w:szCs w:val="26"/>
-          </w:rPr>
-          <w:t>sDRIPS</w:t>
-        </w:r>
-        <w:proofErr w:type="spellEnd"/>
       </w:hyperlink>
       <w:r>
         <w:rPr>
@@ -7931,25 +7480,7 @@
           <w:color w:val="191919"/>
           <w:szCs w:val="26"/>
         </w:rPr>
-        <w:t xml:space="preserve">Investigated uncertainty propagation in lake and wetland volume change estimates derived from satellite-based surface water extent and citizen science water-level observations. Built an ensemble of radar- and optical-based water classification approaches to improve robustness of surface water extent estimates, and evaluated sensitivity to sensor type, classification method, and spatial resolution, including comparison with high-resolution imagery such as </w:t>
-      </w:r>
-      <w:proofErr w:type="spellStart"/>
-      <w:r>
-        <w:rPr>
-          <w:rFonts w:ascii="Times New Roman" w:eastAsia="MS Gothic" w:hAnsi="Times New Roman" w:cs="Times New Roman"/>
-          <w:color w:val="191919"/>
-          <w:szCs w:val="26"/>
-        </w:rPr>
-        <w:t>PlanetScope</w:t>
-      </w:r>
-      <w:proofErr w:type="spellEnd"/>
-      <w:r>
-        <w:rPr>
-          <w:rFonts w:ascii="Times New Roman" w:eastAsia="MS Gothic" w:hAnsi="Times New Roman" w:cs="Times New Roman"/>
-          <w:color w:val="191919"/>
-          <w:szCs w:val="26"/>
-        </w:rPr>
-        <w:t xml:space="preserve"> at approximately 3 m resolution</w:t>
+        <w:t>Investigated uncertainty propagation in lake and wetland volume change estimates derived from satellite-based surface water extent and citizen science water-level observations. Built an ensemble of radar- and optical-based water classification approaches to improve robustness of surface water extent estimates, and evaluated sensitivity to sensor type, classification method, and spatial resolution, including comparison with high-resolution imagery such as PlanetScope at approximately 3 m resolution</w:t>
       </w:r>
       <w:r>
         <w:rPr>
@@ -8181,47 +7712,7 @@
           <w:color w:val="191919"/>
           <w:szCs w:val="26"/>
         </w:rPr>
-        <w:t xml:space="preserve">Investigated </w:t>
-      </w:r>
-      <w:proofErr w:type="gramStart"/>
-      <w:r>
-        <w:rPr>
-          <w:rFonts w:ascii="Times New Roman" w:eastAsia="MS Gothic" w:hAnsi="Times New Roman" w:cs="Times New Roman"/>
-          <w:bCs/>
-          <w:color w:val="191919"/>
-          <w:szCs w:val="26"/>
-        </w:rPr>
-        <w:t>PO.DAAC’s</w:t>
-      </w:r>
-      <w:proofErr w:type="gramEnd"/>
-      <w:r>
-        <w:rPr>
-          <w:rFonts w:ascii="Times New Roman" w:eastAsia="MS Gothic" w:hAnsi="Times New Roman" w:cs="Times New Roman"/>
-          <w:bCs/>
-          <w:color w:val="191919"/>
-          <w:szCs w:val="26"/>
-        </w:rPr>
-        <w:t xml:space="preserve"> SWOT On-Demand Raster Generation tool for producing customized raster products from SWOT satellite observations at user-defined spatial resolutions. Developed SWODLR-Python, a Python-based framework to streamline API-driven data requests, raster generation, </w:t>
-      </w:r>
-      <w:proofErr w:type="spellStart"/>
-      <w:r>
-        <w:rPr>
-          <w:rFonts w:ascii="Times New Roman" w:eastAsia="MS Gothic" w:hAnsi="Times New Roman" w:cs="Times New Roman"/>
-          <w:bCs/>
-          <w:color w:val="191919"/>
-          <w:szCs w:val="26"/>
-        </w:rPr>
-        <w:t>subsetting</w:t>
-      </w:r>
-      <w:proofErr w:type="spellEnd"/>
-      <w:r>
-        <w:rPr>
-          <w:rFonts w:ascii="Times New Roman" w:eastAsia="MS Gothic" w:hAnsi="Times New Roman" w:cs="Times New Roman"/>
-          <w:bCs/>
-          <w:color w:val="191919"/>
-          <w:szCs w:val="26"/>
-        </w:rPr>
-        <w:t>, resampling, and processing. Evaluated customized SWOT raster products for hydrologic applications, including flood-propagation analysis in northeast Bangladesh</w:t>
+        <w:t>Investigated PO.DAAC’s SWOT On-Demand Raster Generation tool for producing customized raster products from SWOT satellite observations at user-defined spatial resolutions. Developed SWODLR-Python, a Python-based framework to streamline API-driven data requests, raster generation, subsetting, resampling, and processing. Evaluated customized SWOT raster products for hydrologic applications, including flood-propagation analysis in northeast Bangladesh</w:t>
       </w:r>
       <w:r>
         <w:rPr>
@@ -8431,23 +7922,7 @@
           <w:rFonts w:ascii="Times New Roman" w:eastAsia="Arial" w:hAnsi="Times New Roman" w:cs="Times New Roman"/>
           <w:color w:val="000000"/>
         </w:rPr>
-        <w:t xml:space="preserve">Analyzed precipitation-extreme volatility and infrastructure risk across India using observed rainfall data and CMIP5 Earth System Model outputs under RCP 8.5, including BNU-ESM, CanESM2, GFDL-ESM2M, MIROC-ESM, MPI-ESM-LR/MR, and </w:t>
-      </w:r>
-      <w:proofErr w:type="spellStart"/>
-      <w:r>
-        <w:rPr>
-          <w:rFonts w:ascii="Times New Roman" w:eastAsia="Arial" w:hAnsi="Times New Roman" w:cs="Times New Roman"/>
-          <w:color w:val="000000"/>
-        </w:rPr>
-        <w:t>NorESM</w:t>
-      </w:r>
-      <w:proofErr w:type="spellEnd"/>
-      <w:r>
-        <w:rPr>
-          <w:rFonts w:ascii="Times New Roman" w:eastAsia="Arial" w:hAnsi="Times New Roman" w:cs="Times New Roman"/>
-          <w:color w:val="000000"/>
-        </w:rPr>
-        <w:t>.</w:t>
+        <w:t>Analyzed precipitation-extreme volatility and infrastructure risk across India using observed rainfall data and CMIP5 Earth System Model outputs under RCP 8.5, including BNU-ESM, CanESM2, GFDL-ESM2M, MIROC-ESM, MPI-ESM-LR/MR, and NorESM.</w:t>
       </w:r>
     </w:p>
     <w:p>
@@ -8949,41 +8424,23 @@
           <w:iCs/>
           <w:color w:val="000000"/>
         </w:rPr>
+        <w:t xml:space="preserve"> – </w:t>
+      </w:r>
+      <w:r>
+        <w:rPr>
+          <w:rFonts w:ascii="Times New Roman" w:eastAsia="Arial" w:hAnsi="Times New Roman" w:cs="Times New Roman"/>
+          <w:i/>
+          <w:iCs/>
+          <w:color w:val="000000"/>
+        </w:rPr>
         <w:t xml:space="preserve"> </w:t>
       </w:r>
-      <w:proofErr w:type="gramStart"/>
-      <w:r>
-        <w:rPr>
-          <w:rFonts w:ascii="Times New Roman" w:eastAsia="Arial" w:hAnsi="Times New Roman" w:cs="Times New Roman"/>
-          <w:i/>
-          <w:iCs/>
-          <w:color w:val="000000"/>
-        </w:rPr>
-        <w:t xml:space="preserve">– </w:t>
-      </w:r>
-      <w:r>
-        <w:rPr>
-          <w:rFonts w:ascii="Times New Roman" w:eastAsia="Arial" w:hAnsi="Times New Roman" w:cs="Times New Roman"/>
-          <w:i/>
-          <w:iCs/>
-          <w:color w:val="000000"/>
-        </w:rPr>
-        <w:t xml:space="preserve"> </w:t>
-      </w:r>
-      <w:r>
-        <w:rPr>
-          <w:rFonts w:ascii="Times New Roman" w:eastAsia="Arial" w:hAnsi="Times New Roman" w:cs="Times New Roman"/>
-          <w:color w:val="000000"/>
-        </w:rPr>
-        <w:t>Delivered</w:t>
-      </w:r>
-      <w:proofErr w:type="gramEnd"/>
-      <w:r>
-        <w:rPr>
-          <w:rFonts w:ascii="Times New Roman" w:eastAsia="Arial" w:hAnsi="Times New Roman" w:cs="Times New Roman"/>
-          <w:color w:val="000000"/>
-        </w:rPr>
-        <w:t xml:space="preserve"> a lecture</w:t>
+      <w:r>
+        <w:rPr>
+          <w:rFonts w:ascii="Times New Roman" w:eastAsia="Arial" w:hAnsi="Times New Roman" w:cs="Times New Roman"/>
+          <w:color w:val="000000"/>
+        </w:rPr>
+        <w:t>Delivered a lecture</w:t>
       </w:r>
       <w:r>
         <w:rPr>
@@ -9578,27 +9035,7 @@
           <w:iCs/>
           <w:color w:val="000000"/>
         </w:rPr>
-        <w:t xml:space="preserve">Remote </w:t>
-      </w:r>
-      <w:proofErr w:type="gramStart"/>
-      <w:r>
-        <w:rPr>
-          <w:rFonts w:ascii="Times New Roman" w:eastAsia="Arial" w:hAnsi="Times New Roman" w:cs="Times New Roman"/>
-          <w:i/>
-          <w:iCs/>
-          <w:color w:val="000000"/>
-        </w:rPr>
-        <w:t>sensing based</w:t>
-      </w:r>
-      <w:proofErr w:type="gramEnd"/>
-      <w:r>
-        <w:rPr>
-          <w:rFonts w:ascii="Times New Roman" w:eastAsia="Arial" w:hAnsi="Times New Roman" w:cs="Times New Roman"/>
-          <w:i/>
-          <w:iCs/>
-          <w:color w:val="000000"/>
-        </w:rPr>
-        <w:t xml:space="preserve"> surface water tracking, citizen science, Cloud Computing and the Surface Water and Ocean Topography (SWOT) Mission</w:t>
+        <w:t>Remote sensing based surface water tracking, citizen science, Cloud Computing and the Surface Water and Ocean Topography (SWOT) Mission</w:t>
       </w:r>
       <w:r>
         <w:rPr>
@@ -10657,33 +10094,15 @@
           <w:bCs/>
           <w:color w:val="000000"/>
         </w:rPr>
-        <w:t xml:space="preserve"> (A private farm in South </w:t>
-      </w:r>
-      <w:proofErr w:type="gramStart"/>
-      <w:r>
-        <w:rPr>
-          <w:rFonts w:ascii="Times New Roman" w:eastAsia="Arial" w:hAnsi="Times New Roman" w:cs="Times New Roman"/>
-          <w:bCs/>
-          <w:color w:val="000000"/>
-        </w:rPr>
-        <w:t>Africa)</w:t>
-      </w:r>
-      <w:r>
-        <w:rPr>
-          <w:rFonts w:ascii="Times New Roman" w:eastAsia="Arial" w:hAnsi="Times New Roman" w:cs="Times New Roman"/>
-          <w:bCs/>
-          <w:color w:val="000000"/>
-        </w:rPr>
-        <w:t xml:space="preserve">   </w:t>
-      </w:r>
-      <w:proofErr w:type="gramEnd"/>
-      <w:r>
-        <w:rPr>
-          <w:rFonts w:ascii="Times New Roman" w:eastAsia="Arial" w:hAnsi="Times New Roman" w:cs="Times New Roman"/>
-          <w:bCs/>
-          <w:color w:val="000000"/>
-        </w:rPr>
-        <w:t xml:space="preserve">                                        </w:t>
+        <w:t xml:space="preserve"> (A private farm in South Africa)</w:t>
+      </w:r>
+      <w:r>
+        <w:rPr>
+          <w:rFonts w:ascii="Times New Roman" w:eastAsia="Arial" w:hAnsi="Times New Roman" w:cs="Times New Roman"/>
+          <w:bCs/>
+          <w:color w:val="000000"/>
+        </w:rPr>
+        <w:t xml:space="preserve">                                           </w:t>
       </w:r>
       <w:r>
         <w:rPr>
@@ -11132,7 +10551,6 @@
         </w:rPr>
       </w:pPr>
       <w:hyperlink r:id="rId48" w:history="1">
-        <w:proofErr w:type="spellStart"/>
         <w:r>
           <w:rPr>
             <w:rStyle w:val="Hyperlink"/>
@@ -11142,7 +10560,6 @@
           </w:rPr>
           <w:t>PyWRIS</w:t>
         </w:r>
-        <w:proofErr w:type="spellEnd"/>
       </w:hyperlink>
       <w:r>
         <w:rPr>
@@ -11201,7 +10618,6 @@
         </w:rPr>
       </w:pPr>
       <w:hyperlink r:id="rId49" w:history="1">
-        <w:proofErr w:type="spellStart"/>
         <w:r>
           <w:rPr>
             <w:rStyle w:val="Hyperlink"/>
@@ -11211,7 +10627,6 @@
           </w:rPr>
           <w:t>Barind</w:t>
         </w:r>
-        <w:proofErr w:type="spellEnd"/>
       </w:hyperlink>
       <w:r>
         <w:rPr>
@@ -11329,7 +10744,6 @@
         <w:t xml:space="preserve">A detailed document on </w:t>
       </w:r>
       <w:hyperlink r:id="rId51" w:history="1">
-        <w:proofErr w:type="spellStart"/>
         <w:r>
           <w:rPr>
             <w:rStyle w:val="Hyperlink"/>
@@ -11339,7 +10753,6 @@
           </w:rPr>
           <w:t>ReadtheDocs</w:t>
         </w:r>
-        <w:proofErr w:type="spellEnd"/>
       </w:hyperlink>
       <w:r>
         <w:rPr>
@@ -11497,23 +10910,13 @@
           <w:color w:val="000000"/>
         </w:rPr>
       </w:pPr>
-      <w:proofErr w:type="spellStart"/>
-      <w:r>
-        <w:rPr>
-          <w:rFonts w:ascii="Times New Roman" w:eastAsia="Arial" w:hAnsi="Times New Roman" w:cs="Times New Roman"/>
-          <w:bCs/>
-          <w:color w:val="000000"/>
-        </w:rPr>
-        <w:t>sDRIPS</w:t>
-      </w:r>
-      <w:proofErr w:type="spellEnd"/>
-      <w:r>
-        <w:rPr>
-          <w:rFonts w:ascii="Times New Roman" w:eastAsia="Arial" w:hAnsi="Times New Roman" w:cs="Times New Roman"/>
-          <w:bCs/>
-          <w:color w:val="000000"/>
-        </w:rPr>
-        <w:t xml:space="preserve">-Sense work featured in </w:t>
+      <w:r>
+        <w:rPr>
+          <w:rFonts w:ascii="Times New Roman" w:eastAsia="Arial" w:hAnsi="Times New Roman" w:cs="Times New Roman"/>
+          <w:bCs/>
+          <w:color w:val="000000"/>
+        </w:rPr>
+        <w:t xml:space="preserve">sDRIPS-Sense work featured in </w:t>
       </w:r>
       <w:r>
         <w:rPr>
@@ -11846,71 +11249,7 @@
           <w:rFonts w:ascii="Times New Roman" w:eastAsia="Arial" w:hAnsi="Times New Roman" w:cs="Times New Roman"/>
           <w:color w:val="000000"/>
         </w:rPr>
-        <w:t xml:space="preserve">Satellite remote sensing; optical, thermal, radar, microwave, and altimetry datasets; Landsat, MODIS, Sentinel-1 SAR, Sentinel-2, SMAP, SWOT, and </w:t>
-      </w:r>
-      <w:proofErr w:type="spellStart"/>
-      <w:r>
-        <w:rPr>
-          <w:rFonts w:ascii="Times New Roman" w:eastAsia="Arial" w:hAnsi="Times New Roman" w:cs="Times New Roman"/>
-          <w:color w:val="000000"/>
-        </w:rPr>
-        <w:t>PlanetScope</w:t>
-      </w:r>
-      <w:proofErr w:type="spellEnd"/>
-      <w:r>
-        <w:rPr>
-          <w:rFonts w:ascii="Times New Roman" w:eastAsia="Arial" w:hAnsi="Times New Roman" w:cs="Times New Roman"/>
-          <w:color w:val="000000"/>
-        </w:rPr>
-        <w:t xml:space="preserve">; precipitation and hydrometeorological datasets including IMERG, CHIRPS, </w:t>
-      </w:r>
-      <w:proofErr w:type="spellStart"/>
-      <w:r>
-        <w:rPr>
-          <w:rFonts w:ascii="Times New Roman" w:eastAsia="Arial" w:hAnsi="Times New Roman" w:cs="Times New Roman"/>
-          <w:color w:val="000000"/>
-        </w:rPr>
-        <w:t>GSMaP</w:t>
-      </w:r>
-      <w:proofErr w:type="spellEnd"/>
-      <w:r>
-        <w:rPr>
-          <w:rFonts w:ascii="Times New Roman" w:eastAsia="Arial" w:hAnsi="Times New Roman" w:cs="Times New Roman"/>
-          <w:color w:val="000000"/>
-        </w:rPr>
-        <w:t xml:space="preserve">, and GLDAS; reanalysis and forecast products including ERA5 and GFS; DEMs; in situ observations; CMIP climate simulations and global climate model outputs for hydroclimatic extremes, infrastructure risk, and climate-impact assessment, including CanESM2, GFDL-ESM2M, MIROC-ESM, MPI-ESM, and </w:t>
-      </w:r>
-      <w:proofErr w:type="spellStart"/>
-      <w:r>
-        <w:rPr>
-          <w:rFonts w:ascii="Times New Roman" w:eastAsia="Arial" w:hAnsi="Times New Roman" w:cs="Times New Roman"/>
-          <w:color w:val="000000"/>
-        </w:rPr>
-        <w:t>NorESM</w:t>
-      </w:r>
-      <w:proofErr w:type="spellEnd"/>
-      <w:r>
-        <w:rPr>
-          <w:rFonts w:ascii="Times New Roman" w:eastAsia="Arial" w:hAnsi="Times New Roman" w:cs="Times New Roman"/>
-          <w:color w:val="000000"/>
-        </w:rPr>
-        <w:t xml:space="preserve">; multi-sensor, multi-resolution, and </w:t>
-      </w:r>
-      <w:proofErr w:type="spellStart"/>
-      <w:r>
-        <w:rPr>
-          <w:rFonts w:ascii="Times New Roman" w:eastAsia="Arial" w:hAnsi="Times New Roman" w:cs="Times New Roman"/>
-          <w:color w:val="000000"/>
-        </w:rPr>
-        <w:t>spatio</w:t>
-      </w:r>
-      <w:proofErr w:type="spellEnd"/>
-      <w:r>
-        <w:rPr>
-          <w:rFonts w:ascii="Times New Roman" w:eastAsia="Arial" w:hAnsi="Times New Roman" w:cs="Times New Roman"/>
-          <w:color w:val="000000"/>
-        </w:rPr>
-        <w:t>-temporal data fusion.</w:t>
+        <w:t>Satellite remote sensing; optical, thermal, radar, microwave, and altimetry datasets; Landsat, MODIS, Sentinel-1 SAR, Sentinel-2, SMAP, SWOT, and PlanetScope; precipitation and hydrometeorological datasets including IMERG, CHIRPS, GSMaP, and GLDAS; reanalysis and forecast products including ERA5 and GFS; DEMs; in situ observations; CMIP climate simulations and global climate model outputs for hydroclimatic extremes, infrastructure risk, and climate-impact assessment, including CanESM2, GFDL-ESM2M, MIROC-ESM, MPI-ESM, and NorESM; multi-sensor, multi-resolution, and spatio-temporal data fusion.</w:t>
       </w:r>
     </w:p>
     <w:p>
@@ -12009,87 +11348,7 @@
           <w:rFonts w:ascii="Times New Roman" w:eastAsia="Arial" w:hAnsi="Times New Roman" w:cs="Times New Roman"/>
           <w:color w:val="000000"/>
         </w:rPr>
-        <w:t xml:space="preserve">Python, Google Earth Engine Python and JavaScript APIs, </w:t>
-      </w:r>
-      <w:proofErr w:type="spellStart"/>
-      <w:r>
-        <w:rPr>
-          <w:rFonts w:ascii="Times New Roman" w:eastAsia="Arial" w:hAnsi="Times New Roman" w:cs="Times New Roman"/>
-          <w:color w:val="000000"/>
-        </w:rPr>
-        <w:t>Xarray</w:t>
-      </w:r>
-      <w:proofErr w:type="spellEnd"/>
-      <w:r>
-        <w:rPr>
-          <w:rFonts w:ascii="Times New Roman" w:eastAsia="Arial" w:hAnsi="Times New Roman" w:cs="Times New Roman"/>
-          <w:color w:val="000000"/>
-        </w:rPr>
-        <w:t xml:space="preserve">, </w:t>
-      </w:r>
-      <w:proofErr w:type="spellStart"/>
-      <w:r>
-        <w:rPr>
-          <w:rFonts w:ascii="Times New Roman" w:eastAsia="Arial" w:hAnsi="Times New Roman" w:cs="Times New Roman"/>
-          <w:color w:val="000000"/>
-        </w:rPr>
-        <w:t>Dask</w:t>
-      </w:r>
-      <w:proofErr w:type="spellEnd"/>
-      <w:r>
-        <w:rPr>
-          <w:rFonts w:ascii="Times New Roman" w:eastAsia="Arial" w:hAnsi="Times New Roman" w:cs="Times New Roman"/>
-          <w:color w:val="000000"/>
-        </w:rPr>
-        <w:t xml:space="preserve">, NumPy, Pandas, </w:t>
-      </w:r>
-      <w:proofErr w:type="spellStart"/>
-      <w:r>
-        <w:rPr>
-          <w:rFonts w:ascii="Times New Roman" w:eastAsia="Arial" w:hAnsi="Times New Roman" w:cs="Times New Roman"/>
-          <w:color w:val="000000"/>
-        </w:rPr>
-        <w:t>GeoPandas</w:t>
-      </w:r>
-      <w:proofErr w:type="spellEnd"/>
-      <w:r>
-        <w:rPr>
-          <w:rFonts w:ascii="Times New Roman" w:eastAsia="Arial" w:hAnsi="Times New Roman" w:cs="Times New Roman"/>
-          <w:color w:val="000000"/>
-        </w:rPr>
-        <w:t xml:space="preserve">, </w:t>
-      </w:r>
-      <w:proofErr w:type="spellStart"/>
-      <w:r>
-        <w:rPr>
-          <w:rFonts w:ascii="Times New Roman" w:eastAsia="Arial" w:hAnsi="Times New Roman" w:cs="Times New Roman"/>
-          <w:color w:val="000000"/>
-        </w:rPr>
-        <w:t>Rasterio</w:t>
-      </w:r>
-      <w:proofErr w:type="spellEnd"/>
-      <w:r>
-        <w:rPr>
-          <w:rFonts w:ascii="Times New Roman" w:eastAsia="Arial" w:hAnsi="Times New Roman" w:cs="Times New Roman"/>
-          <w:color w:val="000000"/>
-        </w:rPr>
-        <w:t xml:space="preserve">, SciPy, </w:t>
-      </w:r>
-      <w:proofErr w:type="spellStart"/>
-      <w:r>
-        <w:rPr>
-          <w:rFonts w:ascii="Times New Roman" w:eastAsia="Arial" w:hAnsi="Times New Roman" w:cs="Times New Roman"/>
-          <w:color w:val="000000"/>
-        </w:rPr>
-        <w:t>PyTorch</w:t>
-      </w:r>
-      <w:proofErr w:type="spellEnd"/>
-      <w:r>
-        <w:rPr>
-          <w:rFonts w:ascii="Times New Roman" w:eastAsia="Arial" w:hAnsi="Times New Roman" w:cs="Times New Roman"/>
-          <w:color w:val="000000"/>
-        </w:rPr>
-        <w:t>, Scikit-learn, GDAL, ArcGIS, QGIS, MATLAB, Bash, Git, Linux/HPC environments, multiprocessing, parallel and distributed processing, scalable geospatial ETL, raster and vector analytics, spatial statistics, API-driven data ingestion, automated environmental data pipelines, and cloud/HPC-style large-scale analytics.</w:t>
+        <w:t>Python, Google Earth Engine Python and JavaScript APIs, Xarray, Dask, NumPy, Pandas, GeoPandas, Rasterio, SciPy, PyTorch, Scikit-learn, GDAL, ArcGIS, QGIS, MATLAB, Bash, Git, Linux/HPC environments, multiprocessing, parallel and distributed processing, scalable geospatial ETL, raster and vector analytics, spatial statistics, API-driven data ingestion, automated environmental data pipelines, and cloud/HPC-style large-scale analytics.</w:t>
       </w:r>
     </w:p>
     <w:p>
@@ -12151,69 +11410,12 @@
         </w:rPr>
         <w:t xml:space="preserve">Data Formats, Software Development, and Reproducibility: </w:t>
       </w:r>
-      <w:proofErr w:type="spellStart"/>
-      <w:r>
-        <w:rPr>
-          <w:rFonts w:ascii="Times New Roman" w:eastAsia="Arial" w:hAnsi="Times New Roman" w:cs="Times New Roman"/>
-          <w:color w:val="000000"/>
-        </w:rPr>
-        <w:t>NetCDF</w:t>
-      </w:r>
-      <w:proofErr w:type="spellEnd"/>
-      <w:r>
-        <w:rPr>
-          <w:rFonts w:ascii="Times New Roman" w:eastAsia="Arial" w:hAnsi="Times New Roman" w:cs="Times New Roman"/>
-          <w:color w:val="000000"/>
-        </w:rPr>
-        <w:t xml:space="preserve">, HDF5, </w:t>
-      </w:r>
-      <w:proofErr w:type="spellStart"/>
-      <w:r>
-        <w:rPr>
-          <w:rFonts w:ascii="Times New Roman" w:eastAsia="Arial" w:hAnsi="Times New Roman" w:cs="Times New Roman"/>
-          <w:color w:val="000000"/>
-        </w:rPr>
-        <w:t>GeoTIFF</w:t>
-      </w:r>
-      <w:proofErr w:type="spellEnd"/>
-      <w:r>
-        <w:rPr>
-          <w:rFonts w:ascii="Times New Roman" w:eastAsia="Arial" w:hAnsi="Times New Roman" w:cs="Times New Roman"/>
-          <w:color w:val="000000"/>
-        </w:rPr>
-        <w:t xml:space="preserve">, Cloud-Optimized </w:t>
-      </w:r>
-      <w:proofErr w:type="spellStart"/>
-      <w:r>
-        <w:rPr>
-          <w:rFonts w:ascii="Times New Roman" w:eastAsia="Arial" w:hAnsi="Times New Roman" w:cs="Times New Roman"/>
-          <w:color w:val="000000"/>
-        </w:rPr>
-        <w:t>GeoTIFF</w:t>
-      </w:r>
-      <w:proofErr w:type="spellEnd"/>
-      <w:r>
-        <w:rPr>
-          <w:rFonts w:ascii="Times New Roman" w:eastAsia="Arial" w:hAnsi="Times New Roman" w:cs="Times New Roman"/>
-          <w:color w:val="000000"/>
-        </w:rPr>
-        <w:t xml:space="preserve">, metadata-aware processing, reproducible workflows, scientific package development, </w:t>
-      </w:r>
-      <w:proofErr w:type="spellStart"/>
-      <w:r>
-        <w:rPr>
-          <w:rFonts w:ascii="Times New Roman" w:eastAsia="Arial" w:hAnsi="Times New Roman" w:cs="Times New Roman"/>
-          <w:color w:val="000000"/>
-        </w:rPr>
-        <w:t>PyPI</w:t>
-      </w:r>
-      <w:proofErr w:type="spellEnd"/>
-      <w:r>
-        <w:rPr>
-          <w:rFonts w:ascii="Times New Roman" w:eastAsia="Arial" w:hAnsi="Times New Roman" w:cs="Times New Roman"/>
-          <w:color w:val="000000"/>
-        </w:rPr>
-        <w:t xml:space="preserve"> package publication, Read the Docs documentation, REST APIs, dashboards, Plotly, Matplotlib, technical documentation, and reproducible scientific workflows.</w:t>
+      <w:r>
+        <w:rPr>
+          <w:rFonts w:ascii="Times New Roman" w:eastAsia="Arial" w:hAnsi="Times New Roman" w:cs="Times New Roman"/>
+          <w:color w:val="000000"/>
+        </w:rPr>
+        <w:t>NetCDF, HDF5, GeoTIFF, Cloud-Optimized GeoTIFF, metadata-aware processing, reproducible workflows, scientific package development, PyPI package publication, Read the Docs documentation, REST APIs, dashboards, Plotly, Matplotlib, technical documentation, and reproducible scientific workflows.</w:t>
       </w:r>
     </w:p>
     <w:p>
@@ -16194,7 +15396,6 @@
 <file path=word/glossary/fontTable.xml><?xml version="1.0" encoding="utf-8"?>
 <w:fonts xmlns:mc="http://schemas.openxmlformats.org/markup-compatibility/2006" xmlns:r="http://schemas.openxmlformats.org/officeDocument/2006/relationships" xmlns:w="http://schemas.openxmlformats.org/wordprocessingml/2006/main" xmlns:w14="http://schemas.microsoft.com/office/word/2010/wordml" xmlns:w15="http://schemas.microsoft.com/office/word/2012/wordml" xmlns:w16cex="http://schemas.microsoft.com/office/word/2018/wordml/cex" xmlns:w16cid="http://schemas.microsoft.com/office/word/2016/wordml/cid" xmlns:w16="http://schemas.microsoft.com/office/word/2018/wordml" xmlns:w16du="http://schemas.microsoft.com/office/word/2023/wordml/word16du" xmlns:w16sdtdh="http://schemas.microsoft.com/office/word/2020/wordml/sdtdatahash" xmlns:w16sdtfl="http://schemas.microsoft.com/office/word/2024/wordml/sdtformatlock" xmlns:w16se="http://schemas.microsoft.com/office/word/2015/wordml/symex" mc:Ignorable="w14 w15 w16se w16cid w16 w16cex w16sdtdh w16sdtfl w16du">
   <w:font w:name="Times New Roman">
-    <w:altName w:val="Times New Roman PSMT"/>
     <w:panose1 w:val="02020603050405020304"/>
     <w:charset w:val="00"/>
     <w:family w:val="roman"/>
@@ -16288,6 +15489,7 @@
     <w:rsid w:val="00455956"/>
     <w:rsid w:val="004A46D7"/>
     <w:rsid w:val="004B1414"/>
+    <w:rsid w:val="00520193"/>
     <w:rsid w:val="005516D6"/>
     <w:rsid w:val="00560D2A"/>
     <w:rsid w:val="005716DB"/>
@@ -16296,6 +15498,7 @@
     <w:rsid w:val="005C4C28"/>
     <w:rsid w:val="00602FEC"/>
     <w:rsid w:val="0060350B"/>
+    <w:rsid w:val="00610557"/>
     <w:rsid w:val="00633326"/>
     <w:rsid w:val="00635118"/>
     <w:rsid w:val="00654077"/>

--- a/Shahzaib_CV.docx
+++ b/Shahzaib_CV.docx
@@ -965,89 +965,6 @@
         </w:rPr>
         <w:t xml:space="preserve"> </w:t>
       </w:r>
-      <w:r>
-        <w:rPr>
-          <w:rFonts w:ascii="Times New Roman" w:eastAsia="Arial" w:hAnsi="Times New Roman" w:cs="Times New Roman"/>
-          <w:color w:val="595959" w:themeColor="text1" w:themeTint="A6"/>
-        </w:rPr>
-        <w:t>(</w:t>
-      </w:r>
-      <w:r>
-        <w:rPr>
-          <w:rFonts w:ascii="Times New Roman" w:eastAsia="Arial" w:hAnsi="Times New Roman" w:cs="Times New Roman"/>
-          <w:b/>
-          <w:bCs/>
-          <w:color w:val="595959" w:themeColor="text1" w:themeTint="A6"/>
-        </w:rPr>
-        <w:t>Defense Completed</w:t>
-      </w:r>
-      <w:r>
-        <w:rPr>
-          <w:rFonts w:ascii="Times New Roman" w:eastAsia="Arial" w:hAnsi="Times New Roman" w:cs="Times New Roman"/>
-          <w:color w:val="595959" w:themeColor="text1" w:themeTint="A6"/>
-        </w:rPr>
-        <w:t xml:space="preserve">, </w:t>
-      </w:r>
-      <w:r>
-        <w:rPr>
-          <w:rFonts w:ascii="Times New Roman" w:eastAsia="Arial" w:hAnsi="Times New Roman" w:cs="Times New Roman"/>
-          <w:b/>
-          <w:bCs/>
-          <w:color w:val="595959" w:themeColor="text1" w:themeTint="A6"/>
-        </w:rPr>
-        <w:t>Degree Conferral</w:t>
-      </w:r>
-      <w:r>
-        <w:rPr>
-          <w:rFonts w:ascii="Times New Roman" w:eastAsia="Arial" w:hAnsi="Times New Roman" w:cs="Times New Roman"/>
-          <w:b/>
-          <w:bCs/>
-          <w:color w:val="595959" w:themeColor="text1" w:themeTint="A6"/>
-        </w:rPr>
-        <w:t>:</w:t>
-      </w:r>
-      <w:r>
-        <w:rPr>
-          <w:rFonts w:ascii="Times New Roman" w:eastAsia="Arial" w:hAnsi="Times New Roman" w:cs="Times New Roman"/>
-          <w:b/>
-          <w:bCs/>
-          <w:color w:val="595959" w:themeColor="text1" w:themeTint="A6"/>
-        </w:rPr>
-        <w:t xml:space="preserve"> </w:t>
-      </w:r>
-      <w:r>
-        <w:rPr>
-          <w:rFonts w:ascii="Times New Roman" w:eastAsia="Arial" w:hAnsi="Times New Roman" w:cs="Times New Roman"/>
-          <w:b/>
-          <w:bCs/>
-          <w:color w:val="595959" w:themeColor="text1" w:themeTint="A6"/>
-        </w:rPr>
-        <w:t>June</w:t>
-      </w:r>
-      <w:r>
-        <w:rPr>
-          <w:rFonts w:ascii="Times New Roman" w:eastAsia="Arial" w:hAnsi="Times New Roman" w:cs="Times New Roman"/>
-          <w:b/>
-          <w:bCs/>
-          <w:color w:val="595959" w:themeColor="text1" w:themeTint="A6"/>
-        </w:rPr>
-        <w:t xml:space="preserve"> 2026</w:t>
-      </w:r>
-      <w:r>
-        <w:rPr>
-          <w:rFonts w:ascii="Times New Roman" w:eastAsia="Arial" w:hAnsi="Times New Roman" w:cs="Times New Roman"/>
-          <w:color w:val="595959" w:themeColor="text1" w:themeTint="A6"/>
-        </w:rPr>
-        <w:t>)</w:t>
-      </w:r>
-      <w:r>
-        <w:rPr>
-          <w:rFonts w:ascii="Times New Roman" w:eastAsia="Arial" w:hAnsi="Times New Roman" w:cs="Times New Roman"/>
-          <w:color w:val="595959" w:themeColor="text1" w:themeTint="A6"/>
-          <w:u w:val="single"/>
-        </w:rPr>
-        <w:t xml:space="preserve"> </w:t>
-      </w:r>
     </w:p>
     <w:p>
       <w:pPr>
@@ -1290,6 +1207,8 @@
           <w:szCs w:val="26"/>
         </w:rPr>
       </w:pPr>
+      <w:proofErr w:type="spellStart"/>
+      <w:proofErr w:type="gramStart"/>
       <w:r>
         <w:rPr>
           <w:rFonts w:ascii="Times New Roman" w:eastAsia="MS Gothic" w:hAnsi="Times New Roman" w:cs="Times New Roman"/>
@@ -1308,6 +1227,8 @@
         </w:rPr>
         <w:t>.Tech</w:t>
       </w:r>
+      <w:proofErr w:type="spellEnd"/>
+      <w:proofErr w:type="gramEnd"/>
       <w:r>
         <w:rPr>
           <w:rFonts w:ascii="Times New Roman" w:eastAsia="MS Gothic" w:hAnsi="Times New Roman" w:cs="Times New Roman"/>
@@ -1578,7 +1499,7 @@
           <w:color w:val="191919"/>
           <w:szCs w:val="26"/>
         </w:rPr>
-        <w:t>Ronald and Mary Nece Award</w:t>
+        <w:t xml:space="preserve">Ronald </w:t>
       </w:r>
       <w:r>
         <w:rPr>
@@ -1587,6 +1508,61 @@
           <w:color w:val="191919"/>
           <w:szCs w:val="26"/>
         </w:rPr>
+        <w:t>&amp;</w:t>
+      </w:r>
+      <w:r>
+        <w:rPr>
+          <w:rFonts w:ascii="Times New Roman" w:eastAsia="MS Gothic" w:hAnsi="Times New Roman" w:cs="Times New Roman"/>
+          <w:b/>
+          <w:color w:val="191919"/>
+          <w:szCs w:val="26"/>
+        </w:rPr>
+        <w:t xml:space="preserve"> Mary Nece Award</w:t>
+      </w:r>
+      <w:r>
+        <w:rPr>
+          <w:rFonts w:ascii="Times New Roman" w:eastAsia="MS Gothic" w:hAnsi="Times New Roman" w:cs="Times New Roman"/>
+          <w:b/>
+          <w:color w:val="191919"/>
+          <w:szCs w:val="26"/>
+        </w:rPr>
+        <w:t xml:space="preserve"> </w:t>
+      </w:r>
+      <w:r>
+        <w:rPr>
+          <w:rFonts w:ascii="Times New Roman" w:eastAsia="MS Gothic" w:hAnsi="Times New Roman" w:cs="Times New Roman"/>
+          <w:bCs/>
+          <w:color w:val="7F7F7F" w:themeColor="text1" w:themeTint="80"/>
+          <w:szCs w:val="26"/>
+        </w:rPr>
+        <w:t>(</w:t>
+      </w:r>
+      <w:hyperlink r:id="rId22" w:anchor=":~:text=Shahzaib%20Khan%20(CEE%20Ph.D.%20'26)%20received%20the%20Ronald%20and%20Mary%20Nece%20Endowed%20Fellowship" w:history="1">
+        <w:r>
+          <w:rPr>
+            <w:rStyle w:val="Hyperlink"/>
+            <w:rFonts w:ascii="Times New Roman" w:eastAsia="Arial" w:hAnsi="Times New Roman" w:cs="Times New Roman"/>
+            <w:i/>
+            <w:iCs/>
+            <w:color w:val="7F7F7F" w:themeColor="text1" w:themeTint="80"/>
+          </w:rPr>
+          <w:t>Link</w:t>
+        </w:r>
+      </w:hyperlink>
+      <w:r>
+        <w:rPr>
+          <w:rFonts w:ascii="Times New Roman" w:eastAsia="Arial" w:hAnsi="Times New Roman" w:cs="Times New Roman"/>
+          <w:color w:val="7F7F7F" w:themeColor="text1" w:themeTint="80"/>
+        </w:rPr>
+        <w:t>)</w:t>
+      </w:r>
+      <w:r>
+        <w:rPr>
+          <w:rFonts w:ascii="Times New Roman" w:eastAsia="MS Gothic" w:hAnsi="Times New Roman" w:cs="Times New Roman"/>
+          <w:b/>
+          <w:color w:val="191919"/>
+          <w:szCs w:val="26"/>
+        </w:rPr>
         <w:t>:</w:t>
       </w:r>
       <w:r>
@@ -1614,7 +1590,31 @@
           <w:color w:val="191919"/>
           <w:szCs w:val="26"/>
         </w:rPr>
-        <w:t>prestigious honor awarded to top doctoral student</w:t>
+        <w:t xml:space="preserve">prestigious honor </w:t>
+      </w:r>
+      <w:r>
+        <w:rPr>
+          <w:rFonts w:ascii="Times New Roman" w:eastAsia="MS Gothic" w:hAnsi="Times New Roman" w:cs="Times New Roman"/>
+          <w:bCs/>
+          <w:szCs w:val="26"/>
+        </w:rPr>
+        <w:t>awarded to top doctoral student</w:t>
+      </w:r>
+      <w:r>
+        <w:rPr>
+          <w:rFonts w:ascii="Times New Roman" w:eastAsia="MS Gothic" w:hAnsi="Times New Roman" w:cs="Times New Roman"/>
+          <w:bCs/>
+          <w:szCs w:val="26"/>
+        </w:rPr>
+        <w:t>s</w:t>
+      </w:r>
+      <w:r>
+        <w:rPr>
+          <w:rFonts w:ascii="Times New Roman" w:eastAsia="MS Gothic" w:hAnsi="Times New Roman" w:cs="Times New Roman"/>
+          <w:bCs/>
+          <w:szCs w:val="26"/>
+        </w:rPr>
+        <w:t xml:space="preserve"> in the University of Washington Department of Civil &amp; Environmental Engineering for outstanding </w:t>
       </w:r>
       <w:r>
         <w:rPr>
@@ -1623,16 +1623,7 @@
           <w:color w:val="191919"/>
           <w:szCs w:val="26"/>
         </w:rPr>
-        <w:t>s</w:t>
-      </w:r>
-      <w:r>
-        <w:rPr>
-          <w:rFonts w:ascii="Times New Roman" w:eastAsia="MS Gothic" w:hAnsi="Times New Roman" w:cs="Times New Roman"/>
-          <w:bCs/>
-          <w:color w:val="191919"/>
-          <w:szCs w:val="26"/>
-        </w:rPr>
-        <w:t xml:space="preserve"> in the University of Washington Department of Civil &amp; Environmental Engineering for outstanding academic achievement</w:t>
+        <w:t>academic achievement</w:t>
       </w:r>
       <w:r>
         <w:rPr>
@@ -1686,16 +1677,89 @@
           <w:color w:val="191919"/>
           <w:szCs w:val="26"/>
         </w:rPr>
-        <w:t xml:space="preserve">AWRA Washington State Section Fellowship: </w:t>
-      </w:r>
-      <w:r>
-        <w:rPr>
-          <w:rFonts w:ascii="Times New Roman" w:eastAsia="MS Gothic" w:hAnsi="Times New Roman" w:cs="Times New Roman"/>
-          <w:bCs/>
+        <w:t>AWRA Washington State Section Fellowship</w:t>
+      </w:r>
+      <w:r>
+        <w:rPr>
+          <w:rFonts w:ascii="Times New Roman" w:eastAsia="MS Gothic" w:hAnsi="Times New Roman" w:cs="Times New Roman"/>
+          <w:b/>
           <w:color w:val="191919"/>
           <w:szCs w:val="26"/>
         </w:rPr>
-        <w:t>A prestigious award awarded to top graduate students in Washington for excellence and leadership in interdisciplinary water resources research.</w:t>
+        <w:t xml:space="preserve"> </w:t>
+      </w:r>
+      <w:r>
+        <w:rPr>
+          <w:rFonts w:ascii="Times New Roman" w:eastAsia="MS Gothic" w:hAnsi="Times New Roman" w:cs="Times New Roman"/>
+          <w:bCs/>
+          <w:color w:val="7F7F7F" w:themeColor="text1" w:themeTint="80"/>
+          <w:szCs w:val="26"/>
+        </w:rPr>
+        <w:t>(</w:t>
+      </w:r>
+      <w:hyperlink r:id="rId23" w:history="1">
+        <w:r>
+          <w:rPr>
+            <w:rStyle w:val="Hyperlink"/>
+            <w:rFonts w:ascii="Times New Roman" w:eastAsia="Arial" w:hAnsi="Times New Roman" w:cs="Times New Roman"/>
+            <w:i/>
+            <w:iCs/>
+            <w:color w:val="7F7F7F" w:themeColor="text1" w:themeTint="80"/>
+          </w:rPr>
+          <w:t>Link</w:t>
+        </w:r>
+      </w:hyperlink>
+      <w:r>
+        <w:rPr>
+          <w:rFonts w:ascii="Times New Roman" w:eastAsia="Arial" w:hAnsi="Times New Roman" w:cs="Times New Roman"/>
+          <w:color w:val="7F7F7F" w:themeColor="text1" w:themeTint="80"/>
+        </w:rPr>
+        <w:t>)</w:t>
+      </w:r>
+      <w:r>
+        <w:rPr>
+          <w:rFonts w:ascii="Times New Roman" w:eastAsia="MS Gothic" w:hAnsi="Times New Roman" w:cs="Times New Roman"/>
+          <w:b/>
+          <w:color w:val="191919"/>
+          <w:szCs w:val="26"/>
+        </w:rPr>
+        <w:t>:</w:t>
+      </w:r>
+      <w:r>
+        <w:rPr>
+          <w:rFonts w:ascii="Times New Roman" w:eastAsia="MS Gothic" w:hAnsi="Times New Roman" w:cs="Times New Roman"/>
+          <w:bCs/>
+          <w:color w:val="191919"/>
+          <w:szCs w:val="26"/>
+        </w:rPr>
+        <w:t xml:space="preserve"> </w:t>
+      </w:r>
+      <w:r>
+        <w:rPr>
+          <w:rFonts w:ascii="Times New Roman" w:eastAsia="MS Gothic" w:hAnsi="Times New Roman" w:cs="Times New Roman"/>
+          <w:bCs/>
+          <w:color w:val="191919"/>
+          <w:szCs w:val="26"/>
+        </w:rPr>
+        <w:t xml:space="preserve">A prestigious </w:t>
+      </w:r>
+      <w:r>
+        <w:rPr>
+          <w:rFonts w:ascii="Times New Roman" w:eastAsia="MS Gothic" w:hAnsi="Times New Roman" w:cs="Times New Roman"/>
+          <w:bCs/>
+          <w:color w:val="auto"/>
+          <w:szCs w:val="26"/>
+        </w:rPr>
+        <w:t xml:space="preserve">award awarded to top graduate students in Washington for excellence and leadership in interdisciplinary </w:t>
+      </w:r>
+      <w:r>
+        <w:rPr>
+          <w:rFonts w:ascii="Times New Roman" w:eastAsia="MS Gothic" w:hAnsi="Times New Roman" w:cs="Times New Roman"/>
+          <w:bCs/>
+          <w:color w:val="191919"/>
+          <w:szCs w:val="26"/>
+        </w:rPr>
+        <w:t>water resources research.</w:t>
       </w:r>
       <w:r>
         <w:rPr>
@@ -1839,7 +1903,7 @@
         </w:rPr>
         <w:t xml:space="preserve">for training on utilizing SWOT satellite data for water resource management, </w:t>
       </w:r>
-      <w:hyperlink r:id="rId22" w:history="1">
+      <w:hyperlink r:id="rId24" w:history="1">
         <w:r>
           <w:rPr>
             <w:rStyle w:val="Hyperlink"/>
@@ -1928,7 +1992,53 @@
           <w:color w:val="191919"/>
           <w:szCs w:val="26"/>
         </w:rPr>
-        <w:t>Appreciation Award:</w:t>
+        <w:t>Appreciation Award</w:t>
+      </w:r>
+      <w:r>
+        <w:rPr>
+          <w:rFonts w:ascii="Times New Roman" w:eastAsia="MS Gothic" w:hAnsi="Times New Roman" w:cs="Times New Roman"/>
+          <w:b/>
+          <w:color w:val="191919"/>
+          <w:szCs w:val="26"/>
+        </w:rPr>
+        <w:t xml:space="preserve"> </w:t>
+      </w:r>
+      <w:r>
+        <w:rPr>
+          <w:rFonts w:ascii="Times New Roman" w:eastAsia="MS Gothic" w:hAnsi="Times New Roman" w:cs="Times New Roman"/>
+          <w:bCs/>
+          <w:color w:val="7F7F7F" w:themeColor="text1" w:themeTint="80"/>
+          <w:szCs w:val="26"/>
+        </w:rPr>
+        <w:t>(</w:t>
+      </w:r>
+      <w:hyperlink r:id="rId25" w:history="1">
+        <w:r>
+          <w:rPr>
+            <w:rStyle w:val="Hyperlink"/>
+            <w:rFonts w:ascii="Times New Roman" w:eastAsia="Arial" w:hAnsi="Times New Roman" w:cs="Times New Roman"/>
+            <w:i/>
+            <w:iCs/>
+            <w:color w:val="7F7F7F" w:themeColor="text1" w:themeTint="80"/>
+          </w:rPr>
+          <w:t>Link</w:t>
+        </w:r>
+      </w:hyperlink>
+      <w:r>
+        <w:rPr>
+          <w:rFonts w:ascii="Times New Roman" w:eastAsia="Arial" w:hAnsi="Times New Roman" w:cs="Times New Roman"/>
+          <w:color w:val="7F7F7F" w:themeColor="text1" w:themeTint="80"/>
+        </w:rPr>
+        <w:t>)</w:t>
+      </w:r>
+      <w:r>
+        <w:rPr>
+          <w:rFonts w:ascii="Times New Roman" w:eastAsia="MS Gothic" w:hAnsi="Times New Roman" w:cs="Times New Roman"/>
+          <w:b/>
+          <w:color w:val="191919"/>
+          <w:szCs w:val="26"/>
+        </w:rPr>
+        <w:t>:</w:t>
       </w:r>
       <w:r>
         <w:rPr>
@@ -2151,6 +2261,45 @@
           <w:b/>
           <w:color w:val="000000"/>
         </w:rPr>
+        <w:t xml:space="preserve"> </w:t>
+      </w:r>
+      <w:hyperlink r:id="rId26" w:history="1">
+        <w:r>
+          <w:rPr>
+            <w:rStyle w:val="Hyperlink"/>
+            <w:rFonts w:ascii="Times New Roman" w:eastAsia="Arial" w:hAnsi="Times New Roman" w:cs="Times New Roman"/>
+            <w:bCs/>
+            <w:color w:val="7F7F7F" w:themeColor="text1" w:themeTint="80"/>
+          </w:rPr>
+          <w:t>(</w:t>
+        </w:r>
+        <w:r>
+          <w:rPr>
+            <w:rStyle w:val="Hyperlink"/>
+            <w:rFonts w:ascii="Times New Roman" w:eastAsia="Arial" w:hAnsi="Times New Roman" w:cs="Times New Roman"/>
+            <w:bCs/>
+            <w:i/>
+            <w:iCs/>
+            <w:color w:val="7F7F7F" w:themeColor="text1" w:themeTint="80"/>
+          </w:rPr>
+          <w:t>Link</w:t>
+        </w:r>
+        <w:r>
+          <w:rPr>
+            <w:rStyle w:val="Hyperlink"/>
+            <w:rFonts w:ascii="Times New Roman" w:eastAsia="Arial" w:hAnsi="Times New Roman" w:cs="Times New Roman"/>
+            <w:bCs/>
+            <w:color w:val="7F7F7F" w:themeColor="text1" w:themeTint="80"/>
+          </w:rPr>
+          <w:t>)</w:t>
+        </w:r>
+      </w:hyperlink>
+      <w:r>
+        <w:rPr>
+          <w:rFonts w:ascii="Times New Roman" w:eastAsia="Arial" w:hAnsi="Times New Roman" w:cs="Times New Roman"/>
+          <w:b/>
+          <w:color w:val="000000"/>
+        </w:rPr>
         <w:t>:</w:t>
       </w:r>
       <w:r>
@@ -2214,7 +2363,9 @@
         <w:rPr>
           <w:rFonts w:ascii="Times New Roman" w:eastAsia="Arial" w:hAnsi="Times New Roman" w:cs="Times New Roman"/>
           <w:bCs/>
-          <w:color w:val="000000"/>
+          <w:i/>
+          <w:iCs/>
+          <w:color w:val="595959" w:themeColor="text1" w:themeTint="A6"/>
         </w:rPr>
         <w:t>20</w:t>
       </w:r>
@@ -2834,7 +2985,7 @@
         </w:rPr>
         <w:t xml:space="preserve"> </w:t>
       </w:r>
-      <w:hyperlink r:id="rId23" w:history="1">
+      <w:hyperlink r:id="rId27" w:history="1">
         <w:r>
           <w:rPr>
             <w:rStyle w:val="Hyperlink"/>
@@ -2880,7 +3031,23 @@
           <w:rFonts w:ascii="Times New Roman" w:eastAsia="Arial" w:hAnsi="Times New Roman" w:cs="Times New Roman"/>
           <w:color w:val="000000"/>
         </w:rPr>
-        <w:t xml:space="preserve"> and F. Hossain (2025). (sDRIPS): A Cloud-Based, Open-Source Python Package for Satellite-Informed Surface Water Irrigation Optimization. </w:t>
+        <w:t xml:space="preserve"> and F. Hossain (2025). (</w:t>
+      </w:r>
+      <w:proofErr w:type="spellStart"/>
+      <w:r>
+        <w:rPr>
+          <w:rFonts w:ascii="Times New Roman" w:eastAsia="Arial" w:hAnsi="Times New Roman" w:cs="Times New Roman"/>
+          <w:color w:val="000000"/>
+        </w:rPr>
+        <w:t>sDRIPS</w:t>
+      </w:r>
+      <w:proofErr w:type="spellEnd"/>
+      <w:r>
+        <w:rPr>
+          <w:rFonts w:ascii="Times New Roman" w:eastAsia="Arial" w:hAnsi="Times New Roman" w:cs="Times New Roman"/>
+          <w:color w:val="000000"/>
+        </w:rPr>
+        <w:t xml:space="preserve">): A Cloud-Based, Open-Source Python Package for Satellite-Informed Surface Water Irrigation Optimization. </w:t>
       </w:r>
       <w:r>
         <w:rPr>
@@ -2964,7 +3131,23 @@
           <w:rFonts w:ascii="Times New Roman" w:eastAsia="Arial" w:hAnsi="Times New Roman" w:cs="Times New Roman"/>
           <w:color w:val="000000"/>
         </w:rPr>
-        <w:t>Satellite Data Rendered Irrigation using Penman-Monteith and SEBAL – sDRIPS for Surface Water Irrigation Optimization</w:t>
+        <w:t xml:space="preserve">Satellite Data Rendered Irrigation using Penman-Monteith and SEBAL – </w:t>
+      </w:r>
+      <w:proofErr w:type="spellStart"/>
+      <w:r>
+        <w:rPr>
+          <w:rFonts w:ascii="Times New Roman" w:eastAsia="Arial" w:hAnsi="Times New Roman" w:cs="Times New Roman"/>
+          <w:color w:val="000000"/>
+        </w:rPr>
+        <w:t>sDRIPS</w:t>
+      </w:r>
+      <w:proofErr w:type="spellEnd"/>
+      <w:r>
+        <w:rPr>
+          <w:rFonts w:ascii="Times New Roman" w:eastAsia="Arial" w:hAnsi="Times New Roman" w:cs="Times New Roman"/>
+          <w:color w:val="000000"/>
+        </w:rPr>
+        <w:t xml:space="preserve"> for Surface Water Irrigation Optimization</w:t>
       </w:r>
       <w:r>
         <w:rPr>
@@ -3012,7 +3195,7 @@
         </w:rPr>
         <w:t xml:space="preserve">, </w:t>
       </w:r>
-      <w:hyperlink r:id="rId24" w:history="1">
+      <w:hyperlink r:id="rId28" w:history="1">
         <w:r>
           <w:rPr>
             <w:rStyle w:val="Hyperlink"/>
@@ -3083,7 +3266,7 @@
         </w:rPr>
         <w:t xml:space="preserve">. </w:t>
       </w:r>
-      <w:hyperlink r:id="rId25" w:history="1">
+      <w:hyperlink r:id="rId29" w:history="1">
         <w:r>
           <w:rPr>
             <w:rStyle w:val="Hyperlink"/>
@@ -3120,7 +3303,23 @@
           <w:rFonts w:ascii="Times New Roman" w:eastAsia="Arial" w:hAnsi="Times New Roman" w:cs="Times New Roman"/>
           <w:color w:val="000000"/>
         </w:rPr>
-        <w:t xml:space="preserve">A. M. Gómez, S. Biancamaria, T. Pavelsky, K. Nielsen, G. Parkins, M. Lane, </w:t>
+        <w:t xml:space="preserve">A. M. Gómez, S. </w:t>
+      </w:r>
+      <w:proofErr w:type="spellStart"/>
+      <w:r>
+        <w:rPr>
+          <w:rFonts w:ascii="Times New Roman" w:eastAsia="Arial" w:hAnsi="Times New Roman" w:cs="Times New Roman"/>
+          <w:color w:val="000000"/>
+        </w:rPr>
+        <w:t>Biancamaria</w:t>
+      </w:r>
+      <w:proofErr w:type="spellEnd"/>
+      <w:r>
+        <w:rPr>
+          <w:rFonts w:ascii="Times New Roman" w:eastAsia="Arial" w:hAnsi="Times New Roman" w:cs="Times New Roman"/>
+          <w:color w:val="000000"/>
+        </w:rPr>
+        <w:t xml:space="preserve">, T. Pavelsky, K. Nielsen, G. Parkins, M. Lane, </w:t>
       </w:r>
       <w:r>
         <w:rPr>
@@ -3136,16 +3335,59 @@
           <w:rFonts w:ascii="Times New Roman" w:eastAsia="Arial" w:hAnsi="Times New Roman" w:cs="Times New Roman"/>
           <w:color w:val="000000"/>
         </w:rPr>
-        <w:t xml:space="preserve">, F. Hossain, R. Bhattarai, S. Ghafoor, J.F. Crétaux, C. Yanez, N. Picot (2024). Evaluation using In-Situ Observations from National Governments and Citizen Scientists Suggests Nadir Altimeters can Accurately Measure Water Levels Changes Regardless of Lake Area. </w:t>
-      </w:r>
-      <w:r>
-        <w:rPr>
-          <w:rFonts w:ascii="Times New Roman" w:eastAsia="Arial" w:hAnsi="Times New Roman" w:cs="Times New Roman"/>
-          <w:i/>
-          <w:iCs/>
-          <w:color w:val="000000"/>
-        </w:rPr>
-        <w:t>GIScience and Remote Sensing</w:t>
+        <w:t xml:space="preserve">, F. Hossain, R. Bhattarai, S. Ghafoor, J.F. </w:t>
+      </w:r>
+      <w:proofErr w:type="spellStart"/>
+      <w:r>
+        <w:rPr>
+          <w:rFonts w:ascii="Times New Roman" w:eastAsia="Arial" w:hAnsi="Times New Roman" w:cs="Times New Roman"/>
+          <w:color w:val="000000"/>
+        </w:rPr>
+        <w:t>Crétaux</w:t>
+      </w:r>
+      <w:proofErr w:type="spellEnd"/>
+      <w:r>
+        <w:rPr>
+          <w:rFonts w:ascii="Times New Roman" w:eastAsia="Arial" w:hAnsi="Times New Roman" w:cs="Times New Roman"/>
+          <w:color w:val="000000"/>
+        </w:rPr>
+        <w:t xml:space="preserve">, C. Yanez, N. Picot (2024). Evaluation using In-Situ Observations from National Governments and Citizen Scientists Suggests Nadir Altimeters </w:t>
+      </w:r>
+      <w:proofErr w:type="gramStart"/>
+      <w:r>
+        <w:rPr>
+          <w:rFonts w:ascii="Times New Roman" w:eastAsia="Arial" w:hAnsi="Times New Roman" w:cs="Times New Roman"/>
+          <w:color w:val="000000"/>
+        </w:rPr>
+        <w:t>can</w:t>
+      </w:r>
+      <w:proofErr w:type="gramEnd"/>
+      <w:r>
+        <w:rPr>
+          <w:rFonts w:ascii="Times New Roman" w:eastAsia="Arial" w:hAnsi="Times New Roman" w:cs="Times New Roman"/>
+          <w:color w:val="000000"/>
+        </w:rPr>
+        <w:t xml:space="preserve"> Accurately Measure Water Levels Changes Regardless of Lake Area. </w:t>
+      </w:r>
+      <w:proofErr w:type="spellStart"/>
+      <w:r>
+        <w:rPr>
+          <w:rFonts w:ascii="Times New Roman" w:eastAsia="Arial" w:hAnsi="Times New Roman" w:cs="Times New Roman"/>
+          <w:i/>
+          <w:iCs/>
+          <w:color w:val="000000"/>
+        </w:rPr>
+        <w:t>GIScience</w:t>
+      </w:r>
+      <w:proofErr w:type="spellEnd"/>
+      <w:r>
+        <w:rPr>
+          <w:rFonts w:ascii="Times New Roman" w:eastAsia="Arial" w:hAnsi="Times New Roman" w:cs="Times New Roman"/>
+          <w:i/>
+          <w:iCs/>
+          <w:color w:val="000000"/>
+        </w:rPr>
+        <w:t xml:space="preserve"> and Remote Sensing</w:t>
       </w:r>
       <w:r>
         <w:rPr>
@@ -3165,7 +3407,7 @@
         </w:rPr>
         <w:t xml:space="preserve"> </w:t>
       </w:r>
-      <w:hyperlink r:id="rId26" w:history="1">
+      <w:hyperlink r:id="rId30" w:history="1">
         <w:r>
           <w:rPr>
             <w:rStyle w:val="Hyperlink"/>
@@ -3281,7 +3523,7 @@
         </w:rPr>
         <w:t xml:space="preserve">, </w:t>
       </w:r>
-      <w:hyperlink r:id="rId27" w:history="1">
+      <w:hyperlink r:id="rId31" w:history="1">
         <w:r>
           <w:rPr>
             <w:rStyle w:val="Hyperlink"/>
@@ -3323,6 +3565,7 @@
         <w:lastRenderedPageBreak/>
         <w:t xml:space="preserve">S. </w:t>
       </w:r>
+      <w:proofErr w:type="gramStart"/>
       <w:r>
         <w:rPr>
           <w:rFonts w:ascii="Times New Roman" w:eastAsia="Arial" w:hAnsi="Times New Roman" w:cs="Times New Roman"/>
@@ -3353,7 +3596,16 @@
           <w:bCs/>
           <w:color w:val="000000"/>
         </w:rPr>
-        <w:t xml:space="preserve"> F. Hossain, P. Das, S. Suresh</w:t>
+        <w:t xml:space="preserve"> F.</w:t>
+      </w:r>
+      <w:proofErr w:type="gramEnd"/>
+      <w:r>
+        <w:rPr>
+          <w:rFonts w:ascii="Times New Roman" w:eastAsia="Arial" w:hAnsi="Times New Roman" w:cs="Times New Roman"/>
+          <w:bCs/>
+          <w:color w:val="000000"/>
+        </w:rPr>
+        <w:t xml:space="preserve"> Hossain, P. Das, S. Suresh</w:t>
       </w:r>
       <w:r>
         <w:rPr>
@@ -3369,7 +3621,43 @@
           <w:bCs/>
           <w:color w:val="000000"/>
         </w:rPr>
-        <w:t xml:space="preserve"> G. Darkwah, K. Andreadis, H. Lee, G. Holt, S. Galelli (2023). Reservoir Assessment Tool: A scalable and easy-to-apply python based software architecture to empower the global water community, </w:t>
+        <w:t xml:space="preserve"> G. Darkwah, K. Andreadis, H. Lee, G. Holt, S. </w:t>
+      </w:r>
+      <w:proofErr w:type="spellStart"/>
+      <w:r>
+        <w:rPr>
+          <w:rFonts w:ascii="Times New Roman" w:eastAsia="Arial" w:hAnsi="Times New Roman" w:cs="Times New Roman"/>
+          <w:bCs/>
+          <w:color w:val="000000"/>
+        </w:rPr>
+        <w:t>Galelli</w:t>
+      </w:r>
+      <w:proofErr w:type="spellEnd"/>
+      <w:r>
+        <w:rPr>
+          <w:rFonts w:ascii="Times New Roman" w:eastAsia="Arial" w:hAnsi="Times New Roman" w:cs="Times New Roman"/>
+          <w:bCs/>
+          <w:color w:val="000000"/>
+        </w:rPr>
+        <w:t xml:space="preserve"> (2023). Reservoir Assessment Tool: A scalable and easy-to-apply </w:t>
+      </w:r>
+      <w:proofErr w:type="gramStart"/>
+      <w:r>
+        <w:rPr>
+          <w:rFonts w:ascii="Times New Roman" w:eastAsia="Arial" w:hAnsi="Times New Roman" w:cs="Times New Roman"/>
+          <w:bCs/>
+          <w:color w:val="000000"/>
+        </w:rPr>
+        <w:t>python based</w:t>
+      </w:r>
+      <w:proofErr w:type="gramEnd"/>
+      <w:r>
+        <w:rPr>
+          <w:rFonts w:ascii="Times New Roman" w:eastAsia="Arial" w:hAnsi="Times New Roman" w:cs="Times New Roman"/>
+          <w:bCs/>
+          <w:color w:val="000000"/>
+        </w:rPr>
+        <w:t xml:space="preserve"> software architecture to empower the global water community, </w:t>
       </w:r>
       <w:r>
         <w:rPr>
@@ -3389,7 +3677,7 @@
         </w:rPr>
         <w:t xml:space="preserve">, </w:t>
       </w:r>
-      <w:hyperlink r:id="rId28" w:history="1">
+      <w:hyperlink r:id="rId32" w:history="1">
         <w:r>
           <w:rPr>
             <w:rStyle w:val="Hyperlink"/>
@@ -3480,7 +3768,7 @@
         </w:rPr>
         <w:t xml:space="preserve">, </w:t>
       </w:r>
-      <w:hyperlink r:id="rId29" w:history="1">
+      <w:hyperlink r:id="rId33" w:history="1">
         <w:r>
           <w:rPr>
             <w:rStyle w:val="Hyperlink"/>
@@ -3521,6 +3809,7 @@
         </w:rPr>
         <w:t xml:space="preserve">S. </w:t>
       </w:r>
+      <w:proofErr w:type="gramStart"/>
       <w:r>
         <w:rPr>
           <w:rFonts w:ascii="Times New Roman" w:eastAsia="Arial" w:hAnsi="Times New Roman" w:cs="Times New Roman"/>
@@ -3559,7 +3848,16 @@
           <w:bCs/>
           <w:color w:val="000000"/>
         </w:rPr>
-        <w:t>Pei‑Hsin Pei,</w:t>
+        <w:t>Pei</w:t>
+      </w:r>
+      <w:proofErr w:type="gramEnd"/>
+      <w:r>
+        <w:rPr>
+          <w:rFonts w:ascii="Times New Roman" w:eastAsia="Arial" w:hAnsi="Times New Roman" w:cs="Times New Roman"/>
+          <w:bCs/>
+          <w:color w:val="000000"/>
+        </w:rPr>
+        <w:t>‑Hsin Pei,</w:t>
       </w:r>
       <w:r>
         <w:rPr>
@@ -3633,7 +3931,7 @@
         </w:rPr>
         <w:t xml:space="preserve"> </w:t>
       </w:r>
-      <w:hyperlink r:id="rId30" w:history="1">
+      <w:hyperlink r:id="rId34" w:history="1">
         <w:r>
           <w:rPr>
             <w:rStyle w:val="Hyperlink"/>
@@ -3708,7 +4006,7 @@
         </w:rPr>
         <w:t xml:space="preserve">IEEE JSTARS. </w:t>
       </w:r>
-      <w:hyperlink r:id="rId31" w:history="1">
+      <w:hyperlink r:id="rId35" w:history="1">
         <w:r>
           <w:rPr>
             <w:rStyle w:val="Hyperlink"/>
@@ -3779,7 +4077,25 @@
           <w:bCs/>
           <w:color w:val="000000"/>
         </w:rPr>
-        <w:t>, N. K. Biswas, H. Lee, T. Piman, C. Meechaiya, U. Ghimire, K. Hosen (2022)</w:t>
+        <w:t xml:space="preserve">, N. K. Biswas, H. Lee, T. Piman, C. </w:t>
+      </w:r>
+      <w:proofErr w:type="spellStart"/>
+      <w:r>
+        <w:rPr>
+          <w:rFonts w:ascii="Times New Roman" w:eastAsia="Arial" w:hAnsi="Times New Roman" w:cs="Times New Roman"/>
+          <w:bCs/>
+          <w:color w:val="000000"/>
+        </w:rPr>
+        <w:t>Meechaiya</w:t>
+      </w:r>
+      <w:proofErr w:type="spellEnd"/>
+      <w:r>
+        <w:rPr>
+          <w:rFonts w:ascii="Times New Roman" w:eastAsia="Arial" w:hAnsi="Times New Roman" w:cs="Times New Roman"/>
+          <w:bCs/>
+          <w:color w:val="000000"/>
+        </w:rPr>
+        <w:t>, U. Ghimire, K. Hosen (2022)</w:t>
       </w:r>
       <w:r>
         <w:rPr>
@@ -3825,7 +4141,7 @@
         </w:rPr>
         <w:t xml:space="preserve">Environmental Modeling and Software. </w:t>
       </w:r>
-      <w:hyperlink r:id="rId32" w:history="1">
+      <w:hyperlink r:id="rId36" w:history="1">
         <w:r>
           <w:rPr>
             <w:rStyle w:val="Hyperlink"/>
@@ -3871,7 +4187,23 @@
           <w:rFonts w:ascii="Times New Roman" w:eastAsia="Arial" w:hAnsi="Times New Roman" w:cs="Times New Roman"/>
           <w:color w:val="000000"/>
         </w:rPr>
-        <w:t xml:space="preserve">N. Kamboj, U. Bhatia (2020) Lifeline Infrastructures and Hydro‑climate Extremes: A Future Outlook, </w:t>
+        <w:t xml:space="preserve">N. Kamboj, U. Bhatia (2020) Lifeline Infrastructures and Hydro‑climate Extremes: </w:t>
+      </w:r>
+      <w:proofErr w:type="gramStart"/>
+      <w:r>
+        <w:rPr>
+          <w:rFonts w:ascii="Times New Roman" w:eastAsia="Arial" w:hAnsi="Times New Roman" w:cs="Times New Roman"/>
+          <w:color w:val="000000"/>
+        </w:rPr>
+        <w:t>A Future Outlook</w:t>
+      </w:r>
+      <w:proofErr w:type="gramEnd"/>
+      <w:r>
+        <w:rPr>
+          <w:rFonts w:ascii="Times New Roman" w:eastAsia="Arial" w:hAnsi="Times New Roman" w:cs="Times New Roman"/>
+          <w:color w:val="000000"/>
+        </w:rPr>
+        <w:t xml:space="preserve">, </w:t>
       </w:r>
       <w:r>
         <w:rPr>
@@ -3891,7 +4223,7 @@
         </w:rPr>
         <w:t xml:space="preserve">. </w:t>
       </w:r>
-      <w:hyperlink r:id="rId33" w:history="1">
+      <w:hyperlink r:id="rId37" w:history="1">
         <w:r>
           <w:rPr>
             <w:rStyle w:val="Hyperlink"/>
@@ -4133,12 +4465,21 @@
         </w:rPr>
         <w:t xml:space="preserve">and K. Islam (2025). </w:t>
       </w:r>
-      <w:r>
-        <w:rPr>
-          <w:rFonts w:ascii="Times New Roman" w:eastAsia="Arial" w:hAnsi="Times New Roman" w:cs="Times New Roman"/>
-          <w:color w:val="000000"/>
-        </w:rPr>
-        <w:t>sDRIPS: A Cloud-Based, Open-Source Python Package for Satellite- Informed Surface Water Irrigation Optimization</w:t>
+      <w:proofErr w:type="spellStart"/>
+      <w:r>
+        <w:rPr>
+          <w:rFonts w:ascii="Times New Roman" w:eastAsia="Arial" w:hAnsi="Times New Roman" w:cs="Times New Roman"/>
+          <w:color w:val="000000"/>
+        </w:rPr>
+        <w:t>sDRIPS</w:t>
+      </w:r>
+      <w:proofErr w:type="spellEnd"/>
+      <w:r>
+        <w:rPr>
+          <w:rFonts w:ascii="Times New Roman" w:eastAsia="Arial" w:hAnsi="Times New Roman" w:cs="Times New Roman"/>
+          <w:color w:val="000000"/>
+        </w:rPr>
+        <w:t>: A Cloud-Based, Open-Source Python Package for Satellite- Informed Surface Water Irrigation Optimization</w:t>
       </w:r>
       <w:r>
         <w:rPr>
@@ -4233,7 +4574,39 @@
           <w:rFonts w:ascii="Times New Roman" w:eastAsia="Arial" w:hAnsi="Times New Roman" w:cs="Times New Roman"/>
           <w:color w:val="000000"/>
         </w:rPr>
-        <w:t xml:space="preserve"> M. Ahamed (2024). sDRIPS: Satellite Data Rendered Irrigation Using Penman and SEBAL - A Framework For Surface Water Irrigation Optimization. </w:t>
+        <w:t xml:space="preserve"> M. Ahamed (2024). </w:t>
+      </w:r>
+      <w:proofErr w:type="spellStart"/>
+      <w:r>
+        <w:rPr>
+          <w:rFonts w:ascii="Times New Roman" w:eastAsia="Arial" w:hAnsi="Times New Roman" w:cs="Times New Roman"/>
+          <w:color w:val="000000"/>
+        </w:rPr>
+        <w:t>sDRIPS</w:t>
+      </w:r>
+      <w:proofErr w:type="spellEnd"/>
+      <w:r>
+        <w:rPr>
+          <w:rFonts w:ascii="Times New Roman" w:eastAsia="Arial" w:hAnsi="Times New Roman" w:cs="Times New Roman"/>
+          <w:color w:val="000000"/>
+        </w:rPr>
+        <w:t xml:space="preserve">: Satellite Data Rendered Irrigation Using Penman and SEBAL - A Framework </w:t>
+      </w:r>
+      <w:proofErr w:type="gramStart"/>
+      <w:r>
+        <w:rPr>
+          <w:rFonts w:ascii="Times New Roman" w:eastAsia="Arial" w:hAnsi="Times New Roman" w:cs="Times New Roman"/>
+          <w:color w:val="000000"/>
+        </w:rPr>
+        <w:t>For</w:t>
+      </w:r>
+      <w:proofErr w:type="gramEnd"/>
+      <w:r>
+        <w:rPr>
+          <w:rFonts w:ascii="Times New Roman" w:eastAsia="Arial" w:hAnsi="Times New Roman" w:cs="Times New Roman"/>
+          <w:color w:val="000000"/>
+        </w:rPr>
+        <w:t xml:space="preserve"> Surface Water Irrigation Optimization. </w:t>
       </w:r>
       <w:r>
         <w:rPr>
@@ -4386,7 +4759,23 @@
           <w:rFonts w:ascii="Times New Roman" w:eastAsia="Arial" w:hAnsi="Times New Roman" w:cs="Times New Roman"/>
           <w:color w:val="000000"/>
         </w:rPr>
-        <w:t xml:space="preserve">(2024). sDRIPS-Sense: A Hybrid Framework of Satellite and Sensor-Based Data Rendered Irrigation Using Penman and SEBAL Model. </w:t>
+        <w:t xml:space="preserve">(2024). </w:t>
+      </w:r>
+      <w:proofErr w:type="spellStart"/>
+      <w:r>
+        <w:rPr>
+          <w:rFonts w:ascii="Times New Roman" w:eastAsia="Arial" w:hAnsi="Times New Roman" w:cs="Times New Roman"/>
+          <w:color w:val="000000"/>
+        </w:rPr>
+        <w:t>sDRIPS</w:t>
+      </w:r>
+      <w:proofErr w:type="spellEnd"/>
+      <w:r>
+        <w:rPr>
+          <w:rFonts w:ascii="Times New Roman" w:eastAsia="Arial" w:hAnsi="Times New Roman" w:cs="Times New Roman"/>
+          <w:color w:val="000000"/>
+        </w:rPr>
+        <w:t xml:space="preserve">-Sense: A Hybrid Framework of Satellite and Sensor-Based Data Rendered Irrigation Using Penman and SEBAL Model. </w:t>
       </w:r>
       <w:r>
         <w:rPr>
@@ -4724,7 +5113,23 @@
           <w:rFonts w:ascii="Times New Roman" w:eastAsia="Arial" w:hAnsi="Times New Roman" w:cs="Times New Roman"/>
           <w:color w:val="000000"/>
         </w:rPr>
-        <w:t xml:space="preserve"> P.P Borua </w:t>
+        <w:t xml:space="preserve"> P.P </w:t>
+      </w:r>
+      <w:proofErr w:type="spellStart"/>
+      <w:r>
+        <w:rPr>
+          <w:rFonts w:ascii="Times New Roman" w:eastAsia="Arial" w:hAnsi="Times New Roman" w:cs="Times New Roman"/>
+          <w:color w:val="000000"/>
+        </w:rPr>
+        <w:t>Borua</w:t>
+      </w:r>
+      <w:proofErr w:type="spellEnd"/>
+      <w:r>
+        <w:rPr>
+          <w:rFonts w:ascii="Times New Roman" w:eastAsia="Arial" w:hAnsi="Times New Roman" w:cs="Times New Roman"/>
+          <w:color w:val="000000"/>
+        </w:rPr>
+        <w:t xml:space="preserve"> </w:t>
       </w:r>
       <w:r>
         <w:rPr>
@@ -4892,7 +5297,23 @@
           <w:rFonts w:ascii="Times New Roman" w:eastAsia="Arial" w:hAnsi="Times New Roman" w:cs="Times New Roman"/>
           <w:color w:val="000000"/>
         </w:rPr>
-        <w:t xml:space="preserve"> J.F. Crétaux (2023). Regional lake monitoring network design aided by Citizen Scientists and Satellites </w:t>
+        <w:t xml:space="preserve"> J.F. </w:t>
+      </w:r>
+      <w:proofErr w:type="spellStart"/>
+      <w:r>
+        <w:rPr>
+          <w:rFonts w:ascii="Times New Roman" w:eastAsia="Arial" w:hAnsi="Times New Roman" w:cs="Times New Roman"/>
+          <w:color w:val="000000"/>
+        </w:rPr>
+        <w:t>Crétaux</w:t>
+      </w:r>
+      <w:proofErr w:type="spellEnd"/>
+      <w:r>
+        <w:rPr>
+          <w:rFonts w:ascii="Times New Roman" w:eastAsia="Arial" w:hAnsi="Times New Roman" w:cs="Times New Roman"/>
+          <w:color w:val="000000"/>
+        </w:rPr>
+        <w:t xml:space="preserve"> (2023). Regional lake monitoring network design aided by Citizen Scientists and Satellites </w:t>
       </w:r>
       <w:r>
         <w:rPr>
@@ -5546,8 +5967,17 @@
           <w:rFonts w:ascii="Times New Roman" w:eastAsia="Arial" w:hAnsi="Times New Roman" w:cs="Times New Roman"/>
           <w:color w:val="000000"/>
         </w:rPr>
-        <w:t xml:space="preserve"> S. Biancamaria</w:t>
-      </w:r>
+        <w:t xml:space="preserve"> S. </w:t>
+      </w:r>
+      <w:proofErr w:type="spellStart"/>
+      <w:r>
+        <w:rPr>
+          <w:rFonts w:ascii="Times New Roman" w:eastAsia="Arial" w:hAnsi="Times New Roman" w:cs="Times New Roman"/>
+          <w:color w:val="000000"/>
+        </w:rPr>
+        <w:t>Biancamaria</w:t>
+      </w:r>
+      <w:proofErr w:type="spellEnd"/>
       <w:r>
         <w:rPr>
           <w:rFonts w:ascii="Times New Roman" w:eastAsia="Arial" w:hAnsi="Times New Roman" w:cs="Times New Roman"/>
@@ -5667,8 +6097,17 @@
           <w:rFonts w:ascii="Times New Roman" w:eastAsia="Arial" w:hAnsi="Times New Roman" w:cs="Times New Roman"/>
           <w:color w:val="000000"/>
         </w:rPr>
-        <w:t xml:space="preserve"> J.F. Crétaux</w:t>
-      </w:r>
+        <w:t xml:space="preserve"> J.F. </w:t>
+      </w:r>
+      <w:proofErr w:type="spellStart"/>
+      <w:r>
+        <w:rPr>
+          <w:rFonts w:ascii="Times New Roman" w:eastAsia="Arial" w:hAnsi="Times New Roman" w:cs="Times New Roman"/>
+          <w:color w:val="000000"/>
+        </w:rPr>
+        <w:t>Crétaux</w:t>
+      </w:r>
+      <w:proofErr w:type="spellEnd"/>
       <w:r>
         <w:rPr>
           <w:rFonts w:ascii="Times New Roman" w:eastAsia="Arial" w:hAnsi="Times New Roman" w:cs="Times New Roman"/>
@@ -5695,7 +6134,23 @@
           <w:rFonts w:ascii="Times New Roman" w:eastAsia="Arial" w:hAnsi="Times New Roman" w:cs="Times New Roman"/>
           <w:color w:val="000000"/>
         </w:rPr>
-        <w:t xml:space="preserve">). Nadir altimeter validation in small lakes using multisource ground observations. </w:t>
+        <w:t xml:space="preserve">). Nadir altimeter validation in small lakes using </w:t>
+      </w:r>
+      <w:proofErr w:type="gramStart"/>
+      <w:r>
+        <w:rPr>
+          <w:rFonts w:ascii="Times New Roman" w:eastAsia="Arial" w:hAnsi="Times New Roman" w:cs="Times New Roman"/>
+          <w:color w:val="000000"/>
+        </w:rPr>
+        <w:t>multisource</w:t>
+      </w:r>
+      <w:proofErr w:type="gramEnd"/>
+      <w:r>
+        <w:rPr>
+          <w:rFonts w:ascii="Times New Roman" w:eastAsia="Arial" w:hAnsi="Times New Roman" w:cs="Times New Roman"/>
+          <w:color w:val="000000"/>
+        </w:rPr>
+        <w:t xml:space="preserve"> ground observations. </w:t>
       </w:r>
       <w:r>
         <w:rPr>
@@ -5994,7 +6449,7 @@
         </w:rPr>
         <w:t xml:space="preserve"> </w:t>
       </w:r>
-      <w:hyperlink r:id="rId34" w:history="1">
+      <w:hyperlink r:id="rId38" w:history="1">
         <w:r>
           <w:rPr>
             <w:rStyle w:val="Hyperlink"/>
@@ -6046,7 +6501,23 @@
           <w:rFonts w:ascii="Times New Roman" w:eastAsia="Arial" w:hAnsi="Times New Roman" w:cs="Times New Roman"/>
           <w:color w:val="000000"/>
         </w:rPr>
-        <w:t xml:space="preserve"> G. Brencher,</w:t>
+        <w:t xml:space="preserve"> G. </w:t>
+      </w:r>
+      <w:proofErr w:type="spellStart"/>
+      <w:r>
+        <w:rPr>
+          <w:rFonts w:ascii="Times New Roman" w:eastAsia="Arial" w:hAnsi="Times New Roman" w:cs="Times New Roman"/>
+          <w:color w:val="000000"/>
+        </w:rPr>
+        <w:t>Brencher</w:t>
+      </w:r>
+      <w:proofErr w:type="spellEnd"/>
+      <w:r>
+        <w:rPr>
+          <w:rFonts w:ascii="Times New Roman" w:eastAsia="Arial" w:hAnsi="Times New Roman" w:cs="Times New Roman"/>
+          <w:color w:val="000000"/>
+        </w:rPr>
+        <w:t>,</w:t>
       </w:r>
       <w:r>
         <w:rPr>
@@ -6122,7 +6593,7 @@
         </w:rPr>
         <w:t xml:space="preserve"> </w:t>
       </w:r>
-      <w:hyperlink r:id="rId35" w:history="1">
+      <w:hyperlink r:id="rId39" w:history="1">
         <w:r>
           <w:rPr>
             <w:rStyle w:val="Hyperlink"/>
@@ -6243,7 +6714,7 @@
         </w:rPr>
         <w:t xml:space="preserve"> </w:t>
       </w:r>
-      <w:hyperlink r:id="rId36" w:history="1">
+      <w:hyperlink r:id="rId40" w:history="1">
         <w:r>
           <w:rPr>
             <w:rStyle w:val="Hyperlink"/>
@@ -6441,7 +6912,7 @@
         </w:rPr>
         <w:t xml:space="preserve">. </w:t>
       </w:r>
-      <w:hyperlink r:id="rId37" w:history="1">
+      <w:hyperlink r:id="rId41" w:history="1">
         <w:r>
           <w:rPr>
             <w:rStyle w:val="Hyperlink"/>
@@ -7155,8 +7626,9 @@
           <w:color w:val="191919"/>
           <w:szCs w:val="26"/>
         </w:rPr>
-        <w:t>Developed sDRIPS, a satellite- and forecast-driven irrigation decision-support system for estimating net irrigation demand and generating weekly advisories for farmers and canal operators at the farm and command-area scale. Fused multi-source satellite imagery, including optical, thermal, and radar data, with numerical weather prediction outputs, precipitation nowcasts/forecasts, soil moisture, and field conditions to drive Penman-Monteith and SEBAL evapotranspiration models, percolation estimates, and field-scale water requirement calculations. Designed automated geospatial ETL workflows in Python and Google Earth Engine for large-scale data ingestion, preprocessing, harmonization, raster/vector processing, and product generation. Incorporated in situ sensors and local weather station data for statistical bias correction of coarse-scale meteorological and satellite-derived estimates, and characterized uncertainty using Generalized Likelihood Uncertainty Estimation (GLUE) and Monte Carlo analyses</w:t>
-      </w:r>
+        <w:t xml:space="preserve">Developed </w:t>
+      </w:r>
+      <w:proofErr w:type="spellStart"/>
       <w:r>
         <w:rPr>
           <w:rFonts w:ascii="Times New Roman" w:eastAsia="MS Gothic" w:hAnsi="Times New Roman" w:cs="Times New Roman"/>
@@ -7164,6 +7636,65 @@
           <w:color w:val="191919"/>
           <w:szCs w:val="26"/>
         </w:rPr>
+        <w:t>sDRIPS</w:t>
+      </w:r>
+      <w:proofErr w:type="spellEnd"/>
+      <w:r>
+        <w:rPr>
+          <w:rFonts w:ascii="Times New Roman" w:eastAsia="MS Gothic" w:hAnsi="Times New Roman" w:cs="Times New Roman"/>
+          <w:bCs/>
+          <w:color w:val="191919"/>
+          <w:szCs w:val="26"/>
+        </w:rPr>
+        <w:t xml:space="preserve">, a satellite- and forecast-driven irrigation decision-support system for estimating net irrigation demand and generating weekly advisories for farmers and canal operators at the farm and command-area scale. Fused multi-source satellite imagery, including optical, thermal, and radar data, with numerical weather prediction outputs, precipitation nowcasts/forecasts, soil moisture, and field conditions to drive Penman-Monteith and SEBAL evapotranspiration models, percolation estimates, and field-scale water requirement calculations. Designed automated geospatial ETL workflows in Python and Google Earth Engine for large-scale data ingestion, preprocessing, harmonization, raster/vector processing, and product generation. Incorporated in situ sensors and local weather station data for statistical bias correction of </w:t>
+      </w:r>
+      <w:proofErr w:type="gramStart"/>
+      <w:r>
+        <w:rPr>
+          <w:rFonts w:ascii="Times New Roman" w:eastAsia="MS Gothic" w:hAnsi="Times New Roman" w:cs="Times New Roman"/>
+          <w:bCs/>
+          <w:color w:val="191919"/>
+          <w:szCs w:val="26"/>
+        </w:rPr>
+        <w:t>coarse</w:t>
+      </w:r>
+      <w:proofErr w:type="gramEnd"/>
+      <w:r>
+        <w:rPr>
+          <w:rFonts w:ascii="Times New Roman" w:eastAsia="MS Gothic" w:hAnsi="Times New Roman" w:cs="Times New Roman"/>
+          <w:bCs/>
+          <w:color w:val="191919"/>
+          <w:szCs w:val="26"/>
+        </w:rPr>
+        <w:t xml:space="preserve">-scale meteorological and satellite-derived </w:t>
+      </w:r>
+      <w:proofErr w:type="gramStart"/>
+      <w:r>
+        <w:rPr>
+          <w:rFonts w:ascii="Times New Roman" w:eastAsia="MS Gothic" w:hAnsi="Times New Roman" w:cs="Times New Roman"/>
+          <w:bCs/>
+          <w:color w:val="191919"/>
+          <w:szCs w:val="26"/>
+        </w:rPr>
+        <w:t>estimates, and</w:t>
+      </w:r>
+      <w:proofErr w:type="gramEnd"/>
+      <w:r>
+        <w:rPr>
+          <w:rFonts w:ascii="Times New Roman" w:eastAsia="MS Gothic" w:hAnsi="Times New Roman" w:cs="Times New Roman"/>
+          <w:bCs/>
+          <w:color w:val="191919"/>
+          <w:szCs w:val="26"/>
+        </w:rPr>
+        <w:t xml:space="preserve"> characterized uncertainty using Generalized Likelihood Uncertainty Estimation (GLUE) and Monte Carlo analyses</w:t>
+      </w:r>
+      <w:r>
+        <w:rPr>
+          <w:rFonts w:ascii="Times New Roman" w:eastAsia="MS Gothic" w:hAnsi="Times New Roman" w:cs="Times New Roman"/>
+          <w:bCs/>
+          <w:color w:val="191919"/>
+          <w:szCs w:val="26"/>
+        </w:rPr>
         <w:t>.</w:t>
       </w:r>
       <w:r>
@@ -7211,7 +7742,8 @@
         </w:rPr>
         <w:t xml:space="preserve"> - </w:t>
       </w:r>
-      <w:hyperlink r:id="rId38" w:history="1">
+      <w:hyperlink r:id="rId42" w:history="1">
+        <w:proofErr w:type="spellStart"/>
         <w:r>
           <w:rPr>
             <w:rStyle w:val="Hyperlink"/>
@@ -7222,6 +7754,7 @@
           </w:rPr>
           <w:t>sDRIPS</w:t>
         </w:r>
+        <w:proofErr w:type="spellEnd"/>
       </w:hyperlink>
       <w:r>
         <w:rPr>
@@ -7242,97 +7775,8 @@
         </w:rPr>
         <w:t xml:space="preserve"> </w:t>
       </w:r>
-      <w:hyperlink r:id="rId39" w:history="1">
-        <w:r>
-          <w:rPr>
-            <w:rStyle w:val="Hyperlink"/>
-            <w:rFonts w:ascii="Times New Roman" w:eastAsia="MS Gothic" w:hAnsi="Times New Roman" w:cs="Times New Roman"/>
-            <w:bCs/>
-            <w:color w:val="7F7F7F" w:themeColor="text1" w:themeTint="80"/>
-            <w:szCs w:val="26"/>
-          </w:rPr>
-          <w:t>sDRIPS-Sense</w:t>
-        </w:r>
-      </w:hyperlink>
-      <w:r>
-        <w:t xml:space="preserve">, </w:t>
-      </w:r>
-      <w:hyperlink r:id="rId40" w:history="1">
-        <w:r>
-          <w:rPr>
-            <w:rStyle w:val="Hyperlink"/>
-            <w:rFonts w:ascii="Times New Roman" w:hAnsi="Times New Roman" w:cs="Times New Roman"/>
-            <w:color w:val="7F7F7F" w:themeColor="text1" w:themeTint="80"/>
-            <w:szCs w:val="20"/>
-          </w:rPr>
-          <w:t>sDRIPS-TBP</w:t>
-        </w:r>
-      </w:hyperlink>
-    </w:p>
-    <w:p>
-      <w:pPr>
-        <w:pStyle w:val="ListParagraph"/>
-        <w:numPr>
-          <w:ilvl w:val="0"/>
-          <w:numId w:val="10"/>
-        </w:numPr>
-        <w:spacing w:after="80"/>
-        <w:jc w:val="both"/>
-        <w:rPr>
-          <w:rFonts w:ascii="Times New Roman" w:eastAsia="MS Gothic" w:hAnsi="Times New Roman" w:cs="Times New Roman"/>
-          <w:bCs/>
-          <w:color w:val="191919"/>
-          <w:szCs w:val="26"/>
-        </w:rPr>
-      </w:pPr>
-      <w:r>
-        <w:rPr>
-          <w:rFonts w:ascii="Times New Roman" w:eastAsia="MS Gothic" w:hAnsi="Times New Roman" w:cs="Times New Roman"/>
-          <w:b/>
-          <w:bCs/>
-          <w:color w:val="191919"/>
-          <w:szCs w:val="26"/>
-        </w:rPr>
-        <w:t>Canal w</w:t>
-      </w:r>
-      <w:r>
-        <w:rPr>
-          <w:rFonts w:ascii="Times New Roman" w:eastAsia="MS Gothic" w:hAnsi="Times New Roman" w:cs="Times New Roman"/>
-          <w:b/>
-          <w:bCs/>
-          <w:color w:val="191919"/>
-          <w:szCs w:val="26"/>
-        </w:rPr>
-        <w:t>ater allocation framework</w:t>
-      </w:r>
-      <w:r>
-        <w:rPr>
-          <w:rFonts w:ascii="Times New Roman" w:eastAsia="MS Gothic" w:hAnsi="Times New Roman" w:cs="Times New Roman"/>
-          <w:bCs/>
-          <w:color w:val="191919"/>
-          <w:szCs w:val="26"/>
-        </w:rPr>
-        <w:t xml:space="preserve"> – </w:t>
-      </w:r>
-      <w:r>
-        <w:rPr>
-          <w:rFonts w:ascii="Times New Roman" w:eastAsia="MS Gothic" w:hAnsi="Times New Roman" w:cs="Times New Roman"/>
-          <w:bCs/>
-          <w:color w:val="191919"/>
-          <w:szCs w:val="26"/>
-        </w:rPr>
-        <w:t>Developed a satellite-based canal water allocation methodology to help canal operators distribute water more efficiently based on crop water demand, actual field conditions, and canal network structure. Built the allocation framework on uncertainty-characterized net water requirement estimates from sDRIPS, ensuring distribution decisions account for input, parameter, and model uncertainty across diverse agro-climatic settings. Applied network-based analysis to translate field-scale irrigation demand into command-area and canal-level allocation decisions, supporting climate-change adaptation and more efficient agricultural water management.</w:t>
-      </w:r>
-      <w:r>
-        <w:rPr>
-          <w:rFonts w:ascii="Times New Roman" w:eastAsia="MS Gothic" w:hAnsi="Times New Roman" w:cs="Times New Roman"/>
-          <w:bCs/>
-          <w:color w:val="191919"/>
-          <w:szCs w:val="26"/>
-        </w:rPr>
-        <w:t xml:space="preserve"> Tool for public use (with link) - </w:t>
-      </w:r>
-      <w:hyperlink r:id="rId41" w:history="1">
+      <w:hyperlink r:id="rId43" w:history="1">
+        <w:proofErr w:type="spellStart"/>
         <w:r>
           <w:rPr>
             <w:rStyle w:val="Hyperlink"/>
@@ -7343,17 +7787,43 @@
           </w:rPr>
           <w:t>sDRIPS</w:t>
         </w:r>
+        <w:proofErr w:type="spellEnd"/>
+        <w:r>
+          <w:rPr>
+            <w:rStyle w:val="Hyperlink"/>
+            <w:rFonts w:ascii="Times New Roman" w:eastAsia="MS Gothic" w:hAnsi="Times New Roman" w:cs="Times New Roman"/>
+            <w:bCs/>
+            <w:color w:val="7F7F7F" w:themeColor="text1" w:themeTint="80"/>
+            <w:szCs w:val="26"/>
+          </w:rPr>
+          <w:t>-Sense</w:t>
+        </w:r>
       </w:hyperlink>
       <w:r>
-        <w:rPr>
-          <w:rFonts w:ascii="Times New Roman" w:eastAsia="MS Gothic" w:hAnsi="Times New Roman" w:cs="Times New Roman"/>
-          <w:bCs/>
-          <w:color w:val="7F7F7F" w:themeColor="text1" w:themeTint="80"/>
-          <w:szCs w:val="26"/>
-          <w:u w:val="single"/>
-        </w:rPr>
-        <w:t>-TBP</w:t>
-      </w:r>
+        <w:t xml:space="preserve">, </w:t>
+      </w:r>
+      <w:hyperlink r:id="rId44" w:history="1">
+        <w:proofErr w:type="spellStart"/>
+        <w:r>
+          <w:rPr>
+            <w:rStyle w:val="Hyperlink"/>
+            <w:rFonts w:ascii="Times New Roman" w:hAnsi="Times New Roman" w:cs="Times New Roman"/>
+            <w:color w:val="7F7F7F" w:themeColor="text1" w:themeTint="80"/>
+            <w:szCs w:val="20"/>
+          </w:rPr>
+          <w:t>sDRIPS</w:t>
+        </w:r>
+        <w:proofErr w:type="spellEnd"/>
+        <w:r>
+          <w:rPr>
+            <w:rStyle w:val="Hyperlink"/>
+            <w:rFonts w:ascii="Times New Roman" w:hAnsi="Times New Roman" w:cs="Times New Roman"/>
+            <w:color w:val="7F7F7F" w:themeColor="text1" w:themeTint="80"/>
+            <w:szCs w:val="20"/>
+          </w:rPr>
+          <w:t>-TBP</w:t>
+        </w:r>
+      </w:hyperlink>
     </w:p>
     <w:p>
       <w:pPr>
@@ -7379,6 +7849,134 @@
           <w:color w:val="191919"/>
           <w:szCs w:val="26"/>
         </w:rPr>
+        <w:t>Canal w</w:t>
+      </w:r>
+      <w:r>
+        <w:rPr>
+          <w:rFonts w:ascii="Times New Roman" w:eastAsia="MS Gothic" w:hAnsi="Times New Roman" w:cs="Times New Roman"/>
+          <w:b/>
+          <w:bCs/>
+          <w:color w:val="191919"/>
+          <w:szCs w:val="26"/>
+        </w:rPr>
+        <w:t>ater allocation framework</w:t>
+      </w:r>
+      <w:r>
+        <w:rPr>
+          <w:rFonts w:ascii="Times New Roman" w:eastAsia="MS Gothic" w:hAnsi="Times New Roman" w:cs="Times New Roman"/>
+          <w:bCs/>
+          <w:color w:val="191919"/>
+          <w:szCs w:val="26"/>
+        </w:rPr>
+        <w:t xml:space="preserve"> – </w:t>
+      </w:r>
+      <w:r>
+        <w:rPr>
+          <w:rFonts w:ascii="Times New Roman" w:eastAsia="MS Gothic" w:hAnsi="Times New Roman" w:cs="Times New Roman"/>
+          <w:bCs/>
+          <w:color w:val="191919"/>
+          <w:szCs w:val="26"/>
+        </w:rPr>
+        <w:t xml:space="preserve">Developed a satellite-based canal water allocation methodology to help canal operators distribute water more efficiently based on crop water demand, actual field conditions, and canal network structure. Built the allocation framework on uncertainty-characterized net water requirement estimates from </w:t>
+      </w:r>
+      <w:proofErr w:type="spellStart"/>
+      <w:r>
+        <w:rPr>
+          <w:rFonts w:ascii="Times New Roman" w:eastAsia="MS Gothic" w:hAnsi="Times New Roman" w:cs="Times New Roman"/>
+          <w:bCs/>
+          <w:color w:val="191919"/>
+          <w:szCs w:val="26"/>
+        </w:rPr>
+        <w:t>sDRIPS</w:t>
+      </w:r>
+      <w:proofErr w:type="spellEnd"/>
+      <w:r>
+        <w:rPr>
+          <w:rFonts w:ascii="Times New Roman" w:eastAsia="MS Gothic" w:hAnsi="Times New Roman" w:cs="Times New Roman"/>
+          <w:bCs/>
+          <w:color w:val="191919"/>
+          <w:szCs w:val="26"/>
+        </w:rPr>
+        <w:t xml:space="preserve">, ensuring distribution decisions account for input, parameter, and model uncertainty across diverse </w:t>
+      </w:r>
+      <w:proofErr w:type="spellStart"/>
+      <w:r>
+        <w:rPr>
+          <w:rFonts w:ascii="Times New Roman" w:eastAsia="MS Gothic" w:hAnsi="Times New Roman" w:cs="Times New Roman"/>
+          <w:bCs/>
+          <w:color w:val="191919"/>
+          <w:szCs w:val="26"/>
+        </w:rPr>
+        <w:t>agro</w:t>
+      </w:r>
+      <w:proofErr w:type="spellEnd"/>
+      <w:r>
+        <w:rPr>
+          <w:rFonts w:ascii="Times New Roman" w:eastAsia="MS Gothic" w:hAnsi="Times New Roman" w:cs="Times New Roman"/>
+          <w:bCs/>
+          <w:color w:val="191919"/>
+          <w:szCs w:val="26"/>
+        </w:rPr>
+        <w:t>-climatic settings. Applied network-based analysis to translate field-scale irrigation demand into command-area and canal-level allocation decisions, supporting climate-change adaptation and more efficient agricultural water management.</w:t>
+      </w:r>
+      <w:r>
+        <w:rPr>
+          <w:rFonts w:ascii="Times New Roman" w:eastAsia="MS Gothic" w:hAnsi="Times New Roman" w:cs="Times New Roman"/>
+          <w:bCs/>
+          <w:color w:val="191919"/>
+          <w:szCs w:val="26"/>
+        </w:rPr>
+        <w:t xml:space="preserve"> Tool for public use (with link) - </w:t>
+      </w:r>
+      <w:hyperlink r:id="rId45" w:history="1">
+        <w:proofErr w:type="spellStart"/>
+        <w:r>
+          <w:rPr>
+            <w:rStyle w:val="Hyperlink"/>
+            <w:rFonts w:ascii="Times New Roman" w:eastAsia="MS Gothic" w:hAnsi="Times New Roman" w:cs="Times New Roman"/>
+            <w:bCs/>
+            <w:color w:val="7F7F7F" w:themeColor="text1" w:themeTint="80"/>
+            <w:szCs w:val="26"/>
+          </w:rPr>
+          <w:t>sDRIPS</w:t>
+        </w:r>
+        <w:proofErr w:type="spellEnd"/>
+      </w:hyperlink>
+      <w:r>
+        <w:rPr>
+          <w:rFonts w:ascii="Times New Roman" w:eastAsia="MS Gothic" w:hAnsi="Times New Roman" w:cs="Times New Roman"/>
+          <w:bCs/>
+          <w:color w:val="7F7F7F" w:themeColor="text1" w:themeTint="80"/>
+          <w:szCs w:val="26"/>
+          <w:u w:val="single"/>
+        </w:rPr>
+        <w:t>-TBP</w:t>
+      </w:r>
+    </w:p>
+    <w:p>
+      <w:pPr>
+        <w:pStyle w:val="ListParagraph"/>
+        <w:numPr>
+          <w:ilvl w:val="0"/>
+          <w:numId w:val="10"/>
+        </w:numPr>
+        <w:spacing w:after="80"/>
+        <w:jc w:val="both"/>
+        <w:rPr>
+          <w:rFonts w:ascii="Times New Roman" w:eastAsia="MS Gothic" w:hAnsi="Times New Roman" w:cs="Times New Roman"/>
+          <w:bCs/>
+          <w:color w:val="191919"/>
+          <w:szCs w:val="26"/>
+        </w:rPr>
+      </w:pPr>
+      <w:r>
+        <w:rPr>
+          <w:rFonts w:ascii="Times New Roman" w:eastAsia="MS Gothic" w:hAnsi="Times New Roman" w:cs="Times New Roman"/>
+          <w:b/>
+          <w:bCs/>
+          <w:color w:val="191919"/>
+          <w:szCs w:val="26"/>
+        </w:rPr>
         <w:t>Scalable gauge network framework</w:t>
       </w:r>
       <w:r>
@@ -7417,7 +8015,7 @@
         </w:rPr>
         <w:t xml:space="preserve"> </w:t>
       </w:r>
-      <w:hyperlink r:id="rId42" w:history="1">
+      <w:hyperlink r:id="rId46" w:history="1">
         <w:r>
           <w:rPr>
             <w:rStyle w:val="Hyperlink"/>
@@ -7480,7 +8078,25 @@
           <w:color w:val="191919"/>
           <w:szCs w:val="26"/>
         </w:rPr>
-        <w:t>Investigated uncertainty propagation in lake and wetland volume change estimates derived from satellite-based surface water extent and citizen science water-level observations. Built an ensemble of radar- and optical-based water classification approaches to improve robustness of surface water extent estimates, and evaluated sensitivity to sensor type, classification method, and spatial resolution, including comparison with high-resolution imagery such as PlanetScope at approximately 3 m resolution</w:t>
+        <w:t xml:space="preserve">Investigated uncertainty propagation in lake and wetland volume change estimates derived from satellite-based surface water extent and citizen science water-level observations. Built an ensemble of radar- and optical-based water classification approaches to improve robustness of surface water extent estimates, and evaluated sensitivity to sensor type, classification method, and spatial resolution, including comparison with high-resolution imagery such as </w:t>
+      </w:r>
+      <w:proofErr w:type="spellStart"/>
+      <w:r>
+        <w:rPr>
+          <w:rFonts w:ascii="Times New Roman" w:eastAsia="MS Gothic" w:hAnsi="Times New Roman" w:cs="Times New Roman"/>
+          <w:color w:val="191919"/>
+          <w:szCs w:val="26"/>
+        </w:rPr>
+        <w:t>PlanetScope</w:t>
+      </w:r>
+      <w:proofErr w:type="spellEnd"/>
+      <w:r>
+        <w:rPr>
+          <w:rFonts w:ascii="Times New Roman" w:eastAsia="MS Gothic" w:hAnsi="Times New Roman" w:cs="Times New Roman"/>
+          <w:color w:val="191919"/>
+          <w:szCs w:val="26"/>
+        </w:rPr>
+        <w:t xml:space="preserve"> at approximately 3 m resolution</w:t>
       </w:r>
       <w:r>
         <w:rPr>
@@ -7712,8 +8328,9 @@
           <w:color w:val="191919"/>
           <w:szCs w:val="26"/>
         </w:rPr>
-        <w:t>Investigated PO.DAAC’s SWOT On-Demand Raster Generation tool for producing customized raster products from SWOT satellite observations at user-defined spatial resolutions. Developed SWODLR-Python, a Python-based framework to streamline API-driven data requests, raster generation, subsetting, resampling, and processing. Evaluated customized SWOT raster products for hydrologic applications, including flood-propagation analysis in northeast Bangladesh</w:t>
-      </w:r>
+        <w:t xml:space="preserve">Investigated </w:t>
+      </w:r>
+      <w:proofErr w:type="gramStart"/>
       <w:r>
         <w:rPr>
           <w:rFonts w:ascii="Times New Roman" w:eastAsia="MS Gothic" w:hAnsi="Times New Roman" w:cs="Times New Roman"/>
@@ -7721,6 +8338,45 @@
           <w:color w:val="191919"/>
           <w:szCs w:val="26"/>
         </w:rPr>
+        <w:t>PO.DAAC’s</w:t>
+      </w:r>
+      <w:proofErr w:type="gramEnd"/>
+      <w:r>
+        <w:rPr>
+          <w:rFonts w:ascii="Times New Roman" w:eastAsia="MS Gothic" w:hAnsi="Times New Roman" w:cs="Times New Roman"/>
+          <w:bCs/>
+          <w:color w:val="191919"/>
+          <w:szCs w:val="26"/>
+        </w:rPr>
+        <w:t xml:space="preserve"> SWOT On-Demand Raster Generation tool for producing customized raster products from SWOT satellite observations at user-defined spatial resolutions. Developed SWODLR-Python, a Python-based framework to streamline API-driven data requests, raster generation, </w:t>
+      </w:r>
+      <w:proofErr w:type="spellStart"/>
+      <w:r>
+        <w:rPr>
+          <w:rFonts w:ascii="Times New Roman" w:eastAsia="MS Gothic" w:hAnsi="Times New Roman" w:cs="Times New Roman"/>
+          <w:bCs/>
+          <w:color w:val="191919"/>
+          <w:szCs w:val="26"/>
+        </w:rPr>
+        <w:t>subsetting</w:t>
+      </w:r>
+      <w:proofErr w:type="spellEnd"/>
+      <w:r>
+        <w:rPr>
+          <w:rFonts w:ascii="Times New Roman" w:eastAsia="MS Gothic" w:hAnsi="Times New Roman" w:cs="Times New Roman"/>
+          <w:bCs/>
+          <w:color w:val="191919"/>
+          <w:szCs w:val="26"/>
+        </w:rPr>
+        <w:t>, resampling, and processing. Evaluated customized SWOT raster products for hydrologic applications, including flood-propagation analysis in northeast Bangladesh</w:t>
+      </w:r>
+      <w:r>
+        <w:rPr>
+          <w:rFonts w:ascii="Times New Roman" w:eastAsia="MS Gothic" w:hAnsi="Times New Roman" w:cs="Times New Roman"/>
+          <w:bCs/>
+          <w:color w:val="191919"/>
+          <w:szCs w:val="26"/>
+        </w:rPr>
         <w:t>.</w:t>
       </w:r>
       <w:r>
@@ -7732,7 +8388,7 @@
         </w:rPr>
         <w:t xml:space="preserve"> Framework on GitHub - </w:t>
       </w:r>
-      <w:hyperlink r:id="rId43" w:history="1">
+      <w:hyperlink r:id="rId47" w:history="1">
         <w:r>
           <w:rPr>
             <w:rStyle w:val="Hyperlink"/>
@@ -7922,7 +8578,23 @@
           <w:rFonts w:ascii="Times New Roman" w:eastAsia="Arial" w:hAnsi="Times New Roman" w:cs="Times New Roman"/>
           <w:color w:val="000000"/>
         </w:rPr>
-        <w:t>Analyzed precipitation-extreme volatility and infrastructure risk across India using observed rainfall data and CMIP5 Earth System Model outputs under RCP 8.5, including BNU-ESM, CanESM2, GFDL-ESM2M, MIROC-ESM, MPI-ESM-LR/MR, and NorESM.</w:t>
+        <w:t xml:space="preserve">Analyzed precipitation-extreme volatility and infrastructure risk across India using observed rainfall data and CMIP5 Earth System Model outputs under RCP 8.5, including BNU-ESM, CanESM2, GFDL-ESM2M, MIROC-ESM, MPI-ESM-LR/MR, and </w:t>
+      </w:r>
+      <w:proofErr w:type="spellStart"/>
+      <w:r>
+        <w:rPr>
+          <w:rFonts w:ascii="Times New Roman" w:eastAsia="Arial" w:hAnsi="Times New Roman" w:cs="Times New Roman"/>
+          <w:color w:val="000000"/>
+        </w:rPr>
+        <w:t>NorESM</w:t>
+      </w:r>
+      <w:proofErr w:type="spellEnd"/>
+      <w:r>
+        <w:rPr>
+          <w:rFonts w:ascii="Times New Roman" w:eastAsia="Arial" w:hAnsi="Times New Roman" w:cs="Times New Roman"/>
+          <w:color w:val="000000"/>
+        </w:rPr>
+        <w:t>.</w:t>
       </w:r>
     </w:p>
     <w:p>
@@ -7990,7 +8662,7 @@
         </w:rPr>
         <w:t xml:space="preserve">Published as a </w:t>
       </w:r>
-      <w:hyperlink r:id="rId44" w:history="1">
+      <w:hyperlink r:id="rId48" w:history="1">
         <w:r>
           <w:rPr>
             <w:rStyle w:val="Hyperlink"/>
@@ -8424,23 +9096,41 @@
           <w:iCs/>
           <w:color w:val="000000"/>
         </w:rPr>
-        <w:t xml:space="preserve"> – </w:t>
-      </w:r>
-      <w:r>
-        <w:rPr>
-          <w:rFonts w:ascii="Times New Roman" w:eastAsia="Arial" w:hAnsi="Times New Roman" w:cs="Times New Roman"/>
-          <w:i/>
-          <w:iCs/>
-          <w:color w:val="000000"/>
-        </w:rPr>
         <w:t xml:space="preserve"> </w:t>
       </w:r>
-      <w:r>
-        <w:rPr>
-          <w:rFonts w:ascii="Times New Roman" w:eastAsia="Arial" w:hAnsi="Times New Roman" w:cs="Times New Roman"/>
-          <w:color w:val="000000"/>
-        </w:rPr>
-        <w:t>Delivered a lecture</w:t>
+      <w:proofErr w:type="gramStart"/>
+      <w:r>
+        <w:rPr>
+          <w:rFonts w:ascii="Times New Roman" w:eastAsia="Arial" w:hAnsi="Times New Roman" w:cs="Times New Roman"/>
+          <w:i/>
+          <w:iCs/>
+          <w:color w:val="000000"/>
+        </w:rPr>
+        <w:t xml:space="preserve">– </w:t>
+      </w:r>
+      <w:r>
+        <w:rPr>
+          <w:rFonts w:ascii="Times New Roman" w:eastAsia="Arial" w:hAnsi="Times New Roman" w:cs="Times New Roman"/>
+          <w:i/>
+          <w:iCs/>
+          <w:color w:val="000000"/>
+        </w:rPr>
+        <w:t xml:space="preserve"> </w:t>
+      </w:r>
+      <w:r>
+        <w:rPr>
+          <w:rFonts w:ascii="Times New Roman" w:eastAsia="Arial" w:hAnsi="Times New Roman" w:cs="Times New Roman"/>
+          <w:color w:val="000000"/>
+        </w:rPr>
+        <w:t>Delivered</w:t>
+      </w:r>
+      <w:proofErr w:type="gramEnd"/>
+      <w:r>
+        <w:rPr>
+          <w:rFonts w:ascii="Times New Roman" w:eastAsia="Arial" w:hAnsi="Times New Roman" w:cs="Times New Roman"/>
+          <w:color w:val="000000"/>
+        </w:rPr>
+        <w:t xml:space="preserve"> a lecture</w:t>
       </w:r>
       <w:r>
         <w:rPr>
@@ -9035,7 +9725,27 @@
           <w:iCs/>
           <w:color w:val="000000"/>
         </w:rPr>
-        <w:t>Remote sensing based surface water tracking, citizen science, Cloud Computing and the Surface Water and Ocean Topography (SWOT) Mission</w:t>
+        <w:t xml:space="preserve">Remote </w:t>
+      </w:r>
+      <w:proofErr w:type="gramStart"/>
+      <w:r>
+        <w:rPr>
+          <w:rFonts w:ascii="Times New Roman" w:eastAsia="Arial" w:hAnsi="Times New Roman" w:cs="Times New Roman"/>
+          <w:i/>
+          <w:iCs/>
+          <w:color w:val="000000"/>
+        </w:rPr>
+        <w:t>sensing based</w:t>
+      </w:r>
+      <w:proofErr w:type="gramEnd"/>
+      <w:r>
+        <w:rPr>
+          <w:rFonts w:ascii="Times New Roman" w:eastAsia="Arial" w:hAnsi="Times New Roman" w:cs="Times New Roman"/>
+          <w:i/>
+          <w:iCs/>
+          <w:color w:val="000000"/>
+        </w:rPr>
+        <w:t xml:space="preserve"> surface water tracking, citizen science, Cloud Computing and the Surface Water and Ocean Topography (SWOT) Mission</w:t>
       </w:r>
       <w:r>
         <w:rPr>
@@ -10094,15 +10804,33 @@
           <w:bCs/>
           <w:color w:val="000000"/>
         </w:rPr>
-        <w:t xml:space="preserve"> (A private farm in South Africa)</w:t>
-      </w:r>
-      <w:r>
-        <w:rPr>
-          <w:rFonts w:ascii="Times New Roman" w:eastAsia="Arial" w:hAnsi="Times New Roman" w:cs="Times New Roman"/>
-          <w:bCs/>
-          <w:color w:val="000000"/>
-        </w:rPr>
-        <w:t xml:space="preserve">                                           </w:t>
+        <w:t xml:space="preserve"> (A private farm in South </w:t>
+      </w:r>
+      <w:proofErr w:type="gramStart"/>
+      <w:r>
+        <w:rPr>
+          <w:rFonts w:ascii="Times New Roman" w:eastAsia="Arial" w:hAnsi="Times New Roman" w:cs="Times New Roman"/>
+          <w:bCs/>
+          <w:color w:val="000000"/>
+        </w:rPr>
+        <w:t>Africa)</w:t>
+      </w:r>
+      <w:r>
+        <w:rPr>
+          <w:rFonts w:ascii="Times New Roman" w:eastAsia="Arial" w:hAnsi="Times New Roman" w:cs="Times New Roman"/>
+          <w:bCs/>
+          <w:color w:val="000000"/>
+        </w:rPr>
+        <w:t xml:space="preserve">   </w:t>
+      </w:r>
+      <w:proofErr w:type="gramEnd"/>
+      <w:r>
+        <w:rPr>
+          <w:rFonts w:ascii="Times New Roman" w:eastAsia="Arial" w:hAnsi="Times New Roman" w:cs="Times New Roman"/>
+          <w:bCs/>
+          <w:color w:val="000000"/>
+        </w:rPr>
+        <w:t xml:space="preserve">                                        </w:t>
       </w:r>
       <w:r>
         <w:rPr>
@@ -10440,7 +11168,7 @@
           <w:color w:val="000000"/>
         </w:rPr>
       </w:pPr>
-      <w:hyperlink r:id="rId45" w:history="1">
+      <w:hyperlink r:id="rId49" w:history="1">
         <w:r>
           <w:rPr>
             <w:rStyle w:val="Hyperlink"/>
@@ -10473,7 +11201,7 @@
           <w:color w:val="000000"/>
         </w:rPr>
       </w:pPr>
-      <w:hyperlink r:id="rId46" w:history="1">
+      <w:hyperlink r:id="rId50" w:history="1">
         <w:r>
           <w:rPr>
             <w:rStyle w:val="Hyperlink"/>
@@ -10516,7 +11244,7 @@
           <w:color w:val="000000"/>
         </w:rPr>
       </w:pPr>
-      <w:hyperlink r:id="rId47" w:history="1">
+      <w:hyperlink r:id="rId51" w:history="1">
         <w:r>
           <w:rPr>
             <w:rStyle w:val="Hyperlink"/>
@@ -10550,7 +11278,8 @@
           <w:color w:val="000000"/>
         </w:rPr>
       </w:pPr>
-      <w:hyperlink r:id="rId48" w:history="1">
+      <w:hyperlink r:id="rId52" w:history="1">
+        <w:proofErr w:type="spellStart"/>
         <w:r>
           <w:rPr>
             <w:rStyle w:val="Hyperlink"/>
@@ -10560,6 +11289,7 @@
           </w:rPr>
           <w:t>PyWRIS</w:t>
         </w:r>
+        <w:proofErr w:type="spellEnd"/>
       </w:hyperlink>
       <w:r>
         <w:rPr>
@@ -10617,7 +11347,8 @@
           <w:color w:val="000000"/>
         </w:rPr>
       </w:pPr>
-      <w:hyperlink r:id="rId49" w:history="1">
+      <w:hyperlink r:id="rId53" w:history="1">
+        <w:proofErr w:type="spellStart"/>
         <w:r>
           <w:rPr>
             <w:rStyle w:val="Hyperlink"/>
@@ -10627,6 +11358,7 @@
           </w:rPr>
           <w:t>Barind</w:t>
         </w:r>
+        <w:proofErr w:type="spellEnd"/>
       </w:hyperlink>
       <w:r>
         <w:rPr>
@@ -10636,7 +11368,7 @@
         </w:rPr>
         <w:t xml:space="preserve">, </w:t>
       </w:r>
-      <w:hyperlink r:id="rId50" w:history="1">
+      <w:hyperlink r:id="rId54" w:history="1">
         <w:r>
           <w:rPr>
             <w:rStyle w:val="Hyperlink"/>
@@ -10743,7 +11475,8 @@
         </w:rPr>
         <w:t xml:space="preserve">A detailed document on </w:t>
       </w:r>
-      <w:hyperlink r:id="rId51" w:history="1">
+      <w:hyperlink r:id="rId55" w:history="1">
+        <w:proofErr w:type="spellStart"/>
         <w:r>
           <w:rPr>
             <w:rStyle w:val="Hyperlink"/>
@@ -10753,6 +11486,7 @@
           </w:rPr>
           <w:t>ReadtheDocs</w:t>
         </w:r>
+        <w:proofErr w:type="spellEnd"/>
       </w:hyperlink>
       <w:r>
         <w:rPr>
@@ -10910,13 +11644,23 @@
           <w:color w:val="000000"/>
         </w:rPr>
       </w:pPr>
-      <w:r>
-        <w:rPr>
-          <w:rFonts w:ascii="Times New Roman" w:eastAsia="Arial" w:hAnsi="Times New Roman" w:cs="Times New Roman"/>
-          <w:bCs/>
-          <w:color w:val="000000"/>
-        </w:rPr>
-        <w:t xml:space="preserve">sDRIPS-Sense work featured in </w:t>
+      <w:proofErr w:type="spellStart"/>
+      <w:r>
+        <w:rPr>
+          <w:rFonts w:ascii="Times New Roman" w:eastAsia="Arial" w:hAnsi="Times New Roman" w:cs="Times New Roman"/>
+          <w:bCs/>
+          <w:color w:val="000000"/>
+        </w:rPr>
+        <w:t>sDRIPS</w:t>
+      </w:r>
+      <w:proofErr w:type="spellEnd"/>
+      <w:r>
+        <w:rPr>
+          <w:rFonts w:ascii="Times New Roman" w:eastAsia="Arial" w:hAnsi="Times New Roman" w:cs="Times New Roman"/>
+          <w:bCs/>
+          <w:color w:val="000000"/>
+        </w:rPr>
+        <w:t xml:space="preserve">-Sense work featured in </w:t>
       </w:r>
       <w:r>
         <w:rPr>
@@ -10962,7 +11706,7 @@
         </w:rPr>
         <w:t xml:space="preserve"> </w:t>
       </w:r>
-      <w:hyperlink r:id="rId52" w:history="1">
+      <w:hyperlink r:id="rId56" w:history="1">
         <w:r>
           <w:rPr>
             <w:rStyle w:val="Hyperlink"/>
@@ -11073,7 +11817,7 @@
         </w:rPr>
         <w:t xml:space="preserve">, </w:t>
       </w:r>
-      <w:hyperlink r:id="rId53" w:anchor=":~:text=Through%20the%20Integrated%20Rice%20Advisory,how%20much%20their%20crops%20need." w:history="1">
+      <w:hyperlink r:id="rId57" w:anchor=":~:text=Through%20the%20Integrated%20Rice%20Advisory,how%20much%20their%20crops%20need." w:history="1">
         <w:r>
           <w:rPr>
             <w:rStyle w:val="Hyperlink"/>
@@ -11249,7 +11993,71 @@
           <w:rFonts w:ascii="Times New Roman" w:eastAsia="Arial" w:hAnsi="Times New Roman" w:cs="Times New Roman"/>
           <w:color w:val="000000"/>
         </w:rPr>
-        <w:t>Satellite remote sensing; optical, thermal, radar, microwave, and altimetry datasets; Landsat, MODIS, Sentinel-1 SAR, Sentinel-2, SMAP, SWOT, and PlanetScope; precipitation and hydrometeorological datasets including IMERG, CHIRPS, GSMaP, and GLDAS; reanalysis and forecast products including ERA5 and GFS; DEMs; in situ observations; CMIP climate simulations and global climate model outputs for hydroclimatic extremes, infrastructure risk, and climate-impact assessment, including CanESM2, GFDL-ESM2M, MIROC-ESM, MPI-ESM, and NorESM; multi-sensor, multi-resolution, and spatio-temporal data fusion.</w:t>
+        <w:t xml:space="preserve">Satellite remote sensing; optical, thermal, radar, microwave, and altimetry datasets; Landsat, MODIS, Sentinel-1 SAR, Sentinel-2, SMAP, SWOT, and </w:t>
+      </w:r>
+      <w:proofErr w:type="spellStart"/>
+      <w:r>
+        <w:rPr>
+          <w:rFonts w:ascii="Times New Roman" w:eastAsia="Arial" w:hAnsi="Times New Roman" w:cs="Times New Roman"/>
+          <w:color w:val="000000"/>
+        </w:rPr>
+        <w:t>PlanetScope</w:t>
+      </w:r>
+      <w:proofErr w:type="spellEnd"/>
+      <w:r>
+        <w:rPr>
+          <w:rFonts w:ascii="Times New Roman" w:eastAsia="Arial" w:hAnsi="Times New Roman" w:cs="Times New Roman"/>
+          <w:color w:val="000000"/>
+        </w:rPr>
+        <w:t xml:space="preserve">; precipitation and hydrometeorological datasets including IMERG, CHIRPS, </w:t>
+      </w:r>
+      <w:proofErr w:type="spellStart"/>
+      <w:r>
+        <w:rPr>
+          <w:rFonts w:ascii="Times New Roman" w:eastAsia="Arial" w:hAnsi="Times New Roman" w:cs="Times New Roman"/>
+          <w:color w:val="000000"/>
+        </w:rPr>
+        <w:t>GSMaP</w:t>
+      </w:r>
+      <w:proofErr w:type="spellEnd"/>
+      <w:r>
+        <w:rPr>
+          <w:rFonts w:ascii="Times New Roman" w:eastAsia="Arial" w:hAnsi="Times New Roman" w:cs="Times New Roman"/>
+          <w:color w:val="000000"/>
+        </w:rPr>
+        <w:t xml:space="preserve">, and GLDAS; reanalysis and forecast products including ERA5 and GFS; DEMs; in situ observations; CMIP climate simulations and global climate model outputs for hydroclimatic extremes, infrastructure risk, and climate-impact assessment, including CanESM2, GFDL-ESM2M, MIROC-ESM, MPI-ESM, and </w:t>
+      </w:r>
+      <w:proofErr w:type="spellStart"/>
+      <w:r>
+        <w:rPr>
+          <w:rFonts w:ascii="Times New Roman" w:eastAsia="Arial" w:hAnsi="Times New Roman" w:cs="Times New Roman"/>
+          <w:color w:val="000000"/>
+        </w:rPr>
+        <w:t>NorESM</w:t>
+      </w:r>
+      <w:proofErr w:type="spellEnd"/>
+      <w:r>
+        <w:rPr>
+          <w:rFonts w:ascii="Times New Roman" w:eastAsia="Arial" w:hAnsi="Times New Roman" w:cs="Times New Roman"/>
+          <w:color w:val="000000"/>
+        </w:rPr>
+        <w:t xml:space="preserve">; multi-sensor, multi-resolution, and </w:t>
+      </w:r>
+      <w:proofErr w:type="spellStart"/>
+      <w:r>
+        <w:rPr>
+          <w:rFonts w:ascii="Times New Roman" w:eastAsia="Arial" w:hAnsi="Times New Roman" w:cs="Times New Roman"/>
+          <w:color w:val="000000"/>
+        </w:rPr>
+        <w:t>spatio</w:t>
+      </w:r>
+      <w:proofErr w:type="spellEnd"/>
+      <w:r>
+        <w:rPr>
+          <w:rFonts w:ascii="Times New Roman" w:eastAsia="Arial" w:hAnsi="Times New Roman" w:cs="Times New Roman"/>
+          <w:color w:val="000000"/>
+        </w:rPr>
+        <w:t>-temporal data fusion.</w:t>
       </w:r>
     </w:p>
     <w:p>
@@ -11348,7 +12156,87 @@
           <w:rFonts w:ascii="Times New Roman" w:eastAsia="Arial" w:hAnsi="Times New Roman" w:cs="Times New Roman"/>
           <w:color w:val="000000"/>
         </w:rPr>
-        <w:t>Python, Google Earth Engine Python and JavaScript APIs, Xarray, Dask, NumPy, Pandas, GeoPandas, Rasterio, SciPy, PyTorch, Scikit-learn, GDAL, ArcGIS, QGIS, MATLAB, Bash, Git, Linux/HPC environments, multiprocessing, parallel and distributed processing, scalable geospatial ETL, raster and vector analytics, spatial statistics, API-driven data ingestion, automated environmental data pipelines, and cloud/HPC-style large-scale analytics.</w:t>
+        <w:t xml:space="preserve">Python, Google Earth Engine Python and JavaScript APIs, </w:t>
+      </w:r>
+      <w:proofErr w:type="spellStart"/>
+      <w:r>
+        <w:rPr>
+          <w:rFonts w:ascii="Times New Roman" w:eastAsia="Arial" w:hAnsi="Times New Roman" w:cs="Times New Roman"/>
+          <w:color w:val="000000"/>
+        </w:rPr>
+        <w:t>Xarray</w:t>
+      </w:r>
+      <w:proofErr w:type="spellEnd"/>
+      <w:r>
+        <w:rPr>
+          <w:rFonts w:ascii="Times New Roman" w:eastAsia="Arial" w:hAnsi="Times New Roman" w:cs="Times New Roman"/>
+          <w:color w:val="000000"/>
+        </w:rPr>
+        <w:t xml:space="preserve">, </w:t>
+      </w:r>
+      <w:proofErr w:type="spellStart"/>
+      <w:r>
+        <w:rPr>
+          <w:rFonts w:ascii="Times New Roman" w:eastAsia="Arial" w:hAnsi="Times New Roman" w:cs="Times New Roman"/>
+          <w:color w:val="000000"/>
+        </w:rPr>
+        <w:t>Dask</w:t>
+      </w:r>
+      <w:proofErr w:type="spellEnd"/>
+      <w:r>
+        <w:rPr>
+          <w:rFonts w:ascii="Times New Roman" w:eastAsia="Arial" w:hAnsi="Times New Roman" w:cs="Times New Roman"/>
+          <w:color w:val="000000"/>
+        </w:rPr>
+        <w:t xml:space="preserve">, NumPy, Pandas, </w:t>
+      </w:r>
+      <w:proofErr w:type="spellStart"/>
+      <w:r>
+        <w:rPr>
+          <w:rFonts w:ascii="Times New Roman" w:eastAsia="Arial" w:hAnsi="Times New Roman" w:cs="Times New Roman"/>
+          <w:color w:val="000000"/>
+        </w:rPr>
+        <w:t>GeoPandas</w:t>
+      </w:r>
+      <w:proofErr w:type="spellEnd"/>
+      <w:r>
+        <w:rPr>
+          <w:rFonts w:ascii="Times New Roman" w:eastAsia="Arial" w:hAnsi="Times New Roman" w:cs="Times New Roman"/>
+          <w:color w:val="000000"/>
+        </w:rPr>
+        <w:t xml:space="preserve">, </w:t>
+      </w:r>
+      <w:proofErr w:type="spellStart"/>
+      <w:r>
+        <w:rPr>
+          <w:rFonts w:ascii="Times New Roman" w:eastAsia="Arial" w:hAnsi="Times New Roman" w:cs="Times New Roman"/>
+          <w:color w:val="000000"/>
+        </w:rPr>
+        <w:t>Rasterio</w:t>
+      </w:r>
+      <w:proofErr w:type="spellEnd"/>
+      <w:r>
+        <w:rPr>
+          <w:rFonts w:ascii="Times New Roman" w:eastAsia="Arial" w:hAnsi="Times New Roman" w:cs="Times New Roman"/>
+          <w:color w:val="000000"/>
+        </w:rPr>
+        <w:t xml:space="preserve">, SciPy, </w:t>
+      </w:r>
+      <w:proofErr w:type="spellStart"/>
+      <w:r>
+        <w:rPr>
+          <w:rFonts w:ascii="Times New Roman" w:eastAsia="Arial" w:hAnsi="Times New Roman" w:cs="Times New Roman"/>
+          <w:color w:val="000000"/>
+        </w:rPr>
+        <w:t>PyTorch</w:t>
+      </w:r>
+      <w:proofErr w:type="spellEnd"/>
+      <w:r>
+        <w:rPr>
+          <w:rFonts w:ascii="Times New Roman" w:eastAsia="Arial" w:hAnsi="Times New Roman" w:cs="Times New Roman"/>
+          <w:color w:val="000000"/>
+        </w:rPr>
+        <w:t>, Scikit-learn, GDAL, ArcGIS, QGIS, MATLAB, Bash, Git, Linux/HPC environments, multiprocessing, parallel and distributed processing, scalable geospatial ETL, raster and vector analytics, spatial statistics, API-driven data ingestion, automated environmental data pipelines, and cloud/HPC-style large-scale analytics.</w:t>
       </w:r>
     </w:p>
     <w:p>
@@ -11410,12 +12298,69 @@
         </w:rPr>
         <w:t xml:space="preserve">Data Formats, Software Development, and Reproducibility: </w:t>
       </w:r>
-      <w:r>
-        <w:rPr>
-          <w:rFonts w:ascii="Times New Roman" w:eastAsia="Arial" w:hAnsi="Times New Roman" w:cs="Times New Roman"/>
-          <w:color w:val="000000"/>
-        </w:rPr>
-        <w:t>NetCDF, HDF5, GeoTIFF, Cloud-Optimized GeoTIFF, metadata-aware processing, reproducible workflows, scientific package development, PyPI package publication, Read the Docs documentation, REST APIs, dashboards, Plotly, Matplotlib, technical documentation, and reproducible scientific workflows.</w:t>
+      <w:proofErr w:type="spellStart"/>
+      <w:r>
+        <w:rPr>
+          <w:rFonts w:ascii="Times New Roman" w:eastAsia="Arial" w:hAnsi="Times New Roman" w:cs="Times New Roman"/>
+          <w:color w:val="000000"/>
+        </w:rPr>
+        <w:t>NetCDF</w:t>
+      </w:r>
+      <w:proofErr w:type="spellEnd"/>
+      <w:r>
+        <w:rPr>
+          <w:rFonts w:ascii="Times New Roman" w:eastAsia="Arial" w:hAnsi="Times New Roman" w:cs="Times New Roman"/>
+          <w:color w:val="000000"/>
+        </w:rPr>
+        <w:t xml:space="preserve">, HDF5, </w:t>
+      </w:r>
+      <w:proofErr w:type="spellStart"/>
+      <w:r>
+        <w:rPr>
+          <w:rFonts w:ascii="Times New Roman" w:eastAsia="Arial" w:hAnsi="Times New Roman" w:cs="Times New Roman"/>
+          <w:color w:val="000000"/>
+        </w:rPr>
+        <w:t>GeoTIFF</w:t>
+      </w:r>
+      <w:proofErr w:type="spellEnd"/>
+      <w:r>
+        <w:rPr>
+          <w:rFonts w:ascii="Times New Roman" w:eastAsia="Arial" w:hAnsi="Times New Roman" w:cs="Times New Roman"/>
+          <w:color w:val="000000"/>
+        </w:rPr>
+        <w:t xml:space="preserve">, Cloud-Optimized </w:t>
+      </w:r>
+      <w:proofErr w:type="spellStart"/>
+      <w:r>
+        <w:rPr>
+          <w:rFonts w:ascii="Times New Roman" w:eastAsia="Arial" w:hAnsi="Times New Roman" w:cs="Times New Roman"/>
+          <w:color w:val="000000"/>
+        </w:rPr>
+        <w:t>GeoTIFF</w:t>
+      </w:r>
+      <w:proofErr w:type="spellEnd"/>
+      <w:r>
+        <w:rPr>
+          <w:rFonts w:ascii="Times New Roman" w:eastAsia="Arial" w:hAnsi="Times New Roman" w:cs="Times New Roman"/>
+          <w:color w:val="000000"/>
+        </w:rPr>
+        <w:t xml:space="preserve">, metadata-aware processing, reproducible workflows, scientific package development, </w:t>
+      </w:r>
+      <w:proofErr w:type="spellStart"/>
+      <w:r>
+        <w:rPr>
+          <w:rFonts w:ascii="Times New Roman" w:eastAsia="Arial" w:hAnsi="Times New Roman" w:cs="Times New Roman"/>
+          <w:color w:val="000000"/>
+        </w:rPr>
+        <w:t>PyPI</w:t>
+      </w:r>
+      <w:proofErr w:type="spellEnd"/>
+      <w:r>
+        <w:rPr>
+          <w:rFonts w:ascii="Times New Roman" w:eastAsia="Arial" w:hAnsi="Times New Roman" w:cs="Times New Roman"/>
+          <w:color w:val="000000"/>
+        </w:rPr>
+        <w:t xml:space="preserve"> package publication, Read the Docs documentation, REST APIs, dashboards, Plotly, Matplotlib, technical documentation, and reproducible scientific workflows.</w:t>
       </w:r>
     </w:p>
     <w:p>
@@ -11609,7 +12554,7 @@
         </w:rPr>
         <w:t>Dr. Faisal Hossain (</w:t>
       </w:r>
-      <w:hyperlink r:id="rId54" w:history="1">
+      <w:hyperlink r:id="rId58" w:history="1">
         <w:r>
           <w:rPr>
             <w:rStyle w:val="Hyperlink"/>
@@ -11677,7 +12622,7 @@
         </w:rPr>
         <w:t>ky (</w:t>
       </w:r>
-      <w:hyperlink r:id="rId55" w:history="1">
+      <w:hyperlink r:id="rId59" w:history="1">
         <w:r>
           <w:rPr>
             <w:rStyle w:val="Hyperlink"/>
@@ -11727,7 +12672,7 @@
         </w:rPr>
         <w:t>(</w:t>
       </w:r>
-      <w:hyperlink r:id="rId56" w:history="1">
+      <w:hyperlink r:id="rId60" w:history="1">
         <w:r>
           <w:rPr>
             <w:rStyle w:val="Hyperlink"/>
@@ -11806,7 +12751,7 @@
         </w:rPr>
         <w:t>Karen Yuen (</w:t>
       </w:r>
-      <w:hyperlink r:id="rId57" w:history="1">
+      <w:hyperlink r:id="rId61" w:history="1">
         <w:r>
           <w:rPr>
             <w:rStyle w:val="Hyperlink"/>
@@ -11878,8 +12823,8 @@
       </w:r>
     </w:p>
     <w:sectPr>
-      <w:footerReference w:type="default" r:id="rId58"/>
-      <w:headerReference w:type="first" r:id="rId59"/>
+      <w:footerReference w:type="default" r:id="rId62"/>
+      <w:headerReference w:type="first" r:id="rId63"/>
       <w:pgSz w:w="12240" w:h="15840"/>
       <w:pgMar w:top="790" w:right="1512" w:bottom="720" w:left="1368" w:header="288" w:footer="288" w:gutter="0"/>
       <w:pgNumType w:start="1"/>
@@ -15521,12 +16466,14 @@
     <w:rsid w:val="00AA78F5"/>
     <w:rsid w:val="00AF0EF5"/>
     <w:rsid w:val="00B10330"/>
+    <w:rsid w:val="00B96071"/>
     <w:rsid w:val="00C0147D"/>
     <w:rsid w:val="00C23419"/>
     <w:rsid w:val="00C236A2"/>
     <w:rsid w:val="00D003E4"/>
     <w:rsid w:val="00D433F7"/>
     <w:rsid w:val="00D72305"/>
+    <w:rsid w:val="00DB5B17"/>
     <w:rsid w:val="00DC718F"/>
     <w:rsid w:val="00DF6853"/>
     <w:rsid w:val="00EC311A"/>

--- a/Shahzaib_CV.docx
+++ b/Shahzaib_CV.docx
@@ -2914,7 +2914,133 @@
           <w:rFonts w:ascii="Times New Roman" w:eastAsia="Arial" w:hAnsi="Times New Roman" w:cs="Times New Roman"/>
           <w:color w:val="000000"/>
         </w:rPr>
-        <w:t xml:space="preserve">Z. N. Hossain, S. Suresh, F. Hossain (2025). </w:t>
+        <w:t>F. Hossain, M. Ahamed, and K. Islam (202</w:t>
+      </w:r>
+      <w:r>
+        <w:rPr>
+          <w:rFonts w:ascii="Times New Roman" w:eastAsia="Arial" w:hAnsi="Times New Roman" w:cs="Times New Roman"/>
+          <w:color w:val="000000"/>
+        </w:rPr>
+        <w:t>6</w:t>
+      </w:r>
+      <w:r>
+        <w:rPr>
+          <w:rFonts w:ascii="Times New Roman" w:eastAsia="Arial" w:hAnsi="Times New Roman" w:cs="Times New Roman"/>
+          <w:color w:val="000000"/>
+        </w:rPr>
+        <w:t xml:space="preserve">). </w:t>
+      </w:r>
+      <w:r>
+        <w:rPr>
+          <w:rFonts w:ascii="Times New Roman" w:eastAsia="Arial" w:hAnsi="Times New Roman" w:cs="Times New Roman"/>
+          <w:color w:val="000000"/>
+        </w:rPr>
+        <w:t xml:space="preserve">Satellite Data Rendered Irrigation using Penman-Monteith and SEBAL – </w:t>
+      </w:r>
+      <w:proofErr w:type="spellStart"/>
+      <w:r>
+        <w:rPr>
+          <w:rFonts w:ascii="Times New Roman" w:eastAsia="Arial" w:hAnsi="Times New Roman" w:cs="Times New Roman"/>
+          <w:color w:val="000000"/>
+        </w:rPr>
+        <w:t>sDRIPS</w:t>
+      </w:r>
+      <w:proofErr w:type="spellEnd"/>
+      <w:r>
+        <w:rPr>
+          <w:rFonts w:ascii="Times New Roman" w:eastAsia="Arial" w:hAnsi="Times New Roman" w:cs="Times New Roman"/>
+          <w:color w:val="000000"/>
+        </w:rPr>
+        <w:t xml:space="preserve"> for Surface Water Irrigation Optimization, </w:t>
+      </w:r>
+      <w:r>
+        <w:rPr>
+          <w:rFonts w:ascii="Times New Roman" w:eastAsia="Arial" w:hAnsi="Times New Roman" w:cs="Times New Roman"/>
+          <w:i/>
+          <w:iCs/>
+          <w:color w:val="000000"/>
+        </w:rPr>
+        <w:t>Hydrology and Earth System Sciences (HESS)</w:t>
+      </w:r>
+      <w:r>
+        <w:rPr>
+          <w:rFonts w:ascii="Times New Roman" w:eastAsia="Arial" w:hAnsi="Times New Roman" w:cs="Times New Roman"/>
+          <w:i/>
+          <w:iCs/>
+          <w:color w:val="000000"/>
+        </w:rPr>
+        <w:t>,</w:t>
+      </w:r>
+      <w:r>
+        <w:rPr>
+          <w:rFonts w:ascii="Times New Roman" w:eastAsia="Arial" w:hAnsi="Times New Roman" w:cs="Times New Roman"/>
+          <w:i/>
+          <w:iCs/>
+          <w:color w:val="7F7F7F" w:themeColor="text1" w:themeTint="80"/>
+        </w:rPr>
+        <w:t xml:space="preserve"> </w:t>
+      </w:r>
+      <w:hyperlink r:id="rId27" w:history="1">
+        <w:r>
+          <w:rPr>
+            <w:rStyle w:val="Hyperlink"/>
+            <w:rFonts w:ascii="Times New Roman" w:hAnsi="Times New Roman" w:cs="Times New Roman"/>
+            <w:color w:val="7F7F7F" w:themeColor="text1" w:themeTint="80"/>
+          </w:rPr>
+          <w:t>https://doi.org/10.5194/hess-30-3675-2026</w:t>
+        </w:r>
+      </w:hyperlink>
+      <w:r>
+        <w:rPr>
+          <w:rFonts w:ascii="Times New Roman" w:eastAsia="Arial" w:hAnsi="Times New Roman" w:cs="Times New Roman"/>
+          <w:color w:val="000000"/>
+        </w:rPr>
+        <w:t>.</w:t>
+      </w:r>
+    </w:p>
+    <w:p>
+      <w:pPr>
+        <w:numPr>
+          <w:ilvl w:val="0"/>
+          <w:numId w:val="2"/>
+        </w:numPr>
+        <w:ind w:left="360"/>
+        <w:contextualSpacing/>
+        <w:jc w:val="both"/>
+        <w:rPr>
+          <w:rFonts w:ascii="Times New Roman" w:eastAsia="Arial" w:hAnsi="Times New Roman" w:cs="Times New Roman"/>
+          <w:color w:val="000000"/>
+        </w:rPr>
+      </w:pPr>
+      <w:r>
+        <w:rPr>
+          <w:rFonts w:ascii="Times New Roman" w:eastAsia="Arial" w:hAnsi="Times New Roman" w:cs="Times New Roman"/>
+          <w:b/>
+          <w:bCs/>
+          <w:color w:val="000000"/>
+        </w:rPr>
+        <w:t xml:space="preserve">S. Khan, </w:t>
+      </w:r>
+      <w:r>
+        <w:rPr>
+          <w:rFonts w:ascii="Times New Roman" w:eastAsia="Arial" w:hAnsi="Times New Roman" w:cs="Times New Roman"/>
+          <w:color w:val="000000"/>
+        </w:rPr>
+        <w:t>Z. N. Hossain, S. Suresh, F. Hossain (202</w:t>
+      </w:r>
+      <w:r>
+        <w:rPr>
+          <w:rFonts w:ascii="Times New Roman" w:eastAsia="Arial" w:hAnsi="Times New Roman" w:cs="Times New Roman"/>
+          <w:color w:val="000000"/>
+        </w:rPr>
+        <w:t>6</w:t>
+      </w:r>
+      <w:r>
+        <w:rPr>
+          <w:rFonts w:ascii="Times New Roman" w:eastAsia="Arial" w:hAnsi="Times New Roman" w:cs="Times New Roman"/>
+          <w:color w:val="000000"/>
+        </w:rPr>
+        <w:t xml:space="preserve">). </w:t>
       </w:r>
       <w:r>
         <w:rPr>
@@ -2985,7 +3111,7 @@
         </w:rPr>
         <w:t xml:space="preserve"> </w:t>
       </w:r>
-      <w:hyperlink r:id="rId27" w:history="1">
+      <w:hyperlink r:id="rId28" w:history="1">
         <w:r>
           <w:rPr>
             <w:rStyle w:val="Hyperlink"/>
@@ -3124,130 +3250,6 @@
           <w:rFonts w:ascii="Times New Roman" w:eastAsia="Arial" w:hAnsi="Times New Roman" w:cs="Times New Roman"/>
           <w:color w:val="000000"/>
         </w:rPr>
-        <w:t xml:space="preserve">F. Hossain, M. Ahamed, and K. Islam (2025). </w:t>
-      </w:r>
-      <w:r>
-        <w:rPr>
-          <w:rFonts w:ascii="Times New Roman" w:eastAsia="Arial" w:hAnsi="Times New Roman" w:cs="Times New Roman"/>
-          <w:color w:val="000000"/>
-        </w:rPr>
-        <w:t xml:space="preserve">Satellite Data Rendered Irrigation using Penman-Monteith and SEBAL – </w:t>
-      </w:r>
-      <w:proofErr w:type="spellStart"/>
-      <w:r>
-        <w:rPr>
-          <w:rFonts w:ascii="Times New Roman" w:eastAsia="Arial" w:hAnsi="Times New Roman" w:cs="Times New Roman"/>
-          <w:color w:val="000000"/>
-        </w:rPr>
-        <w:t>sDRIPS</w:t>
-      </w:r>
-      <w:proofErr w:type="spellEnd"/>
-      <w:r>
-        <w:rPr>
-          <w:rFonts w:ascii="Times New Roman" w:eastAsia="Arial" w:hAnsi="Times New Roman" w:cs="Times New Roman"/>
-          <w:color w:val="000000"/>
-        </w:rPr>
-        <w:t xml:space="preserve"> for Surface Water Irrigation Optimization</w:t>
-      </w:r>
-      <w:r>
-        <w:rPr>
-          <w:rFonts w:ascii="Times New Roman" w:eastAsia="Arial" w:hAnsi="Times New Roman" w:cs="Times New Roman"/>
-          <w:color w:val="000000"/>
-        </w:rPr>
-        <w:t xml:space="preserve">, </w:t>
-      </w:r>
-      <w:r>
-        <w:rPr>
-          <w:rFonts w:ascii="Times New Roman" w:eastAsia="Arial" w:hAnsi="Times New Roman" w:cs="Times New Roman"/>
-          <w:i/>
-          <w:iCs/>
-          <w:color w:val="000000"/>
-        </w:rPr>
-        <w:t>Hydrology and Earth System Sciences (HESS)</w:t>
-      </w:r>
-      <w:r>
-        <w:rPr>
-          <w:rFonts w:ascii="Times New Roman" w:eastAsia="Arial" w:hAnsi="Times New Roman" w:cs="Times New Roman"/>
-          <w:i/>
-          <w:iCs/>
-          <w:color w:val="000000"/>
-        </w:rPr>
-        <w:t xml:space="preserve"> </w:t>
-      </w:r>
-      <w:r>
-        <w:rPr>
-          <w:rFonts w:ascii="Times New Roman" w:eastAsia="Arial" w:hAnsi="Times New Roman" w:cs="Times New Roman"/>
-          <w:color w:val="000000"/>
-        </w:rPr>
-        <w:t xml:space="preserve">(In </w:t>
-      </w:r>
-      <w:r>
-        <w:rPr>
-          <w:rFonts w:ascii="Times New Roman" w:eastAsia="Arial" w:hAnsi="Times New Roman" w:cs="Times New Roman"/>
-          <w:color w:val="000000"/>
-        </w:rPr>
-        <w:t>Press</w:t>
-      </w:r>
-      <w:r>
-        <w:rPr>
-          <w:rFonts w:ascii="Times New Roman" w:eastAsia="Arial" w:hAnsi="Times New Roman" w:cs="Times New Roman"/>
-          <w:color w:val="000000"/>
-        </w:rPr>
-        <w:t xml:space="preserve">, </w:t>
-      </w:r>
-      <w:hyperlink r:id="rId28" w:history="1">
-        <w:r>
-          <w:rPr>
-            <w:rStyle w:val="Hyperlink"/>
-            <w:rFonts w:ascii="Times New Roman" w:eastAsia="Arial" w:hAnsi="Times New Roman" w:cs="Times New Roman"/>
-            <w:color w:val="7F7F7F" w:themeColor="text1" w:themeTint="80"/>
-          </w:rPr>
-          <w:t>https://doi.org/10.5194/egusphere-2025-4574</w:t>
-        </w:r>
-      </w:hyperlink>
-      <w:r>
-        <w:rPr>
-          <w:rFonts w:ascii="Times New Roman" w:eastAsia="Arial" w:hAnsi="Times New Roman" w:cs="Times New Roman"/>
-          <w:color w:val="000000"/>
-        </w:rPr>
-        <w:t>)</w:t>
-      </w:r>
-      <w:r>
-        <w:rPr>
-          <w:rFonts w:ascii="Times New Roman" w:eastAsia="Arial" w:hAnsi="Times New Roman" w:cs="Times New Roman"/>
-          <w:color w:val="000000"/>
-        </w:rPr>
-        <w:t>.</w:t>
-      </w:r>
-    </w:p>
-    <w:p>
-      <w:pPr>
-        <w:numPr>
-          <w:ilvl w:val="0"/>
-          <w:numId w:val="2"/>
-        </w:numPr>
-        <w:ind w:left="360"/>
-        <w:contextualSpacing/>
-        <w:jc w:val="both"/>
-        <w:rPr>
-          <w:rFonts w:ascii="Times New Roman" w:eastAsia="Arial" w:hAnsi="Times New Roman" w:cs="Times New Roman"/>
-          <w:color w:val="000000"/>
-        </w:rPr>
-      </w:pPr>
-      <w:r>
-        <w:rPr>
-          <w:rFonts w:ascii="Times New Roman" w:eastAsia="Arial" w:hAnsi="Times New Roman" w:cs="Times New Roman"/>
-          <w:b/>
-          <w:bCs/>
-          <w:color w:val="000000"/>
-        </w:rPr>
-        <w:t xml:space="preserve">S. Khan, </w:t>
-      </w:r>
-      <w:r>
-        <w:rPr>
-          <w:rFonts w:ascii="Times New Roman" w:eastAsia="Arial" w:hAnsi="Times New Roman" w:cs="Times New Roman"/>
-          <w:color w:val="000000"/>
-        </w:rPr>
         <w:t xml:space="preserve">F. Hossain, et al. (2024). A Network Design Approach for Citizen Science‑Satellite Monitoring of Surface Water Volume Changes in Bangladesh, </w:t>
       </w:r>
       <w:r>
@@ -3257,7 +3259,7 @@
           <w:iCs/>
           <w:color w:val="000000"/>
         </w:rPr>
-        <w:t>Environmental Modelling and Software</w:t>
+        <w:t>Environmental Modeling and Software</w:t>
       </w:r>
       <w:r>
         <w:rPr>
@@ -16431,6 +16433,7 @@
     <w:rsid w:val="00374863"/>
     <w:rsid w:val="003822A1"/>
     <w:rsid w:val="00387E88"/>
+    <w:rsid w:val="004246D8"/>
     <w:rsid w:val="00455956"/>
     <w:rsid w:val="004A46D7"/>
     <w:rsid w:val="004B1414"/>
@@ -16476,6 +16479,7 @@
     <w:rsid w:val="00DB5B17"/>
     <w:rsid w:val="00DC718F"/>
     <w:rsid w:val="00DF6853"/>
+    <w:rsid w:val="00E3046D"/>
     <w:rsid w:val="00EC311A"/>
     <w:rsid w:val="00F406ED"/>
   </w:rsids>

--- a/Shahzaib_CV.docx
+++ b/Shahzaib_CV.docx
@@ -667,6 +667,7 @@
           <w:showingPlcHdr/>
           <w15:appearance w15:val="hidden"/>
         </w:sdtPr>
+        <w:sdtEndPr/>
         <w:sdtContent>
           <w:r>
             <w:rPr>
@@ -3157,7 +3158,21 @@
           <w:rFonts w:ascii="Times New Roman" w:eastAsia="Arial" w:hAnsi="Times New Roman" w:cs="Times New Roman"/>
           <w:color w:val="000000"/>
         </w:rPr>
-        <w:t xml:space="preserve"> and F. Hossain (2025). (</w:t>
+        <w:t xml:space="preserve"> and F. Hossain (202</w:t>
+      </w:r>
+      <w:r>
+        <w:rPr>
+          <w:rFonts w:ascii="Times New Roman" w:eastAsia="Arial" w:hAnsi="Times New Roman" w:cs="Times New Roman"/>
+          <w:color w:val="000000"/>
+        </w:rPr>
+        <w:t>6</w:t>
+      </w:r>
+      <w:r>
+        <w:rPr>
+          <w:rFonts w:ascii="Times New Roman" w:eastAsia="Arial" w:hAnsi="Times New Roman" w:cs="Times New Roman"/>
+          <w:color w:val="000000"/>
+        </w:rPr>
+        <w:t>). (</w:t>
       </w:r>
       <w:proofErr w:type="spellStart"/>
       <w:r>
@@ -3203,7 +3218,7 @@
           <w:rFonts w:ascii="Times New Roman" w:eastAsia="Arial" w:hAnsi="Times New Roman" w:cs="Times New Roman"/>
           <w:color w:val="000000"/>
         </w:rPr>
-        <w:t>Revision</w:t>
+        <w:t>Press</w:t>
       </w:r>
       <w:r>
         <w:rPr>
@@ -12876,6 +12891,7 @@
         <w:docPartUnique/>
       </w:docPartObj>
     </w:sdtPr>
+    <w:sdtEndPr/>
     <w:sdtContent>
       <w:sdt>
         <w:sdtPr>
@@ -12888,6 +12904,7 @@
             <w:docPartUnique/>
           </w:docPartObj>
         </w:sdtPr>
+        <w:sdtEndPr/>
         <w:sdtContent>
           <w:p>
             <w:pPr>
@@ -16371,6 +16388,7 @@
     <w:sig w:usb0="00000000" w:usb1="10000000" w:usb2="00000000" w:usb3="00000000" w:csb0="80000000" w:csb1="00000000"/>
   </w:font>
   <w:font w:name="Aptos">
+    <w:altName w:val="Aptos"/>
     <w:charset w:val="00"/>
     <w:family w:val="swiss"/>
     <w:pitch w:val="variable"/>
@@ -16426,6 +16444,7 @@
     <w:rsid w:val="00194441"/>
     <w:rsid w:val="001E0F6F"/>
     <w:rsid w:val="002227EE"/>
+    <w:rsid w:val="00267D27"/>
     <w:rsid w:val="002971FC"/>
     <w:rsid w:val="00323FA0"/>
     <w:rsid w:val="003633AD"/>
@@ -16464,6 +16483,7 @@
     <w:rsid w:val="00960276"/>
     <w:rsid w:val="00983433"/>
     <w:rsid w:val="009A00F6"/>
+    <w:rsid w:val="009D7F6C"/>
     <w:rsid w:val="00A3504F"/>
     <w:rsid w:val="00A700C5"/>
     <w:rsid w:val="00AA78F5"/>

--- a/Shahzaib_CV.docx
+++ b/Shahzaib_CV.docx
@@ -667,7 +667,6 @@
           <w:showingPlcHdr/>
           <w15:appearance w15:val="hidden"/>
         </w:sdtPr>
-        <w:sdtEndPr/>
         <w:sdtContent>
           <w:r>
             <w:rPr>
@@ -7233,7 +7232,28 @@
                 <w:rFonts w:ascii="Times New Roman" w:eastAsia="Arial" w:hAnsi="Times New Roman" w:cs="Times New Roman"/>
                 <w:color w:val="000000"/>
               </w:rPr>
-              <w:t>Remote Sensing of Environment (1)</w:t>
+              <w:t>Remote Sensing of Environment (1</w:t>
+            </w:r>
+            <w:r>
+              <w:rPr>
+                <w:rFonts w:ascii="Times New Roman" w:eastAsia="Arial" w:hAnsi="Times New Roman" w:cs="Times New Roman"/>
+                <w:color w:val="000000"/>
+              </w:rPr>
+              <w:t xml:space="preserve">, </w:t>
+            </w:r>
+            <w:r>
+              <w:rPr>
+                <w:rFonts w:ascii="Times New Roman" w:eastAsia="Arial" w:hAnsi="Times New Roman" w:cs="Times New Roman"/>
+                <w:color w:val="000000"/>
+              </w:rPr>
+              <w:t>currently reviewing</w:t>
+            </w:r>
+            <w:r>
+              <w:rPr>
+                <w:rFonts w:ascii="Times New Roman" w:eastAsia="Arial" w:hAnsi="Times New Roman" w:cs="Times New Roman"/>
+                <w:color w:val="000000"/>
+              </w:rPr>
+              <w:t>)</w:t>
             </w:r>
           </w:p>
         </w:tc>
@@ -7284,17 +7304,9 @@
             <w:r>
               <w:rPr>
                 <w:rFonts w:ascii="Times New Roman" w:eastAsia="Arial" w:hAnsi="Times New Roman" w:cs="Times New Roman"/>
-                <w:bCs/>
                 <w:color w:val="000000"/>
               </w:rPr>
-              <w:t>Earth Science Informatics</w:t>
-            </w:r>
-            <w:r>
-              <w:rPr>
-                <w:rFonts w:ascii="Times New Roman" w:eastAsia="Arial" w:hAnsi="Times New Roman" w:cs="Times New Roman"/>
-                <w:color w:val="000000"/>
-              </w:rPr>
-              <w:t xml:space="preserve"> (1)</w:t>
+              <w:t>Hydrology and Earth System Science (1, currently reviewing)</w:t>
             </w:r>
           </w:p>
         </w:tc>
@@ -7358,6 +7370,21 @@
                 <w:color w:val="000000"/>
               </w:rPr>
             </w:pPr>
+            <w:r>
+              <w:rPr>
+                <w:rFonts w:ascii="Times New Roman" w:eastAsia="Arial" w:hAnsi="Times New Roman" w:cs="Times New Roman"/>
+                <w:bCs/>
+                <w:color w:val="000000"/>
+              </w:rPr>
+              <w:t>Earth Science Informatics</w:t>
+            </w:r>
+            <w:r>
+              <w:rPr>
+                <w:rFonts w:ascii="Times New Roman" w:eastAsia="Arial" w:hAnsi="Times New Roman" w:cs="Times New Roman"/>
+                <w:color w:val="000000"/>
+              </w:rPr>
+              <w:t xml:space="preserve"> (1)</w:t>
+            </w:r>
           </w:p>
         </w:tc>
         <w:tc>
@@ -12891,7 +12918,6 @@
         <w:docPartUnique/>
       </w:docPartObj>
     </w:sdtPr>
-    <w:sdtEndPr/>
     <w:sdtContent>
       <w:sdt>
         <w:sdtPr>
@@ -12904,7 +12930,6 @@
             <w:docPartUnique/>
           </w:docPartObj>
         </w:sdtPr>
-        <w:sdtEndPr/>
         <w:sdtContent>
           <w:p>
             <w:pPr>
@@ -16388,7 +16413,6 @@
     <w:sig w:usb0="00000000" w:usb1="10000000" w:usb2="00000000" w:usb3="00000000" w:csb0="80000000" w:csb1="00000000"/>
   </w:font>
   <w:font w:name="Aptos">
-    <w:altName w:val="Aptos"/>
     <w:charset w:val="00"/>
     <w:family w:val="swiss"/>
     <w:pitch w:val="variable"/>
@@ -16446,6 +16470,7 @@
     <w:rsid w:val="002227EE"/>
     <w:rsid w:val="00267D27"/>
     <w:rsid w:val="002971FC"/>
+    <w:rsid w:val="002E192B"/>
     <w:rsid w:val="00323FA0"/>
     <w:rsid w:val="003633AD"/>
     <w:rsid w:val="003716FA"/>
@@ -16469,6 +16494,7 @@
     <w:rsid w:val="00633326"/>
     <w:rsid w:val="00635118"/>
     <w:rsid w:val="00654077"/>
+    <w:rsid w:val="006A43DE"/>
     <w:rsid w:val="006B6A99"/>
     <w:rsid w:val="006D1120"/>
     <w:rsid w:val="0070620E"/>
@@ -16497,9 +16523,11 @@
     <w:rsid w:val="00D433F7"/>
     <w:rsid w:val="00D72305"/>
     <w:rsid w:val="00DB5B17"/>
+    <w:rsid w:val="00DC699E"/>
     <w:rsid w:val="00DC718F"/>
     <w:rsid w:val="00DF6853"/>
     <w:rsid w:val="00E3046D"/>
+    <w:rsid w:val="00EC2367"/>
     <w:rsid w:val="00EC311A"/>
     <w:rsid w:val="00F406ED"/>
   </w:rsids>

--- a/Shahzaib_CV.docx
+++ b/Shahzaib_CV.docx
@@ -3201,36 +3201,25 @@
       <w:r>
         <w:rPr>
           <w:rFonts w:ascii="Times New Roman" w:eastAsia="Arial" w:hAnsi="Times New Roman" w:cs="Times New Roman"/>
-          <w:color w:val="000000"/>
-        </w:rPr>
-        <w:t xml:space="preserve"> </w:t>
-      </w:r>
-      <w:r>
-        <w:rPr>
-          <w:rFonts w:ascii="Times New Roman" w:eastAsia="Arial" w:hAnsi="Times New Roman" w:cs="Times New Roman"/>
-          <w:color w:val="000000"/>
-        </w:rPr>
-        <w:t xml:space="preserve">(In </w:t>
-      </w:r>
-      <w:r>
-        <w:rPr>
-          <w:rFonts w:ascii="Times New Roman" w:eastAsia="Arial" w:hAnsi="Times New Roman" w:cs="Times New Roman"/>
-          <w:color w:val="000000"/>
-        </w:rPr>
-        <w:t>Press</w:t>
-      </w:r>
-      <w:r>
-        <w:rPr>
-          <w:rFonts w:ascii="Times New Roman" w:eastAsia="Arial" w:hAnsi="Times New Roman" w:cs="Times New Roman"/>
-          <w:color w:val="000000"/>
-        </w:rPr>
-        <w:t>)</w:t>
-      </w:r>
-      <w:r>
-        <w:rPr>
-          <w:rFonts w:ascii="Times New Roman" w:eastAsia="Arial" w:hAnsi="Times New Roman" w:cs="Times New Roman"/>
-          <w:i/>
-          <w:iCs/>
+          <w:i/>
+          <w:iCs/>
+          <w:color w:val="000000"/>
+        </w:rPr>
+        <w:t xml:space="preserve">, </w:t>
+      </w:r>
+      <w:hyperlink r:id="rId29" w:history="1">
+        <w:r>
+          <w:rPr>
+            <w:rStyle w:val="Hyperlink"/>
+            <w:rFonts w:ascii="Times New Roman" w:eastAsia="Arial" w:hAnsi="Times New Roman" w:cs="Times New Roman"/>
+            <w:color w:val="7F7F7F" w:themeColor="text1" w:themeTint="80"/>
+          </w:rPr>
+          <w:t>https://doi.org/10.1080/28375807.2026.2702300</w:t>
+        </w:r>
+      </w:hyperlink>
+      <w:r>
+        <w:rPr>
+          <w:rFonts w:ascii="Times New Roman" w:eastAsia="Arial" w:hAnsi="Times New Roman" w:cs="Times New Roman"/>
           <w:color w:val="000000"/>
         </w:rPr>
         <w:t>.</w:t>
@@ -3282,7 +3271,7 @@
         </w:rPr>
         <w:t xml:space="preserve">. </w:t>
       </w:r>
-      <w:hyperlink r:id="rId29" w:history="1">
+      <w:hyperlink r:id="rId30" w:history="1">
         <w:r>
           <w:rPr>
             <w:rStyle w:val="Hyperlink"/>
@@ -3423,7 +3412,7 @@
         </w:rPr>
         <w:t xml:space="preserve"> </w:t>
       </w:r>
-      <w:hyperlink r:id="rId30" w:history="1">
+      <w:hyperlink r:id="rId31" w:history="1">
         <w:r>
           <w:rPr>
             <w:rStyle w:val="Hyperlink"/>
@@ -3539,7 +3528,7 @@
         </w:rPr>
         <w:t xml:space="preserve">, </w:t>
       </w:r>
-      <w:hyperlink r:id="rId31" w:history="1">
+      <w:hyperlink r:id="rId32" w:history="1">
         <w:r>
           <w:rPr>
             <w:rStyle w:val="Hyperlink"/>
@@ -3693,7 +3682,7 @@
         </w:rPr>
         <w:t xml:space="preserve">, </w:t>
       </w:r>
-      <w:hyperlink r:id="rId32" w:history="1">
+      <w:hyperlink r:id="rId33" w:history="1">
         <w:r>
           <w:rPr>
             <w:rStyle w:val="Hyperlink"/>
@@ -3784,7 +3773,7 @@
         </w:rPr>
         <w:t xml:space="preserve">, </w:t>
       </w:r>
-      <w:hyperlink r:id="rId33" w:history="1">
+      <w:hyperlink r:id="rId34" w:history="1">
         <w:r>
           <w:rPr>
             <w:rStyle w:val="Hyperlink"/>
@@ -3947,7 +3936,7 @@
         </w:rPr>
         <w:t xml:space="preserve"> </w:t>
       </w:r>
-      <w:hyperlink r:id="rId34" w:history="1">
+      <w:hyperlink r:id="rId35" w:history="1">
         <w:r>
           <w:rPr>
             <w:rStyle w:val="Hyperlink"/>
@@ -4022,7 +4011,7 @@
         </w:rPr>
         <w:t xml:space="preserve">IEEE JSTARS. </w:t>
       </w:r>
-      <w:hyperlink r:id="rId35" w:history="1">
+      <w:hyperlink r:id="rId36" w:history="1">
         <w:r>
           <w:rPr>
             <w:rStyle w:val="Hyperlink"/>
@@ -4157,7 +4146,7 @@
         </w:rPr>
         <w:t xml:space="preserve">Environmental Modeling and Software. </w:t>
       </w:r>
-      <w:hyperlink r:id="rId36" w:history="1">
+      <w:hyperlink r:id="rId37" w:history="1">
         <w:r>
           <w:rPr>
             <w:rStyle w:val="Hyperlink"/>
@@ -4239,7 +4228,7 @@
         </w:rPr>
         <w:t xml:space="preserve">. </w:t>
       </w:r>
-      <w:hyperlink r:id="rId37" w:history="1">
+      <w:hyperlink r:id="rId38" w:history="1">
         <w:r>
           <w:rPr>
             <w:rStyle w:val="Hyperlink"/>
@@ -6465,150 +6454,6 @@
         </w:rPr>
         <w:t xml:space="preserve"> </w:t>
       </w:r>
-      <w:hyperlink r:id="rId38" w:history="1">
-        <w:r>
-          <w:rPr>
-            <w:rStyle w:val="Hyperlink"/>
-            <w:rFonts w:ascii="Times New Roman" w:eastAsia="Arial" w:hAnsi="Times New Roman" w:cs="Times New Roman"/>
-            <w:i/>
-            <w:iCs/>
-            <w:color w:val="7F7F7F" w:themeColor="text1" w:themeTint="80"/>
-          </w:rPr>
-          <w:t>Link</w:t>
-        </w:r>
-      </w:hyperlink>
-    </w:p>
-    <w:p>
-      <w:pPr>
-        <w:numPr>
-          <w:ilvl w:val="0"/>
-          <w:numId w:val="8"/>
-        </w:numPr>
-        <w:contextualSpacing/>
-        <w:jc w:val="both"/>
-        <w:rPr>
-          <w:rFonts w:ascii="Times New Roman" w:eastAsia="Arial" w:hAnsi="Times New Roman" w:cs="Times New Roman"/>
-          <w:color w:val="000000"/>
-        </w:rPr>
-      </w:pPr>
-      <w:r>
-        <w:rPr>
-          <w:rFonts w:ascii="Times New Roman" w:eastAsia="Arial" w:hAnsi="Times New Roman" w:cs="Times New Roman"/>
-          <w:color w:val="000000"/>
-        </w:rPr>
-        <w:t>F. Hossain,</w:t>
-      </w:r>
-      <w:r>
-        <w:rPr>
-          <w:rFonts w:ascii="Times New Roman" w:eastAsia="Arial" w:hAnsi="Times New Roman" w:cs="Times New Roman"/>
-          <w:color w:val="000000"/>
-        </w:rPr>
-        <w:t xml:space="preserve"> P. Das</w:t>
-      </w:r>
-      <w:r>
-        <w:rPr>
-          <w:rFonts w:ascii="Times New Roman" w:eastAsia="Arial" w:hAnsi="Times New Roman" w:cs="Times New Roman"/>
-          <w:color w:val="000000"/>
-        </w:rPr>
-        <w:t>,</w:t>
-      </w:r>
-      <w:r>
-        <w:rPr>
-          <w:rFonts w:ascii="Times New Roman" w:eastAsia="Arial" w:hAnsi="Times New Roman" w:cs="Times New Roman"/>
-          <w:color w:val="000000"/>
-        </w:rPr>
-        <w:t xml:space="preserve"> G. </w:t>
-      </w:r>
-      <w:proofErr w:type="spellStart"/>
-      <w:r>
-        <w:rPr>
-          <w:rFonts w:ascii="Times New Roman" w:eastAsia="Arial" w:hAnsi="Times New Roman" w:cs="Times New Roman"/>
-          <w:color w:val="000000"/>
-        </w:rPr>
-        <w:t>Brencher</w:t>
-      </w:r>
-      <w:proofErr w:type="spellEnd"/>
-      <w:r>
-        <w:rPr>
-          <w:rFonts w:ascii="Times New Roman" w:eastAsia="Arial" w:hAnsi="Times New Roman" w:cs="Times New Roman"/>
-          <w:color w:val="000000"/>
-        </w:rPr>
-        <w:t>,</w:t>
-      </w:r>
-      <w:r>
-        <w:rPr>
-          <w:rFonts w:ascii="Times New Roman" w:eastAsia="Arial" w:hAnsi="Times New Roman" w:cs="Times New Roman"/>
-          <w:color w:val="000000"/>
-        </w:rPr>
-        <w:t xml:space="preserve"> </w:t>
-      </w:r>
-      <w:r>
-        <w:rPr>
-          <w:rFonts w:ascii="Times New Roman" w:eastAsia="Arial" w:hAnsi="Times New Roman" w:cs="Times New Roman"/>
-          <w:color w:val="000000"/>
-        </w:rPr>
-        <w:t>H. Conr</w:t>
-      </w:r>
-      <w:r>
-        <w:rPr>
-          <w:rFonts w:ascii="Times New Roman" w:eastAsia="Arial" w:hAnsi="Times New Roman" w:cs="Times New Roman"/>
-          <w:color w:val="000000"/>
-        </w:rPr>
-        <w:t xml:space="preserve">oy, G. Darkwah, A. McCall, S. Minocha, </w:t>
-      </w:r>
-      <w:r>
-        <w:rPr>
-          <w:rFonts w:ascii="Times New Roman" w:eastAsia="Arial" w:hAnsi="Times New Roman" w:cs="Times New Roman"/>
-          <w:color w:val="000000"/>
-        </w:rPr>
-        <w:t xml:space="preserve">G. Schelepp, S. Yao, </w:t>
-      </w:r>
-      <w:r>
-        <w:rPr>
-          <w:rFonts w:ascii="Times New Roman" w:eastAsia="Arial" w:hAnsi="Times New Roman" w:cs="Times New Roman"/>
-          <w:b/>
-          <w:bCs/>
-          <w:color w:val="000000"/>
-        </w:rPr>
-        <w:t>S. Khan</w:t>
-      </w:r>
-      <w:r>
-        <w:rPr>
-          <w:rFonts w:ascii="Times New Roman" w:eastAsia="Arial" w:hAnsi="Times New Roman" w:cs="Times New Roman"/>
-          <w:color w:val="000000"/>
-        </w:rPr>
-        <w:t xml:space="preserve">, </w:t>
-      </w:r>
-      <w:r>
-        <w:rPr>
-          <w:rFonts w:ascii="Times New Roman" w:eastAsia="Arial" w:hAnsi="Times New Roman" w:cs="Times New Roman"/>
-          <w:color w:val="000000"/>
-        </w:rPr>
-        <w:t xml:space="preserve">A satellite remote sensing perspective on water resources. In </w:t>
-      </w:r>
-      <w:r>
-        <w:rPr>
-          <w:rFonts w:ascii="Times New Roman" w:eastAsia="Arial" w:hAnsi="Times New Roman" w:cs="Times New Roman"/>
-          <w:i/>
-          <w:iCs/>
-          <w:color w:val="000000"/>
-        </w:rPr>
-        <w:t>International Water Power and Dam Construction</w:t>
-      </w:r>
-      <w:r>
-        <w:rPr>
-          <w:rFonts w:ascii="Times New Roman" w:eastAsia="Arial" w:hAnsi="Times New Roman" w:cs="Times New Roman"/>
-          <w:color w:val="000000"/>
-        </w:rPr>
-        <w:t>, 2023.</w:t>
-      </w:r>
-      <w:r>
-        <w:rPr>
-          <w:rFonts w:ascii="Times New Roman" w:eastAsia="Arial" w:hAnsi="Times New Roman" w:cs="Times New Roman"/>
-          <w:color w:val="000000"/>
-        </w:rPr>
-        <w:t xml:space="preserve"> </w:t>
-      </w:r>
       <w:hyperlink r:id="rId39" w:history="1">
         <w:r>
           <w:rPr>
@@ -6640,6 +6485,150 @@
           <w:rFonts w:ascii="Times New Roman" w:eastAsia="Arial" w:hAnsi="Times New Roman" w:cs="Times New Roman"/>
           <w:color w:val="000000"/>
         </w:rPr>
+        <w:t>F. Hossain,</w:t>
+      </w:r>
+      <w:r>
+        <w:rPr>
+          <w:rFonts w:ascii="Times New Roman" w:eastAsia="Arial" w:hAnsi="Times New Roman" w:cs="Times New Roman"/>
+          <w:color w:val="000000"/>
+        </w:rPr>
+        <w:t xml:space="preserve"> P. Das</w:t>
+      </w:r>
+      <w:r>
+        <w:rPr>
+          <w:rFonts w:ascii="Times New Roman" w:eastAsia="Arial" w:hAnsi="Times New Roman" w:cs="Times New Roman"/>
+          <w:color w:val="000000"/>
+        </w:rPr>
+        <w:t>,</w:t>
+      </w:r>
+      <w:r>
+        <w:rPr>
+          <w:rFonts w:ascii="Times New Roman" w:eastAsia="Arial" w:hAnsi="Times New Roman" w:cs="Times New Roman"/>
+          <w:color w:val="000000"/>
+        </w:rPr>
+        <w:t xml:space="preserve"> G. </w:t>
+      </w:r>
+      <w:proofErr w:type="spellStart"/>
+      <w:r>
+        <w:rPr>
+          <w:rFonts w:ascii="Times New Roman" w:eastAsia="Arial" w:hAnsi="Times New Roman" w:cs="Times New Roman"/>
+          <w:color w:val="000000"/>
+        </w:rPr>
+        <w:t>Brencher</w:t>
+      </w:r>
+      <w:proofErr w:type="spellEnd"/>
+      <w:r>
+        <w:rPr>
+          <w:rFonts w:ascii="Times New Roman" w:eastAsia="Arial" w:hAnsi="Times New Roman" w:cs="Times New Roman"/>
+          <w:color w:val="000000"/>
+        </w:rPr>
+        <w:t>,</w:t>
+      </w:r>
+      <w:r>
+        <w:rPr>
+          <w:rFonts w:ascii="Times New Roman" w:eastAsia="Arial" w:hAnsi="Times New Roman" w:cs="Times New Roman"/>
+          <w:color w:val="000000"/>
+        </w:rPr>
+        <w:t xml:space="preserve"> </w:t>
+      </w:r>
+      <w:r>
+        <w:rPr>
+          <w:rFonts w:ascii="Times New Roman" w:eastAsia="Arial" w:hAnsi="Times New Roman" w:cs="Times New Roman"/>
+          <w:color w:val="000000"/>
+        </w:rPr>
+        <w:t>H. Conr</w:t>
+      </w:r>
+      <w:r>
+        <w:rPr>
+          <w:rFonts w:ascii="Times New Roman" w:eastAsia="Arial" w:hAnsi="Times New Roman" w:cs="Times New Roman"/>
+          <w:color w:val="000000"/>
+        </w:rPr>
+        <w:t xml:space="preserve">oy, G. Darkwah, A. McCall, S. Minocha, </w:t>
+      </w:r>
+      <w:r>
+        <w:rPr>
+          <w:rFonts w:ascii="Times New Roman" w:eastAsia="Arial" w:hAnsi="Times New Roman" w:cs="Times New Roman"/>
+          <w:color w:val="000000"/>
+        </w:rPr>
+        <w:t xml:space="preserve">G. Schelepp, S. Yao, </w:t>
+      </w:r>
+      <w:r>
+        <w:rPr>
+          <w:rFonts w:ascii="Times New Roman" w:eastAsia="Arial" w:hAnsi="Times New Roman" w:cs="Times New Roman"/>
+          <w:b/>
+          <w:bCs/>
+          <w:color w:val="000000"/>
+        </w:rPr>
+        <w:t>S. Khan</w:t>
+      </w:r>
+      <w:r>
+        <w:rPr>
+          <w:rFonts w:ascii="Times New Roman" w:eastAsia="Arial" w:hAnsi="Times New Roman" w:cs="Times New Roman"/>
+          <w:color w:val="000000"/>
+        </w:rPr>
+        <w:t xml:space="preserve">, </w:t>
+      </w:r>
+      <w:r>
+        <w:rPr>
+          <w:rFonts w:ascii="Times New Roman" w:eastAsia="Arial" w:hAnsi="Times New Roman" w:cs="Times New Roman"/>
+          <w:color w:val="000000"/>
+        </w:rPr>
+        <w:t xml:space="preserve">A satellite remote sensing perspective on water resources. In </w:t>
+      </w:r>
+      <w:r>
+        <w:rPr>
+          <w:rFonts w:ascii="Times New Roman" w:eastAsia="Arial" w:hAnsi="Times New Roman" w:cs="Times New Roman"/>
+          <w:i/>
+          <w:iCs/>
+          <w:color w:val="000000"/>
+        </w:rPr>
+        <w:t>International Water Power and Dam Construction</w:t>
+      </w:r>
+      <w:r>
+        <w:rPr>
+          <w:rFonts w:ascii="Times New Roman" w:eastAsia="Arial" w:hAnsi="Times New Roman" w:cs="Times New Roman"/>
+          <w:color w:val="000000"/>
+        </w:rPr>
+        <w:t>, 2023.</w:t>
+      </w:r>
+      <w:r>
+        <w:rPr>
+          <w:rFonts w:ascii="Times New Roman" w:eastAsia="Arial" w:hAnsi="Times New Roman" w:cs="Times New Roman"/>
+          <w:color w:val="000000"/>
+        </w:rPr>
+        <w:t xml:space="preserve"> </w:t>
+      </w:r>
+      <w:hyperlink r:id="rId40" w:history="1">
+        <w:r>
+          <w:rPr>
+            <w:rStyle w:val="Hyperlink"/>
+            <w:rFonts w:ascii="Times New Roman" w:eastAsia="Arial" w:hAnsi="Times New Roman" w:cs="Times New Roman"/>
+            <w:i/>
+            <w:iCs/>
+            <w:color w:val="7F7F7F" w:themeColor="text1" w:themeTint="80"/>
+          </w:rPr>
+          <w:t>Link</w:t>
+        </w:r>
+      </w:hyperlink>
+    </w:p>
+    <w:p>
+      <w:pPr>
+        <w:numPr>
+          <w:ilvl w:val="0"/>
+          <w:numId w:val="8"/>
+        </w:numPr>
+        <w:contextualSpacing/>
+        <w:jc w:val="both"/>
+        <w:rPr>
+          <w:rFonts w:ascii="Times New Roman" w:eastAsia="Arial" w:hAnsi="Times New Roman" w:cs="Times New Roman"/>
+          <w:color w:val="000000"/>
+        </w:rPr>
+      </w:pPr>
+      <w:r>
+        <w:rPr>
+          <w:rFonts w:ascii="Times New Roman" w:eastAsia="Arial" w:hAnsi="Times New Roman" w:cs="Times New Roman"/>
+          <w:color w:val="000000"/>
+        </w:rPr>
         <w:t>P. Das,</w:t>
       </w:r>
       <w:r>
@@ -6730,7 +6719,7 @@
         </w:rPr>
         <w:t xml:space="preserve"> </w:t>
       </w:r>
-      <w:hyperlink r:id="rId40" w:history="1">
+      <w:hyperlink r:id="rId41" w:history="1">
         <w:r>
           <w:rPr>
             <w:rStyle w:val="Hyperlink"/>
@@ -6928,7 +6917,7 @@
         </w:rPr>
         <w:t xml:space="preserve">. </w:t>
       </w:r>
-      <w:hyperlink r:id="rId41" w:history="1">
+      <w:hyperlink r:id="rId42" w:history="1">
         <w:r>
           <w:rPr>
             <w:rStyle w:val="Hyperlink"/>
@@ -7239,14 +7228,7 @@
                 <w:rFonts w:ascii="Times New Roman" w:eastAsia="Arial" w:hAnsi="Times New Roman" w:cs="Times New Roman"/>
                 <w:color w:val="000000"/>
               </w:rPr>
-              <w:t xml:space="preserve">, </w:t>
-            </w:r>
-            <w:r>
-              <w:rPr>
-                <w:rFonts w:ascii="Times New Roman" w:eastAsia="Arial" w:hAnsi="Times New Roman" w:cs="Times New Roman"/>
-                <w:color w:val="000000"/>
-              </w:rPr>
-              <w:t>currently reviewing</w:t>
+              <w:t>, currently reviewing</w:t>
             </w:r>
             <w:r>
               <w:rPr>
@@ -7786,7 +7768,7 @@
         </w:rPr>
         <w:t xml:space="preserve"> - </w:t>
       </w:r>
-      <w:hyperlink r:id="rId42" w:history="1">
+      <w:hyperlink r:id="rId43" w:history="1">
         <w:proofErr w:type="spellStart"/>
         <w:r>
           <w:rPr>
@@ -7819,7 +7801,7 @@
         </w:rPr>
         <w:t xml:space="preserve"> </w:t>
       </w:r>
-      <w:hyperlink r:id="rId43" w:history="1">
+      <w:hyperlink r:id="rId44" w:history="1">
         <w:proofErr w:type="spellStart"/>
         <w:r>
           <w:rPr>
@@ -7846,7 +7828,7 @@
       <w:r>
         <w:t xml:space="preserve">, </w:t>
       </w:r>
-      <w:hyperlink r:id="rId44" w:history="1">
+      <w:hyperlink r:id="rId45" w:history="1">
         <w:proofErr w:type="spellStart"/>
         <w:r>
           <w:rPr>
@@ -7972,7 +7954,7 @@
         </w:rPr>
         <w:t xml:space="preserve"> Tool for public use (with link) - </w:t>
       </w:r>
-      <w:hyperlink r:id="rId45" w:history="1">
+      <w:hyperlink r:id="rId46" w:history="1">
         <w:proofErr w:type="spellStart"/>
         <w:r>
           <w:rPr>
@@ -8059,7 +8041,7 @@
         </w:rPr>
         <w:t xml:space="preserve"> </w:t>
       </w:r>
-      <w:hyperlink r:id="rId46" w:history="1">
+      <w:hyperlink r:id="rId47" w:history="1">
         <w:r>
           <w:rPr>
             <w:rStyle w:val="Hyperlink"/>
@@ -8432,7 +8414,7 @@
         </w:rPr>
         <w:t xml:space="preserve"> Framework on GitHub - </w:t>
       </w:r>
-      <w:hyperlink r:id="rId47" w:history="1">
+      <w:hyperlink r:id="rId48" w:history="1">
         <w:r>
           <w:rPr>
             <w:rStyle w:val="Hyperlink"/>
@@ -8706,7 +8688,7 @@
         </w:rPr>
         <w:t xml:space="preserve">Published as a </w:t>
       </w:r>
-      <w:hyperlink r:id="rId48" w:history="1">
+      <w:hyperlink r:id="rId49" w:history="1">
         <w:r>
           <w:rPr>
             <w:rStyle w:val="Hyperlink"/>
@@ -11212,7 +11194,7 @@
           <w:color w:val="000000"/>
         </w:rPr>
       </w:pPr>
-      <w:hyperlink r:id="rId49" w:history="1">
+      <w:hyperlink r:id="rId50" w:history="1">
         <w:r>
           <w:rPr>
             <w:rStyle w:val="Hyperlink"/>
@@ -11245,7 +11227,7 @@
           <w:color w:val="000000"/>
         </w:rPr>
       </w:pPr>
-      <w:hyperlink r:id="rId50" w:history="1">
+      <w:hyperlink r:id="rId51" w:history="1">
         <w:r>
           <w:rPr>
             <w:rStyle w:val="Hyperlink"/>
@@ -11288,7 +11270,7 @@
           <w:color w:val="000000"/>
         </w:rPr>
       </w:pPr>
-      <w:hyperlink r:id="rId51" w:history="1">
+      <w:hyperlink r:id="rId52" w:history="1">
         <w:r>
           <w:rPr>
             <w:rStyle w:val="Hyperlink"/>
@@ -11322,7 +11304,7 @@
           <w:color w:val="000000"/>
         </w:rPr>
       </w:pPr>
-      <w:hyperlink r:id="rId52" w:history="1">
+      <w:hyperlink r:id="rId53" w:history="1">
         <w:proofErr w:type="spellStart"/>
         <w:r>
           <w:rPr>
@@ -11391,7 +11373,7 @@
           <w:color w:val="000000"/>
         </w:rPr>
       </w:pPr>
-      <w:hyperlink r:id="rId53" w:history="1">
+      <w:hyperlink r:id="rId54" w:history="1">
         <w:proofErr w:type="spellStart"/>
         <w:r>
           <w:rPr>
@@ -11412,7 +11394,7 @@
         </w:rPr>
         <w:t xml:space="preserve">, </w:t>
       </w:r>
-      <w:hyperlink r:id="rId54" w:history="1">
+      <w:hyperlink r:id="rId55" w:history="1">
         <w:r>
           <w:rPr>
             <w:rStyle w:val="Hyperlink"/>
@@ -11519,7 +11501,7 @@
         </w:rPr>
         <w:t xml:space="preserve">A detailed document on </w:t>
       </w:r>
-      <w:hyperlink r:id="rId55" w:history="1">
+      <w:hyperlink r:id="rId56" w:history="1">
         <w:proofErr w:type="spellStart"/>
         <w:r>
           <w:rPr>
@@ -11750,7 +11732,7 @@
         </w:rPr>
         <w:t xml:space="preserve"> </w:t>
       </w:r>
-      <w:hyperlink r:id="rId56" w:history="1">
+      <w:hyperlink r:id="rId57" w:history="1">
         <w:r>
           <w:rPr>
             <w:rStyle w:val="Hyperlink"/>
@@ -11861,7 +11843,7 @@
         </w:rPr>
         <w:t xml:space="preserve">, </w:t>
       </w:r>
-      <w:hyperlink r:id="rId57" w:anchor=":~:text=Through%20the%20Integrated%20Rice%20Advisory,how%20much%20their%20crops%20need." w:history="1">
+      <w:hyperlink r:id="rId58" w:anchor=":~:text=Through%20the%20Integrated%20Rice%20Advisory,how%20much%20their%20crops%20need." w:history="1">
         <w:r>
           <w:rPr>
             <w:rStyle w:val="Hyperlink"/>
@@ -12598,7 +12580,7 @@
         </w:rPr>
         <w:t>Dr. Faisal Hossain (</w:t>
       </w:r>
-      <w:hyperlink r:id="rId58" w:history="1">
+      <w:hyperlink r:id="rId59" w:history="1">
         <w:r>
           <w:rPr>
             <w:rStyle w:val="Hyperlink"/>
@@ -12666,7 +12648,7 @@
         </w:rPr>
         <w:t>ky (</w:t>
       </w:r>
-      <w:hyperlink r:id="rId59" w:history="1">
+      <w:hyperlink r:id="rId60" w:history="1">
         <w:r>
           <w:rPr>
             <w:rStyle w:val="Hyperlink"/>
@@ -12716,7 +12698,7 @@
         </w:rPr>
         <w:t>(</w:t>
       </w:r>
-      <w:hyperlink r:id="rId60" w:history="1">
+      <w:hyperlink r:id="rId61" w:history="1">
         <w:r>
           <w:rPr>
             <w:rStyle w:val="Hyperlink"/>
@@ -12795,7 +12777,7 @@
         </w:rPr>
         <w:t>Karen Yuen (</w:t>
       </w:r>
-      <w:hyperlink r:id="rId61" w:history="1">
+      <w:hyperlink r:id="rId62" w:history="1">
         <w:r>
           <w:rPr>
             <w:rStyle w:val="Hyperlink"/>
@@ -12867,8 +12849,8 @@
       </w:r>
     </w:p>
     <w:sectPr>
-      <w:footerReference w:type="default" r:id="rId62"/>
-      <w:headerReference w:type="first" r:id="rId63"/>
+      <w:footerReference w:type="default" r:id="rId63"/>
+      <w:headerReference w:type="first" r:id="rId64"/>
       <w:pgSz w:w="12240" w:h="15840"/>
       <w:pgMar w:top="790" w:right="1512" w:bottom="720" w:left="1368" w:header="288" w:footer="288" w:gutter="0"/>
       <w:pgNumType w:start="1"/>
@@ -16470,6 +16452,7 @@
     <w:rsid w:val="002227EE"/>
     <w:rsid w:val="00267D27"/>
     <w:rsid w:val="002971FC"/>
+    <w:rsid w:val="002D44A7"/>
     <w:rsid w:val="002E192B"/>
     <w:rsid w:val="00323FA0"/>
     <w:rsid w:val="003633AD"/>
@@ -16516,6 +16499,7 @@
     <w:rsid w:val="00AF0EF5"/>
     <w:rsid w:val="00B10330"/>
     <w:rsid w:val="00B96071"/>
+    <w:rsid w:val="00BF1FE3"/>
     <w:rsid w:val="00C0147D"/>
     <w:rsid w:val="00C23419"/>
     <w:rsid w:val="00C236A2"/>

--- a/Shahzaib_CV.docx
+++ b/Shahzaib_CV.docx
@@ -1207,8 +1207,6 @@
           <w:szCs w:val="26"/>
         </w:rPr>
       </w:pPr>
-      <w:proofErr w:type="spellStart"/>
-      <w:proofErr w:type="gramStart"/>
       <w:r>
         <w:rPr>
           <w:rFonts w:ascii="Times New Roman" w:eastAsia="MS Gothic" w:hAnsi="Times New Roman" w:cs="Times New Roman"/>
@@ -1227,8 +1225,6 @@
         </w:rPr>
         <w:t>.Tech</w:t>
       </w:r>
-      <w:proofErr w:type="spellEnd"/>
-      <w:proofErr w:type="gramEnd"/>
       <w:r>
         <w:rPr>
           <w:rFonts w:ascii="Times New Roman" w:eastAsia="MS Gothic" w:hAnsi="Times New Roman" w:cs="Times New Roman"/>
@@ -2935,23 +2931,7 @@
           <w:rFonts w:ascii="Times New Roman" w:eastAsia="Arial" w:hAnsi="Times New Roman" w:cs="Times New Roman"/>
           <w:color w:val="000000"/>
         </w:rPr>
-        <w:t xml:space="preserve">Satellite Data Rendered Irrigation using Penman-Monteith and SEBAL – </w:t>
-      </w:r>
-      <w:proofErr w:type="spellStart"/>
-      <w:r>
-        <w:rPr>
-          <w:rFonts w:ascii="Times New Roman" w:eastAsia="Arial" w:hAnsi="Times New Roman" w:cs="Times New Roman"/>
-          <w:color w:val="000000"/>
-        </w:rPr>
-        <w:t>sDRIPS</w:t>
-      </w:r>
-      <w:proofErr w:type="spellEnd"/>
-      <w:r>
-        <w:rPr>
-          <w:rFonts w:ascii="Times New Roman" w:eastAsia="Arial" w:hAnsi="Times New Roman" w:cs="Times New Roman"/>
-          <w:color w:val="000000"/>
-        </w:rPr>
-        <w:t xml:space="preserve"> for Surface Water Irrigation Optimization, </w:t>
+        <w:t xml:space="preserve">Satellite Data Rendered Irrigation using Penman-Monteith and SEBAL – sDRIPS for Surface Water Irrigation Optimization, </w:t>
       </w:r>
       <w:r>
         <w:rPr>
@@ -3171,23 +3151,7 @@
           <w:rFonts w:ascii="Times New Roman" w:eastAsia="Arial" w:hAnsi="Times New Roman" w:cs="Times New Roman"/>
           <w:color w:val="000000"/>
         </w:rPr>
-        <w:t>). (</w:t>
-      </w:r>
-      <w:proofErr w:type="spellStart"/>
-      <w:r>
-        <w:rPr>
-          <w:rFonts w:ascii="Times New Roman" w:eastAsia="Arial" w:hAnsi="Times New Roman" w:cs="Times New Roman"/>
-          <w:color w:val="000000"/>
-        </w:rPr>
-        <w:t>sDRIPS</w:t>
-      </w:r>
-      <w:proofErr w:type="spellEnd"/>
-      <w:r>
-        <w:rPr>
-          <w:rFonts w:ascii="Times New Roman" w:eastAsia="Arial" w:hAnsi="Times New Roman" w:cs="Times New Roman"/>
-          <w:color w:val="000000"/>
-        </w:rPr>
-        <w:t xml:space="preserve">): A Cloud-Based, Open-Source Python Package for Satellite-Informed Surface Water Irrigation Optimization. </w:t>
+        <w:t xml:space="preserve">). (sDRIPS): A Cloud-Based, Open-Source Python Package for Satellite-Informed Surface Water Irrigation Optimization. </w:t>
       </w:r>
       <w:r>
         <w:rPr>
@@ -3308,23 +3272,7 @@
           <w:rFonts w:ascii="Times New Roman" w:eastAsia="Arial" w:hAnsi="Times New Roman" w:cs="Times New Roman"/>
           <w:color w:val="000000"/>
         </w:rPr>
-        <w:t xml:space="preserve">A. M. Gómez, S. </w:t>
-      </w:r>
-      <w:proofErr w:type="spellStart"/>
-      <w:r>
-        <w:rPr>
-          <w:rFonts w:ascii="Times New Roman" w:eastAsia="Arial" w:hAnsi="Times New Roman" w:cs="Times New Roman"/>
-          <w:color w:val="000000"/>
-        </w:rPr>
-        <w:t>Biancamaria</w:t>
-      </w:r>
-      <w:proofErr w:type="spellEnd"/>
-      <w:r>
-        <w:rPr>
-          <w:rFonts w:ascii="Times New Roman" w:eastAsia="Arial" w:hAnsi="Times New Roman" w:cs="Times New Roman"/>
-          <w:color w:val="000000"/>
-        </w:rPr>
-        <w:t xml:space="preserve">, T. Pavelsky, K. Nielsen, G. Parkins, M. Lane, </w:t>
+        <w:t xml:space="preserve">A. M. Gómez, S. Biancamaria, T. Pavelsky, K. Nielsen, G. Parkins, M. Lane, </w:t>
       </w:r>
       <w:r>
         <w:rPr>
@@ -3340,59 +3288,16 @@
           <w:rFonts w:ascii="Times New Roman" w:eastAsia="Arial" w:hAnsi="Times New Roman" w:cs="Times New Roman"/>
           <w:color w:val="000000"/>
         </w:rPr>
-        <w:t xml:space="preserve">, F. Hossain, R. Bhattarai, S. Ghafoor, J.F. </w:t>
-      </w:r>
-      <w:proofErr w:type="spellStart"/>
-      <w:r>
-        <w:rPr>
-          <w:rFonts w:ascii="Times New Roman" w:eastAsia="Arial" w:hAnsi="Times New Roman" w:cs="Times New Roman"/>
-          <w:color w:val="000000"/>
-        </w:rPr>
-        <w:t>Crétaux</w:t>
-      </w:r>
-      <w:proofErr w:type="spellEnd"/>
-      <w:r>
-        <w:rPr>
-          <w:rFonts w:ascii="Times New Roman" w:eastAsia="Arial" w:hAnsi="Times New Roman" w:cs="Times New Roman"/>
-          <w:color w:val="000000"/>
-        </w:rPr>
-        <w:t xml:space="preserve">, C. Yanez, N. Picot (2024). Evaluation using In-Situ Observations from National Governments and Citizen Scientists Suggests Nadir Altimeters </w:t>
-      </w:r>
-      <w:proofErr w:type="gramStart"/>
-      <w:r>
-        <w:rPr>
-          <w:rFonts w:ascii="Times New Roman" w:eastAsia="Arial" w:hAnsi="Times New Roman" w:cs="Times New Roman"/>
-          <w:color w:val="000000"/>
-        </w:rPr>
-        <w:t>can</w:t>
-      </w:r>
-      <w:proofErr w:type="gramEnd"/>
-      <w:r>
-        <w:rPr>
-          <w:rFonts w:ascii="Times New Roman" w:eastAsia="Arial" w:hAnsi="Times New Roman" w:cs="Times New Roman"/>
-          <w:color w:val="000000"/>
-        </w:rPr>
-        <w:t xml:space="preserve"> Accurately Measure Water Levels Changes Regardless of Lake Area. </w:t>
-      </w:r>
-      <w:proofErr w:type="spellStart"/>
-      <w:r>
-        <w:rPr>
-          <w:rFonts w:ascii="Times New Roman" w:eastAsia="Arial" w:hAnsi="Times New Roman" w:cs="Times New Roman"/>
-          <w:i/>
-          <w:iCs/>
-          <w:color w:val="000000"/>
-        </w:rPr>
-        <w:t>GIScience</w:t>
-      </w:r>
-      <w:proofErr w:type="spellEnd"/>
-      <w:r>
-        <w:rPr>
-          <w:rFonts w:ascii="Times New Roman" w:eastAsia="Arial" w:hAnsi="Times New Roman" w:cs="Times New Roman"/>
-          <w:i/>
-          <w:iCs/>
-          <w:color w:val="000000"/>
-        </w:rPr>
-        <w:t xml:space="preserve"> and Remote Sensing</w:t>
+        <w:t xml:space="preserve">, F. Hossain, R. Bhattarai, S. Ghafoor, J.F. Crétaux, C. Yanez, N. Picot (2024). Evaluation using In-Situ Observations from National Governments and Citizen Scientists Suggests Nadir Altimeters can Accurately Measure Water Levels Changes Regardless of Lake Area. </w:t>
+      </w:r>
+      <w:r>
+        <w:rPr>
+          <w:rFonts w:ascii="Times New Roman" w:eastAsia="Arial" w:hAnsi="Times New Roman" w:cs="Times New Roman"/>
+          <w:i/>
+          <w:iCs/>
+          <w:color w:val="000000"/>
+        </w:rPr>
+        <w:t>GIScience and Remote Sensing</w:t>
       </w:r>
       <w:r>
         <w:rPr>
@@ -3570,7 +3475,6 @@
         <w:lastRenderedPageBreak/>
         <w:t xml:space="preserve">S. </w:t>
       </w:r>
-      <w:proofErr w:type="gramStart"/>
       <w:r>
         <w:rPr>
           <w:rFonts w:ascii="Times New Roman" w:eastAsia="Arial" w:hAnsi="Times New Roman" w:cs="Times New Roman"/>
@@ -3601,16 +3505,7 @@
           <w:bCs/>
           <w:color w:val="000000"/>
         </w:rPr>
-        <w:t xml:space="preserve"> F.</w:t>
-      </w:r>
-      <w:proofErr w:type="gramEnd"/>
-      <w:r>
-        <w:rPr>
-          <w:rFonts w:ascii="Times New Roman" w:eastAsia="Arial" w:hAnsi="Times New Roman" w:cs="Times New Roman"/>
-          <w:bCs/>
-          <w:color w:val="000000"/>
-        </w:rPr>
-        <w:t xml:space="preserve"> Hossain, P. Das, S. Suresh</w:t>
+        <w:t xml:space="preserve"> F. Hossain, P. Das, S. Suresh</w:t>
       </w:r>
       <w:r>
         <w:rPr>
@@ -3626,43 +3521,7 @@
           <w:bCs/>
           <w:color w:val="000000"/>
         </w:rPr>
-        <w:t xml:space="preserve"> G. Darkwah, K. Andreadis, H. Lee, G. Holt, S. </w:t>
-      </w:r>
-      <w:proofErr w:type="spellStart"/>
-      <w:r>
-        <w:rPr>
-          <w:rFonts w:ascii="Times New Roman" w:eastAsia="Arial" w:hAnsi="Times New Roman" w:cs="Times New Roman"/>
-          <w:bCs/>
-          <w:color w:val="000000"/>
-        </w:rPr>
-        <w:t>Galelli</w:t>
-      </w:r>
-      <w:proofErr w:type="spellEnd"/>
-      <w:r>
-        <w:rPr>
-          <w:rFonts w:ascii="Times New Roman" w:eastAsia="Arial" w:hAnsi="Times New Roman" w:cs="Times New Roman"/>
-          <w:bCs/>
-          <w:color w:val="000000"/>
-        </w:rPr>
-        <w:t xml:space="preserve"> (2023). Reservoir Assessment Tool: A scalable and easy-to-apply </w:t>
-      </w:r>
-      <w:proofErr w:type="gramStart"/>
-      <w:r>
-        <w:rPr>
-          <w:rFonts w:ascii="Times New Roman" w:eastAsia="Arial" w:hAnsi="Times New Roman" w:cs="Times New Roman"/>
-          <w:bCs/>
-          <w:color w:val="000000"/>
-        </w:rPr>
-        <w:t>python based</w:t>
-      </w:r>
-      <w:proofErr w:type="gramEnd"/>
-      <w:r>
-        <w:rPr>
-          <w:rFonts w:ascii="Times New Roman" w:eastAsia="Arial" w:hAnsi="Times New Roman" w:cs="Times New Roman"/>
-          <w:bCs/>
-          <w:color w:val="000000"/>
-        </w:rPr>
-        <w:t xml:space="preserve"> software architecture to empower the global water community, </w:t>
+        <w:t xml:space="preserve"> G. Darkwah, K. Andreadis, H. Lee, G. Holt, S. Galelli (2023). Reservoir Assessment Tool: A scalable and easy-to-apply python based software architecture to empower the global water community, </w:t>
       </w:r>
       <w:r>
         <w:rPr>
@@ -3814,7 +3673,6 @@
         </w:rPr>
         <w:t xml:space="preserve">S. </w:t>
       </w:r>
-      <w:proofErr w:type="gramStart"/>
       <w:r>
         <w:rPr>
           <w:rFonts w:ascii="Times New Roman" w:eastAsia="Arial" w:hAnsi="Times New Roman" w:cs="Times New Roman"/>
@@ -3853,16 +3711,7 @@
           <w:bCs/>
           <w:color w:val="000000"/>
         </w:rPr>
-        <w:t>Pei</w:t>
-      </w:r>
-      <w:proofErr w:type="gramEnd"/>
-      <w:r>
-        <w:rPr>
-          <w:rFonts w:ascii="Times New Roman" w:eastAsia="Arial" w:hAnsi="Times New Roman" w:cs="Times New Roman"/>
-          <w:bCs/>
-          <w:color w:val="000000"/>
-        </w:rPr>
-        <w:t>‑Hsin Pei,</w:t>
+        <w:t>Pei‑Hsin Pei,</w:t>
       </w:r>
       <w:r>
         <w:rPr>
@@ -4082,25 +3931,7 @@
           <w:bCs/>
           <w:color w:val="000000"/>
         </w:rPr>
-        <w:t xml:space="preserve">, N. K. Biswas, H. Lee, T. Piman, C. </w:t>
-      </w:r>
-      <w:proofErr w:type="spellStart"/>
-      <w:r>
-        <w:rPr>
-          <w:rFonts w:ascii="Times New Roman" w:eastAsia="Arial" w:hAnsi="Times New Roman" w:cs="Times New Roman"/>
-          <w:bCs/>
-          <w:color w:val="000000"/>
-        </w:rPr>
-        <w:t>Meechaiya</w:t>
-      </w:r>
-      <w:proofErr w:type="spellEnd"/>
-      <w:r>
-        <w:rPr>
-          <w:rFonts w:ascii="Times New Roman" w:eastAsia="Arial" w:hAnsi="Times New Roman" w:cs="Times New Roman"/>
-          <w:bCs/>
-          <w:color w:val="000000"/>
-        </w:rPr>
-        <w:t>, U. Ghimire, K. Hosen (2022)</w:t>
+        <w:t>, N. K. Biswas, H. Lee, T. Piman, C. Meechaiya, U. Ghimire, K. Hosen (2022)</w:t>
       </w:r>
       <w:r>
         <w:rPr>
@@ -4192,23 +4023,7 @@
           <w:rFonts w:ascii="Times New Roman" w:eastAsia="Arial" w:hAnsi="Times New Roman" w:cs="Times New Roman"/>
           <w:color w:val="000000"/>
         </w:rPr>
-        <w:t xml:space="preserve">N. Kamboj, U. Bhatia (2020) Lifeline Infrastructures and Hydro‑climate Extremes: </w:t>
-      </w:r>
-      <w:proofErr w:type="gramStart"/>
-      <w:r>
-        <w:rPr>
-          <w:rFonts w:ascii="Times New Roman" w:eastAsia="Arial" w:hAnsi="Times New Roman" w:cs="Times New Roman"/>
-          <w:color w:val="000000"/>
-        </w:rPr>
-        <w:t>A Future Outlook</w:t>
-      </w:r>
-      <w:proofErr w:type="gramEnd"/>
-      <w:r>
-        <w:rPr>
-          <w:rFonts w:ascii="Times New Roman" w:eastAsia="Arial" w:hAnsi="Times New Roman" w:cs="Times New Roman"/>
-          <w:color w:val="000000"/>
-        </w:rPr>
-        <w:t xml:space="preserve">, </w:t>
+        <w:t xml:space="preserve">N. Kamboj, U. Bhatia (2020) Lifeline Infrastructures and Hydro‑climate Extremes: A Future Outlook, </w:t>
       </w:r>
       <w:r>
         <w:rPr>
@@ -4470,21 +4285,12 @@
         </w:rPr>
         <w:t xml:space="preserve">and K. Islam (2025). </w:t>
       </w:r>
-      <w:proofErr w:type="spellStart"/>
-      <w:r>
-        <w:rPr>
-          <w:rFonts w:ascii="Times New Roman" w:eastAsia="Arial" w:hAnsi="Times New Roman" w:cs="Times New Roman"/>
-          <w:color w:val="000000"/>
-        </w:rPr>
-        <w:t>sDRIPS</w:t>
-      </w:r>
-      <w:proofErr w:type="spellEnd"/>
-      <w:r>
-        <w:rPr>
-          <w:rFonts w:ascii="Times New Roman" w:eastAsia="Arial" w:hAnsi="Times New Roman" w:cs="Times New Roman"/>
-          <w:color w:val="000000"/>
-        </w:rPr>
-        <w:t>: A Cloud-Based, Open-Source Python Package for Satellite- Informed Surface Water Irrigation Optimization</w:t>
+      <w:r>
+        <w:rPr>
+          <w:rFonts w:ascii="Times New Roman" w:eastAsia="Arial" w:hAnsi="Times New Roman" w:cs="Times New Roman"/>
+          <w:color w:val="000000"/>
+        </w:rPr>
+        <w:t>sDRIPS: A Cloud-Based, Open-Source Python Package for Satellite- Informed Surface Water Irrigation Optimization</w:t>
       </w:r>
       <w:r>
         <w:rPr>
@@ -4579,39 +4385,7 @@
           <w:rFonts w:ascii="Times New Roman" w:eastAsia="Arial" w:hAnsi="Times New Roman" w:cs="Times New Roman"/>
           <w:color w:val="000000"/>
         </w:rPr>
-        <w:t xml:space="preserve"> M. Ahamed (2024). </w:t>
-      </w:r>
-      <w:proofErr w:type="spellStart"/>
-      <w:r>
-        <w:rPr>
-          <w:rFonts w:ascii="Times New Roman" w:eastAsia="Arial" w:hAnsi="Times New Roman" w:cs="Times New Roman"/>
-          <w:color w:val="000000"/>
-        </w:rPr>
-        <w:t>sDRIPS</w:t>
-      </w:r>
-      <w:proofErr w:type="spellEnd"/>
-      <w:r>
-        <w:rPr>
-          <w:rFonts w:ascii="Times New Roman" w:eastAsia="Arial" w:hAnsi="Times New Roman" w:cs="Times New Roman"/>
-          <w:color w:val="000000"/>
-        </w:rPr>
-        <w:t xml:space="preserve">: Satellite Data Rendered Irrigation Using Penman and SEBAL - A Framework </w:t>
-      </w:r>
-      <w:proofErr w:type="gramStart"/>
-      <w:r>
-        <w:rPr>
-          <w:rFonts w:ascii="Times New Roman" w:eastAsia="Arial" w:hAnsi="Times New Roman" w:cs="Times New Roman"/>
-          <w:color w:val="000000"/>
-        </w:rPr>
-        <w:t>For</w:t>
-      </w:r>
-      <w:proofErr w:type="gramEnd"/>
-      <w:r>
-        <w:rPr>
-          <w:rFonts w:ascii="Times New Roman" w:eastAsia="Arial" w:hAnsi="Times New Roman" w:cs="Times New Roman"/>
-          <w:color w:val="000000"/>
-        </w:rPr>
-        <w:t xml:space="preserve"> Surface Water Irrigation Optimization. </w:t>
+        <w:t xml:space="preserve"> M. Ahamed (2024). sDRIPS: Satellite Data Rendered Irrigation Using Penman and SEBAL - A Framework For Surface Water Irrigation Optimization. </w:t>
       </w:r>
       <w:r>
         <w:rPr>
@@ -4764,23 +4538,7 @@
           <w:rFonts w:ascii="Times New Roman" w:eastAsia="Arial" w:hAnsi="Times New Roman" w:cs="Times New Roman"/>
           <w:color w:val="000000"/>
         </w:rPr>
-        <w:t xml:space="preserve">(2024). </w:t>
-      </w:r>
-      <w:proofErr w:type="spellStart"/>
-      <w:r>
-        <w:rPr>
-          <w:rFonts w:ascii="Times New Roman" w:eastAsia="Arial" w:hAnsi="Times New Roman" w:cs="Times New Roman"/>
-          <w:color w:val="000000"/>
-        </w:rPr>
-        <w:t>sDRIPS</w:t>
-      </w:r>
-      <w:proofErr w:type="spellEnd"/>
-      <w:r>
-        <w:rPr>
-          <w:rFonts w:ascii="Times New Roman" w:eastAsia="Arial" w:hAnsi="Times New Roman" w:cs="Times New Roman"/>
-          <w:color w:val="000000"/>
-        </w:rPr>
-        <w:t xml:space="preserve">-Sense: A Hybrid Framework of Satellite and Sensor-Based Data Rendered Irrigation Using Penman and SEBAL Model. </w:t>
+        <w:t xml:space="preserve">(2024). sDRIPS-Sense: A Hybrid Framework of Satellite and Sensor-Based Data Rendered Irrigation Using Penman and SEBAL Model. </w:t>
       </w:r>
       <w:r>
         <w:rPr>
@@ -5118,23 +4876,7 @@
           <w:rFonts w:ascii="Times New Roman" w:eastAsia="Arial" w:hAnsi="Times New Roman" w:cs="Times New Roman"/>
           <w:color w:val="000000"/>
         </w:rPr>
-        <w:t xml:space="preserve"> P.P </w:t>
-      </w:r>
-      <w:proofErr w:type="spellStart"/>
-      <w:r>
-        <w:rPr>
-          <w:rFonts w:ascii="Times New Roman" w:eastAsia="Arial" w:hAnsi="Times New Roman" w:cs="Times New Roman"/>
-          <w:color w:val="000000"/>
-        </w:rPr>
-        <w:t>Borua</w:t>
-      </w:r>
-      <w:proofErr w:type="spellEnd"/>
-      <w:r>
-        <w:rPr>
-          <w:rFonts w:ascii="Times New Roman" w:eastAsia="Arial" w:hAnsi="Times New Roman" w:cs="Times New Roman"/>
-          <w:color w:val="000000"/>
-        </w:rPr>
-        <w:t xml:space="preserve"> </w:t>
+        <w:t xml:space="preserve"> P.P Borua </w:t>
       </w:r>
       <w:r>
         <w:rPr>
@@ -5302,23 +5044,7 @@
           <w:rFonts w:ascii="Times New Roman" w:eastAsia="Arial" w:hAnsi="Times New Roman" w:cs="Times New Roman"/>
           <w:color w:val="000000"/>
         </w:rPr>
-        <w:t xml:space="preserve"> J.F. </w:t>
-      </w:r>
-      <w:proofErr w:type="spellStart"/>
-      <w:r>
-        <w:rPr>
-          <w:rFonts w:ascii="Times New Roman" w:eastAsia="Arial" w:hAnsi="Times New Roman" w:cs="Times New Roman"/>
-          <w:color w:val="000000"/>
-        </w:rPr>
-        <w:t>Crétaux</w:t>
-      </w:r>
-      <w:proofErr w:type="spellEnd"/>
-      <w:r>
-        <w:rPr>
-          <w:rFonts w:ascii="Times New Roman" w:eastAsia="Arial" w:hAnsi="Times New Roman" w:cs="Times New Roman"/>
-          <w:color w:val="000000"/>
-        </w:rPr>
-        <w:t xml:space="preserve"> (2023). Regional lake monitoring network design aided by Citizen Scientists and Satellites </w:t>
+        <w:t xml:space="preserve"> J.F. Crétaux (2023). Regional lake monitoring network design aided by Citizen Scientists and Satellites </w:t>
       </w:r>
       <w:r>
         <w:rPr>
@@ -5972,17 +5698,8 @@
           <w:rFonts w:ascii="Times New Roman" w:eastAsia="Arial" w:hAnsi="Times New Roman" w:cs="Times New Roman"/>
           <w:color w:val="000000"/>
         </w:rPr>
-        <w:t xml:space="preserve"> S. </w:t>
-      </w:r>
-      <w:proofErr w:type="spellStart"/>
-      <w:r>
-        <w:rPr>
-          <w:rFonts w:ascii="Times New Roman" w:eastAsia="Arial" w:hAnsi="Times New Roman" w:cs="Times New Roman"/>
-          <w:color w:val="000000"/>
-        </w:rPr>
-        <w:t>Biancamaria</w:t>
-      </w:r>
-      <w:proofErr w:type="spellEnd"/>
+        <w:t xml:space="preserve"> S. Biancamaria</w:t>
+      </w:r>
       <w:r>
         <w:rPr>
           <w:rFonts w:ascii="Times New Roman" w:eastAsia="Arial" w:hAnsi="Times New Roman" w:cs="Times New Roman"/>
@@ -6102,17 +5819,8 @@
           <w:rFonts w:ascii="Times New Roman" w:eastAsia="Arial" w:hAnsi="Times New Roman" w:cs="Times New Roman"/>
           <w:color w:val="000000"/>
         </w:rPr>
-        <w:t xml:space="preserve"> J.F. </w:t>
-      </w:r>
-      <w:proofErr w:type="spellStart"/>
-      <w:r>
-        <w:rPr>
-          <w:rFonts w:ascii="Times New Roman" w:eastAsia="Arial" w:hAnsi="Times New Roman" w:cs="Times New Roman"/>
-          <w:color w:val="000000"/>
-        </w:rPr>
-        <w:t>Crétaux</w:t>
-      </w:r>
-      <w:proofErr w:type="spellEnd"/>
+        <w:t xml:space="preserve"> J.F. Crétaux</w:t>
+      </w:r>
       <w:r>
         <w:rPr>
           <w:rFonts w:ascii="Times New Roman" w:eastAsia="Arial" w:hAnsi="Times New Roman" w:cs="Times New Roman"/>
@@ -6139,23 +5847,7 @@
           <w:rFonts w:ascii="Times New Roman" w:eastAsia="Arial" w:hAnsi="Times New Roman" w:cs="Times New Roman"/>
           <w:color w:val="000000"/>
         </w:rPr>
-        <w:t xml:space="preserve">). Nadir altimeter validation in small lakes using </w:t>
-      </w:r>
-      <w:proofErr w:type="gramStart"/>
-      <w:r>
-        <w:rPr>
-          <w:rFonts w:ascii="Times New Roman" w:eastAsia="Arial" w:hAnsi="Times New Roman" w:cs="Times New Roman"/>
-          <w:color w:val="000000"/>
-        </w:rPr>
-        <w:t>multisource</w:t>
-      </w:r>
-      <w:proofErr w:type="gramEnd"/>
-      <w:r>
-        <w:rPr>
-          <w:rFonts w:ascii="Times New Roman" w:eastAsia="Arial" w:hAnsi="Times New Roman" w:cs="Times New Roman"/>
-          <w:color w:val="000000"/>
-        </w:rPr>
-        <w:t xml:space="preserve"> ground observations. </w:t>
+        <w:t xml:space="preserve">). Nadir altimeter validation in small lakes using multisource ground observations. </w:t>
       </w:r>
       <w:r>
         <w:rPr>
@@ -6506,23 +6198,7 @@
           <w:rFonts w:ascii="Times New Roman" w:eastAsia="Arial" w:hAnsi="Times New Roman" w:cs="Times New Roman"/>
           <w:color w:val="000000"/>
         </w:rPr>
-        <w:t xml:space="preserve"> G. </w:t>
-      </w:r>
-      <w:proofErr w:type="spellStart"/>
-      <w:r>
-        <w:rPr>
-          <w:rFonts w:ascii="Times New Roman" w:eastAsia="Arial" w:hAnsi="Times New Roman" w:cs="Times New Roman"/>
-          <w:color w:val="000000"/>
-        </w:rPr>
-        <w:t>Brencher</w:t>
-      </w:r>
-      <w:proofErr w:type="spellEnd"/>
-      <w:r>
-        <w:rPr>
-          <w:rFonts w:ascii="Times New Roman" w:eastAsia="Arial" w:hAnsi="Times New Roman" w:cs="Times New Roman"/>
-          <w:color w:val="000000"/>
-        </w:rPr>
-        <w:t>,</w:t>
+        <w:t xml:space="preserve"> G. Brencher,</w:t>
       </w:r>
       <w:r>
         <w:rPr>
@@ -7221,21 +6897,7 @@
                 <w:rFonts w:ascii="Times New Roman" w:eastAsia="Arial" w:hAnsi="Times New Roman" w:cs="Times New Roman"/>
                 <w:color w:val="000000"/>
               </w:rPr>
-              <w:t>Remote Sensing of Environment (1</w:t>
-            </w:r>
-            <w:r>
-              <w:rPr>
-                <w:rFonts w:ascii="Times New Roman" w:eastAsia="Arial" w:hAnsi="Times New Roman" w:cs="Times New Roman"/>
-                <w:color w:val="000000"/>
-              </w:rPr>
-              <w:t>, currently reviewing</w:t>
-            </w:r>
-            <w:r>
-              <w:rPr>
-                <w:rFonts w:ascii="Times New Roman" w:eastAsia="Arial" w:hAnsi="Times New Roman" w:cs="Times New Roman"/>
-                <w:color w:val="000000"/>
-              </w:rPr>
-              <w:t>)</w:t>
+              <w:t>Remote Sensing of Environment (1)</w:t>
             </w:r>
           </w:p>
         </w:tc>
@@ -7288,7 +6950,21 @@
                 <w:rFonts w:ascii="Times New Roman" w:eastAsia="Arial" w:hAnsi="Times New Roman" w:cs="Times New Roman"/>
                 <w:color w:val="000000"/>
               </w:rPr>
-              <w:t>Hydrology and Earth System Science (1, currently reviewing)</w:t>
+              <w:t>Hydrology and Earth System Science</w:t>
+            </w:r>
+            <w:r>
+              <w:rPr>
+                <w:rFonts w:ascii="Times New Roman" w:eastAsia="Arial" w:hAnsi="Times New Roman" w:cs="Times New Roman"/>
+                <w:color w:val="000000"/>
+              </w:rPr>
+              <w:t>s</w:t>
+            </w:r>
+            <w:r>
+              <w:rPr>
+                <w:rFonts w:ascii="Times New Roman" w:eastAsia="Arial" w:hAnsi="Times New Roman" w:cs="Times New Roman"/>
+                <w:color w:val="000000"/>
+              </w:rPr>
+              <w:t xml:space="preserve"> (1, currently reviewing)</w:t>
             </w:r>
           </w:p>
         </w:tc>
@@ -7652,9 +7328,8 @@
           <w:color w:val="191919"/>
           <w:szCs w:val="26"/>
         </w:rPr>
-        <w:t xml:space="preserve">Developed </w:t>
-      </w:r>
-      <w:proofErr w:type="spellStart"/>
+        <w:t>Developed sDRIPS, a satellite- and forecast-driven irrigation decision-support system for estimating net irrigation demand and generating weekly advisories for farmers and canal operators at the farm and command-area scale. Fused multi-source satellite imagery, including optical, thermal, and radar data, with numerical weather prediction outputs, precipitation nowcasts/forecasts, soil moisture, and field conditions to drive Penman-Monteith and SEBAL evapotranspiration models, percolation estimates, and field-scale water requirement calculations. Designed automated geospatial ETL workflows in Python and Google Earth Engine for large-scale data ingestion, preprocessing, harmonization, raster/vector processing, and product generation. Incorporated in situ sensors and local weather station data for statistical bias correction of coarse-scale meteorological and satellite-derived estimates, and characterized uncertainty using Generalized Likelihood Uncertainty Estimation (GLUE) and Monte Carlo analyses</w:t>
+      </w:r>
       <w:r>
         <w:rPr>
           <w:rFonts w:ascii="Times New Roman" w:eastAsia="MS Gothic" w:hAnsi="Times New Roman" w:cs="Times New Roman"/>
@@ -7662,9 +7337,8 @@
           <w:color w:val="191919"/>
           <w:szCs w:val="26"/>
         </w:rPr>
-        <w:t>sDRIPS</w:t>
-      </w:r>
-      <w:proofErr w:type="spellEnd"/>
+        <w:t>.</w:t>
+      </w:r>
       <w:r>
         <w:rPr>
           <w:rFonts w:ascii="Times New Roman" w:eastAsia="MS Gothic" w:hAnsi="Times New Roman" w:cs="Times New Roman"/>
@@ -7672,9 +7346,8 @@
           <w:color w:val="191919"/>
           <w:szCs w:val="26"/>
         </w:rPr>
-        <w:t xml:space="preserve">, a satellite- and forecast-driven irrigation decision-support system for estimating net irrigation demand and generating weekly advisories for farmers and canal operators at the farm and command-area scale. Fused multi-source satellite imagery, including optical, thermal, and radar data, with numerical weather prediction outputs, precipitation nowcasts/forecasts, soil moisture, and field conditions to drive Penman-Monteith and SEBAL evapotranspiration models, percolation estimates, and field-scale water requirement calculations. Designed automated geospatial ETL workflows in Python and Google Earth Engine for large-scale data ingestion, preprocessing, harmonization, raster/vector processing, and product generation. Incorporated in situ sensors and local weather station data for statistical bias correction of </w:t>
-      </w:r>
-      <w:proofErr w:type="gramStart"/>
+        <w:t xml:space="preserve"> </w:t>
+      </w:r>
       <w:r>
         <w:rPr>
           <w:rFonts w:ascii="Times New Roman" w:eastAsia="MS Gothic" w:hAnsi="Times New Roman" w:cs="Times New Roman"/>
@@ -7682,9 +7355,8 @@
           <w:color w:val="191919"/>
           <w:szCs w:val="26"/>
         </w:rPr>
-        <w:t>coarse</w:t>
-      </w:r>
-      <w:proofErr w:type="gramEnd"/>
+        <w:t xml:space="preserve">Tool </w:t>
+      </w:r>
       <w:r>
         <w:rPr>
           <w:rFonts w:ascii="Times New Roman" w:eastAsia="MS Gothic" w:hAnsi="Times New Roman" w:cs="Times New Roman"/>
@@ -7692,9 +7364,8 @@
           <w:color w:val="191919"/>
           <w:szCs w:val="26"/>
         </w:rPr>
-        <w:t xml:space="preserve">-scale meteorological and satellite-derived </w:t>
-      </w:r>
-      <w:proofErr w:type="gramStart"/>
+        <w:t>for public use</w:t>
+      </w:r>
       <w:r>
         <w:rPr>
           <w:rFonts w:ascii="Times New Roman" w:eastAsia="MS Gothic" w:hAnsi="Times New Roman" w:cs="Times New Roman"/>
@@ -7702,9 +7373,8 @@
           <w:color w:val="191919"/>
           <w:szCs w:val="26"/>
         </w:rPr>
-        <w:t>estimates, and</w:t>
-      </w:r>
-      <w:proofErr w:type="gramEnd"/>
+        <w:t xml:space="preserve"> (with link)</w:t>
+      </w:r>
       <w:r>
         <w:rPr>
           <w:rFonts w:ascii="Times New Roman" w:eastAsia="MS Gothic" w:hAnsi="Times New Roman" w:cs="Times New Roman"/>
@@ -7712,64 +7382,9 @@
           <w:color w:val="191919"/>
           <w:szCs w:val="26"/>
         </w:rPr>
-        <w:t xml:space="preserve"> characterized uncertainty using Generalized Likelihood Uncertainty Estimation (GLUE) and Monte Carlo analyses</w:t>
-      </w:r>
-      <w:r>
-        <w:rPr>
-          <w:rFonts w:ascii="Times New Roman" w:eastAsia="MS Gothic" w:hAnsi="Times New Roman" w:cs="Times New Roman"/>
-          <w:bCs/>
-          <w:color w:val="191919"/>
-          <w:szCs w:val="26"/>
-        </w:rPr>
-        <w:t>.</w:t>
-      </w:r>
-      <w:r>
-        <w:rPr>
-          <w:rFonts w:ascii="Times New Roman" w:eastAsia="MS Gothic" w:hAnsi="Times New Roman" w:cs="Times New Roman"/>
-          <w:bCs/>
-          <w:color w:val="191919"/>
-          <w:szCs w:val="26"/>
-        </w:rPr>
-        <w:t xml:space="preserve"> </w:t>
-      </w:r>
-      <w:r>
-        <w:rPr>
-          <w:rFonts w:ascii="Times New Roman" w:eastAsia="MS Gothic" w:hAnsi="Times New Roman" w:cs="Times New Roman"/>
-          <w:bCs/>
-          <w:color w:val="191919"/>
-          <w:szCs w:val="26"/>
-        </w:rPr>
-        <w:t xml:space="preserve">Tool </w:t>
-      </w:r>
-      <w:r>
-        <w:rPr>
-          <w:rFonts w:ascii="Times New Roman" w:eastAsia="MS Gothic" w:hAnsi="Times New Roman" w:cs="Times New Roman"/>
-          <w:bCs/>
-          <w:color w:val="191919"/>
-          <w:szCs w:val="26"/>
-        </w:rPr>
-        <w:t>for public use</w:t>
-      </w:r>
-      <w:r>
-        <w:rPr>
-          <w:rFonts w:ascii="Times New Roman" w:eastAsia="MS Gothic" w:hAnsi="Times New Roman" w:cs="Times New Roman"/>
-          <w:bCs/>
-          <w:color w:val="191919"/>
-          <w:szCs w:val="26"/>
-        </w:rPr>
-        <w:t xml:space="preserve"> (with link)</w:t>
-      </w:r>
-      <w:r>
-        <w:rPr>
-          <w:rFonts w:ascii="Times New Roman" w:eastAsia="MS Gothic" w:hAnsi="Times New Roman" w:cs="Times New Roman"/>
-          <w:bCs/>
-          <w:color w:val="191919"/>
-          <w:szCs w:val="26"/>
-        </w:rPr>
         <w:t xml:space="preserve"> - </w:t>
       </w:r>
       <w:hyperlink r:id="rId43" w:history="1">
-        <w:proofErr w:type="spellStart"/>
         <w:r>
           <w:rPr>
             <w:rStyle w:val="Hyperlink"/>
@@ -7780,7 +7395,6 @@
           </w:rPr>
           <w:t>sDRIPS</w:t>
         </w:r>
-        <w:proofErr w:type="spellEnd"/>
       </w:hyperlink>
       <w:r>
         <w:rPr>
@@ -7802,7 +7416,96 @@
         <w:t xml:space="preserve"> </w:t>
       </w:r>
       <w:hyperlink r:id="rId44" w:history="1">
-        <w:proofErr w:type="spellStart"/>
+        <w:r>
+          <w:rPr>
+            <w:rStyle w:val="Hyperlink"/>
+            <w:rFonts w:ascii="Times New Roman" w:eastAsia="MS Gothic" w:hAnsi="Times New Roman" w:cs="Times New Roman"/>
+            <w:bCs/>
+            <w:color w:val="7F7F7F" w:themeColor="text1" w:themeTint="80"/>
+            <w:szCs w:val="26"/>
+          </w:rPr>
+          <w:t>sDRIPS-Sense</w:t>
+        </w:r>
+      </w:hyperlink>
+      <w:r>
+        <w:t xml:space="preserve">, </w:t>
+      </w:r>
+      <w:hyperlink r:id="rId45" w:history="1">
+        <w:r>
+          <w:rPr>
+            <w:rStyle w:val="Hyperlink"/>
+            <w:rFonts w:ascii="Times New Roman" w:hAnsi="Times New Roman" w:cs="Times New Roman"/>
+            <w:color w:val="7F7F7F" w:themeColor="text1" w:themeTint="80"/>
+            <w:szCs w:val="20"/>
+          </w:rPr>
+          <w:t>sDRIPS-TBP</w:t>
+        </w:r>
+      </w:hyperlink>
+    </w:p>
+    <w:p>
+      <w:pPr>
+        <w:pStyle w:val="ListParagraph"/>
+        <w:numPr>
+          <w:ilvl w:val="0"/>
+          <w:numId w:val="10"/>
+        </w:numPr>
+        <w:spacing w:after="80"/>
+        <w:jc w:val="both"/>
+        <w:rPr>
+          <w:rFonts w:ascii="Times New Roman" w:eastAsia="MS Gothic" w:hAnsi="Times New Roman" w:cs="Times New Roman"/>
+          <w:bCs/>
+          <w:color w:val="191919"/>
+          <w:szCs w:val="26"/>
+        </w:rPr>
+      </w:pPr>
+      <w:r>
+        <w:rPr>
+          <w:rFonts w:ascii="Times New Roman" w:eastAsia="MS Gothic" w:hAnsi="Times New Roman" w:cs="Times New Roman"/>
+          <w:b/>
+          <w:bCs/>
+          <w:color w:val="191919"/>
+          <w:szCs w:val="26"/>
+        </w:rPr>
+        <w:t>Canal w</w:t>
+      </w:r>
+      <w:r>
+        <w:rPr>
+          <w:rFonts w:ascii="Times New Roman" w:eastAsia="MS Gothic" w:hAnsi="Times New Roman" w:cs="Times New Roman"/>
+          <w:b/>
+          <w:bCs/>
+          <w:color w:val="191919"/>
+          <w:szCs w:val="26"/>
+        </w:rPr>
+        <w:t>ater allocation framework</w:t>
+      </w:r>
+      <w:r>
+        <w:rPr>
+          <w:rFonts w:ascii="Times New Roman" w:eastAsia="MS Gothic" w:hAnsi="Times New Roman" w:cs="Times New Roman"/>
+          <w:bCs/>
+          <w:color w:val="191919"/>
+          <w:szCs w:val="26"/>
+        </w:rPr>
+        <w:t xml:space="preserve"> – </w:t>
+      </w:r>
+      <w:r>
+        <w:rPr>
+          <w:rFonts w:ascii="Times New Roman" w:eastAsia="MS Gothic" w:hAnsi="Times New Roman" w:cs="Times New Roman"/>
+          <w:bCs/>
+          <w:color w:val="191919"/>
+          <w:szCs w:val="26"/>
+        </w:rPr>
+        <w:t>Developed a satellite-based canal water allocation methodology to help canal operators distribute water more efficiently based on crop water demand, actual field conditions, and canal network structure. Built the allocation framework on uncertainty-characterized net water requirement estimates from sDRIPS, ensuring distribution decisions account for input, parameter, and model uncertainty across diverse agro-climatic settings. Applied network-based analysis to translate field-scale irrigation demand into command-area and canal-level allocation decisions, supporting climate-change adaptation and more efficient agricultural water management.</w:t>
+      </w:r>
+      <w:r>
+        <w:rPr>
+          <w:rFonts w:ascii="Times New Roman" w:eastAsia="MS Gothic" w:hAnsi="Times New Roman" w:cs="Times New Roman"/>
+          <w:bCs/>
+          <w:color w:val="191919"/>
+          <w:szCs w:val="26"/>
+        </w:rPr>
+        <w:t xml:space="preserve"> Tool for public use (with link) - </w:t>
+      </w:r>
+      <w:hyperlink r:id="rId46" w:history="1">
         <w:r>
           <w:rPr>
             <w:rStyle w:val="Hyperlink"/>
@@ -7813,160 +7516,6 @@
           </w:rPr>
           <w:t>sDRIPS</w:t>
         </w:r>
-        <w:proofErr w:type="spellEnd"/>
-        <w:r>
-          <w:rPr>
-            <w:rStyle w:val="Hyperlink"/>
-            <w:rFonts w:ascii="Times New Roman" w:eastAsia="MS Gothic" w:hAnsi="Times New Roman" w:cs="Times New Roman"/>
-            <w:bCs/>
-            <w:color w:val="7F7F7F" w:themeColor="text1" w:themeTint="80"/>
-            <w:szCs w:val="26"/>
-          </w:rPr>
-          <w:t>-Sense</w:t>
-        </w:r>
-      </w:hyperlink>
-      <w:r>
-        <w:t xml:space="preserve">, </w:t>
-      </w:r>
-      <w:hyperlink r:id="rId45" w:history="1">
-        <w:proofErr w:type="spellStart"/>
-        <w:r>
-          <w:rPr>
-            <w:rStyle w:val="Hyperlink"/>
-            <w:rFonts w:ascii="Times New Roman" w:hAnsi="Times New Roman" w:cs="Times New Roman"/>
-            <w:color w:val="7F7F7F" w:themeColor="text1" w:themeTint="80"/>
-            <w:szCs w:val="20"/>
-          </w:rPr>
-          <w:t>sDRIPS</w:t>
-        </w:r>
-        <w:proofErr w:type="spellEnd"/>
-        <w:r>
-          <w:rPr>
-            <w:rStyle w:val="Hyperlink"/>
-            <w:rFonts w:ascii="Times New Roman" w:hAnsi="Times New Roman" w:cs="Times New Roman"/>
-            <w:color w:val="7F7F7F" w:themeColor="text1" w:themeTint="80"/>
-            <w:szCs w:val="20"/>
-          </w:rPr>
-          <w:t>-TBP</w:t>
-        </w:r>
-      </w:hyperlink>
-    </w:p>
-    <w:p>
-      <w:pPr>
-        <w:pStyle w:val="ListParagraph"/>
-        <w:numPr>
-          <w:ilvl w:val="0"/>
-          <w:numId w:val="10"/>
-        </w:numPr>
-        <w:spacing w:after="80"/>
-        <w:jc w:val="both"/>
-        <w:rPr>
-          <w:rFonts w:ascii="Times New Roman" w:eastAsia="MS Gothic" w:hAnsi="Times New Roman" w:cs="Times New Roman"/>
-          <w:bCs/>
-          <w:color w:val="191919"/>
-          <w:szCs w:val="26"/>
-        </w:rPr>
-      </w:pPr>
-      <w:r>
-        <w:rPr>
-          <w:rFonts w:ascii="Times New Roman" w:eastAsia="MS Gothic" w:hAnsi="Times New Roman" w:cs="Times New Roman"/>
-          <w:b/>
-          <w:bCs/>
-          <w:color w:val="191919"/>
-          <w:szCs w:val="26"/>
-        </w:rPr>
-        <w:t>Canal w</w:t>
-      </w:r>
-      <w:r>
-        <w:rPr>
-          <w:rFonts w:ascii="Times New Roman" w:eastAsia="MS Gothic" w:hAnsi="Times New Roman" w:cs="Times New Roman"/>
-          <w:b/>
-          <w:bCs/>
-          <w:color w:val="191919"/>
-          <w:szCs w:val="26"/>
-        </w:rPr>
-        <w:t>ater allocation framework</w:t>
-      </w:r>
-      <w:r>
-        <w:rPr>
-          <w:rFonts w:ascii="Times New Roman" w:eastAsia="MS Gothic" w:hAnsi="Times New Roman" w:cs="Times New Roman"/>
-          <w:bCs/>
-          <w:color w:val="191919"/>
-          <w:szCs w:val="26"/>
-        </w:rPr>
-        <w:t xml:space="preserve"> – </w:t>
-      </w:r>
-      <w:r>
-        <w:rPr>
-          <w:rFonts w:ascii="Times New Roman" w:eastAsia="MS Gothic" w:hAnsi="Times New Roman" w:cs="Times New Roman"/>
-          <w:bCs/>
-          <w:color w:val="191919"/>
-          <w:szCs w:val="26"/>
-        </w:rPr>
-        <w:t xml:space="preserve">Developed a satellite-based canal water allocation methodology to help canal operators distribute water more efficiently based on crop water demand, actual field conditions, and canal network structure. Built the allocation framework on uncertainty-characterized net water requirement estimates from </w:t>
-      </w:r>
-      <w:proofErr w:type="spellStart"/>
-      <w:r>
-        <w:rPr>
-          <w:rFonts w:ascii="Times New Roman" w:eastAsia="MS Gothic" w:hAnsi="Times New Roman" w:cs="Times New Roman"/>
-          <w:bCs/>
-          <w:color w:val="191919"/>
-          <w:szCs w:val="26"/>
-        </w:rPr>
-        <w:t>sDRIPS</w:t>
-      </w:r>
-      <w:proofErr w:type="spellEnd"/>
-      <w:r>
-        <w:rPr>
-          <w:rFonts w:ascii="Times New Roman" w:eastAsia="MS Gothic" w:hAnsi="Times New Roman" w:cs="Times New Roman"/>
-          <w:bCs/>
-          <w:color w:val="191919"/>
-          <w:szCs w:val="26"/>
-        </w:rPr>
-        <w:t xml:space="preserve">, ensuring distribution decisions account for input, parameter, and model uncertainty across diverse </w:t>
-      </w:r>
-      <w:proofErr w:type="spellStart"/>
-      <w:r>
-        <w:rPr>
-          <w:rFonts w:ascii="Times New Roman" w:eastAsia="MS Gothic" w:hAnsi="Times New Roman" w:cs="Times New Roman"/>
-          <w:bCs/>
-          <w:color w:val="191919"/>
-          <w:szCs w:val="26"/>
-        </w:rPr>
-        <w:t>agro</w:t>
-      </w:r>
-      <w:proofErr w:type="spellEnd"/>
-      <w:r>
-        <w:rPr>
-          <w:rFonts w:ascii="Times New Roman" w:eastAsia="MS Gothic" w:hAnsi="Times New Roman" w:cs="Times New Roman"/>
-          <w:bCs/>
-          <w:color w:val="191919"/>
-          <w:szCs w:val="26"/>
-        </w:rPr>
-        <w:t>-climatic settings. Applied network-based analysis to translate field-scale irrigation demand into command-area and canal-level allocation decisions, supporting climate-change adaptation and more efficient agricultural water management.</w:t>
-      </w:r>
-      <w:r>
-        <w:rPr>
-          <w:rFonts w:ascii="Times New Roman" w:eastAsia="MS Gothic" w:hAnsi="Times New Roman" w:cs="Times New Roman"/>
-          <w:bCs/>
-          <w:color w:val="191919"/>
-          <w:szCs w:val="26"/>
-        </w:rPr>
-        <w:t xml:space="preserve"> Tool for public use (with link) - </w:t>
-      </w:r>
-      <w:hyperlink r:id="rId46" w:history="1">
-        <w:proofErr w:type="spellStart"/>
-        <w:r>
-          <w:rPr>
-            <w:rStyle w:val="Hyperlink"/>
-            <w:rFonts w:ascii="Times New Roman" w:eastAsia="MS Gothic" w:hAnsi="Times New Roman" w:cs="Times New Roman"/>
-            <w:bCs/>
-            <w:color w:val="7F7F7F" w:themeColor="text1" w:themeTint="80"/>
-            <w:szCs w:val="26"/>
-          </w:rPr>
-          <w:t>sDRIPS</w:t>
-        </w:r>
-        <w:proofErr w:type="spellEnd"/>
       </w:hyperlink>
       <w:r>
         <w:rPr>
@@ -8104,25 +7653,7 @@
           <w:color w:val="191919"/>
           <w:szCs w:val="26"/>
         </w:rPr>
-        <w:t xml:space="preserve">Investigated uncertainty propagation in lake and wetland volume change estimates derived from satellite-based surface water extent and citizen science water-level observations. Built an ensemble of radar- and optical-based water classification approaches to improve robustness of surface water extent estimates, and evaluated sensitivity to sensor type, classification method, and spatial resolution, including comparison with high-resolution imagery such as </w:t>
-      </w:r>
-      <w:proofErr w:type="spellStart"/>
-      <w:r>
-        <w:rPr>
-          <w:rFonts w:ascii="Times New Roman" w:eastAsia="MS Gothic" w:hAnsi="Times New Roman" w:cs="Times New Roman"/>
-          <w:color w:val="191919"/>
-          <w:szCs w:val="26"/>
-        </w:rPr>
-        <w:t>PlanetScope</w:t>
-      </w:r>
-      <w:proofErr w:type="spellEnd"/>
-      <w:r>
-        <w:rPr>
-          <w:rFonts w:ascii="Times New Roman" w:eastAsia="MS Gothic" w:hAnsi="Times New Roman" w:cs="Times New Roman"/>
-          <w:color w:val="191919"/>
-          <w:szCs w:val="26"/>
-        </w:rPr>
-        <w:t xml:space="preserve"> at approximately 3 m resolution</w:t>
+        <w:t>Investigated uncertainty propagation in lake and wetland volume change estimates derived from satellite-based surface water extent and citizen science water-level observations. Built an ensemble of radar- and optical-based water classification approaches to improve robustness of surface water extent estimates, and evaluated sensitivity to sensor type, classification method, and spatial resolution, including comparison with high-resolution imagery such as PlanetScope at approximately 3 m resolution</w:t>
       </w:r>
       <w:r>
         <w:rPr>
@@ -8354,47 +7885,7 @@
           <w:color w:val="191919"/>
           <w:szCs w:val="26"/>
         </w:rPr>
-        <w:t xml:space="preserve">Investigated </w:t>
-      </w:r>
-      <w:proofErr w:type="gramStart"/>
-      <w:r>
-        <w:rPr>
-          <w:rFonts w:ascii="Times New Roman" w:eastAsia="MS Gothic" w:hAnsi="Times New Roman" w:cs="Times New Roman"/>
-          <w:bCs/>
-          <w:color w:val="191919"/>
-          <w:szCs w:val="26"/>
-        </w:rPr>
-        <w:t>PO.DAAC’s</w:t>
-      </w:r>
-      <w:proofErr w:type="gramEnd"/>
-      <w:r>
-        <w:rPr>
-          <w:rFonts w:ascii="Times New Roman" w:eastAsia="MS Gothic" w:hAnsi="Times New Roman" w:cs="Times New Roman"/>
-          <w:bCs/>
-          <w:color w:val="191919"/>
-          <w:szCs w:val="26"/>
-        </w:rPr>
-        <w:t xml:space="preserve"> SWOT On-Demand Raster Generation tool for producing customized raster products from SWOT satellite observations at user-defined spatial resolutions. Developed SWODLR-Python, a Python-based framework to streamline API-driven data requests, raster generation, </w:t>
-      </w:r>
-      <w:proofErr w:type="spellStart"/>
-      <w:r>
-        <w:rPr>
-          <w:rFonts w:ascii="Times New Roman" w:eastAsia="MS Gothic" w:hAnsi="Times New Roman" w:cs="Times New Roman"/>
-          <w:bCs/>
-          <w:color w:val="191919"/>
-          <w:szCs w:val="26"/>
-        </w:rPr>
-        <w:t>subsetting</w:t>
-      </w:r>
-      <w:proofErr w:type="spellEnd"/>
-      <w:r>
-        <w:rPr>
-          <w:rFonts w:ascii="Times New Roman" w:eastAsia="MS Gothic" w:hAnsi="Times New Roman" w:cs="Times New Roman"/>
-          <w:bCs/>
-          <w:color w:val="191919"/>
-          <w:szCs w:val="26"/>
-        </w:rPr>
-        <w:t>, resampling, and processing. Evaluated customized SWOT raster products for hydrologic applications, including flood-propagation analysis in northeast Bangladesh</w:t>
+        <w:t>Investigated PO.DAAC’s SWOT On-Demand Raster Generation tool for producing customized raster products from SWOT satellite observations at user-defined spatial resolutions. Developed SWODLR-Python, a Python-based framework to streamline API-driven data requests, raster generation, subsetting, resampling, and processing. Evaluated customized SWOT raster products for hydrologic applications, including flood-propagation analysis in northeast Bangladesh</w:t>
       </w:r>
       <w:r>
         <w:rPr>
@@ -8604,23 +8095,7 @@
           <w:rFonts w:ascii="Times New Roman" w:eastAsia="Arial" w:hAnsi="Times New Roman" w:cs="Times New Roman"/>
           <w:color w:val="000000"/>
         </w:rPr>
-        <w:t xml:space="preserve">Analyzed precipitation-extreme volatility and infrastructure risk across India using observed rainfall data and CMIP5 Earth System Model outputs under RCP 8.5, including BNU-ESM, CanESM2, GFDL-ESM2M, MIROC-ESM, MPI-ESM-LR/MR, and </w:t>
-      </w:r>
-      <w:proofErr w:type="spellStart"/>
-      <w:r>
-        <w:rPr>
-          <w:rFonts w:ascii="Times New Roman" w:eastAsia="Arial" w:hAnsi="Times New Roman" w:cs="Times New Roman"/>
-          <w:color w:val="000000"/>
-        </w:rPr>
-        <w:t>NorESM</w:t>
-      </w:r>
-      <w:proofErr w:type="spellEnd"/>
-      <w:r>
-        <w:rPr>
-          <w:rFonts w:ascii="Times New Roman" w:eastAsia="Arial" w:hAnsi="Times New Roman" w:cs="Times New Roman"/>
-          <w:color w:val="000000"/>
-        </w:rPr>
-        <w:t>.</w:t>
+        <w:t>Analyzed precipitation-extreme volatility and infrastructure risk across India using observed rainfall data and CMIP5 Earth System Model outputs under RCP 8.5, including BNU-ESM, CanESM2, GFDL-ESM2M, MIROC-ESM, MPI-ESM-LR/MR, and NorESM.</w:t>
       </w:r>
     </w:p>
     <w:p>
@@ -9122,41 +8597,23 @@
           <w:iCs/>
           <w:color w:val="000000"/>
         </w:rPr>
+        <w:t xml:space="preserve"> – </w:t>
+      </w:r>
+      <w:r>
+        <w:rPr>
+          <w:rFonts w:ascii="Times New Roman" w:eastAsia="Arial" w:hAnsi="Times New Roman" w:cs="Times New Roman"/>
+          <w:i/>
+          <w:iCs/>
+          <w:color w:val="000000"/>
+        </w:rPr>
         <w:t xml:space="preserve"> </w:t>
       </w:r>
-      <w:proofErr w:type="gramStart"/>
-      <w:r>
-        <w:rPr>
-          <w:rFonts w:ascii="Times New Roman" w:eastAsia="Arial" w:hAnsi="Times New Roman" w:cs="Times New Roman"/>
-          <w:i/>
-          <w:iCs/>
-          <w:color w:val="000000"/>
-        </w:rPr>
-        <w:t xml:space="preserve">– </w:t>
-      </w:r>
-      <w:r>
-        <w:rPr>
-          <w:rFonts w:ascii="Times New Roman" w:eastAsia="Arial" w:hAnsi="Times New Roman" w:cs="Times New Roman"/>
-          <w:i/>
-          <w:iCs/>
-          <w:color w:val="000000"/>
-        </w:rPr>
-        <w:t xml:space="preserve"> </w:t>
-      </w:r>
-      <w:r>
-        <w:rPr>
-          <w:rFonts w:ascii="Times New Roman" w:eastAsia="Arial" w:hAnsi="Times New Roman" w:cs="Times New Roman"/>
-          <w:color w:val="000000"/>
-        </w:rPr>
-        <w:t>Delivered</w:t>
-      </w:r>
-      <w:proofErr w:type="gramEnd"/>
-      <w:r>
-        <w:rPr>
-          <w:rFonts w:ascii="Times New Roman" w:eastAsia="Arial" w:hAnsi="Times New Roman" w:cs="Times New Roman"/>
-          <w:color w:val="000000"/>
-        </w:rPr>
-        <w:t xml:space="preserve"> a lecture</w:t>
+      <w:r>
+        <w:rPr>
+          <w:rFonts w:ascii="Times New Roman" w:eastAsia="Arial" w:hAnsi="Times New Roman" w:cs="Times New Roman"/>
+          <w:color w:val="000000"/>
+        </w:rPr>
+        <w:t>Delivered a lecture</w:t>
       </w:r>
       <w:r>
         <w:rPr>
@@ -9751,27 +9208,7 @@
           <w:iCs/>
           <w:color w:val="000000"/>
         </w:rPr>
-        <w:t xml:space="preserve">Remote </w:t>
-      </w:r>
-      <w:proofErr w:type="gramStart"/>
-      <w:r>
-        <w:rPr>
-          <w:rFonts w:ascii="Times New Roman" w:eastAsia="Arial" w:hAnsi="Times New Roman" w:cs="Times New Roman"/>
-          <w:i/>
-          <w:iCs/>
-          <w:color w:val="000000"/>
-        </w:rPr>
-        <w:t>sensing based</w:t>
-      </w:r>
-      <w:proofErr w:type="gramEnd"/>
-      <w:r>
-        <w:rPr>
-          <w:rFonts w:ascii="Times New Roman" w:eastAsia="Arial" w:hAnsi="Times New Roman" w:cs="Times New Roman"/>
-          <w:i/>
-          <w:iCs/>
-          <w:color w:val="000000"/>
-        </w:rPr>
-        <w:t xml:space="preserve"> surface water tracking, citizen science, Cloud Computing and the Surface Water and Ocean Topography (SWOT) Mission</w:t>
+        <w:t>Remote sensing based surface water tracking, citizen science, Cloud Computing and the Surface Water and Ocean Topography (SWOT) Mission</w:t>
       </w:r>
       <w:r>
         <w:rPr>
@@ -10830,33 +10267,15 @@
           <w:bCs/>
           <w:color w:val="000000"/>
         </w:rPr>
-        <w:t xml:space="preserve"> (A private farm in South </w:t>
-      </w:r>
-      <w:proofErr w:type="gramStart"/>
-      <w:r>
-        <w:rPr>
-          <w:rFonts w:ascii="Times New Roman" w:eastAsia="Arial" w:hAnsi="Times New Roman" w:cs="Times New Roman"/>
-          <w:bCs/>
-          <w:color w:val="000000"/>
-        </w:rPr>
-        <w:t>Africa)</w:t>
-      </w:r>
-      <w:r>
-        <w:rPr>
-          <w:rFonts w:ascii="Times New Roman" w:eastAsia="Arial" w:hAnsi="Times New Roman" w:cs="Times New Roman"/>
-          <w:bCs/>
-          <w:color w:val="000000"/>
-        </w:rPr>
-        <w:t xml:space="preserve">   </w:t>
-      </w:r>
-      <w:proofErr w:type="gramEnd"/>
-      <w:r>
-        <w:rPr>
-          <w:rFonts w:ascii="Times New Roman" w:eastAsia="Arial" w:hAnsi="Times New Roman" w:cs="Times New Roman"/>
-          <w:bCs/>
-          <w:color w:val="000000"/>
-        </w:rPr>
-        <w:t xml:space="preserve">                                        </w:t>
+        <w:t xml:space="preserve"> (A private farm in South Africa)</w:t>
+      </w:r>
+      <w:r>
+        <w:rPr>
+          <w:rFonts w:ascii="Times New Roman" w:eastAsia="Arial" w:hAnsi="Times New Roman" w:cs="Times New Roman"/>
+          <w:bCs/>
+          <w:color w:val="000000"/>
+        </w:rPr>
+        <w:t xml:space="preserve">                                           </w:t>
       </w:r>
       <w:r>
         <w:rPr>
@@ -11305,7 +10724,6 @@
         </w:rPr>
       </w:pPr>
       <w:hyperlink r:id="rId53" w:history="1">
-        <w:proofErr w:type="spellStart"/>
         <w:r>
           <w:rPr>
             <w:rStyle w:val="Hyperlink"/>
@@ -11315,7 +10733,6 @@
           </w:rPr>
           <w:t>PyWRIS</w:t>
         </w:r>
-        <w:proofErr w:type="spellEnd"/>
       </w:hyperlink>
       <w:r>
         <w:rPr>
@@ -11374,7 +10791,6 @@
         </w:rPr>
       </w:pPr>
       <w:hyperlink r:id="rId54" w:history="1">
-        <w:proofErr w:type="spellStart"/>
         <w:r>
           <w:rPr>
             <w:rStyle w:val="Hyperlink"/>
@@ -11384,7 +10800,6 @@
           </w:rPr>
           <w:t>Barind</w:t>
         </w:r>
-        <w:proofErr w:type="spellEnd"/>
       </w:hyperlink>
       <w:r>
         <w:rPr>
@@ -11502,7 +10917,6 @@
         <w:t xml:space="preserve">A detailed document on </w:t>
       </w:r>
       <w:hyperlink r:id="rId56" w:history="1">
-        <w:proofErr w:type="spellStart"/>
         <w:r>
           <w:rPr>
             <w:rStyle w:val="Hyperlink"/>
@@ -11512,7 +10926,6 @@
           </w:rPr>
           <w:t>ReadtheDocs</w:t>
         </w:r>
-        <w:proofErr w:type="spellEnd"/>
       </w:hyperlink>
       <w:r>
         <w:rPr>
@@ -11670,23 +11083,13 @@
           <w:color w:val="000000"/>
         </w:rPr>
       </w:pPr>
-      <w:proofErr w:type="spellStart"/>
-      <w:r>
-        <w:rPr>
-          <w:rFonts w:ascii="Times New Roman" w:eastAsia="Arial" w:hAnsi="Times New Roman" w:cs="Times New Roman"/>
-          <w:bCs/>
-          <w:color w:val="000000"/>
-        </w:rPr>
-        <w:t>sDRIPS</w:t>
-      </w:r>
-      <w:proofErr w:type="spellEnd"/>
-      <w:r>
-        <w:rPr>
-          <w:rFonts w:ascii="Times New Roman" w:eastAsia="Arial" w:hAnsi="Times New Roman" w:cs="Times New Roman"/>
-          <w:bCs/>
-          <w:color w:val="000000"/>
-        </w:rPr>
-        <w:t xml:space="preserve">-Sense work featured in </w:t>
+      <w:r>
+        <w:rPr>
+          <w:rFonts w:ascii="Times New Roman" w:eastAsia="Arial" w:hAnsi="Times New Roman" w:cs="Times New Roman"/>
+          <w:bCs/>
+          <w:color w:val="000000"/>
+        </w:rPr>
+        <w:t xml:space="preserve">sDRIPS-Sense work featured in </w:t>
       </w:r>
       <w:r>
         <w:rPr>
@@ -12019,71 +11422,7 @@
           <w:rFonts w:ascii="Times New Roman" w:eastAsia="Arial" w:hAnsi="Times New Roman" w:cs="Times New Roman"/>
           <w:color w:val="000000"/>
         </w:rPr>
-        <w:t xml:space="preserve">Satellite remote sensing; optical, thermal, radar, microwave, and altimetry datasets; Landsat, MODIS, Sentinel-1 SAR, Sentinel-2, SMAP, SWOT, and </w:t>
-      </w:r>
-      <w:proofErr w:type="spellStart"/>
-      <w:r>
-        <w:rPr>
-          <w:rFonts w:ascii="Times New Roman" w:eastAsia="Arial" w:hAnsi="Times New Roman" w:cs="Times New Roman"/>
-          <w:color w:val="000000"/>
-        </w:rPr>
-        <w:t>PlanetScope</w:t>
-      </w:r>
-      <w:proofErr w:type="spellEnd"/>
-      <w:r>
-        <w:rPr>
-          <w:rFonts w:ascii="Times New Roman" w:eastAsia="Arial" w:hAnsi="Times New Roman" w:cs="Times New Roman"/>
-          <w:color w:val="000000"/>
-        </w:rPr>
-        <w:t xml:space="preserve">; precipitation and hydrometeorological datasets including IMERG, CHIRPS, </w:t>
-      </w:r>
-      <w:proofErr w:type="spellStart"/>
-      <w:r>
-        <w:rPr>
-          <w:rFonts w:ascii="Times New Roman" w:eastAsia="Arial" w:hAnsi="Times New Roman" w:cs="Times New Roman"/>
-          <w:color w:val="000000"/>
-        </w:rPr>
-        <w:t>GSMaP</w:t>
-      </w:r>
-      <w:proofErr w:type="spellEnd"/>
-      <w:r>
-        <w:rPr>
-          <w:rFonts w:ascii="Times New Roman" w:eastAsia="Arial" w:hAnsi="Times New Roman" w:cs="Times New Roman"/>
-          <w:color w:val="000000"/>
-        </w:rPr>
-        <w:t xml:space="preserve">, and GLDAS; reanalysis and forecast products including ERA5 and GFS; DEMs; in situ observations; CMIP climate simulations and global climate model outputs for hydroclimatic extremes, infrastructure risk, and climate-impact assessment, including CanESM2, GFDL-ESM2M, MIROC-ESM, MPI-ESM, and </w:t>
-      </w:r>
-      <w:proofErr w:type="spellStart"/>
-      <w:r>
-        <w:rPr>
-          <w:rFonts w:ascii="Times New Roman" w:eastAsia="Arial" w:hAnsi="Times New Roman" w:cs="Times New Roman"/>
-          <w:color w:val="000000"/>
-        </w:rPr>
-        <w:t>NorESM</w:t>
-      </w:r>
-      <w:proofErr w:type="spellEnd"/>
-      <w:r>
-        <w:rPr>
-          <w:rFonts w:ascii="Times New Roman" w:eastAsia="Arial" w:hAnsi="Times New Roman" w:cs="Times New Roman"/>
-          <w:color w:val="000000"/>
-        </w:rPr>
-        <w:t xml:space="preserve">; multi-sensor, multi-resolution, and </w:t>
-      </w:r>
-      <w:proofErr w:type="spellStart"/>
-      <w:r>
-        <w:rPr>
-          <w:rFonts w:ascii="Times New Roman" w:eastAsia="Arial" w:hAnsi="Times New Roman" w:cs="Times New Roman"/>
-          <w:color w:val="000000"/>
-        </w:rPr>
-        <w:t>spatio</w:t>
-      </w:r>
-      <w:proofErr w:type="spellEnd"/>
-      <w:r>
-        <w:rPr>
-          <w:rFonts w:ascii="Times New Roman" w:eastAsia="Arial" w:hAnsi="Times New Roman" w:cs="Times New Roman"/>
-          <w:color w:val="000000"/>
-        </w:rPr>
-        <w:t>-temporal data fusion.</w:t>
+        <w:t>Satellite remote sensing; optical, thermal, radar, microwave, and altimetry datasets; Landsat, MODIS, Sentinel-1 SAR, Sentinel-2, SMAP, SWOT, and PlanetScope; precipitation and hydrometeorological datasets including IMERG, CHIRPS, GSMaP, and GLDAS; reanalysis and forecast products including ERA5 and GFS; DEMs; in situ observations; CMIP climate simulations and global climate model outputs for hydroclimatic extremes, infrastructure risk, and climate-impact assessment, including CanESM2, GFDL-ESM2M, MIROC-ESM, MPI-ESM, and NorESM; multi-sensor, multi-resolution, and spatio-temporal data fusion.</w:t>
       </w:r>
     </w:p>
     <w:p>
@@ -12182,87 +11521,7 @@
           <w:rFonts w:ascii="Times New Roman" w:eastAsia="Arial" w:hAnsi="Times New Roman" w:cs="Times New Roman"/>
           <w:color w:val="000000"/>
         </w:rPr>
-        <w:t xml:space="preserve">Python, Google Earth Engine Python and JavaScript APIs, </w:t>
-      </w:r>
-      <w:proofErr w:type="spellStart"/>
-      <w:r>
-        <w:rPr>
-          <w:rFonts w:ascii="Times New Roman" w:eastAsia="Arial" w:hAnsi="Times New Roman" w:cs="Times New Roman"/>
-          <w:color w:val="000000"/>
-        </w:rPr>
-        <w:t>Xarray</w:t>
-      </w:r>
-      <w:proofErr w:type="spellEnd"/>
-      <w:r>
-        <w:rPr>
-          <w:rFonts w:ascii="Times New Roman" w:eastAsia="Arial" w:hAnsi="Times New Roman" w:cs="Times New Roman"/>
-          <w:color w:val="000000"/>
-        </w:rPr>
-        <w:t xml:space="preserve">, </w:t>
-      </w:r>
-      <w:proofErr w:type="spellStart"/>
-      <w:r>
-        <w:rPr>
-          <w:rFonts w:ascii="Times New Roman" w:eastAsia="Arial" w:hAnsi="Times New Roman" w:cs="Times New Roman"/>
-          <w:color w:val="000000"/>
-        </w:rPr>
-        <w:t>Dask</w:t>
-      </w:r>
-      <w:proofErr w:type="spellEnd"/>
-      <w:r>
-        <w:rPr>
-          <w:rFonts w:ascii="Times New Roman" w:eastAsia="Arial" w:hAnsi="Times New Roman" w:cs="Times New Roman"/>
-          <w:color w:val="000000"/>
-        </w:rPr>
-        <w:t xml:space="preserve">, NumPy, Pandas, </w:t>
-      </w:r>
-      <w:proofErr w:type="spellStart"/>
-      <w:r>
-        <w:rPr>
-          <w:rFonts w:ascii="Times New Roman" w:eastAsia="Arial" w:hAnsi="Times New Roman" w:cs="Times New Roman"/>
-          <w:color w:val="000000"/>
-        </w:rPr>
-        <w:t>GeoPandas</w:t>
-      </w:r>
-      <w:proofErr w:type="spellEnd"/>
-      <w:r>
-        <w:rPr>
-          <w:rFonts w:ascii="Times New Roman" w:eastAsia="Arial" w:hAnsi="Times New Roman" w:cs="Times New Roman"/>
-          <w:color w:val="000000"/>
-        </w:rPr>
-        <w:t xml:space="preserve">, </w:t>
-      </w:r>
-      <w:proofErr w:type="spellStart"/>
-      <w:r>
-        <w:rPr>
-          <w:rFonts w:ascii="Times New Roman" w:eastAsia="Arial" w:hAnsi="Times New Roman" w:cs="Times New Roman"/>
-          <w:color w:val="000000"/>
-        </w:rPr>
-        <w:t>Rasterio</w:t>
-      </w:r>
-      <w:proofErr w:type="spellEnd"/>
-      <w:r>
-        <w:rPr>
-          <w:rFonts w:ascii="Times New Roman" w:eastAsia="Arial" w:hAnsi="Times New Roman" w:cs="Times New Roman"/>
-          <w:color w:val="000000"/>
-        </w:rPr>
-        <w:t xml:space="preserve">, SciPy, </w:t>
-      </w:r>
-      <w:proofErr w:type="spellStart"/>
-      <w:r>
-        <w:rPr>
-          <w:rFonts w:ascii="Times New Roman" w:eastAsia="Arial" w:hAnsi="Times New Roman" w:cs="Times New Roman"/>
-          <w:color w:val="000000"/>
-        </w:rPr>
-        <w:t>PyTorch</w:t>
-      </w:r>
-      <w:proofErr w:type="spellEnd"/>
-      <w:r>
-        <w:rPr>
-          <w:rFonts w:ascii="Times New Roman" w:eastAsia="Arial" w:hAnsi="Times New Roman" w:cs="Times New Roman"/>
-          <w:color w:val="000000"/>
-        </w:rPr>
-        <w:t>, Scikit-learn, GDAL, ArcGIS, QGIS, MATLAB, Bash, Git, Linux/HPC environments, multiprocessing, parallel and distributed processing, scalable geospatial ETL, raster and vector analytics, spatial statistics, API-driven data ingestion, automated environmental data pipelines, and cloud/HPC-style large-scale analytics.</w:t>
+        <w:t>Python, Google Earth Engine Python and JavaScript APIs, Xarray, Dask, NumPy, Pandas, GeoPandas, Rasterio, SciPy, PyTorch, Scikit-learn, GDAL, ArcGIS, QGIS, MATLAB, Bash, Git, Linux/HPC environments, multiprocessing, parallel and distributed processing, scalable geospatial ETL, raster and vector analytics, spatial statistics, API-driven data ingestion, automated environmental data pipelines, and cloud/HPC-style large-scale analytics.</w:t>
       </w:r>
     </w:p>
     <w:p>
@@ -12324,69 +11583,12 @@
         </w:rPr>
         <w:t xml:space="preserve">Data Formats, Software Development, and Reproducibility: </w:t>
       </w:r>
-      <w:proofErr w:type="spellStart"/>
-      <w:r>
-        <w:rPr>
-          <w:rFonts w:ascii="Times New Roman" w:eastAsia="Arial" w:hAnsi="Times New Roman" w:cs="Times New Roman"/>
-          <w:color w:val="000000"/>
-        </w:rPr>
-        <w:t>NetCDF</w:t>
-      </w:r>
-      <w:proofErr w:type="spellEnd"/>
-      <w:r>
-        <w:rPr>
-          <w:rFonts w:ascii="Times New Roman" w:eastAsia="Arial" w:hAnsi="Times New Roman" w:cs="Times New Roman"/>
-          <w:color w:val="000000"/>
-        </w:rPr>
-        <w:t xml:space="preserve">, HDF5, </w:t>
-      </w:r>
-      <w:proofErr w:type="spellStart"/>
-      <w:r>
-        <w:rPr>
-          <w:rFonts w:ascii="Times New Roman" w:eastAsia="Arial" w:hAnsi="Times New Roman" w:cs="Times New Roman"/>
-          <w:color w:val="000000"/>
-        </w:rPr>
-        <w:t>GeoTIFF</w:t>
-      </w:r>
-      <w:proofErr w:type="spellEnd"/>
-      <w:r>
-        <w:rPr>
-          <w:rFonts w:ascii="Times New Roman" w:eastAsia="Arial" w:hAnsi="Times New Roman" w:cs="Times New Roman"/>
-          <w:color w:val="000000"/>
-        </w:rPr>
-        <w:t xml:space="preserve">, Cloud-Optimized </w:t>
-      </w:r>
-      <w:proofErr w:type="spellStart"/>
-      <w:r>
-        <w:rPr>
-          <w:rFonts w:ascii="Times New Roman" w:eastAsia="Arial" w:hAnsi="Times New Roman" w:cs="Times New Roman"/>
-          <w:color w:val="000000"/>
-        </w:rPr>
-        <w:t>GeoTIFF</w:t>
-      </w:r>
-      <w:proofErr w:type="spellEnd"/>
-      <w:r>
-        <w:rPr>
-          <w:rFonts w:ascii="Times New Roman" w:eastAsia="Arial" w:hAnsi="Times New Roman" w:cs="Times New Roman"/>
-          <w:color w:val="000000"/>
-        </w:rPr>
-        <w:t xml:space="preserve">, metadata-aware processing, reproducible workflows, scientific package development, </w:t>
-      </w:r>
-      <w:proofErr w:type="spellStart"/>
-      <w:r>
-        <w:rPr>
-          <w:rFonts w:ascii="Times New Roman" w:eastAsia="Arial" w:hAnsi="Times New Roman" w:cs="Times New Roman"/>
-          <w:color w:val="000000"/>
-        </w:rPr>
-        <w:t>PyPI</w:t>
-      </w:r>
-      <w:proofErr w:type="spellEnd"/>
-      <w:r>
-        <w:rPr>
-          <w:rFonts w:ascii="Times New Roman" w:eastAsia="Arial" w:hAnsi="Times New Roman" w:cs="Times New Roman"/>
-          <w:color w:val="000000"/>
-        </w:rPr>
-        <w:t xml:space="preserve"> package publication, Read the Docs documentation, REST APIs, dashboards, Plotly, Matplotlib, technical documentation, and reproducible scientific workflows.</w:t>
+      <w:r>
+        <w:rPr>
+          <w:rFonts w:ascii="Times New Roman" w:eastAsia="Arial" w:hAnsi="Times New Roman" w:cs="Times New Roman"/>
+          <w:color w:val="000000"/>
+        </w:rPr>
+        <w:t>NetCDF, HDF5, GeoTIFF, Cloud-Optimized GeoTIFF, metadata-aware processing, reproducible workflows, scientific package development, PyPI package publication, Read the Docs documentation, REST APIs, dashboards, Plotly, Matplotlib, technical documentation, and reproducible scientific workflows.</w:t>
       </w:r>
     </w:p>
     <w:p>
@@ -16461,6 +15663,8 @@
     <w:rsid w:val="003822A1"/>
     <w:rsid w:val="00387E88"/>
     <w:rsid w:val="004246D8"/>
+    <w:rsid w:val="00427330"/>
+    <w:rsid w:val="00433F07"/>
     <w:rsid w:val="00455956"/>
     <w:rsid w:val="004A46D7"/>
     <w:rsid w:val="004B1414"/>

--- a/Shahzaib_CV.docx
+++ b/Shahzaib_CV.docx
@@ -1,6 +1,6 @@
 
 <file path=word/document.xml><?xml version="1.0" encoding="utf-8"?>
-<w:document xmlns:wpc="http://schemas.microsoft.com/office/word/2010/wordprocessingCanvas" xmlns:cx="http://schemas.microsoft.com/office/drawing/2014/chartex" xmlns:cx1="http://schemas.microsoft.com/office/drawing/2015/9/8/chartex" xmlns:cx2="http://schemas.microsoft.com/office/drawing/2015/10/21/chartex" xmlns:cx3="http://schemas.microsoft.com/office/drawing/2016/5/9/chartex" xmlns:cx4="http://schemas.microsoft.com/office/drawing/2016/5/10/chartex" xmlns:cx5="http://schemas.microsoft.com/office/drawing/2016/5/11/chartex" xmlns:cx6="http://schemas.microsoft.com/office/drawing/2016/5/12/chartex" xmlns:cx7="http://schemas.microsoft.com/office/drawing/2016/5/13/chartex" xmlns:cx8="http://schemas.microsoft.com/office/drawing/2016/5/14/chartex" xmlns:mc="http://schemas.openxmlformats.org/markup-compatibility/2006" xmlns:aink="http://schemas.microsoft.com/office/drawing/2016/ink" xmlns:am3d="http://schemas.microsoft.com/office/drawing/2017/model3d" xmlns:o="urn:schemas-microsoft-com:office:office" xmlns:oel="http://schemas.microsoft.com/office/2019/extlst" xmlns:r="http://schemas.openxmlformats.org/officeDocument/2006/relationships" xmlns:m="http://schemas.openxmlformats.org/officeDocument/2006/math" xmlns:v="urn:schemas-microsoft-com:vml" xmlns:wp14="http://schemas.microsoft.com/office/word/2010/wordprocessingDrawing" xmlns:wp="http://schemas.openxmlformats.org/drawingml/2006/wordprocessingDrawing" xmlns:w10="urn:schemas-microsoft-com:office:word" xmlns:w="http://schemas.openxmlformats.org/wordprocessingml/2006/main" xmlns:w14="http://schemas.microsoft.com/office/word/2010/wordml" xmlns:w15="http://schemas.microsoft.com/office/word/2012/wordml" xmlns:w16cex="http://schemas.microsoft.com/office/word/2018/wordml/cex" xmlns:w16cid="http://schemas.microsoft.com/office/word/2016/wordml/cid" xmlns:w16="http://schemas.microsoft.com/office/word/2018/wordml" xmlns:w16du="http://schemas.microsoft.com/office/word/2023/wordml/word16du" xmlns:w16sdtdh="http://schemas.microsoft.com/office/word/2020/wordml/sdtdatahash" xmlns:w16sdtfl="http://schemas.microsoft.com/office/word/2024/wordml/sdtformatlock" xmlns:w16se="http://schemas.microsoft.com/office/word/2015/wordml/symex" xmlns:wpg="http://schemas.microsoft.com/office/word/2010/wordprocessingGroup" xmlns:wpi="http://schemas.microsoft.com/office/word/2010/wordprocessingInk" xmlns:wne="http://schemas.microsoft.com/office/word/2006/wordml" xmlns:wps="http://schemas.microsoft.com/office/word/2010/wordprocessingShape" mc:Ignorable="w14 w15 w16se w16cid w16 w16cex w16sdtdh w16sdtfl w16du wp14">
+<w:document xmlns:wpc="http://schemas.microsoft.com/office/word/2010/wordprocessingCanvas" xmlns:cx="http://schemas.microsoft.com/office/drawing/2014/chartex" xmlns:cx1="http://schemas.microsoft.com/office/drawing/2015/9/8/chartex" xmlns:cx2="http://schemas.microsoft.com/office/drawing/2015/10/21/chartex" xmlns:cx3="http://schemas.microsoft.com/office/drawing/2016/5/9/chartex" xmlns:cx4="http://schemas.microsoft.com/office/drawing/2016/5/10/chartex" xmlns:cx5="http://schemas.microsoft.com/office/drawing/2016/5/11/chartex" xmlns:cx6="http://schemas.microsoft.com/office/drawing/2016/5/12/chartex" xmlns:cx7="http://schemas.microsoft.com/office/drawing/2016/5/13/chartex" xmlns:cx8="http://schemas.microsoft.com/office/drawing/2016/5/14/chartex" xmlns:mc="http://schemas.openxmlformats.org/markup-compatibility/2006" xmlns:aink="http://schemas.microsoft.com/office/drawing/2016/ink" xmlns:am3d="http://schemas.microsoft.com/office/drawing/2017/model3d" xmlns:o="urn:schemas-microsoft-com:office:office" xmlns:oel="http://schemas.microsoft.com/office/2019/extlst" xmlns:r="http://schemas.openxmlformats.org/officeDocument/2006/relationships" xmlns:m="http://schemas.openxmlformats.org/officeDocument/2006/math" xmlns:v="urn:schemas-microsoft-com:vml" xmlns:wp14="http://schemas.microsoft.com/office/word/2010/wordprocessingDrawing" xmlns:wp="http://schemas.openxmlformats.org/drawingml/2006/wordprocessingDrawing" xmlns:w10="urn:schemas-microsoft-com:office:word" xmlns:w="http://schemas.openxmlformats.org/wordprocessingml/2006/main" xmlns:w14="http://schemas.microsoft.com/office/word/2010/wordml" xmlns:w15="http://schemas.microsoft.com/office/word/2012/wordml" xmlns:w16cei="http://schemas.microsoft.com/office/word/2026/wordml/cei" xmlns:w16cex="http://schemas.microsoft.com/office/word/2018/wordml/cex" xmlns:w16cid="http://schemas.microsoft.com/office/word/2016/wordml/cid" xmlns:w16="http://schemas.microsoft.com/office/word/2018/wordml" xmlns:w16du="http://schemas.microsoft.com/office/word/2023/wordml/word16du" xmlns:w16sdtdh="http://schemas.microsoft.com/office/word/2020/wordml/sdtdatahash" xmlns:w16sdtfl="http://schemas.microsoft.com/office/word/2024/wordml/sdtformatlock" xmlns:w16se="http://schemas.microsoft.com/office/word/2015/wordml/symex" xmlns:wpg="http://schemas.microsoft.com/office/word/2010/wordprocessingGroup" xmlns:wpi="http://schemas.microsoft.com/office/word/2010/wordprocessingInk" xmlns:wne="http://schemas.microsoft.com/office/word/2006/wordml" xmlns:wps="http://schemas.microsoft.com/office/word/2010/wordprocessingShape" mc:Ignorable="w14 w15 w16se w16cid w16 w16cex w16sdtdh w16sdtfl w16du wp14">
   <w:body>
     <w:p>
       <w:pPr>
@@ -2709,7 +2709,21 @@
           <w:rFonts w:ascii="Times New Roman" w:eastAsia="Arial" w:hAnsi="Times New Roman" w:cs="Times New Roman"/>
           <w:color w:val="000000"/>
         </w:rPr>
-        <w:t>(In Review)</w:t>
+        <w:t xml:space="preserve">(In </w:t>
+      </w:r>
+      <w:r>
+        <w:rPr>
+          <w:rFonts w:ascii="Times New Roman" w:eastAsia="Arial" w:hAnsi="Times New Roman" w:cs="Times New Roman"/>
+          <w:color w:val="000000"/>
+        </w:rPr>
+        <w:t>Revision</w:t>
+      </w:r>
+      <w:r>
+        <w:rPr>
+          <w:rFonts w:ascii="Times New Roman" w:eastAsia="Arial" w:hAnsi="Times New Roman" w:cs="Times New Roman"/>
+          <w:color w:val="000000"/>
+        </w:rPr>
+        <w:t>)</w:t>
       </w:r>
     </w:p>
     <w:p>
@@ -6791,36 +6805,14 @@
                 <w:rFonts w:ascii="Times New Roman" w:eastAsia="Arial" w:hAnsi="Times New Roman" w:cs="Times New Roman"/>
                 <w:color w:val="000000"/>
               </w:rPr>
-              <w:t xml:space="preserve">Environmental </w:t>
-            </w:r>
-            <w:r>
-              <w:rPr>
-                <w:rFonts w:ascii="Times New Roman" w:eastAsia="Arial" w:hAnsi="Times New Roman" w:cs="Times New Roman"/>
-                <w:bCs/>
-                <w:color w:val="000000"/>
-              </w:rPr>
-              <w:t>Modeling and Software</w:t>
+              <w:t>Hydrology and Earth System Sciences (1)</w:t>
             </w:r>
             <w:r>
               <w:rPr>
                 <w:rFonts w:ascii="Times New Roman" w:eastAsia="Arial" w:hAnsi="Times New Roman" w:cs="Times New Roman"/>
                 <w:color w:val="000000"/>
               </w:rPr>
-              <w:t xml:space="preserve"> (</w:t>
-            </w:r>
-            <w:r>
-              <w:rPr>
-                <w:rFonts w:ascii="Times New Roman" w:eastAsia="Arial" w:hAnsi="Times New Roman" w:cs="Times New Roman"/>
-                <w:color w:val="000000"/>
-              </w:rPr>
-              <w:t>1</w:t>
-            </w:r>
-            <w:r>
-              <w:rPr>
-                <w:rFonts w:ascii="Times New Roman" w:eastAsia="Arial" w:hAnsi="Times New Roman" w:cs="Times New Roman"/>
-                <w:color w:val="000000"/>
-              </w:rPr>
-              <w:t>)</w:t>
+              <w:t xml:space="preserve"> </w:t>
             </w:r>
           </w:p>
         </w:tc>
@@ -6830,6 +6822,41 @@
             <w:tcBorders>
               <w:left w:val="dotDash" w:sz="4" w:space="0" w:color="auto"/>
               <w:bottom w:val="dotDash" w:sz="4" w:space="0" w:color="auto"/>
+            </w:tcBorders>
+          </w:tcPr>
+          <w:p>
+            <w:pPr>
+              <w:jc w:val="center"/>
+              <w:rPr>
+                <w:rFonts w:ascii="Times New Roman" w:eastAsia="Arial" w:hAnsi="Times New Roman" w:cs="Times New Roman"/>
+                <w:color w:val="000000"/>
+              </w:rPr>
+            </w:pPr>
+            <w:r>
+              <w:rPr>
+                <w:rFonts w:ascii="Times New Roman" w:eastAsia="Arial" w:hAnsi="Times New Roman" w:cs="Times New Roman"/>
+                <w:color w:val="000000"/>
+              </w:rPr>
+              <w:t>Remote Sensing of Environment (1)</w:t>
+            </w:r>
+            <w:r>
+              <w:rPr>
+                <w:rFonts w:ascii="Times New Roman" w:eastAsia="Arial" w:hAnsi="Times New Roman" w:cs="Times New Roman"/>
+                <w:color w:val="000000"/>
+              </w:rPr>
+              <w:t xml:space="preserve"> </w:t>
+            </w:r>
+          </w:p>
+        </w:tc>
+      </w:tr>
+      <w:tr>
+        <w:tc>
+          <w:tcPr>
+            <w:tcW w:w="3116" w:type="dxa"/>
+            <w:tcBorders>
+              <w:top w:val="dotDash" w:sz="4" w:space="0" w:color="auto"/>
+              <w:bottom w:val="dotDash" w:sz="4" w:space="0" w:color="auto"/>
+              <w:right w:val="dotDash" w:sz="4" w:space="0" w:color="auto"/>
             </w:tcBorders>
           </w:tcPr>
           <w:p>
@@ -6873,34 +6900,6 @@
             </w:r>
           </w:p>
         </w:tc>
-      </w:tr>
-      <w:tr>
-        <w:tc>
-          <w:tcPr>
-            <w:tcW w:w="3116" w:type="dxa"/>
-            <w:tcBorders>
-              <w:top w:val="dotDash" w:sz="4" w:space="0" w:color="auto"/>
-              <w:bottom w:val="dotDash" w:sz="4" w:space="0" w:color="auto"/>
-              <w:right w:val="dotDash" w:sz="4" w:space="0" w:color="auto"/>
-            </w:tcBorders>
-          </w:tcPr>
-          <w:p>
-            <w:pPr>
-              <w:jc w:val="center"/>
-              <w:rPr>
-                <w:rFonts w:ascii="Times New Roman" w:eastAsia="Arial" w:hAnsi="Times New Roman" w:cs="Times New Roman"/>
-                <w:color w:val="000000"/>
-              </w:rPr>
-            </w:pPr>
-            <w:r>
-              <w:rPr>
-                <w:rFonts w:ascii="Times New Roman" w:eastAsia="Arial" w:hAnsi="Times New Roman" w:cs="Times New Roman"/>
-                <w:color w:val="000000"/>
-              </w:rPr>
-              <w:t>Remote Sensing of Environment (1)</w:t>
-            </w:r>
-          </w:p>
-        </w:tc>
         <w:tc>
           <w:tcPr>
             <w:tcW w:w="3117" w:type="dxa"/>
@@ -6924,7 +6923,36 @@
                 <w:rFonts w:ascii="Times New Roman" w:eastAsia="Arial" w:hAnsi="Times New Roman" w:cs="Times New Roman"/>
                 <w:color w:val="000000"/>
               </w:rPr>
-              <w:t>Scientific Reports (1)</w:t>
+              <w:t xml:space="preserve">Environmental </w:t>
+            </w:r>
+            <w:r>
+              <w:rPr>
+                <w:rFonts w:ascii="Times New Roman" w:eastAsia="Arial" w:hAnsi="Times New Roman" w:cs="Times New Roman"/>
+                <w:bCs/>
+                <w:color w:val="000000"/>
+              </w:rPr>
+              <w:t>Modeling and Software</w:t>
+            </w:r>
+            <w:r>
+              <w:rPr>
+                <w:rFonts w:ascii="Times New Roman" w:eastAsia="Arial" w:hAnsi="Times New Roman" w:cs="Times New Roman"/>
+                <w:color w:val="000000"/>
+              </w:rPr>
+              <w:t xml:space="preserve"> (</w:t>
+            </w:r>
+            <w:r>
+              <w:rPr>
+                <w:rFonts w:ascii="Times New Roman" w:eastAsia="Arial" w:hAnsi="Times New Roman" w:cs="Times New Roman"/>
+                <w:color w:val="000000"/>
+              </w:rPr>
+              <w:t>1</w:t>
+            </w:r>
+            <w:r>
+              <w:rPr>
+                <w:rFonts w:ascii="Times New Roman" w:eastAsia="Arial" w:hAnsi="Times New Roman" w:cs="Times New Roman"/>
+                <w:color w:val="000000"/>
+              </w:rPr>
+              <w:t>)</w:t>
             </w:r>
           </w:p>
         </w:tc>
@@ -6950,21 +6978,7 @@
                 <w:rFonts w:ascii="Times New Roman" w:eastAsia="Arial" w:hAnsi="Times New Roman" w:cs="Times New Roman"/>
                 <w:color w:val="000000"/>
               </w:rPr>
-              <w:t>Hydrology and Earth System Science</w:t>
-            </w:r>
-            <w:r>
-              <w:rPr>
-                <w:rFonts w:ascii="Times New Roman" w:eastAsia="Arial" w:hAnsi="Times New Roman" w:cs="Times New Roman"/>
-                <w:color w:val="000000"/>
-              </w:rPr>
-              <w:t>s</w:t>
-            </w:r>
-            <w:r>
-              <w:rPr>
-                <w:rFonts w:ascii="Times New Roman" w:eastAsia="Arial" w:hAnsi="Times New Roman" w:cs="Times New Roman"/>
-                <w:color w:val="000000"/>
-              </w:rPr>
-              <w:t xml:space="preserve"> (1, currently reviewing)</w:t>
+              <w:t>Scientific Reports (1)</w:t>
             </w:r>
           </w:p>
         </w:tc>
@@ -12065,7 +12079,7 @@
 </file>
 
 <file path=word/endnotes.xml><?xml version="1.0" encoding="utf-8"?>
-<w:endnotes xmlns:wpc="http://schemas.microsoft.com/office/word/2010/wordprocessingCanvas" xmlns:cx="http://schemas.microsoft.com/office/drawing/2014/chartex" xmlns:cx1="http://schemas.microsoft.com/office/drawing/2015/9/8/chartex" xmlns:cx2="http://schemas.microsoft.com/office/drawing/2015/10/21/chartex" xmlns:cx3="http://schemas.microsoft.com/office/drawing/2016/5/9/chartex" xmlns:cx4="http://schemas.microsoft.com/office/drawing/2016/5/10/chartex" xmlns:cx5="http://schemas.microsoft.com/office/drawing/2016/5/11/chartex" xmlns:cx6="http://schemas.microsoft.com/office/drawing/2016/5/12/chartex" xmlns:cx7="http://schemas.microsoft.com/office/drawing/2016/5/13/chartex" xmlns:cx8="http://schemas.microsoft.com/office/drawing/2016/5/14/chartex" xmlns:mc="http://schemas.openxmlformats.org/markup-compatibility/2006" xmlns:aink="http://schemas.microsoft.com/office/drawing/2016/ink" xmlns:am3d="http://schemas.microsoft.com/office/drawing/2017/model3d" xmlns:o="urn:schemas-microsoft-com:office:office" xmlns:oel="http://schemas.microsoft.com/office/2019/extlst" xmlns:r="http://schemas.openxmlformats.org/officeDocument/2006/relationships" xmlns:m="http://schemas.openxmlformats.org/officeDocument/2006/math" xmlns:v="urn:schemas-microsoft-com:vml" xmlns:wp14="http://schemas.microsoft.com/office/word/2010/wordprocessingDrawing" xmlns:wp="http://schemas.openxmlformats.org/drawingml/2006/wordprocessingDrawing" xmlns:w10="urn:schemas-microsoft-com:office:word" xmlns:w="http://schemas.openxmlformats.org/wordprocessingml/2006/main" xmlns:w14="http://schemas.microsoft.com/office/word/2010/wordml" xmlns:w15="http://schemas.microsoft.com/office/word/2012/wordml" xmlns:w16cex="http://schemas.microsoft.com/office/word/2018/wordml/cex" xmlns:w16cid="http://schemas.microsoft.com/office/word/2016/wordml/cid" xmlns:w16="http://schemas.microsoft.com/office/word/2018/wordml" xmlns:w16du="http://schemas.microsoft.com/office/word/2023/wordml/word16du" xmlns:w16sdtdh="http://schemas.microsoft.com/office/word/2020/wordml/sdtdatahash" xmlns:w16sdtfl="http://schemas.microsoft.com/office/word/2024/wordml/sdtformatlock" xmlns:w16se="http://schemas.microsoft.com/office/word/2015/wordml/symex" xmlns:wpg="http://schemas.microsoft.com/office/word/2010/wordprocessingGroup" xmlns:wpi="http://schemas.microsoft.com/office/word/2010/wordprocessingInk" xmlns:wne="http://schemas.microsoft.com/office/word/2006/wordml" xmlns:wps="http://schemas.microsoft.com/office/word/2010/wordprocessingShape" mc:Ignorable="w14 w15 w16se w16cid w16 w16cex w16sdtdh w16sdtfl w16du wp14">
+<w:endnotes xmlns:wpc="http://schemas.microsoft.com/office/word/2010/wordprocessingCanvas" xmlns:cx="http://schemas.microsoft.com/office/drawing/2014/chartex" xmlns:cx1="http://schemas.microsoft.com/office/drawing/2015/9/8/chartex" xmlns:cx2="http://schemas.microsoft.com/office/drawing/2015/10/21/chartex" xmlns:cx3="http://schemas.microsoft.com/office/drawing/2016/5/9/chartex" xmlns:cx4="http://schemas.microsoft.com/office/drawing/2016/5/10/chartex" xmlns:cx5="http://schemas.microsoft.com/office/drawing/2016/5/11/chartex" xmlns:cx6="http://schemas.microsoft.com/office/drawing/2016/5/12/chartex" xmlns:cx7="http://schemas.microsoft.com/office/drawing/2016/5/13/chartex" xmlns:cx8="http://schemas.microsoft.com/office/drawing/2016/5/14/chartex" xmlns:mc="http://schemas.openxmlformats.org/markup-compatibility/2006" xmlns:aink="http://schemas.microsoft.com/office/drawing/2016/ink" xmlns:am3d="http://schemas.microsoft.com/office/drawing/2017/model3d" xmlns:o="urn:schemas-microsoft-com:office:office" xmlns:oel="http://schemas.microsoft.com/office/2019/extlst" xmlns:r="http://schemas.openxmlformats.org/officeDocument/2006/relationships" xmlns:m="http://schemas.openxmlformats.org/officeDocument/2006/math" xmlns:v="urn:schemas-microsoft-com:vml" xmlns:wp14="http://schemas.microsoft.com/office/word/2010/wordprocessingDrawing" xmlns:wp="http://schemas.openxmlformats.org/drawingml/2006/wordprocessingDrawing" xmlns:w10="urn:schemas-microsoft-com:office:word" xmlns:w="http://schemas.openxmlformats.org/wordprocessingml/2006/main" xmlns:w14="http://schemas.microsoft.com/office/word/2010/wordml" xmlns:w15="http://schemas.microsoft.com/office/word/2012/wordml" xmlns:w16cei="http://schemas.microsoft.com/office/word/2026/wordml/cei" xmlns:w16cex="http://schemas.microsoft.com/office/word/2018/wordml/cex" xmlns:w16cid="http://schemas.microsoft.com/office/word/2016/wordml/cid" xmlns:w16="http://schemas.microsoft.com/office/word/2018/wordml" xmlns:w16du="http://schemas.microsoft.com/office/word/2023/wordml/word16du" xmlns:w16sdtdh="http://schemas.microsoft.com/office/word/2020/wordml/sdtdatahash" xmlns:w16sdtfl="http://schemas.microsoft.com/office/word/2024/wordml/sdtformatlock" xmlns:w16se="http://schemas.microsoft.com/office/word/2015/wordml/symex" xmlns:wpg="http://schemas.microsoft.com/office/word/2010/wordprocessingGroup" xmlns:wpi="http://schemas.microsoft.com/office/word/2010/wordprocessingInk" xmlns:wne="http://schemas.microsoft.com/office/word/2006/wordml" xmlns:wps="http://schemas.microsoft.com/office/word/2010/wordprocessingShape" mc:Ignorable="w14 w15 w16se w16cid w16 w16cex w16sdtdh w16sdtfl w16du wp14">
   <w:endnote w:type="separator" w:id="-1">
     <w:p>
       <w:pPr>
@@ -12090,7 +12104,7 @@
 </file>
 
 <file path=word/footer1.xml><?xml version="1.0" encoding="utf-8"?>
-<w:ftr xmlns:wpc="http://schemas.microsoft.com/office/word/2010/wordprocessingCanvas" xmlns:cx="http://schemas.microsoft.com/office/drawing/2014/chartex" xmlns:cx1="http://schemas.microsoft.com/office/drawing/2015/9/8/chartex" xmlns:cx2="http://schemas.microsoft.com/office/drawing/2015/10/21/chartex" xmlns:cx3="http://schemas.microsoft.com/office/drawing/2016/5/9/chartex" xmlns:cx4="http://schemas.microsoft.com/office/drawing/2016/5/10/chartex" xmlns:cx5="http://schemas.microsoft.com/office/drawing/2016/5/11/chartex" xmlns:cx6="http://schemas.microsoft.com/office/drawing/2016/5/12/chartex" xmlns:cx7="http://schemas.microsoft.com/office/drawing/2016/5/13/chartex" xmlns:cx8="http://schemas.microsoft.com/office/drawing/2016/5/14/chartex" xmlns:mc="http://schemas.openxmlformats.org/markup-compatibility/2006" xmlns:aink="http://schemas.microsoft.com/office/drawing/2016/ink" xmlns:am3d="http://schemas.microsoft.com/office/drawing/2017/model3d" xmlns:o="urn:schemas-microsoft-com:office:office" xmlns:oel="http://schemas.microsoft.com/office/2019/extlst" xmlns:r="http://schemas.openxmlformats.org/officeDocument/2006/relationships" xmlns:m="http://schemas.openxmlformats.org/officeDocument/2006/math" xmlns:v="urn:schemas-microsoft-com:vml" xmlns:wp14="http://schemas.microsoft.com/office/word/2010/wordprocessingDrawing" xmlns:wp="http://schemas.openxmlformats.org/drawingml/2006/wordprocessingDrawing" xmlns:w10="urn:schemas-microsoft-com:office:word" xmlns:w="http://schemas.openxmlformats.org/wordprocessingml/2006/main" xmlns:w14="http://schemas.microsoft.com/office/word/2010/wordml" xmlns:w15="http://schemas.microsoft.com/office/word/2012/wordml" xmlns:w16cex="http://schemas.microsoft.com/office/word/2018/wordml/cex" xmlns:w16cid="http://schemas.microsoft.com/office/word/2016/wordml/cid" xmlns:w16="http://schemas.microsoft.com/office/word/2018/wordml" xmlns:w16du="http://schemas.microsoft.com/office/word/2023/wordml/word16du" xmlns:w16sdtdh="http://schemas.microsoft.com/office/word/2020/wordml/sdtdatahash" xmlns:w16sdtfl="http://schemas.microsoft.com/office/word/2024/wordml/sdtformatlock" xmlns:w16se="http://schemas.microsoft.com/office/word/2015/wordml/symex" xmlns:wpg="http://schemas.microsoft.com/office/word/2010/wordprocessingGroup" xmlns:wpi="http://schemas.microsoft.com/office/word/2010/wordprocessingInk" xmlns:wne="http://schemas.microsoft.com/office/word/2006/wordml" xmlns:wps="http://schemas.microsoft.com/office/word/2010/wordprocessingShape" mc:Ignorable="w14 w15 w16se w16cid w16 w16cex w16sdtdh w16sdtfl w16du wp14">
+<w:ftr xmlns:wpc="http://schemas.microsoft.com/office/word/2010/wordprocessingCanvas" xmlns:cx="http://schemas.microsoft.com/office/drawing/2014/chartex" xmlns:cx1="http://schemas.microsoft.com/office/drawing/2015/9/8/chartex" xmlns:cx2="http://schemas.microsoft.com/office/drawing/2015/10/21/chartex" xmlns:cx3="http://schemas.microsoft.com/office/drawing/2016/5/9/chartex" xmlns:cx4="http://schemas.microsoft.com/office/drawing/2016/5/10/chartex" xmlns:cx5="http://schemas.microsoft.com/office/drawing/2016/5/11/chartex" xmlns:cx6="http://schemas.microsoft.com/office/drawing/2016/5/12/chartex" xmlns:cx7="http://schemas.microsoft.com/office/drawing/2016/5/13/chartex" xmlns:cx8="http://schemas.microsoft.com/office/drawing/2016/5/14/chartex" xmlns:mc="http://schemas.openxmlformats.org/markup-compatibility/2006" xmlns:aink="http://schemas.microsoft.com/office/drawing/2016/ink" xmlns:am3d="http://schemas.microsoft.com/office/drawing/2017/model3d" xmlns:o="urn:schemas-microsoft-com:office:office" xmlns:oel="http://schemas.microsoft.com/office/2019/extlst" xmlns:r="http://schemas.openxmlformats.org/officeDocument/2006/relationships" xmlns:m="http://schemas.openxmlformats.org/officeDocument/2006/math" xmlns:v="urn:schemas-microsoft-com:vml" xmlns:wp14="http://schemas.microsoft.com/office/word/2010/wordprocessingDrawing" xmlns:wp="http://schemas.openxmlformats.org/drawingml/2006/wordprocessingDrawing" xmlns:w10="urn:schemas-microsoft-com:office:word" xmlns:w="http://schemas.openxmlformats.org/wordprocessingml/2006/main" xmlns:w14="http://schemas.microsoft.com/office/word/2010/wordml" xmlns:w15="http://schemas.microsoft.com/office/word/2012/wordml" xmlns:w16cei="http://schemas.microsoft.com/office/word/2026/wordml/cei" xmlns:w16cex="http://schemas.microsoft.com/office/word/2018/wordml/cex" xmlns:w16cid="http://schemas.microsoft.com/office/word/2016/wordml/cid" xmlns:w16="http://schemas.microsoft.com/office/word/2018/wordml" xmlns:w16du="http://schemas.microsoft.com/office/word/2023/wordml/word16du" xmlns:w16sdtdh="http://schemas.microsoft.com/office/word/2020/wordml/sdtdatahash" xmlns:w16sdtfl="http://schemas.microsoft.com/office/word/2024/wordml/sdtformatlock" xmlns:w16se="http://schemas.microsoft.com/office/word/2015/wordml/symex" xmlns:wpg="http://schemas.microsoft.com/office/word/2010/wordprocessingGroup" xmlns:wpi="http://schemas.microsoft.com/office/word/2010/wordprocessingInk" xmlns:wne="http://schemas.microsoft.com/office/word/2006/wordml" xmlns:wps="http://schemas.microsoft.com/office/word/2010/wordprocessingShape" mc:Ignorable="w14 w15 w16se w16cid w16 w16cex w16sdtdh w16sdtfl w16du wp14">
   <w:sdt>
     <w:sdtPr>
       <w:rPr>
@@ -12243,7 +12257,7 @@
 </file>
 
 <file path=word/footnotes.xml><?xml version="1.0" encoding="utf-8"?>
-<w:footnotes xmlns:wpc="http://schemas.microsoft.com/office/word/2010/wordprocessingCanvas" xmlns:cx="http://schemas.microsoft.com/office/drawing/2014/chartex" xmlns:cx1="http://schemas.microsoft.com/office/drawing/2015/9/8/chartex" xmlns:cx2="http://schemas.microsoft.com/office/drawing/2015/10/21/chartex" xmlns:cx3="http://schemas.microsoft.com/office/drawing/2016/5/9/chartex" xmlns:cx4="http://schemas.microsoft.com/office/drawing/2016/5/10/chartex" xmlns:cx5="http://schemas.microsoft.com/office/drawing/2016/5/11/chartex" xmlns:cx6="http://schemas.microsoft.com/office/drawing/2016/5/12/chartex" xmlns:cx7="http://schemas.microsoft.com/office/drawing/2016/5/13/chartex" xmlns:cx8="http://schemas.microsoft.com/office/drawing/2016/5/14/chartex" xmlns:mc="http://schemas.openxmlformats.org/markup-compatibility/2006" xmlns:aink="http://schemas.microsoft.com/office/drawing/2016/ink" xmlns:am3d="http://schemas.microsoft.com/office/drawing/2017/model3d" xmlns:o="urn:schemas-microsoft-com:office:office" xmlns:oel="http://schemas.microsoft.com/office/2019/extlst" xmlns:r="http://schemas.openxmlformats.org/officeDocument/2006/relationships" xmlns:m="http://schemas.openxmlformats.org/officeDocument/2006/math" xmlns:v="urn:schemas-microsoft-com:vml" xmlns:wp14="http://schemas.microsoft.com/office/word/2010/wordprocessingDrawing" xmlns:wp="http://schemas.openxmlformats.org/drawingml/2006/wordprocessingDrawing" xmlns:w10="urn:schemas-microsoft-com:office:word" xmlns:w="http://schemas.openxmlformats.org/wordprocessingml/2006/main" xmlns:w14="http://schemas.microsoft.com/office/word/2010/wordml" xmlns:w15="http://schemas.microsoft.com/office/word/2012/wordml" xmlns:w16cex="http://schemas.microsoft.com/office/word/2018/wordml/cex" xmlns:w16cid="http://schemas.microsoft.com/office/word/2016/wordml/cid" xmlns:w16="http://schemas.microsoft.com/office/word/2018/wordml" xmlns:w16du="http://schemas.microsoft.com/office/word/2023/wordml/word16du" xmlns:w16sdtdh="http://schemas.microsoft.com/office/word/2020/wordml/sdtdatahash" xmlns:w16sdtfl="http://schemas.microsoft.com/office/word/2024/wordml/sdtformatlock" xmlns:w16se="http://schemas.microsoft.com/office/word/2015/wordml/symex" xmlns:wpg="http://schemas.microsoft.com/office/word/2010/wordprocessingGroup" xmlns:wpi="http://schemas.microsoft.com/office/word/2010/wordprocessingInk" xmlns:wne="http://schemas.microsoft.com/office/word/2006/wordml" xmlns:wps="http://schemas.microsoft.com/office/word/2010/wordprocessingShape" mc:Ignorable="w14 w15 w16se w16cid w16 w16cex w16sdtdh w16sdtfl w16du wp14">
+<w:footnotes xmlns:wpc="http://schemas.microsoft.com/office/word/2010/wordprocessingCanvas" xmlns:cx="http://schemas.microsoft.com/office/drawing/2014/chartex" xmlns:cx1="http://schemas.microsoft.com/office/drawing/2015/9/8/chartex" xmlns:cx2="http://schemas.microsoft.com/office/drawing/2015/10/21/chartex" xmlns:cx3="http://schemas.microsoft.com/office/drawing/2016/5/9/chartex" xmlns:cx4="http://schemas.microsoft.com/office/drawing/2016/5/10/chartex" xmlns:cx5="http://schemas.microsoft.com/office/drawing/2016/5/11/chartex" xmlns:cx6="http://schemas.microsoft.com/office/drawing/2016/5/12/chartex" xmlns:cx7="http://schemas.microsoft.com/office/drawing/2016/5/13/chartex" xmlns:cx8="http://schemas.microsoft.com/office/drawing/2016/5/14/chartex" xmlns:mc="http://schemas.openxmlformats.org/markup-compatibility/2006" xmlns:aink="http://schemas.microsoft.com/office/drawing/2016/ink" xmlns:am3d="http://schemas.microsoft.com/office/drawing/2017/model3d" xmlns:o="urn:schemas-microsoft-com:office:office" xmlns:oel="http://schemas.microsoft.com/office/2019/extlst" xmlns:r="http://schemas.openxmlformats.org/officeDocument/2006/relationships" xmlns:m="http://schemas.openxmlformats.org/officeDocument/2006/math" xmlns:v="urn:schemas-microsoft-com:vml" xmlns:wp14="http://schemas.microsoft.com/office/word/2010/wordprocessingDrawing" xmlns:wp="http://schemas.openxmlformats.org/drawingml/2006/wordprocessingDrawing" xmlns:w10="urn:schemas-microsoft-com:office:word" xmlns:w="http://schemas.openxmlformats.org/wordprocessingml/2006/main" xmlns:w14="http://schemas.microsoft.com/office/word/2010/wordml" xmlns:w15="http://schemas.microsoft.com/office/word/2012/wordml" xmlns:w16cei="http://schemas.microsoft.com/office/word/2026/wordml/cei" xmlns:w16cex="http://schemas.microsoft.com/office/word/2018/wordml/cex" xmlns:w16cid="http://schemas.microsoft.com/office/word/2016/wordml/cid" xmlns:w16="http://schemas.microsoft.com/office/word/2018/wordml" xmlns:w16du="http://schemas.microsoft.com/office/word/2023/wordml/word16du" xmlns:w16sdtdh="http://schemas.microsoft.com/office/word/2020/wordml/sdtdatahash" xmlns:w16sdtfl="http://schemas.microsoft.com/office/word/2024/wordml/sdtformatlock" xmlns:w16se="http://schemas.microsoft.com/office/word/2015/wordml/symex" xmlns:wpg="http://schemas.microsoft.com/office/word/2010/wordprocessingGroup" xmlns:wpi="http://schemas.microsoft.com/office/word/2010/wordprocessingInk" xmlns:wne="http://schemas.microsoft.com/office/word/2006/wordml" xmlns:wps="http://schemas.microsoft.com/office/word/2010/wordprocessingShape" mc:Ignorable="w14 w15 w16se w16cid w16 w16cex w16sdtdh w16sdtfl w16du wp14">
   <w:footnote w:type="separator" w:id="-1">
     <w:p>
       <w:pPr>
@@ -12268,7 +12282,7 @@
 </file>
 
 <file path=word/header1.xml><?xml version="1.0" encoding="utf-8"?>
-<w:hdr xmlns:wpc="http://schemas.microsoft.com/office/word/2010/wordprocessingCanvas" xmlns:cx="http://schemas.microsoft.com/office/drawing/2014/chartex" xmlns:cx1="http://schemas.microsoft.com/office/drawing/2015/9/8/chartex" xmlns:cx2="http://schemas.microsoft.com/office/drawing/2015/10/21/chartex" xmlns:cx3="http://schemas.microsoft.com/office/drawing/2016/5/9/chartex" xmlns:cx4="http://schemas.microsoft.com/office/drawing/2016/5/10/chartex" xmlns:cx5="http://schemas.microsoft.com/office/drawing/2016/5/11/chartex" xmlns:cx6="http://schemas.microsoft.com/office/drawing/2016/5/12/chartex" xmlns:cx7="http://schemas.microsoft.com/office/drawing/2016/5/13/chartex" xmlns:cx8="http://schemas.microsoft.com/office/drawing/2016/5/14/chartex" xmlns:mc="http://schemas.openxmlformats.org/markup-compatibility/2006" xmlns:aink="http://schemas.microsoft.com/office/drawing/2016/ink" xmlns:am3d="http://schemas.microsoft.com/office/drawing/2017/model3d" xmlns:o="urn:schemas-microsoft-com:office:office" xmlns:oel="http://schemas.microsoft.com/office/2019/extlst" xmlns:r="http://schemas.openxmlformats.org/officeDocument/2006/relationships" xmlns:m="http://schemas.openxmlformats.org/officeDocument/2006/math" xmlns:v="urn:schemas-microsoft-com:vml" xmlns:wp14="http://schemas.microsoft.com/office/word/2010/wordprocessingDrawing" xmlns:wp="http://schemas.openxmlformats.org/drawingml/2006/wordprocessingDrawing" xmlns:w10="urn:schemas-microsoft-com:office:word" xmlns:w="http://schemas.openxmlformats.org/wordprocessingml/2006/main" xmlns:w14="http://schemas.microsoft.com/office/word/2010/wordml" xmlns:w15="http://schemas.microsoft.com/office/word/2012/wordml" xmlns:w16cex="http://schemas.microsoft.com/office/word/2018/wordml/cex" xmlns:w16cid="http://schemas.microsoft.com/office/word/2016/wordml/cid" xmlns:w16="http://schemas.microsoft.com/office/word/2018/wordml" xmlns:w16du="http://schemas.microsoft.com/office/word/2023/wordml/word16du" xmlns:w16sdtdh="http://schemas.microsoft.com/office/word/2020/wordml/sdtdatahash" xmlns:w16sdtfl="http://schemas.microsoft.com/office/word/2024/wordml/sdtformatlock" xmlns:w16se="http://schemas.microsoft.com/office/word/2015/wordml/symex" xmlns:wpg="http://schemas.microsoft.com/office/word/2010/wordprocessingGroup" xmlns:wpi="http://schemas.microsoft.com/office/word/2010/wordprocessingInk" xmlns:wne="http://schemas.microsoft.com/office/word/2006/wordml" xmlns:wps="http://schemas.microsoft.com/office/word/2010/wordprocessingShape" mc:Ignorable="w14 w15 w16se w16cid w16 w16cex w16sdtdh w16sdtfl w16du wp14">
+<w:hdr xmlns:wpc="http://schemas.microsoft.com/office/word/2010/wordprocessingCanvas" xmlns:cx="http://schemas.microsoft.com/office/drawing/2014/chartex" xmlns:cx1="http://schemas.microsoft.com/office/drawing/2015/9/8/chartex" xmlns:cx2="http://schemas.microsoft.com/office/drawing/2015/10/21/chartex" xmlns:cx3="http://schemas.microsoft.com/office/drawing/2016/5/9/chartex" xmlns:cx4="http://schemas.microsoft.com/office/drawing/2016/5/10/chartex" xmlns:cx5="http://schemas.microsoft.com/office/drawing/2016/5/11/chartex" xmlns:cx6="http://schemas.microsoft.com/office/drawing/2016/5/12/chartex" xmlns:cx7="http://schemas.microsoft.com/office/drawing/2016/5/13/chartex" xmlns:cx8="http://schemas.microsoft.com/office/drawing/2016/5/14/chartex" xmlns:mc="http://schemas.openxmlformats.org/markup-compatibility/2006" xmlns:aink="http://schemas.microsoft.com/office/drawing/2016/ink" xmlns:am3d="http://schemas.microsoft.com/office/drawing/2017/model3d" xmlns:o="urn:schemas-microsoft-com:office:office" xmlns:oel="http://schemas.microsoft.com/office/2019/extlst" xmlns:r="http://schemas.openxmlformats.org/officeDocument/2006/relationships" xmlns:m="http://schemas.openxmlformats.org/officeDocument/2006/math" xmlns:v="urn:schemas-microsoft-com:vml" xmlns:wp14="http://schemas.microsoft.com/office/word/2010/wordprocessingDrawing" xmlns:wp="http://schemas.openxmlformats.org/drawingml/2006/wordprocessingDrawing" xmlns:w10="urn:schemas-microsoft-com:office:word" xmlns:w="http://schemas.openxmlformats.org/wordprocessingml/2006/main" xmlns:w14="http://schemas.microsoft.com/office/word/2010/wordml" xmlns:w15="http://schemas.microsoft.com/office/word/2012/wordml" xmlns:w16cei="http://schemas.microsoft.com/office/word/2026/wordml/cei" xmlns:w16cex="http://schemas.microsoft.com/office/word/2018/wordml/cex" xmlns:w16cid="http://schemas.microsoft.com/office/word/2016/wordml/cid" xmlns:w16="http://schemas.microsoft.com/office/word/2018/wordml" xmlns:w16du="http://schemas.microsoft.com/office/word/2023/wordml/word16du" xmlns:w16sdtdh="http://schemas.microsoft.com/office/word/2020/wordml/sdtdatahash" xmlns:w16sdtfl="http://schemas.microsoft.com/office/word/2024/wordml/sdtformatlock" xmlns:w16se="http://schemas.microsoft.com/office/word/2015/wordml/symex" xmlns:wpg="http://schemas.microsoft.com/office/word/2010/wordprocessingGroup" xmlns:wpi="http://schemas.microsoft.com/office/word/2010/wordprocessingInk" xmlns:wne="http://schemas.microsoft.com/office/word/2006/wordml" xmlns:wps="http://schemas.microsoft.com/office/word/2010/wordprocessingShape" mc:Ignorable="w14 w15 w16se w16cid w16 w16cex w16sdtdh w16sdtfl w16du wp14">
   <w:p>
     <w:pPr>
       <w:pStyle w:val="Header"/>
@@ -12313,7 +12327,7 @@
 </file>
 
 <file path=word/numbering.xml><?xml version="1.0" encoding="utf-8"?>
-<w:numbering xmlns:wpc="http://schemas.microsoft.com/office/word/2010/wordprocessingCanvas" xmlns:cx="http://schemas.microsoft.com/office/drawing/2014/chartex" xmlns:cx1="http://schemas.microsoft.com/office/drawing/2015/9/8/chartex" xmlns:cx2="http://schemas.microsoft.com/office/drawing/2015/10/21/chartex" xmlns:cx3="http://schemas.microsoft.com/office/drawing/2016/5/9/chartex" xmlns:cx4="http://schemas.microsoft.com/office/drawing/2016/5/10/chartex" xmlns:cx5="http://schemas.microsoft.com/office/drawing/2016/5/11/chartex" xmlns:cx6="http://schemas.microsoft.com/office/drawing/2016/5/12/chartex" xmlns:cx7="http://schemas.microsoft.com/office/drawing/2016/5/13/chartex" xmlns:cx8="http://schemas.microsoft.com/office/drawing/2016/5/14/chartex" xmlns:mc="http://schemas.openxmlformats.org/markup-compatibility/2006" xmlns:aink="http://schemas.microsoft.com/office/drawing/2016/ink" xmlns:am3d="http://schemas.microsoft.com/office/drawing/2017/model3d" xmlns:o="urn:schemas-microsoft-com:office:office" xmlns:oel="http://schemas.microsoft.com/office/2019/extlst" xmlns:r="http://schemas.openxmlformats.org/officeDocument/2006/relationships" xmlns:m="http://schemas.openxmlformats.org/officeDocument/2006/math" xmlns:v="urn:schemas-microsoft-com:vml" xmlns:wp14="http://schemas.microsoft.com/office/word/2010/wordprocessingDrawing" xmlns:wp="http://schemas.openxmlformats.org/drawingml/2006/wordprocessingDrawing" xmlns:w10="urn:schemas-microsoft-com:office:word" xmlns:w="http://schemas.openxmlformats.org/wordprocessingml/2006/main" xmlns:w14="http://schemas.microsoft.com/office/word/2010/wordml" xmlns:w15="http://schemas.microsoft.com/office/word/2012/wordml" xmlns:w16cex="http://schemas.microsoft.com/office/word/2018/wordml/cex" xmlns:w16cid="http://schemas.microsoft.com/office/word/2016/wordml/cid" xmlns:w16="http://schemas.microsoft.com/office/word/2018/wordml" xmlns:w16du="http://schemas.microsoft.com/office/word/2023/wordml/word16du" xmlns:w16sdtdh="http://schemas.microsoft.com/office/word/2020/wordml/sdtdatahash" xmlns:w16sdtfl="http://schemas.microsoft.com/office/word/2024/wordml/sdtformatlock" xmlns:w16se="http://schemas.microsoft.com/office/word/2015/wordml/symex" xmlns:wpg="http://schemas.microsoft.com/office/word/2010/wordprocessingGroup" xmlns:wpi="http://schemas.microsoft.com/office/word/2010/wordprocessingInk" xmlns:wne="http://schemas.microsoft.com/office/word/2006/wordml" xmlns:wps="http://schemas.microsoft.com/office/word/2010/wordprocessingShape" mc:Ignorable="w14 w15 w16se w16cid w16 w16cex w16sdtdh w16sdtfl w16du wp14">
+<w:numbering xmlns:wpc="http://schemas.microsoft.com/office/word/2010/wordprocessingCanvas" xmlns:cx="http://schemas.microsoft.com/office/drawing/2014/chartex" xmlns:cx1="http://schemas.microsoft.com/office/drawing/2015/9/8/chartex" xmlns:cx2="http://schemas.microsoft.com/office/drawing/2015/10/21/chartex" xmlns:cx3="http://schemas.microsoft.com/office/drawing/2016/5/9/chartex" xmlns:cx4="http://schemas.microsoft.com/office/drawing/2016/5/10/chartex" xmlns:cx5="http://schemas.microsoft.com/office/drawing/2016/5/11/chartex" xmlns:cx6="http://schemas.microsoft.com/office/drawing/2016/5/12/chartex" xmlns:cx7="http://schemas.microsoft.com/office/drawing/2016/5/13/chartex" xmlns:cx8="http://schemas.microsoft.com/office/drawing/2016/5/14/chartex" xmlns:mc="http://schemas.openxmlformats.org/markup-compatibility/2006" xmlns:aink="http://schemas.microsoft.com/office/drawing/2016/ink" xmlns:am3d="http://schemas.microsoft.com/office/drawing/2017/model3d" xmlns:o="urn:schemas-microsoft-com:office:office" xmlns:oel="http://schemas.microsoft.com/office/2019/extlst" xmlns:r="http://schemas.openxmlformats.org/officeDocument/2006/relationships" xmlns:m="http://schemas.openxmlformats.org/officeDocument/2006/math" xmlns:v="urn:schemas-microsoft-com:vml" xmlns:wp14="http://schemas.microsoft.com/office/word/2010/wordprocessingDrawing" xmlns:wp="http://schemas.openxmlformats.org/drawingml/2006/wordprocessingDrawing" xmlns:w10="urn:schemas-microsoft-com:office:word" xmlns:w="http://schemas.openxmlformats.org/wordprocessingml/2006/main" xmlns:w14="http://schemas.microsoft.com/office/word/2010/wordml" xmlns:w15="http://schemas.microsoft.com/office/word/2012/wordml" xmlns:w16cei="http://schemas.microsoft.com/office/word/2026/wordml/cei" xmlns:w16cex="http://schemas.microsoft.com/office/word/2018/wordml/cex" xmlns:w16cid="http://schemas.microsoft.com/office/word/2016/wordml/cid" xmlns:w16="http://schemas.microsoft.com/office/word/2018/wordml" xmlns:w16du="http://schemas.microsoft.com/office/word/2023/wordml/word16du" xmlns:w16sdtdh="http://schemas.microsoft.com/office/word/2020/wordml/sdtdatahash" xmlns:w16sdtfl="http://schemas.microsoft.com/office/word/2024/wordml/sdtformatlock" xmlns:w16se="http://schemas.microsoft.com/office/word/2015/wordml/symex" xmlns:wpg="http://schemas.microsoft.com/office/word/2010/wordprocessingGroup" xmlns:wpi="http://schemas.microsoft.com/office/word/2010/wordprocessingInk" xmlns:wne="http://schemas.microsoft.com/office/word/2006/wordml" xmlns:wps="http://schemas.microsoft.com/office/word/2010/wordprocessingShape" mc:Ignorable="w14 w15 w16se w16cid w16 w16cex w16sdtdh w16sdtfl w16du wp14">
   <w:abstractNum w:abstractNumId="0" w15:restartNumberingAfterBreak="0">
     <w:nsid w:val="03AF0D48"/>
     <w:multiLevelType w:val="hybridMultilevel"/>
@@ -15534,7 +15548,7 @@
 </file>
 
 <file path=word/glossary/document.xml><?xml version="1.0" encoding="utf-8"?>
-<w:glossaryDocument xmlns:wpc="http://schemas.microsoft.com/office/word/2010/wordprocessingCanvas" xmlns:cx="http://schemas.microsoft.com/office/drawing/2014/chartex" xmlns:cx1="http://schemas.microsoft.com/office/drawing/2015/9/8/chartex" xmlns:cx2="http://schemas.microsoft.com/office/drawing/2015/10/21/chartex" xmlns:cx3="http://schemas.microsoft.com/office/drawing/2016/5/9/chartex" xmlns:cx4="http://schemas.microsoft.com/office/drawing/2016/5/10/chartex" xmlns:cx5="http://schemas.microsoft.com/office/drawing/2016/5/11/chartex" xmlns:cx6="http://schemas.microsoft.com/office/drawing/2016/5/12/chartex" xmlns:cx7="http://schemas.microsoft.com/office/drawing/2016/5/13/chartex" xmlns:cx8="http://schemas.microsoft.com/office/drawing/2016/5/14/chartex" xmlns:mc="http://schemas.openxmlformats.org/markup-compatibility/2006" xmlns:aink="http://schemas.microsoft.com/office/drawing/2016/ink" xmlns:am3d="http://schemas.microsoft.com/office/drawing/2017/model3d" xmlns:o="urn:schemas-microsoft-com:office:office" xmlns:oel="http://schemas.microsoft.com/office/2019/extlst" xmlns:r="http://schemas.openxmlformats.org/officeDocument/2006/relationships" xmlns:m="http://schemas.openxmlformats.org/officeDocument/2006/math" xmlns:v="urn:schemas-microsoft-com:vml" xmlns:wp14="http://schemas.microsoft.com/office/word/2010/wordprocessingDrawing" xmlns:wp="http://schemas.openxmlformats.org/drawingml/2006/wordprocessingDrawing" xmlns:w10="urn:schemas-microsoft-com:office:word" xmlns:w="http://schemas.openxmlformats.org/wordprocessingml/2006/main" xmlns:w14="http://schemas.microsoft.com/office/word/2010/wordml" xmlns:w15="http://schemas.microsoft.com/office/word/2012/wordml" xmlns:w16cex="http://schemas.microsoft.com/office/word/2018/wordml/cex" xmlns:w16cid="http://schemas.microsoft.com/office/word/2016/wordml/cid" xmlns:w16="http://schemas.microsoft.com/office/word/2018/wordml" xmlns:w16du="http://schemas.microsoft.com/office/word/2023/wordml/word16du" xmlns:w16sdtdh="http://schemas.microsoft.com/office/word/2020/wordml/sdtdatahash" xmlns:w16sdtfl="http://schemas.microsoft.com/office/word/2024/wordml/sdtformatlock" xmlns:w16se="http://schemas.microsoft.com/office/word/2015/wordml/symex" xmlns:wpg="http://schemas.microsoft.com/office/word/2010/wordprocessingGroup" xmlns:wpi="http://schemas.microsoft.com/office/word/2010/wordprocessingInk" xmlns:wne="http://schemas.microsoft.com/office/word/2006/wordml" xmlns:wps="http://schemas.microsoft.com/office/word/2010/wordprocessingShape" mc:Ignorable="w14 w15 w16se w16cid w16 w16cex w16sdtdh w16sdtfl w16du wp14">
+<w:glossaryDocument xmlns:wpc="http://schemas.microsoft.com/office/word/2010/wordprocessingCanvas" xmlns:cx="http://schemas.microsoft.com/office/drawing/2014/chartex" xmlns:cx1="http://schemas.microsoft.com/office/drawing/2015/9/8/chartex" xmlns:cx2="http://schemas.microsoft.com/office/drawing/2015/10/21/chartex" xmlns:cx3="http://schemas.microsoft.com/office/drawing/2016/5/9/chartex" xmlns:cx4="http://schemas.microsoft.com/office/drawing/2016/5/10/chartex" xmlns:cx5="http://schemas.microsoft.com/office/drawing/2016/5/11/chartex" xmlns:cx6="http://schemas.microsoft.com/office/drawing/2016/5/12/chartex" xmlns:cx7="http://schemas.microsoft.com/office/drawing/2016/5/13/chartex" xmlns:cx8="http://schemas.microsoft.com/office/drawing/2016/5/14/chartex" xmlns:mc="http://schemas.openxmlformats.org/markup-compatibility/2006" xmlns:aink="http://schemas.microsoft.com/office/drawing/2016/ink" xmlns:am3d="http://schemas.microsoft.com/office/drawing/2017/model3d" xmlns:o="urn:schemas-microsoft-com:office:office" xmlns:oel="http://schemas.microsoft.com/office/2019/extlst" xmlns:r="http://schemas.openxmlformats.org/officeDocument/2006/relationships" xmlns:m="http://schemas.openxmlformats.org/officeDocument/2006/math" xmlns:v="urn:schemas-microsoft-com:vml" xmlns:wp14="http://schemas.microsoft.com/office/word/2010/wordprocessingDrawing" xmlns:wp="http://schemas.openxmlformats.org/drawingml/2006/wordprocessingDrawing" xmlns:w10="urn:schemas-microsoft-com:office:word" xmlns:w="http://schemas.openxmlformats.org/wordprocessingml/2006/main" xmlns:w14="http://schemas.microsoft.com/office/word/2010/wordml" xmlns:w15="http://schemas.microsoft.com/office/word/2012/wordml" xmlns:w16cei="http://schemas.microsoft.com/office/word/2026/wordml/cei" xmlns:w16cex="http://schemas.microsoft.com/office/word/2018/wordml/cex" xmlns:w16cid="http://schemas.microsoft.com/office/word/2016/wordml/cid" xmlns:w16="http://schemas.microsoft.com/office/word/2018/wordml" xmlns:w16du="http://schemas.microsoft.com/office/word/2023/wordml/word16du" xmlns:w16sdtdh="http://schemas.microsoft.com/office/word/2020/wordml/sdtdatahash" xmlns:w16sdtfl="http://schemas.microsoft.com/office/word/2024/wordml/sdtformatlock" xmlns:w16se="http://schemas.microsoft.com/office/word/2015/wordml/symex" xmlns:wpg="http://schemas.microsoft.com/office/word/2010/wordprocessingGroup" xmlns:wpi="http://schemas.microsoft.com/office/word/2010/wordprocessingInk" xmlns:wne="http://schemas.microsoft.com/office/word/2006/wordml" xmlns:wps="http://schemas.microsoft.com/office/word/2010/wordprocessingShape" mc:Ignorable="w14 w15 w16se w16cid w16 w16cex w16sdtdh w16sdtfl w16du wp14">
   <w:docParts>
     <w:docPart>
       <w:docPartPr>
@@ -15650,6 +15664,7 @@
     <w:rsid w:val="00140030"/>
     <w:rsid w:val="00155533"/>
     <w:rsid w:val="00194441"/>
+    <w:rsid w:val="001D6245"/>
     <w:rsid w:val="001E0F6F"/>
     <w:rsid w:val="002227EE"/>
     <w:rsid w:val="00267D27"/>
@@ -15680,6 +15695,7 @@
     <w:rsid w:val="00610557"/>
     <w:rsid w:val="00633326"/>
     <w:rsid w:val="00635118"/>
+    <w:rsid w:val="006448F8"/>
     <w:rsid w:val="00654077"/>
     <w:rsid w:val="006A43DE"/>
     <w:rsid w:val="006B6A99"/>

--- a/Shahzaib_CV.docx
+++ b/Shahzaib_CV.docx
@@ -1207,6 +1207,8 @@
           <w:szCs w:val="26"/>
         </w:rPr>
       </w:pPr>
+      <w:proofErr w:type="spellStart"/>
+      <w:proofErr w:type="gramStart"/>
       <w:r>
         <w:rPr>
           <w:rFonts w:ascii="Times New Roman" w:eastAsia="MS Gothic" w:hAnsi="Times New Roman" w:cs="Times New Roman"/>
@@ -1225,6 +1227,8 @@
         </w:rPr>
         <w:t>.Tech</w:t>
       </w:r>
+      <w:proofErr w:type="spellEnd"/>
+      <w:proofErr w:type="gramEnd"/>
       <w:r>
         <w:rPr>
           <w:rFonts w:ascii="Times New Roman" w:eastAsia="MS Gothic" w:hAnsi="Times New Roman" w:cs="Times New Roman"/>
@@ -2945,7 +2949,23 @@
           <w:rFonts w:ascii="Times New Roman" w:eastAsia="Arial" w:hAnsi="Times New Roman" w:cs="Times New Roman"/>
           <w:color w:val="000000"/>
         </w:rPr>
-        <w:t xml:space="preserve">Satellite Data Rendered Irrigation using Penman-Monteith and SEBAL – sDRIPS for Surface Water Irrigation Optimization, </w:t>
+        <w:t xml:space="preserve">Satellite Data Rendered Irrigation using Penman-Monteith and SEBAL – </w:t>
+      </w:r>
+      <w:proofErr w:type="spellStart"/>
+      <w:r>
+        <w:rPr>
+          <w:rFonts w:ascii="Times New Roman" w:eastAsia="Arial" w:hAnsi="Times New Roman" w:cs="Times New Roman"/>
+          <w:color w:val="000000"/>
+        </w:rPr>
+        <w:t>sDRIPS</w:t>
+      </w:r>
+      <w:proofErr w:type="spellEnd"/>
+      <w:r>
+        <w:rPr>
+          <w:rFonts w:ascii="Times New Roman" w:eastAsia="Arial" w:hAnsi="Times New Roman" w:cs="Times New Roman"/>
+          <w:color w:val="000000"/>
+        </w:rPr>
+        <w:t xml:space="preserve"> for Surface Water Irrigation Optimization, </w:t>
       </w:r>
       <w:r>
         <w:rPr>
@@ -3165,7 +3185,23 @@
           <w:rFonts w:ascii="Times New Roman" w:eastAsia="Arial" w:hAnsi="Times New Roman" w:cs="Times New Roman"/>
           <w:color w:val="000000"/>
         </w:rPr>
-        <w:t xml:space="preserve">). (sDRIPS): A Cloud-Based, Open-Source Python Package for Satellite-Informed Surface Water Irrigation Optimization. </w:t>
+        <w:t>). (</w:t>
+      </w:r>
+      <w:proofErr w:type="spellStart"/>
+      <w:r>
+        <w:rPr>
+          <w:rFonts w:ascii="Times New Roman" w:eastAsia="Arial" w:hAnsi="Times New Roman" w:cs="Times New Roman"/>
+          <w:color w:val="000000"/>
+        </w:rPr>
+        <w:t>sDRIPS</w:t>
+      </w:r>
+      <w:proofErr w:type="spellEnd"/>
+      <w:r>
+        <w:rPr>
+          <w:rFonts w:ascii="Times New Roman" w:eastAsia="Arial" w:hAnsi="Times New Roman" w:cs="Times New Roman"/>
+          <w:color w:val="000000"/>
+        </w:rPr>
+        <w:t xml:space="preserve">): A Cloud-Based, Open-Source Python Package for Satellite-Informed Surface Water Irrigation Optimization. </w:t>
       </w:r>
       <w:r>
         <w:rPr>
@@ -3286,7 +3322,23 @@
           <w:rFonts w:ascii="Times New Roman" w:eastAsia="Arial" w:hAnsi="Times New Roman" w:cs="Times New Roman"/>
           <w:color w:val="000000"/>
         </w:rPr>
-        <w:t xml:space="preserve">A. M. Gómez, S. Biancamaria, T. Pavelsky, K. Nielsen, G. Parkins, M. Lane, </w:t>
+        <w:t xml:space="preserve">A. M. Gómez, S. </w:t>
+      </w:r>
+      <w:proofErr w:type="spellStart"/>
+      <w:r>
+        <w:rPr>
+          <w:rFonts w:ascii="Times New Roman" w:eastAsia="Arial" w:hAnsi="Times New Roman" w:cs="Times New Roman"/>
+          <w:color w:val="000000"/>
+        </w:rPr>
+        <w:t>Biancamaria</w:t>
+      </w:r>
+      <w:proofErr w:type="spellEnd"/>
+      <w:r>
+        <w:rPr>
+          <w:rFonts w:ascii="Times New Roman" w:eastAsia="Arial" w:hAnsi="Times New Roman" w:cs="Times New Roman"/>
+          <w:color w:val="000000"/>
+        </w:rPr>
+        <w:t xml:space="preserve">, T. Pavelsky, K. Nielsen, G. Parkins, M. Lane, </w:t>
       </w:r>
       <w:r>
         <w:rPr>
@@ -3302,16 +3354,59 @@
           <w:rFonts w:ascii="Times New Roman" w:eastAsia="Arial" w:hAnsi="Times New Roman" w:cs="Times New Roman"/>
           <w:color w:val="000000"/>
         </w:rPr>
-        <w:t xml:space="preserve">, F. Hossain, R. Bhattarai, S. Ghafoor, J.F. Crétaux, C. Yanez, N. Picot (2024). Evaluation using In-Situ Observations from National Governments and Citizen Scientists Suggests Nadir Altimeters can Accurately Measure Water Levels Changes Regardless of Lake Area. </w:t>
-      </w:r>
-      <w:r>
-        <w:rPr>
-          <w:rFonts w:ascii="Times New Roman" w:eastAsia="Arial" w:hAnsi="Times New Roman" w:cs="Times New Roman"/>
-          <w:i/>
-          <w:iCs/>
-          <w:color w:val="000000"/>
-        </w:rPr>
-        <w:t>GIScience and Remote Sensing</w:t>
+        <w:t xml:space="preserve">, F. Hossain, R. Bhattarai, S. Ghafoor, J.F. </w:t>
+      </w:r>
+      <w:proofErr w:type="spellStart"/>
+      <w:r>
+        <w:rPr>
+          <w:rFonts w:ascii="Times New Roman" w:eastAsia="Arial" w:hAnsi="Times New Roman" w:cs="Times New Roman"/>
+          <w:color w:val="000000"/>
+        </w:rPr>
+        <w:t>Crétaux</w:t>
+      </w:r>
+      <w:proofErr w:type="spellEnd"/>
+      <w:r>
+        <w:rPr>
+          <w:rFonts w:ascii="Times New Roman" w:eastAsia="Arial" w:hAnsi="Times New Roman" w:cs="Times New Roman"/>
+          <w:color w:val="000000"/>
+        </w:rPr>
+        <w:t xml:space="preserve">, C. Yanez, N. Picot (2024). Evaluation using In-Situ Observations from National Governments and Citizen Scientists Suggests Nadir Altimeters </w:t>
+      </w:r>
+      <w:proofErr w:type="gramStart"/>
+      <w:r>
+        <w:rPr>
+          <w:rFonts w:ascii="Times New Roman" w:eastAsia="Arial" w:hAnsi="Times New Roman" w:cs="Times New Roman"/>
+          <w:color w:val="000000"/>
+        </w:rPr>
+        <w:t>can</w:t>
+      </w:r>
+      <w:proofErr w:type="gramEnd"/>
+      <w:r>
+        <w:rPr>
+          <w:rFonts w:ascii="Times New Roman" w:eastAsia="Arial" w:hAnsi="Times New Roman" w:cs="Times New Roman"/>
+          <w:color w:val="000000"/>
+        </w:rPr>
+        <w:t xml:space="preserve"> Accurately Measure Water Levels Changes Regardless of Lake Area. </w:t>
+      </w:r>
+      <w:proofErr w:type="spellStart"/>
+      <w:r>
+        <w:rPr>
+          <w:rFonts w:ascii="Times New Roman" w:eastAsia="Arial" w:hAnsi="Times New Roman" w:cs="Times New Roman"/>
+          <w:i/>
+          <w:iCs/>
+          <w:color w:val="000000"/>
+        </w:rPr>
+        <w:t>GIScience</w:t>
+      </w:r>
+      <w:proofErr w:type="spellEnd"/>
+      <w:r>
+        <w:rPr>
+          <w:rFonts w:ascii="Times New Roman" w:eastAsia="Arial" w:hAnsi="Times New Roman" w:cs="Times New Roman"/>
+          <w:i/>
+          <w:iCs/>
+          <w:color w:val="000000"/>
+        </w:rPr>
+        <w:t xml:space="preserve"> and Remote Sensing</w:t>
       </w:r>
       <w:r>
         <w:rPr>
@@ -3489,6 +3584,7 @@
         <w:lastRenderedPageBreak/>
         <w:t xml:space="preserve">S. </w:t>
       </w:r>
+      <w:proofErr w:type="gramStart"/>
       <w:r>
         <w:rPr>
           <w:rFonts w:ascii="Times New Roman" w:eastAsia="Arial" w:hAnsi="Times New Roman" w:cs="Times New Roman"/>
@@ -3519,7 +3615,16 @@
           <w:bCs/>
           <w:color w:val="000000"/>
         </w:rPr>
-        <w:t xml:space="preserve"> F. Hossain, P. Das, S. Suresh</w:t>
+        <w:t xml:space="preserve"> F.</w:t>
+      </w:r>
+      <w:proofErr w:type="gramEnd"/>
+      <w:r>
+        <w:rPr>
+          <w:rFonts w:ascii="Times New Roman" w:eastAsia="Arial" w:hAnsi="Times New Roman" w:cs="Times New Roman"/>
+          <w:bCs/>
+          <w:color w:val="000000"/>
+        </w:rPr>
+        <w:t xml:space="preserve"> Hossain, P. Das, S. Suresh</w:t>
       </w:r>
       <w:r>
         <w:rPr>
@@ -3535,7 +3640,43 @@
           <w:bCs/>
           <w:color w:val="000000"/>
         </w:rPr>
-        <w:t xml:space="preserve"> G. Darkwah, K. Andreadis, H. Lee, G. Holt, S. Galelli (2023). Reservoir Assessment Tool: A scalable and easy-to-apply python based software architecture to empower the global water community, </w:t>
+        <w:t xml:space="preserve"> G. Darkwah, K. Andreadis, H. Lee, G. Holt, S. </w:t>
+      </w:r>
+      <w:proofErr w:type="spellStart"/>
+      <w:r>
+        <w:rPr>
+          <w:rFonts w:ascii="Times New Roman" w:eastAsia="Arial" w:hAnsi="Times New Roman" w:cs="Times New Roman"/>
+          <w:bCs/>
+          <w:color w:val="000000"/>
+        </w:rPr>
+        <w:t>Galelli</w:t>
+      </w:r>
+      <w:proofErr w:type="spellEnd"/>
+      <w:r>
+        <w:rPr>
+          <w:rFonts w:ascii="Times New Roman" w:eastAsia="Arial" w:hAnsi="Times New Roman" w:cs="Times New Roman"/>
+          <w:bCs/>
+          <w:color w:val="000000"/>
+        </w:rPr>
+        <w:t xml:space="preserve"> (2023). Reservoir Assessment Tool: A scalable and easy-to-apply </w:t>
+      </w:r>
+      <w:proofErr w:type="gramStart"/>
+      <w:r>
+        <w:rPr>
+          <w:rFonts w:ascii="Times New Roman" w:eastAsia="Arial" w:hAnsi="Times New Roman" w:cs="Times New Roman"/>
+          <w:bCs/>
+          <w:color w:val="000000"/>
+        </w:rPr>
+        <w:t>python based</w:t>
+      </w:r>
+      <w:proofErr w:type="gramEnd"/>
+      <w:r>
+        <w:rPr>
+          <w:rFonts w:ascii="Times New Roman" w:eastAsia="Arial" w:hAnsi="Times New Roman" w:cs="Times New Roman"/>
+          <w:bCs/>
+          <w:color w:val="000000"/>
+        </w:rPr>
+        <w:t xml:space="preserve"> software architecture to empower the global water community, </w:t>
       </w:r>
       <w:r>
         <w:rPr>
@@ -3687,6 +3828,7 @@
         </w:rPr>
         <w:t xml:space="preserve">S. </w:t>
       </w:r>
+      <w:proofErr w:type="gramStart"/>
       <w:r>
         <w:rPr>
           <w:rFonts w:ascii="Times New Roman" w:eastAsia="Arial" w:hAnsi="Times New Roman" w:cs="Times New Roman"/>
@@ -3725,7 +3867,16 @@
           <w:bCs/>
           <w:color w:val="000000"/>
         </w:rPr>
-        <w:t>Pei‑Hsin Pei,</w:t>
+        <w:t>Pei</w:t>
+      </w:r>
+      <w:proofErr w:type="gramEnd"/>
+      <w:r>
+        <w:rPr>
+          <w:rFonts w:ascii="Times New Roman" w:eastAsia="Arial" w:hAnsi="Times New Roman" w:cs="Times New Roman"/>
+          <w:bCs/>
+          <w:color w:val="000000"/>
+        </w:rPr>
+        <w:t>‑Hsin Pei,</w:t>
       </w:r>
       <w:r>
         <w:rPr>
@@ -3945,7 +4096,25 @@
           <w:bCs/>
           <w:color w:val="000000"/>
         </w:rPr>
-        <w:t>, N. K. Biswas, H. Lee, T. Piman, C. Meechaiya, U. Ghimire, K. Hosen (2022)</w:t>
+        <w:t xml:space="preserve">, N. K. Biswas, H. Lee, T. Piman, C. </w:t>
+      </w:r>
+      <w:proofErr w:type="spellStart"/>
+      <w:r>
+        <w:rPr>
+          <w:rFonts w:ascii="Times New Roman" w:eastAsia="Arial" w:hAnsi="Times New Roman" w:cs="Times New Roman"/>
+          <w:bCs/>
+          <w:color w:val="000000"/>
+        </w:rPr>
+        <w:t>Meechaiya</w:t>
+      </w:r>
+      <w:proofErr w:type="spellEnd"/>
+      <w:r>
+        <w:rPr>
+          <w:rFonts w:ascii="Times New Roman" w:eastAsia="Arial" w:hAnsi="Times New Roman" w:cs="Times New Roman"/>
+          <w:bCs/>
+          <w:color w:val="000000"/>
+        </w:rPr>
+        <w:t>, U. Ghimire, K. Hosen (2022)</w:t>
       </w:r>
       <w:r>
         <w:rPr>
@@ -4037,7 +4206,23 @@
           <w:rFonts w:ascii="Times New Roman" w:eastAsia="Arial" w:hAnsi="Times New Roman" w:cs="Times New Roman"/>
           <w:color w:val="000000"/>
         </w:rPr>
-        <w:t xml:space="preserve">N. Kamboj, U. Bhatia (2020) Lifeline Infrastructures and Hydro‑climate Extremes: A Future Outlook, </w:t>
+        <w:t xml:space="preserve">N. Kamboj, U. Bhatia (2020) Lifeline Infrastructures and Hydro‑climate Extremes: </w:t>
+      </w:r>
+      <w:proofErr w:type="gramStart"/>
+      <w:r>
+        <w:rPr>
+          <w:rFonts w:ascii="Times New Roman" w:eastAsia="Arial" w:hAnsi="Times New Roman" w:cs="Times New Roman"/>
+          <w:color w:val="000000"/>
+        </w:rPr>
+        <w:t>A Future Outlook</w:t>
+      </w:r>
+      <w:proofErr w:type="gramEnd"/>
+      <w:r>
+        <w:rPr>
+          <w:rFonts w:ascii="Times New Roman" w:eastAsia="Arial" w:hAnsi="Times New Roman" w:cs="Times New Roman"/>
+          <w:color w:val="000000"/>
+        </w:rPr>
+        <w:t xml:space="preserve">, </w:t>
       </w:r>
       <w:r>
         <w:rPr>
@@ -4299,12 +4484,21 @@
         </w:rPr>
         <w:t xml:space="preserve">and K. Islam (2025). </w:t>
       </w:r>
-      <w:r>
-        <w:rPr>
-          <w:rFonts w:ascii="Times New Roman" w:eastAsia="Arial" w:hAnsi="Times New Roman" w:cs="Times New Roman"/>
-          <w:color w:val="000000"/>
-        </w:rPr>
-        <w:t>sDRIPS: A Cloud-Based, Open-Source Python Package for Satellite- Informed Surface Water Irrigation Optimization</w:t>
+      <w:proofErr w:type="spellStart"/>
+      <w:r>
+        <w:rPr>
+          <w:rFonts w:ascii="Times New Roman" w:eastAsia="Arial" w:hAnsi="Times New Roman" w:cs="Times New Roman"/>
+          <w:color w:val="000000"/>
+        </w:rPr>
+        <w:t>sDRIPS</w:t>
+      </w:r>
+      <w:proofErr w:type="spellEnd"/>
+      <w:r>
+        <w:rPr>
+          <w:rFonts w:ascii="Times New Roman" w:eastAsia="Arial" w:hAnsi="Times New Roman" w:cs="Times New Roman"/>
+          <w:color w:val="000000"/>
+        </w:rPr>
+        <w:t>: A Cloud-Based, Open-Source Python Package for Satellite- Informed Surface Water Irrigation Optimization</w:t>
       </w:r>
       <w:r>
         <w:rPr>
@@ -4399,7 +4593,39 @@
           <w:rFonts w:ascii="Times New Roman" w:eastAsia="Arial" w:hAnsi="Times New Roman" w:cs="Times New Roman"/>
           <w:color w:val="000000"/>
         </w:rPr>
-        <w:t xml:space="preserve"> M. Ahamed (2024). sDRIPS: Satellite Data Rendered Irrigation Using Penman and SEBAL - A Framework For Surface Water Irrigation Optimization. </w:t>
+        <w:t xml:space="preserve"> M. Ahamed (2024). </w:t>
+      </w:r>
+      <w:proofErr w:type="spellStart"/>
+      <w:r>
+        <w:rPr>
+          <w:rFonts w:ascii="Times New Roman" w:eastAsia="Arial" w:hAnsi="Times New Roman" w:cs="Times New Roman"/>
+          <w:color w:val="000000"/>
+        </w:rPr>
+        <w:t>sDRIPS</w:t>
+      </w:r>
+      <w:proofErr w:type="spellEnd"/>
+      <w:r>
+        <w:rPr>
+          <w:rFonts w:ascii="Times New Roman" w:eastAsia="Arial" w:hAnsi="Times New Roman" w:cs="Times New Roman"/>
+          <w:color w:val="000000"/>
+        </w:rPr>
+        <w:t xml:space="preserve">: Satellite Data Rendered Irrigation Using Penman and SEBAL - A Framework </w:t>
+      </w:r>
+      <w:proofErr w:type="gramStart"/>
+      <w:r>
+        <w:rPr>
+          <w:rFonts w:ascii="Times New Roman" w:eastAsia="Arial" w:hAnsi="Times New Roman" w:cs="Times New Roman"/>
+          <w:color w:val="000000"/>
+        </w:rPr>
+        <w:t>For</w:t>
+      </w:r>
+      <w:proofErr w:type="gramEnd"/>
+      <w:r>
+        <w:rPr>
+          <w:rFonts w:ascii="Times New Roman" w:eastAsia="Arial" w:hAnsi="Times New Roman" w:cs="Times New Roman"/>
+          <w:color w:val="000000"/>
+        </w:rPr>
+        <w:t xml:space="preserve"> Surface Water Irrigation Optimization. </w:t>
       </w:r>
       <w:r>
         <w:rPr>
@@ -4552,7 +4778,23 @@
           <w:rFonts w:ascii="Times New Roman" w:eastAsia="Arial" w:hAnsi="Times New Roman" w:cs="Times New Roman"/>
           <w:color w:val="000000"/>
         </w:rPr>
-        <w:t xml:space="preserve">(2024). sDRIPS-Sense: A Hybrid Framework of Satellite and Sensor-Based Data Rendered Irrigation Using Penman and SEBAL Model. </w:t>
+        <w:t xml:space="preserve">(2024). </w:t>
+      </w:r>
+      <w:proofErr w:type="spellStart"/>
+      <w:r>
+        <w:rPr>
+          <w:rFonts w:ascii="Times New Roman" w:eastAsia="Arial" w:hAnsi="Times New Roman" w:cs="Times New Roman"/>
+          <w:color w:val="000000"/>
+        </w:rPr>
+        <w:t>sDRIPS</w:t>
+      </w:r>
+      <w:proofErr w:type="spellEnd"/>
+      <w:r>
+        <w:rPr>
+          <w:rFonts w:ascii="Times New Roman" w:eastAsia="Arial" w:hAnsi="Times New Roman" w:cs="Times New Roman"/>
+          <w:color w:val="000000"/>
+        </w:rPr>
+        <w:t xml:space="preserve">-Sense: A Hybrid Framework of Satellite and Sensor-Based Data Rendered Irrigation Using Penman and SEBAL Model. </w:t>
       </w:r>
       <w:r>
         <w:rPr>
@@ -4890,7 +5132,23 @@
           <w:rFonts w:ascii="Times New Roman" w:eastAsia="Arial" w:hAnsi="Times New Roman" w:cs="Times New Roman"/>
           <w:color w:val="000000"/>
         </w:rPr>
-        <w:t xml:space="preserve"> P.P Borua </w:t>
+        <w:t xml:space="preserve"> P.P </w:t>
+      </w:r>
+      <w:proofErr w:type="spellStart"/>
+      <w:r>
+        <w:rPr>
+          <w:rFonts w:ascii="Times New Roman" w:eastAsia="Arial" w:hAnsi="Times New Roman" w:cs="Times New Roman"/>
+          <w:color w:val="000000"/>
+        </w:rPr>
+        <w:t>Borua</w:t>
+      </w:r>
+      <w:proofErr w:type="spellEnd"/>
+      <w:r>
+        <w:rPr>
+          <w:rFonts w:ascii="Times New Roman" w:eastAsia="Arial" w:hAnsi="Times New Roman" w:cs="Times New Roman"/>
+          <w:color w:val="000000"/>
+        </w:rPr>
+        <w:t xml:space="preserve"> </w:t>
       </w:r>
       <w:r>
         <w:rPr>
@@ -5058,7 +5316,23 @@
           <w:rFonts w:ascii="Times New Roman" w:eastAsia="Arial" w:hAnsi="Times New Roman" w:cs="Times New Roman"/>
           <w:color w:val="000000"/>
         </w:rPr>
-        <w:t xml:space="preserve"> J.F. Crétaux (2023). Regional lake monitoring network design aided by Citizen Scientists and Satellites </w:t>
+        <w:t xml:space="preserve"> J.F. </w:t>
+      </w:r>
+      <w:proofErr w:type="spellStart"/>
+      <w:r>
+        <w:rPr>
+          <w:rFonts w:ascii="Times New Roman" w:eastAsia="Arial" w:hAnsi="Times New Roman" w:cs="Times New Roman"/>
+          <w:color w:val="000000"/>
+        </w:rPr>
+        <w:t>Crétaux</w:t>
+      </w:r>
+      <w:proofErr w:type="spellEnd"/>
+      <w:r>
+        <w:rPr>
+          <w:rFonts w:ascii="Times New Roman" w:eastAsia="Arial" w:hAnsi="Times New Roman" w:cs="Times New Roman"/>
+          <w:color w:val="000000"/>
+        </w:rPr>
+        <w:t xml:space="preserve"> (2023). Regional lake monitoring network design aided by Citizen Scientists and Satellites </w:t>
       </w:r>
       <w:r>
         <w:rPr>
@@ -5712,8 +5986,17 @@
           <w:rFonts w:ascii="Times New Roman" w:eastAsia="Arial" w:hAnsi="Times New Roman" w:cs="Times New Roman"/>
           <w:color w:val="000000"/>
         </w:rPr>
-        <w:t xml:space="preserve"> S. Biancamaria</w:t>
-      </w:r>
+        <w:t xml:space="preserve"> S. </w:t>
+      </w:r>
+      <w:proofErr w:type="spellStart"/>
+      <w:r>
+        <w:rPr>
+          <w:rFonts w:ascii="Times New Roman" w:eastAsia="Arial" w:hAnsi="Times New Roman" w:cs="Times New Roman"/>
+          <w:color w:val="000000"/>
+        </w:rPr>
+        <w:t>Biancamaria</w:t>
+      </w:r>
+      <w:proofErr w:type="spellEnd"/>
       <w:r>
         <w:rPr>
           <w:rFonts w:ascii="Times New Roman" w:eastAsia="Arial" w:hAnsi="Times New Roman" w:cs="Times New Roman"/>
@@ -5833,8 +6116,17 @@
           <w:rFonts w:ascii="Times New Roman" w:eastAsia="Arial" w:hAnsi="Times New Roman" w:cs="Times New Roman"/>
           <w:color w:val="000000"/>
         </w:rPr>
-        <w:t xml:space="preserve"> J.F. Crétaux</w:t>
-      </w:r>
+        <w:t xml:space="preserve"> J.F. </w:t>
+      </w:r>
+      <w:proofErr w:type="spellStart"/>
+      <w:r>
+        <w:rPr>
+          <w:rFonts w:ascii="Times New Roman" w:eastAsia="Arial" w:hAnsi="Times New Roman" w:cs="Times New Roman"/>
+          <w:color w:val="000000"/>
+        </w:rPr>
+        <w:t>Crétaux</w:t>
+      </w:r>
+      <w:proofErr w:type="spellEnd"/>
       <w:r>
         <w:rPr>
           <w:rFonts w:ascii="Times New Roman" w:eastAsia="Arial" w:hAnsi="Times New Roman" w:cs="Times New Roman"/>
@@ -5861,7 +6153,23 @@
           <w:rFonts w:ascii="Times New Roman" w:eastAsia="Arial" w:hAnsi="Times New Roman" w:cs="Times New Roman"/>
           <w:color w:val="000000"/>
         </w:rPr>
-        <w:t xml:space="preserve">). Nadir altimeter validation in small lakes using multisource ground observations. </w:t>
+        <w:t xml:space="preserve">). Nadir altimeter validation in small lakes using </w:t>
+      </w:r>
+      <w:proofErr w:type="gramStart"/>
+      <w:r>
+        <w:rPr>
+          <w:rFonts w:ascii="Times New Roman" w:eastAsia="Arial" w:hAnsi="Times New Roman" w:cs="Times New Roman"/>
+          <w:color w:val="000000"/>
+        </w:rPr>
+        <w:t>multisource</w:t>
+      </w:r>
+      <w:proofErr w:type="gramEnd"/>
+      <w:r>
+        <w:rPr>
+          <w:rFonts w:ascii="Times New Roman" w:eastAsia="Arial" w:hAnsi="Times New Roman" w:cs="Times New Roman"/>
+          <w:color w:val="000000"/>
+        </w:rPr>
+        <w:t xml:space="preserve"> ground observations. </w:t>
       </w:r>
       <w:r>
         <w:rPr>
@@ -6212,7 +6520,23 @@
           <w:rFonts w:ascii="Times New Roman" w:eastAsia="Arial" w:hAnsi="Times New Roman" w:cs="Times New Roman"/>
           <w:color w:val="000000"/>
         </w:rPr>
-        <w:t xml:space="preserve"> G. Brencher,</w:t>
+        <w:t xml:space="preserve"> G. </w:t>
+      </w:r>
+      <w:proofErr w:type="spellStart"/>
+      <w:r>
+        <w:rPr>
+          <w:rFonts w:ascii="Times New Roman" w:eastAsia="Arial" w:hAnsi="Times New Roman" w:cs="Times New Roman"/>
+          <w:color w:val="000000"/>
+        </w:rPr>
+        <w:t>Brencher</w:t>
+      </w:r>
+      <w:proofErr w:type="spellEnd"/>
+      <w:r>
+        <w:rPr>
+          <w:rFonts w:ascii="Times New Roman" w:eastAsia="Arial" w:hAnsi="Times New Roman" w:cs="Times New Roman"/>
+          <w:color w:val="000000"/>
+        </w:rPr>
+        <w:t>,</w:t>
       </w:r>
       <w:r>
         <w:rPr>
@@ -6805,14 +7129,7 @@
                 <w:rFonts w:ascii="Times New Roman" w:eastAsia="Arial" w:hAnsi="Times New Roman" w:cs="Times New Roman"/>
                 <w:color w:val="000000"/>
               </w:rPr>
-              <w:t>Hydrology and Earth System Sciences (1)</w:t>
-            </w:r>
-            <w:r>
-              <w:rPr>
-                <w:rFonts w:ascii="Times New Roman" w:eastAsia="Arial" w:hAnsi="Times New Roman" w:cs="Times New Roman"/>
-                <w:color w:val="000000"/>
-              </w:rPr>
-              <w:t xml:space="preserve"> </w:t>
+              <w:t xml:space="preserve">Hydrology and Earth System Sciences (1) </w:t>
             </w:r>
           </w:p>
         </w:tc>
@@ -6837,14 +7154,7 @@
                 <w:rFonts w:ascii="Times New Roman" w:eastAsia="Arial" w:hAnsi="Times New Roman" w:cs="Times New Roman"/>
                 <w:color w:val="000000"/>
               </w:rPr>
-              <w:t>Remote Sensing of Environment (1)</w:t>
-            </w:r>
-            <w:r>
-              <w:rPr>
-                <w:rFonts w:ascii="Times New Roman" w:eastAsia="Arial" w:hAnsi="Times New Roman" w:cs="Times New Roman"/>
-                <w:color w:val="000000"/>
-              </w:rPr>
-              <w:t xml:space="preserve"> </w:t>
+              <w:t xml:space="preserve">Remote Sensing of Environment (1) </w:t>
             </w:r>
           </w:p>
         </w:tc>
@@ -7342,8 +7652,9 @@
           <w:color w:val="191919"/>
           <w:szCs w:val="26"/>
         </w:rPr>
-        <w:t>Developed sDRIPS, a satellite- and forecast-driven irrigation decision-support system for estimating net irrigation demand and generating weekly advisories for farmers and canal operators at the farm and command-area scale. Fused multi-source satellite imagery, including optical, thermal, and radar data, with numerical weather prediction outputs, precipitation nowcasts/forecasts, soil moisture, and field conditions to drive Penman-Monteith and SEBAL evapotranspiration models, percolation estimates, and field-scale water requirement calculations. Designed automated geospatial ETL workflows in Python and Google Earth Engine for large-scale data ingestion, preprocessing, harmonization, raster/vector processing, and product generation. Incorporated in situ sensors and local weather station data for statistical bias correction of coarse-scale meteorological and satellite-derived estimates, and characterized uncertainty using Generalized Likelihood Uncertainty Estimation (GLUE) and Monte Carlo analyses</w:t>
-      </w:r>
+        <w:t xml:space="preserve">Developed </w:t>
+      </w:r>
+      <w:proofErr w:type="spellStart"/>
       <w:r>
         <w:rPr>
           <w:rFonts w:ascii="Times New Roman" w:eastAsia="MS Gothic" w:hAnsi="Times New Roman" w:cs="Times New Roman"/>
@@ -7351,6 +7662,65 @@
           <w:color w:val="191919"/>
           <w:szCs w:val="26"/>
         </w:rPr>
+        <w:t>sDRIPS</w:t>
+      </w:r>
+      <w:proofErr w:type="spellEnd"/>
+      <w:r>
+        <w:rPr>
+          <w:rFonts w:ascii="Times New Roman" w:eastAsia="MS Gothic" w:hAnsi="Times New Roman" w:cs="Times New Roman"/>
+          <w:bCs/>
+          <w:color w:val="191919"/>
+          <w:szCs w:val="26"/>
+        </w:rPr>
+        <w:t xml:space="preserve">, a satellite- and forecast-driven irrigation decision-support system for estimating net irrigation demand and generating weekly advisories for farmers and canal operators at the farm and command-area scale. Fused multi-source satellite imagery, including optical, thermal, and radar data, with numerical weather prediction outputs, precipitation nowcasts/forecasts, soil moisture, and field conditions to drive Penman-Monteith and SEBAL evapotranspiration models, percolation estimates, and field-scale water requirement calculations. Designed automated geospatial ETL workflows in Python and Google Earth Engine for large-scale data ingestion, preprocessing, harmonization, raster/vector processing, and product generation. Incorporated in situ sensors and local weather station data for statistical bias correction of </w:t>
+      </w:r>
+      <w:proofErr w:type="gramStart"/>
+      <w:r>
+        <w:rPr>
+          <w:rFonts w:ascii="Times New Roman" w:eastAsia="MS Gothic" w:hAnsi="Times New Roman" w:cs="Times New Roman"/>
+          <w:bCs/>
+          <w:color w:val="191919"/>
+          <w:szCs w:val="26"/>
+        </w:rPr>
+        <w:t>coarse</w:t>
+      </w:r>
+      <w:proofErr w:type="gramEnd"/>
+      <w:r>
+        <w:rPr>
+          <w:rFonts w:ascii="Times New Roman" w:eastAsia="MS Gothic" w:hAnsi="Times New Roman" w:cs="Times New Roman"/>
+          <w:bCs/>
+          <w:color w:val="191919"/>
+          <w:szCs w:val="26"/>
+        </w:rPr>
+        <w:t xml:space="preserve">-scale meteorological and satellite-derived </w:t>
+      </w:r>
+      <w:proofErr w:type="gramStart"/>
+      <w:r>
+        <w:rPr>
+          <w:rFonts w:ascii="Times New Roman" w:eastAsia="MS Gothic" w:hAnsi="Times New Roman" w:cs="Times New Roman"/>
+          <w:bCs/>
+          <w:color w:val="191919"/>
+          <w:szCs w:val="26"/>
+        </w:rPr>
+        <w:t>estimates, and</w:t>
+      </w:r>
+      <w:proofErr w:type="gramEnd"/>
+      <w:r>
+        <w:rPr>
+          <w:rFonts w:ascii="Times New Roman" w:eastAsia="MS Gothic" w:hAnsi="Times New Roman" w:cs="Times New Roman"/>
+          <w:bCs/>
+          <w:color w:val="191919"/>
+          <w:szCs w:val="26"/>
+        </w:rPr>
+        <w:t xml:space="preserve"> characterized uncertainty using Generalized Likelihood Uncertainty Estimation (GLUE) and Monte Carlo analyses</w:t>
+      </w:r>
+      <w:r>
+        <w:rPr>
+          <w:rFonts w:ascii="Times New Roman" w:eastAsia="MS Gothic" w:hAnsi="Times New Roman" w:cs="Times New Roman"/>
+          <w:bCs/>
+          <w:color w:val="191919"/>
+          <w:szCs w:val="26"/>
+        </w:rPr>
         <w:t>.</w:t>
       </w:r>
       <w:r>
@@ -7399,6 +7769,7 @@
         <w:t xml:space="preserve"> - </w:t>
       </w:r>
       <w:hyperlink r:id="rId43" w:history="1">
+        <w:proofErr w:type="spellStart"/>
         <w:r>
           <w:rPr>
             <w:rStyle w:val="Hyperlink"/>
@@ -7409,6 +7780,7 @@
           </w:rPr>
           <w:t>sDRIPS</w:t>
         </w:r>
+        <w:proofErr w:type="spellEnd"/>
       </w:hyperlink>
       <w:r>
         <w:rPr>
@@ -7430,96 +7802,7 @@
         <w:t xml:space="preserve"> </w:t>
       </w:r>
       <w:hyperlink r:id="rId44" w:history="1">
-        <w:r>
-          <w:rPr>
-            <w:rStyle w:val="Hyperlink"/>
-            <w:rFonts w:ascii="Times New Roman" w:eastAsia="MS Gothic" w:hAnsi="Times New Roman" w:cs="Times New Roman"/>
-            <w:bCs/>
-            <w:color w:val="7F7F7F" w:themeColor="text1" w:themeTint="80"/>
-            <w:szCs w:val="26"/>
-          </w:rPr>
-          <w:t>sDRIPS-Sense</w:t>
-        </w:r>
-      </w:hyperlink>
-      <w:r>
-        <w:t xml:space="preserve">, </w:t>
-      </w:r>
-      <w:hyperlink r:id="rId45" w:history="1">
-        <w:r>
-          <w:rPr>
-            <w:rStyle w:val="Hyperlink"/>
-            <w:rFonts w:ascii="Times New Roman" w:hAnsi="Times New Roman" w:cs="Times New Roman"/>
-            <w:color w:val="7F7F7F" w:themeColor="text1" w:themeTint="80"/>
-            <w:szCs w:val="20"/>
-          </w:rPr>
-          <w:t>sDRIPS-TBP</w:t>
-        </w:r>
-      </w:hyperlink>
-    </w:p>
-    <w:p>
-      <w:pPr>
-        <w:pStyle w:val="ListParagraph"/>
-        <w:numPr>
-          <w:ilvl w:val="0"/>
-          <w:numId w:val="10"/>
-        </w:numPr>
-        <w:spacing w:after="80"/>
-        <w:jc w:val="both"/>
-        <w:rPr>
-          <w:rFonts w:ascii="Times New Roman" w:eastAsia="MS Gothic" w:hAnsi="Times New Roman" w:cs="Times New Roman"/>
-          <w:bCs/>
-          <w:color w:val="191919"/>
-          <w:szCs w:val="26"/>
-        </w:rPr>
-      </w:pPr>
-      <w:r>
-        <w:rPr>
-          <w:rFonts w:ascii="Times New Roman" w:eastAsia="MS Gothic" w:hAnsi="Times New Roman" w:cs="Times New Roman"/>
-          <w:b/>
-          <w:bCs/>
-          <w:color w:val="191919"/>
-          <w:szCs w:val="26"/>
-        </w:rPr>
-        <w:t>Canal w</w:t>
-      </w:r>
-      <w:r>
-        <w:rPr>
-          <w:rFonts w:ascii="Times New Roman" w:eastAsia="MS Gothic" w:hAnsi="Times New Roman" w:cs="Times New Roman"/>
-          <w:b/>
-          <w:bCs/>
-          <w:color w:val="191919"/>
-          <w:szCs w:val="26"/>
-        </w:rPr>
-        <w:t>ater allocation framework</w:t>
-      </w:r>
-      <w:r>
-        <w:rPr>
-          <w:rFonts w:ascii="Times New Roman" w:eastAsia="MS Gothic" w:hAnsi="Times New Roman" w:cs="Times New Roman"/>
-          <w:bCs/>
-          <w:color w:val="191919"/>
-          <w:szCs w:val="26"/>
-        </w:rPr>
-        <w:t xml:space="preserve"> – </w:t>
-      </w:r>
-      <w:r>
-        <w:rPr>
-          <w:rFonts w:ascii="Times New Roman" w:eastAsia="MS Gothic" w:hAnsi="Times New Roman" w:cs="Times New Roman"/>
-          <w:bCs/>
-          <w:color w:val="191919"/>
-          <w:szCs w:val="26"/>
-        </w:rPr>
-        <w:t>Developed a satellite-based canal water allocation methodology to help canal operators distribute water more efficiently based on crop water demand, actual field conditions, and canal network structure. Built the allocation framework on uncertainty-characterized net water requirement estimates from sDRIPS, ensuring distribution decisions account for input, parameter, and model uncertainty across diverse agro-climatic settings. Applied network-based analysis to translate field-scale irrigation demand into command-area and canal-level allocation decisions, supporting climate-change adaptation and more efficient agricultural water management.</w:t>
-      </w:r>
-      <w:r>
-        <w:rPr>
-          <w:rFonts w:ascii="Times New Roman" w:eastAsia="MS Gothic" w:hAnsi="Times New Roman" w:cs="Times New Roman"/>
-          <w:bCs/>
-          <w:color w:val="191919"/>
-          <w:szCs w:val="26"/>
-        </w:rPr>
-        <w:t xml:space="preserve"> Tool for public use (with link) - </w:t>
-      </w:r>
-      <w:hyperlink r:id="rId46" w:history="1">
+        <w:proofErr w:type="spellStart"/>
         <w:r>
           <w:rPr>
             <w:rStyle w:val="Hyperlink"/>
@@ -7530,6 +7813,160 @@
           </w:rPr>
           <w:t>sDRIPS</w:t>
         </w:r>
+        <w:proofErr w:type="spellEnd"/>
+        <w:r>
+          <w:rPr>
+            <w:rStyle w:val="Hyperlink"/>
+            <w:rFonts w:ascii="Times New Roman" w:eastAsia="MS Gothic" w:hAnsi="Times New Roman" w:cs="Times New Roman"/>
+            <w:bCs/>
+            <w:color w:val="7F7F7F" w:themeColor="text1" w:themeTint="80"/>
+            <w:szCs w:val="26"/>
+          </w:rPr>
+          <w:t>-Sense</w:t>
+        </w:r>
+      </w:hyperlink>
+      <w:r>
+        <w:t xml:space="preserve">, </w:t>
+      </w:r>
+      <w:hyperlink r:id="rId45" w:history="1">
+        <w:proofErr w:type="spellStart"/>
+        <w:r>
+          <w:rPr>
+            <w:rStyle w:val="Hyperlink"/>
+            <w:rFonts w:ascii="Times New Roman" w:hAnsi="Times New Roman" w:cs="Times New Roman"/>
+            <w:color w:val="7F7F7F" w:themeColor="text1" w:themeTint="80"/>
+            <w:szCs w:val="20"/>
+          </w:rPr>
+          <w:t>sDRIPS</w:t>
+        </w:r>
+        <w:proofErr w:type="spellEnd"/>
+        <w:r>
+          <w:rPr>
+            <w:rStyle w:val="Hyperlink"/>
+            <w:rFonts w:ascii="Times New Roman" w:hAnsi="Times New Roman" w:cs="Times New Roman"/>
+            <w:color w:val="7F7F7F" w:themeColor="text1" w:themeTint="80"/>
+            <w:szCs w:val="20"/>
+          </w:rPr>
+          <w:t>-TBP</w:t>
+        </w:r>
+      </w:hyperlink>
+    </w:p>
+    <w:p>
+      <w:pPr>
+        <w:pStyle w:val="ListParagraph"/>
+        <w:numPr>
+          <w:ilvl w:val="0"/>
+          <w:numId w:val="10"/>
+        </w:numPr>
+        <w:spacing w:after="80"/>
+        <w:jc w:val="both"/>
+        <w:rPr>
+          <w:rFonts w:ascii="Times New Roman" w:eastAsia="MS Gothic" w:hAnsi="Times New Roman" w:cs="Times New Roman"/>
+          <w:bCs/>
+          <w:color w:val="191919"/>
+          <w:szCs w:val="26"/>
+        </w:rPr>
+      </w:pPr>
+      <w:r>
+        <w:rPr>
+          <w:rFonts w:ascii="Times New Roman" w:eastAsia="MS Gothic" w:hAnsi="Times New Roman" w:cs="Times New Roman"/>
+          <w:b/>
+          <w:bCs/>
+          <w:color w:val="191919"/>
+          <w:szCs w:val="26"/>
+        </w:rPr>
+        <w:t>Canal w</w:t>
+      </w:r>
+      <w:r>
+        <w:rPr>
+          <w:rFonts w:ascii="Times New Roman" w:eastAsia="MS Gothic" w:hAnsi="Times New Roman" w:cs="Times New Roman"/>
+          <w:b/>
+          <w:bCs/>
+          <w:color w:val="191919"/>
+          <w:szCs w:val="26"/>
+        </w:rPr>
+        <w:t>ater allocation framework</w:t>
+      </w:r>
+      <w:r>
+        <w:rPr>
+          <w:rFonts w:ascii="Times New Roman" w:eastAsia="MS Gothic" w:hAnsi="Times New Roman" w:cs="Times New Roman"/>
+          <w:bCs/>
+          <w:color w:val="191919"/>
+          <w:szCs w:val="26"/>
+        </w:rPr>
+        <w:t xml:space="preserve"> – </w:t>
+      </w:r>
+      <w:r>
+        <w:rPr>
+          <w:rFonts w:ascii="Times New Roman" w:eastAsia="MS Gothic" w:hAnsi="Times New Roman" w:cs="Times New Roman"/>
+          <w:bCs/>
+          <w:color w:val="191919"/>
+          <w:szCs w:val="26"/>
+        </w:rPr>
+        <w:t xml:space="preserve">Developed a satellite-based canal water allocation methodology to help canal operators distribute water more efficiently based on crop water demand, actual field conditions, and canal network structure. Built the allocation framework on uncertainty-characterized net water requirement estimates from </w:t>
+      </w:r>
+      <w:proofErr w:type="spellStart"/>
+      <w:r>
+        <w:rPr>
+          <w:rFonts w:ascii="Times New Roman" w:eastAsia="MS Gothic" w:hAnsi="Times New Roman" w:cs="Times New Roman"/>
+          <w:bCs/>
+          <w:color w:val="191919"/>
+          <w:szCs w:val="26"/>
+        </w:rPr>
+        <w:t>sDRIPS</w:t>
+      </w:r>
+      <w:proofErr w:type="spellEnd"/>
+      <w:r>
+        <w:rPr>
+          <w:rFonts w:ascii="Times New Roman" w:eastAsia="MS Gothic" w:hAnsi="Times New Roman" w:cs="Times New Roman"/>
+          <w:bCs/>
+          <w:color w:val="191919"/>
+          <w:szCs w:val="26"/>
+        </w:rPr>
+        <w:t xml:space="preserve">, ensuring distribution decisions account for input, parameter, and model uncertainty across diverse </w:t>
+      </w:r>
+      <w:proofErr w:type="spellStart"/>
+      <w:r>
+        <w:rPr>
+          <w:rFonts w:ascii="Times New Roman" w:eastAsia="MS Gothic" w:hAnsi="Times New Roman" w:cs="Times New Roman"/>
+          <w:bCs/>
+          <w:color w:val="191919"/>
+          <w:szCs w:val="26"/>
+        </w:rPr>
+        <w:t>agro</w:t>
+      </w:r>
+      <w:proofErr w:type="spellEnd"/>
+      <w:r>
+        <w:rPr>
+          <w:rFonts w:ascii="Times New Roman" w:eastAsia="MS Gothic" w:hAnsi="Times New Roman" w:cs="Times New Roman"/>
+          <w:bCs/>
+          <w:color w:val="191919"/>
+          <w:szCs w:val="26"/>
+        </w:rPr>
+        <w:t>-climatic settings. Applied network-based analysis to translate field-scale irrigation demand into command-area and canal-level allocation decisions, supporting climate-change adaptation and more efficient agricultural water management.</w:t>
+      </w:r>
+      <w:r>
+        <w:rPr>
+          <w:rFonts w:ascii="Times New Roman" w:eastAsia="MS Gothic" w:hAnsi="Times New Roman" w:cs="Times New Roman"/>
+          <w:bCs/>
+          <w:color w:val="191919"/>
+          <w:szCs w:val="26"/>
+        </w:rPr>
+        <w:t xml:space="preserve"> Tool for public use (with link) - </w:t>
+      </w:r>
+      <w:hyperlink r:id="rId46" w:history="1">
+        <w:proofErr w:type="spellStart"/>
+        <w:r>
+          <w:rPr>
+            <w:rStyle w:val="Hyperlink"/>
+            <w:rFonts w:ascii="Times New Roman" w:eastAsia="MS Gothic" w:hAnsi="Times New Roman" w:cs="Times New Roman"/>
+            <w:bCs/>
+            <w:color w:val="7F7F7F" w:themeColor="text1" w:themeTint="80"/>
+            <w:szCs w:val="26"/>
+          </w:rPr>
+          <w:t>sDRIPS</w:t>
+        </w:r>
+        <w:proofErr w:type="spellEnd"/>
       </w:hyperlink>
       <w:r>
         <w:rPr>
@@ -7667,7 +8104,25 @@
           <w:color w:val="191919"/>
           <w:szCs w:val="26"/>
         </w:rPr>
-        <w:t>Investigated uncertainty propagation in lake and wetland volume change estimates derived from satellite-based surface water extent and citizen science water-level observations. Built an ensemble of radar- and optical-based water classification approaches to improve robustness of surface water extent estimates, and evaluated sensitivity to sensor type, classification method, and spatial resolution, including comparison with high-resolution imagery such as PlanetScope at approximately 3 m resolution</w:t>
+        <w:t xml:space="preserve">Investigated uncertainty propagation in lake and wetland volume change estimates derived from satellite-based surface water extent and citizen science water-level observations. Built an ensemble of radar- and optical-based water classification approaches to improve robustness of surface water extent estimates, and evaluated sensitivity to sensor type, classification method, and spatial resolution, including comparison with high-resolution imagery such as </w:t>
+      </w:r>
+      <w:proofErr w:type="spellStart"/>
+      <w:r>
+        <w:rPr>
+          <w:rFonts w:ascii="Times New Roman" w:eastAsia="MS Gothic" w:hAnsi="Times New Roman" w:cs="Times New Roman"/>
+          <w:color w:val="191919"/>
+          <w:szCs w:val="26"/>
+        </w:rPr>
+        <w:t>PlanetScope</w:t>
+      </w:r>
+      <w:proofErr w:type="spellEnd"/>
+      <w:r>
+        <w:rPr>
+          <w:rFonts w:ascii="Times New Roman" w:eastAsia="MS Gothic" w:hAnsi="Times New Roman" w:cs="Times New Roman"/>
+          <w:color w:val="191919"/>
+          <w:szCs w:val="26"/>
+        </w:rPr>
+        <w:t xml:space="preserve"> at approximately 3 m resolution</w:t>
       </w:r>
       <w:r>
         <w:rPr>
@@ -7899,7 +8354,47 @@
           <w:color w:val="191919"/>
           <w:szCs w:val="26"/>
         </w:rPr>
-        <w:t>Investigated PO.DAAC’s SWOT On-Demand Raster Generation tool for producing customized raster products from SWOT satellite observations at user-defined spatial resolutions. Developed SWODLR-Python, a Python-based framework to streamline API-driven data requests, raster generation, subsetting, resampling, and processing. Evaluated customized SWOT raster products for hydrologic applications, including flood-propagation analysis in northeast Bangladesh</w:t>
+        <w:t xml:space="preserve">Investigated </w:t>
+      </w:r>
+      <w:proofErr w:type="gramStart"/>
+      <w:r>
+        <w:rPr>
+          <w:rFonts w:ascii="Times New Roman" w:eastAsia="MS Gothic" w:hAnsi="Times New Roman" w:cs="Times New Roman"/>
+          <w:bCs/>
+          <w:color w:val="191919"/>
+          <w:szCs w:val="26"/>
+        </w:rPr>
+        <w:t>PO.DAAC’s</w:t>
+      </w:r>
+      <w:proofErr w:type="gramEnd"/>
+      <w:r>
+        <w:rPr>
+          <w:rFonts w:ascii="Times New Roman" w:eastAsia="MS Gothic" w:hAnsi="Times New Roman" w:cs="Times New Roman"/>
+          <w:bCs/>
+          <w:color w:val="191919"/>
+          <w:szCs w:val="26"/>
+        </w:rPr>
+        <w:t xml:space="preserve"> SWOT On-Demand Raster Generation tool for producing customized raster products from SWOT satellite observations at user-defined spatial resolutions. Developed SWODLR-Python, a Python-based framework to streamline API-driven data requests, raster generation, </w:t>
+      </w:r>
+      <w:proofErr w:type="spellStart"/>
+      <w:r>
+        <w:rPr>
+          <w:rFonts w:ascii="Times New Roman" w:eastAsia="MS Gothic" w:hAnsi="Times New Roman" w:cs="Times New Roman"/>
+          <w:bCs/>
+          <w:color w:val="191919"/>
+          <w:szCs w:val="26"/>
+        </w:rPr>
+        <w:t>subsetting</w:t>
+      </w:r>
+      <w:proofErr w:type="spellEnd"/>
+      <w:r>
+        <w:rPr>
+          <w:rFonts w:ascii="Times New Roman" w:eastAsia="MS Gothic" w:hAnsi="Times New Roman" w:cs="Times New Roman"/>
+          <w:bCs/>
+          <w:color w:val="191919"/>
+          <w:szCs w:val="26"/>
+        </w:rPr>
+        <w:t>, resampling, and processing. Evaluated customized SWOT raster products for hydrologic applications, including flood-propagation analysis in northeast Bangladesh</w:t>
       </w:r>
       <w:r>
         <w:rPr>
@@ -8109,7 +8604,23 @@
           <w:rFonts w:ascii="Times New Roman" w:eastAsia="Arial" w:hAnsi="Times New Roman" w:cs="Times New Roman"/>
           <w:color w:val="000000"/>
         </w:rPr>
-        <w:t>Analyzed precipitation-extreme volatility and infrastructure risk across India using observed rainfall data and CMIP5 Earth System Model outputs under RCP 8.5, including BNU-ESM, CanESM2, GFDL-ESM2M, MIROC-ESM, MPI-ESM-LR/MR, and NorESM.</w:t>
+        <w:t xml:space="preserve">Analyzed precipitation-extreme volatility and infrastructure risk across India using observed rainfall data and CMIP5 Earth System Model outputs under RCP 8.5, including BNU-ESM, CanESM2, GFDL-ESM2M, MIROC-ESM, MPI-ESM-LR/MR, and </w:t>
+      </w:r>
+      <w:proofErr w:type="spellStart"/>
+      <w:r>
+        <w:rPr>
+          <w:rFonts w:ascii="Times New Roman" w:eastAsia="Arial" w:hAnsi="Times New Roman" w:cs="Times New Roman"/>
+          <w:color w:val="000000"/>
+        </w:rPr>
+        <w:t>NorESM</w:t>
+      </w:r>
+      <w:proofErr w:type="spellEnd"/>
+      <w:r>
+        <w:rPr>
+          <w:rFonts w:ascii="Times New Roman" w:eastAsia="Arial" w:hAnsi="Times New Roman" w:cs="Times New Roman"/>
+          <w:color w:val="000000"/>
+        </w:rPr>
+        <w:t>.</w:t>
       </w:r>
     </w:p>
     <w:p>
@@ -8611,23 +9122,41 @@
           <w:iCs/>
           <w:color w:val="000000"/>
         </w:rPr>
-        <w:t xml:space="preserve"> – </w:t>
-      </w:r>
-      <w:r>
-        <w:rPr>
-          <w:rFonts w:ascii="Times New Roman" w:eastAsia="Arial" w:hAnsi="Times New Roman" w:cs="Times New Roman"/>
-          <w:i/>
-          <w:iCs/>
-          <w:color w:val="000000"/>
-        </w:rPr>
         <w:t xml:space="preserve"> </w:t>
       </w:r>
-      <w:r>
-        <w:rPr>
-          <w:rFonts w:ascii="Times New Roman" w:eastAsia="Arial" w:hAnsi="Times New Roman" w:cs="Times New Roman"/>
-          <w:color w:val="000000"/>
-        </w:rPr>
-        <w:t>Delivered a lecture</w:t>
+      <w:proofErr w:type="gramStart"/>
+      <w:r>
+        <w:rPr>
+          <w:rFonts w:ascii="Times New Roman" w:eastAsia="Arial" w:hAnsi="Times New Roman" w:cs="Times New Roman"/>
+          <w:i/>
+          <w:iCs/>
+          <w:color w:val="000000"/>
+        </w:rPr>
+        <w:t xml:space="preserve">– </w:t>
+      </w:r>
+      <w:r>
+        <w:rPr>
+          <w:rFonts w:ascii="Times New Roman" w:eastAsia="Arial" w:hAnsi="Times New Roman" w:cs="Times New Roman"/>
+          <w:i/>
+          <w:iCs/>
+          <w:color w:val="000000"/>
+        </w:rPr>
+        <w:t xml:space="preserve"> </w:t>
+      </w:r>
+      <w:r>
+        <w:rPr>
+          <w:rFonts w:ascii="Times New Roman" w:eastAsia="Arial" w:hAnsi="Times New Roman" w:cs="Times New Roman"/>
+          <w:color w:val="000000"/>
+        </w:rPr>
+        <w:t>Delivered</w:t>
+      </w:r>
+      <w:proofErr w:type="gramEnd"/>
+      <w:r>
+        <w:rPr>
+          <w:rFonts w:ascii="Times New Roman" w:eastAsia="Arial" w:hAnsi="Times New Roman" w:cs="Times New Roman"/>
+          <w:color w:val="000000"/>
+        </w:rPr>
+        <w:t xml:space="preserve"> a lecture</w:t>
       </w:r>
       <w:r>
         <w:rPr>
@@ -9222,7 +9751,27 @@
           <w:iCs/>
           <w:color w:val="000000"/>
         </w:rPr>
-        <w:t>Remote sensing based surface water tracking, citizen science, Cloud Computing and the Surface Water and Ocean Topography (SWOT) Mission</w:t>
+        <w:t xml:space="preserve">Remote </w:t>
+      </w:r>
+      <w:proofErr w:type="gramStart"/>
+      <w:r>
+        <w:rPr>
+          <w:rFonts w:ascii="Times New Roman" w:eastAsia="Arial" w:hAnsi="Times New Roman" w:cs="Times New Roman"/>
+          <w:i/>
+          <w:iCs/>
+          <w:color w:val="000000"/>
+        </w:rPr>
+        <w:t>sensing based</w:t>
+      </w:r>
+      <w:proofErr w:type="gramEnd"/>
+      <w:r>
+        <w:rPr>
+          <w:rFonts w:ascii="Times New Roman" w:eastAsia="Arial" w:hAnsi="Times New Roman" w:cs="Times New Roman"/>
+          <w:i/>
+          <w:iCs/>
+          <w:color w:val="000000"/>
+        </w:rPr>
+        <w:t xml:space="preserve"> surface water tracking, citizen science, Cloud Computing and the Surface Water and Ocean Topography (SWOT) Mission</w:t>
       </w:r>
       <w:r>
         <w:rPr>
@@ -10281,15 +10830,33 @@
           <w:bCs/>
           <w:color w:val="000000"/>
         </w:rPr>
-        <w:t xml:space="preserve"> (A private farm in South Africa)</w:t>
-      </w:r>
-      <w:r>
-        <w:rPr>
-          <w:rFonts w:ascii="Times New Roman" w:eastAsia="Arial" w:hAnsi="Times New Roman" w:cs="Times New Roman"/>
-          <w:bCs/>
-          <w:color w:val="000000"/>
-        </w:rPr>
-        <w:t xml:space="preserve">                                           </w:t>
+        <w:t xml:space="preserve"> (A private farm in South </w:t>
+      </w:r>
+      <w:proofErr w:type="gramStart"/>
+      <w:r>
+        <w:rPr>
+          <w:rFonts w:ascii="Times New Roman" w:eastAsia="Arial" w:hAnsi="Times New Roman" w:cs="Times New Roman"/>
+          <w:bCs/>
+          <w:color w:val="000000"/>
+        </w:rPr>
+        <w:t>Africa)</w:t>
+      </w:r>
+      <w:r>
+        <w:rPr>
+          <w:rFonts w:ascii="Times New Roman" w:eastAsia="Arial" w:hAnsi="Times New Roman" w:cs="Times New Roman"/>
+          <w:bCs/>
+          <w:color w:val="000000"/>
+        </w:rPr>
+        <w:t xml:space="preserve">   </w:t>
+      </w:r>
+      <w:proofErr w:type="gramEnd"/>
+      <w:r>
+        <w:rPr>
+          <w:rFonts w:ascii="Times New Roman" w:eastAsia="Arial" w:hAnsi="Times New Roman" w:cs="Times New Roman"/>
+          <w:bCs/>
+          <w:color w:val="000000"/>
+        </w:rPr>
+        <w:t xml:space="preserve">                                        </w:t>
       </w:r>
       <w:r>
         <w:rPr>
@@ -10738,6 +11305,7 @@
         </w:rPr>
       </w:pPr>
       <w:hyperlink r:id="rId53" w:history="1">
+        <w:proofErr w:type="spellStart"/>
         <w:r>
           <w:rPr>
             <w:rStyle w:val="Hyperlink"/>
@@ -10747,6 +11315,7 @@
           </w:rPr>
           <w:t>PyWRIS</w:t>
         </w:r>
+        <w:proofErr w:type="spellEnd"/>
       </w:hyperlink>
       <w:r>
         <w:rPr>
@@ -10805,6 +11374,7 @@
         </w:rPr>
       </w:pPr>
       <w:hyperlink r:id="rId54" w:history="1">
+        <w:proofErr w:type="spellStart"/>
         <w:r>
           <w:rPr>
             <w:rStyle w:val="Hyperlink"/>
@@ -10814,6 +11384,7 @@
           </w:rPr>
           <w:t>Barind</w:t>
         </w:r>
+        <w:proofErr w:type="spellEnd"/>
       </w:hyperlink>
       <w:r>
         <w:rPr>
@@ -10931,6 +11502,7 @@
         <w:t xml:space="preserve">A detailed document on </w:t>
       </w:r>
       <w:hyperlink r:id="rId56" w:history="1">
+        <w:proofErr w:type="spellStart"/>
         <w:r>
           <w:rPr>
             <w:rStyle w:val="Hyperlink"/>
@@ -10940,6 +11512,7 @@
           </w:rPr>
           <w:t>ReadtheDocs</w:t>
         </w:r>
+        <w:proofErr w:type="spellEnd"/>
       </w:hyperlink>
       <w:r>
         <w:rPr>
@@ -11097,13 +11670,23 @@
           <w:color w:val="000000"/>
         </w:rPr>
       </w:pPr>
-      <w:r>
-        <w:rPr>
-          <w:rFonts w:ascii="Times New Roman" w:eastAsia="Arial" w:hAnsi="Times New Roman" w:cs="Times New Roman"/>
-          <w:bCs/>
-          <w:color w:val="000000"/>
-        </w:rPr>
-        <w:t xml:space="preserve">sDRIPS-Sense work featured in </w:t>
+      <w:proofErr w:type="spellStart"/>
+      <w:r>
+        <w:rPr>
+          <w:rFonts w:ascii="Times New Roman" w:eastAsia="Arial" w:hAnsi="Times New Roman" w:cs="Times New Roman"/>
+          <w:bCs/>
+          <w:color w:val="000000"/>
+        </w:rPr>
+        <w:t>sDRIPS</w:t>
+      </w:r>
+      <w:proofErr w:type="spellEnd"/>
+      <w:r>
+        <w:rPr>
+          <w:rFonts w:ascii="Times New Roman" w:eastAsia="Arial" w:hAnsi="Times New Roman" w:cs="Times New Roman"/>
+          <w:bCs/>
+          <w:color w:val="000000"/>
+        </w:rPr>
+        <w:t xml:space="preserve">-Sense work featured in </w:t>
       </w:r>
       <w:r>
         <w:rPr>
@@ -11436,7 +12019,71 @@
           <w:rFonts w:ascii="Times New Roman" w:eastAsia="Arial" w:hAnsi="Times New Roman" w:cs="Times New Roman"/>
           <w:color w:val="000000"/>
         </w:rPr>
-        <w:t>Satellite remote sensing; optical, thermal, radar, microwave, and altimetry datasets; Landsat, MODIS, Sentinel-1 SAR, Sentinel-2, SMAP, SWOT, and PlanetScope; precipitation and hydrometeorological datasets including IMERG, CHIRPS, GSMaP, and GLDAS; reanalysis and forecast products including ERA5 and GFS; DEMs; in situ observations; CMIP climate simulations and global climate model outputs for hydroclimatic extremes, infrastructure risk, and climate-impact assessment, including CanESM2, GFDL-ESM2M, MIROC-ESM, MPI-ESM, and NorESM; multi-sensor, multi-resolution, and spatio-temporal data fusion.</w:t>
+        <w:t xml:space="preserve">Satellite remote sensing; optical, thermal, radar, microwave, and altimetry datasets; Landsat, MODIS, Sentinel-1 SAR, Sentinel-2, SMAP, SWOT, and </w:t>
+      </w:r>
+      <w:proofErr w:type="spellStart"/>
+      <w:r>
+        <w:rPr>
+          <w:rFonts w:ascii="Times New Roman" w:eastAsia="Arial" w:hAnsi="Times New Roman" w:cs="Times New Roman"/>
+          <w:color w:val="000000"/>
+        </w:rPr>
+        <w:t>PlanetScope</w:t>
+      </w:r>
+      <w:proofErr w:type="spellEnd"/>
+      <w:r>
+        <w:rPr>
+          <w:rFonts w:ascii="Times New Roman" w:eastAsia="Arial" w:hAnsi="Times New Roman" w:cs="Times New Roman"/>
+          <w:color w:val="000000"/>
+        </w:rPr>
+        <w:t xml:space="preserve">; precipitation and hydrometeorological datasets including IMERG, CHIRPS, </w:t>
+      </w:r>
+      <w:proofErr w:type="spellStart"/>
+      <w:r>
+        <w:rPr>
+          <w:rFonts w:ascii="Times New Roman" w:eastAsia="Arial" w:hAnsi="Times New Roman" w:cs="Times New Roman"/>
+          <w:color w:val="000000"/>
+        </w:rPr>
+        <w:t>GSMaP</w:t>
+      </w:r>
+      <w:proofErr w:type="spellEnd"/>
+      <w:r>
+        <w:rPr>
+          <w:rFonts w:ascii="Times New Roman" w:eastAsia="Arial" w:hAnsi="Times New Roman" w:cs="Times New Roman"/>
+          <w:color w:val="000000"/>
+        </w:rPr>
+        <w:t xml:space="preserve">, and GLDAS; reanalysis and forecast products including ERA5 and GFS; DEMs; in situ observations; CMIP climate simulations and global climate model outputs for hydroclimatic extremes, infrastructure risk, and climate-impact assessment, including CanESM2, GFDL-ESM2M, MIROC-ESM, MPI-ESM, and </w:t>
+      </w:r>
+      <w:proofErr w:type="spellStart"/>
+      <w:r>
+        <w:rPr>
+          <w:rFonts w:ascii="Times New Roman" w:eastAsia="Arial" w:hAnsi="Times New Roman" w:cs="Times New Roman"/>
+          <w:color w:val="000000"/>
+        </w:rPr>
+        <w:t>NorESM</w:t>
+      </w:r>
+      <w:proofErr w:type="spellEnd"/>
+      <w:r>
+        <w:rPr>
+          <w:rFonts w:ascii="Times New Roman" w:eastAsia="Arial" w:hAnsi="Times New Roman" w:cs="Times New Roman"/>
+          <w:color w:val="000000"/>
+        </w:rPr>
+        <w:t xml:space="preserve">; multi-sensor, multi-resolution, and </w:t>
+      </w:r>
+      <w:proofErr w:type="spellStart"/>
+      <w:r>
+        <w:rPr>
+          <w:rFonts w:ascii="Times New Roman" w:eastAsia="Arial" w:hAnsi="Times New Roman" w:cs="Times New Roman"/>
+          <w:color w:val="000000"/>
+        </w:rPr>
+        <w:t>spatio</w:t>
+      </w:r>
+      <w:proofErr w:type="spellEnd"/>
+      <w:r>
+        <w:rPr>
+          <w:rFonts w:ascii="Times New Roman" w:eastAsia="Arial" w:hAnsi="Times New Roman" w:cs="Times New Roman"/>
+          <w:color w:val="000000"/>
+        </w:rPr>
+        <w:t>-temporal data fusion.</w:t>
       </w:r>
     </w:p>
     <w:p>
@@ -11535,7 +12182,87 @@
           <w:rFonts w:ascii="Times New Roman" w:eastAsia="Arial" w:hAnsi="Times New Roman" w:cs="Times New Roman"/>
           <w:color w:val="000000"/>
         </w:rPr>
-        <w:t>Python, Google Earth Engine Python and JavaScript APIs, Xarray, Dask, NumPy, Pandas, GeoPandas, Rasterio, SciPy, PyTorch, Scikit-learn, GDAL, ArcGIS, QGIS, MATLAB, Bash, Git, Linux/HPC environments, multiprocessing, parallel and distributed processing, scalable geospatial ETL, raster and vector analytics, spatial statistics, API-driven data ingestion, automated environmental data pipelines, and cloud/HPC-style large-scale analytics.</w:t>
+        <w:t xml:space="preserve">Python, Google Earth Engine Python and JavaScript APIs, </w:t>
+      </w:r>
+      <w:proofErr w:type="spellStart"/>
+      <w:r>
+        <w:rPr>
+          <w:rFonts w:ascii="Times New Roman" w:eastAsia="Arial" w:hAnsi="Times New Roman" w:cs="Times New Roman"/>
+          <w:color w:val="000000"/>
+        </w:rPr>
+        <w:t>Xarray</w:t>
+      </w:r>
+      <w:proofErr w:type="spellEnd"/>
+      <w:r>
+        <w:rPr>
+          <w:rFonts w:ascii="Times New Roman" w:eastAsia="Arial" w:hAnsi="Times New Roman" w:cs="Times New Roman"/>
+          <w:color w:val="000000"/>
+        </w:rPr>
+        <w:t xml:space="preserve">, </w:t>
+      </w:r>
+      <w:proofErr w:type="spellStart"/>
+      <w:r>
+        <w:rPr>
+          <w:rFonts w:ascii="Times New Roman" w:eastAsia="Arial" w:hAnsi="Times New Roman" w:cs="Times New Roman"/>
+          <w:color w:val="000000"/>
+        </w:rPr>
+        <w:t>Dask</w:t>
+      </w:r>
+      <w:proofErr w:type="spellEnd"/>
+      <w:r>
+        <w:rPr>
+          <w:rFonts w:ascii="Times New Roman" w:eastAsia="Arial" w:hAnsi="Times New Roman" w:cs="Times New Roman"/>
+          <w:color w:val="000000"/>
+        </w:rPr>
+        <w:t xml:space="preserve">, NumPy, Pandas, </w:t>
+      </w:r>
+      <w:proofErr w:type="spellStart"/>
+      <w:r>
+        <w:rPr>
+          <w:rFonts w:ascii="Times New Roman" w:eastAsia="Arial" w:hAnsi="Times New Roman" w:cs="Times New Roman"/>
+          <w:color w:val="000000"/>
+        </w:rPr>
+        <w:t>GeoPandas</w:t>
+      </w:r>
+      <w:proofErr w:type="spellEnd"/>
+      <w:r>
+        <w:rPr>
+          <w:rFonts w:ascii="Times New Roman" w:eastAsia="Arial" w:hAnsi="Times New Roman" w:cs="Times New Roman"/>
+          <w:color w:val="000000"/>
+        </w:rPr>
+        <w:t xml:space="preserve">, </w:t>
+      </w:r>
+      <w:proofErr w:type="spellStart"/>
+      <w:r>
+        <w:rPr>
+          <w:rFonts w:ascii="Times New Roman" w:eastAsia="Arial" w:hAnsi="Times New Roman" w:cs="Times New Roman"/>
+          <w:color w:val="000000"/>
+        </w:rPr>
+        <w:t>Rasterio</w:t>
+      </w:r>
+      <w:proofErr w:type="spellEnd"/>
+      <w:r>
+        <w:rPr>
+          <w:rFonts w:ascii="Times New Roman" w:eastAsia="Arial" w:hAnsi="Times New Roman" w:cs="Times New Roman"/>
+          <w:color w:val="000000"/>
+        </w:rPr>
+        <w:t xml:space="preserve">, SciPy, </w:t>
+      </w:r>
+      <w:proofErr w:type="spellStart"/>
+      <w:r>
+        <w:rPr>
+          <w:rFonts w:ascii="Times New Roman" w:eastAsia="Arial" w:hAnsi="Times New Roman" w:cs="Times New Roman"/>
+          <w:color w:val="000000"/>
+        </w:rPr>
+        <w:t>PyTorch</w:t>
+      </w:r>
+      <w:proofErr w:type="spellEnd"/>
+      <w:r>
+        <w:rPr>
+          <w:rFonts w:ascii="Times New Roman" w:eastAsia="Arial" w:hAnsi="Times New Roman" w:cs="Times New Roman"/>
+          <w:color w:val="000000"/>
+        </w:rPr>
+        <w:t>, Scikit-learn, GDAL, ArcGIS, QGIS, MATLAB, Bash, Git, Linux/HPC environments, multiprocessing, parallel and distributed processing, scalable geospatial ETL, raster and vector analytics, spatial statistics, API-driven data ingestion, automated environmental data pipelines, and cloud/HPC-style large-scale analytics.</w:t>
       </w:r>
     </w:p>
     <w:p>
@@ -11597,12 +12324,85 @@
         </w:rPr>
         <w:t xml:space="preserve">Data Formats, Software Development, and Reproducibility: </w:t>
       </w:r>
-      <w:r>
-        <w:rPr>
-          <w:rFonts w:ascii="Times New Roman" w:eastAsia="Arial" w:hAnsi="Times New Roman" w:cs="Times New Roman"/>
-          <w:color w:val="000000"/>
-        </w:rPr>
-        <w:t>NetCDF, HDF5, GeoTIFF, Cloud-Optimized GeoTIFF, metadata-aware processing, reproducible workflows, scientific package development, PyPI package publication, Read the Docs documentation, REST APIs, dashboards, Plotly, Matplotlib, technical documentation, and reproducible scientific workflows.</w:t>
+      <w:proofErr w:type="spellStart"/>
+      <w:r>
+        <w:rPr>
+          <w:rFonts w:ascii="Times New Roman" w:eastAsia="Arial" w:hAnsi="Times New Roman" w:cs="Times New Roman"/>
+          <w:color w:val="000000"/>
+        </w:rPr>
+        <w:t>NetCDF</w:t>
+      </w:r>
+      <w:proofErr w:type="spellEnd"/>
+      <w:r>
+        <w:rPr>
+          <w:rFonts w:ascii="Times New Roman" w:eastAsia="Arial" w:hAnsi="Times New Roman" w:cs="Times New Roman"/>
+          <w:color w:val="000000"/>
+        </w:rPr>
+        <w:t xml:space="preserve">, HDF5, </w:t>
+      </w:r>
+      <w:proofErr w:type="spellStart"/>
+      <w:r>
+        <w:rPr>
+          <w:rFonts w:ascii="Times New Roman" w:eastAsia="Arial" w:hAnsi="Times New Roman" w:cs="Times New Roman"/>
+          <w:color w:val="000000"/>
+        </w:rPr>
+        <w:t>GeoTIFF</w:t>
+      </w:r>
+      <w:proofErr w:type="spellEnd"/>
+      <w:r>
+        <w:rPr>
+          <w:rFonts w:ascii="Times New Roman" w:eastAsia="Arial" w:hAnsi="Times New Roman" w:cs="Times New Roman"/>
+          <w:color w:val="000000"/>
+        </w:rPr>
+        <w:t xml:space="preserve">, Cloud-Optimized </w:t>
+      </w:r>
+      <w:proofErr w:type="spellStart"/>
+      <w:r>
+        <w:rPr>
+          <w:rFonts w:ascii="Times New Roman" w:eastAsia="Arial" w:hAnsi="Times New Roman" w:cs="Times New Roman"/>
+          <w:color w:val="000000"/>
+        </w:rPr>
+        <w:t>GeoTIFF</w:t>
+      </w:r>
+      <w:proofErr w:type="spellEnd"/>
+      <w:r>
+        <w:rPr>
+          <w:rFonts w:ascii="Times New Roman" w:eastAsia="Arial" w:hAnsi="Times New Roman" w:cs="Times New Roman"/>
+          <w:color w:val="000000"/>
+        </w:rPr>
+        <w:t xml:space="preserve">, metadata-aware processing, reproducible workflows, scientific package development, </w:t>
+      </w:r>
+      <w:proofErr w:type="spellStart"/>
+      <w:r>
+        <w:rPr>
+          <w:rFonts w:ascii="Times New Roman" w:eastAsia="Arial" w:hAnsi="Times New Roman" w:cs="Times New Roman"/>
+          <w:color w:val="000000"/>
+        </w:rPr>
+        <w:t>PyPI</w:t>
+      </w:r>
+      <w:proofErr w:type="spellEnd"/>
+      <w:r>
+        <w:rPr>
+          <w:rFonts w:ascii="Times New Roman" w:eastAsia="Arial" w:hAnsi="Times New Roman" w:cs="Times New Roman"/>
+          <w:color w:val="000000"/>
+        </w:rPr>
+        <w:t xml:space="preserve"> package publication, Read the Docs documentation, REST APIs, dashboards, </w:t>
+      </w:r>
+      <w:proofErr w:type="spellStart"/>
+      <w:r>
+        <w:rPr>
+          <w:rFonts w:ascii="Times New Roman" w:eastAsia="Arial" w:hAnsi="Times New Roman" w:cs="Times New Roman"/>
+          <w:color w:val="000000"/>
+        </w:rPr>
+        <w:t>Plotly</w:t>
+      </w:r>
+      <w:proofErr w:type="spellEnd"/>
+      <w:r>
+        <w:rPr>
+          <w:rFonts w:ascii="Times New Roman" w:eastAsia="Arial" w:hAnsi="Times New Roman" w:cs="Times New Roman"/>
+          <w:color w:val="000000"/>
+        </w:rPr>
+        <w:t>, Matplotlib, technical documentation, and reproducible scientific workflows.</w:t>
       </w:r>
     </w:p>
     <w:p>
@@ -11844,6 +12644,7 @@
         <w:spacing w:after="80"/>
         <w:rPr>
           <w:rFonts w:ascii="Times New Roman" w:hAnsi="Times New Roman" w:cs="Times New Roman"/>
+          <w:color w:val="auto"/>
         </w:rPr>
       </w:pPr>
       <w:r>
@@ -11899,22 +12700,110 @@
         <w:spacing w:after="80"/>
         <w:rPr>
           <w:rFonts w:ascii="Times New Roman" w:hAnsi="Times New Roman" w:cs="Times New Roman"/>
-        </w:rPr>
-      </w:pPr>
-      <w:r>
-        <w:rPr>
-          <w:rFonts w:ascii="Times New Roman" w:hAnsi="Times New Roman" w:cs="Times New Roman"/>
-        </w:rPr>
-        <w:t xml:space="preserve">Edward Armstrong </w:t>
-      </w:r>
+          <w:color w:val="auto"/>
+        </w:rPr>
+      </w:pPr>
       <w:r>
         <w:rPr>
           <w:rFonts w:ascii="Times New Roman" w:hAnsi="Times New Roman" w:cs="Times New Roman"/>
           <w:color w:val="auto"/>
         </w:rPr>
+        <w:t xml:space="preserve">Dr. Erkan </w:t>
+      </w:r>
+      <w:proofErr w:type="spellStart"/>
+      <w:r>
+        <w:rPr>
+          <w:rFonts w:ascii="Times New Roman" w:hAnsi="Times New Roman" w:cs="Times New Roman"/>
+          <w:color w:val="auto"/>
+        </w:rPr>
+        <w:t>Istanbulluoglu</w:t>
+      </w:r>
+      <w:proofErr w:type="spellEnd"/>
+      <w:r>
+        <w:rPr>
+          <w:rFonts w:ascii="Times New Roman" w:hAnsi="Times New Roman" w:cs="Times New Roman"/>
+          <w:color w:val="auto"/>
+        </w:rPr>
+        <w:t xml:space="preserve"> (</w:t>
+      </w:r>
+      <w:hyperlink r:id="rId61" w:history="1">
+        <w:r>
+          <w:rPr>
+            <w:rStyle w:val="Hyperlink"/>
+            <w:rFonts w:ascii="Times New Roman" w:hAnsi="Times New Roman" w:cs="Times New Roman"/>
+            <w:color w:val="7F7F7F" w:themeColor="text1" w:themeTint="80"/>
+          </w:rPr>
+          <w:t>erkani@uw.edu</w:t>
+        </w:r>
+      </w:hyperlink>
+      <w:r>
+        <w:rPr>
+          <w:rFonts w:ascii="Times New Roman" w:hAnsi="Times New Roman" w:cs="Times New Roman"/>
+          <w:color w:val="auto"/>
+        </w:rPr>
+        <w:t>) - University of Washington</w:t>
+      </w:r>
+    </w:p>
+    <w:p>
+      <w:pPr>
+        <w:spacing w:after="80"/>
+        <w:rPr>
+          <w:rFonts w:ascii="Times New Roman" w:hAnsi="Times New Roman" w:cs="Times New Roman"/>
+        </w:rPr>
+      </w:pPr>
+      <w:r>
+        <w:rPr>
+          <w:rFonts w:ascii="Times New Roman" w:hAnsi="Times New Roman" w:cs="Times New Roman"/>
+          <w:color w:val="auto"/>
+        </w:rPr>
+        <w:t>Dr. Nicoleta Cristea (</w:t>
+      </w:r>
+      <w:hyperlink r:id="rId62" w:history="1">
+        <w:r>
+          <w:rPr>
+            <w:rStyle w:val="Hyperlink"/>
+            <w:rFonts w:ascii="Times New Roman" w:hAnsi="Times New Roman" w:cs="Times New Roman"/>
+            <w:color w:val="7F7F7F" w:themeColor="text1" w:themeTint="80"/>
+          </w:rPr>
+          <w:t>cristn@uw.edu</w:t>
+        </w:r>
+      </w:hyperlink>
+      <w:r>
+        <w:rPr>
+          <w:rFonts w:ascii="Times New Roman" w:hAnsi="Times New Roman" w:cs="Times New Roman"/>
+          <w:color w:val="auto"/>
+        </w:rPr>
+        <w:t>) - University of Washington</w:t>
+      </w:r>
+      <w:r>
+        <w:rPr>
+          <w:rFonts w:ascii="Times New Roman" w:hAnsi="Times New Roman" w:cs="Times New Roman"/>
+          <w:color w:val="auto"/>
+        </w:rPr>
+        <w:t xml:space="preserve"> </w:t>
+      </w:r>
+    </w:p>
+    <w:p>
+      <w:pPr>
+        <w:spacing w:after="80"/>
+        <w:rPr>
+          <w:rFonts w:ascii="Times New Roman" w:hAnsi="Times New Roman" w:cs="Times New Roman"/>
+        </w:rPr>
+      </w:pPr>
+      <w:r>
+        <w:rPr>
+          <w:rFonts w:ascii="Times New Roman" w:hAnsi="Times New Roman" w:cs="Times New Roman"/>
+        </w:rPr>
+        <w:t xml:space="preserve">Edward Armstrong </w:t>
+      </w:r>
+      <w:r>
+        <w:rPr>
+          <w:rFonts w:ascii="Times New Roman" w:hAnsi="Times New Roman" w:cs="Times New Roman"/>
+          <w:color w:val="auto"/>
+        </w:rPr>
         <w:t>(</w:t>
       </w:r>
-      <w:hyperlink r:id="rId61" w:history="1">
+      <w:hyperlink r:id="rId63" w:history="1">
         <w:r>
           <w:rPr>
             <w:rStyle w:val="Hyperlink"/>
@@ -11993,7 +12882,7 @@
         </w:rPr>
         <w:t>Karen Yuen (</w:t>
       </w:r>
-      <w:hyperlink r:id="rId62" w:history="1">
+      <w:hyperlink r:id="rId64" w:history="1">
         <w:r>
           <w:rPr>
             <w:rStyle w:val="Hyperlink"/>
@@ -12065,8 +12954,8 @@
       </w:r>
     </w:p>
     <w:sectPr>
-      <w:footerReference w:type="default" r:id="rId63"/>
-      <w:headerReference w:type="first" r:id="rId64"/>
+      <w:footerReference w:type="default" r:id="rId65"/>
+      <w:headerReference w:type="first" r:id="rId66"/>
       <w:pgSz w:w="12240" w:h="15840"/>
       <w:pgMar w:top="790" w:right="1512" w:bottom="720" w:left="1368" w:header="288" w:footer="288" w:gutter="0"/>
       <w:pgNumType w:start="1"/>
@@ -15671,8 +16560,10 @@
     <w:rsid w:val="002971FC"/>
     <w:rsid w:val="002D44A7"/>
     <w:rsid w:val="002E192B"/>
+    <w:rsid w:val="00322993"/>
     <w:rsid w:val="00323FA0"/>
     <w:rsid w:val="003633AD"/>
+    <w:rsid w:val="003643D8"/>
     <w:rsid w:val="003716FA"/>
     <w:rsid w:val="00374863"/>
     <w:rsid w:val="003822A1"/>
@@ -15681,6 +16572,7 @@
     <w:rsid w:val="00427330"/>
     <w:rsid w:val="00433F07"/>
     <w:rsid w:val="00455956"/>
+    <w:rsid w:val="00470568"/>
     <w:rsid w:val="004A46D7"/>
     <w:rsid w:val="004B1414"/>
     <w:rsid w:val="00520193"/>

--- a/Shahzaib_CV.docx
+++ b/Shahzaib_CV.docx
@@ -1,6 +1,6 @@
 
 <file path=word/document.xml><?xml version="1.0" encoding="utf-8"?>
-<w:document xmlns:wpc="http://schemas.microsoft.com/office/word/2010/wordprocessingCanvas" xmlns:cx="http://schemas.microsoft.com/office/drawing/2014/chartex" xmlns:cx1="http://schemas.microsoft.com/office/drawing/2015/9/8/chartex" xmlns:cx2="http://schemas.microsoft.com/office/drawing/2015/10/21/chartex" xmlns:cx3="http://schemas.microsoft.com/office/drawing/2016/5/9/chartex" xmlns:cx4="http://schemas.microsoft.com/office/drawing/2016/5/10/chartex" xmlns:cx5="http://schemas.microsoft.com/office/drawing/2016/5/11/chartex" xmlns:cx6="http://schemas.microsoft.com/office/drawing/2016/5/12/chartex" xmlns:cx7="http://schemas.microsoft.com/office/drawing/2016/5/13/chartex" xmlns:cx8="http://schemas.microsoft.com/office/drawing/2016/5/14/chartex" xmlns:mc="http://schemas.openxmlformats.org/markup-compatibility/2006" xmlns:aink="http://schemas.microsoft.com/office/drawing/2016/ink" xmlns:am3d="http://schemas.microsoft.com/office/drawing/2017/model3d" xmlns:o="urn:schemas-microsoft-com:office:office" xmlns:oel="http://schemas.microsoft.com/office/2019/extlst" xmlns:r="http://schemas.openxmlformats.org/officeDocument/2006/relationships" xmlns:m="http://schemas.openxmlformats.org/officeDocument/2006/math" xmlns:v="urn:schemas-microsoft-com:vml" xmlns:wp14="http://schemas.microsoft.com/office/word/2010/wordprocessingDrawing" xmlns:wp="http://schemas.openxmlformats.org/drawingml/2006/wordprocessingDrawing" xmlns:w10="urn:schemas-microsoft-com:office:word" xmlns:w="http://schemas.openxmlformats.org/wordprocessingml/2006/main" xmlns:w14="http://schemas.microsoft.com/office/word/2010/wordml" xmlns:w15="http://schemas.microsoft.com/office/word/2012/wordml" xmlns:w16cei="http://schemas.microsoft.com/office/word/2026/wordml/cei" xmlns:w16cex="http://schemas.microsoft.com/office/word/2018/wordml/cex" xmlns:w16cid="http://schemas.microsoft.com/office/word/2016/wordml/cid" xmlns:w16="http://schemas.microsoft.com/office/word/2018/wordml" xmlns:w16du="http://schemas.microsoft.com/office/word/2023/wordml/word16du" xmlns:w16sdtdh="http://schemas.microsoft.com/office/word/2020/wordml/sdtdatahash" xmlns:w16sdtfl="http://schemas.microsoft.com/office/word/2024/wordml/sdtformatlock" xmlns:w16se="http://schemas.microsoft.com/office/word/2015/wordml/symex" xmlns:wpg="http://schemas.microsoft.com/office/word/2010/wordprocessingGroup" xmlns:wpi="http://schemas.microsoft.com/office/word/2010/wordprocessingInk" xmlns:wne="http://schemas.microsoft.com/office/word/2006/wordml" xmlns:wps="http://schemas.microsoft.com/office/word/2010/wordprocessingShape" mc:Ignorable="w14 w15 w16se w16cid w16 w16cex w16sdtdh w16sdtfl w16du wp14">
+<w:document xmlns:wpc="http://schemas.microsoft.com/office/word/2010/wordprocessingCanvas" xmlns:cx="http://schemas.microsoft.com/office/drawing/2014/chartex" xmlns:cx1="http://schemas.microsoft.com/office/drawing/2015/9/8/chartex" xmlns:cx2="http://schemas.microsoft.com/office/drawing/2015/10/21/chartex" xmlns:cx3="http://schemas.microsoft.com/office/drawing/2016/5/9/chartex" xmlns:cx4="http://schemas.microsoft.com/office/drawing/2016/5/10/chartex" xmlns:cx5="http://schemas.microsoft.com/office/drawing/2016/5/11/chartex" xmlns:cx6="http://schemas.microsoft.com/office/drawing/2016/5/12/chartex" xmlns:cx7="http://schemas.microsoft.com/office/drawing/2016/5/13/chartex" xmlns:cx8="http://schemas.microsoft.com/office/drawing/2016/5/14/chartex" xmlns:mc="http://schemas.openxmlformats.org/markup-compatibility/2006" xmlns:aink="http://schemas.microsoft.com/office/drawing/2016/ink" xmlns:am3d="http://schemas.microsoft.com/office/drawing/2017/model3d" xmlns:o="urn:schemas-microsoft-com:office:office" xmlns:oel="http://schemas.microsoft.com/office/2019/extlst" xmlns:r="http://schemas.openxmlformats.org/officeDocument/2006/relationships" xmlns:m="http://schemas.openxmlformats.org/officeDocument/2006/math" xmlns:v="urn:schemas-microsoft-com:vml" xmlns:wp14="http://schemas.microsoft.com/office/word/2010/wordprocessingDrawing" xmlns:wp="http://schemas.openxmlformats.org/drawingml/2006/wordprocessingDrawing" xmlns:w10="urn:schemas-microsoft-com:office:word" xmlns:w="http://schemas.openxmlformats.org/wordprocessingml/2006/main" xmlns:w14="http://schemas.microsoft.com/office/word/2010/wordml" xmlns:w15="http://schemas.microsoft.com/office/word/2012/wordml" xmlns:w16cex="http://schemas.microsoft.com/office/word/2018/wordml/cex" xmlns:w16cid="http://schemas.microsoft.com/office/word/2016/wordml/cid" xmlns:w16="http://schemas.microsoft.com/office/word/2018/wordml" xmlns:w16du="http://schemas.microsoft.com/office/word/2023/wordml/word16du" xmlns:w16sdtdh="http://schemas.microsoft.com/office/word/2020/wordml/sdtdatahash" xmlns:w16sdtfl="http://schemas.microsoft.com/office/word/2024/wordml/sdtformatlock" xmlns:w16se="http://schemas.microsoft.com/office/word/2015/wordml/symex" xmlns:wpg="http://schemas.microsoft.com/office/word/2010/wordprocessingGroup" xmlns:wpi="http://schemas.microsoft.com/office/word/2010/wordprocessingInk" xmlns:wne="http://schemas.microsoft.com/office/word/2006/wordml" xmlns:wps="http://schemas.microsoft.com/office/word/2010/wordprocessingShape" mc:Ignorable="w14 w15 w16se w16cid w16 w16cex w16sdtdh w16sdtfl w16du wp14">
   <w:body>
     <w:p>
       <w:pPr>
@@ -732,7 +732,7 @@
               </wp:inline>
             </w:drawing>
           </mc:Choice>
-          <mc:Fallback>
+          <mc:Fallback xmlns:w16cei="http://schemas.microsoft.com/office/word/2026/wordml/cei">
             <w:pict>
               <v:line w14:anchorId="6CF5C5B8" id="Straight Connector 1" o:spid="_x0000_s1026" alt="&quot;&quot;" style="visibility:visible;mso-wrap-style:square;mso-left-percent:-10001;mso-top-percent:-10001;mso-position-horizontal:absolute;mso-position-horizontal-relative:char;mso-position-vertical:absolute;mso-position-vertical-relative:line;mso-left-percent:-10001;mso-top-percent:-10001" from="0,0" to="468pt,0" o:gfxdata="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" strokecolor="windowText" strokeweight=".5pt">
                 <v:stroke joinstyle="miter"/>
@@ -1207,8 +1207,6 @@
           <w:szCs w:val="26"/>
         </w:rPr>
       </w:pPr>
-      <w:proofErr w:type="spellStart"/>
-      <w:proofErr w:type="gramStart"/>
       <w:r>
         <w:rPr>
           <w:rFonts w:ascii="Times New Roman" w:eastAsia="MS Gothic" w:hAnsi="Times New Roman" w:cs="Times New Roman"/>
@@ -1227,8 +1225,6 @@
         </w:rPr>
         <w:t>.Tech</w:t>
       </w:r>
-      <w:proofErr w:type="spellEnd"/>
-      <w:proofErr w:type="gramEnd"/>
       <w:r>
         <w:rPr>
           <w:rFonts w:ascii="Times New Roman" w:eastAsia="MS Gothic" w:hAnsi="Times New Roman" w:cs="Times New Roman"/>
@@ -1467,7 +1463,7 @@
               </wp:inline>
             </w:drawing>
           </mc:Choice>
-          <mc:Fallback>
+          <mc:Fallback xmlns:w16cei="http://schemas.microsoft.com/office/word/2026/wordml/cei">
             <w:pict>
               <v:line w14:anchorId="3E1515CD" id="Straight Connector 1" o:spid="_x0000_s1026" alt="&quot;&quot;" style="visibility:visible;mso-wrap-style:square;mso-left-percent:-10001;mso-top-percent:-10001;mso-position-horizontal:absolute;mso-position-horizontal-relative:char;mso-position-vertical:absolute;mso-position-vertical-relative:line;mso-left-percent:-10001;mso-top-percent:-10001" from="0,0" to="468pt,0" o:gfxdata="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" strokecolor="windowText" strokeweight=".5pt">
                 <v:stroke joinstyle="miter"/>
@@ -2474,7 +2470,7 @@
               </wp:inline>
             </w:drawing>
           </mc:Choice>
-          <mc:Fallback>
+          <mc:Fallback xmlns:w16cei="http://schemas.microsoft.com/office/word/2026/wordml/cei">
             <w:pict>
               <v:line w14:anchorId="21EA56F5" id="Straight Connector 1" o:spid="_x0000_s1026" alt="&quot;&quot;" style="visibility:visible;mso-wrap-style:square;mso-left-percent:-10001;mso-top-percent:-10001;mso-position-horizontal:absolute;mso-position-horizontal-relative:char;mso-position-vertical:absolute;mso-position-vertical-relative:line;mso-left-percent:-10001;mso-top-percent:-10001" from="0,0" to="468pt,0" o:gfxdata="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" strokecolor="windowText" strokeweight=".5pt">
                 <v:stroke joinstyle="miter"/>
@@ -2504,118 +2500,16 @@
           <w:rFonts w:ascii="Times New Roman" w:eastAsia="Arial" w:hAnsi="Times New Roman" w:cs="Times New Roman"/>
           <w:color w:val="000000"/>
         </w:rPr>
-        <w:t>M</w:t>
-      </w:r>
-      <w:r>
-        <w:rPr>
-          <w:rFonts w:ascii="Times New Roman" w:eastAsia="Arial" w:hAnsi="Times New Roman" w:cs="Times New Roman"/>
-          <w:color w:val="000000"/>
-        </w:rPr>
-        <w:t>.</w:t>
-      </w:r>
-      <w:r>
-        <w:rPr>
-          <w:rFonts w:ascii="Times New Roman" w:eastAsia="Arial" w:hAnsi="Times New Roman" w:cs="Times New Roman"/>
-          <w:color w:val="000000"/>
-        </w:rPr>
-        <w:t xml:space="preserve"> Sharma, F</w:t>
-      </w:r>
-      <w:r>
-        <w:rPr>
-          <w:rFonts w:ascii="Times New Roman" w:eastAsia="Arial" w:hAnsi="Times New Roman" w:cs="Times New Roman"/>
-          <w:color w:val="000000"/>
-        </w:rPr>
-        <w:t>.</w:t>
-      </w:r>
-      <w:r>
-        <w:rPr>
-          <w:rFonts w:ascii="Times New Roman" w:eastAsia="Arial" w:hAnsi="Times New Roman" w:cs="Times New Roman"/>
-          <w:color w:val="000000"/>
-        </w:rPr>
-        <w:t xml:space="preserve"> Hossain, S</w:t>
-      </w:r>
-      <w:r>
-        <w:rPr>
-          <w:rFonts w:ascii="Times New Roman" w:eastAsia="Arial" w:hAnsi="Times New Roman" w:cs="Times New Roman"/>
-          <w:color w:val="000000"/>
-        </w:rPr>
-        <w:t>.</w:t>
-      </w:r>
-      <w:r>
-        <w:rPr>
-          <w:rFonts w:ascii="Times New Roman" w:eastAsia="Arial" w:hAnsi="Times New Roman" w:cs="Times New Roman"/>
-          <w:color w:val="000000"/>
-        </w:rPr>
-        <w:t xml:space="preserve"> Suresh, T</w:t>
-      </w:r>
-      <w:r>
-        <w:rPr>
-          <w:rFonts w:ascii="Times New Roman" w:eastAsia="Arial" w:hAnsi="Times New Roman" w:cs="Times New Roman"/>
-          <w:color w:val="000000"/>
-        </w:rPr>
-        <w:t>.</w:t>
-      </w:r>
-      <w:r>
-        <w:rPr>
-          <w:rFonts w:ascii="Times New Roman" w:eastAsia="Arial" w:hAnsi="Times New Roman" w:cs="Times New Roman"/>
-          <w:color w:val="000000"/>
-        </w:rPr>
-        <w:t xml:space="preserve"> Pavelsky, S</w:t>
-      </w:r>
-      <w:r>
-        <w:rPr>
-          <w:rFonts w:ascii="Times New Roman" w:eastAsia="Arial" w:hAnsi="Times New Roman" w:cs="Times New Roman"/>
-          <w:color w:val="000000"/>
-        </w:rPr>
-        <w:t>.</w:t>
-      </w:r>
-      <w:r>
-        <w:rPr>
-          <w:rFonts w:ascii="Times New Roman" w:eastAsia="Arial" w:hAnsi="Times New Roman" w:cs="Times New Roman"/>
-          <w:color w:val="000000"/>
-        </w:rPr>
-        <w:t xml:space="preserve"> Minocha</w:t>
-      </w:r>
-      <w:r>
-        <w:rPr>
-          <w:rFonts w:ascii="Times New Roman" w:eastAsia="Arial" w:hAnsi="Times New Roman" w:cs="Times New Roman"/>
-          <w:color w:val="000000"/>
-        </w:rPr>
-        <w:t>,</w:t>
-      </w:r>
-      <w:r>
-        <w:rPr>
-          <w:rFonts w:ascii="Times New Roman" w:eastAsia="Arial" w:hAnsi="Times New Roman" w:cs="Times New Roman"/>
-          <w:color w:val="000000"/>
-        </w:rPr>
-        <w:t xml:space="preserve"> and </w:t>
-      </w:r>
-      <w:r>
-        <w:rPr>
-          <w:rFonts w:ascii="Times New Roman" w:eastAsia="Arial" w:hAnsi="Times New Roman" w:cs="Times New Roman"/>
-          <w:b/>
-          <w:bCs/>
-          <w:color w:val="000000"/>
-        </w:rPr>
-        <w:t>S</w:t>
-      </w:r>
-      <w:r>
-        <w:rPr>
-          <w:rFonts w:ascii="Times New Roman" w:eastAsia="Arial" w:hAnsi="Times New Roman" w:cs="Times New Roman"/>
-          <w:b/>
-          <w:bCs/>
-          <w:color w:val="000000"/>
-        </w:rPr>
-        <w:t>.</w:t>
-      </w:r>
-      <w:r>
-        <w:rPr>
-          <w:rFonts w:ascii="Times New Roman" w:eastAsia="Arial" w:hAnsi="Times New Roman" w:cs="Times New Roman"/>
-          <w:b/>
-          <w:bCs/>
-          <w:color w:val="000000"/>
-        </w:rPr>
-        <w:t xml:space="preserve"> Khan</w:t>
+        <w:t xml:space="preserve">M. Sharma, F. Hossain, S. Suresh, T. Pavelsky, S. Minocha, and </w:t>
+      </w:r>
+      <w:r>
+        <w:rPr>
+          <w:rFonts w:ascii="Times New Roman" w:eastAsia="Arial" w:hAnsi="Times New Roman" w:cs="Times New Roman"/>
+          <w:b/>
+          <w:bCs/>
+          <w:color w:val="000000"/>
+        </w:rPr>
+        <w:t>S. Khan</w:t>
       </w:r>
       <w:r>
         <w:rPr>
@@ -2652,82 +2546,16 @@
           <w:iCs/>
           <w:color w:val="000000"/>
         </w:rPr>
-        <w:t>G</w:t>
-      </w:r>
-      <w:r>
-        <w:rPr>
-          <w:rFonts w:ascii="Times New Roman" w:eastAsia="Arial" w:hAnsi="Times New Roman" w:cs="Times New Roman"/>
-          <w:i/>
-          <w:iCs/>
-          <w:color w:val="000000"/>
-        </w:rPr>
-        <w:t xml:space="preserve">eophysical </w:t>
-      </w:r>
-      <w:r>
-        <w:rPr>
-          <w:rFonts w:ascii="Times New Roman" w:eastAsia="Arial" w:hAnsi="Times New Roman" w:cs="Times New Roman"/>
-          <w:i/>
-          <w:iCs/>
-          <w:color w:val="000000"/>
-        </w:rPr>
-        <w:t>R</w:t>
-      </w:r>
-      <w:r>
-        <w:rPr>
-          <w:rFonts w:ascii="Times New Roman" w:eastAsia="Arial" w:hAnsi="Times New Roman" w:cs="Times New Roman"/>
-          <w:i/>
-          <w:iCs/>
-          <w:color w:val="000000"/>
-        </w:rPr>
-        <w:t xml:space="preserve">esearch </w:t>
-      </w:r>
-      <w:r>
-        <w:rPr>
-          <w:rFonts w:ascii="Times New Roman" w:eastAsia="Arial" w:hAnsi="Times New Roman" w:cs="Times New Roman"/>
-          <w:i/>
-          <w:iCs/>
-          <w:color w:val="000000"/>
-        </w:rPr>
-        <w:t>L</w:t>
-      </w:r>
-      <w:r>
-        <w:rPr>
-          <w:rFonts w:ascii="Times New Roman" w:eastAsia="Arial" w:hAnsi="Times New Roman" w:cs="Times New Roman"/>
-          <w:i/>
-          <w:iCs/>
-          <w:color w:val="000000"/>
-        </w:rPr>
-        <w:t>etters</w:t>
-      </w:r>
-      <w:r>
-        <w:rPr>
-          <w:rFonts w:ascii="Times New Roman" w:eastAsia="Arial" w:hAnsi="Times New Roman" w:cs="Times New Roman"/>
-          <w:i/>
-          <w:iCs/>
-          <w:color w:val="000000"/>
-        </w:rPr>
-        <w:t xml:space="preserve"> </w:t>
-      </w:r>
-      <w:r>
-        <w:rPr>
-          <w:rFonts w:ascii="Times New Roman" w:eastAsia="Arial" w:hAnsi="Times New Roman" w:cs="Times New Roman"/>
-          <w:color w:val="000000"/>
-        </w:rPr>
-        <w:t xml:space="preserve">(In </w:t>
-      </w:r>
-      <w:r>
-        <w:rPr>
-          <w:rFonts w:ascii="Times New Roman" w:eastAsia="Arial" w:hAnsi="Times New Roman" w:cs="Times New Roman"/>
-          <w:color w:val="000000"/>
-        </w:rPr>
-        <w:t>Revision</w:t>
-      </w:r>
-      <w:r>
-        <w:rPr>
-          <w:rFonts w:ascii="Times New Roman" w:eastAsia="Arial" w:hAnsi="Times New Roman" w:cs="Times New Roman"/>
-          <w:color w:val="000000"/>
-        </w:rPr>
-        <w:t>)</w:t>
+        <w:t>Geophysical Research Letter</w:t>
+      </w:r>
+      <w:r>
+        <w:rPr>
+          <w:rFonts w:ascii="Times New Roman" w:eastAsia="Arial" w:hAnsi="Times New Roman" w:cs="Times New Roman"/>
+          <w:i/>
+          <w:iCs/>
+          <w:color w:val="000000"/>
+        </w:rPr>
+        <w:t>s (In Press).</w:t>
       </w:r>
     </w:p>
     <w:p>
@@ -2758,125 +2586,16 @@
           <w:rFonts w:ascii="Times New Roman" w:eastAsia="Arial" w:hAnsi="Times New Roman" w:cs="Times New Roman"/>
           <w:color w:val="000000"/>
         </w:rPr>
-        <w:t>Y</w:t>
-      </w:r>
-      <w:r>
-        <w:rPr>
-          <w:rFonts w:ascii="Times New Roman" w:eastAsia="Arial" w:hAnsi="Times New Roman" w:cs="Times New Roman"/>
-          <w:color w:val="000000"/>
-        </w:rPr>
-        <w:t xml:space="preserve">. </w:t>
-      </w:r>
-      <w:r>
-        <w:rPr>
-          <w:rFonts w:ascii="Times New Roman" w:eastAsia="Arial" w:hAnsi="Times New Roman" w:cs="Times New Roman"/>
-          <w:color w:val="000000"/>
-        </w:rPr>
-        <w:t>O</w:t>
-      </w:r>
-      <w:r>
-        <w:rPr>
-          <w:rFonts w:ascii="Times New Roman" w:eastAsia="Arial" w:hAnsi="Times New Roman" w:cs="Times New Roman"/>
-          <w:color w:val="000000"/>
-        </w:rPr>
-        <w:t xml:space="preserve">. </w:t>
-      </w:r>
-      <w:r>
-        <w:rPr>
-          <w:rFonts w:ascii="Times New Roman" w:eastAsia="Arial" w:hAnsi="Times New Roman" w:cs="Times New Roman"/>
-          <w:color w:val="000000"/>
-        </w:rPr>
-        <w:t>Wang</w:t>
-      </w:r>
-      <w:r>
-        <w:rPr>
-          <w:rFonts w:ascii="Times New Roman" w:eastAsia="Arial" w:hAnsi="Times New Roman" w:cs="Times New Roman"/>
-          <w:color w:val="000000"/>
-        </w:rPr>
-        <w:t xml:space="preserve">, </w:t>
-      </w:r>
-      <w:r>
-        <w:rPr>
-          <w:rFonts w:ascii="Times New Roman" w:eastAsia="Arial" w:hAnsi="Times New Roman" w:cs="Times New Roman"/>
-          <w:color w:val="000000"/>
-        </w:rPr>
-        <w:t>G</w:t>
-      </w:r>
-      <w:r>
-        <w:rPr>
-          <w:rFonts w:ascii="Times New Roman" w:eastAsia="Arial" w:hAnsi="Times New Roman" w:cs="Times New Roman"/>
-          <w:color w:val="000000"/>
-        </w:rPr>
-        <w:t xml:space="preserve">. </w:t>
-      </w:r>
-      <w:r>
-        <w:rPr>
-          <w:rFonts w:ascii="Times New Roman" w:eastAsia="Arial" w:hAnsi="Times New Roman" w:cs="Times New Roman"/>
-          <w:color w:val="000000"/>
-        </w:rPr>
-        <w:t>Darkwah</w:t>
-      </w:r>
-      <w:r>
-        <w:rPr>
-          <w:rFonts w:ascii="Times New Roman" w:eastAsia="Arial" w:hAnsi="Times New Roman" w:cs="Times New Roman"/>
-          <w:color w:val="000000"/>
-        </w:rPr>
-        <w:t>, F. Hossain (202</w:t>
-      </w:r>
-      <w:r>
-        <w:rPr>
-          <w:rFonts w:ascii="Times New Roman" w:eastAsia="Arial" w:hAnsi="Times New Roman" w:cs="Times New Roman"/>
-          <w:color w:val="000000"/>
-        </w:rPr>
-        <w:t>6</w:t>
-      </w:r>
-      <w:r>
-        <w:rPr>
-          <w:rFonts w:ascii="Times New Roman" w:eastAsia="Arial" w:hAnsi="Times New Roman" w:cs="Times New Roman"/>
-          <w:color w:val="000000"/>
-        </w:rPr>
-        <w:t xml:space="preserve">). </w:t>
-      </w:r>
-      <w:r>
-        <w:rPr>
-          <w:rFonts w:ascii="Times New Roman" w:eastAsia="Arial" w:hAnsi="Times New Roman" w:cs="Times New Roman"/>
-          <w:color w:val="000000"/>
-        </w:rPr>
-        <w:t>When the Cloud Warms the River: A Call for Monitoring Data Center Impacts in the Age of AI</w:t>
-      </w:r>
-      <w:r>
-        <w:rPr>
-          <w:rFonts w:ascii="Times New Roman" w:eastAsia="Arial" w:hAnsi="Times New Roman" w:cs="Times New Roman"/>
-          <w:color w:val="000000"/>
-        </w:rPr>
-        <w:t xml:space="preserve">, </w:t>
-      </w:r>
-      <w:r>
-        <w:rPr>
-          <w:rFonts w:ascii="Times New Roman" w:eastAsia="Arial" w:hAnsi="Times New Roman" w:cs="Times New Roman"/>
-          <w:i/>
-          <w:iCs/>
-          <w:color w:val="000000"/>
-        </w:rPr>
-        <w:t>AGU</w:t>
-      </w:r>
-      <w:r>
-        <w:rPr>
-          <w:rFonts w:ascii="Times New Roman" w:eastAsia="Arial" w:hAnsi="Times New Roman" w:cs="Times New Roman"/>
-          <w:i/>
-          <w:iCs/>
-          <w:color w:val="000000"/>
-        </w:rPr>
-        <w:t xml:space="preserve"> </w:t>
-      </w:r>
-      <w:r>
-        <w:rPr>
-          <w:rFonts w:ascii="Times New Roman" w:eastAsia="Arial" w:hAnsi="Times New Roman" w:cs="Times New Roman"/>
-          <w:i/>
-          <w:iCs/>
-          <w:color w:val="000000"/>
-        </w:rPr>
-        <w:t>Advances</w:t>
+        <w:t xml:space="preserve">Y. O. Wang, G. Darkwah, F. Hossain (2026). When the Cloud Warms the River: A Call for Monitoring Data Center Impacts in the Age of AI, </w:t>
+      </w:r>
+      <w:r>
+        <w:rPr>
+          <w:rFonts w:ascii="Times New Roman" w:eastAsia="Arial" w:hAnsi="Times New Roman" w:cs="Times New Roman"/>
+          <w:i/>
+          <w:iCs/>
+          <w:color w:val="000000"/>
+        </w:rPr>
+        <w:t>AGU Advances</w:t>
       </w:r>
       <w:r>
         <w:rPr>
@@ -2949,23 +2668,7 @@
           <w:rFonts w:ascii="Times New Roman" w:eastAsia="Arial" w:hAnsi="Times New Roman" w:cs="Times New Roman"/>
           <w:color w:val="000000"/>
         </w:rPr>
-        <w:t xml:space="preserve">Satellite Data Rendered Irrigation using Penman-Monteith and SEBAL – </w:t>
-      </w:r>
-      <w:proofErr w:type="spellStart"/>
-      <w:r>
-        <w:rPr>
-          <w:rFonts w:ascii="Times New Roman" w:eastAsia="Arial" w:hAnsi="Times New Roman" w:cs="Times New Roman"/>
-          <w:color w:val="000000"/>
-        </w:rPr>
-        <w:t>sDRIPS</w:t>
-      </w:r>
-      <w:proofErr w:type="spellEnd"/>
-      <w:r>
-        <w:rPr>
-          <w:rFonts w:ascii="Times New Roman" w:eastAsia="Arial" w:hAnsi="Times New Roman" w:cs="Times New Roman"/>
-          <w:color w:val="000000"/>
-        </w:rPr>
-        <w:t xml:space="preserve"> for Surface Water Irrigation Optimization, </w:t>
+        <w:t xml:space="preserve">Satellite Data Rendered Irrigation using Penman-Monteith and SEBAL – sDRIPS for Surface Water Irrigation Optimization, </w:t>
       </w:r>
       <w:r>
         <w:rPr>
@@ -3185,23 +2888,7 @@
           <w:rFonts w:ascii="Times New Roman" w:eastAsia="Arial" w:hAnsi="Times New Roman" w:cs="Times New Roman"/>
           <w:color w:val="000000"/>
         </w:rPr>
-        <w:t>). (</w:t>
-      </w:r>
-      <w:proofErr w:type="spellStart"/>
-      <w:r>
-        <w:rPr>
-          <w:rFonts w:ascii="Times New Roman" w:eastAsia="Arial" w:hAnsi="Times New Roman" w:cs="Times New Roman"/>
-          <w:color w:val="000000"/>
-        </w:rPr>
-        <w:t>sDRIPS</w:t>
-      </w:r>
-      <w:proofErr w:type="spellEnd"/>
-      <w:r>
-        <w:rPr>
-          <w:rFonts w:ascii="Times New Roman" w:eastAsia="Arial" w:hAnsi="Times New Roman" w:cs="Times New Roman"/>
-          <w:color w:val="000000"/>
-        </w:rPr>
-        <w:t xml:space="preserve">): A Cloud-Based, Open-Source Python Package for Satellite-Informed Surface Water Irrigation Optimization. </w:t>
+        <w:t xml:space="preserve">). (sDRIPS): A Cloud-Based, Open-Source Python Package for Satellite-Informed Surface Water Irrigation Optimization. </w:t>
       </w:r>
       <w:r>
         <w:rPr>
@@ -3322,23 +3009,7 @@
           <w:rFonts w:ascii="Times New Roman" w:eastAsia="Arial" w:hAnsi="Times New Roman" w:cs="Times New Roman"/>
           <w:color w:val="000000"/>
         </w:rPr>
-        <w:t xml:space="preserve">A. M. Gómez, S. </w:t>
-      </w:r>
-      <w:proofErr w:type="spellStart"/>
-      <w:r>
-        <w:rPr>
-          <w:rFonts w:ascii="Times New Roman" w:eastAsia="Arial" w:hAnsi="Times New Roman" w:cs="Times New Roman"/>
-          <w:color w:val="000000"/>
-        </w:rPr>
-        <w:t>Biancamaria</w:t>
-      </w:r>
-      <w:proofErr w:type="spellEnd"/>
-      <w:r>
-        <w:rPr>
-          <w:rFonts w:ascii="Times New Roman" w:eastAsia="Arial" w:hAnsi="Times New Roman" w:cs="Times New Roman"/>
-          <w:color w:val="000000"/>
-        </w:rPr>
-        <w:t xml:space="preserve">, T. Pavelsky, K. Nielsen, G. Parkins, M. Lane, </w:t>
+        <w:t xml:space="preserve">A. M. Gómez, S. Biancamaria, T. Pavelsky, K. Nielsen, G. Parkins, M. Lane, </w:t>
       </w:r>
       <w:r>
         <w:rPr>
@@ -3354,59 +3025,16 @@
           <w:rFonts w:ascii="Times New Roman" w:eastAsia="Arial" w:hAnsi="Times New Roman" w:cs="Times New Roman"/>
           <w:color w:val="000000"/>
         </w:rPr>
-        <w:t xml:space="preserve">, F. Hossain, R. Bhattarai, S. Ghafoor, J.F. </w:t>
-      </w:r>
-      <w:proofErr w:type="spellStart"/>
-      <w:r>
-        <w:rPr>
-          <w:rFonts w:ascii="Times New Roman" w:eastAsia="Arial" w:hAnsi="Times New Roman" w:cs="Times New Roman"/>
-          <w:color w:val="000000"/>
-        </w:rPr>
-        <w:t>Crétaux</w:t>
-      </w:r>
-      <w:proofErr w:type="spellEnd"/>
-      <w:r>
-        <w:rPr>
-          <w:rFonts w:ascii="Times New Roman" w:eastAsia="Arial" w:hAnsi="Times New Roman" w:cs="Times New Roman"/>
-          <w:color w:val="000000"/>
-        </w:rPr>
-        <w:t xml:space="preserve">, C. Yanez, N. Picot (2024). Evaluation using In-Situ Observations from National Governments and Citizen Scientists Suggests Nadir Altimeters </w:t>
-      </w:r>
-      <w:proofErr w:type="gramStart"/>
-      <w:r>
-        <w:rPr>
-          <w:rFonts w:ascii="Times New Roman" w:eastAsia="Arial" w:hAnsi="Times New Roman" w:cs="Times New Roman"/>
-          <w:color w:val="000000"/>
-        </w:rPr>
-        <w:t>can</w:t>
-      </w:r>
-      <w:proofErr w:type="gramEnd"/>
-      <w:r>
-        <w:rPr>
-          <w:rFonts w:ascii="Times New Roman" w:eastAsia="Arial" w:hAnsi="Times New Roman" w:cs="Times New Roman"/>
-          <w:color w:val="000000"/>
-        </w:rPr>
-        <w:t xml:space="preserve"> Accurately Measure Water Levels Changes Regardless of Lake Area. </w:t>
-      </w:r>
-      <w:proofErr w:type="spellStart"/>
-      <w:r>
-        <w:rPr>
-          <w:rFonts w:ascii="Times New Roman" w:eastAsia="Arial" w:hAnsi="Times New Roman" w:cs="Times New Roman"/>
-          <w:i/>
-          <w:iCs/>
-          <w:color w:val="000000"/>
-        </w:rPr>
-        <w:t>GIScience</w:t>
-      </w:r>
-      <w:proofErr w:type="spellEnd"/>
-      <w:r>
-        <w:rPr>
-          <w:rFonts w:ascii="Times New Roman" w:eastAsia="Arial" w:hAnsi="Times New Roman" w:cs="Times New Roman"/>
-          <w:i/>
-          <w:iCs/>
-          <w:color w:val="000000"/>
-        </w:rPr>
-        <w:t xml:space="preserve"> and Remote Sensing</w:t>
+        <w:t xml:space="preserve">, F. Hossain, R. Bhattarai, S. Ghafoor, J.F. Crétaux, C. Yanez, N. Picot (2024). Evaluation using In-Situ Observations from National Governments and Citizen Scientists Suggests Nadir Altimeters can Accurately Measure Water Levels Changes Regardless of Lake Area. </w:t>
+      </w:r>
+      <w:r>
+        <w:rPr>
+          <w:rFonts w:ascii="Times New Roman" w:eastAsia="Arial" w:hAnsi="Times New Roman" w:cs="Times New Roman"/>
+          <w:i/>
+          <w:iCs/>
+          <w:color w:val="000000"/>
+        </w:rPr>
+        <w:t>GIScience and Remote Sensing</w:t>
       </w:r>
       <w:r>
         <w:rPr>
@@ -3584,7 +3212,6 @@
         <w:lastRenderedPageBreak/>
         <w:t xml:space="preserve">S. </w:t>
       </w:r>
-      <w:proofErr w:type="gramStart"/>
       <w:r>
         <w:rPr>
           <w:rFonts w:ascii="Times New Roman" w:eastAsia="Arial" w:hAnsi="Times New Roman" w:cs="Times New Roman"/>
@@ -3615,16 +3242,7 @@
           <w:bCs/>
           <w:color w:val="000000"/>
         </w:rPr>
-        <w:t xml:space="preserve"> F.</w:t>
-      </w:r>
-      <w:proofErr w:type="gramEnd"/>
-      <w:r>
-        <w:rPr>
-          <w:rFonts w:ascii="Times New Roman" w:eastAsia="Arial" w:hAnsi="Times New Roman" w:cs="Times New Roman"/>
-          <w:bCs/>
-          <w:color w:val="000000"/>
-        </w:rPr>
-        <w:t xml:space="preserve"> Hossain, P. Das, S. Suresh</w:t>
+        <w:t xml:space="preserve"> F. Hossain, P. Das, S. Suresh</w:t>
       </w:r>
       <w:r>
         <w:rPr>
@@ -3640,43 +3258,7 @@
           <w:bCs/>
           <w:color w:val="000000"/>
         </w:rPr>
-        <w:t xml:space="preserve"> G. Darkwah, K. Andreadis, H. Lee, G. Holt, S. </w:t>
-      </w:r>
-      <w:proofErr w:type="spellStart"/>
-      <w:r>
-        <w:rPr>
-          <w:rFonts w:ascii="Times New Roman" w:eastAsia="Arial" w:hAnsi="Times New Roman" w:cs="Times New Roman"/>
-          <w:bCs/>
-          <w:color w:val="000000"/>
-        </w:rPr>
-        <w:t>Galelli</w:t>
-      </w:r>
-      <w:proofErr w:type="spellEnd"/>
-      <w:r>
-        <w:rPr>
-          <w:rFonts w:ascii="Times New Roman" w:eastAsia="Arial" w:hAnsi="Times New Roman" w:cs="Times New Roman"/>
-          <w:bCs/>
-          <w:color w:val="000000"/>
-        </w:rPr>
-        <w:t xml:space="preserve"> (2023). Reservoir Assessment Tool: A scalable and easy-to-apply </w:t>
-      </w:r>
-      <w:proofErr w:type="gramStart"/>
-      <w:r>
-        <w:rPr>
-          <w:rFonts w:ascii="Times New Roman" w:eastAsia="Arial" w:hAnsi="Times New Roman" w:cs="Times New Roman"/>
-          <w:bCs/>
-          <w:color w:val="000000"/>
-        </w:rPr>
-        <w:t>python based</w:t>
-      </w:r>
-      <w:proofErr w:type="gramEnd"/>
-      <w:r>
-        <w:rPr>
-          <w:rFonts w:ascii="Times New Roman" w:eastAsia="Arial" w:hAnsi="Times New Roman" w:cs="Times New Roman"/>
-          <w:bCs/>
-          <w:color w:val="000000"/>
-        </w:rPr>
-        <w:t xml:space="preserve"> software architecture to empower the global water community, </w:t>
+        <w:t xml:space="preserve"> G. Darkwah, K. Andreadis, H. Lee, G. Holt, S. Galelli (2023). Reservoir Assessment Tool: A scalable and easy-to-apply python based software architecture to empower the global water community, </w:t>
       </w:r>
       <w:r>
         <w:rPr>
@@ -3828,7 +3410,6 @@
         </w:rPr>
         <w:t xml:space="preserve">S. </w:t>
       </w:r>
-      <w:proofErr w:type="gramStart"/>
       <w:r>
         <w:rPr>
           <w:rFonts w:ascii="Times New Roman" w:eastAsia="Arial" w:hAnsi="Times New Roman" w:cs="Times New Roman"/>
@@ -3867,16 +3448,7 @@
           <w:bCs/>
           <w:color w:val="000000"/>
         </w:rPr>
-        <w:t>Pei</w:t>
-      </w:r>
-      <w:proofErr w:type="gramEnd"/>
-      <w:r>
-        <w:rPr>
-          <w:rFonts w:ascii="Times New Roman" w:eastAsia="Arial" w:hAnsi="Times New Roman" w:cs="Times New Roman"/>
-          <w:bCs/>
-          <w:color w:val="000000"/>
-        </w:rPr>
-        <w:t>‑Hsin Pei,</w:t>
+        <w:t>Pei‑Hsin Pei,</w:t>
       </w:r>
       <w:r>
         <w:rPr>
@@ -4096,25 +3668,7 @@
           <w:bCs/>
           <w:color w:val="000000"/>
         </w:rPr>
-        <w:t xml:space="preserve">, N. K. Biswas, H. Lee, T. Piman, C. </w:t>
-      </w:r>
-      <w:proofErr w:type="spellStart"/>
-      <w:r>
-        <w:rPr>
-          <w:rFonts w:ascii="Times New Roman" w:eastAsia="Arial" w:hAnsi="Times New Roman" w:cs="Times New Roman"/>
-          <w:bCs/>
-          <w:color w:val="000000"/>
-        </w:rPr>
-        <w:t>Meechaiya</w:t>
-      </w:r>
-      <w:proofErr w:type="spellEnd"/>
-      <w:r>
-        <w:rPr>
-          <w:rFonts w:ascii="Times New Roman" w:eastAsia="Arial" w:hAnsi="Times New Roman" w:cs="Times New Roman"/>
-          <w:bCs/>
-          <w:color w:val="000000"/>
-        </w:rPr>
-        <w:t>, U. Ghimire, K. Hosen (2022)</w:t>
+        <w:t>, N. K. Biswas, H. Lee, T. Piman, C. Meechaiya, U. Ghimire, K. Hosen (2022)</w:t>
       </w:r>
       <w:r>
         <w:rPr>
@@ -4206,23 +3760,7 @@
           <w:rFonts w:ascii="Times New Roman" w:eastAsia="Arial" w:hAnsi="Times New Roman" w:cs="Times New Roman"/>
           <w:color w:val="000000"/>
         </w:rPr>
-        <w:t xml:space="preserve">N. Kamboj, U. Bhatia (2020) Lifeline Infrastructures and Hydro‑climate Extremes: </w:t>
-      </w:r>
-      <w:proofErr w:type="gramStart"/>
-      <w:r>
-        <w:rPr>
-          <w:rFonts w:ascii="Times New Roman" w:eastAsia="Arial" w:hAnsi="Times New Roman" w:cs="Times New Roman"/>
-          <w:color w:val="000000"/>
-        </w:rPr>
-        <w:t>A Future Outlook</w:t>
-      </w:r>
-      <w:proofErr w:type="gramEnd"/>
-      <w:r>
-        <w:rPr>
-          <w:rFonts w:ascii="Times New Roman" w:eastAsia="Arial" w:hAnsi="Times New Roman" w:cs="Times New Roman"/>
-          <w:color w:val="000000"/>
-        </w:rPr>
-        <w:t xml:space="preserve">, </w:t>
+        <w:t xml:space="preserve">N. Kamboj, U. Bhatia (2020) Lifeline Infrastructures and Hydro‑climate Extremes: A Future Outlook, </w:t>
       </w:r>
       <w:r>
         <w:rPr>
@@ -4336,7 +3874,7 @@
               </wp:inline>
             </w:drawing>
           </mc:Choice>
-          <mc:Fallback>
+          <mc:Fallback xmlns:w16cei="http://schemas.microsoft.com/office/word/2026/wordml/cei">
             <w:pict>
               <v:line w14:anchorId="501259E4" id="Straight Connector 1" o:spid="_x0000_s1026" alt="&quot;&quot;" style="visibility:visible;mso-wrap-style:square;mso-left-percent:-10001;mso-top-percent:-10001;mso-position-horizontal:absolute;mso-position-horizontal-relative:char;mso-position-vertical:absolute;mso-position-vertical-relative:line;mso-left-percent:-10001;mso-top-percent:-10001" from="0,0" to="468pt,0" o:gfxdata="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" strokecolor="windowText" strokeweight=".5pt">
                 <v:stroke joinstyle="miter"/>
@@ -4484,21 +4022,12 @@
         </w:rPr>
         <w:t xml:space="preserve">and K. Islam (2025). </w:t>
       </w:r>
-      <w:proofErr w:type="spellStart"/>
-      <w:r>
-        <w:rPr>
-          <w:rFonts w:ascii="Times New Roman" w:eastAsia="Arial" w:hAnsi="Times New Roman" w:cs="Times New Roman"/>
-          <w:color w:val="000000"/>
-        </w:rPr>
-        <w:t>sDRIPS</w:t>
-      </w:r>
-      <w:proofErr w:type="spellEnd"/>
-      <w:r>
-        <w:rPr>
-          <w:rFonts w:ascii="Times New Roman" w:eastAsia="Arial" w:hAnsi="Times New Roman" w:cs="Times New Roman"/>
-          <w:color w:val="000000"/>
-        </w:rPr>
-        <w:t>: A Cloud-Based, Open-Source Python Package for Satellite- Informed Surface Water Irrigation Optimization</w:t>
+      <w:r>
+        <w:rPr>
+          <w:rFonts w:ascii="Times New Roman" w:eastAsia="Arial" w:hAnsi="Times New Roman" w:cs="Times New Roman"/>
+          <w:color w:val="000000"/>
+        </w:rPr>
+        <w:t>sDRIPS: A Cloud-Based, Open-Source Python Package for Satellite- Informed Surface Water Irrigation Optimization</w:t>
       </w:r>
       <w:r>
         <w:rPr>
@@ -4593,39 +4122,7 @@
           <w:rFonts w:ascii="Times New Roman" w:eastAsia="Arial" w:hAnsi="Times New Roman" w:cs="Times New Roman"/>
           <w:color w:val="000000"/>
         </w:rPr>
-        <w:t xml:space="preserve"> M. Ahamed (2024). </w:t>
-      </w:r>
-      <w:proofErr w:type="spellStart"/>
-      <w:r>
-        <w:rPr>
-          <w:rFonts w:ascii="Times New Roman" w:eastAsia="Arial" w:hAnsi="Times New Roman" w:cs="Times New Roman"/>
-          <w:color w:val="000000"/>
-        </w:rPr>
-        <w:t>sDRIPS</w:t>
-      </w:r>
-      <w:proofErr w:type="spellEnd"/>
-      <w:r>
-        <w:rPr>
-          <w:rFonts w:ascii="Times New Roman" w:eastAsia="Arial" w:hAnsi="Times New Roman" w:cs="Times New Roman"/>
-          <w:color w:val="000000"/>
-        </w:rPr>
-        <w:t xml:space="preserve">: Satellite Data Rendered Irrigation Using Penman and SEBAL - A Framework </w:t>
-      </w:r>
-      <w:proofErr w:type="gramStart"/>
-      <w:r>
-        <w:rPr>
-          <w:rFonts w:ascii="Times New Roman" w:eastAsia="Arial" w:hAnsi="Times New Roman" w:cs="Times New Roman"/>
-          <w:color w:val="000000"/>
-        </w:rPr>
-        <w:t>For</w:t>
-      </w:r>
-      <w:proofErr w:type="gramEnd"/>
-      <w:r>
-        <w:rPr>
-          <w:rFonts w:ascii="Times New Roman" w:eastAsia="Arial" w:hAnsi="Times New Roman" w:cs="Times New Roman"/>
-          <w:color w:val="000000"/>
-        </w:rPr>
-        <w:t xml:space="preserve"> Surface Water Irrigation Optimization. </w:t>
+        <w:t xml:space="preserve"> M. Ahamed (2024). sDRIPS: Satellite Data Rendered Irrigation Using Penman and SEBAL - A Framework For Surface Water Irrigation Optimization. </w:t>
       </w:r>
       <w:r>
         <w:rPr>
@@ -4778,23 +4275,7 @@
           <w:rFonts w:ascii="Times New Roman" w:eastAsia="Arial" w:hAnsi="Times New Roman" w:cs="Times New Roman"/>
           <w:color w:val="000000"/>
         </w:rPr>
-        <w:t xml:space="preserve">(2024). </w:t>
-      </w:r>
-      <w:proofErr w:type="spellStart"/>
-      <w:r>
-        <w:rPr>
-          <w:rFonts w:ascii="Times New Roman" w:eastAsia="Arial" w:hAnsi="Times New Roman" w:cs="Times New Roman"/>
-          <w:color w:val="000000"/>
-        </w:rPr>
-        <w:t>sDRIPS</w:t>
-      </w:r>
-      <w:proofErr w:type="spellEnd"/>
-      <w:r>
-        <w:rPr>
-          <w:rFonts w:ascii="Times New Roman" w:eastAsia="Arial" w:hAnsi="Times New Roman" w:cs="Times New Roman"/>
-          <w:color w:val="000000"/>
-        </w:rPr>
-        <w:t xml:space="preserve">-Sense: A Hybrid Framework of Satellite and Sensor-Based Data Rendered Irrigation Using Penman and SEBAL Model. </w:t>
+        <w:t xml:space="preserve">(2024). sDRIPS-Sense: A Hybrid Framework of Satellite and Sensor-Based Data Rendered Irrigation Using Penman and SEBAL Model. </w:t>
       </w:r>
       <w:r>
         <w:rPr>
@@ -5132,23 +4613,7 @@
           <w:rFonts w:ascii="Times New Roman" w:eastAsia="Arial" w:hAnsi="Times New Roman" w:cs="Times New Roman"/>
           <w:color w:val="000000"/>
         </w:rPr>
-        <w:t xml:space="preserve"> P.P </w:t>
-      </w:r>
-      <w:proofErr w:type="spellStart"/>
-      <w:r>
-        <w:rPr>
-          <w:rFonts w:ascii="Times New Roman" w:eastAsia="Arial" w:hAnsi="Times New Roman" w:cs="Times New Roman"/>
-          <w:color w:val="000000"/>
-        </w:rPr>
-        <w:t>Borua</w:t>
-      </w:r>
-      <w:proofErr w:type="spellEnd"/>
-      <w:r>
-        <w:rPr>
-          <w:rFonts w:ascii="Times New Roman" w:eastAsia="Arial" w:hAnsi="Times New Roman" w:cs="Times New Roman"/>
-          <w:color w:val="000000"/>
-        </w:rPr>
-        <w:t xml:space="preserve"> </w:t>
+        <w:t xml:space="preserve"> P.P Borua </w:t>
       </w:r>
       <w:r>
         <w:rPr>
@@ -5316,23 +4781,7 @@
           <w:rFonts w:ascii="Times New Roman" w:eastAsia="Arial" w:hAnsi="Times New Roman" w:cs="Times New Roman"/>
           <w:color w:val="000000"/>
         </w:rPr>
-        <w:t xml:space="preserve"> J.F. </w:t>
-      </w:r>
-      <w:proofErr w:type="spellStart"/>
-      <w:r>
-        <w:rPr>
-          <w:rFonts w:ascii="Times New Roman" w:eastAsia="Arial" w:hAnsi="Times New Roman" w:cs="Times New Roman"/>
-          <w:color w:val="000000"/>
-        </w:rPr>
-        <w:t>Crétaux</w:t>
-      </w:r>
-      <w:proofErr w:type="spellEnd"/>
-      <w:r>
-        <w:rPr>
-          <w:rFonts w:ascii="Times New Roman" w:eastAsia="Arial" w:hAnsi="Times New Roman" w:cs="Times New Roman"/>
-          <w:color w:val="000000"/>
-        </w:rPr>
-        <w:t xml:space="preserve"> (2023). Regional lake monitoring network design aided by Citizen Scientists and Satellites </w:t>
+        <w:t xml:space="preserve"> J.F. Crétaux (2023). Regional lake monitoring network design aided by Citizen Scientists and Satellites </w:t>
       </w:r>
       <w:r>
         <w:rPr>
@@ -5986,17 +5435,8 @@
           <w:rFonts w:ascii="Times New Roman" w:eastAsia="Arial" w:hAnsi="Times New Roman" w:cs="Times New Roman"/>
           <w:color w:val="000000"/>
         </w:rPr>
-        <w:t xml:space="preserve"> S. </w:t>
-      </w:r>
-      <w:proofErr w:type="spellStart"/>
-      <w:r>
-        <w:rPr>
-          <w:rFonts w:ascii="Times New Roman" w:eastAsia="Arial" w:hAnsi="Times New Roman" w:cs="Times New Roman"/>
-          <w:color w:val="000000"/>
-        </w:rPr>
-        <w:t>Biancamaria</w:t>
-      </w:r>
-      <w:proofErr w:type="spellEnd"/>
+        <w:t xml:space="preserve"> S. Biancamaria</w:t>
+      </w:r>
       <w:r>
         <w:rPr>
           <w:rFonts w:ascii="Times New Roman" w:eastAsia="Arial" w:hAnsi="Times New Roman" w:cs="Times New Roman"/>
@@ -6116,17 +5556,8 @@
           <w:rFonts w:ascii="Times New Roman" w:eastAsia="Arial" w:hAnsi="Times New Roman" w:cs="Times New Roman"/>
           <w:color w:val="000000"/>
         </w:rPr>
-        <w:t xml:space="preserve"> J.F. </w:t>
-      </w:r>
-      <w:proofErr w:type="spellStart"/>
-      <w:r>
-        <w:rPr>
-          <w:rFonts w:ascii="Times New Roman" w:eastAsia="Arial" w:hAnsi="Times New Roman" w:cs="Times New Roman"/>
-          <w:color w:val="000000"/>
-        </w:rPr>
-        <w:t>Crétaux</w:t>
-      </w:r>
-      <w:proofErr w:type="spellEnd"/>
+        <w:t xml:space="preserve"> J.F. Crétaux</w:t>
+      </w:r>
       <w:r>
         <w:rPr>
           <w:rFonts w:ascii="Times New Roman" w:eastAsia="Arial" w:hAnsi="Times New Roman" w:cs="Times New Roman"/>
@@ -6153,23 +5584,7 @@
           <w:rFonts w:ascii="Times New Roman" w:eastAsia="Arial" w:hAnsi="Times New Roman" w:cs="Times New Roman"/>
           <w:color w:val="000000"/>
         </w:rPr>
-        <w:t xml:space="preserve">). Nadir altimeter validation in small lakes using </w:t>
-      </w:r>
-      <w:proofErr w:type="gramStart"/>
-      <w:r>
-        <w:rPr>
-          <w:rFonts w:ascii="Times New Roman" w:eastAsia="Arial" w:hAnsi="Times New Roman" w:cs="Times New Roman"/>
-          <w:color w:val="000000"/>
-        </w:rPr>
-        <w:t>multisource</w:t>
-      </w:r>
-      <w:proofErr w:type="gramEnd"/>
-      <w:r>
-        <w:rPr>
-          <w:rFonts w:ascii="Times New Roman" w:eastAsia="Arial" w:hAnsi="Times New Roman" w:cs="Times New Roman"/>
-          <w:color w:val="000000"/>
-        </w:rPr>
-        <w:t xml:space="preserve"> ground observations. </w:t>
+        <w:t xml:space="preserve">). Nadir altimeter validation in small lakes using multisource ground observations. </w:t>
       </w:r>
       <w:r>
         <w:rPr>
@@ -6363,7 +5778,7 @@
               </wp:inline>
             </w:drawing>
           </mc:Choice>
-          <mc:Fallback>
+          <mc:Fallback xmlns:w16cei="http://schemas.microsoft.com/office/word/2026/wordml/cei">
             <w:pict>
               <v:line w14:anchorId="242D2579" id="Straight Connector 1" o:spid="_x0000_s1026" alt="&quot;&quot;" style="visibility:visible;mso-wrap-style:square;mso-left-percent:-10001;mso-top-percent:-10001;mso-position-horizontal:absolute;mso-position-horizontal-relative:char;mso-position-vertical:absolute;mso-position-vertical-relative:line;mso-left-percent:-10001;mso-top-percent:-10001" from="0,0" to="468pt,0" o:gfxdata="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" strokecolor="windowText" strokeweight=".5pt">
                 <v:stroke joinstyle="miter"/>
@@ -6520,23 +5935,7 @@
           <w:rFonts w:ascii="Times New Roman" w:eastAsia="Arial" w:hAnsi="Times New Roman" w:cs="Times New Roman"/>
           <w:color w:val="000000"/>
         </w:rPr>
-        <w:t xml:space="preserve"> G. </w:t>
-      </w:r>
-      <w:proofErr w:type="spellStart"/>
-      <w:r>
-        <w:rPr>
-          <w:rFonts w:ascii="Times New Roman" w:eastAsia="Arial" w:hAnsi="Times New Roman" w:cs="Times New Roman"/>
-          <w:color w:val="000000"/>
-        </w:rPr>
-        <w:t>Brencher</w:t>
-      </w:r>
-      <w:proofErr w:type="spellEnd"/>
-      <w:r>
-        <w:rPr>
-          <w:rFonts w:ascii="Times New Roman" w:eastAsia="Arial" w:hAnsi="Times New Roman" w:cs="Times New Roman"/>
-          <w:color w:val="000000"/>
-        </w:rPr>
-        <w:t>,</w:t>
+        <w:t xml:space="preserve"> G. Brencher,</w:t>
       </w:r>
       <w:r>
         <w:rPr>
@@ -6854,7 +6253,7 @@
               </wp:inline>
             </w:drawing>
           </mc:Choice>
-          <mc:Fallback>
+          <mc:Fallback xmlns:w16cei="http://schemas.microsoft.com/office/word/2026/wordml/cei">
             <w:pict>
               <v:line w14:anchorId="599BE726" id="Straight Connector 1" o:spid="_x0000_s1026" alt="&quot;&quot;" style="visibility:visible;mso-wrap-style:square;mso-left-percent:-10001;mso-top-percent:-10001;mso-position-horizontal:absolute;mso-position-horizontal-relative:char;mso-position-vertical:absolute;mso-position-vertical-relative:line;mso-left-percent:-10001;mso-top-percent:-10001" from="0,0" to="468pt,0" o:gfxdata="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" strokecolor="windowText" strokeweight=".5pt">
                 <v:stroke joinstyle="miter"/>
@@ -7037,7 +6436,7 @@
               </wp:inline>
             </w:drawing>
           </mc:Choice>
-          <mc:Fallback>
+          <mc:Fallback xmlns:w16cei="http://schemas.microsoft.com/office/word/2026/wordml/cei">
             <w:pict>
               <v:line w14:anchorId="674A314B" id="Straight Connector 1" o:spid="_x0000_s1026" alt="&quot;&quot;" style="visibility:visible;mso-wrap-style:square;mso-left-percent:-10001;mso-top-percent:-10001;mso-position-horizontal:absolute;mso-position-horizontal-relative:char;mso-position-vertical:absolute;mso-position-vertical-relative:line;mso-left-percent:-10001;mso-top-percent:-10001" from="0,0" to="468pt,0" o:gfxdata="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" strokecolor="windowText" strokeweight=".5pt">
                 <v:stroke joinstyle="miter"/>
@@ -7476,7 +6875,7 @@
               </wp:inline>
             </w:drawing>
           </mc:Choice>
-          <mc:Fallback>
+          <mc:Fallback xmlns:w16cei="http://schemas.microsoft.com/office/word/2026/wordml/cei">
             <w:pict>
               <v:line w14:anchorId="5FD3A6BC" id="Straight Connector 1" o:spid="_x0000_s1026" alt="&quot;&quot;" style="visibility:visible;mso-wrap-style:square;mso-left-percent:-10001;mso-top-percent:-10001;mso-position-horizontal:absolute;mso-position-horizontal-relative:char;mso-position-vertical:absolute;mso-position-vertical-relative:line;mso-left-percent:-10001;mso-top-percent:-10001" from="0,0" to="468pt,0" o:gfxdata="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" strokecolor="windowText" strokeweight=".5pt">
                 <v:stroke joinstyle="miter"/>
@@ -7652,9 +7051,8 @@
           <w:color w:val="191919"/>
           <w:szCs w:val="26"/>
         </w:rPr>
-        <w:t xml:space="preserve">Developed </w:t>
-      </w:r>
-      <w:proofErr w:type="spellStart"/>
+        <w:t>Developed sDRIPS, a satellite- and forecast-driven irrigation decision-support system for estimating net irrigation demand and generating weekly advisories for farmers and canal operators at the farm and command-area scale. Fused multi-source satellite imagery, including optical, thermal, and radar data, with numerical weather prediction outputs, precipitation nowcasts/forecasts, soil moisture, and field conditions to drive Penman-Monteith and SEBAL evapotranspiration models, percolation estimates, and field-scale water requirement calculations. Designed automated geospatial ETL workflows in Python and Google Earth Engine for large-scale data ingestion, preprocessing, harmonization, raster/vector processing, and product generation. Incorporated in situ sensors and local weather station data for statistical bias correction of coarse-scale meteorological and satellite-derived estimates, and characterized uncertainty using Generalized Likelihood Uncertainty Estimation (GLUE) and Monte Carlo analyses</w:t>
+      </w:r>
       <w:r>
         <w:rPr>
           <w:rFonts w:ascii="Times New Roman" w:eastAsia="MS Gothic" w:hAnsi="Times New Roman" w:cs="Times New Roman"/>
@@ -7662,9 +7060,8 @@
           <w:color w:val="191919"/>
           <w:szCs w:val="26"/>
         </w:rPr>
-        <w:t>sDRIPS</w:t>
-      </w:r>
-      <w:proofErr w:type="spellEnd"/>
+        <w:t>.</w:t>
+      </w:r>
       <w:r>
         <w:rPr>
           <w:rFonts w:ascii="Times New Roman" w:eastAsia="MS Gothic" w:hAnsi="Times New Roman" w:cs="Times New Roman"/>
@@ -7672,9 +7069,8 @@
           <w:color w:val="191919"/>
           <w:szCs w:val="26"/>
         </w:rPr>
-        <w:t xml:space="preserve">, a satellite- and forecast-driven irrigation decision-support system for estimating net irrigation demand and generating weekly advisories for farmers and canal operators at the farm and command-area scale. Fused multi-source satellite imagery, including optical, thermal, and radar data, with numerical weather prediction outputs, precipitation nowcasts/forecasts, soil moisture, and field conditions to drive Penman-Monteith and SEBAL evapotranspiration models, percolation estimates, and field-scale water requirement calculations. Designed automated geospatial ETL workflows in Python and Google Earth Engine for large-scale data ingestion, preprocessing, harmonization, raster/vector processing, and product generation. Incorporated in situ sensors and local weather station data for statistical bias correction of </w:t>
-      </w:r>
-      <w:proofErr w:type="gramStart"/>
+        <w:t xml:space="preserve"> </w:t>
+      </w:r>
       <w:r>
         <w:rPr>
           <w:rFonts w:ascii="Times New Roman" w:eastAsia="MS Gothic" w:hAnsi="Times New Roman" w:cs="Times New Roman"/>
@@ -7682,9 +7078,8 @@
           <w:color w:val="191919"/>
           <w:szCs w:val="26"/>
         </w:rPr>
-        <w:t>coarse</w:t>
-      </w:r>
-      <w:proofErr w:type="gramEnd"/>
+        <w:t xml:space="preserve">Tool </w:t>
+      </w:r>
       <w:r>
         <w:rPr>
           <w:rFonts w:ascii="Times New Roman" w:eastAsia="MS Gothic" w:hAnsi="Times New Roman" w:cs="Times New Roman"/>
@@ -7692,9 +7087,8 @@
           <w:color w:val="191919"/>
           <w:szCs w:val="26"/>
         </w:rPr>
-        <w:t xml:space="preserve">-scale meteorological and satellite-derived </w:t>
-      </w:r>
-      <w:proofErr w:type="gramStart"/>
+        <w:t>for public use</w:t>
+      </w:r>
       <w:r>
         <w:rPr>
           <w:rFonts w:ascii="Times New Roman" w:eastAsia="MS Gothic" w:hAnsi="Times New Roman" w:cs="Times New Roman"/>
@@ -7702,9 +7096,8 @@
           <w:color w:val="191919"/>
           <w:szCs w:val="26"/>
         </w:rPr>
-        <w:t>estimates, and</w:t>
-      </w:r>
-      <w:proofErr w:type="gramEnd"/>
+        <w:t xml:space="preserve"> (with link)</w:t>
+      </w:r>
       <w:r>
         <w:rPr>
           <w:rFonts w:ascii="Times New Roman" w:eastAsia="MS Gothic" w:hAnsi="Times New Roman" w:cs="Times New Roman"/>
@@ -7712,64 +7105,9 @@
           <w:color w:val="191919"/>
           <w:szCs w:val="26"/>
         </w:rPr>
-        <w:t xml:space="preserve"> characterized uncertainty using Generalized Likelihood Uncertainty Estimation (GLUE) and Monte Carlo analyses</w:t>
-      </w:r>
-      <w:r>
-        <w:rPr>
-          <w:rFonts w:ascii="Times New Roman" w:eastAsia="MS Gothic" w:hAnsi="Times New Roman" w:cs="Times New Roman"/>
-          <w:bCs/>
-          <w:color w:val="191919"/>
-          <w:szCs w:val="26"/>
-        </w:rPr>
-        <w:t>.</w:t>
-      </w:r>
-      <w:r>
-        <w:rPr>
-          <w:rFonts w:ascii="Times New Roman" w:eastAsia="MS Gothic" w:hAnsi="Times New Roman" w:cs="Times New Roman"/>
-          <w:bCs/>
-          <w:color w:val="191919"/>
-          <w:szCs w:val="26"/>
-        </w:rPr>
-        <w:t xml:space="preserve"> </w:t>
-      </w:r>
-      <w:r>
-        <w:rPr>
-          <w:rFonts w:ascii="Times New Roman" w:eastAsia="MS Gothic" w:hAnsi="Times New Roman" w:cs="Times New Roman"/>
-          <w:bCs/>
-          <w:color w:val="191919"/>
-          <w:szCs w:val="26"/>
-        </w:rPr>
-        <w:t xml:space="preserve">Tool </w:t>
-      </w:r>
-      <w:r>
-        <w:rPr>
-          <w:rFonts w:ascii="Times New Roman" w:eastAsia="MS Gothic" w:hAnsi="Times New Roman" w:cs="Times New Roman"/>
-          <w:bCs/>
-          <w:color w:val="191919"/>
-          <w:szCs w:val="26"/>
-        </w:rPr>
-        <w:t>for public use</w:t>
-      </w:r>
-      <w:r>
-        <w:rPr>
-          <w:rFonts w:ascii="Times New Roman" w:eastAsia="MS Gothic" w:hAnsi="Times New Roman" w:cs="Times New Roman"/>
-          <w:bCs/>
-          <w:color w:val="191919"/>
-          <w:szCs w:val="26"/>
-        </w:rPr>
-        <w:t xml:space="preserve"> (with link)</w:t>
-      </w:r>
-      <w:r>
-        <w:rPr>
-          <w:rFonts w:ascii="Times New Roman" w:eastAsia="MS Gothic" w:hAnsi="Times New Roman" w:cs="Times New Roman"/>
-          <w:bCs/>
-          <w:color w:val="191919"/>
-          <w:szCs w:val="26"/>
-        </w:rPr>
         <w:t xml:space="preserve"> - </w:t>
       </w:r>
       <w:hyperlink r:id="rId43" w:history="1">
-        <w:proofErr w:type="spellStart"/>
         <w:r>
           <w:rPr>
             <w:rStyle w:val="Hyperlink"/>
@@ -7780,7 +7118,6 @@
           </w:rPr>
           <w:t>sDRIPS</w:t>
         </w:r>
-        <w:proofErr w:type="spellEnd"/>
       </w:hyperlink>
       <w:r>
         <w:rPr>
@@ -7802,7 +7139,96 @@
         <w:t xml:space="preserve"> </w:t>
       </w:r>
       <w:hyperlink r:id="rId44" w:history="1">
-        <w:proofErr w:type="spellStart"/>
+        <w:r>
+          <w:rPr>
+            <w:rStyle w:val="Hyperlink"/>
+            <w:rFonts w:ascii="Times New Roman" w:eastAsia="MS Gothic" w:hAnsi="Times New Roman" w:cs="Times New Roman"/>
+            <w:bCs/>
+            <w:color w:val="7F7F7F" w:themeColor="text1" w:themeTint="80"/>
+            <w:szCs w:val="26"/>
+          </w:rPr>
+          <w:t>sDRIPS-Sense</w:t>
+        </w:r>
+      </w:hyperlink>
+      <w:r>
+        <w:t xml:space="preserve">, </w:t>
+      </w:r>
+      <w:hyperlink r:id="rId45" w:history="1">
+        <w:r>
+          <w:rPr>
+            <w:rStyle w:val="Hyperlink"/>
+            <w:rFonts w:ascii="Times New Roman" w:hAnsi="Times New Roman" w:cs="Times New Roman"/>
+            <w:color w:val="7F7F7F" w:themeColor="text1" w:themeTint="80"/>
+            <w:szCs w:val="20"/>
+          </w:rPr>
+          <w:t>sDRIPS-TBP</w:t>
+        </w:r>
+      </w:hyperlink>
+    </w:p>
+    <w:p>
+      <w:pPr>
+        <w:pStyle w:val="ListParagraph"/>
+        <w:numPr>
+          <w:ilvl w:val="0"/>
+          <w:numId w:val="10"/>
+        </w:numPr>
+        <w:spacing w:after="80"/>
+        <w:jc w:val="both"/>
+        <w:rPr>
+          <w:rFonts w:ascii="Times New Roman" w:eastAsia="MS Gothic" w:hAnsi="Times New Roman" w:cs="Times New Roman"/>
+          <w:bCs/>
+          <w:color w:val="191919"/>
+          <w:szCs w:val="26"/>
+        </w:rPr>
+      </w:pPr>
+      <w:r>
+        <w:rPr>
+          <w:rFonts w:ascii="Times New Roman" w:eastAsia="MS Gothic" w:hAnsi="Times New Roman" w:cs="Times New Roman"/>
+          <w:b/>
+          <w:bCs/>
+          <w:color w:val="191919"/>
+          <w:szCs w:val="26"/>
+        </w:rPr>
+        <w:t>Canal w</w:t>
+      </w:r>
+      <w:r>
+        <w:rPr>
+          <w:rFonts w:ascii="Times New Roman" w:eastAsia="MS Gothic" w:hAnsi="Times New Roman" w:cs="Times New Roman"/>
+          <w:b/>
+          <w:bCs/>
+          <w:color w:val="191919"/>
+          <w:szCs w:val="26"/>
+        </w:rPr>
+        <w:t>ater allocation framework</w:t>
+      </w:r>
+      <w:r>
+        <w:rPr>
+          <w:rFonts w:ascii="Times New Roman" w:eastAsia="MS Gothic" w:hAnsi="Times New Roman" w:cs="Times New Roman"/>
+          <w:bCs/>
+          <w:color w:val="191919"/>
+          <w:szCs w:val="26"/>
+        </w:rPr>
+        <w:t xml:space="preserve"> – </w:t>
+      </w:r>
+      <w:r>
+        <w:rPr>
+          <w:rFonts w:ascii="Times New Roman" w:eastAsia="MS Gothic" w:hAnsi="Times New Roman" w:cs="Times New Roman"/>
+          <w:bCs/>
+          <w:color w:val="191919"/>
+          <w:szCs w:val="26"/>
+        </w:rPr>
+        <w:t>Developed a satellite-based canal water allocation methodology to help canal operators distribute water more efficiently based on crop water demand, actual field conditions, and canal network structure. Built the allocation framework on uncertainty-characterized net water requirement estimates from sDRIPS, ensuring distribution decisions account for input, parameter, and model uncertainty across diverse agro-climatic settings. Applied network-based analysis to translate field-scale irrigation demand into command-area and canal-level allocation decisions, supporting climate-change adaptation and more efficient agricultural water management.</w:t>
+      </w:r>
+      <w:r>
+        <w:rPr>
+          <w:rFonts w:ascii="Times New Roman" w:eastAsia="MS Gothic" w:hAnsi="Times New Roman" w:cs="Times New Roman"/>
+          <w:bCs/>
+          <w:color w:val="191919"/>
+          <w:szCs w:val="26"/>
+        </w:rPr>
+        <w:t xml:space="preserve"> Tool for public use (with link) - </w:t>
+      </w:r>
+      <w:hyperlink r:id="rId46" w:history="1">
         <w:r>
           <w:rPr>
             <w:rStyle w:val="Hyperlink"/>
@@ -7813,160 +7239,6 @@
           </w:rPr>
           <w:t>sDRIPS</w:t>
         </w:r>
-        <w:proofErr w:type="spellEnd"/>
-        <w:r>
-          <w:rPr>
-            <w:rStyle w:val="Hyperlink"/>
-            <w:rFonts w:ascii="Times New Roman" w:eastAsia="MS Gothic" w:hAnsi="Times New Roman" w:cs="Times New Roman"/>
-            <w:bCs/>
-            <w:color w:val="7F7F7F" w:themeColor="text1" w:themeTint="80"/>
-            <w:szCs w:val="26"/>
-          </w:rPr>
-          <w:t>-Sense</w:t>
-        </w:r>
-      </w:hyperlink>
-      <w:r>
-        <w:t xml:space="preserve">, </w:t>
-      </w:r>
-      <w:hyperlink r:id="rId45" w:history="1">
-        <w:proofErr w:type="spellStart"/>
-        <w:r>
-          <w:rPr>
-            <w:rStyle w:val="Hyperlink"/>
-            <w:rFonts w:ascii="Times New Roman" w:hAnsi="Times New Roman" w:cs="Times New Roman"/>
-            <w:color w:val="7F7F7F" w:themeColor="text1" w:themeTint="80"/>
-            <w:szCs w:val="20"/>
-          </w:rPr>
-          <w:t>sDRIPS</w:t>
-        </w:r>
-        <w:proofErr w:type="spellEnd"/>
-        <w:r>
-          <w:rPr>
-            <w:rStyle w:val="Hyperlink"/>
-            <w:rFonts w:ascii="Times New Roman" w:hAnsi="Times New Roman" w:cs="Times New Roman"/>
-            <w:color w:val="7F7F7F" w:themeColor="text1" w:themeTint="80"/>
-            <w:szCs w:val="20"/>
-          </w:rPr>
-          <w:t>-TBP</w:t>
-        </w:r>
-      </w:hyperlink>
-    </w:p>
-    <w:p>
-      <w:pPr>
-        <w:pStyle w:val="ListParagraph"/>
-        <w:numPr>
-          <w:ilvl w:val="0"/>
-          <w:numId w:val="10"/>
-        </w:numPr>
-        <w:spacing w:after="80"/>
-        <w:jc w:val="both"/>
-        <w:rPr>
-          <w:rFonts w:ascii="Times New Roman" w:eastAsia="MS Gothic" w:hAnsi="Times New Roman" w:cs="Times New Roman"/>
-          <w:bCs/>
-          <w:color w:val="191919"/>
-          <w:szCs w:val="26"/>
-        </w:rPr>
-      </w:pPr>
-      <w:r>
-        <w:rPr>
-          <w:rFonts w:ascii="Times New Roman" w:eastAsia="MS Gothic" w:hAnsi="Times New Roman" w:cs="Times New Roman"/>
-          <w:b/>
-          <w:bCs/>
-          <w:color w:val="191919"/>
-          <w:szCs w:val="26"/>
-        </w:rPr>
-        <w:t>Canal w</w:t>
-      </w:r>
-      <w:r>
-        <w:rPr>
-          <w:rFonts w:ascii="Times New Roman" w:eastAsia="MS Gothic" w:hAnsi="Times New Roman" w:cs="Times New Roman"/>
-          <w:b/>
-          <w:bCs/>
-          <w:color w:val="191919"/>
-          <w:szCs w:val="26"/>
-        </w:rPr>
-        <w:t>ater allocation framework</w:t>
-      </w:r>
-      <w:r>
-        <w:rPr>
-          <w:rFonts w:ascii="Times New Roman" w:eastAsia="MS Gothic" w:hAnsi="Times New Roman" w:cs="Times New Roman"/>
-          <w:bCs/>
-          <w:color w:val="191919"/>
-          <w:szCs w:val="26"/>
-        </w:rPr>
-        <w:t xml:space="preserve"> – </w:t>
-      </w:r>
-      <w:r>
-        <w:rPr>
-          <w:rFonts w:ascii="Times New Roman" w:eastAsia="MS Gothic" w:hAnsi="Times New Roman" w:cs="Times New Roman"/>
-          <w:bCs/>
-          <w:color w:val="191919"/>
-          <w:szCs w:val="26"/>
-        </w:rPr>
-        <w:t xml:space="preserve">Developed a satellite-based canal water allocation methodology to help canal operators distribute water more efficiently based on crop water demand, actual field conditions, and canal network structure. Built the allocation framework on uncertainty-characterized net water requirement estimates from </w:t>
-      </w:r>
-      <w:proofErr w:type="spellStart"/>
-      <w:r>
-        <w:rPr>
-          <w:rFonts w:ascii="Times New Roman" w:eastAsia="MS Gothic" w:hAnsi="Times New Roman" w:cs="Times New Roman"/>
-          <w:bCs/>
-          <w:color w:val="191919"/>
-          <w:szCs w:val="26"/>
-        </w:rPr>
-        <w:t>sDRIPS</w:t>
-      </w:r>
-      <w:proofErr w:type="spellEnd"/>
-      <w:r>
-        <w:rPr>
-          <w:rFonts w:ascii="Times New Roman" w:eastAsia="MS Gothic" w:hAnsi="Times New Roman" w:cs="Times New Roman"/>
-          <w:bCs/>
-          <w:color w:val="191919"/>
-          <w:szCs w:val="26"/>
-        </w:rPr>
-        <w:t xml:space="preserve">, ensuring distribution decisions account for input, parameter, and model uncertainty across diverse </w:t>
-      </w:r>
-      <w:proofErr w:type="spellStart"/>
-      <w:r>
-        <w:rPr>
-          <w:rFonts w:ascii="Times New Roman" w:eastAsia="MS Gothic" w:hAnsi="Times New Roman" w:cs="Times New Roman"/>
-          <w:bCs/>
-          <w:color w:val="191919"/>
-          <w:szCs w:val="26"/>
-        </w:rPr>
-        <w:t>agro</w:t>
-      </w:r>
-      <w:proofErr w:type="spellEnd"/>
-      <w:r>
-        <w:rPr>
-          <w:rFonts w:ascii="Times New Roman" w:eastAsia="MS Gothic" w:hAnsi="Times New Roman" w:cs="Times New Roman"/>
-          <w:bCs/>
-          <w:color w:val="191919"/>
-          <w:szCs w:val="26"/>
-        </w:rPr>
-        <w:t>-climatic settings. Applied network-based analysis to translate field-scale irrigation demand into command-area and canal-level allocation decisions, supporting climate-change adaptation and more efficient agricultural water management.</w:t>
-      </w:r>
-      <w:r>
-        <w:rPr>
-          <w:rFonts w:ascii="Times New Roman" w:eastAsia="MS Gothic" w:hAnsi="Times New Roman" w:cs="Times New Roman"/>
-          <w:bCs/>
-          <w:color w:val="191919"/>
-          <w:szCs w:val="26"/>
-        </w:rPr>
-        <w:t xml:space="preserve"> Tool for public use (with link) - </w:t>
-      </w:r>
-      <w:hyperlink r:id="rId46" w:history="1">
-        <w:proofErr w:type="spellStart"/>
-        <w:r>
-          <w:rPr>
-            <w:rStyle w:val="Hyperlink"/>
-            <w:rFonts w:ascii="Times New Roman" w:eastAsia="MS Gothic" w:hAnsi="Times New Roman" w:cs="Times New Roman"/>
-            <w:bCs/>
-            <w:color w:val="7F7F7F" w:themeColor="text1" w:themeTint="80"/>
-            <w:szCs w:val="26"/>
-          </w:rPr>
-          <w:t>sDRIPS</w:t>
-        </w:r>
-        <w:proofErr w:type="spellEnd"/>
       </w:hyperlink>
       <w:r>
         <w:rPr>
@@ -8104,25 +7376,7 @@
           <w:color w:val="191919"/>
           <w:szCs w:val="26"/>
         </w:rPr>
-        <w:t xml:space="preserve">Investigated uncertainty propagation in lake and wetland volume change estimates derived from satellite-based surface water extent and citizen science water-level observations. Built an ensemble of radar- and optical-based water classification approaches to improve robustness of surface water extent estimates, and evaluated sensitivity to sensor type, classification method, and spatial resolution, including comparison with high-resolution imagery such as </w:t>
-      </w:r>
-      <w:proofErr w:type="spellStart"/>
-      <w:r>
-        <w:rPr>
-          <w:rFonts w:ascii="Times New Roman" w:eastAsia="MS Gothic" w:hAnsi="Times New Roman" w:cs="Times New Roman"/>
-          <w:color w:val="191919"/>
-          <w:szCs w:val="26"/>
-        </w:rPr>
-        <w:t>PlanetScope</w:t>
-      </w:r>
-      <w:proofErr w:type="spellEnd"/>
-      <w:r>
-        <w:rPr>
-          <w:rFonts w:ascii="Times New Roman" w:eastAsia="MS Gothic" w:hAnsi="Times New Roman" w:cs="Times New Roman"/>
-          <w:color w:val="191919"/>
-          <w:szCs w:val="26"/>
-        </w:rPr>
-        <w:t xml:space="preserve"> at approximately 3 m resolution</w:t>
+        <w:t>Investigated uncertainty propagation in lake and wetland volume change estimates derived from satellite-based surface water extent and citizen science water-level observations. Built an ensemble of radar- and optical-based water classification approaches to improve robustness of surface water extent estimates, and evaluated sensitivity to sensor type, classification method, and spatial resolution, including comparison with high-resolution imagery such as PlanetScope at approximately 3 m resolution</w:t>
       </w:r>
       <w:r>
         <w:rPr>
@@ -8354,47 +7608,7 @@
           <w:color w:val="191919"/>
           <w:szCs w:val="26"/>
         </w:rPr>
-        <w:t xml:space="preserve">Investigated </w:t>
-      </w:r>
-      <w:proofErr w:type="gramStart"/>
-      <w:r>
-        <w:rPr>
-          <w:rFonts w:ascii="Times New Roman" w:eastAsia="MS Gothic" w:hAnsi="Times New Roman" w:cs="Times New Roman"/>
-          <w:bCs/>
-          <w:color w:val="191919"/>
-          <w:szCs w:val="26"/>
-        </w:rPr>
-        <w:t>PO.DAAC’s</w:t>
-      </w:r>
-      <w:proofErr w:type="gramEnd"/>
-      <w:r>
-        <w:rPr>
-          <w:rFonts w:ascii="Times New Roman" w:eastAsia="MS Gothic" w:hAnsi="Times New Roman" w:cs="Times New Roman"/>
-          <w:bCs/>
-          <w:color w:val="191919"/>
-          <w:szCs w:val="26"/>
-        </w:rPr>
-        <w:t xml:space="preserve"> SWOT On-Demand Raster Generation tool for producing customized raster products from SWOT satellite observations at user-defined spatial resolutions. Developed SWODLR-Python, a Python-based framework to streamline API-driven data requests, raster generation, </w:t>
-      </w:r>
-      <w:proofErr w:type="spellStart"/>
-      <w:r>
-        <w:rPr>
-          <w:rFonts w:ascii="Times New Roman" w:eastAsia="MS Gothic" w:hAnsi="Times New Roman" w:cs="Times New Roman"/>
-          <w:bCs/>
-          <w:color w:val="191919"/>
-          <w:szCs w:val="26"/>
-        </w:rPr>
-        <w:t>subsetting</w:t>
-      </w:r>
-      <w:proofErr w:type="spellEnd"/>
-      <w:r>
-        <w:rPr>
-          <w:rFonts w:ascii="Times New Roman" w:eastAsia="MS Gothic" w:hAnsi="Times New Roman" w:cs="Times New Roman"/>
-          <w:bCs/>
-          <w:color w:val="191919"/>
-          <w:szCs w:val="26"/>
-        </w:rPr>
-        <w:t>, resampling, and processing. Evaluated customized SWOT raster products for hydrologic applications, including flood-propagation analysis in northeast Bangladesh</w:t>
+        <w:t>Investigated PO.DAAC’s SWOT On-Demand Raster Generation tool for producing customized raster products from SWOT satellite observations at user-defined spatial resolutions. Developed SWODLR-Python, a Python-based framework to streamline API-driven data requests, raster generation, subsetting, resampling, and processing. Evaluated customized SWOT raster products for hydrologic applications, including flood-propagation analysis in northeast Bangladesh</w:t>
       </w:r>
       <w:r>
         <w:rPr>
@@ -8604,23 +7818,7 @@
           <w:rFonts w:ascii="Times New Roman" w:eastAsia="Arial" w:hAnsi="Times New Roman" w:cs="Times New Roman"/>
           <w:color w:val="000000"/>
         </w:rPr>
-        <w:t xml:space="preserve">Analyzed precipitation-extreme volatility and infrastructure risk across India using observed rainfall data and CMIP5 Earth System Model outputs under RCP 8.5, including BNU-ESM, CanESM2, GFDL-ESM2M, MIROC-ESM, MPI-ESM-LR/MR, and </w:t>
-      </w:r>
-      <w:proofErr w:type="spellStart"/>
-      <w:r>
-        <w:rPr>
-          <w:rFonts w:ascii="Times New Roman" w:eastAsia="Arial" w:hAnsi="Times New Roman" w:cs="Times New Roman"/>
-          <w:color w:val="000000"/>
-        </w:rPr>
-        <w:t>NorESM</w:t>
-      </w:r>
-      <w:proofErr w:type="spellEnd"/>
-      <w:r>
-        <w:rPr>
-          <w:rFonts w:ascii="Times New Roman" w:eastAsia="Arial" w:hAnsi="Times New Roman" w:cs="Times New Roman"/>
-          <w:color w:val="000000"/>
-        </w:rPr>
-        <w:t>.</w:t>
+        <w:t>Analyzed precipitation-extreme volatility and infrastructure risk across India using observed rainfall data and CMIP5 Earth System Model outputs under RCP 8.5, including BNU-ESM, CanESM2, GFDL-ESM2M, MIROC-ESM, MPI-ESM-LR/MR, and NorESM.</w:t>
       </w:r>
     </w:p>
     <w:p>
@@ -8792,7 +7990,7 @@
               </wp:inline>
             </w:drawing>
           </mc:Choice>
-          <mc:Fallback>
+          <mc:Fallback xmlns:w16cei="http://schemas.microsoft.com/office/word/2026/wordml/cei">
             <w:pict>
               <v:line w14:anchorId="41753646" id="Straight Connector 1" o:spid="_x0000_s1026" alt="&quot;&quot;" style="visibility:visible;mso-wrap-style:square;mso-left-percent:-10001;mso-top-percent:-10001;mso-position-horizontal:absolute;mso-position-horizontal-relative:char;mso-position-vertical:absolute;mso-position-vertical-relative:line;mso-left-percent:-10001;mso-top-percent:-10001" from="0,0" to="468pt,0" o:gfxdata="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" strokecolor="windowText" strokeweight=".5pt">
                 <v:stroke joinstyle="miter"/>
@@ -9122,41 +8320,23 @@
           <w:iCs/>
           <w:color w:val="000000"/>
         </w:rPr>
+        <w:t xml:space="preserve"> – </w:t>
+      </w:r>
+      <w:r>
+        <w:rPr>
+          <w:rFonts w:ascii="Times New Roman" w:eastAsia="Arial" w:hAnsi="Times New Roman" w:cs="Times New Roman"/>
+          <w:i/>
+          <w:iCs/>
+          <w:color w:val="000000"/>
+        </w:rPr>
         <w:t xml:space="preserve"> </w:t>
       </w:r>
-      <w:proofErr w:type="gramStart"/>
-      <w:r>
-        <w:rPr>
-          <w:rFonts w:ascii="Times New Roman" w:eastAsia="Arial" w:hAnsi="Times New Roman" w:cs="Times New Roman"/>
-          <w:i/>
-          <w:iCs/>
-          <w:color w:val="000000"/>
-        </w:rPr>
-        <w:t xml:space="preserve">– </w:t>
-      </w:r>
-      <w:r>
-        <w:rPr>
-          <w:rFonts w:ascii="Times New Roman" w:eastAsia="Arial" w:hAnsi="Times New Roman" w:cs="Times New Roman"/>
-          <w:i/>
-          <w:iCs/>
-          <w:color w:val="000000"/>
-        </w:rPr>
-        <w:t xml:space="preserve"> </w:t>
-      </w:r>
-      <w:r>
-        <w:rPr>
-          <w:rFonts w:ascii="Times New Roman" w:eastAsia="Arial" w:hAnsi="Times New Roman" w:cs="Times New Roman"/>
-          <w:color w:val="000000"/>
-        </w:rPr>
-        <w:t>Delivered</w:t>
-      </w:r>
-      <w:proofErr w:type="gramEnd"/>
-      <w:r>
-        <w:rPr>
-          <w:rFonts w:ascii="Times New Roman" w:eastAsia="Arial" w:hAnsi="Times New Roman" w:cs="Times New Roman"/>
-          <w:color w:val="000000"/>
-        </w:rPr>
-        <w:t xml:space="preserve"> a lecture</w:t>
+      <w:r>
+        <w:rPr>
+          <w:rFonts w:ascii="Times New Roman" w:eastAsia="Arial" w:hAnsi="Times New Roman" w:cs="Times New Roman"/>
+          <w:color w:val="000000"/>
+        </w:rPr>
+        <w:t>Delivered a lecture</w:t>
       </w:r>
       <w:r>
         <w:rPr>
@@ -9751,27 +8931,7 @@
           <w:iCs/>
           <w:color w:val="000000"/>
         </w:rPr>
-        <w:t xml:space="preserve">Remote </w:t>
-      </w:r>
-      <w:proofErr w:type="gramStart"/>
-      <w:r>
-        <w:rPr>
-          <w:rFonts w:ascii="Times New Roman" w:eastAsia="Arial" w:hAnsi="Times New Roman" w:cs="Times New Roman"/>
-          <w:i/>
-          <w:iCs/>
-          <w:color w:val="000000"/>
-        </w:rPr>
-        <w:t>sensing based</w:t>
-      </w:r>
-      <w:proofErr w:type="gramEnd"/>
-      <w:r>
-        <w:rPr>
-          <w:rFonts w:ascii="Times New Roman" w:eastAsia="Arial" w:hAnsi="Times New Roman" w:cs="Times New Roman"/>
-          <w:i/>
-          <w:iCs/>
-          <w:color w:val="000000"/>
-        </w:rPr>
-        <w:t xml:space="preserve"> surface water tracking, citizen science, Cloud Computing and the Surface Water and Ocean Topography (SWOT) Mission</w:t>
+        <w:t>Remote sensing based surface water tracking, citizen science, Cloud Computing and the Surface Water and Ocean Topography (SWOT) Mission</w:t>
       </w:r>
       <w:r>
         <w:rPr>
@@ -10282,7 +9442,7 @@
               </wp:inline>
             </w:drawing>
           </mc:Choice>
-          <mc:Fallback>
+          <mc:Fallback xmlns:w16cei="http://schemas.microsoft.com/office/word/2026/wordml/cei">
             <w:pict>
               <v:line w14:anchorId="3A1F52DB" id="Straight Connector 1" o:spid="_x0000_s1026" alt="&quot;&quot;" style="visibility:visible;mso-wrap-style:square;mso-left-percent:-10001;mso-top-percent:-10001;mso-position-horizontal:absolute;mso-position-horizontal-relative:char;mso-position-vertical:absolute;mso-position-vertical-relative:line;mso-left-percent:-10001;mso-top-percent:-10001" from="0,0" to="468pt,0" o:gfxdata="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" strokecolor="windowText" strokeweight=".5pt">
                 <v:stroke joinstyle="miter"/>
@@ -10830,33 +9990,15 @@
           <w:bCs/>
           <w:color w:val="000000"/>
         </w:rPr>
-        <w:t xml:space="preserve"> (A private farm in South </w:t>
-      </w:r>
-      <w:proofErr w:type="gramStart"/>
-      <w:r>
-        <w:rPr>
-          <w:rFonts w:ascii="Times New Roman" w:eastAsia="Arial" w:hAnsi="Times New Roman" w:cs="Times New Roman"/>
-          <w:bCs/>
-          <w:color w:val="000000"/>
-        </w:rPr>
-        <w:t>Africa)</w:t>
-      </w:r>
-      <w:r>
-        <w:rPr>
-          <w:rFonts w:ascii="Times New Roman" w:eastAsia="Arial" w:hAnsi="Times New Roman" w:cs="Times New Roman"/>
-          <w:bCs/>
-          <w:color w:val="000000"/>
-        </w:rPr>
-        <w:t xml:space="preserve">   </w:t>
-      </w:r>
-      <w:proofErr w:type="gramEnd"/>
-      <w:r>
-        <w:rPr>
-          <w:rFonts w:ascii="Times New Roman" w:eastAsia="Arial" w:hAnsi="Times New Roman" w:cs="Times New Roman"/>
-          <w:bCs/>
-          <w:color w:val="000000"/>
-        </w:rPr>
-        <w:t xml:space="preserve">                                        </w:t>
+        <w:t xml:space="preserve"> (A private farm in South Africa)</w:t>
+      </w:r>
+      <w:r>
+        <w:rPr>
+          <w:rFonts w:ascii="Times New Roman" w:eastAsia="Arial" w:hAnsi="Times New Roman" w:cs="Times New Roman"/>
+          <w:bCs/>
+          <w:color w:val="000000"/>
+        </w:rPr>
+        <w:t xml:space="preserve">                                           </w:t>
       </w:r>
       <w:r>
         <w:rPr>
@@ -11169,7 +10311,7 @@
               </wp:inline>
             </w:drawing>
           </mc:Choice>
-          <mc:Fallback>
+          <mc:Fallback xmlns:w16cei="http://schemas.microsoft.com/office/word/2026/wordml/cei">
             <w:pict>
               <v:line w14:anchorId="5B785894" id="Straight Connector 1" o:spid="_x0000_s1026" alt="&quot;&quot;" style="visibility:visible;mso-wrap-style:square;mso-left-percent:-10001;mso-top-percent:-10001;mso-position-horizontal:absolute;mso-position-horizontal-relative:char;mso-position-vertical:absolute;mso-position-vertical-relative:line;mso-left-percent:-10001;mso-top-percent:-10001" from="0,0" to="468pt,0" o:gfxdata="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" strokecolor="windowText" strokeweight=".5pt">
                 <v:stroke joinstyle="miter"/>
@@ -11305,7 +10447,6 @@
         </w:rPr>
       </w:pPr>
       <w:hyperlink r:id="rId53" w:history="1">
-        <w:proofErr w:type="spellStart"/>
         <w:r>
           <w:rPr>
             <w:rStyle w:val="Hyperlink"/>
@@ -11315,7 +10456,6 @@
           </w:rPr>
           <w:t>PyWRIS</w:t>
         </w:r>
-        <w:proofErr w:type="spellEnd"/>
       </w:hyperlink>
       <w:r>
         <w:rPr>
@@ -11374,7 +10514,6 @@
         </w:rPr>
       </w:pPr>
       <w:hyperlink r:id="rId54" w:history="1">
-        <w:proofErr w:type="spellStart"/>
         <w:r>
           <w:rPr>
             <w:rStyle w:val="Hyperlink"/>
@@ -11384,7 +10523,6 @@
           </w:rPr>
           <w:t>Barind</w:t>
         </w:r>
-        <w:proofErr w:type="spellEnd"/>
       </w:hyperlink>
       <w:r>
         <w:rPr>
@@ -11502,7 +10640,6 @@
         <w:t xml:space="preserve">A detailed document on </w:t>
       </w:r>
       <w:hyperlink r:id="rId56" w:history="1">
-        <w:proofErr w:type="spellStart"/>
         <w:r>
           <w:rPr>
             <w:rStyle w:val="Hyperlink"/>
@@ -11512,7 +10649,6 @@
           </w:rPr>
           <w:t>ReadtheDocs</w:t>
         </w:r>
-        <w:proofErr w:type="spellEnd"/>
       </w:hyperlink>
       <w:r>
         <w:rPr>
@@ -11635,7 +10771,7 @@
               </wp:inline>
             </w:drawing>
           </mc:Choice>
-          <mc:Fallback>
+          <mc:Fallback xmlns:w16cei="http://schemas.microsoft.com/office/word/2026/wordml/cei">
             <w:pict>
               <v:line w14:anchorId="756444B5" id="Straight Connector 1" o:spid="_x0000_s1026" alt="&quot;&quot;" style="visibility:visible;mso-wrap-style:square;mso-left-percent:-10001;mso-top-percent:-10001;mso-position-horizontal:absolute;mso-position-horizontal-relative:char;mso-position-vertical:absolute;mso-position-vertical-relative:line;mso-left-percent:-10001;mso-top-percent:-10001" from="0,0" to="468pt,0" o:gfxdata="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" strokecolor="windowText" strokeweight=".5pt">
                 <v:stroke joinstyle="miter"/>
@@ -11670,23 +10806,13 @@
           <w:color w:val="000000"/>
         </w:rPr>
       </w:pPr>
-      <w:proofErr w:type="spellStart"/>
-      <w:r>
-        <w:rPr>
-          <w:rFonts w:ascii="Times New Roman" w:eastAsia="Arial" w:hAnsi="Times New Roman" w:cs="Times New Roman"/>
-          <w:bCs/>
-          <w:color w:val="000000"/>
-        </w:rPr>
-        <w:t>sDRIPS</w:t>
-      </w:r>
-      <w:proofErr w:type="spellEnd"/>
-      <w:r>
-        <w:rPr>
-          <w:rFonts w:ascii="Times New Roman" w:eastAsia="Arial" w:hAnsi="Times New Roman" w:cs="Times New Roman"/>
-          <w:bCs/>
-          <w:color w:val="000000"/>
-        </w:rPr>
-        <w:t xml:space="preserve">-Sense work featured in </w:t>
+      <w:r>
+        <w:rPr>
+          <w:rFonts w:ascii="Times New Roman" w:eastAsia="Arial" w:hAnsi="Times New Roman" w:cs="Times New Roman"/>
+          <w:bCs/>
+          <w:color w:val="000000"/>
+        </w:rPr>
+        <w:t xml:space="preserve">sDRIPS-Sense work featured in </w:t>
       </w:r>
       <w:r>
         <w:rPr>
@@ -11978,7 +11104,7 @@
               </wp:inline>
             </w:drawing>
           </mc:Choice>
-          <mc:Fallback>
+          <mc:Fallback xmlns:w16cei="http://schemas.microsoft.com/office/word/2026/wordml/cei">
             <w:pict>
               <v:line w14:anchorId="26C18481" id="Straight Connector 1" o:spid="_x0000_s1026" alt="&quot;&quot;" style="visibility:visible;mso-wrap-style:square;mso-left-percent:-10001;mso-top-percent:-10001;mso-position-horizontal:absolute;mso-position-horizontal-relative:char;mso-position-vertical:absolute;mso-position-vertical-relative:line;mso-left-percent:-10001;mso-top-percent:-10001" from="0,0" to="468pt,0" o:gfxdata="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" strokecolor="windowText" strokeweight=".5pt">
                 <v:stroke joinstyle="miter"/>
@@ -12019,71 +11145,7 @@
           <w:rFonts w:ascii="Times New Roman" w:eastAsia="Arial" w:hAnsi="Times New Roman" w:cs="Times New Roman"/>
           <w:color w:val="000000"/>
         </w:rPr>
-        <w:t xml:space="preserve">Satellite remote sensing; optical, thermal, radar, microwave, and altimetry datasets; Landsat, MODIS, Sentinel-1 SAR, Sentinel-2, SMAP, SWOT, and </w:t>
-      </w:r>
-      <w:proofErr w:type="spellStart"/>
-      <w:r>
-        <w:rPr>
-          <w:rFonts w:ascii="Times New Roman" w:eastAsia="Arial" w:hAnsi="Times New Roman" w:cs="Times New Roman"/>
-          <w:color w:val="000000"/>
-        </w:rPr>
-        <w:t>PlanetScope</w:t>
-      </w:r>
-      <w:proofErr w:type="spellEnd"/>
-      <w:r>
-        <w:rPr>
-          <w:rFonts w:ascii="Times New Roman" w:eastAsia="Arial" w:hAnsi="Times New Roman" w:cs="Times New Roman"/>
-          <w:color w:val="000000"/>
-        </w:rPr>
-        <w:t xml:space="preserve">; precipitation and hydrometeorological datasets including IMERG, CHIRPS, </w:t>
-      </w:r>
-      <w:proofErr w:type="spellStart"/>
-      <w:r>
-        <w:rPr>
-          <w:rFonts w:ascii="Times New Roman" w:eastAsia="Arial" w:hAnsi="Times New Roman" w:cs="Times New Roman"/>
-          <w:color w:val="000000"/>
-        </w:rPr>
-        <w:t>GSMaP</w:t>
-      </w:r>
-      <w:proofErr w:type="spellEnd"/>
-      <w:r>
-        <w:rPr>
-          <w:rFonts w:ascii="Times New Roman" w:eastAsia="Arial" w:hAnsi="Times New Roman" w:cs="Times New Roman"/>
-          <w:color w:val="000000"/>
-        </w:rPr>
-        <w:t xml:space="preserve">, and GLDAS; reanalysis and forecast products including ERA5 and GFS; DEMs; in situ observations; CMIP climate simulations and global climate model outputs for hydroclimatic extremes, infrastructure risk, and climate-impact assessment, including CanESM2, GFDL-ESM2M, MIROC-ESM, MPI-ESM, and </w:t>
-      </w:r>
-      <w:proofErr w:type="spellStart"/>
-      <w:r>
-        <w:rPr>
-          <w:rFonts w:ascii="Times New Roman" w:eastAsia="Arial" w:hAnsi="Times New Roman" w:cs="Times New Roman"/>
-          <w:color w:val="000000"/>
-        </w:rPr>
-        <w:t>NorESM</w:t>
-      </w:r>
-      <w:proofErr w:type="spellEnd"/>
-      <w:r>
-        <w:rPr>
-          <w:rFonts w:ascii="Times New Roman" w:eastAsia="Arial" w:hAnsi="Times New Roman" w:cs="Times New Roman"/>
-          <w:color w:val="000000"/>
-        </w:rPr>
-        <w:t xml:space="preserve">; multi-sensor, multi-resolution, and </w:t>
-      </w:r>
-      <w:proofErr w:type="spellStart"/>
-      <w:r>
-        <w:rPr>
-          <w:rFonts w:ascii="Times New Roman" w:eastAsia="Arial" w:hAnsi="Times New Roman" w:cs="Times New Roman"/>
-          <w:color w:val="000000"/>
-        </w:rPr>
-        <w:t>spatio</w:t>
-      </w:r>
-      <w:proofErr w:type="spellEnd"/>
-      <w:r>
-        <w:rPr>
-          <w:rFonts w:ascii="Times New Roman" w:eastAsia="Arial" w:hAnsi="Times New Roman" w:cs="Times New Roman"/>
-          <w:color w:val="000000"/>
-        </w:rPr>
-        <w:t>-temporal data fusion.</w:t>
+        <w:t>Satellite remote sensing; optical, thermal, radar, microwave, and altimetry datasets; Landsat, MODIS, Sentinel-1 SAR, Sentinel-2, SMAP, SWOT, and PlanetScope; precipitation and hydrometeorological datasets including IMERG, CHIRPS, GSMaP, and GLDAS; reanalysis and forecast products including ERA5 and GFS; DEMs; in situ observations; CMIP climate simulations and global climate model outputs for hydroclimatic extremes, infrastructure risk, and climate-impact assessment, including CanESM2, GFDL-ESM2M, MIROC-ESM, MPI-ESM, and NorESM; multi-sensor, multi-resolution, and spatio-temporal data fusion.</w:t>
       </w:r>
     </w:p>
     <w:p>
@@ -12182,87 +11244,7 @@
           <w:rFonts w:ascii="Times New Roman" w:eastAsia="Arial" w:hAnsi="Times New Roman" w:cs="Times New Roman"/>
           <w:color w:val="000000"/>
         </w:rPr>
-        <w:t xml:space="preserve">Python, Google Earth Engine Python and JavaScript APIs, </w:t>
-      </w:r>
-      <w:proofErr w:type="spellStart"/>
-      <w:r>
-        <w:rPr>
-          <w:rFonts w:ascii="Times New Roman" w:eastAsia="Arial" w:hAnsi="Times New Roman" w:cs="Times New Roman"/>
-          <w:color w:val="000000"/>
-        </w:rPr>
-        <w:t>Xarray</w:t>
-      </w:r>
-      <w:proofErr w:type="spellEnd"/>
-      <w:r>
-        <w:rPr>
-          <w:rFonts w:ascii="Times New Roman" w:eastAsia="Arial" w:hAnsi="Times New Roman" w:cs="Times New Roman"/>
-          <w:color w:val="000000"/>
-        </w:rPr>
-        <w:t xml:space="preserve">, </w:t>
-      </w:r>
-      <w:proofErr w:type="spellStart"/>
-      <w:r>
-        <w:rPr>
-          <w:rFonts w:ascii="Times New Roman" w:eastAsia="Arial" w:hAnsi="Times New Roman" w:cs="Times New Roman"/>
-          <w:color w:val="000000"/>
-        </w:rPr>
-        <w:t>Dask</w:t>
-      </w:r>
-      <w:proofErr w:type="spellEnd"/>
-      <w:r>
-        <w:rPr>
-          <w:rFonts w:ascii="Times New Roman" w:eastAsia="Arial" w:hAnsi="Times New Roman" w:cs="Times New Roman"/>
-          <w:color w:val="000000"/>
-        </w:rPr>
-        <w:t xml:space="preserve">, NumPy, Pandas, </w:t>
-      </w:r>
-      <w:proofErr w:type="spellStart"/>
-      <w:r>
-        <w:rPr>
-          <w:rFonts w:ascii="Times New Roman" w:eastAsia="Arial" w:hAnsi="Times New Roman" w:cs="Times New Roman"/>
-          <w:color w:val="000000"/>
-        </w:rPr>
-        <w:t>GeoPandas</w:t>
-      </w:r>
-      <w:proofErr w:type="spellEnd"/>
-      <w:r>
-        <w:rPr>
-          <w:rFonts w:ascii="Times New Roman" w:eastAsia="Arial" w:hAnsi="Times New Roman" w:cs="Times New Roman"/>
-          <w:color w:val="000000"/>
-        </w:rPr>
-        <w:t xml:space="preserve">, </w:t>
-      </w:r>
-      <w:proofErr w:type="spellStart"/>
-      <w:r>
-        <w:rPr>
-          <w:rFonts w:ascii="Times New Roman" w:eastAsia="Arial" w:hAnsi="Times New Roman" w:cs="Times New Roman"/>
-          <w:color w:val="000000"/>
-        </w:rPr>
-        <w:t>Rasterio</w:t>
-      </w:r>
-      <w:proofErr w:type="spellEnd"/>
-      <w:r>
-        <w:rPr>
-          <w:rFonts w:ascii="Times New Roman" w:eastAsia="Arial" w:hAnsi="Times New Roman" w:cs="Times New Roman"/>
-          <w:color w:val="000000"/>
-        </w:rPr>
-        <w:t xml:space="preserve">, SciPy, </w:t>
-      </w:r>
-      <w:proofErr w:type="spellStart"/>
-      <w:r>
-        <w:rPr>
-          <w:rFonts w:ascii="Times New Roman" w:eastAsia="Arial" w:hAnsi="Times New Roman" w:cs="Times New Roman"/>
-          <w:color w:val="000000"/>
-        </w:rPr>
-        <w:t>PyTorch</w:t>
-      </w:r>
-      <w:proofErr w:type="spellEnd"/>
-      <w:r>
-        <w:rPr>
-          <w:rFonts w:ascii="Times New Roman" w:eastAsia="Arial" w:hAnsi="Times New Roman" w:cs="Times New Roman"/>
-          <w:color w:val="000000"/>
-        </w:rPr>
-        <w:t>, Scikit-learn, GDAL, ArcGIS, QGIS, MATLAB, Bash, Git, Linux/HPC environments, multiprocessing, parallel and distributed processing, scalable geospatial ETL, raster and vector analytics, spatial statistics, API-driven data ingestion, automated environmental data pipelines, and cloud/HPC-style large-scale analytics.</w:t>
+        <w:t>Python, Google Earth Engine Python and JavaScript APIs, Xarray, Dask, NumPy, Pandas, GeoPandas, Rasterio, SciPy, PyTorch, Scikit-learn, GDAL, ArcGIS, QGIS, MATLAB, Bash, Git, Linux/HPC environments, multiprocessing, parallel and distributed processing, scalable geospatial ETL, raster and vector analytics, spatial statistics, API-driven data ingestion, automated environmental data pipelines, and cloud/HPC-style large-scale analytics.</w:t>
       </w:r>
     </w:p>
     <w:p>
@@ -12324,85 +11306,12 @@
         </w:rPr>
         <w:t xml:space="preserve">Data Formats, Software Development, and Reproducibility: </w:t>
       </w:r>
-      <w:proofErr w:type="spellStart"/>
-      <w:r>
-        <w:rPr>
-          <w:rFonts w:ascii="Times New Roman" w:eastAsia="Arial" w:hAnsi="Times New Roman" w:cs="Times New Roman"/>
-          <w:color w:val="000000"/>
-        </w:rPr>
-        <w:t>NetCDF</w:t>
-      </w:r>
-      <w:proofErr w:type="spellEnd"/>
-      <w:r>
-        <w:rPr>
-          <w:rFonts w:ascii="Times New Roman" w:eastAsia="Arial" w:hAnsi="Times New Roman" w:cs="Times New Roman"/>
-          <w:color w:val="000000"/>
-        </w:rPr>
-        <w:t xml:space="preserve">, HDF5, </w:t>
-      </w:r>
-      <w:proofErr w:type="spellStart"/>
-      <w:r>
-        <w:rPr>
-          <w:rFonts w:ascii="Times New Roman" w:eastAsia="Arial" w:hAnsi="Times New Roman" w:cs="Times New Roman"/>
-          <w:color w:val="000000"/>
-        </w:rPr>
-        <w:t>GeoTIFF</w:t>
-      </w:r>
-      <w:proofErr w:type="spellEnd"/>
-      <w:r>
-        <w:rPr>
-          <w:rFonts w:ascii="Times New Roman" w:eastAsia="Arial" w:hAnsi="Times New Roman" w:cs="Times New Roman"/>
-          <w:color w:val="000000"/>
-        </w:rPr>
-        <w:t xml:space="preserve">, Cloud-Optimized </w:t>
-      </w:r>
-      <w:proofErr w:type="spellStart"/>
-      <w:r>
-        <w:rPr>
-          <w:rFonts w:ascii="Times New Roman" w:eastAsia="Arial" w:hAnsi="Times New Roman" w:cs="Times New Roman"/>
-          <w:color w:val="000000"/>
-        </w:rPr>
-        <w:t>GeoTIFF</w:t>
-      </w:r>
-      <w:proofErr w:type="spellEnd"/>
-      <w:r>
-        <w:rPr>
-          <w:rFonts w:ascii="Times New Roman" w:eastAsia="Arial" w:hAnsi="Times New Roman" w:cs="Times New Roman"/>
-          <w:color w:val="000000"/>
-        </w:rPr>
-        <w:t xml:space="preserve">, metadata-aware processing, reproducible workflows, scientific package development, </w:t>
-      </w:r>
-      <w:proofErr w:type="spellStart"/>
-      <w:r>
-        <w:rPr>
-          <w:rFonts w:ascii="Times New Roman" w:eastAsia="Arial" w:hAnsi="Times New Roman" w:cs="Times New Roman"/>
-          <w:color w:val="000000"/>
-        </w:rPr>
-        <w:t>PyPI</w:t>
-      </w:r>
-      <w:proofErr w:type="spellEnd"/>
-      <w:r>
-        <w:rPr>
-          <w:rFonts w:ascii="Times New Roman" w:eastAsia="Arial" w:hAnsi="Times New Roman" w:cs="Times New Roman"/>
-          <w:color w:val="000000"/>
-        </w:rPr>
-        <w:t xml:space="preserve"> package publication, Read the Docs documentation, REST APIs, dashboards, </w:t>
-      </w:r>
-      <w:proofErr w:type="spellStart"/>
-      <w:r>
-        <w:rPr>
-          <w:rFonts w:ascii="Times New Roman" w:eastAsia="Arial" w:hAnsi="Times New Roman" w:cs="Times New Roman"/>
-          <w:color w:val="000000"/>
-        </w:rPr>
-        <w:t>Plotly</w:t>
-      </w:r>
-      <w:proofErr w:type="spellEnd"/>
-      <w:r>
-        <w:rPr>
-          <w:rFonts w:ascii="Times New Roman" w:eastAsia="Arial" w:hAnsi="Times New Roman" w:cs="Times New Roman"/>
-          <w:color w:val="000000"/>
-        </w:rPr>
-        <w:t>, Matplotlib, technical documentation, and reproducible scientific workflows.</w:t>
+      <w:r>
+        <w:rPr>
+          <w:rFonts w:ascii="Times New Roman" w:eastAsia="Arial" w:hAnsi="Times New Roman" w:cs="Times New Roman"/>
+          <w:color w:val="000000"/>
+        </w:rPr>
+        <w:t>NetCDF, HDF5, GeoTIFF, Cloud-Optimized GeoTIFF, metadata-aware processing, reproducible workflows, scientific package development, PyPI package publication, Read the Docs documentation, REST APIs, dashboards, Plotly, Matplotlib, technical documentation, and reproducible scientific workflows.</w:t>
       </w:r>
     </w:p>
     <w:p>
@@ -12572,7 +11481,7 @@
               </wp:inline>
             </w:drawing>
           </mc:Choice>
-          <mc:Fallback>
+          <mc:Fallback xmlns:w16cei="http://schemas.microsoft.com/office/word/2026/wordml/cei">
             <w:pict>
               <v:line w14:anchorId="61C61D97" id="Straight Connector 1" o:spid="_x0000_s1026" alt="&quot;&quot;" style="visibility:visible;mso-wrap-style:square;mso-left-percent:-10001;mso-top-percent:-10001;mso-position-horizontal:absolute;mso-position-horizontal-relative:char;mso-position-vertical:absolute;mso-position-vertical-relative:line;mso-left-percent:-10001;mso-top-percent:-10001" from="0,0" to="468pt,0" o:gfxdata="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" strokecolor="windowText" strokeweight=".5pt">
                 <v:stroke joinstyle="miter"/>
@@ -12708,23 +11617,7 @@
           <w:rFonts w:ascii="Times New Roman" w:hAnsi="Times New Roman" w:cs="Times New Roman"/>
           <w:color w:val="auto"/>
         </w:rPr>
-        <w:t xml:space="preserve">Dr. Erkan </w:t>
-      </w:r>
-      <w:proofErr w:type="spellStart"/>
-      <w:r>
-        <w:rPr>
-          <w:rFonts w:ascii="Times New Roman" w:hAnsi="Times New Roman" w:cs="Times New Roman"/>
-          <w:color w:val="auto"/>
-        </w:rPr>
-        <w:t>Istanbulluoglu</w:t>
-      </w:r>
-      <w:proofErr w:type="spellEnd"/>
-      <w:r>
-        <w:rPr>
-          <w:rFonts w:ascii="Times New Roman" w:hAnsi="Times New Roman" w:cs="Times New Roman"/>
-          <w:color w:val="auto"/>
-        </w:rPr>
-        <w:t xml:space="preserve"> (</w:t>
+        <w:t>Dr. Erkan Istanbulluoglu (</w:t>
       </w:r>
       <w:hyperlink r:id="rId61" w:history="1">
         <w:r>
@@ -12968,7 +11861,7 @@
 </file>
 
 <file path=word/endnotes.xml><?xml version="1.0" encoding="utf-8"?>
-<w:endnotes xmlns:wpc="http://schemas.microsoft.com/office/word/2010/wordprocessingCanvas" xmlns:cx="http://schemas.microsoft.com/office/drawing/2014/chartex" xmlns:cx1="http://schemas.microsoft.com/office/drawing/2015/9/8/chartex" xmlns:cx2="http://schemas.microsoft.com/office/drawing/2015/10/21/chartex" xmlns:cx3="http://schemas.microsoft.com/office/drawing/2016/5/9/chartex" xmlns:cx4="http://schemas.microsoft.com/office/drawing/2016/5/10/chartex" xmlns:cx5="http://schemas.microsoft.com/office/drawing/2016/5/11/chartex" xmlns:cx6="http://schemas.microsoft.com/office/drawing/2016/5/12/chartex" xmlns:cx7="http://schemas.microsoft.com/office/drawing/2016/5/13/chartex" xmlns:cx8="http://schemas.microsoft.com/office/drawing/2016/5/14/chartex" xmlns:mc="http://schemas.openxmlformats.org/markup-compatibility/2006" xmlns:aink="http://schemas.microsoft.com/office/drawing/2016/ink" xmlns:am3d="http://schemas.microsoft.com/office/drawing/2017/model3d" xmlns:o="urn:schemas-microsoft-com:office:office" xmlns:oel="http://schemas.microsoft.com/office/2019/extlst" xmlns:r="http://schemas.openxmlformats.org/officeDocument/2006/relationships" xmlns:m="http://schemas.openxmlformats.org/officeDocument/2006/math" xmlns:v="urn:schemas-microsoft-com:vml" xmlns:wp14="http://schemas.microsoft.com/office/word/2010/wordprocessingDrawing" xmlns:wp="http://schemas.openxmlformats.org/drawingml/2006/wordprocessingDrawing" xmlns:w10="urn:schemas-microsoft-com:office:word" xmlns:w="http://schemas.openxmlformats.org/wordprocessingml/2006/main" xmlns:w14="http://schemas.microsoft.com/office/word/2010/wordml" xmlns:w15="http://schemas.microsoft.com/office/word/2012/wordml" xmlns:w16cei="http://schemas.microsoft.com/office/word/2026/wordml/cei" xmlns:w16cex="http://schemas.microsoft.com/office/word/2018/wordml/cex" xmlns:w16cid="http://schemas.microsoft.com/office/word/2016/wordml/cid" xmlns:w16="http://schemas.microsoft.com/office/word/2018/wordml" xmlns:w16du="http://schemas.microsoft.com/office/word/2023/wordml/word16du" xmlns:w16sdtdh="http://schemas.microsoft.com/office/word/2020/wordml/sdtdatahash" xmlns:w16sdtfl="http://schemas.microsoft.com/office/word/2024/wordml/sdtformatlock" xmlns:w16se="http://schemas.microsoft.com/office/word/2015/wordml/symex" xmlns:wpg="http://schemas.microsoft.com/office/word/2010/wordprocessingGroup" xmlns:wpi="http://schemas.microsoft.com/office/word/2010/wordprocessingInk" xmlns:wne="http://schemas.microsoft.com/office/word/2006/wordml" xmlns:wps="http://schemas.microsoft.com/office/word/2010/wordprocessingShape" mc:Ignorable="w14 w15 w16se w16cid w16 w16cex w16sdtdh w16sdtfl w16du wp14">
+<w:endnotes xmlns:wpc="http://schemas.microsoft.com/office/word/2010/wordprocessingCanvas" xmlns:cx="http://schemas.microsoft.com/office/drawing/2014/chartex" xmlns:cx1="http://schemas.microsoft.com/office/drawing/2015/9/8/chartex" xmlns:cx2="http://schemas.microsoft.com/office/drawing/2015/10/21/chartex" xmlns:cx3="http://schemas.microsoft.com/office/drawing/2016/5/9/chartex" xmlns:cx4="http://schemas.microsoft.com/office/drawing/2016/5/10/chartex" xmlns:cx5="http://schemas.microsoft.com/office/drawing/2016/5/11/chartex" xmlns:cx6="http://schemas.microsoft.com/office/drawing/2016/5/12/chartex" xmlns:cx7="http://schemas.microsoft.com/office/drawing/2016/5/13/chartex" xmlns:cx8="http://schemas.microsoft.com/office/drawing/2016/5/14/chartex" xmlns:mc="http://schemas.openxmlformats.org/markup-compatibility/2006" xmlns:aink="http://schemas.microsoft.com/office/drawing/2016/ink" xmlns:am3d="http://schemas.microsoft.com/office/drawing/2017/model3d" xmlns:o="urn:schemas-microsoft-com:office:office" xmlns:oel="http://schemas.microsoft.com/office/2019/extlst" xmlns:r="http://schemas.openxmlformats.org/officeDocument/2006/relationships" xmlns:m="http://schemas.openxmlformats.org/officeDocument/2006/math" xmlns:v="urn:schemas-microsoft-com:vml" xmlns:wp14="http://schemas.microsoft.com/office/word/2010/wordprocessingDrawing" xmlns:wp="http://schemas.openxmlformats.org/drawingml/2006/wordprocessingDrawing" xmlns:w10="urn:schemas-microsoft-com:office:word" xmlns:w="http://schemas.openxmlformats.org/wordprocessingml/2006/main" xmlns:w14="http://schemas.microsoft.com/office/word/2010/wordml" xmlns:w15="http://schemas.microsoft.com/office/word/2012/wordml" xmlns:w16cex="http://schemas.microsoft.com/office/word/2018/wordml/cex" xmlns:w16cid="http://schemas.microsoft.com/office/word/2016/wordml/cid" xmlns:w16="http://schemas.microsoft.com/office/word/2018/wordml" xmlns:w16du="http://schemas.microsoft.com/office/word/2023/wordml/word16du" xmlns:w16sdtdh="http://schemas.microsoft.com/office/word/2020/wordml/sdtdatahash" xmlns:w16sdtfl="http://schemas.microsoft.com/office/word/2024/wordml/sdtformatlock" xmlns:w16se="http://schemas.microsoft.com/office/word/2015/wordml/symex" xmlns:wpg="http://schemas.microsoft.com/office/word/2010/wordprocessingGroup" xmlns:wpi="http://schemas.microsoft.com/office/word/2010/wordprocessingInk" xmlns:wne="http://schemas.microsoft.com/office/word/2006/wordml" xmlns:wps="http://schemas.microsoft.com/office/word/2010/wordprocessingShape" mc:Ignorable="w14 w15 w16se w16cid w16 w16cex w16sdtdh w16sdtfl w16du wp14">
   <w:endnote w:type="separator" w:id="-1">
     <w:p>
       <w:pPr>
@@ -12993,7 +11886,7 @@
 </file>
 
 <file path=word/footer1.xml><?xml version="1.0" encoding="utf-8"?>
-<w:ftr xmlns:wpc="http://schemas.microsoft.com/office/word/2010/wordprocessingCanvas" xmlns:cx="http://schemas.microsoft.com/office/drawing/2014/chartex" xmlns:cx1="http://schemas.microsoft.com/office/drawing/2015/9/8/chartex" xmlns:cx2="http://schemas.microsoft.com/office/drawing/2015/10/21/chartex" xmlns:cx3="http://schemas.microsoft.com/office/drawing/2016/5/9/chartex" xmlns:cx4="http://schemas.microsoft.com/office/drawing/2016/5/10/chartex" xmlns:cx5="http://schemas.microsoft.com/office/drawing/2016/5/11/chartex" xmlns:cx6="http://schemas.microsoft.com/office/drawing/2016/5/12/chartex" xmlns:cx7="http://schemas.microsoft.com/office/drawing/2016/5/13/chartex" xmlns:cx8="http://schemas.microsoft.com/office/drawing/2016/5/14/chartex" xmlns:mc="http://schemas.openxmlformats.org/markup-compatibility/2006" xmlns:aink="http://schemas.microsoft.com/office/drawing/2016/ink" xmlns:am3d="http://schemas.microsoft.com/office/drawing/2017/model3d" xmlns:o="urn:schemas-microsoft-com:office:office" xmlns:oel="http://schemas.microsoft.com/office/2019/extlst" xmlns:r="http://schemas.openxmlformats.org/officeDocument/2006/relationships" xmlns:m="http://schemas.openxmlformats.org/officeDocument/2006/math" xmlns:v="urn:schemas-microsoft-com:vml" xmlns:wp14="http://schemas.microsoft.com/office/word/2010/wordprocessingDrawing" xmlns:wp="http://schemas.openxmlformats.org/drawingml/2006/wordprocessingDrawing" xmlns:w10="urn:schemas-microsoft-com:office:word" xmlns:w="http://schemas.openxmlformats.org/wordprocessingml/2006/main" xmlns:w14="http://schemas.microsoft.com/office/word/2010/wordml" xmlns:w15="http://schemas.microsoft.com/office/word/2012/wordml" xmlns:w16cei="http://schemas.microsoft.com/office/word/2026/wordml/cei" xmlns:w16cex="http://schemas.microsoft.com/office/word/2018/wordml/cex" xmlns:w16cid="http://schemas.microsoft.com/office/word/2016/wordml/cid" xmlns:w16="http://schemas.microsoft.com/office/word/2018/wordml" xmlns:w16du="http://schemas.microsoft.com/office/word/2023/wordml/word16du" xmlns:w16sdtdh="http://schemas.microsoft.com/office/word/2020/wordml/sdtdatahash" xmlns:w16sdtfl="http://schemas.microsoft.com/office/word/2024/wordml/sdtformatlock" xmlns:w16se="http://schemas.microsoft.com/office/word/2015/wordml/symex" xmlns:wpg="http://schemas.microsoft.com/office/word/2010/wordprocessingGroup" xmlns:wpi="http://schemas.microsoft.com/office/word/2010/wordprocessingInk" xmlns:wne="http://schemas.microsoft.com/office/word/2006/wordml" xmlns:wps="http://schemas.microsoft.com/office/word/2010/wordprocessingShape" mc:Ignorable="w14 w15 w16se w16cid w16 w16cex w16sdtdh w16sdtfl w16du wp14">
+<w:ftr xmlns:wpc="http://schemas.microsoft.com/office/word/2010/wordprocessingCanvas" xmlns:cx="http://schemas.microsoft.com/office/drawing/2014/chartex" xmlns:cx1="http://schemas.microsoft.com/office/drawing/2015/9/8/chartex" xmlns:cx2="http://schemas.microsoft.com/office/drawing/2015/10/21/chartex" xmlns:cx3="http://schemas.microsoft.com/office/drawing/2016/5/9/chartex" xmlns:cx4="http://schemas.microsoft.com/office/drawing/2016/5/10/chartex" xmlns:cx5="http://schemas.microsoft.com/office/drawing/2016/5/11/chartex" xmlns:cx6="http://schemas.microsoft.com/office/drawing/2016/5/12/chartex" xmlns:cx7="http://schemas.microsoft.com/office/drawing/2016/5/13/chartex" xmlns:cx8="http://schemas.microsoft.com/office/drawing/2016/5/14/chartex" xmlns:mc="http://schemas.openxmlformats.org/markup-compatibility/2006" xmlns:aink="http://schemas.microsoft.com/office/drawing/2016/ink" xmlns:am3d="http://schemas.microsoft.com/office/drawing/2017/model3d" xmlns:o="urn:schemas-microsoft-com:office:office" xmlns:oel="http://schemas.microsoft.com/office/2019/extlst" xmlns:r="http://schemas.openxmlformats.org/officeDocument/2006/relationships" xmlns:m="http://schemas.openxmlformats.org/officeDocument/2006/math" xmlns:v="urn:schemas-microsoft-com:vml" xmlns:wp14="http://schemas.microsoft.com/office/word/2010/wordprocessingDrawing" xmlns:wp="http://schemas.openxmlformats.org/drawingml/2006/wordprocessingDrawing" xmlns:w10="urn:schemas-microsoft-com:office:word" xmlns:w="http://schemas.openxmlformats.org/wordprocessingml/2006/main" xmlns:w14="http://schemas.microsoft.com/office/word/2010/wordml" xmlns:w15="http://schemas.microsoft.com/office/word/2012/wordml" xmlns:w16cex="http://schemas.microsoft.com/office/word/2018/wordml/cex" xmlns:w16cid="http://schemas.microsoft.com/office/word/2016/wordml/cid" xmlns:w16="http://schemas.microsoft.com/office/word/2018/wordml" xmlns:w16du="http://schemas.microsoft.com/office/word/2023/wordml/word16du" xmlns:w16sdtdh="http://schemas.microsoft.com/office/word/2020/wordml/sdtdatahash" xmlns:w16sdtfl="http://schemas.microsoft.com/office/word/2024/wordml/sdtformatlock" xmlns:w16se="http://schemas.microsoft.com/office/word/2015/wordml/symex" xmlns:wpg="http://schemas.microsoft.com/office/word/2010/wordprocessingGroup" xmlns:wpi="http://schemas.microsoft.com/office/word/2010/wordprocessingInk" xmlns:wne="http://schemas.microsoft.com/office/word/2006/wordml" xmlns:wps="http://schemas.microsoft.com/office/word/2010/wordprocessingShape" mc:Ignorable="w14 w15 w16se w16cid w16 w16cex w16sdtdh w16sdtfl w16du wp14">
   <w:sdt>
     <w:sdtPr>
       <w:rPr>
@@ -13146,7 +12039,7 @@
 </file>
 
 <file path=word/footnotes.xml><?xml version="1.0" encoding="utf-8"?>
-<w:footnotes xmlns:wpc="http://schemas.microsoft.com/office/word/2010/wordprocessingCanvas" xmlns:cx="http://schemas.microsoft.com/office/drawing/2014/chartex" xmlns:cx1="http://schemas.microsoft.com/office/drawing/2015/9/8/chartex" xmlns:cx2="http://schemas.microsoft.com/office/drawing/2015/10/21/chartex" xmlns:cx3="http://schemas.microsoft.com/office/drawing/2016/5/9/chartex" xmlns:cx4="http://schemas.microsoft.com/office/drawing/2016/5/10/chartex" xmlns:cx5="http://schemas.microsoft.com/office/drawing/2016/5/11/chartex" xmlns:cx6="http://schemas.microsoft.com/office/drawing/2016/5/12/chartex" xmlns:cx7="http://schemas.microsoft.com/office/drawing/2016/5/13/chartex" xmlns:cx8="http://schemas.microsoft.com/office/drawing/2016/5/14/chartex" xmlns:mc="http://schemas.openxmlformats.org/markup-compatibility/2006" xmlns:aink="http://schemas.microsoft.com/office/drawing/2016/ink" xmlns:am3d="http://schemas.microsoft.com/office/drawing/2017/model3d" xmlns:o="urn:schemas-microsoft-com:office:office" xmlns:oel="http://schemas.microsoft.com/office/2019/extlst" xmlns:r="http://schemas.openxmlformats.org/officeDocument/2006/relationships" xmlns:m="http://schemas.openxmlformats.org/officeDocument/2006/math" xmlns:v="urn:schemas-microsoft-com:vml" xmlns:wp14="http://schemas.microsoft.com/office/word/2010/wordprocessingDrawing" xmlns:wp="http://schemas.openxmlformats.org/drawingml/2006/wordprocessingDrawing" xmlns:w10="urn:schemas-microsoft-com:office:word" xmlns:w="http://schemas.openxmlformats.org/wordprocessingml/2006/main" xmlns:w14="http://schemas.microsoft.com/office/word/2010/wordml" xmlns:w15="http://schemas.microsoft.com/office/word/2012/wordml" xmlns:w16cei="http://schemas.microsoft.com/office/word/2026/wordml/cei" xmlns:w16cex="http://schemas.microsoft.com/office/word/2018/wordml/cex" xmlns:w16cid="http://schemas.microsoft.com/office/word/2016/wordml/cid" xmlns:w16="http://schemas.microsoft.com/office/word/2018/wordml" xmlns:w16du="http://schemas.microsoft.com/office/word/2023/wordml/word16du" xmlns:w16sdtdh="http://schemas.microsoft.com/office/word/2020/wordml/sdtdatahash" xmlns:w16sdtfl="http://schemas.microsoft.com/office/word/2024/wordml/sdtformatlock" xmlns:w16se="http://schemas.microsoft.com/office/word/2015/wordml/symex" xmlns:wpg="http://schemas.microsoft.com/office/word/2010/wordprocessingGroup" xmlns:wpi="http://schemas.microsoft.com/office/word/2010/wordprocessingInk" xmlns:wne="http://schemas.microsoft.com/office/word/2006/wordml" xmlns:wps="http://schemas.microsoft.com/office/word/2010/wordprocessingShape" mc:Ignorable="w14 w15 w16se w16cid w16 w16cex w16sdtdh w16sdtfl w16du wp14">
+<w:footnotes xmlns:wpc="http://schemas.microsoft.com/office/word/2010/wordprocessingCanvas" xmlns:cx="http://schemas.microsoft.com/office/drawing/2014/chartex" xmlns:cx1="http://schemas.microsoft.com/office/drawing/2015/9/8/chartex" xmlns:cx2="http://schemas.microsoft.com/office/drawing/2015/10/21/chartex" xmlns:cx3="http://schemas.microsoft.com/office/drawing/2016/5/9/chartex" xmlns:cx4="http://schemas.microsoft.com/office/drawing/2016/5/10/chartex" xmlns:cx5="http://schemas.microsoft.com/office/drawing/2016/5/11/chartex" xmlns:cx6="http://schemas.microsoft.com/office/drawing/2016/5/12/chartex" xmlns:cx7="http://schemas.microsoft.com/office/drawing/2016/5/13/chartex" xmlns:cx8="http://schemas.microsoft.com/office/drawing/2016/5/14/chartex" xmlns:mc="http://schemas.openxmlformats.org/markup-compatibility/2006" xmlns:aink="http://schemas.microsoft.com/office/drawing/2016/ink" xmlns:am3d="http://schemas.microsoft.com/office/drawing/2017/model3d" xmlns:o="urn:schemas-microsoft-com:office:office" xmlns:oel="http://schemas.microsoft.com/office/2019/extlst" xmlns:r="http://schemas.openxmlformats.org/officeDocument/2006/relationships" xmlns:m="http://schemas.openxmlformats.org/officeDocument/2006/math" xmlns:v="urn:schemas-microsoft-com:vml" xmlns:wp14="http://schemas.microsoft.com/office/word/2010/wordprocessingDrawing" xmlns:wp="http://schemas.openxmlformats.org/drawingml/2006/wordprocessingDrawing" xmlns:w10="urn:schemas-microsoft-com:office:word" xmlns:w="http://schemas.openxmlformats.org/wordprocessingml/2006/main" xmlns:w14="http://schemas.microsoft.com/office/word/2010/wordml" xmlns:w15="http://schemas.microsoft.com/office/word/2012/wordml" xmlns:w16cex="http://schemas.microsoft.com/office/word/2018/wordml/cex" xmlns:w16cid="http://schemas.microsoft.com/office/word/2016/wordml/cid" xmlns:w16="http://schemas.microsoft.com/office/word/2018/wordml" xmlns:w16du="http://schemas.microsoft.com/office/word/2023/wordml/word16du" xmlns:w16sdtdh="http://schemas.microsoft.com/office/word/2020/wordml/sdtdatahash" xmlns:w16sdtfl="http://schemas.microsoft.com/office/word/2024/wordml/sdtformatlock" xmlns:w16se="http://schemas.microsoft.com/office/word/2015/wordml/symex" xmlns:wpg="http://schemas.microsoft.com/office/word/2010/wordprocessingGroup" xmlns:wpi="http://schemas.microsoft.com/office/word/2010/wordprocessingInk" xmlns:wne="http://schemas.microsoft.com/office/word/2006/wordml" xmlns:wps="http://schemas.microsoft.com/office/word/2010/wordprocessingShape" mc:Ignorable="w14 w15 w16se w16cid w16 w16cex w16sdtdh w16sdtfl w16du wp14">
   <w:footnote w:type="separator" w:id="-1">
     <w:p>
       <w:pPr>
@@ -13171,7 +12064,7 @@
 </file>
 
 <file path=word/header1.xml><?xml version="1.0" encoding="utf-8"?>
-<w:hdr xmlns:wpc="http://schemas.microsoft.com/office/word/2010/wordprocessingCanvas" xmlns:cx="http://schemas.microsoft.com/office/drawing/2014/chartex" xmlns:cx1="http://schemas.microsoft.com/office/drawing/2015/9/8/chartex" xmlns:cx2="http://schemas.microsoft.com/office/drawing/2015/10/21/chartex" xmlns:cx3="http://schemas.microsoft.com/office/drawing/2016/5/9/chartex" xmlns:cx4="http://schemas.microsoft.com/office/drawing/2016/5/10/chartex" xmlns:cx5="http://schemas.microsoft.com/office/drawing/2016/5/11/chartex" xmlns:cx6="http://schemas.microsoft.com/office/drawing/2016/5/12/chartex" xmlns:cx7="http://schemas.microsoft.com/office/drawing/2016/5/13/chartex" xmlns:cx8="http://schemas.microsoft.com/office/drawing/2016/5/14/chartex" xmlns:mc="http://schemas.openxmlformats.org/markup-compatibility/2006" xmlns:aink="http://schemas.microsoft.com/office/drawing/2016/ink" xmlns:am3d="http://schemas.microsoft.com/office/drawing/2017/model3d" xmlns:o="urn:schemas-microsoft-com:office:office" xmlns:oel="http://schemas.microsoft.com/office/2019/extlst" xmlns:r="http://schemas.openxmlformats.org/officeDocument/2006/relationships" xmlns:m="http://schemas.openxmlformats.org/officeDocument/2006/math" xmlns:v="urn:schemas-microsoft-com:vml" xmlns:wp14="http://schemas.microsoft.com/office/word/2010/wordprocessingDrawing" xmlns:wp="http://schemas.openxmlformats.org/drawingml/2006/wordprocessingDrawing" xmlns:w10="urn:schemas-microsoft-com:office:word" xmlns:w="http://schemas.openxmlformats.org/wordprocessingml/2006/main" xmlns:w14="http://schemas.microsoft.com/office/word/2010/wordml" xmlns:w15="http://schemas.microsoft.com/office/word/2012/wordml" xmlns:w16cei="http://schemas.microsoft.com/office/word/2026/wordml/cei" xmlns:w16cex="http://schemas.microsoft.com/office/word/2018/wordml/cex" xmlns:w16cid="http://schemas.microsoft.com/office/word/2016/wordml/cid" xmlns:w16="http://schemas.microsoft.com/office/word/2018/wordml" xmlns:w16du="http://schemas.microsoft.com/office/word/2023/wordml/word16du" xmlns:w16sdtdh="http://schemas.microsoft.com/office/word/2020/wordml/sdtdatahash" xmlns:w16sdtfl="http://schemas.microsoft.com/office/word/2024/wordml/sdtformatlock" xmlns:w16se="http://schemas.microsoft.com/office/word/2015/wordml/symex" xmlns:wpg="http://schemas.microsoft.com/office/word/2010/wordprocessingGroup" xmlns:wpi="http://schemas.microsoft.com/office/word/2010/wordprocessingInk" xmlns:wne="http://schemas.microsoft.com/office/word/2006/wordml" xmlns:wps="http://schemas.microsoft.com/office/word/2010/wordprocessingShape" mc:Ignorable="w14 w15 w16se w16cid w16 w16cex w16sdtdh w16sdtfl w16du wp14">
+<w:hdr xmlns:wpc="http://schemas.microsoft.com/office/word/2010/wordprocessingCanvas" xmlns:cx="http://schemas.microsoft.com/office/drawing/2014/chartex" xmlns:cx1="http://schemas.microsoft.com/office/drawing/2015/9/8/chartex" xmlns:cx2="http://schemas.microsoft.com/office/drawing/2015/10/21/chartex" xmlns:cx3="http://schemas.microsoft.com/office/drawing/2016/5/9/chartex" xmlns:cx4="http://schemas.microsoft.com/office/drawing/2016/5/10/chartex" xmlns:cx5="http://schemas.microsoft.com/office/drawing/2016/5/11/chartex" xmlns:cx6="http://schemas.microsoft.com/office/drawing/2016/5/12/chartex" xmlns:cx7="http://schemas.microsoft.com/office/drawing/2016/5/13/chartex" xmlns:cx8="http://schemas.microsoft.com/office/drawing/2016/5/14/chartex" xmlns:mc="http://schemas.openxmlformats.org/markup-compatibility/2006" xmlns:aink="http://schemas.microsoft.com/office/drawing/2016/ink" xmlns:am3d="http://schemas.microsoft.com/office/drawing/2017/model3d" xmlns:o="urn:schemas-microsoft-com:office:office" xmlns:oel="http://schemas.microsoft.com/office/2019/extlst" xmlns:r="http://schemas.openxmlformats.org/officeDocument/2006/relationships" xmlns:m="http://schemas.openxmlformats.org/officeDocument/2006/math" xmlns:v="urn:schemas-microsoft-com:vml" xmlns:wp14="http://schemas.microsoft.com/office/word/2010/wordprocessingDrawing" xmlns:wp="http://schemas.openxmlformats.org/drawingml/2006/wordprocessingDrawing" xmlns:w10="urn:schemas-microsoft-com:office:word" xmlns:w="http://schemas.openxmlformats.org/wordprocessingml/2006/main" xmlns:w14="http://schemas.microsoft.com/office/word/2010/wordml" xmlns:w15="http://schemas.microsoft.com/office/word/2012/wordml" xmlns:w16cex="http://schemas.microsoft.com/office/word/2018/wordml/cex" xmlns:w16cid="http://schemas.microsoft.com/office/word/2016/wordml/cid" xmlns:w16="http://schemas.microsoft.com/office/word/2018/wordml" xmlns:w16du="http://schemas.microsoft.com/office/word/2023/wordml/word16du" xmlns:w16sdtdh="http://schemas.microsoft.com/office/word/2020/wordml/sdtdatahash" xmlns:w16sdtfl="http://schemas.microsoft.com/office/word/2024/wordml/sdtformatlock" xmlns:w16se="http://schemas.microsoft.com/office/word/2015/wordml/symex" xmlns:wpg="http://schemas.microsoft.com/office/word/2010/wordprocessingGroup" xmlns:wpi="http://schemas.microsoft.com/office/word/2010/wordprocessingInk" xmlns:wne="http://schemas.microsoft.com/office/word/2006/wordml" xmlns:wps="http://schemas.microsoft.com/office/word/2010/wordprocessingShape" mc:Ignorable="w14 w15 w16se w16cid w16 w16cex w16sdtdh w16sdtfl w16du wp14">
   <w:p>
     <w:pPr>
       <w:pStyle w:val="Header"/>
@@ -13216,7 +12109,7 @@
 </file>
 
 <file path=word/numbering.xml><?xml version="1.0" encoding="utf-8"?>
-<w:numbering xmlns:wpc="http://schemas.microsoft.com/office/word/2010/wordprocessingCanvas" xmlns:cx="http://schemas.microsoft.com/office/drawing/2014/chartex" xmlns:cx1="http://schemas.microsoft.com/office/drawing/2015/9/8/chartex" xmlns:cx2="http://schemas.microsoft.com/office/drawing/2015/10/21/chartex" xmlns:cx3="http://schemas.microsoft.com/office/drawing/2016/5/9/chartex" xmlns:cx4="http://schemas.microsoft.com/office/drawing/2016/5/10/chartex" xmlns:cx5="http://schemas.microsoft.com/office/drawing/2016/5/11/chartex" xmlns:cx6="http://schemas.microsoft.com/office/drawing/2016/5/12/chartex" xmlns:cx7="http://schemas.microsoft.com/office/drawing/2016/5/13/chartex" xmlns:cx8="http://schemas.microsoft.com/office/drawing/2016/5/14/chartex" xmlns:mc="http://schemas.openxmlformats.org/markup-compatibility/2006" xmlns:aink="http://schemas.microsoft.com/office/drawing/2016/ink" xmlns:am3d="http://schemas.microsoft.com/office/drawing/2017/model3d" xmlns:o="urn:schemas-microsoft-com:office:office" xmlns:oel="http://schemas.microsoft.com/office/2019/extlst" xmlns:r="http://schemas.openxmlformats.org/officeDocument/2006/relationships" xmlns:m="http://schemas.openxmlformats.org/officeDocument/2006/math" xmlns:v="urn:schemas-microsoft-com:vml" xmlns:wp14="http://schemas.microsoft.com/office/word/2010/wordprocessingDrawing" xmlns:wp="http://schemas.openxmlformats.org/drawingml/2006/wordprocessingDrawing" xmlns:w10="urn:schemas-microsoft-com:office:word" xmlns:w="http://schemas.openxmlformats.org/wordprocessingml/2006/main" xmlns:w14="http://schemas.microsoft.com/office/word/2010/wordml" xmlns:w15="http://schemas.microsoft.com/office/word/2012/wordml" xmlns:w16cei="http://schemas.microsoft.com/office/word/2026/wordml/cei" xmlns:w16cex="http://schemas.microsoft.com/office/word/2018/wordml/cex" xmlns:w16cid="http://schemas.microsoft.com/office/word/2016/wordml/cid" xmlns:w16="http://schemas.microsoft.com/office/word/2018/wordml" xmlns:w16du="http://schemas.microsoft.com/office/word/2023/wordml/word16du" xmlns:w16sdtdh="http://schemas.microsoft.com/office/word/2020/wordml/sdtdatahash" xmlns:w16sdtfl="http://schemas.microsoft.com/office/word/2024/wordml/sdtformatlock" xmlns:w16se="http://schemas.microsoft.com/office/word/2015/wordml/symex" xmlns:wpg="http://schemas.microsoft.com/office/word/2010/wordprocessingGroup" xmlns:wpi="http://schemas.microsoft.com/office/word/2010/wordprocessingInk" xmlns:wne="http://schemas.microsoft.com/office/word/2006/wordml" xmlns:wps="http://schemas.microsoft.com/office/word/2010/wordprocessingShape" mc:Ignorable="w14 w15 w16se w16cid w16 w16cex w16sdtdh w16sdtfl w16du wp14">
+<w:numbering xmlns:wpc="http://schemas.microsoft.com/office/word/2010/wordprocessingCanvas" xmlns:cx="http://schemas.microsoft.com/office/drawing/2014/chartex" xmlns:cx1="http://schemas.microsoft.com/office/drawing/2015/9/8/chartex" xmlns:cx2="http://schemas.microsoft.com/office/drawing/2015/10/21/chartex" xmlns:cx3="http://schemas.microsoft.com/office/drawing/2016/5/9/chartex" xmlns:cx4="http://schemas.microsoft.com/office/drawing/2016/5/10/chartex" xmlns:cx5="http://schemas.microsoft.com/office/drawing/2016/5/11/chartex" xmlns:cx6="http://schemas.microsoft.com/office/drawing/2016/5/12/chartex" xmlns:cx7="http://schemas.microsoft.com/office/drawing/2016/5/13/chartex" xmlns:cx8="http://schemas.microsoft.com/office/drawing/2016/5/14/chartex" xmlns:mc="http://schemas.openxmlformats.org/markup-compatibility/2006" xmlns:aink="http://schemas.microsoft.com/office/drawing/2016/ink" xmlns:am3d="http://schemas.microsoft.com/office/drawing/2017/model3d" xmlns:o="urn:schemas-microsoft-com:office:office" xmlns:oel="http://schemas.microsoft.com/office/2019/extlst" xmlns:r="http://schemas.openxmlformats.org/officeDocument/2006/relationships" xmlns:m="http://schemas.openxmlformats.org/officeDocument/2006/math" xmlns:v="urn:schemas-microsoft-com:vml" xmlns:wp14="http://schemas.microsoft.com/office/word/2010/wordprocessingDrawing" xmlns:wp="http://schemas.openxmlformats.org/drawingml/2006/wordprocessingDrawing" xmlns:w10="urn:schemas-microsoft-com:office:word" xmlns:w="http://schemas.openxmlformats.org/wordprocessingml/2006/main" xmlns:w14="http://schemas.microsoft.com/office/word/2010/wordml" xmlns:w15="http://schemas.microsoft.com/office/word/2012/wordml" xmlns:w16cex="http://schemas.microsoft.com/office/word/2018/wordml/cex" xmlns:w16cid="http://schemas.microsoft.com/office/word/2016/wordml/cid" xmlns:w16="http://schemas.microsoft.com/office/word/2018/wordml" xmlns:w16du="http://schemas.microsoft.com/office/word/2023/wordml/word16du" xmlns:w16sdtdh="http://schemas.microsoft.com/office/word/2020/wordml/sdtdatahash" xmlns:w16sdtfl="http://schemas.microsoft.com/office/word/2024/wordml/sdtformatlock" xmlns:w16se="http://schemas.microsoft.com/office/word/2015/wordml/symex" xmlns:wpg="http://schemas.microsoft.com/office/word/2010/wordprocessingGroup" xmlns:wpi="http://schemas.microsoft.com/office/word/2010/wordprocessingInk" xmlns:wne="http://schemas.microsoft.com/office/word/2006/wordml" xmlns:wps="http://schemas.microsoft.com/office/word/2010/wordprocessingShape" mc:Ignorable="w14 w15 w16se w16cid w16 w16cex w16sdtdh w16sdtfl w16du wp14">
   <w:abstractNum w:abstractNumId="0" w15:restartNumberingAfterBreak="0">
     <w:nsid w:val="03AF0D48"/>
     <w:multiLevelType w:val="hybridMultilevel"/>
@@ -16437,7 +15330,7 @@
 </file>
 
 <file path=word/glossary/document.xml><?xml version="1.0" encoding="utf-8"?>
-<w:glossaryDocument xmlns:wpc="http://schemas.microsoft.com/office/word/2010/wordprocessingCanvas" xmlns:cx="http://schemas.microsoft.com/office/drawing/2014/chartex" xmlns:cx1="http://schemas.microsoft.com/office/drawing/2015/9/8/chartex" xmlns:cx2="http://schemas.microsoft.com/office/drawing/2015/10/21/chartex" xmlns:cx3="http://schemas.microsoft.com/office/drawing/2016/5/9/chartex" xmlns:cx4="http://schemas.microsoft.com/office/drawing/2016/5/10/chartex" xmlns:cx5="http://schemas.microsoft.com/office/drawing/2016/5/11/chartex" xmlns:cx6="http://schemas.microsoft.com/office/drawing/2016/5/12/chartex" xmlns:cx7="http://schemas.microsoft.com/office/drawing/2016/5/13/chartex" xmlns:cx8="http://schemas.microsoft.com/office/drawing/2016/5/14/chartex" xmlns:mc="http://schemas.openxmlformats.org/markup-compatibility/2006" xmlns:aink="http://schemas.microsoft.com/office/drawing/2016/ink" xmlns:am3d="http://schemas.microsoft.com/office/drawing/2017/model3d" xmlns:o="urn:schemas-microsoft-com:office:office" xmlns:oel="http://schemas.microsoft.com/office/2019/extlst" xmlns:r="http://schemas.openxmlformats.org/officeDocument/2006/relationships" xmlns:m="http://schemas.openxmlformats.org/officeDocument/2006/math" xmlns:v="urn:schemas-microsoft-com:vml" xmlns:wp14="http://schemas.microsoft.com/office/word/2010/wordprocessingDrawing" xmlns:wp="http://schemas.openxmlformats.org/drawingml/2006/wordprocessingDrawing" xmlns:w10="urn:schemas-microsoft-com:office:word" xmlns:w="http://schemas.openxmlformats.org/wordprocessingml/2006/main" xmlns:w14="http://schemas.microsoft.com/office/word/2010/wordml" xmlns:w15="http://schemas.microsoft.com/office/word/2012/wordml" xmlns:w16cei="http://schemas.microsoft.com/office/word/2026/wordml/cei" xmlns:w16cex="http://schemas.microsoft.com/office/word/2018/wordml/cex" xmlns:w16cid="http://schemas.microsoft.com/office/word/2016/wordml/cid" xmlns:w16="http://schemas.microsoft.com/office/word/2018/wordml" xmlns:w16du="http://schemas.microsoft.com/office/word/2023/wordml/word16du" xmlns:w16sdtdh="http://schemas.microsoft.com/office/word/2020/wordml/sdtdatahash" xmlns:w16sdtfl="http://schemas.microsoft.com/office/word/2024/wordml/sdtformatlock" xmlns:w16se="http://schemas.microsoft.com/office/word/2015/wordml/symex" xmlns:wpg="http://schemas.microsoft.com/office/word/2010/wordprocessingGroup" xmlns:wpi="http://schemas.microsoft.com/office/word/2010/wordprocessingInk" xmlns:wne="http://schemas.microsoft.com/office/word/2006/wordml" xmlns:wps="http://schemas.microsoft.com/office/word/2010/wordprocessingShape" mc:Ignorable="w14 w15 w16se w16cid w16 w16cex w16sdtdh w16sdtfl w16du wp14">
+<w:glossaryDocument xmlns:wpc="http://schemas.microsoft.com/office/word/2010/wordprocessingCanvas" xmlns:cx="http://schemas.microsoft.com/office/drawing/2014/chartex" xmlns:cx1="http://schemas.microsoft.com/office/drawing/2015/9/8/chartex" xmlns:cx2="http://schemas.microsoft.com/office/drawing/2015/10/21/chartex" xmlns:cx3="http://schemas.microsoft.com/office/drawing/2016/5/9/chartex" xmlns:cx4="http://schemas.microsoft.com/office/drawing/2016/5/10/chartex" xmlns:cx5="http://schemas.microsoft.com/office/drawing/2016/5/11/chartex" xmlns:cx6="http://schemas.microsoft.com/office/drawing/2016/5/12/chartex" xmlns:cx7="http://schemas.microsoft.com/office/drawing/2016/5/13/chartex" xmlns:cx8="http://schemas.microsoft.com/office/drawing/2016/5/14/chartex" xmlns:mc="http://schemas.openxmlformats.org/markup-compatibility/2006" xmlns:aink="http://schemas.microsoft.com/office/drawing/2016/ink" xmlns:am3d="http://schemas.microsoft.com/office/drawing/2017/model3d" xmlns:o="urn:schemas-microsoft-com:office:office" xmlns:oel="http://schemas.microsoft.com/office/2019/extlst" xmlns:r="http://schemas.openxmlformats.org/officeDocument/2006/relationships" xmlns:m="http://schemas.openxmlformats.org/officeDocument/2006/math" xmlns:v="urn:schemas-microsoft-com:vml" xmlns:wp14="http://schemas.microsoft.com/office/word/2010/wordprocessingDrawing" xmlns:wp="http://schemas.openxmlformats.org/drawingml/2006/wordprocessingDrawing" xmlns:w10="urn:schemas-microsoft-com:office:word" xmlns:w="http://schemas.openxmlformats.org/wordprocessingml/2006/main" xmlns:w14="http://schemas.microsoft.com/office/word/2010/wordml" xmlns:w15="http://schemas.microsoft.com/office/word/2012/wordml" xmlns:w16cex="http://schemas.microsoft.com/office/word/2018/wordml/cex" xmlns:w16cid="http://schemas.microsoft.com/office/word/2016/wordml/cid" xmlns:w16="http://schemas.microsoft.com/office/word/2018/wordml" xmlns:w16du="http://schemas.microsoft.com/office/word/2023/wordml/word16du" xmlns:w16sdtdh="http://schemas.microsoft.com/office/word/2020/wordml/sdtdatahash" xmlns:w16sdtfl="http://schemas.microsoft.com/office/word/2024/wordml/sdtformatlock" xmlns:w16se="http://schemas.microsoft.com/office/word/2015/wordml/symex" xmlns:wpg="http://schemas.microsoft.com/office/word/2010/wordprocessingGroup" xmlns:wpi="http://schemas.microsoft.com/office/word/2010/wordprocessingInk" xmlns:wne="http://schemas.microsoft.com/office/word/2006/wordml" xmlns:wps="http://schemas.microsoft.com/office/word/2010/wordprocessingShape" mc:Ignorable="w14 w15 w16se w16cid w16 w16cex w16sdtdh w16sdtfl w16du wp14">
   <w:docParts>
     <w:docPart>
       <w:docPartPr>
@@ -16571,6 +15464,7 @@
     <w:rsid w:val="004246D8"/>
     <w:rsid w:val="00427330"/>
     <w:rsid w:val="00433F07"/>
+    <w:rsid w:val="004476CB"/>
     <w:rsid w:val="00455956"/>
     <w:rsid w:val="00470568"/>
     <w:rsid w:val="004A46D7"/>
@@ -16622,6 +15516,7 @@
     <w:rsid w:val="00DC699E"/>
     <w:rsid w:val="00DC718F"/>
     <w:rsid w:val="00DF6853"/>
+    <w:rsid w:val="00E23081"/>
     <w:rsid w:val="00E3046D"/>
     <w:rsid w:val="00EC2367"/>
     <w:rsid w:val="00EC311A"/>

--- a/Shahzaib_CV.docx
+++ b/Shahzaib_CV.docx
@@ -667,6 +667,7 @@
           <w:showingPlcHdr/>
           <w15:appearance w15:val="hidden"/>
         </w:sdtPr>
+        <w:sdtEndPr/>
         <w:sdtContent>
           <w:r>
             <w:rPr>
@@ -1207,6 +1208,7 @@
           <w:szCs w:val="26"/>
         </w:rPr>
       </w:pPr>
+      <w:proofErr w:type="spellStart"/>
       <w:r>
         <w:rPr>
           <w:rFonts w:ascii="Times New Roman" w:eastAsia="MS Gothic" w:hAnsi="Times New Roman" w:cs="Times New Roman"/>
@@ -1225,6 +1227,7 @@
         </w:rPr>
         <w:t>.Tech</w:t>
       </w:r>
+      <w:proofErr w:type="spellEnd"/>
       <w:r>
         <w:rPr>
           <w:rFonts w:ascii="Times New Roman" w:eastAsia="MS Gothic" w:hAnsi="Times New Roman" w:cs="Times New Roman"/>
@@ -1481,6 +1484,7 @@
           <w:numId w:val="18"/>
         </w:numPr>
         <w:contextualSpacing/>
+        <w:jc w:val="both"/>
         <w:rPr>
           <w:rFonts w:ascii="Times New Roman" w:eastAsia="MS Gothic" w:hAnsi="Times New Roman" w:cs="Times New Roman"/>
           <w:bCs/>
@@ -1495,7 +1499,7 @@
           <w:color w:val="191919"/>
           <w:szCs w:val="26"/>
         </w:rPr>
-        <w:t xml:space="preserve">Ronald </w:t>
+        <w:t xml:space="preserve">Top doctoral </w:t>
       </w:r>
       <w:r>
         <w:rPr>
@@ -1504,7 +1508,7 @@
           <w:color w:val="191919"/>
           <w:szCs w:val="26"/>
         </w:rPr>
-        <w:t>&amp;</w:t>
+        <w:t xml:space="preserve">Student </w:t>
       </w:r>
       <w:r>
         <w:rPr>
@@ -1513,7 +1517,7 @@
           <w:color w:val="191919"/>
           <w:szCs w:val="26"/>
         </w:rPr>
-        <w:t xml:space="preserve"> Mary Nece Award</w:t>
+        <w:t>Award</w:t>
       </w:r>
       <w:r>
         <w:rPr>
@@ -1577,7 +1581,7 @@
           <w:color w:val="191919"/>
           <w:szCs w:val="26"/>
         </w:rPr>
-        <w:t xml:space="preserve">A </w:t>
+        <w:t>Ronald &amp; Mary Nece Endowed Fellowship, awarded annually to a top Ph.D. student in the University of Washington Hydrology &amp; Hydrodynamics program based on dissertation, scholarship, and academic performance, from a cohort of approximately 10 graduating Ph.D. stud</w:t>
       </w:r>
       <w:r>
         <w:rPr>
@@ -1586,31 +1590,7 @@
           <w:color w:val="191919"/>
           <w:szCs w:val="26"/>
         </w:rPr>
-        <w:t xml:space="preserve">prestigious honor </w:t>
-      </w:r>
-      <w:r>
-        <w:rPr>
-          <w:rFonts w:ascii="Times New Roman" w:eastAsia="MS Gothic" w:hAnsi="Times New Roman" w:cs="Times New Roman"/>
-          <w:bCs/>
-          <w:szCs w:val="26"/>
-        </w:rPr>
-        <w:t>awarded to top doctoral student</w:t>
-      </w:r>
-      <w:r>
-        <w:rPr>
-          <w:rFonts w:ascii="Times New Roman" w:eastAsia="MS Gothic" w:hAnsi="Times New Roman" w:cs="Times New Roman"/>
-          <w:bCs/>
-          <w:szCs w:val="26"/>
-        </w:rPr>
-        <w:t>s</w:t>
-      </w:r>
-      <w:r>
-        <w:rPr>
-          <w:rFonts w:ascii="Times New Roman" w:eastAsia="MS Gothic" w:hAnsi="Times New Roman" w:cs="Times New Roman"/>
-          <w:bCs/>
-          <w:szCs w:val="26"/>
-        </w:rPr>
-        <w:t xml:space="preserve"> in the University of Washington Department of Civil &amp; Environmental Engineering for outstanding </w:t>
+        <w:t>ents</w:t>
       </w:r>
       <w:r>
         <w:rPr>
@@ -1619,7 +1599,7 @@
           <w:color w:val="191919"/>
           <w:szCs w:val="26"/>
         </w:rPr>
-        <w:t>academic achievement</w:t>
+        <w:t>.</w:t>
       </w:r>
       <w:r>
         <w:rPr>
@@ -2668,7 +2648,23 @@
           <w:rFonts w:ascii="Times New Roman" w:eastAsia="Arial" w:hAnsi="Times New Roman" w:cs="Times New Roman"/>
           <w:color w:val="000000"/>
         </w:rPr>
-        <w:t xml:space="preserve">Satellite Data Rendered Irrigation using Penman-Monteith and SEBAL – sDRIPS for Surface Water Irrigation Optimization, </w:t>
+        <w:t xml:space="preserve">Satellite Data Rendered Irrigation using Penman-Monteith and SEBAL – </w:t>
+      </w:r>
+      <w:proofErr w:type="spellStart"/>
+      <w:r>
+        <w:rPr>
+          <w:rFonts w:ascii="Times New Roman" w:eastAsia="Arial" w:hAnsi="Times New Roman" w:cs="Times New Roman"/>
+          <w:color w:val="000000"/>
+        </w:rPr>
+        <w:t>sDRIPS</w:t>
+      </w:r>
+      <w:proofErr w:type="spellEnd"/>
+      <w:r>
+        <w:rPr>
+          <w:rFonts w:ascii="Times New Roman" w:eastAsia="Arial" w:hAnsi="Times New Roman" w:cs="Times New Roman"/>
+          <w:color w:val="000000"/>
+        </w:rPr>
+        <w:t xml:space="preserve"> for Surface Water Irrigation Optimization, </w:t>
       </w:r>
       <w:r>
         <w:rPr>
@@ -2888,7 +2884,23 @@
           <w:rFonts w:ascii="Times New Roman" w:eastAsia="Arial" w:hAnsi="Times New Roman" w:cs="Times New Roman"/>
           <w:color w:val="000000"/>
         </w:rPr>
-        <w:t xml:space="preserve">). (sDRIPS): A Cloud-Based, Open-Source Python Package for Satellite-Informed Surface Water Irrigation Optimization. </w:t>
+        <w:t>). (</w:t>
+      </w:r>
+      <w:proofErr w:type="spellStart"/>
+      <w:r>
+        <w:rPr>
+          <w:rFonts w:ascii="Times New Roman" w:eastAsia="Arial" w:hAnsi="Times New Roman" w:cs="Times New Roman"/>
+          <w:color w:val="000000"/>
+        </w:rPr>
+        <w:t>sDRIPS</w:t>
+      </w:r>
+      <w:proofErr w:type="spellEnd"/>
+      <w:r>
+        <w:rPr>
+          <w:rFonts w:ascii="Times New Roman" w:eastAsia="Arial" w:hAnsi="Times New Roman" w:cs="Times New Roman"/>
+          <w:color w:val="000000"/>
+        </w:rPr>
+        <w:t xml:space="preserve">): A Cloud-Based, Open-Source Python Package for Satellite-Informed Surface Water Irrigation Optimization. </w:t>
       </w:r>
       <w:r>
         <w:rPr>
@@ -3009,7 +3021,23 @@
           <w:rFonts w:ascii="Times New Roman" w:eastAsia="Arial" w:hAnsi="Times New Roman" w:cs="Times New Roman"/>
           <w:color w:val="000000"/>
         </w:rPr>
-        <w:t xml:space="preserve">A. M. Gómez, S. Biancamaria, T. Pavelsky, K. Nielsen, G. Parkins, M. Lane, </w:t>
+        <w:t xml:space="preserve">A. M. Gómez, S. </w:t>
+      </w:r>
+      <w:proofErr w:type="spellStart"/>
+      <w:r>
+        <w:rPr>
+          <w:rFonts w:ascii="Times New Roman" w:eastAsia="Arial" w:hAnsi="Times New Roman" w:cs="Times New Roman"/>
+          <w:color w:val="000000"/>
+        </w:rPr>
+        <w:t>Biancamaria</w:t>
+      </w:r>
+      <w:proofErr w:type="spellEnd"/>
+      <w:r>
+        <w:rPr>
+          <w:rFonts w:ascii="Times New Roman" w:eastAsia="Arial" w:hAnsi="Times New Roman" w:cs="Times New Roman"/>
+          <w:color w:val="000000"/>
+        </w:rPr>
+        <w:t xml:space="preserve">, T. Pavelsky, K. Nielsen, G. Parkins, M. Lane, </w:t>
       </w:r>
       <w:r>
         <w:rPr>
@@ -3025,8 +3053,25 @@
           <w:rFonts w:ascii="Times New Roman" w:eastAsia="Arial" w:hAnsi="Times New Roman" w:cs="Times New Roman"/>
           <w:color w:val="000000"/>
         </w:rPr>
-        <w:t xml:space="preserve">, F. Hossain, R. Bhattarai, S. Ghafoor, J.F. Crétaux, C. Yanez, N. Picot (2024). Evaluation using In-Situ Observations from National Governments and Citizen Scientists Suggests Nadir Altimeters can Accurately Measure Water Levels Changes Regardless of Lake Area. </w:t>
-      </w:r>
+        <w:t xml:space="preserve">, F. Hossain, R. Bhattarai, S. Ghafoor, J.F. </w:t>
+      </w:r>
+      <w:proofErr w:type="spellStart"/>
+      <w:r>
+        <w:rPr>
+          <w:rFonts w:ascii="Times New Roman" w:eastAsia="Arial" w:hAnsi="Times New Roman" w:cs="Times New Roman"/>
+          <w:color w:val="000000"/>
+        </w:rPr>
+        <w:t>Crétaux</w:t>
+      </w:r>
+      <w:proofErr w:type="spellEnd"/>
+      <w:r>
+        <w:rPr>
+          <w:rFonts w:ascii="Times New Roman" w:eastAsia="Arial" w:hAnsi="Times New Roman" w:cs="Times New Roman"/>
+          <w:color w:val="000000"/>
+        </w:rPr>
+        <w:t xml:space="preserve">, C. Yanez, N. Picot (2024). Evaluation using In-Situ Observations from National Governments and Citizen Scientists Suggests Nadir Altimeters can Accurately Measure Water Levels Changes Regardless of Lake Area. </w:t>
+      </w:r>
+      <w:proofErr w:type="spellStart"/>
       <w:r>
         <w:rPr>
           <w:rFonts w:ascii="Times New Roman" w:eastAsia="Arial" w:hAnsi="Times New Roman" w:cs="Times New Roman"/>
@@ -3034,7 +3079,17 @@
           <w:iCs/>
           <w:color w:val="000000"/>
         </w:rPr>
-        <w:t>GIScience and Remote Sensing</w:t>
+        <w:t>GIScience</w:t>
+      </w:r>
+      <w:proofErr w:type="spellEnd"/>
+      <w:r>
+        <w:rPr>
+          <w:rFonts w:ascii="Times New Roman" w:eastAsia="Arial" w:hAnsi="Times New Roman" w:cs="Times New Roman"/>
+          <w:i/>
+          <w:iCs/>
+          <w:color w:val="000000"/>
+        </w:rPr>
+        <w:t xml:space="preserve"> and Remote Sensing</w:t>
       </w:r>
       <w:r>
         <w:rPr>
@@ -3258,7 +3313,25 @@
           <w:bCs/>
           <w:color w:val="000000"/>
         </w:rPr>
-        <w:t xml:space="preserve"> G. Darkwah, K. Andreadis, H. Lee, G. Holt, S. Galelli (2023). Reservoir Assessment Tool: A scalable and easy-to-apply python based software architecture to empower the global water community, </w:t>
+        <w:t xml:space="preserve"> G. Darkwah, K. Andreadis, H. Lee, G. Holt, S. </w:t>
+      </w:r>
+      <w:proofErr w:type="spellStart"/>
+      <w:r>
+        <w:rPr>
+          <w:rFonts w:ascii="Times New Roman" w:eastAsia="Arial" w:hAnsi="Times New Roman" w:cs="Times New Roman"/>
+          <w:bCs/>
+          <w:color w:val="000000"/>
+        </w:rPr>
+        <w:t>Galelli</w:t>
+      </w:r>
+      <w:proofErr w:type="spellEnd"/>
+      <w:r>
+        <w:rPr>
+          <w:rFonts w:ascii="Times New Roman" w:eastAsia="Arial" w:hAnsi="Times New Roman" w:cs="Times New Roman"/>
+          <w:bCs/>
+          <w:color w:val="000000"/>
+        </w:rPr>
+        <w:t xml:space="preserve"> (2023). Reservoir Assessment Tool: A scalable and easy-to-apply python based software architecture to empower the global water community, </w:t>
       </w:r>
       <w:r>
         <w:rPr>
@@ -3668,7 +3741,25 @@
           <w:bCs/>
           <w:color w:val="000000"/>
         </w:rPr>
-        <w:t>, N. K. Biswas, H. Lee, T. Piman, C. Meechaiya, U. Ghimire, K. Hosen (2022)</w:t>
+        <w:t xml:space="preserve">, N. K. Biswas, H. Lee, T. Piman, C. </w:t>
+      </w:r>
+      <w:proofErr w:type="spellStart"/>
+      <w:r>
+        <w:rPr>
+          <w:rFonts w:ascii="Times New Roman" w:eastAsia="Arial" w:hAnsi="Times New Roman" w:cs="Times New Roman"/>
+          <w:bCs/>
+          <w:color w:val="000000"/>
+        </w:rPr>
+        <w:t>Meechaiya</w:t>
+      </w:r>
+      <w:proofErr w:type="spellEnd"/>
+      <w:r>
+        <w:rPr>
+          <w:rFonts w:ascii="Times New Roman" w:eastAsia="Arial" w:hAnsi="Times New Roman" w:cs="Times New Roman"/>
+          <w:bCs/>
+          <w:color w:val="000000"/>
+        </w:rPr>
+        <w:t>, U. Ghimire, K. Hosen (2022)</w:t>
       </w:r>
       <w:r>
         <w:rPr>
@@ -4022,12 +4113,21 @@
         </w:rPr>
         <w:t xml:space="preserve">and K. Islam (2025). </w:t>
       </w:r>
-      <w:r>
-        <w:rPr>
-          <w:rFonts w:ascii="Times New Roman" w:eastAsia="Arial" w:hAnsi="Times New Roman" w:cs="Times New Roman"/>
-          <w:color w:val="000000"/>
-        </w:rPr>
-        <w:t>sDRIPS: A Cloud-Based, Open-Source Python Package for Satellite- Informed Surface Water Irrigation Optimization</w:t>
+      <w:proofErr w:type="spellStart"/>
+      <w:r>
+        <w:rPr>
+          <w:rFonts w:ascii="Times New Roman" w:eastAsia="Arial" w:hAnsi="Times New Roman" w:cs="Times New Roman"/>
+          <w:color w:val="000000"/>
+        </w:rPr>
+        <w:t>sDRIPS</w:t>
+      </w:r>
+      <w:proofErr w:type="spellEnd"/>
+      <w:r>
+        <w:rPr>
+          <w:rFonts w:ascii="Times New Roman" w:eastAsia="Arial" w:hAnsi="Times New Roman" w:cs="Times New Roman"/>
+          <w:color w:val="000000"/>
+        </w:rPr>
+        <w:t>: A Cloud-Based, Open-Source Python Package for Satellite- Informed Surface Water Irrigation Optimization</w:t>
       </w:r>
       <w:r>
         <w:rPr>
@@ -4122,7 +4222,23 @@
           <w:rFonts w:ascii="Times New Roman" w:eastAsia="Arial" w:hAnsi="Times New Roman" w:cs="Times New Roman"/>
           <w:color w:val="000000"/>
         </w:rPr>
-        <w:t xml:space="preserve"> M. Ahamed (2024). sDRIPS: Satellite Data Rendered Irrigation Using Penman and SEBAL - A Framework For Surface Water Irrigation Optimization. </w:t>
+        <w:t xml:space="preserve"> M. Ahamed (2024). </w:t>
+      </w:r>
+      <w:proofErr w:type="spellStart"/>
+      <w:r>
+        <w:rPr>
+          <w:rFonts w:ascii="Times New Roman" w:eastAsia="Arial" w:hAnsi="Times New Roman" w:cs="Times New Roman"/>
+          <w:color w:val="000000"/>
+        </w:rPr>
+        <w:t>sDRIPS</w:t>
+      </w:r>
+      <w:proofErr w:type="spellEnd"/>
+      <w:r>
+        <w:rPr>
+          <w:rFonts w:ascii="Times New Roman" w:eastAsia="Arial" w:hAnsi="Times New Roman" w:cs="Times New Roman"/>
+          <w:color w:val="000000"/>
+        </w:rPr>
+        <w:t xml:space="preserve">: Satellite Data Rendered Irrigation Using Penman and SEBAL - A Framework For Surface Water Irrigation Optimization. </w:t>
       </w:r>
       <w:r>
         <w:rPr>
@@ -4275,7 +4391,23 @@
           <w:rFonts w:ascii="Times New Roman" w:eastAsia="Arial" w:hAnsi="Times New Roman" w:cs="Times New Roman"/>
           <w:color w:val="000000"/>
         </w:rPr>
-        <w:t xml:space="preserve">(2024). sDRIPS-Sense: A Hybrid Framework of Satellite and Sensor-Based Data Rendered Irrigation Using Penman and SEBAL Model. </w:t>
+        <w:t xml:space="preserve">(2024). </w:t>
+      </w:r>
+      <w:proofErr w:type="spellStart"/>
+      <w:r>
+        <w:rPr>
+          <w:rFonts w:ascii="Times New Roman" w:eastAsia="Arial" w:hAnsi="Times New Roman" w:cs="Times New Roman"/>
+          <w:color w:val="000000"/>
+        </w:rPr>
+        <w:t>sDRIPS</w:t>
+      </w:r>
+      <w:proofErr w:type="spellEnd"/>
+      <w:r>
+        <w:rPr>
+          <w:rFonts w:ascii="Times New Roman" w:eastAsia="Arial" w:hAnsi="Times New Roman" w:cs="Times New Roman"/>
+          <w:color w:val="000000"/>
+        </w:rPr>
+        <w:t xml:space="preserve">-Sense: A Hybrid Framework of Satellite and Sensor-Based Data Rendered Irrigation Using Penman and SEBAL Model. </w:t>
       </w:r>
       <w:r>
         <w:rPr>
@@ -4613,7 +4745,23 @@
           <w:rFonts w:ascii="Times New Roman" w:eastAsia="Arial" w:hAnsi="Times New Roman" w:cs="Times New Roman"/>
           <w:color w:val="000000"/>
         </w:rPr>
-        <w:t xml:space="preserve"> P.P Borua </w:t>
+        <w:t xml:space="preserve"> P.P </w:t>
+      </w:r>
+      <w:proofErr w:type="spellStart"/>
+      <w:r>
+        <w:rPr>
+          <w:rFonts w:ascii="Times New Roman" w:eastAsia="Arial" w:hAnsi="Times New Roman" w:cs="Times New Roman"/>
+          <w:color w:val="000000"/>
+        </w:rPr>
+        <w:t>Borua</w:t>
+      </w:r>
+      <w:proofErr w:type="spellEnd"/>
+      <w:r>
+        <w:rPr>
+          <w:rFonts w:ascii="Times New Roman" w:eastAsia="Arial" w:hAnsi="Times New Roman" w:cs="Times New Roman"/>
+          <w:color w:val="000000"/>
+        </w:rPr>
+        <w:t xml:space="preserve"> </w:t>
       </w:r>
       <w:r>
         <w:rPr>
@@ -4781,7 +4929,23 @@
           <w:rFonts w:ascii="Times New Roman" w:eastAsia="Arial" w:hAnsi="Times New Roman" w:cs="Times New Roman"/>
           <w:color w:val="000000"/>
         </w:rPr>
-        <w:t xml:space="preserve"> J.F. Crétaux (2023). Regional lake monitoring network design aided by Citizen Scientists and Satellites </w:t>
+        <w:t xml:space="preserve"> J.F. </w:t>
+      </w:r>
+      <w:proofErr w:type="spellStart"/>
+      <w:r>
+        <w:rPr>
+          <w:rFonts w:ascii="Times New Roman" w:eastAsia="Arial" w:hAnsi="Times New Roman" w:cs="Times New Roman"/>
+          <w:color w:val="000000"/>
+        </w:rPr>
+        <w:t>Crétaux</w:t>
+      </w:r>
+      <w:proofErr w:type="spellEnd"/>
+      <w:r>
+        <w:rPr>
+          <w:rFonts w:ascii="Times New Roman" w:eastAsia="Arial" w:hAnsi="Times New Roman" w:cs="Times New Roman"/>
+          <w:color w:val="000000"/>
+        </w:rPr>
+        <w:t xml:space="preserve"> (2023). Regional lake monitoring network design aided by Citizen Scientists and Satellites </w:t>
       </w:r>
       <w:r>
         <w:rPr>
@@ -5435,8 +5599,17 @@
           <w:rFonts w:ascii="Times New Roman" w:eastAsia="Arial" w:hAnsi="Times New Roman" w:cs="Times New Roman"/>
           <w:color w:val="000000"/>
         </w:rPr>
-        <w:t xml:space="preserve"> S. Biancamaria</w:t>
-      </w:r>
+        <w:t xml:space="preserve"> S. </w:t>
+      </w:r>
+      <w:proofErr w:type="spellStart"/>
+      <w:r>
+        <w:rPr>
+          <w:rFonts w:ascii="Times New Roman" w:eastAsia="Arial" w:hAnsi="Times New Roman" w:cs="Times New Roman"/>
+          <w:color w:val="000000"/>
+        </w:rPr>
+        <w:t>Biancamaria</w:t>
+      </w:r>
+      <w:proofErr w:type="spellEnd"/>
       <w:r>
         <w:rPr>
           <w:rFonts w:ascii="Times New Roman" w:eastAsia="Arial" w:hAnsi="Times New Roman" w:cs="Times New Roman"/>
@@ -5556,8 +5729,17 @@
           <w:rFonts w:ascii="Times New Roman" w:eastAsia="Arial" w:hAnsi="Times New Roman" w:cs="Times New Roman"/>
           <w:color w:val="000000"/>
         </w:rPr>
-        <w:t xml:space="preserve"> J.F. Crétaux</w:t>
-      </w:r>
+        <w:t xml:space="preserve"> J.F. </w:t>
+      </w:r>
+      <w:proofErr w:type="spellStart"/>
+      <w:r>
+        <w:rPr>
+          <w:rFonts w:ascii="Times New Roman" w:eastAsia="Arial" w:hAnsi="Times New Roman" w:cs="Times New Roman"/>
+          <w:color w:val="000000"/>
+        </w:rPr>
+        <w:t>Crétaux</w:t>
+      </w:r>
+      <w:proofErr w:type="spellEnd"/>
       <w:r>
         <w:rPr>
           <w:rFonts w:ascii="Times New Roman" w:eastAsia="Arial" w:hAnsi="Times New Roman" w:cs="Times New Roman"/>
@@ -5935,7 +6117,23 @@
           <w:rFonts w:ascii="Times New Roman" w:eastAsia="Arial" w:hAnsi="Times New Roman" w:cs="Times New Roman"/>
           <w:color w:val="000000"/>
         </w:rPr>
-        <w:t xml:space="preserve"> G. Brencher,</w:t>
+        <w:t xml:space="preserve"> G. </w:t>
+      </w:r>
+      <w:proofErr w:type="spellStart"/>
+      <w:r>
+        <w:rPr>
+          <w:rFonts w:ascii="Times New Roman" w:eastAsia="Arial" w:hAnsi="Times New Roman" w:cs="Times New Roman"/>
+          <w:color w:val="000000"/>
+        </w:rPr>
+        <w:t>Brencher</w:t>
+      </w:r>
+      <w:proofErr w:type="spellEnd"/>
+      <w:r>
+        <w:rPr>
+          <w:rFonts w:ascii="Times New Roman" w:eastAsia="Arial" w:hAnsi="Times New Roman" w:cs="Times New Roman"/>
+          <w:color w:val="000000"/>
+        </w:rPr>
+        <w:t>,</w:t>
       </w:r>
       <w:r>
         <w:rPr>
@@ -7051,8 +7249,9 @@
           <w:color w:val="191919"/>
           <w:szCs w:val="26"/>
         </w:rPr>
-        <w:t>Developed sDRIPS, a satellite- and forecast-driven irrigation decision-support system for estimating net irrigation demand and generating weekly advisories for farmers and canal operators at the farm and command-area scale. Fused multi-source satellite imagery, including optical, thermal, and radar data, with numerical weather prediction outputs, precipitation nowcasts/forecasts, soil moisture, and field conditions to drive Penman-Monteith and SEBAL evapotranspiration models, percolation estimates, and field-scale water requirement calculations. Designed automated geospatial ETL workflows in Python and Google Earth Engine for large-scale data ingestion, preprocessing, harmonization, raster/vector processing, and product generation. Incorporated in situ sensors and local weather station data for statistical bias correction of coarse-scale meteorological and satellite-derived estimates, and characterized uncertainty using Generalized Likelihood Uncertainty Estimation (GLUE) and Monte Carlo analyses</w:t>
-      </w:r>
+        <w:t xml:space="preserve">Developed </w:t>
+      </w:r>
+      <w:proofErr w:type="spellStart"/>
       <w:r>
         <w:rPr>
           <w:rFonts w:ascii="Times New Roman" w:eastAsia="MS Gothic" w:hAnsi="Times New Roman" w:cs="Times New Roman"/>
@@ -7060,6 +7259,25 @@
           <w:color w:val="191919"/>
           <w:szCs w:val="26"/>
         </w:rPr>
+        <w:t>sDRIPS</w:t>
+      </w:r>
+      <w:proofErr w:type="spellEnd"/>
+      <w:r>
+        <w:rPr>
+          <w:rFonts w:ascii="Times New Roman" w:eastAsia="MS Gothic" w:hAnsi="Times New Roman" w:cs="Times New Roman"/>
+          <w:bCs/>
+          <w:color w:val="191919"/>
+          <w:szCs w:val="26"/>
+        </w:rPr>
+        <w:t>, a satellite- and forecast-driven irrigation decision-support system for estimating net irrigation demand and generating weekly advisories for farmers and canal operators at the farm and command-area scale. Fused multi-source satellite imagery, including optical, thermal, and radar data, with numerical weather prediction outputs, precipitation nowcasts/forecasts, soil moisture, and field conditions to drive Penman-Monteith and SEBAL evapotranspiration models, percolation estimates, and field-scale water requirement calculations. Designed automated geospatial ETL workflows in Python and Google Earth Engine for large-scale data ingestion, preprocessing, harmonization, raster/vector processing, and product generation. Incorporated in situ sensors and local weather station data for statistical bias correction of coarse-scale meteorological and satellite-derived estimates, and characterized uncertainty using Generalized Likelihood Uncertainty Estimation (GLUE) and Monte Carlo analyses</w:t>
+      </w:r>
+      <w:r>
+        <w:rPr>
+          <w:rFonts w:ascii="Times New Roman" w:eastAsia="MS Gothic" w:hAnsi="Times New Roman" w:cs="Times New Roman"/>
+          <w:bCs/>
+          <w:color w:val="191919"/>
+          <w:szCs w:val="26"/>
+        </w:rPr>
         <w:t>.</w:t>
       </w:r>
       <w:r>
@@ -7108,6 +7326,7 @@
         <w:t xml:space="preserve"> - </w:t>
       </w:r>
       <w:hyperlink r:id="rId43" w:history="1">
+        <w:proofErr w:type="spellStart"/>
         <w:r>
           <w:rPr>
             <w:rStyle w:val="Hyperlink"/>
@@ -7118,6 +7337,7 @@
           </w:rPr>
           <w:t>sDRIPS</w:t>
         </w:r>
+        <w:proofErr w:type="spellEnd"/>
       </w:hyperlink>
       <w:r>
         <w:rPr>
@@ -7139,96 +7359,7 @@
         <w:t xml:space="preserve"> </w:t>
       </w:r>
       <w:hyperlink r:id="rId44" w:history="1">
-        <w:r>
-          <w:rPr>
-            <w:rStyle w:val="Hyperlink"/>
-            <w:rFonts w:ascii="Times New Roman" w:eastAsia="MS Gothic" w:hAnsi="Times New Roman" w:cs="Times New Roman"/>
-            <w:bCs/>
-            <w:color w:val="7F7F7F" w:themeColor="text1" w:themeTint="80"/>
-            <w:szCs w:val="26"/>
-          </w:rPr>
-          <w:t>sDRIPS-Sense</w:t>
-        </w:r>
-      </w:hyperlink>
-      <w:r>
-        <w:t xml:space="preserve">, </w:t>
-      </w:r>
-      <w:hyperlink r:id="rId45" w:history="1">
-        <w:r>
-          <w:rPr>
-            <w:rStyle w:val="Hyperlink"/>
-            <w:rFonts w:ascii="Times New Roman" w:hAnsi="Times New Roman" w:cs="Times New Roman"/>
-            <w:color w:val="7F7F7F" w:themeColor="text1" w:themeTint="80"/>
-            <w:szCs w:val="20"/>
-          </w:rPr>
-          <w:t>sDRIPS-TBP</w:t>
-        </w:r>
-      </w:hyperlink>
-    </w:p>
-    <w:p>
-      <w:pPr>
-        <w:pStyle w:val="ListParagraph"/>
-        <w:numPr>
-          <w:ilvl w:val="0"/>
-          <w:numId w:val="10"/>
-        </w:numPr>
-        <w:spacing w:after="80"/>
-        <w:jc w:val="both"/>
-        <w:rPr>
-          <w:rFonts w:ascii="Times New Roman" w:eastAsia="MS Gothic" w:hAnsi="Times New Roman" w:cs="Times New Roman"/>
-          <w:bCs/>
-          <w:color w:val="191919"/>
-          <w:szCs w:val="26"/>
-        </w:rPr>
-      </w:pPr>
-      <w:r>
-        <w:rPr>
-          <w:rFonts w:ascii="Times New Roman" w:eastAsia="MS Gothic" w:hAnsi="Times New Roman" w:cs="Times New Roman"/>
-          <w:b/>
-          <w:bCs/>
-          <w:color w:val="191919"/>
-          <w:szCs w:val="26"/>
-        </w:rPr>
-        <w:t>Canal w</w:t>
-      </w:r>
-      <w:r>
-        <w:rPr>
-          <w:rFonts w:ascii="Times New Roman" w:eastAsia="MS Gothic" w:hAnsi="Times New Roman" w:cs="Times New Roman"/>
-          <w:b/>
-          <w:bCs/>
-          <w:color w:val="191919"/>
-          <w:szCs w:val="26"/>
-        </w:rPr>
-        <w:t>ater allocation framework</w:t>
-      </w:r>
-      <w:r>
-        <w:rPr>
-          <w:rFonts w:ascii="Times New Roman" w:eastAsia="MS Gothic" w:hAnsi="Times New Roman" w:cs="Times New Roman"/>
-          <w:bCs/>
-          <w:color w:val="191919"/>
-          <w:szCs w:val="26"/>
-        </w:rPr>
-        <w:t xml:space="preserve"> – </w:t>
-      </w:r>
-      <w:r>
-        <w:rPr>
-          <w:rFonts w:ascii="Times New Roman" w:eastAsia="MS Gothic" w:hAnsi="Times New Roman" w:cs="Times New Roman"/>
-          <w:bCs/>
-          <w:color w:val="191919"/>
-          <w:szCs w:val="26"/>
-        </w:rPr>
-        <w:t>Developed a satellite-based canal water allocation methodology to help canal operators distribute water more efficiently based on crop water demand, actual field conditions, and canal network structure. Built the allocation framework on uncertainty-characterized net water requirement estimates from sDRIPS, ensuring distribution decisions account for input, parameter, and model uncertainty across diverse agro-climatic settings. Applied network-based analysis to translate field-scale irrigation demand into command-area and canal-level allocation decisions, supporting climate-change adaptation and more efficient agricultural water management.</w:t>
-      </w:r>
-      <w:r>
-        <w:rPr>
-          <w:rFonts w:ascii="Times New Roman" w:eastAsia="MS Gothic" w:hAnsi="Times New Roman" w:cs="Times New Roman"/>
-          <w:bCs/>
-          <w:color w:val="191919"/>
-          <w:szCs w:val="26"/>
-        </w:rPr>
-        <w:t xml:space="preserve"> Tool for public use (with link) - </w:t>
-      </w:r>
-      <w:hyperlink r:id="rId46" w:history="1">
+        <w:proofErr w:type="spellStart"/>
         <w:r>
           <w:rPr>
             <w:rStyle w:val="Hyperlink"/>
@@ -7239,6 +7370,160 @@
           </w:rPr>
           <w:t>sDRIPS</w:t>
         </w:r>
+        <w:proofErr w:type="spellEnd"/>
+        <w:r>
+          <w:rPr>
+            <w:rStyle w:val="Hyperlink"/>
+            <w:rFonts w:ascii="Times New Roman" w:eastAsia="MS Gothic" w:hAnsi="Times New Roman" w:cs="Times New Roman"/>
+            <w:bCs/>
+            <w:color w:val="7F7F7F" w:themeColor="text1" w:themeTint="80"/>
+            <w:szCs w:val="26"/>
+          </w:rPr>
+          <w:t>-Sense</w:t>
+        </w:r>
+      </w:hyperlink>
+      <w:r>
+        <w:t xml:space="preserve">, </w:t>
+      </w:r>
+      <w:hyperlink r:id="rId45" w:history="1">
+        <w:proofErr w:type="spellStart"/>
+        <w:r>
+          <w:rPr>
+            <w:rStyle w:val="Hyperlink"/>
+            <w:rFonts w:ascii="Times New Roman" w:hAnsi="Times New Roman" w:cs="Times New Roman"/>
+            <w:color w:val="7F7F7F" w:themeColor="text1" w:themeTint="80"/>
+            <w:szCs w:val="20"/>
+          </w:rPr>
+          <w:t>sDRIPS</w:t>
+        </w:r>
+        <w:proofErr w:type="spellEnd"/>
+        <w:r>
+          <w:rPr>
+            <w:rStyle w:val="Hyperlink"/>
+            <w:rFonts w:ascii="Times New Roman" w:hAnsi="Times New Roman" w:cs="Times New Roman"/>
+            <w:color w:val="7F7F7F" w:themeColor="text1" w:themeTint="80"/>
+            <w:szCs w:val="20"/>
+          </w:rPr>
+          <w:t>-TBP</w:t>
+        </w:r>
+      </w:hyperlink>
+    </w:p>
+    <w:p>
+      <w:pPr>
+        <w:pStyle w:val="ListParagraph"/>
+        <w:numPr>
+          <w:ilvl w:val="0"/>
+          <w:numId w:val="10"/>
+        </w:numPr>
+        <w:spacing w:after="80"/>
+        <w:jc w:val="both"/>
+        <w:rPr>
+          <w:rFonts w:ascii="Times New Roman" w:eastAsia="MS Gothic" w:hAnsi="Times New Roman" w:cs="Times New Roman"/>
+          <w:bCs/>
+          <w:color w:val="191919"/>
+          <w:szCs w:val="26"/>
+        </w:rPr>
+      </w:pPr>
+      <w:r>
+        <w:rPr>
+          <w:rFonts w:ascii="Times New Roman" w:eastAsia="MS Gothic" w:hAnsi="Times New Roman" w:cs="Times New Roman"/>
+          <w:b/>
+          <w:bCs/>
+          <w:color w:val="191919"/>
+          <w:szCs w:val="26"/>
+        </w:rPr>
+        <w:t>Canal w</w:t>
+      </w:r>
+      <w:r>
+        <w:rPr>
+          <w:rFonts w:ascii="Times New Roman" w:eastAsia="MS Gothic" w:hAnsi="Times New Roman" w:cs="Times New Roman"/>
+          <w:b/>
+          <w:bCs/>
+          <w:color w:val="191919"/>
+          <w:szCs w:val="26"/>
+        </w:rPr>
+        <w:t>ater allocation framework</w:t>
+      </w:r>
+      <w:r>
+        <w:rPr>
+          <w:rFonts w:ascii="Times New Roman" w:eastAsia="MS Gothic" w:hAnsi="Times New Roman" w:cs="Times New Roman"/>
+          <w:bCs/>
+          <w:color w:val="191919"/>
+          <w:szCs w:val="26"/>
+        </w:rPr>
+        <w:t xml:space="preserve"> – </w:t>
+      </w:r>
+      <w:r>
+        <w:rPr>
+          <w:rFonts w:ascii="Times New Roman" w:eastAsia="MS Gothic" w:hAnsi="Times New Roman" w:cs="Times New Roman"/>
+          <w:bCs/>
+          <w:color w:val="191919"/>
+          <w:szCs w:val="26"/>
+        </w:rPr>
+        <w:t xml:space="preserve">Developed a satellite-based canal water allocation methodology to help canal operators distribute water more efficiently based on crop water demand, actual field conditions, and canal network structure. Built the allocation framework on uncertainty-characterized net water requirement estimates from </w:t>
+      </w:r>
+      <w:proofErr w:type="spellStart"/>
+      <w:r>
+        <w:rPr>
+          <w:rFonts w:ascii="Times New Roman" w:eastAsia="MS Gothic" w:hAnsi="Times New Roman" w:cs="Times New Roman"/>
+          <w:bCs/>
+          <w:color w:val="191919"/>
+          <w:szCs w:val="26"/>
+        </w:rPr>
+        <w:t>sDRIPS</w:t>
+      </w:r>
+      <w:proofErr w:type="spellEnd"/>
+      <w:r>
+        <w:rPr>
+          <w:rFonts w:ascii="Times New Roman" w:eastAsia="MS Gothic" w:hAnsi="Times New Roman" w:cs="Times New Roman"/>
+          <w:bCs/>
+          <w:color w:val="191919"/>
+          <w:szCs w:val="26"/>
+        </w:rPr>
+        <w:t xml:space="preserve">, ensuring distribution decisions account for input, parameter, and model uncertainty across diverse </w:t>
+      </w:r>
+      <w:proofErr w:type="spellStart"/>
+      <w:r>
+        <w:rPr>
+          <w:rFonts w:ascii="Times New Roman" w:eastAsia="MS Gothic" w:hAnsi="Times New Roman" w:cs="Times New Roman"/>
+          <w:bCs/>
+          <w:color w:val="191919"/>
+          <w:szCs w:val="26"/>
+        </w:rPr>
+        <w:t>agro</w:t>
+      </w:r>
+      <w:proofErr w:type="spellEnd"/>
+      <w:r>
+        <w:rPr>
+          <w:rFonts w:ascii="Times New Roman" w:eastAsia="MS Gothic" w:hAnsi="Times New Roman" w:cs="Times New Roman"/>
+          <w:bCs/>
+          <w:color w:val="191919"/>
+          <w:szCs w:val="26"/>
+        </w:rPr>
+        <w:t>-climatic settings. Applied network-based analysis to translate field-scale irrigation demand into command-area and canal-level allocation decisions, supporting climate-change adaptation and more efficient agricultural water management.</w:t>
+      </w:r>
+      <w:r>
+        <w:rPr>
+          <w:rFonts w:ascii="Times New Roman" w:eastAsia="MS Gothic" w:hAnsi="Times New Roman" w:cs="Times New Roman"/>
+          <w:bCs/>
+          <w:color w:val="191919"/>
+          <w:szCs w:val="26"/>
+        </w:rPr>
+        <w:t xml:space="preserve"> Tool for public use (with link) - </w:t>
+      </w:r>
+      <w:hyperlink r:id="rId46" w:history="1">
+        <w:proofErr w:type="spellStart"/>
+        <w:r>
+          <w:rPr>
+            <w:rStyle w:val="Hyperlink"/>
+            <w:rFonts w:ascii="Times New Roman" w:eastAsia="MS Gothic" w:hAnsi="Times New Roman" w:cs="Times New Roman"/>
+            <w:bCs/>
+            <w:color w:val="7F7F7F" w:themeColor="text1" w:themeTint="80"/>
+            <w:szCs w:val="26"/>
+          </w:rPr>
+          <w:t>sDRIPS</w:t>
+        </w:r>
+        <w:proofErr w:type="spellEnd"/>
       </w:hyperlink>
       <w:r>
         <w:rPr>
@@ -7376,7 +7661,25 @@
           <w:color w:val="191919"/>
           <w:szCs w:val="26"/>
         </w:rPr>
-        <w:t>Investigated uncertainty propagation in lake and wetland volume change estimates derived from satellite-based surface water extent and citizen science water-level observations. Built an ensemble of radar- and optical-based water classification approaches to improve robustness of surface water extent estimates, and evaluated sensitivity to sensor type, classification method, and spatial resolution, including comparison with high-resolution imagery such as PlanetScope at approximately 3 m resolution</w:t>
+        <w:t xml:space="preserve">Investigated uncertainty propagation in lake and wetland volume change estimates derived from satellite-based surface water extent and citizen science water-level observations. Built an ensemble of radar- and optical-based water classification approaches to improve robustness of surface water extent estimates, and evaluated sensitivity to sensor type, classification method, and spatial resolution, including comparison with high-resolution imagery such as </w:t>
+      </w:r>
+      <w:proofErr w:type="spellStart"/>
+      <w:r>
+        <w:rPr>
+          <w:rFonts w:ascii="Times New Roman" w:eastAsia="MS Gothic" w:hAnsi="Times New Roman" w:cs="Times New Roman"/>
+          <w:color w:val="191919"/>
+          <w:szCs w:val="26"/>
+        </w:rPr>
+        <w:t>PlanetScope</w:t>
+      </w:r>
+      <w:proofErr w:type="spellEnd"/>
+      <w:r>
+        <w:rPr>
+          <w:rFonts w:ascii="Times New Roman" w:eastAsia="MS Gothic" w:hAnsi="Times New Roman" w:cs="Times New Roman"/>
+          <w:color w:val="191919"/>
+          <w:szCs w:val="26"/>
+        </w:rPr>
+        <w:t xml:space="preserve"> at approximately 3 m resolution</w:t>
       </w:r>
       <w:r>
         <w:rPr>
@@ -7608,7 +7911,27 @@
           <w:color w:val="191919"/>
           <w:szCs w:val="26"/>
         </w:rPr>
-        <w:t>Investigated PO.DAAC’s SWOT On-Demand Raster Generation tool for producing customized raster products from SWOT satellite observations at user-defined spatial resolutions. Developed SWODLR-Python, a Python-based framework to streamline API-driven data requests, raster generation, subsetting, resampling, and processing. Evaluated customized SWOT raster products for hydrologic applications, including flood-propagation analysis in northeast Bangladesh</w:t>
+        <w:t xml:space="preserve">Investigated PO.DAAC’s SWOT On-Demand Raster Generation tool for producing customized raster products from SWOT satellite observations at user-defined spatial resolutions. Developed SWODLR-Python, a Python-based framework to streamline API-driven data requests, raster generation, </w:t>
+      </w:r>
+      <w:proofErr w:type="spellStart"/>
+      <w:r>
+        <w:rPr>
+          <w:rFonts w:ascii="Times New Roman" w:eastAsia="MS Gothic" w:hAnsi="Times New Roman" w:cs="Times New Roman"/>
+          <w:bCs/>
+          <w:color w:val="191919"/>
+          <w:szCs w:val="26"/>
+        </w:rPr>
+        <w:t>subsetting</w:t>
+      </w:r>
+      <w:proofErr w:type="spellEnd"/>
+      <w:r>
+        <w:rPr>
+          <w:rFonts w:ascii="Times New Roman" w:eastAsia="MS Gothic" w:hAnsi="Times New Roman" w:cs="Times New Roman"/>
+          <w:bCs/>
+          <w:color w:val="191919"/>
+          <w:szCs w:val="26"/>
+        </w:rPr>
+        <w:t>, resampling, and processing. Evaluated customized SWOT raster products for hydrologic applications, including flood-propagation analysis in northeast Bangladesh</w:t>
       </w:r>
       <w:r>
         <w:rPr>
@@ -7818,7 +8141,23 @@
           <w:rFonts w:ascii="Times New Roman" w:eastAsia="Arial" w:hAnsi="Times New Roman" w:cs="Times New Roman"/>
           <w:color w:val="000000"/>
         </w:rPr>
-        <w:t>Analyzed precipitation-extreme volatility and infrastructure risk across India using observed rainfall data and CMIP5 Earth System Model outputs under RCP 8.5, including BNU-ESM, CanESM2, GFDL-ESM2M, MIROC-ESM, MPI-ESM-LR/MR, and NorESM.</w:t>
+        <w:t xml:space="preserve">Analyzed precipitation-extreme volatility and infrastructure risk across India using observed rainfall data and CMIP5 Earth System Model outputs under RCP 8.5, including BNU-ESM, CanESM2, GFDL-ESM2M, MIROC-ESM, MPI-ESM-LR/MR, and </w:t>
+      </w:r>
+      <w:proofErr w:type="spellStart"/>
+      <w:r>
+        <w:rPr>
+          <w:rFonts w:ascii="Times New Roman" w:eastAsia="Arial" w:hAnsi="Times New Roman" w:cs="Times New Roman"/>
+          <w:color w:val="000000"/>
+        </w:rPr>
+        <w:t>NorESM</w:t>
+      </w:r>
+      <w:proofErr w:type="spellEnd"/>
+      <w:r>
+        <w:rPr>
+          <w:rFonts w:ascii="Times New Roman" w:eastAsia="Arial" w:hAnsi="Times New Roman" w:cs="Times New Roman"/>
+          <w:color w:val="000000"/>
+        </w:rPr>
+        <w:t>.</w:t>
       </w:r>
     </w:p>
     <w:p>
@@ -10447,6 +10786,7 @@
         </w:rPr>
       </w:pPr>
       <w:hyperlink r:id="rId53" w:history="1">
+        <w:proofErr w:type="spellStart"/>
         <w:r>
           <w:rPr>
             <w:rStyle w:val="Hyperlink"/>
@@ -10456,6 +10796,7 @@
           </w:rPr>
           <w:t>PyWRIS</w:t>
         </w:r>
+        <w:proofErr w:type="spellEnd"/>
       </w:hyperlink>
       <w:r>
         <w:rPr>
@@ -10514,6 +10855,7 @@
         </w:rPr>
       </w:pPr>
       <w:hyperlink r:id="rId54" w:history="1">
+        <w:proofErr w:type="spellStart"/>
         <w:r>
           <w:rPr>
             <w:rStyle w:val="Hyperlink"/>
@@ -10523,6 +10865,7 @@
           </w:rPr>
           <w:t>Barind</w:t>
         </w:r>
+        <w:proofErr w:type="spellEnd"/>
       </w:hyperlink>
       <w:r>
         <w:rPr>
@@ -10640,6 +10983,7 @@
         <w:t xml:space="preserve">A detailed document on </w:t>
       </w:r>
       <w:hyperlink r:id="rId56" w:history="1">
+        <w:proofErr w:type="spellStart"/>
         <w:r>
           <w:rPr>
             <w:rStyle w:val="Hyperlink"/>
@@ -10649,6 +10993,7 @@
           </w:rPr>
           <w:t>ReadtheDocs</w:t>
         </w:r>
+        <w:proofErr w:type="spellEnd"/>
       </w:hyperlink>
       <w:r>
         <w:rPr>
@@ -10806,13 +11151,23 @@
           <w:color w:val="000000"/>
         </w:rPr>
       </w:pPr>
-      <w:r>
-        <w:rPr>
-          <w:rFonts w:ascii="Times New Roman" w:eastAsia="Arial" w:hAnsi="Times New Roman" w:cs="Times New Roman"/>
-          <w:bCs/>
-          <w:color w:val="000000"/>
-        </w:rPr>
-        <w:t xml:space="preserve">sDRIPS-Sense work featured in </w:t>
+      <w:proofErr w:type="spellStart"/>
+      <w:r>
+        <w:rPr>
+          <w:rFonts w:ascii="Times New Roman" w:eastAsia="Arial" w:hAnsi="Times New Roman" w:cs="Times New Roman"/>
+          <w:bCs/>
+          <w:color w:val="000000"/>
+        </w:rPr>
+        <w:t>sDRIPS</w:t>
+      </w:r>
+      <w:proofErr w:type="spellEnd"/>
+      <w:r>
+        <w:rPr>
+          <w:rFonts w:ascii="Times New Roman" w:eastAsia="Arial" w:hAnsi="Times New Roman" w:cs="Times New Roman"/>
+          <w:bCs/>
+          <w:color w:val="000000"/>
+        </w:rPr>
+        <w:t xml:space="preserve">-Sense work featured in </w:t>
       </w:r>
       <w:r>
         <w:rPr>
@@ -11145,7 +11500,71 @@
           <w:rFonts w:ascii="Times New Roman" w:eastAsia="Arial" w:hAnsi="Times New Roman" w:cs="Times New Roman"/>
           <w:color w:val="000000"/>
         </w:rPr>
-        <w:t>Satellite remote sensing; optical, thermal, radar, microwave, and altimetry datasets; Landsat, MODIS, Sentinel-1 SAR, Sentinel-2, SMAP, SWOT, and PlanetScope; precipitation and hydrometeorological datasets including IMERG, CHIRPS, GSMaP, and GLDAS; reanalysis and forecast products including ERA5 and GFS; DEMs; in situ observations; CMIP climate simulations and global climate model outputs for hydroclimatic extremes, infrastructure risk, and climate-impact assessment, including CanESM2, GFDL-ESM2M, MIROC-ESM, MPI-ESM, and NorESM; multi-sensor, multi-resolution, and spatio-temporal data fusion.</w:t>
+        <w:t xml:space="preserve">Satellite remote sensing; optical, thermal, radar, microwave, and altimetry datasets; Landsat, MODIS, Sentinel-1 SAR, Sentinel-2, SMAP, SWOT, and </w:t>
+      </w:r>
+      <w:proofErr w:type="spellStart"/>
+      <w:r>
+        <w:rPr>
+          <w:rFonts w:ascii="Times New Roman" w:eastAsia="Arial" w:hAnsi="Times New Roman" w:cs="Times New Roman"/>
+          <w:color w:val="000000"/>
+        </w:rPr>
+        <w:t>PlanetScope</w:t>
+      </w:r>
+      <w:proofErr w:type="spellEnd"/>
+      <w:r>
+        <w:rPr>
+          <w:rFonts w:ascii="Times New Roman" w:eastAsia="Arial" w:hAnsi="Times New Roman" w:cs="Times New Roman"/>
+          <w:color w:val="000000"/>
+        </w:rPr>
+        <w:t xml:space="preserve">; precipitation and hydrometeorological datasets including IMERG, CHIRPS, </w:t>
+      </w:r>
+      <w:proofErr w:type="spellStart"/>
+      <w:r>
+        <w:rPr>
+          <w:rFonts w:ascii="Times New Roman" w:eastAsia="Arial" w:hAnsi="Times New Roman" w:cs="Times New Roman"/>
+          <w:color w:val="000000"/>
+        </w:rPr>
+        <w:t>GSMaP</w:t>
+      </w:r>
+      <w:proofErr w:type="spellEnd"/>
+      <w:r>
+        <w:rPr>
+          <w:rFonts w:ascii="Times New Roman" w:eastAsia="Arial" w:hAnsi="Times New Roman" w:cs="Times New Roman"/>
+          <w:color w:val="000000"/>
+        </w:rPr>
+        <w:t xml:space="preserve">, and GLDAS; reanalysis and forecast products including ERA5 and GFS; DEMs; in situ observations; CMIP climate simulations and global climate model outputs for hydroclimatic extremes, infrastructure risk, and climate-impact assessment, including CanESM2, GFDL-ESM2M, MIROC-ESM, MPI-ESM, and </w:t>
+      </w:r>
+      <w:proofErr w:type="spellStart"/>
+      <w:r>
+        <w:rPr>
+          <w:rFonts w:ascii="Times New Roman" w:eastAsia="Arial" w:hAnsi="Times New Roman" w:cs="Times New Roman"/>
+          <w:color w:val="000000"/>
+        </w:rPr>
+        <w:t>NorESM</w:t>
+      </w:r>
+      <w:proofErr w:type="spellEnd"/>
+      <w:r>
+        <w:rPr>
+          <w:rFonts w:ascii="Times New Roman" w:eastAsia="Arial" w:hAnsi="Times New Roman" w:cs="Times New Roman"/>
+          <w:color w:val="000000"/>
+        </w:rPr>
+        <w:t xml:space="preserve">; multi-sensor, multi-resolution, and </w:t>
+      </w:r>
+      <w:proofErr w:type="spellStart"/>
+      <w:r>
+        <w:rPr>
+          <w:rFonts w:ascii="Times New Roman" w:eastAsia="Arial" w:hAnsi="Times New Roman" w:cs="Times New Roman"/>
+          <w:color w:val="000000"/>
+        </w:rPr>
+        <w:t>spatio</w:t>
+      </w:r>
+      <w:proofErr w:type="spellEnd"/>
+      <w:r>
+        <w:rPr>
+          <w:rFonts w:ascii="Times New Roman" w:eastAsia="Arial" w:hAnsi="Times New Roman" w:cs="Times New Roman"/>
+          <w:color w:val="000000"/>
+        </w:rPr>
+        <w:t>-temporal data fusion.</w:t>
       </w:r>
     </w:p>
     <w:p>
@@ -11244,7 +11663,87 @@
           <w:rFonts w:ascii="Times New Roman" w:eastAsia="Arial" w:hAnsi="Times New Roman" w:cs="Times New Roman"/>
           <w:color w:val="000000"/>
         </w:rPr>
-        <w:t>Python, Google Earth Engine Python and JavaScript APIs, Xarray, Dask, NumPy, Pandas, GeoPandas, Rasterio, SciPy, PyTorch, Scikit-learn, GDAL, ArcGIS, QGIS, MATLAB, Bash, Git, Linux/HPC environments, multiprocessing, parallel and distributed processing, scalable geospatial ETL, raster and vector analytics, spatial statistics, API-driven data ingestion, automated environmental data pipelines, and cloud/HPC-style large-scale analytics.</w:t>
+        <w:t xml:space="preserve">Python, Google Earth Engine Python and JavaScript APIs, </w:t>
+      </w:r>
+      <w:proofErr w:type="spellStart"/>
+      <w:r>
+        <w:rPr>
+          <w:rFonts w:ascii="Times New Roman" w:eastAsia="Arial" w:hAnsi="Times New Roman" w:cs="Times New Roman"/>
+          <w:color w:val="000000"/>
+        </w:rPr>
+        <w:t>Xarray</w:t>
+      </w:r>
+      <w:proofErr w:type="spellEnd"/>
+      <w:r>
+        <w:rPr>
+          <w:rFonts w:ascii="Times New Roman" w:eastAsia="Arial" w:hAnsi="Times New Roman" w:cs="Times New Roman"/>
+          <w:color w:val="000000"/>
+        </w:rPr>
+        <w:t xml:space="preserve">, </w:t>
+      </w:r>
+      <w:proofErr w:type="spellStart"/>
+      <w:r>
+        <w:rPr>
+          <w:rFonts w:ascii="Times New Roman" w:eastAsia="Arial" w:hAnsi="Times New Roman" w:cs="Times New Roman"/>
+          <w:color w:val="000000"/>
+        </w:rPr>
+        <w:t>Dask</w:t>
+      </w:r>
+      <w:proofErr w:type="spellEnd"/>
+      <w:r>
+        <w:rPr>
+          <w:rFonts w:ascii="Times New Roman" w:eastAsia="Arial" w:hAnsi="Times New Roman" w:cs="Times New Roman"/>
+          <w:color w:val="000000"/>
+        </w:rPr>
+        <w:t xml:space="preserve">, NumPy, Pandas, </w:t>
+      </w:r>
+      <w:proofErr w:type="spellStart"/>
+      <w:r>
+        <w:rPr>
+          <w:rFonts w:ascii="Times New Roman" w:eastAsia="Arial" w:hAnsi="Times New Roman" w:cs="Times New Roman"/>
+          <w:color w:val="000000"/>
+        </w:rPr>
+        <w:t>GeoPandas</w:t>
+      </w:r>
+      <w:proofErr w:type="spellEnd"/>
+      <w:r>
+        <w:rPr>
+          <w:rFonts w:ascii="Times New Roman" w:eastAsia="Arial" w:hAnsi="Times New Roman" w:cs="Times New Roman"/>
+          <w:color w:val="000000"/>
+        </w:rPr>
+        <w:t xml:space="preserve">, </w:t>
+      </w:r>
+      <w:proofErr w:type="spellStart"/>
+      <w:r>
+        <w:rPr>
+          <w:rFonts w:ascii="Times New Roman" w:eastAsia="Arial" w:hAnsi="Times New Roman" w:cs="Times New Roman"/>
+          <w:color w:val="000000"/>
+        </w:rPr>
+        <w:t>Rasterio</w:t>
+      </w:r>
+      <w:proofErr w:type="spellEnd"/>
+      <w:r>
+        <w:rPr>
+          <w:rFonts w:ascii="Times New Roman" w:eastAsia="Arial" w:hAnsi="Times New Roman" w:cs="Times New Roman"/>
+          <w:color w:val="000000"/>
+        </w:rPr>
+        <w:t xml:space="preserve">, SciPy, </w:t>
+      </w:r>
+      <w:proofErr w:type="spellStart"/>
+      <w:r>
+        <w:rPr>
+          <w:rFonts w:ascii="Times New Roman" w:eastAsia="Arial" w:hAnsi="Times New Roman" w:cs="Times New Roman"/>
+          <w:color w:val="000000"/>
+        </w:rPr>
+        <w:t>PyTorch</w:t>
+      </w:r>
+      <w:proofErr w:type="spellEnd"/>
+      <w:r>
+        <w:rPr>
+          <w:rFonts w:ascii="Times New Roman" w:eastAsia="Arial" w:hAnsi="Times New Roman" w:cs="Times New Roman"/>
+          <w:color w:val="000000"/>
+        </w:rPr>
+        <w:t>, Scikit-learn, GDAL, ArcGIS, QGIS, MATLAB, Bash, Git, Linux/HPC environments, multiprocessing, parallel and distributed processing, scalable geospatial ETL, raster and vector analytics, spatial statistics, API-driven data ingestion, automated environmental data pipelines, and cloud/HPC-style large-scale analytics.</w:t>
       </w:r>
     </w:p>
     <w:p>
@@ -11306,12 +11805,85 @@
         </w:rPr>
         <w:t xml:space="preserve">Data Formats, Software Development, and Reproducibility: </w:t>
       </w:r>
-      <w:r>
-        <w:rPr>
-          <w:rFonts w:ascii="Times New Roman" w:eastAsia="Arial" w:hAnsi="Times New Roman" w:cs="Times New Roman"/>
-          <w:color w:val="000000"/>
-        </w:rPr>
-        <w:t>NetCDF, HDF5, GeoTIFF, Cloud-Optimized GeoTIFF, metadata-aware processing, reproducible workflows, scientific package development, PyPI package publication, Read the Docs documentation, REST APIs, dashboards, Plotly, Matplotlib, technical documentation, and reproducible scientific workflows.</w:t>
+      <w:proofErr w:type="spellStart"/>
+      <w:r>
+        <w:rPr>
+          <w:rFonts w:ascii="Times New Roman" w:eastAsia="Arial" w:hAnsi="Times New Roman" w:cs="Times New Roman"/>
+          <w:color w:val="000000"/>
+        </w:rPr>
+        <w:t>NetCDF</w:t>
+      </w:r>
+      <w:proofErr w:type="spellEnd"/>
+      <w:r>
+        <w:rPr>
+          <w:rFonts w:ascii="Times New Roman" w:eastAsia="Arial" w:hAnsi="Times New Roman" w:cs="Times New Roman"/>
+          <w:color w:val="000000"/>
+        </w:rPr>
+        <w:t xml:space="preserve">, HDF5, </w:t>
+      </w:r>
+      <w:proofErr w:type="spellStart"/>
+      <w:r>
+        <w:rPr>
+          <w:rFonts w:ascii="Times New Roman" w:eastAsia="Arial" w:hAnsi="Times New Roman" w:cs="Times New Roman"/>
+          <w:color w:val="000000"/>
+        </w:rPr>
+        <w:t>GeoTIFF</w:t>
+      </w:r>
+      <w:proofErr w:type="spellEnd"/>
+      <w:r>
+        <w:rPr>
+          <w:rFonts w:ascii="Times New Roman" w:eastAsia="Arial" w:hAnsi="Times New Roman" w:cs="Times New Roman"/>
+          <w:color w:val="000000"/>
+        </w:rPr>
+        <w:t xml:space="preserve">, Cloud-Optimized </w:t>
+      </w:r>
+      <w:proofErr w:type="spellStart"/>
+      <w:r>
+        <w:rPr>
+          <w:rFonts w:ascii="Times New Roman" w:eastAsia="Arial" w:hAnsi="Times New Roman" w:cs="Times New Roman"/>
+          <w:color w:val="000000"/>
+        </w:rPr>
+        <w:t>GeoTIFF</w:t>
+      </w:r>
+      <w:proofErr w:type="spellEnd"/>
+      <w:r>
+        <w:rPr>
+          <w:rFonts w:ascii="Times New Roman" w:eastAsia="Arial" w:hAnsi="Times New Roman" w:cs="Times New Roman"/>
+          <w:color w:val="000000"/>
+        </w:rPr>
+        <w:t xml:space="preserve">, metadata-aware processing, reproducible workflows, scientific package development, </w:t>
+      </w:r>
+      <w:proofErr w:type="spellStart"/>
+      <w:r>
+        <w:rPr>
+          <w:rFonts w:ascii="Times New Roman" w:eastAsia="Arial" w:hAnsi="Times New Roman" w:cs="Times New Roman"/>
+          <w:color w:val="000000"/>
+        </w:rPr>
+        <w:t>PyPI</w:t>
+      </w:r>
+      <w:proofErr w:type="spellEnd"/>
+      <w:r>
+        <w:rPr>
+          <w:rFonts w:ascii="Times New Roman" w:eastAsia="Arial" w:hAnsi="Times New Roman" w:cs="Times New Roman"/>
+          <w:color w:val="000000"/>
+        </w:rPr>
+        <w:t xml:space="preserve"> package publication, Read the Docs documentation, REST APIs, dashboards, </w:t>
+      </w:r>
+      <w:proofErr w:type="spellStart"/>
+      <w:r>
+        <w:rPr>
+          <w:rFonts w:ascii="Times New Roman" w:eastAsia="Arial" w:hAnsi="Times New Roman" w:cs="Times New Roman"/>
+          <w:color w:val="000000"/>
+        </w:rPr>
+        <w:t>Plotly</w:t>
+      </w:r>
+      <w:proofErr w:type="spellEnd"/>
+      <w:r>
+        <w:rPr>
+          <w:rFonts w:ascii="Times New Roman" w:eastAsia="Arial" w:hAnsi="Times New Roman" w:cs="Times New Roman"/>
+          <w:color w:val="000000"/>
+        </w:rPr>
+        <w:t>, Matplotlib, technical documentation, and reproducible scientific workflows.</w:t>
       </w:r>
     </w:p>
     <w:p>
@@ -11617,7 +12189,23 @@
           <w:rFonts w:ascii="Times New Roman" w:hAnsi="Times New Roman" w:cs="Times New Roman"/>
           <w:color w:val="auto"/>
         </w:rPr>
-        <w:t>Dr. Erkan Istanbulluoglu (</w:t>
+        <w:t xml:space="preserve">Dr. Erkan </w:t>
+      </w:r>
+      <w:proofErr w:type="spellStart"/>
+      <w:r>
+        <w:rPr>
+          <w:rFonts w:ascii="Times New Roman" w:hAnsi="Times New Roman" w:cs="Times New Roman"/>
+          <w:color w:val="auto"/>
+        </w:rPr>
+        <w:t>Istanbulluoglu</w:t>
+      </w:r>
+      <w:proofErr w:type="spellEnd"/>
+      <w:r>
+        <w:rPr>
+          <w:rFonts w:ascii="Times New Roman" w:hAnsi="Times New Roman" w:cs="Times New Roman"/>
+          <w:color w:val="auto"/>
+        </w:rPr>
+        <w:t xml:space="preserve"> (</w:t>
       </w:r>
       <w:hyperlink r:id="rId61" w:history="1">
         <w:r>
@@ -11898,6 +12486,7 @@
         <w:docPartUnique/>
       </w:docPartObj>
     </w:sdtPr>
+    <w:sdtEndPr/>
     <w:sdtContent>
       <w:sdt>
         <w:sdtPr>
@@ -11910,6 +12499,7 @@
             <w:docPartUnique/>
           </w:docPartObj>
         </w:sdtPr>
+        <w:sdtEndPr/>
         <w:sdtContent>
           <w:p>
             <w:pPr>
@@ -15445,6 +16035,7 @@
     <w:rsid w:val="00111D12"/>
     <w:rsid w:val="00140030"/>
     <w:rsid w:val="00155533"/>
+    <w:rsid w:val="001932D5"/>
     <w:rsid w:val="00194441"/>
     <w:rsid w:val="001D6245"/>
     <w:rsid w:val="001E0F6F"/>
@@ -15505,6 +16096,7 @@
     <w:rsid w:val="00AF0EF5"/>
     <w:rsid w:val="00B10330"/>
     <w:rsid w:val="00B96071"/>
+    <w:rsid w:val="00BB4BA3"/>
     <w:rsid w:val="00BF1FE3"/>
     <w:rsid w:val="00C0147D"/>
     <w:rsid w:val="00C23419"/>

--- a/Shahzaib_CV.docx
+++ b/Shahzaib_CV.docx
@@ -1021,6 +1021,90 @@
         </w:rPr>
         <w:t xml:space="preserve"> peer-reviewed publications (published or under review)</w:t>
       </w:r>
+      <w:r>
+        <w:rPr>
+          <w:rFonts w:ascii="Times New Roman" w:eastAsia="Arial" w:hAnsi="Times New Roman" w:cs="Times New Roman"/>
+          <w:color w:val="000000"/>
+        </w:rPr>
+        <w:fldChar w:fldCharType="begin"/>
+      </w:r>
+      <w:r>
+        <w:rPr>
+          <w:rFonts w:ascii="Times New Roman" w:eastAsia="Arial" w:hAnsi="Times New Roman" w:cs="Times New Roman"/>
+          <w:color w:val="000000"/>
+        </w:rPr>
+        <w:instrText xml:space="preserve"> </w:instrText>
+      </w:r>
+      <w:r>
+        <w:instrText>SET TotalPubs 14</w:instrText>
+      </w:r>
+      <w:r>
+        <w:rPr>
+          <w:rFonts w:ascii="Times New Roman" w:eastAsia="Arial" w:hAnsi="Times New Roman" w:cs="Times New Roman"/>
+          <w:color w:val="000000"/>
+        </w:rPr>
+        <w:instrText xml:space="preserve"> </w:instrText>
+      </w:r>
+      <w:r>
+        <w:rPr>
+          <w:rFonts w:ascii="Times New Roman" w:eastAsia="Arial" w:hAnsi="Times New Roman" w:cs="Times New Roman"/>
+          <w:color w:val="000000"/>
+        </w:rPr>
+        <w:fldChar w:fldCharType="separate"/>
+      </w:r>
+      <w:r>
+        <w:rPr>
+          <w:rFonts w:ascii="Times New Roman" w:eastAsia="Arial" w:hAnsi="Times New Roman" w:cs="Times New Roman"/>
+          <w:color w:val="000000"/>
+        </w:rPr>
+        <w:fldChar w:fldCharType="end"/>
+      </w:r>
+      <w:r>
+        <w:rPr>
+          <w:rFonts w:ascii="Times New Roman" w:eastAsia="Arial" w:hAnsi="Times New Roman" w:cs="Times New Roman"/>
+          <w:color w:val="000000"/>
+        </w:rPr>
+        <w:fldChar w:fldCharType="begin"/>
+      </w:r>
+      <w:r>
+        <w:rPr>
+          <w:rFonts w:ascii="Times New Roman" w:eastAsia="Arial" w:hAnsi="Times New Roman" w:cs="Times New Roman"/>
+          <w:color w:val="000000"/>
+        </w:rPr>
+        <w:instrText xml:space="preserve"> </w:instrText>
+      </w:r>
+      <w:r>
+        <w:instrText xml:space="preserve">SET TotalPubs 14 </w:instrText>
+      </w:r>
+      <w:r>
+        <w:rPr>
+          <w:rFonts w:ascii="Times New Roman" w:eastAsia="Arial" w:hAnsi="Times New Roman" w:cs="Times New Roman"/>
+          <w:color w:val="000000"/>
+        </w:rPr>
+        <w:instrText xml:space="preserve"> </w:instrText>
+      </w:r>
+      <w:r>
+        <w:rPr>
+          <w:rFonts w:ascii="Times New Roman" w:eastAsia="Arial" w:hAnsi="Times New Roman" w:cs="Times New Roman"/>
+          <w:color w:val="000000"/>
+        </w:rPr>
+        <w:fldChar w:fldCharType="separate"/>
+      </w:r>
+      <w:bookmarkStart w:id="0" w:name="TotalPubs"/>
+      <w:r>
+        <w:rPr>
+          <w:noProof/>
+        </w:rPr>
+        <w:t>14</w:t>
+      </w:r>
+      <w:bookmarkEnd w:id="0"/>
+      <w:r>
+        <w:rPr>
+          <w:rFonts w:ascii="Times New Roman" w:eastAsia="Arial" w:hAnsi="Times New Roman" w:cs="Times New Roman"/>
+          <w:color w:val="000000"/>
+        </w:rPr>
+        <w:fldChar w:fldCharType="end"/>
+      </w:r>
     </w:p>
     <w:p>
       <w:pPr>
@@ -1208,7 +1292,6 @@
           <w:szCs w:val="26"/>
         </w:rPr>
       </w:pPr>
-      <w:proofErr w:type="spellStart"/>
       <w:r>
         <w:rPr>
           <w:rFonts w:ascii="Times New Roman" w:eastAsia="MS Gothic" w:hAnsi="Times New Roman" w:cs="Times New Roman"/>
@@ -1227,7 +1310,6 @@
         </w:rPr>
         <w:t>.Tech</w:t>
       </w:r>
-      <w:proofErr w:type="spellEnd"/>
       <w:r>
         <w:rPr>
           <w:rFonts w:ascii="Times New Roman" w:eastAsia="MS Gothic" w:hAnsi="Times New Roman" w:cs="Times New Roman"/>
@@ -2476,6 +2558,24 @@
         </w:rPr>
       </w:pPr>
       <w:r>
+        <w:fldChar w:fldCharType="begin"/>
+      </w:r>
+      <w:r>
+        <w:instrText xml:space="preserve"> </w:instrText>
+      </w:r>
+      <w:r>
+        <w:instrText>= TotalPubs + 1 - { SEQ Pub }</w:instrText>
+      </w:r>
+      <w:r>
+        <w:instrText xml:space="preserve"> </w:instrText>
+      </w:r>
+      <w:r>
+        <w:fldChar w:fldCharType="separate"/>
+      </w:r>
+      <w:r>
+        <w:fldChar w:fldCharType="end"/>
+      </w:r>
+      <w:r>
         <w:rPr>
           <w:rFonts w:ascii="Times New Roman" w:eastAsia="Arial" w:hAnsi="Times New Roman" w:cs="Times New Roman"/>
           <w:color w:val="000000"/>
@@ -2648,23 +2748,7 @@
           <w:rFonts w:ascii="Times New Roman" w:eastAsia="Arial" w:hAnsi="Times New Roman" w:cs="Times New Roman"/>
           <w:color w:val="000000"/>
         </w:rPr>
-        <w:t xml:space="preserve">Satellite Data Rendered Irrigation using Penman-Monteith and SEBAL – </w:t>
-      </w:r>
-      <w:proofErr w:type="spellStart"/>
-      <w:r>
-        <w:rPr>
-          <w:rFonts w:ascii="Times New Roman" w:eastAsia="Arial" w:hAnsi="Times New Roman" w:cs="Times New Roman"/>
-          <w:color w:val="000000"/>
-        </w:rPr>
-        <w:t>sDRIPS</w:t>
-      </w:r>
-      <w:proofErr w:type="spellEnd"/>
-      <w:r>
-        <w:rPr>
-          <w:rFonts w:ascii="Times New Roman" w:eastAsia="Arial" w:hAnsi="Times New Roman" w:cs="Times New Roman"/>
-          <w:color w:val="000000"/>
-        </w:rPr>
-        <w:t xml:space="preserve"> for Surface Water Irrigation Optimization, </w:t>
+        <w:t xml:space="preserve">Satellite Data Rendered Irrigation using Penman-Monteith and SEBAL – sDRIPS for Surface Water Irrigation Optimization, </w:t>
       </w:r>
       <w:r>
         <w:rPr>
@@ -2884,23 +2968,7 @@
           <w:rFonts w:ascii="Times New Roman" w:eastAsia="Arial" w:hAnsi="Times New Roman" w:cs="Times New Roman"/>
           <w:color w:val="000000"/>
         </w:rPr>
-        <w:t>). (</w:t>
-      </w:r>
-      <w:proofErr w:type="spellStart"/>
-      <w:r>
-        <w:rPr>
-          <w:rFonts w:ascii="Times New Roman" w:eastAsia="Arial" w:hAnsi="Times New Roman" w:cs="Times New Roman"/>
-          <w:color w:val="000000"/>
-        </w:rPr>
-        <w:t>sDRIPS</w:t>
-      </w:r>
-      <w:proofErr w:type="spellEnd"/>
-      <w:r>
-        <w:rPr>
-          <w:rFonts w:ascii="Times New Roman" w:eastAsia="Arial" w:hAnsi="Times New Roman" w:cs="Times New Roman"/>
-          <w:color w:val="000000"/>
-        </w:rPr>
-        <w:t xml:space="preserve">): A Cloud-Based, Open-Source Python Package for Satellite-Informed Surface Water Irrigation Optimization. </w:t>
+        <w:t xml:space="preserve">). (sDRIPS): A Cloud-Based, Open-Source Python Package for Satellite-Informed Surface Water Irrigation Optimization. </w:t>
       </w:r>
       <w:r>
         <w:rPr>
@@ -3021,23 +3089,7 @@
           <w:rFonts w:ascii="Times New Roman" w:eastAsia="Arial" w:hAnsi="Times New Roman" w:cs="Times New Roman"/>
           <w:color w:val="000000"/>
         </w:rPr>
-        <w:t xml:space="preserve">A. M. Gómez, S. </w:t>
-      </w:r>
-      <w:proofErr w:type="spellStart"/>
-      <w:r>
-        <w:rPr>
-          <w:rFonts w:ascii="Times New Roman" w:eastAsia="Arial" w:hAnsi="Times New Roman" w:cs="Times New Roman"/>
-          <w:color w:val="000000"/>
-        </w:rPr>
-        <w:t>Biancamaria</w:t>
-      </w:r>
-      <w:proofErr w:type="spellEnd"/>
-      <w:r>
-        <w:rPr>
-          <w:rFonts w:ascii="Times New Roman" w:eastAsia="Arial" w:hAnsi="Times New Roman" w:cs="Times New Roman"/>
-          <w:color w:val="000000"/>
-        </w:rPr>
-        <w:t xml:space="preserve">, T. Pavelsky, K. Nielsen, G. Parkins, M. Lane, </w:t>
+        <w:t xml:space="preserve">A. M. Gómez, S. Biancamaria, T. Pavelsky, K. Nielsen, G. Parkins, M. Lane, </w:t>
       </w:r>
       <w:r>
         <w:rPr>
@@ -3053,43 +3105,16 @@
           <w:rFonts w:ascii="Times New Roman" w:eastAsia="Arial" w:hAnsi="Times New Roman" w:cs="Times New Roman"/>
           <w:color w:val="000000"/>
         </w:rPr>
-        <w:t xml:space="preserve">, F. Hossain, R. Bhattarai, S. Ghafoor, J.F. </w:t>
-      </w:r>
-      <w:proofErr w:type="spellStart"/>
-      <w:r>
-        <w:rPr>
-          <w:rFonts w:ascii="Times New Roman" w:eastAsia="Arial" w:hAnsi="Times New Roman" w:cs="Times New Roman"/>
-          <w:color w:val="000000"/>
-        </w:rPr>
-        <w:t>Crétaux</w:t>
-      </w:r>
-      <w:proofErr w:type="spellEnd"/>
-      <w:r>
-        <w:rPr>
-          <w:rFonts w:ascii="Times New Roman" w:eastAsia="Arial" w:hAnsi="Times New Roman" w:cs="Times New Roman"/>
-          <w:color w:val="000000"/>
-        </w:rPr>
-        <w:t xml:space="preserve">, C. Yanez, N. Picot (2024). Evaluation using In-Situ Observations from National Governments and Citizen Scientists Suggests Nadir Altimeters can Accurately Measure Water Levels Changes Regardless of Lake Area. </w:t>
-      </w:r>
-      <w:proofErr w:type="spellStart"/>
-      <w:r>
-        <w:rPr>
-          <w:rFonts w:ascii="Times New Roman" w:eastAsia="Arial" w:hAnsi="Times New Roman" w:cs="Times New Roman"/>
-          <w:i/>
-          <w:iCs/>
-          <w:color w:val="000000"/>
-        </w:rPr>
-        <w:t>GIScience</w:t>
-      </w:r>
-      <w:proofErr w:type="spellEnd"/>
-      <w:r>
-        <w:rPr>
-          <w:rFonts w:ascii="Times New Roman" w:eastAsia="Arial" w:hAnsi="Times New Roman" w:cs="Times New Roman"/>
-          <w:i/>
-          <w:iCs/>
-          <w:color w:val="000000"/>
-        </w:rPr>
-        <w:t xml:space="preserve"> and Remote Sensing</w:t>
+        <w:t xml:space="preserve">, F. Hossain, R. Bhattarai, S. Ghafoor, J.F. Crétaux, C. Yanez, N. Picot (2024). Evaluation using In-Situ Observations from National Governments and Citizen Scientists Suggests Nadir Altimeters can Accurately Measure Water Levels Changes Regardless of Lake Area. </w:t>
+      </w:r>
+      <w:r>
+        <w:rPr>
+          <w:rFonts w:ascii="Times New Roman" w:eastAsia="Arial" w:hAnsi="Times New Roman" w:cs="Times New Roman"/>
+          <w:i/>
+          <w:iCs/>
+          <w:color w:val="000000"/>
+        </w:rPr>
+        <w:t>GIScience and Remote Sensing</w:t>
       </w:r>
       <w:r>
         <w:rPr>
@@ -3313,25 +3338,7 @@
           <w:bCs/>
           <w:color w:val="000000"/>
         </w:rPr>
-        <w:t xml:space="preserve"> G. Darkwah, K. Andreadis, H. Lee, G. Holt, S. </w:t>
-      </w:r>
-      <w:proofErr w:type="spellStart"/>
-      <w:r>
-        <w:rPr>
-          <w:rFonts w:ascii="Times New Roman" w:eastAsia="Arial" w:hAnsi="Times New Roman" w:cs="Times New Roman"/>
-          <w:bCs/>
-          <w:color w:val="000000"/>
-        </w:rPr>
-        <w:t>Galelli</w:t>
-      </w:r>
-      <w:proofErr w:type="spellEnd"/>
-      <w:r>
-        <w:rPr>
-          <w:rFonts w:ascii="Times New Roman" w:eastAsia="Arial" w:hAnsi="Times New Roman" w:cs="Times New Roman"/>
-          <w:bCs/>
-          <w:color w:val="000000"/>
-        </w:rPr>
-        <w:t xml:space="preserve"> (2023). Reservoir Assessment Tool: A scalable and easy-to-apply python based software architecture to empower the global water community, </w:t>
+        <w:t xml:space="preserve"> G. Darkwah, K. Andreadis, H. Lee, G. Holt, S. Galelli (2023). Reservoir Assessment Tool: A scalable and easy-to-apply python based software architecture to empower the global water community, </w:t>
       </w:r>
       <w:r>
         <w:rPr>
@@ -3741,25 +3748,7 @@
           <w:bCs/>
           <w:color w:val="000000"/>
         </w:rPr>
-        <w:t xml:space="preserve">, N. K. Biswas, H. Lee, T. Piman, C. </w:t>
-      </w:r>
-      <w:proofErr w:type="spellStart"/>
-      <w:r>
-        <w:rPr>
-          <w:rFonts w:ascii="Times New Roman" w:eastAsia="Arial" w:hAnsi="Times New Roman" w:cs="Times New Roman"/>
-          <w:bCs/>
-          <w:color w:val="000000"/>
-        </w:rPr>
-        <w:t>Meechaiya</w:t>
-      </w:r>
-      <w:proofErr w:type="spellEnd"/>
-      <w:r>
-        <w:rPr>
-          <w:rFonts w:ascii="Times New Roman" w:eastAsia="Arial" w:hAnsi="Times New Roman" w:cs="Times New Roman"/>
-          <w:bCs/>
-          <w:color w:val="000000"/>
-        </w:rPr>
-        <w:t>, U. Ghimire, K. Hosen (2022)</w:t>
+        <w:t>, N. K. Biswas, H. Lee, T. Piman, C. Meechaiya, U. Ghimire, K. Hosen (2022)</w:t>
       </w:r>
       <w:r>
         <w:rPr>
@@ -4113,21 +4102,12 @@
         </w:rPr>
         <w:t xml:space="preserve">and K. Islam (2025). </w:t>
       </w:r>
-      <w:proofErr w:type="spellStart"/>
-      <w:r>
-        <w:rPr>
-          <w:rFonts w:ascii="Times New Roman" w:eastAsia="Arial" w:hAnsi="Times New Roman" w:cs="Times New Roman"/>
-          <w:color w:val="000000"/>
-        </w:rPr>
-        <w:t>sDRIPS</w:t>
-      </w:r>
-      <w:proofErr w:type="spellEnd"/>
-      <w:r>
-        <w:rPr>
-          <w:rFonts w:ascii="Times New Roman" w:eastAsia="Arial" w:hAnsi="Times New Roman" w:cs="Times New Roman"/>
-          <w:color w:val="000000"/>
-        </w:rPr>
-        <w:t>: A Cloud-Based, Open-Source Python Package for Satellite- Informed Surface Water Irrigation Optimization</w:t>
+      <w:r>
+        <w:rPr>
+          <w:rFonts w:ascii="Times New Roman" w:eastAsia="Arial" w:hAnsi="Times New Roman" w:cs="Times New Roman"/>
+          <w:color w:val="000000"/>
+        </w:rPr>
+        <w:t>sDRIPS: A Cloud-Based, Open-Source Python Package for Satellite- Informed Surface Water Irrigation Optimization</w:t>
       </w:r>
       <w:r>
         <w:rPr>
@@ -4222,23 +4202,7 @@
           <w:rFonts w:ascii="Times New Roman" w:eastAsia="Arial" w:hAnsi="Times New Roman" w:cs="Times New Roman"/>
           <w:color w:val="000000"/>
         </w:rPr>
-        <w:t xml:space="preserve"> M. Ahamed (2024). </w:t>
-      </w:r>
-      <w:proofErr w:type="spellStart"/>
-      <w:r>
-        <w:rPr>
-          <w:rFonts w:ascii="Times New Roman" w:eastAsia="Arial" w:hAnsi="Times New Roman" w:cs="Times New Roman"/>
-          <w:color w:val="000000"/>
-        </w:rPr>
-        <w:t>sDRIPS</w:t>
-      </w:r>
-      <w:proofErr w:type="spellEnd"/>
-      <w:r>
-        <w:rPr>
-          <w:rFonts w:ascii="Times New Roman" w:eastAsia="Arial" w:hAnsi="Times New Roman" w:cs="Times New Roman"/>
-          <w:color w:val="000000"/>
-        </w:rPr>
-        <w:t xml:space="preserve">: Satellite Data Rendered Irrigation Using Penman and SEBAL - A Framework For Surface Water Irrigation Optimization. </w:t>
+        <w:t xml:space="preserve"> M. Ahamed (2024). sDRIPS: Satellite Data Rendered Irrigation Using Penman and SEBAL - A Framework For Surface Water Irrigation Optimization. </w:t>
       </w:r>
       <w:r>
         <w:rPr>
@@ -4391,23 +4355,7 @@
           <w:rFonts w:ascii="Times New Roman" w:eastAsia="Arial" w:hAnsi="Times New Roman" w:cs="Times New Roman"/>
           <w:color w:val="000000"/>
         </w:rPr>
-        <w:t xml:space="preserve">(2024). </w:t>
-      </w:r>
-      <w:proofErr w:type="spellStart"/>
-      <w:r>
-        <w:rPr>
-          <w:rFonts w:ascii="Times New Roman" w:eastAsia="Arial" w:hAnsi="Times New Roman" w:cs="Times New Roman"/>
-          <w:color w:val="000000"/>
-        </w:rPr>
-        <w:t>sDRIPS</w:t>
-      </w:r>
-      <w:proofErr w:type="spellEnd"/>
-      <w:r>
-        <w:rPr>
-          <w:rFonts w:ascii="Times New Roman" w:eastAsia="Arial" w:hAnsi="Times New Roman" w:cs="Times New Roman"/>
-          <w:color w:val="000000"/>
-        </w:rPr>
-        <w:t xml:space="preserve">-Sense: A Hybrid Framework of Satellite and Sensor-Based Data Rendered Irrigation Using Penman and SEBAL Model. </w:t>
+        <w:t xml:space="preserve">(2024). sDRIPS-Sense: A Hybrid Framework of Satellite and Sensor-Based Data Rendered Irrigation Using Penman and SEBAL Model. </w:t>
       </w:r>
       <w:r>
         <w:rPr>
@@ -4745,23 +4693,7 @@
           <w:rFonts w:ascii="Times New Roman" w:eastAsia="Arial" w:hAnsi="Times New Roman" w:cs="Times New Roman"/>
           <w:color w:val="000000"/>
         </w:rPr>
-        <w:t xml:space="preserve"> P.P </w:t>
-      </w:r>
-      <w:proofErr w:type="spellStart"/>
-      <w:r>
-        <w:rPr>
-          <w:rFonts w:ascii="Times New Roman" w:eastAsia="Arial" w:hAnsi="Times New Roman" w:cs="Times New Roman"/>
-          <w:color w:val="000000"/>
-        </w:rPr>
-        <w:t>Borua</w:t>
-      </w:r>
-      <w:proofErr w:type="spellEnd"/>
-      <w:r>
-        <w:rPr>
-          <w:rFonts w:ascii="Times New Roman" w:eastAsia="Arial" w:hAnsi="Times New Roman" w:cs="Times New Roman"/>
-          <w:color w:val="000000"/>
-        </w:rPr>
-        <w:t xml:space="preserve"> </w:t>
+        <w:t xml:space="preserve"> P.P Borua </w:t>
       </w:r>
       <w:r>
         <w:rPr>
@@ -4929,23 +4861,7 @@
           <w:rFonts w:ascii="Times New Roman" w:eastAsia="Arial" w:hAnsi="Times New Roman" w:cs="Times New Roman"/>
           <w:color w:val="000000"/>
         </w:rPr>
-        <w:t xml:space="preserve"> J.F. </w:t>
-      </w:r>
-      <w:proofErr w:type="spellStart"/>
-      <w:r>
-        <w:rPr>
-          <w:rFonts w:ascii="Times New Roman" w:eastAsia="Arial" w:hAnsi="Times New Roman" w:cs="Times New Roman"/>
-          <w:color w:val="000000"/>
-        </w:rPr>
-        <w:t>Crétaux</w:t>
-      </w:r>
-      <w:proofErr w:type="spellEnd"/>
-      <w:r>
-        <w:rPr>
-          <w:rFonts w:ascii="Times New Roman" w:eastAsia="Arial" w:hAnsi="Times New Roman" w:cs="Times New Roman"/>
-          <w:color w:val="000000"/>
-        </w:rPr>
-        <w:t xml:space="preserve"> (2023). Regional lake monitoring network design aided by Citizen Scientists and Satellites </w:t>
+        <w:t xml:space="preserve"> J.F. Crétaux (2023). Regional lake monitoring network design aided by Citizen Scientists and Satellites </w:t>
       </w:r>
       <w:r>
         <w:rPr>
@@ -5599,17 +5515,8 @@
           <w:rFonts w:ascii="Times New Roman" w:eastAsia="Arial" w:hAnsi="Times New Roman" w:cs="Times New Roman"/>
           <w:color w:val="000000"/>
         </w:rPr>
-        <w:t xml:space="preserve"> S. </w:t>
-      </w:r>
-      <w:proofErr w:type="spellStart"/>
-      <w:r>
-        <w:rPr>
-          <w:rFonts w:ascii="Times New Roman" w:eastAsia="Arial" w:hAnsi="Times New Roman" w:cs="Times New Roman"/>
-          <w:color w:val="000000"/>
-        </w:rPr>
-        <w:t>Biancamaria</w:t>
-      </w:r>
-      <w:proofErr w:type="spellEnd"/>
+        <w:t xml:space="preserve"> S. Biancamaria</w:t>
+      </w:r>
       <w:r>
         <w:rPr>
           <w:rFonts w:ascii="Times New Roman" w:eastAsia="Arial" w:hAnsi="Times New Roman" w:cs="Times New Roman"/>
@@ -5729,17 +5636,8 @@
           <w:rFonts w:ascii="Times New Roman" w:eastAsia="Arial" w:hAnsi="Times New Roman" w:cs="Times New Roman"/>
           <w:color w:val="000000"/>
         </w:rPr>
-        <w:t xml:space="preserve"> J.F. </w:t>
-      </w:r>
-      <w:proofErr w:type="spellStart"/>
-      <w:r>
-        <w:rPr>
-          <w:rFonts w:ascii="Times New Roman" w:eastAsia="Arial" w:hAnsi="Times New Roman" w:cs="Times New Roman"/>
-          <w:color w:val="000000"/>
-        </w:rPr>
-        <w:t>Crétaux</w:t>
-      </w:r>
-      <w:proofErr w:type="spellEnd"/>
+        <w:t xml:space="preserve"> J.F. Crétaux</w:t>
+      </w:r>
       <w:r>
         <w:rPr>
           <w:rFonts w:ascii="Times New Roman" w:eastAsia="Arial" w:hAnsi="Times New Roman" w:cs="Times New Roman"/>
@@ -6117,23 +6015,7 @@
           <w:rFonts w:ascii="Times New Roman" w:eastAsia="Arial" w:hAnsi="Times New Roman" w:cs="Times New Roman"/>
           <w:color w:val="000000"/>
         </w:rPr>
-        <w:t xml:space="preserve"> G. </w:t>
-      </w:r>
-      <w:proofErr w:type="spellStart"/>
-      <w:r>
-        <w:rPr>
-          <w:rFonts w:ascii="Times New Roman" w:eastAsia="Arial" w:hAnsi="Times New Roman" w:cs="Times New Roman"/>
-          <w:color w:val="000000"/>
-        </w:rPr>
-        <w:t>Brencher</w:t>
-      </w:r>
-      <w:proofErr w:type="spellEnd"/>
-      <w:r>
-        <w:rPr>
-          <w:rFonts w:ascii="Times New Roman" w:eastAsia="Arial" w:hAnsi="Times New Roman" w:cs="Times New Roman"/>
-          <w:color w:val="000000"/>
-        </w:rPr>
-        <w:t>,</w:t>
+        <w:t xml:space="preserve"> G. Brencher,</w:t>
       </w:r>
       <w:r>
         <w:rPr>
@@ -7249,9 +7131,8 @@
           <w:color w:val="191919"/>
           <w:szCs w:val="26"/>
         </w:rPr>
-        <w:t xml:space="preserve">Developed </w:t>
-      </w:r>
-      <w:proofErr w:type="spellStart"/>
+        <w:t>Developed sDRIPS, a satellite- and forecast-driven irrigation decision-support system for estimating net irrigation demand and generating weekly advisories for farmers and canal operators at the farm and command-area scale. Fused multi-source satellite imagery, including optical, thermal, and radar data, with numerical weather prediction outputs, precipitation nowcasts/forecasts, soil moisture, and field conditions to drive Penman-Monteith and SEBAL evapotranspiration models, percolation estimates, and field-scale water requirement calculations. Designed automated geospatial ETL workflows in Python and Google Earth Engine for large-scale data ingestion, preprocessing, harmonization, raster/vector processing, and product generation. Incorporated in situ sensors and local weather station data for statistical bias correction of coarse-scale meteorological and satellite-derived estimates, and characterized uncertainty using Generalized Likelihood Uncertainty Estimation (GLUE) and Monte Carlo analyses</w:t>
+      </w:r>
       <w:r>
         <w:rPr>
           <w:rFonts w:ascii="Times New Roman" w:eastAsia="MS Gothic" w:hAnsi="Times New Roman" w:cs="Times New Roman"/>
@@ -7259,9 +7140,8 @@
           <w:color w:val="191919"/>
           <w:szCs w:val="26"/>
         </w:rPr>
-        <w:t>sDRIPS</w:t>
-      </w:r>
-      <w:proofErr w:type="spellEnd"/>
+        <w:t>.</w:t>
+      </w:r>
       <w:r>
         <w:rPr>
           <w:rFonts w:ascii="Times New Roman" w:eastAsia="MS Gothic" w:hAnsi="Times New Roman" w:cs="Times New Roman"/>
@@ -7269,7 +7149,7 @@
           <w:color w:val="191919"/>
           <w:szCs w:val="26"/>
         </w:rPr>
-        <w:t>, a satellite- and forecast-driven irrigation decision-support system for estimating net irrigation demand and generating weekly advisories for farmers and canal operators at the farm and command-area scale. Fused multi-source satellite imagery, including optical, thermal, and radar data, with numerical weather prediction outputs, precipitation nowcasts/forecasts, soil moisture, and field conditions to drive Penman-Monteith and SEBAL evapotranspiration models, percolation estimates, and field-scale water requirement calculations. Designed automated geospatial ETL workflows in Python and Google Earth Engine for large-scale data ingestion, preprocessing, harmonization, raster/vector processing, and product generation. Incorporated in situ sensors and local weather station data for statistical bias correction of coarse-scale meteorological and satellite-derived estimates, and characterized uncertainty using Generalized Likelihood Uncertainty Estimation (GLUE) and Monte Carlo analyses</w:t>
+        <w:t xml:space="preserve"> </w:t>
       </w:r>
       <w:r>
         <w:rPr>
@@ -7278,7 +7158,7 @@
           <w:color w:val="191919"/>
           <w:szCs w:val="26"/>
         </w:rPr>
-        <w:t>.</w:t>
+        <w:t xml:space="preserve">Tool </w:t>
       </w:r>
       <w:r>
         <w:rPr>
@@ -7287,7 +7167,7 @@
           <w:color w:val="191919"/>
           <w:szCs w:val="26"/>
         </w:rPr>
-        <w:t xml:space="preserve"> </w:t>
+        <w:t>for public use</w:t>
       </w:r>
       <w:r>
         <w:rPr>
@@ -7296,7 +7176,7 @@
           <w:color w:val="191919"/>
           <w:szCs w:val="26"/>
         </w:rPr>
-        <w:t xml:space="preserve">Tool </w:t>
+        <w:t xml:space="preserve"> (with link)</w:t>
       </w:r>
       <w:r>
         <w:rPr>
@@ -7305,28 +7185,9 @@
           <w:color w:val="191919"/>
           <w:szCs w:val="26"/>
         </w:rPr>
-        <w:t>for public use</w:t>
-      </w:r>
-      <w:r>
-        <w:rPr>
-          <w:rFonts w:ascii="Times New Roman" w:eastAsia="MS Gothic" w:hAnsi="Times New Roman" w:cs="Times New Roman"/>
-          <w:bCs/>
-          <w:color w:val="191919"/>
-          <w:szCs w:val="26"/>
-        </w:rPr>
-        <w:t xml:space="preserve"> (with link)</w:t>
-      </w:r>
-      <w:r>
-        <w:rPr>
-          <w:rFonts w:ascii="Times New Roman" w:eastAsia="MS Gothic" w:hAnsi="Times New Roman" w:cs="Times New Roman"/>
-          <w:bCs/>
-          <w:color w:val="191919"/>
-          <w:szCs w:val="26"/>
-        </w:rPr>
         <w:t xml:space="preserve"> - </w:t>
       </w:r>
       <w:hyperlink r:id="rId43" w:history="1">
-        <w:proofErr w:type="spellStart"/>
         <w:r>
           <w:rPr>
             <w:rStyle w:val="Hyperlink"/>
@@ -7337,7 +7198,6 @@
           </w:rPr>
           <w:t>sDRIPS</w:t>
         </w:r>
-        <w:proofErr w:type="spellEnd"/>
       </w:hyperlink>
       <w:r>
         <w:rPr>
@@ -7359,7 +7219,96 @@
         <w:t xml:space="preserve"> </w:t>
       </w:r>
       <w:hyperlink r:id="rId44" w:history="1">
-        <w:proofErr w:type="spellStart"/>
+        <w:r>
+          <w:rPr>
+            <w:rStyle w:val="Hyperlink"/>
+            <w:rFonts w:ascii="Times New Roman" w:eastAsia="MS Gothic" w:hAnsi="Times New Roman" w:cs="Times New Roman"/>
+            <w:bCs/>
+            <w:color w:val="7F7F7F" w:themeColor="text1" w:themeTint="80"/>
+            <w:szCs w:val="26"/>
+          </w:rPr>
+          <w:t>sDRIPS-Sense</w:t>
+        </w:r>
+      </w:hyperlink>
+      <w:r>
+        <w:t xml:space="preserve">, </w:t>
+      </w:r>
+      <w:hyperlink r:id="rId45" w:history="1">
+        <w:r>
+          <w:rPr>
+            <w:rStyle w:val="Hyperlink"/>
+            <w:rFonts w:ascii="Times New Roman" w:hAnsi="Times New Roman" w:cs="Times New Roman"/>
+            <w:color w:val="7F7F7F" w:themeColor="text1" w:themeTint="80"/>
+            <w:szCs w:val="20"/>
+          </w:rPr>
+          <w:t>sDRIPS-TBP</w:t>
+        </w:r>
+      </w:hyperlink>
+    </w:p>
+    <w:p>
+      <w:pPr>
+        <w:pStyle w:val="ListParagraph"/>
+        <w:numPr>
+          <w:ilvl w:val="0"/>
+          <w:numId w:val="10"/>
+        </w:numPr>
+        <w:spacing w:after="80"/>
+        <w:jc w:val="both"/>
+        <w:rPr>
+          <w:rFonts w:ascii="Times New Roman" w:eastAsia="MS Gothic" w:hAnsi="Times New Roman" w:cs="Times New Roman"/>
+          <w:bCs/>
+          <w:color w:val="191919"/>
+          <w:szCs w:val="26"/>
+        </w:rPr>
+      </w:pPr>
+      <w:r>
+        <w:rPr>
+          <w:rFonts w:ascii="Times New Roman" w:eastAsia="MS Gothic" w:hAnsi="Times New Roman" w:cs="Times New Roman"/>
+          <w:b/>
+          <w:bCs/>
+          <w:color w:val="191919"/>
+          <w:szCs w:val="26"/>
+        </w:rPr>
+        <w:t>Canal w</w:t>
+      </w:r>
+      <w:r>
+        <w:rPr>
+          <w:rFonts w:ascii="Times New Roman" w:eastAsia="MS Gothic" w:hAnsi="Times New Roman" w:cs="Times New Roman"/>
+          <w:b/>
+          <w:bCs/>
+          <w:color w:val="191919"/>
+          <w:szCs w:val="26"/>
+        </w:rPr>
+        <w:t>ater allocation framework</w:t>
+      </w:r>
+      <w:r>
+        <w:rPr>
+          <w:rFonts w:ascii="Times New Roman" w:eastAsia="MS Gothic" w:hAnsi="Times New Roman" w:cs="Times New Roman"/>
+          <w:bCs/>
+          <w:color w:val="191919"/>
+          <w:szCs w:val="26"/>
+        </w:rPr>
+        <w:t xml:space="preserve"> – </w:t>
+      </w:r>
+      <w:r>
+        <w:rPr>
+          <w:rFonts w:ascii="Times New Roman" w:eastAsia="MS Gothic" w:hAnsi="Times New Roman" w:cs="Times New Roman"/>
+          <w:bCs/>
+          <w:color w:val="191919"/>
+          <w:szCs w:val="26"/>
+        </w:rPr>
+        <w:t>Developed a satellite-based canal water allocation methodology to help canal operators distribute water more efficiently based on crop water demand, actual field conditions, and canal network structure. Built the allocation framework on uncertainty-characterized net water requirement estimates from sDRIPS, ensuring distribution decisions account for input, parameter, and model uncertainty across diverse agro-climatic settings. Applied network-based analysis to translate field-scale irrigation demand into command-area and canal-level allocation decisions, supporting climate-change adaptation and more efficient agricultural water management.</w:t>
+      </w:r>
+      <w:r>
+        <w:rPr>
+          <w:rFonts w:ascii="Times New Roman" w:eastAsia="MS Gothic" w:hAnsi="Times New Roman" w:cs="Times New Roman"/>
+          <w:bCs/>
+          <w:color w:val="191919"/>
+          <w:szCs w:val="26"/>
+        </w:rPr>
+        <w:t xml:space="preserve"> Tool for public use (with link) - </w:t>
+      </w:r>
+      <w:hyperlink r:id="rId46" w:history="1">
         <w:r>
           <w:rPr>
             <w:rStyle w:val="Hyperlink"/>
@@ -7370,160 +7319,6 @@
           </w:rPr>
           <w:t>sDRIPS</w:t>
         </w:r>
-        <w:proofErr w:type="spellEnd"/>
-        <w:r>
-          <w:rPr>
-            <w:rStyle w:val="Hyperlink"/>
-            <w:rFonts w:ascii="Times New Roman" w:eastAsia="MS Gothic" w:hAnsi="Times New Roman" w:cs="Times New Roman"/>
-            <w:bCs/>
-            <w:color w:val="7F7F7F" w:themeColor="text1" w:themeTint="80"/>
-            <w:szCs w:val="26"/>
-          </w:rPr>
-          <w:t>-Sense</w:t>
-        </w:r>
-      </w:hyperlink>
-      <w:r>
-        <w:t xml:space="preserve">, </w:t>
-      </w:r>
-      <w:hyperlink r:id="rId45" w:history="1">
-        <w:proofErr w:type="spellStart"/>
-        <w:r>
-          <w:rPr>
-            <w:rStyle w:val="Hyperlink"/>
-            <w:rFonts w:ascii="Times New Roman" w:hAnsi="Times New Roman" w:cs="Times New Roman"/>
-            <w:color w:val="7F7F7F" w:themeColor="text1" w:themeTint="80"/>
-            <w:szCs w:val="20"/>
-          </w:rPr>
-          <w:t>sDRIPS</w:t>
-        </w:r>
-        <w:proofErr w:type="spellEnd"/>
-        <w:r>
-          <w:rPr>
-            <w:rStyle w:val="Hyperlink"/>
-            <w:rFonts w:ascii="Times New Roman" w:hAnsi="Times New Roman" w:cs="Times New Roman"/>
-            <w:color w:val="7F7F7F" w:themeColor="text1" w:themeTint="80"/>
-            <w:szCs w:val="20"/>
-          </w:rPr>
-          <w:t>-TBP</w:t>
-        </w:r>
-      </w:hyperlink>
-    </w:p>
-    <w:p>
-      <w:pPr>
-        <w:pStyle w:val="ListParagraph"/>
-        <w:numPr>
-          <w:ilvl w:val="0"/>
-          <w:numId w:val="10"/>
-        </w:numPr>
-        <w:spacing w:after="80"/>
-        <w:jc w:val="both"/>
-        <w:rPr>
-          <w:rFonts w:ascii="Times New Roman" w:eastAsia="MS Gothic" w:hAnsi="Times New Roman" w:cs="Times New Roman"/>
-          <w:bCs/>
-          <w:color w:val="191919"/>
-          <w:szCs w:val="26"/>
-        </w:rPr>
-      </w:pPr>
-      <w:r>
-        <w:rPr>
-          <w:rFonts w:ascii="Times New Roman" w:eastAsia="MS Gothic" w:hAnsi="Times New Roman" w:cs="Times New Roman"/>
-          <w:b/>
-          <w:bCs/>
-          <w:color w:val="191919"/>
-          <w:szCs w:val="26"/>
-        </w:rPr>
-        <w:t>Canal w</w:t>
-      </w:r>
-      <w:r>
-        <w:rPr>
-          <w:rFonts w:ascii="Times New Roman" w:eastAsia="MS Gothic" w:hAnsi="Times New Roman" w:cs="Times New Roman"/>
-          <w:b/>
-          <w:bCs/>
-          <w:color w:val="191919"/>
-          <w:szCs w:val="26"/>
-        </w:rPr>
-        <w:t>ater allocation framework</w:t>
-      </w:r>
-      <w:r>
-        <w:rPr>
-          <w:rFonts w:ascii="Times New Roman" w:eastAsia="MS Gothic" w:hAnsi="Times New Roman" w:cs="Times New Roman"/>
-          <w:bCs/>
-          <w:color w:val="191919"/>
-          <w:szCs w:val="26"/>
-        </w:rPr>
-        <w:t xml:space="preserve"> – </w:t>
-      </w:r>
-      <w:r>
-        <w:rPr>
-          <w:rFonts w:ascii="Times New Roman" w:eastAsia="MS Gothic" w:hAnsi="Times New Roman" w:cs="Times New Roman"/>
-          <w:bCs/>
-          <w:color w:val="191919"/>
-          <w:szCs w:val="26"/>
-        </w:rPr>
-        <w:t xml:space="preserve">Developed a satellite-based canal water allocation methodology to help canal operators distribute water more efficiently based on crop water demand, actual field conditions, and canal network structure. Built the allocation framework on uncertainty-characterized net water requirement estimates from </w:t>
-      </w:r>
-      <w:proofErr w:type="spellStart"/>
-      <w:r>
-        <w:rPr>
-          <w:rFonts w:ascii="Times New Roman" w:eastAsia="MS Gothic" w:hAnsi="Times New Roman" w:cs="Times New Roman"/>
-          <w:bCs/>
-          <w:color w:val="191919"/>
-          <w:szCs w:val="26"/>
-        </w:rPr>
-        <w:t>sDRIPS</w:t>
-      </w:r>
-      <w:proofErr w:type="spellEnd"/>
-      <w:r>
-        <w:rPr>
-          <w:rFonts w:ascii="Times New Roman" w:eastAsia="MS Gothic" w:hAnsi="Times New Roman" w:cs="Times New Roman"/>
-          <w:bCs/>
-          <w:color w:val="191919"/>
-          <w:szCs w:val="26"/>
-        </w:rPr>
-        <w:t xml:space="preserve">, ensuring distribution decisions account for input, parameter, and model uncertainty across diverse </w:t>
-      </w:r>
-      <w:proofErr w:type="spellStart"/>
-      <w:r>
-        <w:rPr>
-          <w:rFonts w:ascii="Times New Roman" w:eastAsia="MS Gothic" w:hAnsi="Times New Roman" w:cs="Times New Roman"/>
-          <w:bCs/>
-          <w:color w:val="191919"/>
-          <w:szCs w:val="26"/>
-        </w:rPr>
-        <w:t>agro</w:t>
-      </w:r>
-      <w:proofErr w:type="spellEnd"/>
-      <w:r>
-        <w:rPr>
-          <w:rFonts w:ascii="Times New Roman" w:eastAsia="MS Gothic" w:hAnsi="Times New Roman" w:cs="Times New Roman"/>
-          <w:bCs/>
-          <w:color w:val="191919"/>
-          <w:szCs w:val="26"/>
-        </w:rPr>
-        <w:t>-climatic settings. Applied network-based analysis to translate field-scale irrigation demand into command-area and canal-level allocation decisions, supporting climate-change adaptation and more efficient agricultural water management.</w:t>
-      </w:r>
-      <w:r>
-        <w:rPr>
-          <w:rFonts w:ascii="Times New Roman" w:eastAsia="MS Gothic" w:hAnsi="Times New Roman" w:cs="Times New Roman"/>
-          <w:bCs/>
-          <w:color w:val="191919"/>
-          <w:szCs w:val="26"/>
-        </w:rPr>
-        <w:t xml:space="preserve"> Tool for public use (with link) - </w:t>
-      </w:r>
-      <w:hyperlink r:id="rId46" w:history="1">
-        <w:proofErr w:type="spellStart"/>
-        <w:r>
-          <w:rPr>
-            <w:rStyle w:val="Hyperlink"/>
-            <w:rFonts w:ascii="Times New Roman" w:eastAsia="MS Gothic" w:hAnsi="Times New Roman" w:cs="Times New Roman"/>
-            <w:bCs/>
-            <w:color w:val="7F7F7F" w:themeColor="text1" w:themeTint="80"/>
-            <w:szCs w:val="26"/>
-          </w:rPr>
-          <w:t>sDRIPS</w:t>
-        </w:r>
-        <w:proofErr w:type="spellEnd"/>
       </w:hyperlink>
       <w:r>
         <w:rPr>
@@ -7661,25 +7456,7 @@
           <w:color w:val="191919"/>
           <w:szCs w:val="26"/>
         </w:rPr>
-        <w:t xml:space="preserve">Investigated uncertainty propagation in lake and wetland volume change estimates derived from satellite-based surface water extent and citizen science water-level observations. Built an ensemble of radar- and optical-based water classification approaches to improve robustness of surface water extent estimates, and evaluated sensitivity to sensor type, classification method, and spatial resolution, including comparison with high-resolution imagery such as </w:t>
-      </w:r>
-      <w:proofErr w:type="spellStart"/>
-      <w:r>
-        <w:rPr>
-          <w:rFonts w:ascii="Times New Roman" w:eastAsia="MS Gothic" w:hAnsi="Times New Roman" w:cs="Times New Roman"/>
-          <w:color w:val="191919"/>
-          <w:szCs w:val="26"/>
-        </w:rPr>
-        <w:t>PlanetScope</w:t>
-      </w:r>
-      <w:proofErr w:type="spellEnd"/>
-      <w:r>
-        <w:rPr>
-          <w:rFonts w:ascii="Times New Roman" w:eastAsia="MS Gothic" w:hAnsi="Times New Roman" w:cs="Times New Roman"/>
-          <w:color w:val="191919"/>
-          <w:szCs w:val="26"/>
-        </w:rPr>
-        <w:t xml:space="preserve"> at approximately 3 m resolution</w:t>
+        <w:t>Investigated uncertainty propagation in lake and wetland volume change estimates derived from satellite-based surface water extent and citizen science water-level observations. Built an ensemble of radar- and optical-based water classification approaches to improve robustness of surface water extent estimates, and evaluated sensitivity to sensor type, classification method, and spatial resolution, including comparison with high-resolution imagery such as PlanetScope at approximately 3 m resolution</w:t>
       </w:r>
       <w:r>
         <w:rPr>
@@ -7911,27 +7688,7 @@
           <w:color w:val="191919"/>
           <w:szCs w:val="26"/>
         </w:rPr>
-        <w:t xml:space="preserve">Investigated PO.DAAC’s SWOT On-Demand Raster Generation tool for producing customized raster products from SWOT satellite observations at user-defined spatial resolutions. Developed SWODLR-Python, a Python-based framework to streamline API-driven data requests, raster generation, </w:t>
-      </w:r>
-      <w:proofErr w:type="spellStart"/>
-      <w:r>
-        <w:rPr>
-          <w:rFonts w:ascii="Times New Roman" w:eastAsia="MS Gothic" w:hAnsi="Times New Roman" w:cs="Times New Roman"/>
-          <w:bCs/>
-          <w:color w:val="191919"/>
-          <w:szCs w:val="26"/>
-        </w:rPr>
-        <w:t>subsetting</w:t>
-      </w:r>
-      <w:proofErr w:type="spellEnd"/>
-      <w:r>
-        <w:rPr>
-          <w:rFonts w:ascii="Times New Roman" w:eastAsia="MS Gothic" w:hAnsi="Times New Roman" w:cs="Times New Roman"/>
-          <w:bCs/>
-          <w:color w:val="191919"/>
-          <w:szCs w:val="26"/>
-        </w:rPr>
-        <w:t>, resampling, and processing. Evaluated customized SWOT raster products for hydrologic applications, including flood-propagation analysis in northeast Bangladesh</w:t>
+        <w:t>Investigated PO.DAAC’s SWOT On-Demand Raster Generation tool for producing customized raster products from SWOT satellite observations at user-defined spatial resolutions. Developed SWODLR-Python, a Python-based framework to streamline API-driven data requests, raster generation, subsetting, resampling, and processing. Evaluated customized SWOT raster products for hydrologic applications, including flood-propagation analysis in northeast Bangladesh</w:t>
       </w:r>
       <w:r>
         <w:rPr>
@@ -8141,23 +7898,7 @@
           <w:rFonts w:ascii="Times New Roman" w:eastAsia="Arial" w:hAnsi="Times New Roman" w:cs="Times New Roman"/>
           <w:color w:val="000000"/>
         </w:rPr>
-        <w:t xml:space="preserve">Analyzed precipitation-extreme volatility and infrastructure risk across India using observed rainfall data and CMIP5 Earth System Model outputs under RCP 8.5, including BNU-ESM, CanESM2, GFDL-ESM2M, MIROC-ESM, MPI-ESM-LR/MR, and </w:t>
-      </w:r>
-      <w:proofErr w:type="spellStart"/>
-      <w:r>
-        <w:rPr>
-          <w:rFonts w:ascii="Times New Roman" w:eastAsia="Arial" w:hAnsi="Times New Roman" w:cs="Times New Roman"/>
-          <w:color w:val="000000"/>
-        </w:rPr>
-        <w:t>NorESM</w:t>
-      </w:r>
-      <w:proofErr w:type="spellEnd"/>
-      <w:r>
-        <w:rPr>
-          <w:rFonts w:ascii="Times New Roman" w:eastAsia="Arial" w:hAnsi="Times New Roman" w:cs="Times New Roman"/>
-          <w:color w:val="000000"/>
-        </w:rPr>
-        <w:t>.</w:t>
+        <w:t>Analyzed precipitation-extreme volatility and infrastructure risk across India using observed rainfall data and CMIP5 Earth System Model outputs under RCP 8.5, including BNU-ESM, CanESM2, GFDL-ESM2M, MIROC-ESM, MPI-ESM-LR/MR, and NorESM.</w:t>
       </w:r>
     </w:p>
     <w:p>
@@ -10786,7 +10527,6 @@
         </w:rPr>
       </w:pPr>
       <w:hyperlink r:id="rId53" w:history="1">
-        <w:proofErr w:type="spellStart"/>
         <w:r>
           <w:rPr>
             <w:rStyle w:val="Hyperlink"/>
@@ -10796,7 +10536,6 @@
           </w:rPr>
           <w:t>PyWRIS</w:t>
         </w:r>
-        <w:proofErr w:type="spellEnd"/>
       </w:hyperlink>
       <w:r>
         <w:rPr>
@@ -10855,7 +10594,6 @@
         </w:rPr>
       </w:pPr>
       <w:hyperlink r:id="rId54" w:history="1">
-        <w:proofErr w:type="spellStart"/>
         <w:r>
           <w:rPr>
             <w:rStyle w:val="Hyperlink"/>
@@ -10865,7 +10603,6 @@
           </w:rPr>
           <w:t>Barind</w:t>
         </w:r>
-        <w:proofErr w:type="spellEnd"/>
       </w:hyperlink>
       <w:r>
         <w:rPr>
@@ -10983,7 +10720,6 @@
         <w:t xml:space="preserve">A detailed document on </w:t>
       </w:r>
       <w:hyperlink r:id="rId56" w:history="1">
-        <w:proofErr w:type="spellStart"/>
         <w:r>
           <w:rPr>
             <w:rStyle w:val="Hyperlink"/>
@@ -10993,7 +10729,6 @@
           </w:rPr>
           <w:t>ReadtheDocs</w:t>
         </w:r>
-        <w:proofErr w:type="spellEnd"/>
       </w:hyperlink>
       <w:r>
         <w:rPr>
@@ -11151,23 +10886,13 @@
           <w:color w:val="000000"/>
         </w:rPr>
       </w:pPr>
-      <w:proofErr w:type="spellStart"/>
-      <w:r>
-        <w:rPr>
-          <w:rFonts w:ascii="Times New Roman" w:eastAsia="Arial" w:hAnsi="Times New Roman" w:cs="Times New Roman"/>
-          <w:bCs/>
-          <w:color w:val="000000"/>
-        </w:rPr>
-        <w:t>sDRIPS</w:t>
-      </w:r>
-      <w:proofErr w:type="spellEnd"/>
-      <w:r>
-        <w:rPr>
-          <w:rFonts w:ascii="Times New Roman" w:eastAsia="Arial" w:hAnsi="Times New Roman" w:cs="Times New Roman"/>
-          <w:bCs/>
-          <w:color w:val="000000"/>
-        </w:rPr>
-        <w:t xml:space="preserve">-Sense work featured in </w:t>
+      <w:r>
+        <w:rPr>
+          <w:rFonts w:ascii="Times New Roman" w:eastAsia="Arial" w:hAnsi="Times New Roman" w:cs="Times New Roman"/>
+          <w:bCs/>
+          <w:color w:val="000000"/>
+        </w:rPr>
+        <w:t xml:space="preserve">sDRIPS-Sense work featured in </w:t>
       </w:r>
       <w:r>
         <w:rPr>
@@ -11500,71 +11225,7 @@
           <w:rFonts w:ascii="Times New Roman" w:eastAsia="Arial" w:hAnsi="Times New Roman" w:cs="Times New Roman"/>
           <w:color w:val="000000"/>
         </w:rPr>
-        <w:t xml:space="preserve">Satellite remote sensing; optical, thermal, radar, microwave, and altimetry datasets; Landsat, MODIS, Sentinel-1 SAR, Sentinel-2, SMAP, SWOT, and </w:t>
-      </w:r>
-      <w:proofErr w:type="spellStart"/>
-      <w:r>
-        <w:rPr>
-          <w:rFonts w:ascii="Times New Roman" w:eastAsia="Arial" w:hAnsi="Times New Roman" w:cs="Times New Roman"/>
-          <w:color w:val="000000"/>
-        </w:rPr>
-        <w:t>PlanetScope</w:t>
-      </w:r>
-      <w:proofErr w:type="spellEnd"/>
-      <w:r>
-        <w:rPr>
-          <w:rFonts w:ascii="Times New Roman" w:eastAsia="Arial" w:hAnsi="Times New Roman" w:cs="Times New Roman"/>
-          <w:color w:val="000000"/>
-        </w:rPr>
-        <w:t xml:space="preserve">; precipitation and hydrometeorological datasets including IMERG, CHIRPS, </w:t>
-      </w:r>
-      <w:proofErr w:type="spellStart"/>
-      <w:r>
-        <w:rPr>
-          <w:rFonts w:ascii="Times New Roman" w:eastAsia="Arial" w:hAnsi="Times New Roman" w:cs="Times New Roman"/>
-          <w:color w:val="000000"/>
-        </w:rPr>
-        <w:t>GSMaP</w:t>
-      </w:r>
-      <w:proofErr w:type="spellEnd"/>
-      <w:r>
-        <w:rPr>
-          <w:rFonts w:ascii="Times New Roman" w:eastAsia="Arial" w:hAnsi="Times New Roman" w:cs="Times New Roman"/>
-          <w:color w:val="000000"/>
-        </w:rPr>
-        <w:t xml:space="preserve">, and GLDAS; reanalysis and forecast products including ERA5 and GFS; DEMs; in situ observations; CMIP climate simulations and global climate model outputs for hydroclimatic extremes, infrastructure risk, and climate-impact assessment, including CanESM2, GFDL-ESM2M, MIROC-ESM, MPI-ESM, and </w:t>
-      </w:r>
-      <w:proofErr w:type="spellStart"/>
-      <w:r>
-        <w:rPr>
-          <w:rFonts w:ascii="Times New Roman" w:eastAsia="Arial" w:hAnsi="Times New Roman" w:cs="Times New Roman"/>
-          <w:color w:val="000000"/>
-        </w:rPr>
-        <w:t>NorESM</w:t>
-      </w:r>
-      <w:proofErr w:type="spellEnd"/>
-      <w:r>
-        <w:rPr>
-          <w:rFonts w:ascii="Times New Roman" w:eastAsia="Arial" w:hAnsi="Times New Roman" w:cs="Times New Roman"/>
-          <w:color w:val="000000"/>
-        </w:rPr>
-        <w:t xml:space="preserve">; multi-sensor, multi-resolution, and </w:t>
-      </w:r>
-      <w:proofErr w:type="spellStart"/>
-      <w:r>
-        <w:rPr>
-          <w:rFonts w:ascii="Times New Roman" w:eastAsia="Arial" w:hAnsi="Times New Roman" w:cs="Times New Roman"/>
-          <w:color w:val="000000"/>
-        </w:rPr>
-        <w:t>spatio</w:t>
-      </w:r>
-      <w:proofErr w:type="spellEnd"/>
-      <w:r>
-        <w:rPr>
-          <w:rFonts w:ascii="Times New Roman" w:eastAsia="Arial" w:hAnsi="Times New Roman" w:cs="Times New Roman"/>
-          <w:color w:val="000000"/>
-        </w:rPr>
-        <w:t>-temporal data fusion.</w:t>
+        <w:t>Satellite remote sensing; optical, thermal, radar, microwave, and altimetry datasets; Landsat, MODIS, Sentinel-1 SAR, Sentinel-2, SMAP, SWOT, and PlanetScope; precipitation and hydrometeorological datasets including IMERG, CHIRPS, GSMaP, and GLDAS; reanalysis and forecast products including ERA5 and GFS; DEMs; in situ observations; CMIP climate simulations and global climate model outputs for hydroclimatic extremes, infrastructure risk, and climate-impact assessment, including CanESM2, GFDL-ESM2M, MIROC-ESM, MPI-ESM, and NorESM; multi-sensor, multi-resolution, and spatio-temporal data fusion.</w:t>
       </w:r>
     </w:p>
     <w:p>
@@ -11663,87 +11324,7 @@
           <w:rFonts w:ascii="Times New Roman" w:eastAsia="Arial" w:hAnsi="Times New Roman" w:cs="Times New Roman"/>
           <w:color w:val="000000"/>
         </w:rPr>
-        <w:t xml:space="preserve">Python, Google Earth Engine Python and JavaScript APIs, </w:t>
-      </w:r>
-      <w:proofErr w:type="spellStart"/>
-      <w:r>
-        <w:rPr>
-          <w:rFonts w:ascii="Times New Roman" w:eastAsia="Arial" w:hAnsi="Times New Roman" w:cs="Times New Roman"/>
-          <w:color w:val="000000"/>
-        </w:rPr>
-        <w:t>Xarray</w:t>
-      </w:r>
-      <w:proofErr w:type="spellEnd"/>
-      <w:r>
-        <w:rPr>
-          <w:rFonts w:ascii="Times New Roman" w:eastAsia="Arial" w:hAnsi="Times New Roman" w:cs="Times New Roman"/>
-          <w:color w:val="000000"/>
-        </w:rPr>
-        <w:t xml:space="preserve">, </w:t>
-      </w:r>
-      <w:proofErr w:type="spellStart"/>
-      <w:r>
-        <w:rPr>
-          <w:rFonts w:ascii="Times New Roman" w:eastAsia="Arial" w:hAnsi="Times New Roman" w:cs="Times New Roman"/>
-          <w:color w:val="000000"/>
-        </w:rPr>
-        <w:t>Dask</w:t>
-      </w:r>
-      <w:proofErr w:type="spellEnd"/>
-      <w:r>
-        <w:rPr>
-          <w:rFonts w:ascii="Times New Roman" w:eastAsia="Arial" w:hAnsi="Times New Roman" w:cs="Times New Roman"/>
-          <w:color w:val="000000"/>
-        </w:rPr>
-        <w:t xml:space="preserve">, NumPy, Pandas, </w:t>
-      </w:r>
-      <w:proofErr w:type="spellStart"/>
-      <w:r>
-        <w:rPr>
-          <w:rFonts w:ascii="Times New Roman" w:eastAsia="Arial" w:hAnsi="Times New Roman" w:cs="Times New Roman"/>
-          <w:color w:val="000000"/>
-        </w:rPr>
-        <w:t>GeoPandas</w:t>
-      </w:r>
-      <w:proofErr w:type="spellEnd"/>
-      <w:r>
-        <w:rPr>
-          <w:rFonts w:ascii="Times New Roman" w:eastAsia="Arial" w:hAnsi="Times New Roman" w:cs="Times New Roman"/>
-          <w:color w:val="000000"/>
-        </w:rPr>
-        <w:t xml:space="preserve">, </w:t>
-      </w:r>
-      <w:proofErr w:type="spellStart"/>
-      <w:r>
-        <w:rPr>
-          <w:rFonts w:ascii="Times New Roman" w:eastAsia="Arial" w:hAnsi="Times New Roman" w:cs="Times New Roman"/>
-          <w:color w:val="000000"/>
-        </w:rPr>
-        <w:t>Rasterio</w:t>
-      </w:r>
-      <w:proofErr w:type="spellEnd"/>
-      <w:r>
-        <w:rPr>
-          <w:rFonts w:ascii="Times New Roman" w:eastAsia="Arial" w:hAnsi="Times New Roman" w:cs="Times New Roman"/>
-          <w:color w:val="000000"/>
-        </w:rPr>
-        <w:t xml:space="preserve">, SciPy, </w:t>
-      </w:r>
-      <w:proofErr w:type="spellStart"/>
-      <w:r>
-        <w:rPr>
-          <w:rFonts w:ascii="Times New Roman" w:eastAsia="Arial" w:hAnsi="Times New Roman" w:cs="Times New Roman"/>
-          <w:color w:val="000000"/>
-        </w:rPr>
-        <w:t>PyTorch</w:t>
-      </w:r>
-      <w:proofErr w:type="spellEnd"/>
-      <w:r>
-        <w:rPr>
-          <w:rFonts w:ascii="Times New Roman" w:eastAsia="Arial" w:hAnsi="Times New Roman" w:cs="Times New Roman"/>
-          <w:color w:val="000000"/>
-        </w:rPr>
-        <w:t>, Scikit-learn, GDAL, ArcGIS, QGIS, MATLAB, Bash, Git, Linux/HPC environments, multiprocessing, parallel and distributed processing, scalable geospatial ETL, raster and vector analytics, spatial statistics, API-driven data ingestion, automated environmental data pipelines, and cloud/HPC-style large-scale analytics.</w:t>
+        <w:t>Python, Google Earth Engine Python and JavaScript APIs, Xarray, Dask, NumPy, Pandas, GeoPandas, Rasterio, SciPy, PyTorch, Scikit-learn, GDAL, ArcGIS, QGIS, MATLAB, Bash, Git, Linux/HPC environments, multiprocessing, parallel and distributed processing, scalable geospatial ETL, raster and vector analytics, spatial statistics, API-driven data ingestion, automated environmental data pipelines, and cloud/HPC-style large-scale analytics.</w:t>
       </w:r>
     </w:p>
     <w:p>
@@ -11805,85 +11386,12 @@
         </w:rPr>
         <w:t xml:space="preserve">Data Formats, Software Development, and Reproducibility: </w:t>
       </w:r>
-      <w:proofErr w:type="spellStart"/>
-      <w:r>
-        <w:rPr>
-          <w:rFonts w:ascii="Times New Roman" w:eastAsia="Arial" w:hAnsi="Times New Roman" w:cs="Times New Roman"/>
-          <w:color w:val="000000"/>
-        </w:rPr>
-        <w:t>NetCDF</w:t>
-      </w:r>
-      <w:proofErr w:type="spellEnd"/>
-      <w:r>
-        <w:rPr>
-          <w:rFonts w:ascii="Times New Roman" w:eastAsia="Arial" w:hAnsi="Times New Roman" w:cs="Times New Roman"/>
-          <w:color w:val="000000"/>
-        </w:rPr>
-        <w:t xml:space="preserve">, HDF5, </w:t>
-      </w:r>
-      <w:proofErr w:type="spellStart"/>
-      <w:r>
-        <w:rPr>
-          <w:rFonts w:ascii="Times New Roman" w:eastAsia="Arial" w:hAnsi="Times New Roman" w:cs="Times New Roman"/>
-          <w:color w:val="000000"/>
-        </w:rPr>
-        <w:t>GeoTIFF</w:t>
-      </w:r>
-      <w:proofErr w:type="spellEnd"/>
-      <w:r>
-        <w:rPr>
-          <w:rFonts w:ascii="Times New Roman" w:eastAsia="Arial" w:hAnsi="Times New Roman" w:cs="Times New Roman"/>
-          <w:color w:val="000000"/>
-        </w:rPr>
-        <w:t xml:space="preserve">, Cloud-Optimized </w:t>
-      </w:r>
-      <w:proofErr w:type="spellStart"/>
-      <w:r>
-        <w:rPr>
-          <w:rFonts w:ascii="Times New Roman" w:eastAsia="Arial" w:hAnsi="Times New Roman" w:cs="Times New Roman"/>
-          <w:color w:val="000000"/>
-        </w:rPr>
-        <w:t>GeoTIFF</w:t>
-      </w:r>
-      <w:proofErr w:type="spellEnd"/>
-      <w:r>
-        <w:rPr>
-          <w:rFonts w:ascii="Times New Roman" w:eastAsia="Arial" w:hAnsi="Times New Roman" w:cs="Times New Roman"/>
-          <w:color w:val="000000"/>
-        </w:rPr>
-        <w:t xml:space="preserve">, metadata-aware processing, reproducible workflows, scientific package development, </w:t>
-      </w:r>
-      <w:proofErr w:type="spellStart"/>
-      <w:r>
-        <w:rPr>
-          <w:rFonts w:ascii="Times New Roman" w:eastAsia="Arial" w:hAnsi="Times New Roman" w:cs="Times New Roman"/>
-          <w:color w:val="000000"/>
-        </w:rPr>
-        <w:t>PyPI</w:t>
-      </w:r>
-      <w:proofErr w:type="spellEnd"/>
-      <w:r>
-        <w:rPr>
-          <w:rFonts w:ascii="Times New Roman" w:eastAsia="Arial" w:hAnsi="Times New Roman" w:cs="Times New Roman"/>
-          <w:color w:val="000000"/>
-        </w:rPr>
-        <w:t xml:space="preserve"> package publication, Read the Docs documentation, REST APIs, dashboards, </w:t>
-      </w:r>
-      <w:proofErr w:type="spellStart"/>
-      <w:r>
-        <w:rPr>
-          <w:rFonts w:ascii="Times New Roman" w:eastAsia="Arial" w:hAnsi="Times New Roman" w:cs="Times New Roman"/>
-          <w:color w:val="000000"/>
-        </w:rPr>
-        <w:t>Plotly</w:t>
-      </w:r>
-      <w:proofErr w:type="spellEnd"/>
-      <w:r>
-        <w:rPr>
-          <w:rFonts w:ascii="Times New Roman" w:eastAsia="Arial" w:hAnsi="Times New Roman" w:cs="Times New Roman"/>
-          <w:color w:val="000000"/>
-        </w:rPr>
-        <w:t>, Matplotlib, technical documentation, and reproducible scientific workflows.</w:t>
+      <w:r>
+        <w:rPr>
+          <w:rFonts w:ascii="Times New Roman" w:eastAsia="Arial" w:hAnsi="Times New Roman" w:cs="Times New Roman"/>
+          <w:color w:val="000000"/>
+        </w:rPr>
+        <w:t>NetCDF, HDF5, GeoTIFF, Cloud-Optimized GeoTIFF, metadata-aware processing, reproducible workflows, scientific package development, PyPI package publication, Read the Docs documentation, REST APIs, dashboards, Plotly, Matplotlib, technical documentation, and reproducible scientific workflows.</w:t>
       </w:r>
     </w:p>
     <w:p>
@@ -12189,23 +11697,7 @@
           <w:rFonts w:ascii="Times New Roman" w:hAnsi="Times New Roman" w:cs="Times New Roman"/>
           <w:color w:val="auto"/>
         </w:rPr>
-        <w:t xml:space="preserve">Dr. Erkan </w:t>
-      </w:r>
-      <w:proofErr w:type="spellStart"/>
-      <w:r>
-        <w:rPr>
-          <w:rFonts w:ascii="Times New Roman" w:hAnsi="Times New Roman" w:cs="Times New Roman"/>
-          <w:color w:val="auto"/>
-        </w:rPr>
-        <w:t>Istanbulluoglu</w:t>
-      </w:r>
-      <w:proofErr w:type="spellEnd"/>
-      <w:r>
-        <w:rPr>
-          <w:rFonts w:ascii="Times New Roman" w:hAnsi="Times New Roman" w:cs="Times New Roman"/>
-          <w:color w:val="auto"/>
-        </w:rPr>
-        <w:t xml:space="preserve"> (</w:t>
+        <w:t>Dr. Erkan Istanbulluoglu (</w:t>
       </w:r>
       <w:hyperlink r:id="rId61" w:history="1">
         <w:r>
@@ -16039,6 +15531,7 @@
     <w:rsid w:val="00194441"/>
     <w:rsid w:val="001D6245"/>
     <w:rsid w:val="001E0F6F"/>
+    <w:rsid w:val="00220A9C"/>
     <w:rsid w:val="002227EE"/>
     <w:rsid w:val="00267D27"/>
     <w:rsid w:val="002971FC"/>
@@ -16089,6 +15582,7 @@
     <w:rsid w:val="00960276"/>
     <w:rsid w:val="00983433"/>
     <w:rsid w:val="009A00F6"/>
+    <w:rsid w:val="009D1B4C"/>
     <w:rsid w:val="009D7F6C"/>
     <w:rsid w:val="00A3504F"/>
     <w:rsid w:val="00A700C5"/>
